--- a/09_MANUALES/ES/WORD/09_Manual_De_Administrador.docx
+++ b/09_MANUALES/ES/WORD/09_Manual_De_Administrador.docx
@@ -2,7 +2,7 @@
 <file path=word/document.xml><?xml version="1.0" encoding="utf-8"?>
 <w:document xmlns:w="http://schemas.openxmlformats.org/wordprocessingml/2006/main" xmlns:m="http://schemas.openxmlformats.org/officeDocument/2006/math" xmlns:r="http://schemas.openxmlformats.org/officeDocument/2006/relationships" xmlns:o="urn:schemas-microsoft-com:office:office" xmlns:v="urn:schemas-microsoft-com:vml" xmlns:w10="urn:schemas-microsoft-com:office:word" xmlns:a="http://schemas.openxmlformats.org/drawingml/2006/main" xmlns:pic="http://schemas.openxmlformats.org/drawingml/2006/picture" xmlns:wp="http://schemas.openxmlformats.org/drawingml/2006/wordprocessingDrawing">
   <w:body>
-    <w:bookmarkStart w:id="111" w:name="manual-de-administrador"/>
+    <w:bookmarkStart w:id="153" w:name="manual-de-administrador"/>
     <w:p>
       <w:pPr>
         <w:pStyle w:val="Heading1"/>
@@ -64,7 +64,7 @@
         <w:pStyle w:val="BodyText"/>
       </w:pPr>
       <w:r>
-        <w:t xml:space="preserve">9 de octubre de 2026</w:t>
+        <w:t xml:space="preserve">16 de octubre de 2026</w:t>
       </w:r>
     </w:p>
     <w:p>
@@ -72,7 +72,7 @@
         <w:pStyle w:val="BodyText"/>
       </w:pPr>
       <w:r>
-        <w:t xml:space="preserve">Tipo de manual: Manual de administrador (administradores del negocio y administradores de TI) · Versión 3.1</w:t>
+        <w:t xml:space="preserve">Tipo de manual: Manual de administrador (administradores del negocio y administradores de TI) · Versión 4.0</w:t>
       </w:r>
     </w:p>
     <w:bookmarkStart w:id="20" w:name="control-de-versiones"/>
@@ -315,6 +315,52 @@
           </w:p>
         </w:tc>
       </w:tr>
+      <w:tr>
+        <w:tc>
+          <w:tcPr/>
+          <w:p>
+            <w:pPr>
+              <w:pStyle w:val="Compact"/>
+            </w:pPr>
+            <w:r>
+              <w:t xml:space="preserve">4.0</w:t>
+            </w:r>
+          </w:p>
+        </w:tc>
+        <w:tc>
+          <w:tcPr/>
+          <w:p>
+            <w:pPr>
+              <w:pStyle w:val="Compact"/>
+            </w:pPr>
+            <w:r>
+              <w:t xml:space="preserve">2026-10-16</w:t>
+            </w:r>
+          </w:p>
+        </w:tc>
+        <w:tc>
+          <w:tcPr/>
+          <w:p>
+            <w:pPr>
+              <w:pStyle w:val="Compact"/>
+            </w:pPr>
+            <w:r>
+              <w:t xml:space="preserve">Revisión contra el código del 16 de octubre de 2026. Las figuras pasaron de marcadores a capturas reales. Se actualizaron: bloqueo de la cuenta por intentos fallidos, asignación automática de operarios con la elección opcional del cliente, datos del negocio e informes de inspección guardados en el servidor, consentimiento de los documentos legales guardado al registrarse, creación automática del primer administrador con ADMIN_EMAIL y ADMIN_PASSWORD, textos del reembolso traducidos, nuevas trazas de la Tabla 15, riesgos de la Tabla 16 y temas del Anexo B que quedaron resueltos.</w:t>
+            </w:r>
+          </w:p>
+        </w:tc>
+        <w:tc>
+          <w:tcPr/>
+          <w:p>
+            <w:pPr>
+              <w:pStyle w:val="Compact"/>
+            </w:pPr>
+            <w:r>
+              <w:t xml:space="preserve">Equipo de desarrollo</w:t>
+            </w:r>
+          </w:p>
+        </w:tc>
+      </w:tr>
     </w:tbl>
     <w:p>
       <w:pPr>
@@ -1644,12 +1690,12 @@
           <w:numId w:val="1016"/>
         </w:numPr>
       </w:pPr>
-      <w:hyperlink w:anchor="Xa12ce862f6a7bc5bdaffd0b37b667e261a3fce0">
+      <w:hyperlink w:anchor="anexo-a-origen-de-las-capturas">
         <w:r>
           <w:rPr>
             <w:rStyle w:val="Hyperlink"/>
           </w:rPr>
-          <w:t xml:space="preserve">Anexo A. Lista de Figuras Pendientes de Captura</w:t>
+          <w:t xml:space="preserve">Anexo A. Origen de las Capturas</w:t>
         </w:r>
       </w:hyperlink>
     </w:p>
@@ -1744,7 +1790,7 @@
         <w:pStyle w:val="FirstParagraph"/>
       </w:pPr>
       <w:r>
-        <w:t xml:space="preserve">El manual se verificó contra el código fuente de la aplicación web y de los servicios (Equipo de Desarrollo Vehicle Washing, 2026b, 2026c, 2026d) y contra la documentación del proyecto actualizada al 9 de octubre de 2026 (Equipo de Desarrollo Vehicle Washing, 2026a). La aplicación web incluye un módulo de administración completo bajo la ruta</w:t>
+        <w:t xml:space="preserve">El manual se verificó contra el código fuente de la aplicación web y de los servicios (Equipo de Desarrollo Vehicle Washing, 2026b, 2026c, 2026d) y contra la documentación del proyecto actualizada al 16 de octubre de 2026 (Equipo de Desarrollo Vehicle Washing, 2026a). La aplicación web incluye un módulo de administración completo bajo la ruta</w:t>
       </w:r>
       <w:r>
         <w:t xml:space="preserve"> </w:t>
@@ -1765,7 +1811,7 @@
         <w:pStyle w:val="BodyText"/>
       </w:pPr>
       <w:r>
-        <w:t xml:space="preserve">No todas las pantallas del módulo guardan sus datos en el servidor. Algunas funciones están completas (el servidor las aplica y las guarda), mientras que otras todavía conservan sus datos solo en el navegador del administrador y no afectan al resto del sistema. La sección 6.3 indica el estado de cada función para que el administrador sepa qué datos son oficiales. Cuando la documentación no define un valor (por ejemplo, una política de retención o un objetivo de recuperación), el manual lo presenta como</w:t>
+        <w:t xml:space="preserve">Casi todas las pantallas del módulo guardan sus datos en el servidor. Las excepciones son los reportes, que se calculan en el navegador a partir de las reservas y los pagos, y la matriz de permisos, que se guarda en el servidor pero todavía no cambia lo que puede hacer cada rol. La sección 6.3 indica el estado de cada función para que el administrador sepa qué datos son oficiales. Cuando la documentación no define un valor (por ejemplo, una política de retención o un objetivo de recuperación), el manual lo presenta como</w:t>
       </w:r>
       <w:r>
         <w:t xml:space="preserve"> </w:t>
@@ -2006,7 +2052,7 @@
         </w:numPr>
       </w:pPr>
       <w:r>
-        <w:t xml:space="preserve">Las pantallas de administración de la aplicación Android, que sigue en desarrollo.</w:t>
+        <w:t xml:space="preserve">Las pantallas de administración de la aplicación Android, que ofrece módulos equivalentes a los de la web y se descarga desde la página de inicio.</w:t>
       </w:r>
     </w:p>
     <w:p>
@@ -2036,7 +2082,7 @@
         <w:pStyle w:val="FirstParagraph"/>
       </w:pPr>
       <w:r>
-        <w:t xml:space="preserve">La Tabla 2 resume el estado real de cada función en la versión del 9 de octubre de 2026. Se debe confirmar contra la versión final del software antes de publicar el manual.</w:t>
+        <w:t xml:space="preserve">La Tabla 2 resume el estado real de cada función en la versión del 16 de octubre de 2026, revisada contra el código y con el sistema en funcionamiento.</w:t>
       </w:r>
     </w:p>
     <w:p>
@@ -2430,7 +2476,7 @@
               <w:pStyle w:val="Compact"/>
             </w:pPr>
             <w:r>
-              <w:t xml:space="preserve">Solo en el navegador: no cambian los datos que ven los clientes.</w:t>
+              <w:t xml:space="preserve">Completa: se guardan en booking-service y son los que ven los clientes en la página de inicio y en el centro de ayuda.</w:t>
             </w:r>
           </w:p>
         </w:tc>
@@ -2592,7 +2638,7 @@
               <w:pStyle w:val="Compact"/>
             </w:pPr>
             <w:r>
-              <w:t xml:space="preserve">Asignación manual de operarios</w:t>
+              <w:t xml:space="preserve">Asignación de operarios</w:t>
             </w:r>
           </w:p>
         </w:tc>
@@ -2614,7 +2660,7 @@
               <w:pStyle w:val="Compact"/>
             </w:pPr>
             <w:r>
-              <w:t xml:space="preserve">Completa. La asignación automática está pendiente (deuda técnica TD-020).</w:t>
+              <w:t xml:space="preserve">Completa: el sistema asigna un operario libre al confirmarse la reserva (el que eligió el cliente, si sigue libre) y el administrador lo cambia a mano o asigna las reservas que quedaron sin operario.</w:t>
             </w:r>
           </w:p>
         </w:tc>
@@ -2660,7 +2706,7 @@
               <w:pStyle w:val="Compact"/>
             </w:pPr>
             <w:r>
-              <w:t xml:space="preserve">Parcial: el informe queda solo en el navegador, pero su resumen se envía al cliente por notificación y correo (</w:t>
+              <w:t xml:space="preserve">Completa: el informe y las fotos se guardan en operations-service y el cliente recibe el resumen con el enlace al informe por notificación y correo (</w:t>
             </w:r>
             <w:r>
               <w:rPr>
@@ -3156,7 +3202,23 @@
         </w:numPr>
       </w:pPr>
       <w:r>
-        <w:t xml:space="preserve">Asignar un operario a cada reserva, porque la asignación automática todavía no está disponible.</w:t>
+        <w:t xml:space="preserve">Revisar el bloque</w:t>
+      </w:r>
+      <w:r>
+        <w:t xml:space="preserve"> </w:t>
+      </w:r>
+      <w:r>
+        <w:rPr>
+          <w:b/>
+          <w:bCs/>
+        </w:rPr>
+        <w:t xml:space="preserve">Reservas sin operario</w:t>
+      </w:r>
+      <w:r>
+        <w:t xml:space="preserve"> </w:t>
+      </w:r>
+      <w:r>
+        <w:t xml:space="preserve">y asignar a mano las reservas que el sistema no pudo asignar porque no había operarios libres.</w:t>
       </w:r>
     </w:p>
     <w:p>
@@ -3465,7 +3527,7 @@
     </w:p>
     <w:bookmarkEnd w:id="34"/>
     <w:bookmarkEnd w:id="35"/>
-    <w:bookmarkStart w:id="40" w:name="Xf037e445ad3e0b3758dc12968f0c8d543a0c4d2"/>
+    <w:bookmarkStart w:id="46" w:name="Xf037e445ad3e0b3758dc12968f0c8d543a0c4d2"/>
     <w:p>
       <w:pPr>
         <w:pStyle w:val="Heading2"/>
@@ -3520,7 +3582,7 @@
       </w:r>
     </w:p>
     <w:bookmarkEnd w:id="36"/>
-    <w:bookmarkStart w:id="37" w:name="X535420654919e18421259f92350ebe71d477d43"/>
+    <w:bookmarkStart w:id="40" w:name="X535420654919e18421259f92350ebe71d477d43"/>
     <w:p>
       <w:pPr>
         <w:pStyle w:val="Heading3"/>
@@ -3634,34 +3696,18 @@
         <w:pStyle w:val="FirstParagraph"/>
       </w:pPr>
       <w:r>
-        <w:t xml:space="preserve">La sesión dura una hora; al vencerse, el administrador debe ingresar de nuevo. La versión actual</w:t>
-      </w:r>
-      <w:r>
-        <w:t xml:space="preserve"> </w:t>
-      </w:r>
+        <w:t xml:space="preserve">La sesión dura una hora; al vencerse, el administrador debe ingresar de nuevo. Después de cinco intentos fallidos en menos de 15 minutos, la cuenta queda bloqueada durante 15 minutos; restablecer la contraseña la desbloquea de inmediato. Aun así, las contraseñas de administrador deben ser largas y únicas (sección 17.1).</w:t>
+      </w:r>
+    </w:p>
+    <w:p>
+      <w:pPr>
+        <w:pStyle w:val="BodyText"/>
+      </w:pPr>
       <w:r>
         <w:rPr>
           <w:b/>
           <w:bCs/>
         </w:rPr>
-        <w:t xml:space="preserve">no bloquea las cuentas después de intentos fallidos</w:t>
-      </w:r>
-      <w:r>
-        <w:t xml:space="preserve"> </w:t>
-      </w:r>
-      <w:r>
-        <w:t xml:space="preserve">(deuda técnica TD-003), por lo que las contraseñas de administrador deben ser largas y únicas (sección 17.1).</w:t>
-      </w:r>
-    </w:p>
-    <w:p>
-      <w:pPr>
-        <w:pStyle w:val="BodyText"/>
-      </w:pPr>
-      <w:r>
-        <w:rPr>
-          <w:b/>
-          <w:bCs/>
-        </w:rPr>
         <w:t xml:space="preserve">Figura 1</w:t>
       </w:r>
     </w:p>
@@ -3679,63 +3725,53 @@
     </w:p>
     <w:p>
       <w:pPr>
-        <w:pStyle w:val="BlockText"/>
-      </w:pPr>
-      <w:r>
-        <w:rPr>
-          <w:b/>
-          <w:bCs/>
-        </w:rPr>
-        <w:t xml:space="preserve">Captura por insertar.</w:t>
-      </w:r>
-      <w:r>
-        <w:t xml:space="preserve"> </w:t>
-      </w:r>
-      <w:r>
-        <w:rPr>
-          <w:b/>
-          <w:bCs/>
-        </w:rPr>
-        <w:t xml:space="preserve">Pantalla:</w:t>
-      </w:r>
-      <w:r>
-        <w:t xml:space="preserve"> </w:t>
-      </w:r>
-      <w:r>
-        <w:t xml:space="preserve">Iniciar Sesión (ruta</w:t>
-      </w:r>
-      <w:r>
-        <w:t xml:space="preserve"> </w:t>
-      </w:r>
-      <w:r>
-        <w:rPr>
-          <w:i/>
-          <w:iCs/>
-        </w:rPr>
-        <w:t xml:space="preserve">/auth</w:t>
-      </w:r>
-      <w:r>
-        <w:t xml:space="preserve">).</w:t>
-      </w:r>
-      <w:r>
-        <w:t xml:space="preserve"> </w:t>
-      </w:r>
-      <w:r>
-        <w:rPr>
-          <w:b/>
-          <w:bCs/>
-        </w:rPr>
-        <w:t xml:space="preserve">Contenido:</w:t>
-      </w:r>
-      <w:r>
-        <w:t xml:space="preserve"> </w:t>
-      </w:r>
-      <w:r>
-        <w:t xml:space="preserve">formulario con los campos Correo Electrónico y Contraseña, el enlace "¿Olvidaste tu contraseña?" y el botón Iniciar Sesión, diligenciado con una cuenta de prueba y sin mostrar la contraseña.</w:t>
-      </w:r>
-    </w:p>
-    <w:bookmarkEnd w:id="37"/>
-    <w:bookmarkStart w:id="38" w:name="X255e7120ec720a052ac09c9f80cc0bad083b61e"/>
+        <w:pStyle w:val="BodyText"/>
+      </w:pPr>
+      <w:r>
+        <w:drawing>
+          <wp:inline>
+            <wp:extent cx="5334000" cy="3201961"/>
+            <wp:effectExtent b="0" l="0" r="0" t="0"/>
+            <wp:docPr descr="Ingreso del Administrador" title="" id="38" name="Picture"/>
+            <a:graphic>
+              <a:graphicData uri="http://schemas.openxmlformats.org/drawingml/2006/picture">
+                <pic:pic>
+                  <pic:nvPicPr>
+                    <pic:cNvPr descr="capturas/administrador-01-ingreso-del-administrador.jpg" id="39" name="Picture"/>
+                    <pic:cNvPicPr>
+                      <a:picLocks noChangeArrowheads="1" noChangeAspect="1"/>
+                    </pic:cNvPicPr>
+                  </pic:nvPicPr>
+                  <pic:blipFill>
+                    <a:blip r:embed="rId37"/>
+                    <a:stretch>
+                      <a:fillRect/>
+                    </a:stretch>
+                  </pic:blipFill>
+                  <pic:spPr bwMode="auto">
+                    <a:xfrm>
+                      <a:off x="0" y="0"/>
+                      <a:ext cx="5334000" cy="3201961"/>
+                    </a:xfrm>
+                    <a:prstGeom prst="rect">
+                      <a:avLst/>
+                    </a:prstGeom>
+                    <a:noFill/>
+                    <a:ln w="9525">
+                      <a:noFill/>
+                      <a:headEnd/>
+                      <a:tailEnd/>
+                    </a:ln>
+                  </pic:spPr>
+                </pic:pic>
+              </a:graphicData>
+            </a:graphic>
+          </wp:inline>
+        </w:drawing>
+      </w:r>
+    </w:p>
+    <w:bookmarkEnd w:id="40"/>
+    <w:bookmarkStart w:id="44" w:name="X255e7120ec720a052ac09c9f80cc0bad083b61e"/>
     <w:p>
       <w:pPr>
         <w:pStyle w:val="Heading3"/>
@@ -4258,87 +4294,185 @@
     </w:p>
     <w:p>
       <w:pPr>
-        <w:pStyle w:val="BlockText"/>
-      </w:pPr>
-      <w:r>
-        <w:rPr>
-          <w:b/>
-          <w:bCs/>
-        </w:rPr>
-        <w:t xml:space="preserve">Captura por insertar.</w:t>
-      </w:r>
-      <w:r>
-        <w:t xml:space="preserve"> </w:t>
-      </w:r>
-      <w:r>
-        <w:rPr>
-          <w:b/>
-          <w:bCs/>
-        </w:rPr>
-        <w:t xml:space="preserve">Pantalla:</w:t>
-      </w:r>
-      <w:r>
-        <w:t xml:space="preserve"> </w:t>
-      </w:r>
-      <w:r>
-        <w:t xml:space="preserve">Dashboard (ruta</w:t>
-      </w:r>
-      <w:r>
-        <w:t xml:space="preserve"> </w:t>
+        <w:pStyle w:val="BodyText"/>
+      </w:pPr>
+      <w:r>
+        <w:drawing>
+          <wp:inline>
+            <wp:extent cx="5334000" cy="4174265"/>
+            <wp:effectExtent b="0" l="0" r="0" t="0"/>
+            <wp:docPr descr="Panel de Control General" title="" id="42" name="Picture"/>
+            <a:graphic>
+              <a:graphicData uri="http://schemas.openxmlformats.org/drawingml/2006/picture">
+                <pic:pic>
+                  <pic:nvPicPr>
+                    <pic:cNvPr descr="capturas/administrador-02-panel-de-control-general.jpg" id="43" name="Picture"/>
+                    <pic:cNvPicPr>
+                      <a:picLocks noChangeArrowheads="1" noChangeAspect="1"/>
+                    </pic:cNvPicPr>
+                  </pic:nvPicPr>
+                  <pic:blipFill>
+                    <a:blip r:embed="rId41"/>
+                    <a:stretch>
+                      <a:fillRect/>
+                    </a:stretch>
+                  </pic:blipFill>
+                  <pic:spPr bwMode="auto">
+                    <a:xfrm>
+                      <a:off x="0" y="0"/>
+                      <a:ext cx="5334000" cy="4174265"/>
+                    </a:xfrm>
+                    <a:prstGeom prst="rect">
+                      <a:avLst/>
+                    </a:prstGeom>
+                    <a:noFill/>
+                    <a:ln w="9525">
+                      <a:noFill/>
+                      <a:headEnd/>
+                      <a:tailEnd/>
+                    </a:ln>
+                  </pic:spPr>
+                </pic:pic>
+              </a:graphicData>
+            </a:graphic>
+          </wp:inline>
+        </w:drawing>
+      </w:r>
+    </w:p>
+    <w:bookmarkEnd w:id="44"/>
+    <w:bookmarkStart w:id="45" w:name="Xd470dd3df1ab10af4affed20d24a30af614365c"/>
+    <w:p>
+      <w:pPr>
+        <w:pStyle w:val="Heading3"/>
+      </w:pPr>
+      <w:r>
+        <w:t xml:space="preserve">8.4 Primera Cuenta de Administrador</w:t>
+      </w:r>
+    </w:p>
+    <w:p>
+      <w:pPr>
+        <w:pStyle w:val="FirstParagraph"/>
+      </w:pPr>
+      <w:r>
+        <w:t xml:space="preserve">Los datos iniciales cargan los tres roles, pero ninguna cuenta de usuario. Cuando el servicio de seguridad corre con el perfil de desarrollo (</w:t>
       </w:r>
       <w:r>
         <w:rPr>
           <w:i/>
           <w:iCs/>
         </w:rPr>
-        <w:t xml:space="preserve">/admin</w:t>
-      </w:r>
-      <w:r>
-        <w:t xml:space="preserve">).</w:t>
-      </w:r>
-      <w:r>
-        <w:t xml:space="preserve"> </w:t>
-      </w:r>
-      <w:r>
-        <w:rPr>
-          <w:b/>
-          <w:bCs/>
-        </w:rPr>
-        <w:t xml:space="preserve">Contenido:</w:t>
-      </w:r>
-      <w:r>
-        <w:t xml:space="preserve"> </w:t>
-      </w:r>
-      <w:r>
-        <w:t xml:space="preserve">el saludo, las tarjetas de indicadores, la gráfica de ingresos de los últimos 7 días, el estado de los operarios, los pagos pendientes de revisión y las reservas sin operario, con datos de prueba.</w:t>
-      </w:r>
-    </w:p>
-    <w:bookmarkEnd w:id="38"/>
-    <w:bookmarkStart w:id="39" w:name="Xd470dd3df1ab10af4affed20d24a30af614365c"/>
-    <w:p>
-      <w:pPr>
-        <w:pStyle w:val="Heading3"/>
-      </w:pPr>
-      <w:r>
-        <w:t xml:space="preserve">8.4 Primera Cuenta de Administrador</w:t>
-      </w:r>
-    </w:p>
-    <w:p>
-      <w:pPr>
-        <w:pStyle w:val="FirstParagraph"/>
-      </w:pPr>
-      <w:r>
-        <w:t xml:space="preserve">Los datos iniciales cargan los tres roles, pero ninguna cuenta de usuario. Cuando el servicio de seguridad corre con el perfil de desarrollo (</w:t>
+        <w:t xml:space="preserve">dev</w:t>
+      </w:r>
+      <w:r>
+        <w:t xml:space="preserve">), crea una cuenta de demostración por rol (administrador, operario y cliente); sus credenciales aparecen en la guía del equipo del repositorio de infraestructura y nunca se deben usar fuera de un equipo local.</w:t>
+      </w:r>
+    </w:p>
+    <w:p>
+      <w:pPr>
+        <w:pStyle w:val="BodyText"/>
+      </w:pPr>
+      <w:r>
+        <w:t xml:space="preserve">En cualquier otro entorno, como el servidor público, la primera cuenta de administrador la crea security-service al arrancar (</w:t>
       </w:r>
       <w:r>
         <w:rPr>
           <w:i/>
           <w:iCs/>
         </w:rPr>
-        <w:t xml:space="preserve">dev</w:t>
-      </w:r>
-      <w:r>
-        <w:t xml:space="preserve">), crea una cuenta de demostración por rol (administrador, operario y cliente); sus credenciales aparecen en la guía del equipo del repositorio de infraestructura y nunca se deben usar fuera de un equipo local.</w:t>
+        <w:t xml:space="preserve">AdministratorBootstrapRunner</w:t>
+      </w:r>
+      <w:r>
+        <w:t xml:space="preserve">). El administrador de TI escribe</w:t>
+      </w:r>
+      <w:r>
+        <w:t xml:space="preserve"> </w:t>
+      </w:r>
+      <w:r>
+        <w:rPr>
+          <w:i/>
+          <w:iCs/>
+        </w:rPr>
+        <w:t xml:space="preserve">ADMIN_EMAIL</w:t>
+      </w:r>
+      <w:r>
+        <w:t xml:space="preserve"> </w:t>
+      </w:r>
+      <w:r>
+        <w:t xml:space="preserve">y</w:t>
+      </w:r>
+      <w:r>
+        <w:t xml:space="preserve"> </w:t>
+      </w:r>
+      <w:r>
+        <w:rPr>
+          <w:i/>
+          <w:iCs/>
+        </w:rPr>
+        <w:t xml:space="preserve">ADMIN_PASSWORD</w:t>
+      </w:r>
+      <w:r>
+        <w:t xml:space="preserve"> </w:t>
+      </w:r>
+      <w:r>
+        <w:t xml:space="preserve">(y, si quiere,</w:t>
+      </w:r>
+      <w:r>
+        <w:t xml:space="preserve"> </w:t>
+      </w:r>
+      <w:r>
+        <w:rPr>
+          <w:i/>
+          <w:iCs/>
+        </w:rPr>
+        <w:t xml:space="preserve">ADMIN_FIRST_NAME</w:t>
+      </w:r>
+      <w:r>
+        <w:t xml:space="preserve"> </w:t>
+      </w:r>
+      <w:r>
+        <w:t xml:space="preserve">y</w:t>
+      </w:r>
+      <w:r>
+        <w:t xml:space="preserve"> </w:t>
+      </w:r>
+      <w:r>
+        <w:rPr>
+          <w:i/>
+          <w:iCs/>
+        </w:rPr>
+        <w:t xml:space="preserve">ADMIN_LAST_NAME</w:t>
+      </w:r>
+      <w:r>
+        <w:t xml:space="preserve">) en el archivo</w:t>
+      </w:r>
+      <w:r>
+        <w:t xml:space="preserve"> </w:t>
+      </w:r>
+      <w:r>
+        <w:rPr>
+          <w:i/>
+          <w:iCs/>
+        </w:rPr>
+        <w:t xml:space="preserve">.env.production</w:t>
+      </w:r>
+      <w:r>
+        <w:t xml:space="preserve"> </w:t>
+      </w:r>
+      <w:r>
+        <w:t xml:space="preserve">del servidor y reinicia el servicio. Si todavía no existe ninguna cuenta con el rol ADMIN, el servicio la crea con las mismas reglas de cualquier cuenta (política de contraseñas, correo y documento únicos) y el registro muestra</w:t>
+      </w:r>
+      <w:r>
+        <w:t xml:space="preserve"> </w:t>
+      </w:r>
+      <w:r>
+        <w:rPr>
+          <w:i/>
+          <w:iCs/>
+        </w:rPr>
+        <w:t xml:space="preserve">First administrator created</w:t>
+      </w:r>
+      <w:r>
+        <w:t xml:space="preserve">. Si ya existe un administrador, las variables se ignoran y se pueden borrar del archivo. La contraseña se escribe directamente en el servidor y nunca se guarda en un repositorio.</w:t>
       </w:r>
     </w:p>
     <w:p>
@@ -4346,7 +4480,7 @@
         <w:pStyle w:val="BodyText"/>
       </w:pPr>
       <w:r>
-        <w:t xml:space="preserve">En cualquier otro entorno, el administrador de TI crea la primera cuenta de administrador con este procedimiento, porque una contraseña no se puede insertar directamente con SQL (se guarda como un hash BCrypt que solo genera la aplicación):</w:t>
+        <w:t xml:space="preserve">Para convertir en administrador una cuenta que ya existe (por ejemplo, una registrada desde la pantalla pública), el rol se puede asignar con SQL, porque la contraseña ya la generó la aplicación:</w:t>
       </w:r>
     </w:p>
     <w:p>
@@ -4358,7 +4492,7 @@
         </w:numPr>
       </w:pPr>
       <w:r>
-        <w:t xml:space="preserve">Registrar la cuenta desde la pantalla pública de registro con el correo que tendrá el administrador. Esto crea la persona, la cuenta y el rol CLIENT.</w:t>
+        <w:t xml:space="preserve">Verificar que la persona ya tiene su cuenta (si no, que se registre desde la pantalla pública).</w:t>
       </w:r>
     </w:p>
     <w:p>
@@ -4674,9 +4808,9 @@
         <w:t xml:space="preserve">(sección 9.3), no con SQL.</w:t>
       </w:r>
     </w:p>
-    <w:bookmarkEnd w:id="39"/>
-    <w:bookmarkEnd w:id="40"/>
-    <w:bookmarkStart w:id="47" w:name="Xc17ebaf853915c49fb2d7f93be56b4451ffaaf4"/>
+    <w:bookmarkEnd w:id="45"/>
+    <w:bookmarkEnd w:id="46"/>
+    <w:bookmarkStart w:id="59" w:name="Xc17ebaf853915c49fb2d7f93be56b4451ffaaf4"/>
     <w:p>
       <w:pPr>
         <w:pStyle w:val="Heading2"/>
@@ -4726,7 +4860,7 @@
         <w:t xml:space="preserve">. La contraseña se guarda solo como un hash BCrypt: ningún administrador puede verla ni recuperarla (OWASP Foundation, 2021).</w:t>
       </w:r>
     </w:p>
-    <w:bookmarkStart w:id="41" w:name="Xc6659723da5af3c2593f078d5ef369777de9cd2"/>
+    <w:bookmarkStart w:id="47" w:name="Xc6659723da5af3c2593f078d5ef369777de9cd2"/>
     <w:p>
       <w:pPr>
         <w:pStyle w:val="Heading3"/>
@@ -4801,8 +4935,8 @@
         <w:t xml:space="preserve">Solo se asigna el rol necesario y la cuenta se desactiva cuando ya no se necesita.</w:t>
       </w:r>
     </w:p>
-    <w:bookmarkEnd w:id="41"/>
-    <w:bookmarkStart w:id="42" w:name="X28d0b0f24eb8817bc5b67d4b5d1ce7f124bbfb3"/>
+    <w:bookmarkEnd w:id="47"/>
+    <w:bookmarkStart w:id="51" w:name="X28d0b0f24eb8817bc5b67d4b5d1ce7f124bbfb3"/>
     <w:p>
       <w:pPr>
         <w:pStyle w:val="Heading3"/>
@@ -5034,63 +5168,53 @@
     </w:p>
     <w:p>
       <w:pPr>
-        <w:pStyle w:val="BlockText"/>
-      </w:pPr>
-      <w:r>
-        <w:rPr>
-          <w:b/>
-          <w:bCs/>
-        </w:rPr>
-        <w:t xml:space="preserve">Captura por insertar.</w:t>
-      </w:r>
-      <w:r>
-        <w:t xml:space="preserve"> </w:t>
-      </w:r>
-      <w:r>
-        <w:rPr>
-          <w:b/>
-          <w:bCs/>
-        </w:rPr>
-        <w:t xml:space="preserve">Pantalla:</w:t>
-      </w:r>
-      <w:r>
-        <w:t xml:space="preserve"> </w:t>
-      </w:r>
-      <w:r>
-        <w:t xml:space="preserve">Gestión &gt; Usuarios (ruta</w:t>
-      </w:r>
-      <w:r>
-        <w:t xml:space="preserve"> </w:t>
-      </w:r>
-      <w:r>
-        <w:rPr>
-          <w:i/>
-          <w:iCs/>
-        </w:rPr>
-        <w:t xml:space="preserve">/admin/management</w:t>
-      </w:r>
-      <w:r>
-        <w:t xml:space="preserve">).</w:t>
-      </w:r>
-      <w:r>
-        <w:t xml:space="preserve"> </w:t>
-      </w:r>
-      <w:r>
-        <w:rPr>
-          <w:b/>
-          <w:bCs/>
-        </w:rPr>
-        <w:t xml:space="preserve">Contenido:</w:t>
-      </w:r>
-      <w:r>
-        <w:t xml:space="preserve"> </w:t>
-      </w:r>
-      <w:r>
-        <w:t xml:space="preserve">los filtros, el botón Crear usuario y la tabla con al menos tres cuentas de roles distintos, sin datos personales reales.</w:t>
-      </w:r>
-    </w:p>
-    <w:bookmarkEnd w:id="42"/>
-    <w:bookmarkStart w:id="43" w:name="X29a540a88e645cf57d5f0280bc8ad4fb5151d64"/>
+        <w:pStyle w:val="BodyText"/>
+      </w:pPr>
+      <w:r>
+        <w:drawing>
+          <wp:inline>
+            <wp:extent cx="5334000" cy="3201961"/>
+            <wp:effectExtent b="0" l="0" r="0" t="0"/>
+            <wp:docPr descr="Lista de Usuarios" title="" id="49" name="Picture"/>
+            <a:graphic>
+              <a:graphicData uri="http://schemas.openxmlformats.org/drawingml/2006/picture">
+                <pic:pic>
+                  <pic:nvPicPr>
+                    <pic:cNvPr descr="capturas/administrador-03-lista-de-usuarios.jpg" id="50" name="Picture"/>
+                    <pic:cNvPicPr>
+                      <a:picLocks noChangeArrowheads="1" noChangeAspect="1"/>
+                    </pic:cNvPicPr>
+                  </pic:nvPicPr>
+                  <pic:blipFill>
+                    <a:blip r:embed="rId48"/>
+                    <a:stretch>
+                      <a:fillRect/>
+                    </a:stretch>
+                  </pic:blipFill>
+                  <pic:spPr bwMode="auto">
+                    <a:xfrm>
+                      <a:off x="0" y="0"/>
+                      <a:ext cx="5334000" cy="3201961"/>
+                    </a:xfrm>
+                    <a:prstGeom prst="rect">
+                      <a:avLst/>
+                    </a:prstGeom>
+                    <a:noFill/>
+                    <a:ln w="9525">
+                      <a:noFill/>
+                      <a:headEnd/>
+                      <a:tailEnd/>
+                    </a:ln>
+                  </pic:spPr>
+                </pic:pic>
+              </a:graphicData>
+            </a:graphic>
+          </wp:inline>
+        </w:drawing>
+      </w:r>
+    </w:p>
+    <w:bookmarkEnd w:id="51"/>
+    <w:bookmarkStart w:id="55" w:name="X29a540a88e645cf57d5f0280bc8ad4fb5151d64"/>
     <w:p>
       <w:pPr>
         <w:pStyle w:val="Heading3"/>
@@ -5379,50 +5503,53 @@
     </w:p>
     <w:p>
       <w:pPr>
-        <w:pStyle w:val="BlockText"/>
-      </w:pPr>
-      <w:r>
-        <w:rPr>
-          <w:b/>
-          <w:bCs/>
-        </w:rPr>
-        <w:t xml:space="preserve">Captura por insertar.</w:t>
-      </w:r>
-      <w:r>
-        <w:t xml:space="preserve"> </w:t>
-      </w:r>
-      <w:r>
-        <w:rPr>
-          <w:b/>
-          <w:bCs/>
-        </w:rPr>
-        <w:t xml:space="preserve">Pantalla:</w:t>
-      </w:r>
-      <w:r>
-        <w:t xml:space="preserve"> </w:t>
-      </w:r>
-      <w:r>
-        <w:t xml:space="preserve">Gestión &gt; Usuarios &gt; Crear usuario.</w:t>
-      </w:r>
-      <w:r>
-        <w:t xml:space="preserve"> </w:t>
-      </w:r>
-      <w:r>
-        <w:rPr>
-          <w:b/>
-          <w:bCs/>
-        </w:rPr>
-        <w:t xml:space="preserve">Contenido:</w:t>
-      </w:r>
-      <w:r>
-        <w:t xml:space="preserve"> </w:t>
-      </w:r>
-      <w:r>
-        <w:t xml:space="preserve">la ventana con los campos de número de documento, nombres, correo, teléfono, contraseña temporal y Rol asignado diligenciados con datos de prueba.</w:t>
-      </w:r>
-    </w:p>
-    <w:bookmarkEnd w:id="43"/>
-    <w:bookmarkStart w:id="44" w:name="X43bc96371a5bd65c58c103ed53996d074e9a893"/>
+        <w:pStyle w:val="BodyText"/>
+      </w:pPr>
+      <w:r>
+        <w:drawing>
+          <wp:inline>
+            <wp:extent cx="5334000" cy="9804400"/>
+            <wp:effectExtent b="0" l="0" r="0" t="0"/>
+            <wp:docPr descr="Ventana para Crear un Usuario" title="" id="53" name="Picture"/>
+            <a:graphic>
+              <a:graphicData uri="http://schemas.openxmlformats.org/drawingml/2006/picture">
+                <pic:pic>
+                  <pic:nvPicPr>
+                    <pic:cNvPr descr="capturas/administrador-04-ventana-para-crear-un-usuario.jpg" id="54" name="Picture"/>
+                    <pic:cNvPicPr>
+                      <a:picLocks noChangeArrowheads="1" noChangeAspect="1"/>
+                    </pic:cNvPicPr>
+                  </pic:nvPicPr>
+                  <pic:blipFill>
+                    <a:blip r:embed="rId52"/>
+                    <a:stretch>
+                      <a:fillRect/>
+                    </a:stretch>
+                  </pic:blipFill>
+                  <pic:spPr bwMode="auto">
+                    <a:xfrm>
+                      <a:off x="0" y="0"/>
+                      <a:ext cx="5334000" cy="9804400"/>
+                    </a:xfrm>
+                    <a:prstGeom prst="rect">
+                      <a:avLst/>
+                    </a:prstGeom>
+                    <a:noFill/>
+                    <a:ln w="9525">
+                      <a:noFill/>
+                      <a:headEnd/>
+                      <a:tailEnd/>
+                    </a:ln>
+                  </pic:spPr>
+                </pic:pic>
+              </a:graphicData>
+            </a:graphic>
+          </wp:inline>
+        </w:drawing>
+      </w:r>
+    </w:p>
+    <w:bookmarkEnd w:id="55"/>
+    <w:bookmarkStart w:id="56" w:name="X43bc96371a5bd65c58c103ed53996d074e9a893"/>
     <w:p>
       <w:pPr>
         <w:pStyle w:val="Heading3"/>
@@ -5548,8 +5675,8 @@
         <w:t xml:space="preserve">El sistema no permite que un administrador desactive su propia cuenta ("No puedes desactivar tu propia cuenta"). Antes de desactivar a un administrador, verificar que quede al menos otro administrador activo.</w:t>
       </w:r>
     </w:p>
-    <w:bookmarkEnd w:id="44"/>
-    <w:bookmarkStart w:id="45" w:name="X8662e11bc1e92561aa451463c229b068e9615a9"/>
+    <w:bookmarkEnd w:id="56"/>
+    <w:bookmarkStart w:id="57" w:name="X8662e11bc1e92561aa451463c229b068e9615a9"/>
     <w:p>
       <w:pPr>
         <w:pStyle w:val="Heading3"/>
@@ -5793,8 +5920,8 @@
         </w:tc>
       </w:tr>
     </w:tbl>
-    <w:bookmarkEnd w:id="45"/>
-    <w:bookmarkStart w:id="46" w:name="Xa4f4a6f66877742e052493bd7ce5815b966816a"/>
+    <w:bookmarkEnd w:id="57"/>
+    <w:bookmarkStart w:id="58" w:name="Xa4f4a6f66877742e052493bd7ce5815b966816a"/>
     <w:p>
       <w:pPr>
         <w:pStyle w:val="Heading3"/>
@@ -5958,9 +6085,9 @@
         <w:t xml:space="preserve">;</w:t>
       </w:r>
     </w:p>
-    <w:bookmarkEnd w:id="46"/>
-    <w:bookmarkEnd w:id="47"/>
-    <w:bookmarkStart w:id="51" w:name="Xdc9957bc12226378ea4b605a6bb72f9d2a21244"/>
+    <w:bookmarkEnd w:id="58"/>
+    <w:bookmarkEnd w:id="59"/>
+    <w:bookmarkStart w:id="63" w:name="Xdc9957bc12226378ea4b605a6bb72f9d2a21244"/>
     <w:p>
       <w:pPr>
         <w:pStyle w:val="Heading2"/>
@@ -5969,7 +6096,7 @@
         <w:t xml:space="preserve">10. Gestión de Roles y Permisos</w:t>
       </w:r>
     </w:p>
-    <w:bookmarkStart w:id="48" w:name="Xdd7198f8347886144bc370544fc5cb256bcbeae"/>
+    <w:bookmarkStart w:id="60" w:name="Xdd7198f8347886144bc370544fc5cb256bcbeae"/>
     <w:p>
       <w:pPr>
         <w:pStyle w:val="Heading3"/>
@@ -6696,8 +6823,8 @@
         <w:t xml:space="preserve">Elaborado por los autores a partir de los endpoints de cada servicio y los roles que exigen.</w:t>
       </w:r>
     </w:p>
-    <w:bookmarkEnd w:id="48"/>
-    <w:bookmarkStart w:id="49" w:name="X53bbd6f003daa56d9349621134c1e543aa4f8f4"/>
+    <w:bookmarkEnd w:id="60"/>
+    <w:bookmarkStart w:id="61" w:name="X53bbd6f003daa56d9349621134c1e543aa4f8f4"/>
     <w:p>
       <w:pPr>
         <w:pStyle w:val="Heading3"/>
@@ -6714,8 +6841,8 @@
         <w:t xml:space="preserve">Un rol válido no basta: cada servicio también verifica la propiedad del recurso. Un operario no puede iniciar ni finalizar un servicio asignado a otro operario, y un cliente solo llega a sus propias reservas, vehículos y pagos. Cada servicio valida el token y el rol que exige cada ruta; el gateway solo enruta las solicitudes y no valida tokens (ADR-006). Una solicitud de un rol a un recurso de otro devuelve el error 403.</w:t>
       </w:r>
     </w:p>
-    <w:bookmarkEnd w:id="49"/>
-    <w:bookmarkStart w:id="50" w:name="Xe863b9e1c8307d81936e990725034c015fa7c16"/>
+    <w:bookmarkEnd w:id="61"/>
+    <w:bookmarkStart w:id="62" w:name="Xe863b9e1c8307d81936e990725034c015fa7c16"/>
     <w:p>
       <w:pPr>
         <w:pStyle w:val="Heading3"/>
@@ -6817,9 +6944,9 @@
         <w:t xml:space="preserve">Archivar la solicitud con la fecha y el autor del cambio.</w:t>
       </w:r>
     </w:p>
-    <w:bookmarkEnd w:id="50"/>
-    <w:bookmarkEnd w:id="51"/>
-    <w:bookmarkStart w:id="58" w:name="X0b2effce8a928dbdb2d407db77e8191da65100d"/>
+    <w:bookmarkEnd w:id="62"/>
+    <w:bookmarkEnd w:id="63"/>
+    <w:bookmarkStart w:id="76" w:name="X0b2effce8a928dbdb2d407db77e8191da65100d"/>
     <w:p>
       <w:pPr>
         <w:pStyle w:val="Heading2"/>
@@ -6828,7 +6955,7 @@
         <w:t xml:space="preserve">11. Configuración del Sistema</w:t>
       </w:r>
     </w:p>
-    <w:bookmarkStart w:id="52" w:name="Xf90c5d88f08858c587499f143bef3a651e1ad34"/>
+    <w:bookmarkStart w:id="64" w:name="Xf90c5d88f08858c587499f143bef3a651e1ad34"/>
     <w:p>
       <w:pPr>
         <w:pStyle w:val="Heading3"/>
@@ -6865,7 +6992,33 @@
         <w:t xml:space="preserve">/admin/settings</w:t>
       </w:r>
       <w:r>
-        <w:t xml:space="preserve">) muestra la razón social, el NIT, el representante legal, la dirección, los teléfonos, el correo, la información tributaria y los canales oficiales del lavadero. En la versión actual</w:t>
+        <w:t xml:space="preserve">) muestra la razón social, el NIT, el representante legal, la dirección, los teléfonos, el correo, la información tributaria y los canales oficiales del lavadero. Estos datos se guardan en booking-service (</w:t>
+      </w:r>
+      <w:r>
+        <w:rPr>
+          <w:i/>
+          <w:iCs/>
+        </w:rPr>
+        <w:t xml:space="preserve">GET</w:t>
+      </w:r>
+      <w:r>
+        <w:t xml:space="preserve"> </w:t>
+      </w:r>
+      <w:r>
+        <w:t xml:space="preserve">y</w:t>
+      </w:r>
+      <w:r>
+        <w:t xml:space="preserve"> </w:t>
+      </w:r>
+      <w:r>
+        <w:rPr>
+          <w:i/>
+          <w:iCs/>
+        </w:rPr>
+        <w:t xml:space="preserve">PUT /api/v1/admin/establishment</w:t>
+      </w:r>
+      <w:r>
+        <w:t xml:space="preserve">), que valida cada campo antes de guardarlo. Son los mismos que ven los clientes en la página de inicio, en el pie de página y en el centro de ayuda, por lo que un cambio se refleja para todos los usuarios al recargar la página. Las cuentas y los códigos QR para recibir pagos se configuran aparte, en</w:t>
       </w:r>
       <w:r>
         <w:t xml:space="preserve"> </w:t>
@@ -6875,27 +7028,17 @@
           <w:b/>
           <w:bCs/>
         </w:rPr>
-        <w:t xml:space="preserve">estos datos se guardan solo en el navegador del administrador</w:t>
-      </w:r>
-      <w:r>
-        <w:t xml:space="preserve"> </w:t>
-      </w:r>
-      <w:r>
-        <w:t xml:space="preserve">(deuda técnica TD-013): no cambian la información que ven los clientes. La dirección, el teléfono y el correo que ven los clientes en el centro de ayuda provienen del registro del establecimiento en booking-service (</w:t>
-      </w:r>
-      <w:r>
-        <w:rPr>
-          <w:i/>
-          <w:iCs/>
-        </w:rPr>
-        <w:t xml:space="preserve">booking.establishment</w:t>
-      </w:r>
-      <w:r>
-        <w:t xml:space="preserve">), que corrige el administrador de TI con SQL. La pantalla se puede usar como referencia, pero no se debe esperar que los cambios lleguen a otros usuarios.</w:t>
-      </w:r>
-    </w:p>
-    <w:bookmarkEnd w:id="52"/>
-    <w:bookmarkStart w:id="53" w:name="Xe5b0dd35c3dd48f3fe3e7462553a647dc013801"/>
+        <w:t xml:space="preserve">Medios de pago</w:t>
+      </w:r>
+      <w:r>
+        <w:t xml:space="preserve"> </w:t>
+      </w:r>
+      <w:r>
+        <w:t xml:space="preserve">(sección 11.4).</w:t>
+      </w:r>
+    </w:p>
+    <w:bookmarkEnd w:id="64"/>
+    <w:bookmarkStart w:id="68" w:name="Xe5b0dd35c3dd48f3fe3e7462553a647dc013801"/>
     <w:p>
       <w:pPr>
         <w:pStyle w:val="Heading3"/>
@@ -7342,63 +7485,53 @@
     </w:p>
     <w:p>
       <w:pPr>
-        <w:pStyle w:val="BlockText"/>
-      </w:pPr>
-      <w:r>
-        <w:rPr>
-          <w:b/>
-          <w:bCs/>
-        </w:rPr>
-        <w:t xml:space="preserve">Captura por insertar.</w:t>
-      </w:r>
-      <w:r>
-        <w:t xml:space="preserve"> </w:t>
-      </w:r>
-      <w:r>
-        <w:rPr>
-          <w:b/>
-          <w:bCs/>
-        </w:rPr>
-        <w:t xml:space="preserve">Pantalla:</w:t>
-      </w:r>
-      <w:r>
-        <w:t xml:space="preserve"> </w:t>
-      </w:r>
-      <w:r>
-        <w:t xml:space="preserve">Horarios y bahías &gt; Horario de atención (ruta</w:t>
-      </w:r>
-      <w:r>
-        <w:t xml:space="preserve"> </w:t>
-      </w:r>
-      <w:r>
-        <w:rPr>
-          <w:i/>
-          <w:iCs/>
-        </w:rPr>
-        <w:t xml:space="preserve">/admin/schedule</w:t>
-      </w:r>
-      <w:r>
-        <w:t xml:space="preserve">).</w:t>
-      </w:r>
-      <w:r>
-        <w:t xml:space="preserve"> </w:t>
-      </w:r>
-      <w:r>
-        <w:rPr>
-          <w:b/>
-          <w:bCs/>
-        </w:rPr>
-        <w:t xml:space="preserve">Contenido:</w:t>
-      </w:r>
-      <w:r>
-        <w:t xml:space="preserve"> </w:t>
-      </w:r>
-      <w:r>
-        <w:t xml:space="preserve">el horario semanal de los siete días con apertura, cierre y pausa, y la lista de excepciones con fecha, tipo, horario aplicable y motivo.</w:t>
-      </w:r>
-    </w:p>
-    <w:bookmarkEnd w:id="53"/>
-    <w:bookmarkStart w:id="54" w:name="Xa058899d89772030b9bf3d2e7e73e93af82c6d6"/>
+        <w:pStyle w:val="BodyText"/>
+      </w:pPr>
+      <w:r>
+        <w:drawing>
+          <wp:inline>
+            <wp:extent cx="5334000" cy="4588177"/>
+            <wp:effectExtent b="0" l="0" r="0" t="0"/>
+            <wp:docPr descr="Horario de Atención y Excepciones" title="" id="66" name="Picture"/>
+            <a:graphic>
+              <a:graphicData uri="http://schemas.openxmlformats.org/drawingml/2006/picture">
+                <pic:pic>
+                  <pic:nvPicPr>
+                    <pic:cNvPr descr="capturas/administrador-05-horario-de-atencion-y-excepciones.jpg" id="67" name="Picture"/>
+                    <pic:cNvPicPr>
+                      <a:picLocks noChangeArrowheads="1" noChangeAspect="1"/>
+                    </pic:cNvPicPr>
+                  </pic:nvPicPr>
+                  <pic:blipFill>
+                    <a:blip r:embed="rId65"/>
+                    <a:stretch>
+                      <a:fillRect/>
+                    </a:stretch>
+                  </pic:blipFill>
+                  <pic:spPr bwMode="auto">
+                    <a:xfrm>
+                      <a:off x="0" y="0"/>
+                      <a:ext cx="5334000" cy="4588177"/>
+                    </a:xfrm>
+                    <a:prstGeom prst="rect">
+                      <a:avLst/>
+                    </a:prstGeom>
+                    <a:noFill/>
+                    <a:ln w="9525">
+                      <a:noFill/>
+                      <a:headEnd/>
+                      <a:tailEnd/>
+                    </a:ln>
+                  </pic:spPr>
+                </pic:pic>
+              </a:graphicData>
+            </a:graphic>
+          </wp:inline>
+        </w:drawing>
+      </w:r>
+    </w:p>
+    <w:bookmarkEnd w:id="68"/>
+    <w:bookmarkStart w:id="69" w:name="Xa058899d89772030b9bf3d2e7e73e93af82c6d6"/>
     <w:p>
       <w:pPr>
         <w:pStyle w:val="Heading3"/>
@@ -7598,8 +7731,8 @@
         <w:t xml:space="preserve">.</w:t>
       </w:r>
     </w:p>
-    <w:bookmarkEnd w:id="54"/>
-    <w:bookmarkStart w:id="55" w:name="Xd2eaa8666da42a7c850f3bf8ca56726e58af6c0"/>
+    <w:bookmarkEnd w:id="69"/>
+    <w:bookmarkStart w:id="73" w:name="Xd2eaa8666da42a7c850f3bf8ca56726e58af6c0"/>
     <w:p>
       <w:pPr>
         <w:pStyle w:val="Heading3"/>
@@ -7734,70 +7867,60 @@
     </w:p>
     <w:p>
       <w:pPr>
-        <w:pStyle w:val="BlockText"/>
-      </w:pPr>
-      <w:r>
-        <w:rPr>
-          <w:b/>
-          <w:bCs/>
-        </w:rPr>
-        <w:t xml:space="preserve">Captura por insertar.</w:t>
-      </w:r>
-      <w:r>
-        <w:t xml:space="preserve"> </w:t>
-      </w:r>
-      <w:r>
-        <w:rPr>
-          <w:b/>
-          <w:bCs/>
-        </w:rPr>
-        <w:t xml:space="preserve">Pantalla:</w:t>
-      </w:r>
-      <w:r>
-        <w:t xml:space="preserve"> </w:t>
-      </w:r>
-      <w:r>
-        <w:t xml:space="preserve">Configuración &gt; Medios de pago (ruta</w:t>
-      </w:r>
-      <w:r>
-        <w:t xml:space="preserve"> </w:t>
-      </w:r>
+        <w:pStyle w:val="BodyText"/>
+      </w:pPr>
+      <w:r>
+        <w:drawing>
+          <wp:inline>
+            <wp:extent cx="5334000" cy="4431983"/>
+            <wp:effectExtent b="0" l="0" r="0" t="0"/>
+            <wp:docPr descr="Configuración de los Medios de Pago" title="" id="71" name="Picture"/>
+            <a:graphic>
+              <a:graphicData uri="http://schemas.openxmlformats.org/drawingml/2006/picture">
+                <pic:pic>
+                  <pic:nvPicPr>
+                    <pic:cNvPr descr="capturas/administrador-06-configuracion-de-los-medios-de-pago.jpg" id="72" name="Picture"/>
+                    <pic:cNvPicPr>
+                      <a:picLocks noChangeArrowheads="1" noChangeAspect="1"/>
+                    </pic:cNvPicPr>
+                  </pic:nvPicPr>
+                  <pic:blipFill>
+                    <a:blip r:embed="rId70"/>
+                    <a:stretch>
+                      <a:fillRect/>
+                    </a:stretch>
+                  </pic:blipFill>
+                  <pic:spPr bwMode="auto">
+                    <a:xfrm>
+                      <a:off x="0" y="0"/>
+                      <a:ext cx="5334000" cy="4431983"/>
+                    </a:xfrm>
+                    <a:prstGeom prst="rect">
+                      <a:avLst/>
+                    </a:prstGeom>
+                    <a:noFill/>
+                    <a:ln w="9525">
+                      <a:noFill/>
+                      <a:headEnd/>
+                      <a:tailEnd/>
+                    </a:ln>
+                  </pic:spPr>
+                </pic:pic>
+              </a:graphicData>
+            </a:graphic>
+          </wp:inline>
+        </w:drawing>
+      </w:r>
+    </w:p>
+    <w:p>
+      <w:pPr>
+        <w:pStyle w:val="BodyText"/>
+      </w:pPr>
       <w:r>
         <w:rPr>
           <w:i/>
           <w:iCs/>
         </w:rPr>
-        <w:t xml:space="preserve">/admin/settings</w:t>
-      </w:r>
-      <w:r>
-        <w:t xml:space="preserve">).</w:t>
-      </w:r>
-      <w:r>
-        <w:t xml:space="preserve"> </w:t>
-      </w:r>
-      <w:r>
-        <w:rPr>
-          <w:b/>
-          <w:bCs/>
-        </w:rPr>
-        <w:t xml:space="preserve">Contenido:</w:t>
-      </w:r>
-      <w:r>
-        <w:t xml:space="preserve"> </w:t>
-      </w:r>
-      <w:r>
-        <w:t xml:space="preserve">la lista de cuentas con método, titular, número de cuenta, estado y la imagen del QR de una de ellas.</w:t>
-      </w:r>
-    </w:p>
-    <w:p>
-      <w:pPr>
-        <w:pStyle w:val="FirstParagraph"/>
-      </w:pPr>
-      <w:r>
-        <w:rPr>
-          <w:i/>
-          <w:iCs/>
-        </w:rPr>
         <w:t xml:space="preserve">Nota.</w:t>
       </w:r>
       <w:r>
@@ -7807,8 +7930,8 @@
         <w:t xml:space="preserve">Usar una cuenta y un código QR de prueba.</w:t>
       </w:r>
     </w:p>
-    <w:bookmarkEnd w:id="55"/>
-    <w:bookmarkStart w:id="56" w:name="Xd074204578fd4a9bce750b17ac714d8bbd5656a"/>
+    <w:bookmarkEnd w:id="73"/>
+    <w:bookmarkStart w:id="74" w:name="Xd074204578fd4a9bce750b17ac714d8bbd5656a"/>
     <w:p>
       <w:pPr>
         <w:pStyle w:val="Heading3"/>
@@ -7944,18 +8067,28 @@
               <w:pStyle w:val="Compact"/>
             </w:pPr>
             <w:r>
-              <w:t xml:space="preserve">No implementado (TD-003)</w:t>
-            </w:r>
-          </w:p>
-        </w:tc>
-        <w:tc>
-          <w:tcPr/>
-          <w:p>
-            <w:pPr>
-              <w:pStyle w:val="Compact"/>
-            </w:pPr>
-            <w:r>
-              <w:t xml:space="preserve">—</w:t>
+              <w:t xml:space="preserve">5 intentos fallidos en 15 minutos bloquean la cuenta durante 15 minutos; restablecer la contraseña la desbloquea</w:t>
+            </w:r>
+          </w:p>
+        </w:tc>
+        <w:tc>
+          <w:tcPr/>
+          <w:p>
+            <w:pPr>
+              <w:pStyle w:val="Compact"/>
+            </w:pPr>
+            <w:r>
+              <w:t xml:space="preserve">security-service (</w:t>
+            </w:r>
+            <w:r>
+              <w:rPr>
+                <w:i/>
+                <w:iCs/>
+              </w:rPr>
+              <w:t xml:space="preserve">security.login_lockout</w:t>
+            </w:r>
+            <w:r>
+              <w:t xml:space="preserve">).</w:t>
             </w:r>
           </w:p>
         </w:tc>
@@ -8164,8 +8297,8 @@
         <w:t xml:space="preserve">Elaborado por los autores a partir del archivo de configuración del servicio de seguridad y de ADR-006.</w:t>
       </w:r>
     </w:p>
-    <w:bookmarkEnd w:id="56"/>
-    <w:bookmarkStart w:id="57" w:name="X3bb16322b78c97720e22f3bede0a93c4823e506"/>
+    <w:bookmarkEnd w:id="74"/>
+    <w:bookmarkStart w:id="75" w:name="X3bb16322b78c97720e22f3bede0a93c4823e506"/>
     <w:p>
       <w:pPr>
         <w:pStyle w:val="Heading3"/>
@@ -8374,9 +8507,9 @@
         <w:t xml:space="preserve">crea cuentas de demostración). Sus valores y el procedimiento de cambio se describen en el Manual de Instalación.</w:t>
       </w:r>
     </w:p>
-    <w:bookmarkEnd w:id="57"/>
-    <w:bookmarkEnd w:id="58"/>
-    <w:bookmarkStart w:id="67" w:name="Xe8f769c9804e6cd073392a324027605263e5e76"/>
+    <w:bookmarkEnd w:id="75"/>
+    <w:bookmarkEnd w:id="76"/>
+    <w:bookmarkStart w:id="97" w:name="Xe8f769c9804e6cd073392a324027605263e5e76"/>
     <w:p>
       <w:pPr>
         <w:pStyle w:val="Heading2"/>
@@ -8385,7 +8518,7 @@
         <w:t xml:space="preserve">12. Gestión de la Información Principal</w:t>
       </w:r>
     </w:p>
-    <w:bookmarkStart w:id="59" w:name="X1b155b7f6c824536aed275c0e791bd156ceab29"/>
+    <w:bookmarkStart w:id="80" w:name="X1b155b7f6c824536aed275c0e791bd156ceab29"/>
     <w:p>
       <w:pPr>
         <w:pStyle w:val="Heading3"/>
@@ -8772,63 +8905,53 @@
     </w:p>
     <w:p>
       <w:pPr>
-        <w:pStyle w:val="BlockText"/>
-      </w:pPr>
-      <w:r>
-        <w:rPr>
-          <w:b/>
-          <w:bCs/>
-        </w:rPr>
-        <w:t xml:space="preserve">Captura por insertar.</w:t>
-      </w:r>
-      <w:r>
-        <w:t xml:space="preserve"> </w:t>
-      </w:r>
-      <w:r>
-        <w:rPr>
-          <w:b/>
-          <w:bCs/>
-        </w:rPr>
-        <w:t xml:space="preserve">Pantalla:</w:t>
-      </w:r>
-      <w:r>
-        <w:t xml:space="preserve"> </w:t>
-      </w:r>
-      <w:r>
-        <w:t xml:space="preserve">Operarios &gt; detalle del operario (ruta</w:t>
-      </w:r>
-      <w:r>
-        <w:t xml:space="preserve"> </w:t>
-      </w:r>
-      <w:r>
-        <w:rPr>
-          <w:i/>
-          <w:iCs/>
-        </w:rPr>
-        <w:t xml:space="preserve">/admin/operators/{id}</w:t>
-      </w:r>
-      <w:r>
-        <w:t xml:space="preserve">).</w:t>
-      </w:r>
-      <w:r>
-        <w:t xml:space="preserve"> </w:t>
-      </w:r>
-      <w:r>
-        <w:rPr>
-          <w:b/>
-          <w:bCs/>
-        </w:rPr>
-        <w:t xml:space="preserve">Contenido:</w:t>
-      </w:r>
-      <w:r>
-        <w:t xml:space="preserve"> </w:t>
-      </w:r>
-      <w:r>
-        <w:t xml:space="preserve">la tarjeta del operario, los botones Editar disponibilidad y Registrar ausencia, y la lista de servicios del día con su bahía.</w:t>
-      </w:r>
-    </w:p>
-    <w:bookmarkEnd w:id="59"/>
-    <w:bookmarkStart w:id="60" w:name="X552d2459461a858b1582d350d4c1f6fe947ad6c"/>
+        <w:pStyle w:val="BodyText"/>
+      </w:pPr>
+      <w:r>
+        <w:drawing>
+          <wp:inline>
+            <wp:extent cx="5334000" cy="3201961"/>
+            <wp:effectExtent b="0" l="0" r="0" t="0"/>
+            <wp:docPr descr="Detalle del Operario con Disponibilidad y Ausencias" title="" id="78" name="Picture"/>
+            <a:graphic>
+              <a:graphicData uri="http://schemas.openxmlformats.org/drawingml/2006/picture">
+                <pic:pic>
+                  <pic:nvPicPr>
+                    <pic:cNvPr descr="capturas/administrador-07-detalle-del-operario-con-disponibilidad-y-ausenc.jpg" id="79" name="Picture"/>
+                    <pic:cNvPicPr>
+                      <a:picLocks noChangeArrowheads="1" noChangeAspect="1"/>
+                    </pic:cNvPicPr>
+                  </pic:nvPicPr>
+                  <pic:blipFill>
+                    <a:blip r:embed="rId77"/>
+                    <a:stretch>
+                      <a:fillRect/>
+                    </a:stretch>
+                  </pic:blipFill>
+                  <pic:spPr bwMode="auto">
+                    <a:xfrm>
+                      <a:off x="0" y="0"/>
+                      <a:ext cx="5334000" cy="3201961"/>
+                    </a:xfrm>
+                    <a:prstGeom prst="rect">
+                      <a:avLst/>
+                    </a:prstGeom>
+                    <a:noFill/>
+                    <a:ln w="9525">
+                      <a:noFill/>
+                      <a:headEnd/>
+                      <a:tailEnd/>
+                    </a:ln>
+                  </pic:spPr>
+                </pic:pic>
+              </a:graphicData>
+            </a:graphic>
+          </wp:inline>
+        </w:drawing>
+      </w:r>
+    </w:p>
+    <w:bookmarkEnd w:id="80"/>
+    <w:bookmarkStart w:id="81" w:name="X552d2459461a858b1582d350d4c1f6fe947ad6c"/>
     <w:p>
       <w:pPr>
         <w:pStyle w:val="Heading3"/>
@@ -9072,8 +9195,8 @@
         <w:t xml:space="preserve">Cada línea de reserva conserva los puntos del servicio en el momento de reservar, igual que el precio.</w:t>
       </w:r>
     </w:p>
-    <w:bookmarkEnd w:id="60"/>
-    <w:bookmarkStart w:id="61" w:name="X9c6be9d90f6ef0742b0c182b7696ebac50138fd"/>
+    <w:bookmarkEnd w:id="81"/>
+    <w:bookmarkStart w:id="85" w:name="X9c6be9d90f6ef0742b0c182b7696ebac50138fd"/>
     <w:p>
       <w:pPr>
         <w:pStyle w:val="Heading3"/>
@@ -9665,14 +9788,83 @@
     </w:p>
     <w:p>
       <w:pPr>
-        <w:pStyle w:val="BlockText"/>
-      </w:pPr>
+        <w:pStyle w:val="BodyText"/>
+      </w:pPr>
+      <w:r>
+        <w:drawing>
+          <wp:inline>
+            <wp:extent cx="5334000" cy="3201961"/>
+            <wp:effectExtent b="0" l="0" r="0" t="0"/>
+            <wp:docPr descr="Gestión de Reservas" title="" id="83" name="Picture"/>
+            <a:graphic>
+              <a:graphicData uri="http://schemas.openxmlformats.org/drawingml/2006/picture">
+                <pic:pic>
+                  <pic:nvPicPr>
+                    <pic:cNvPr descr="capturas/administrador-08-gestion-de-reservas.jpg" id="84" name="Picture"/>
+                    <pic:cNvPicPr>
+                      <a:picLocks noChangeArrowheads="1" noChangeAspect="1"/>
+                    </pic:cNvPicPr>
+                  </pic:nvPicPr>
+                  <pic:blipFill>
+                    <a:blip r:embed="rId82"/>
+                    <a:stretch>
+                      <a:fillRect/>
+                    </a:stretch>
+                  </pic:blipFill>
+                  <pic:spPr bwMode="auto">
+                    <a:xfrm>
+                      <a:off x="0" y="0"/>
+                      <a:ext cx="5334000" cy="3201961"/>
+                    </a:xfrm>
+                    <a:prstGeom prst="rect">
+                      <a:avLst/>
+                    </a:prstGeom>
+                    <a:noFill/>
+                    <a:ln w="9525">
+                      <a:noFill/>
+                      <a:headEnd/>
+                      <a:tailEnd/>
+                    </a:ln>
+                  </pic:spPr>
+                </pic:pic>
+              </a:graphicData>
+            </a:graphic>
+          </wp:inline>
+        </w:drawing>
+      </w:r>
+    </w:p>
+    <w:bookmarkEnd w:id="85"/>
+    <w:bookmarkStart w:id="89" w:name="X70db1b5e76cf1765a1cc7eac3e04d27d274217a"/>
+    <w:p>
+      <w:pPr>
+        <w:pStyle w:val="Heading3"/>
+      </w:pPr>
+      <w:r>
+        <w:t xml:space="preserve">12.4 Asignación de un Operario</w:t>
+      </w:r>
+    </w:p>
+    <w:p>
+      <w:pPr>
+        <w:pStyle w:val="FirstParagraph"/>
+      </w:pPr>
+      <w:r>
+        <w:t xml:space="preserve">Cuando se confirma una reserva,</w:t>
+      </w:r>
+      <w:r>
+        <w:t xml:space="preserve"> </w:t>
+      </w:r>
       <w:r>
         <w:rPr>
           <w:b/>
           <w:bCs/>
         </w:rPr>
-        <w:t xml:space="preserve">Captura por insertar.</w:t>
+        <w:t xml:space="preserve">el sistema asigna el operario automáticamente</w:t>
+      </w:r>
+      <w:r>
+        <w:t xml:space="preserve"> </w:t>
+      </w:r>
+      <w:r>
+        <w:t xml:space="preserve">(RF-008): si el cliente eligió uno y sigue libre, se le asigna ese; si no, el operario libre con menos reservas ese día. Un operario está libre cuando su cuenta está activa, tiene turno a esa hora, no tiene una ausencia registrada y no atiende otra reserva en ese horario. Si ninguno está libre, la reserva queda sin operario y aparece en el bloque</w:t>
       </w:r>
       <w:r>
         <w:t xml:space="preserve"> </w:t>
@@ -9682,76 +9874,13 @@
           <w:b/>
           <w:bCs/>
         </w:rPr>
-        <w:t xml:space="preserve">Pantalla:</w:t>
-      </w:r>
-      <w:r>
-        <w:t xml:space="preserve"> </w:t>
-      </w:r>
-      <w:r>
-        <w:t xml:space="preserve">Reservas (ruta</w:t>
-      </w:r>
-      <w:r>
-        <w:t xml:space="preserve"> </w:t>
-      </w:r>
-      <w:r>
-        <w:rPr>
-          <w:i/>
-          <w:iCs/>
-        </w:rPr>
-        <w:t xml:space="preserve">/admin/reservations</w:t>
-      </w:r>
-      <w:r>
-        <w:t xml:space="preserve">).</w:t>
-      </w:r>
-      <w:r>
-        <w:t xml:space="preserve"> </w:t>
-      </w:r>
-      <w:r>
-        <w:rPr>
-          <w:b/>
-          <w:bCs/>
-        </w:rPr>
-        <w:t xml:space="preserve">Contenido:</w:t>
-      </w:r>
-      <w:r>
-        <w:t xml:space="preserve"> </w:t>
-      </w:r>
-      <w:r>
-        <w:t xml:space="preserve">los indicadores, los filtros, los botones Nueva Reserva y Exportar, y la tabla con reservas en distintos estados, una de ellas sin operario.</w:t>
-      </w:r>
-    </w:p>
-    <w:bookmarkEnd w:id="61"/>
-    <w:bookmarkStart w:id="62" w:name="X70db1b5e76cf1765a1cc7eac3e04d27d274217a"/>
-    <w:p>
-      <w:pPr>
-        <w:pStyle w:val="Heading3"/>
-      </w:pPr>
-      <w:r>
-        <w:t xml:space="preserve">12.4 Asignación de un Operario</w:t>
-      </w:r>
-    </w:p>
-    <w:p>
-      <w:pPr>
-        <w:pStyle w:val="FirstParagraph"/>
-      </w:pPr>
-      <w:r>
-        <w:t xml:space="preserve">En la versión actual</w:t>
-      </w:r>
-      <w:r>
-        <w:t xml:space="preserve"> </w:t>
-      </w:r>
-      <w:r>
-        <w:rPr>
-          <w:b/>
-          <w:bCs/>
-        </w:rPr>
-        <w:t xml:space="preserve">el sistema no asigna operarios automáticamente</w:t>
-      </w:r>
-      <w:r>
-        <w:t xml:space="preserve"> </w:t>
-      </w:r>
-      <w:r>
-        <w:t xml:space="preserve">(el requisito RF-008 está pendiente, deuda técnica TD-020) y el cliente no elige el operario. El administrador debe asignar un operario a cada reserva.</w:t>
+        <w:t xml:space="preserve">Reservas sin operario</w:t>
+      </w:r>
+      <w:r>
+        <w:t xml:space="preserve"> </w:t>
+      </w:r>
+      <w:r>
+        <w:t xml:space="preserve">del Dashboard. Una reserva reprogramada conserva su operario. El administrador asigna a mano en dos casos: cuando la reserva quedó sin operario y cuando necesita cambiar el que se asignó.</w:t>
       </w:r>
     </w:p>
     <w:p>
@@ -9970,50 +10099,53 @@
     </w:p>
     <w:p>
       <w:pPr>
-        <w:pStyle w:val="BlockText"/>
-      </w:pPr>
-      <w:r>
-        <w:rPr>
-          <w:b/>
-          <w:bCs/>
-        </w:rPr>
-        <w:t xml:space="preserve">Captura por insertar.</w:t>
-      </w:r>
-      <w:r>
-        <w:t xml:space="preserve"> </w:t>
-      </w:r>
-      <w:r>
-        <w:rPr>
-          <w:b/>
-          <w:bCs/>
-        </w:rPr>
-        <w:t xml:space="preserve">Pantalla:</w:t>
-      </w:r>
-      <w:r>
-        <w:t xml:space="preserve"> </w:t>
-      </w:r>
-      <w:r>
-        <w:t xml:space="preserve">Reservas &gt; Asignar.</w:t>
-      </w:r>
-      <w:r>
-        <w:t xml:space="preserve"> </w:t>
-      </w:r>
-      <w:r>
-        <w:rPr>
-          <w:b/>
-          <w:bCs/>
-        </w:rPr>
-        <w:t xml:space="preserve">Contenido:</w:t>
-      </w:r>
-      <w:r>
-        <w:t xml:space="preserve"> </w:t>
-      </w:r>
-      <w:r>
-        <w:t xml:space="preserve">la ventana de asignación con los detalles de la cita, la lista de operarios con su disponibilidad o motivo de bloqueo, el campo de notas y el botón Confirmar Asignación.</w:t>
-      </w:r>
-    </w:p>
-    <w:bookmarkEnd w:id="62"/>
-    <w:bookmarkStart w:id="63" w:name="X36757bfdcfcc9e0ef4a64a1e874c762c36c3de6"/>
+        <w:pStyle w:val="BodyText"/>
+      </w:pPr>
+      <w:r>
+        <w:drawing>
+          <wp:inline>
+            <wp:extent cx="5334000" cy="6229350"/>
+            <wp:effectExtent b="0" l="0" r="0" t="0"/>
+            <wp:docPr descr="Asignación Manual de un Operario" title="" id="87" name="Picture"/>
+            <a:graphic>
+              <a:graphicData uri="http://schemas.openxmlformats.org/drawingml/2006/picture">
+                <pic:pic>
+                  <pic:nvPicPr>
+                    <pic:cNvPr descr="capturas/administrador-09-asignacion-manual-de-un-operario.jpg" id="88" name="Picture"/>
+                    <pic:cNvPicPr>
+                      <a:picLocks noChangeArrowheads="1" noChangeAspect="1"/>
+                    </pic:cNvPicPr>
+                  </pic:nvPicPr>
+                  <pic:blipFill>
+                    <a:blip r:embed="rId86"/>
+                    <a:stretch>
+                      <a:fillRect/>
+                    </a:stretch>
+                  </pic:blipFill>
+                  <pic:spPr bwMode="auto">
+                    <a:xfrm>
+                      <a:off x="0" y="0"/>
+                      <a:ext cx="5334000" cy="6229350"/>
+                    </a:xfrm>
+                    <a:prstGeom prst="rect">
+                      <a:avLst/>
+                    </a:prstGeom>
+                    <a:noFill/>
+                    <a:ln w="9525">
+                      <a:noFill/>
+                      <a:headEnd/>
+                      <a:tailEnd/>
+                    </a:ln>
+                  </pic:spPr>
+                </pic:pic>
+              </a:graphicData>
+            </a:graphic>
+          </wp:inline>
+        </w:drawing>
+      </w:r>
+    </w:p>
+    <w:bookmarkEnd w:id="89"/>
+    <w:bookmarkStart w:id="90" w:name="X36757bfdcfcc9e0ef4a64a1e874c762c36c3de6"/>
     <w:p>
       <w:pPr>
         <w:pStyle w:val="Heading3"/>
@@ -10239,7 +10371,7 @@
         <w:t xml:space="preserve">INSPECTION_REPORT</w:t>
       </w:r>
       <w:r>
-        <w:t xml:space="preserve">) con el resumen de la inspección: fases terminadas, número de hallazgos, hallazgos mayores y áreas afectadas. El mensaje "Cliente notificado" confirma el envío.</w:t>
+        <w:t xml:space="preserve">) con el resumen de la inspección: fases terminadas, número de hallazgos, hallazgos mayores y áreas afectadas, junto con el enlace al informe. El mensaje "Cliente notificado" confirma el envío.</w:t>
       </w:r>
     </w:p>
     <w:p>
@@ -10251,17 +10383,85 @@
           <w:b/>
           <w:bCs/>
         </w:rPr>
-        <w:t xml:space="preserve">Limitación importante:</w:t>
-      </w:r>
-      <w:r>
-        <w:t xml:space="preserve"> </w:t>
-      </w:r>
-      <w:r>
-        <w:t xml:space="preserve">los informes y las fotos se guardan solo en el navegador donde se crearon (todavía no hay un servidor para esta función). El enlace público solo abre en ese mismo navegador; por eso el aviso al cliente lleva el resumen y no el enlace, y los detalles y las fotos se le muestran al cliente cuando se le entrega el vehículo.</w:t>
-      </w:r>
-    </w:p>
-    <w:bookmarkEnd w:id="63"/>
-    <w:bookmarkStart w:id="64" w:name="Xaef7ded1e1304cdf5aeac45882f33bfb75b02cb"/>
+        <w:t xml:space="preserve">Dónde se guarda:</w:t>
+      </w:r>
+      <w:r>
+        <w:t xml:space="preserve"> </w:t>
+      </w:r>
+      <w:r>
+        <w:t xml:space="preserve">el informe, sus fases, los hallazgos y las fotos se guardan en operations-service (tablas</w:t>
+      </w:r>
+      <w:r>
+        <w:t xml:space="preserve"> </w:t>
+      </w:r>
+      <w:r>
+        <w:rPr>
+          <w:i/>
+          <w:iCs/>
+        </w:rPr>
+        <w:t xml:space="preserve">execution.inspection_report</w:t>
+      </w:r>
+      <w:r>
+        <w:t xml:space="preserve">,</w:t>
+      </w:r>
+      <w:r>
+        <w:t xml:space="preserve"> </w:t>
+      </w:r>
+      <w:r>
+        <w:rPr>
+          <w:i/>
+          <w:iCs/>
+        </w:rPr>
+        <w:t xml:space="preserve">execution.inspection_phase</w:t>
+      </w:r>
+      <w:r>
+        <w:t xml:space="preserve">,</w:t>
+      </w:r>
+      <w:r>
+        <w:t xml:space="preserve"> </w:t>
+      </w:r>
+      <w:r>
+        <w:rPr>
+          <w:i/>
+          <w:iCs/>
+        </w:rPr>
+        <w:t xml:space="preserve">execution.inspection_finding</w:t>
+      </w:r>
+      <w:r>
+        <w:t xml:space="preserve"> </w:t>
+      </w:r>
+      <w:r>
+        <w:t xml:space="preserve">y</w:t>
+      </w:r>
+      <w:r>
+        <w:t xml:space="preserve"> </w:t>
+      </w:r>
+      <w:r>
+        <w:rPr>
+          <w:i/>
+          <w:iCs/>
+        </w:rPr>
+        <w:t xml:space="preserve">execution.inspection_photo</w:t>
+      </w:r>
+      <w:r>
+        <w:t xml:space="preserve">). Las fotos se comprimen en el navegador antes de enviarse. El enlace público (ruta</w:t>
+      </w:r>
+      <w:r>
+        <w:t xml:space="preserve"> </w:t>
+      </w:r>
+      <w:r>
+        <w:rPr>
+          <w:i/>
+          <w:iCs/>
+        </w:rPr>
+        <w:t xml:space="preserve">/report/{token}</w:t>
+      </w:r>
+      <w:r>
+        <w:t xml:space="preserve">) solo funciona después de publicar el informe y abre desde cualquier dispositivo sin iniciar sesión, por eso el aviso al cliente lo incluye.</w:t>
+      </w:r>
+    </w:p>
+    <w:bookmarkEnd w:id="90"/>
+    <w:bookmarkStart w:id="94" w:name="Xaef7ded1e1304cdf5aeac45882f33bfb75b02cb"/>
     <w:p>
       <w:pPr>
         <w:pStyle w:val="Heading3"/>
@@ -10900,30 +11100,109 @@
     </w:p>
     <w:p>
       <w:pPr>
-        <w:pStyle w:val="BlockText"/>
-      </w:pPr>
+        <w:pStyle w:val="BodyText"/>
+      </w:pPr>
+      <w:r>
+        <w:drawing>
+          <wp:inline>
+            <wp:extent cx="5334000" cy="3333750"/>
+            <wp:effectExtent b="0" l="0" r="0" t="0"/>
+            <wp:docPr descr="Revisión de Pagos" title="" id="92" name="Picture"/>
+            <a:graphic>
+              <a:graphicData uri="http://schemas.openxmlformats.org/drawingml/2006/picture">
+                <pic:pic>
+                  <pic:nvPicPr>
+                    <pic:cNvPr descr="capturas/administrador-10-revision-de-pagos.jpg" id="93" name="Picture"/>
+                    <pic:cNvPicPr>
+                      <a:picLocks noChangeArrowheads="1" noChangeAspect="1"/>
+                    </pic:cNvPicPr>
+                  </pic:nvPicPr>
+                  <pic:blipFill>
+                    <a:blip r:embed="rId91"/>
+                    <a:stretch>
+                      <a:fillRect/>
+                    </a:stretch>
+                  </pic:blipFill>
+                  <pic:spPr bwMode="auto">
+                    <a:xfrm>
+                      <a:off x="0" y="0"/>
+                      <a:ext cx="5334000" cy="3333750"/>
+                    </a:xfrm>
+                    <a:prstGeom prst="rect">
+                      <a:avLst/>
+                    </a:prstGeom>
+                    <a:noFill/>
+                    <a:ln w="9525">
+                      <a:noFill/>
+                      <a:headEnd/>
+                      <a:tailEnd/>
+                    </a:ln>
+                  </pic:spPr>
+                </pic:pic>
+              </a:graphicData>
+            </a:graphic>
+          </wp:inline>
+        </w:drawing>
+      </w:r>
+    </w:p>
+    <w:p>
+      <w:pPr>
+        <w:pStyle w:val="BodyText"/>
+      </w:pPr>
+      <w:r>
+        <w:rPr>
+          <w:i/>
+          <w:iCs/>
+        </w:rPr>
+        <w:t xml:space="preserve">Nota.</w:t>
+      </w:r>
+      <w:r>
+        <w:t xml:space="preserve"> </w:t>
+      </w:r>
+      <w:r>
+        <w:t xml:space="preserve">Usar un comprobante de prueba, sin datos bancarios reales.</w:t>
+      </w:r>
+    </w:p>
+    <w:bookmarkEnd w:id="94"/>
+    <w:bookmarkStart w:id="95" w:name="X0a034d65fc00e9f21eddaf839d84ea27b1d858a"/>
+    <w:p>
+      <w:pPr>
+        <w:pStyle w:val="Heading3"/>
+      </w:pPr>
+      <w:r>
+        <w:t xml:space="preserve">12.7 Notificaciones y Avisos</w:t>
+      </w:r>
+    </w:p>
+    <w:p>
+      <w:pPr>
+        <w:pStyle w:val="FirstParagraph"/>
+      </w:pPr>
+      <w:r>
+        <w:t xml:space="preserve">La opción</w:t>
+      </w:r>
+      <w:r>
+        <w:t xml:space="preserve"> </w:t>
+      </w:r>
       <w:r>
         <w:rPr>
           <w:b/>
           <w:bCs/>
         </w:rPr>
-        <w:t xml:space="preserve">Captura por insertar.</w:t>
-      </w:r>
-      <w:r>
-        <w:t xml:space="preserve"> </w:t>
-      </w:r>
-      <w:r>
-        <w:rPr>
-          <w:b/>
-          <w:bCs/>
-        </w:rPr>
-        <w:t xml:space="preserve">Pantalla:</w:t>
-      </w:r>
-      <w:r>
-        <w:t xml:space="preserve"> </w:t>
-      </w:r>
-      <w:r>
-        <w:t xml:space="preserve">Pagos &gt; Revisar (ruta</w:t>
+        <w:t xml:space="preserve">Notificaciones</w:t>
+      </w:r>
+      <w:r>
+        <w:t xml:space="preserve"> </w:t>
+      </w:r>
+      <w:r>
+        <w:t xml:space="preserve">del administrador funciona como la de los demás roles: lista las notificaciones con filtros y permite marcarlas como leídas o eliminarlas. Todo administrador activo recibe avisos al personal en la bandeja y como notificación push (nunca por correo): una nueva reserva confirmada, una reserva movida a otra hora y una reserva cancelada (con el motivo).</w:t>
+      </w:r>
+    </w:p>
+    <w:p>
+      <w:pPr>
+        <w:pStyle w:val="BodyText"/>
+      </w:pPr>
+      <w:r>
+        <w:t xml:space="preserve">Los avisos se envían con</w:t>
       </w:r>
       <w:r>
         <w:t xml:space="preserve"> </w:t>
@@ -10933,86 +11212,29 @@
           <w:i/>
           <w:iCs/>
         </w:rPr>
-        <w:t xml:space="preserve">/admin/payments</w:t>
-      </w:r>
-      <w:r>
-        <w:t xml:space="preserve">).</w:t>
-      </w:r>
-      <w:r>
-        <w:t xml:space="preserve"> </w:t>
-      </w:r>
-      <w:r>
-        <w:rPr>
-          <w:b/>
-          <w:bCs/>
-        </w:rPr>
-        <w:t xml:space="preserve">Contenido:</w:t>
-      </w:r>
-      <w:r>
-        <w:t xml:space="preserve"> </w:t>
-      </w:r>
-      <w:r>
-        <w:t xml:space="preserve">la ventana de revisión con la imagen del comprobante, los datos de la reserva, la referencia, la comparativa de montos, el campo del motivo del rechazo y los botones Rechazar y Aprobar pago.</w:t>
-      </w:r>
-    </w:p>
-    <w:p>
-      <w:pPr>
-        <w:pStyle w:val="FirstParagraph"/>
-      </w:pPr>
+        <w:t xml:space="preserve">POST /api/v1/admin/notifications</w:t>
+      </w:r>
+      <w:r>
+        <w:t xml:space="preserve"> </w:t>
+      </w:r>
+      <w:r>
+        <w:t xml:space="preserve">(rol ADMIN), que acepta solo dos tipos:</w:t>
+      </w:r>
+      <w:r>
+        <w:t xml:space="preserve"> </w:t>
+      </w:r>
       <w:r>
         <w:rPr>
           <w:i/>
           <w:iCs/>
         </w:rPr>
-        <w:t xml:space="preserve">Nota.</w:t>
-      </w:r>
-      <w:r>
-        <w:t xml:space="preserve"> </w:t>
-      </w:r>
-      <w:r>
-        <w:t xml:space="preserve">Usar un comprobante de prueba, sin datos bancarios reales.</w:t>
-      </w:r>
-    </w:p>
-    <w:bookmarkEnd w:id="64"/>
-    <w:bookmarkStart w:id="65" w:name="X0a034d65fc00e9f21eddaf839d84ea27b1d858a"/>
-    <w:p>
-      <w:pPr>
-        <w:pStyle w:val="Heading3"/>
-      </w:pPr>
-      <w:r>
-        <w:t xml:space="preserve">12.7 Notificaciones y Avisos</w:t>
-      </w:r>
-    </w:p>
-    <w:p>
-      <w:pPr>
-        <w:pStyle w:val="FirstParagraph"/>
-      </w:pPr>
-      <w:r>
-        <w:t xml:space="preserve">La opción</w:t>
-      </w:r>
-      <w:r>
-        <w:t xml:space="preserve"> </w:t>
-      </w:r>
-      <w:r>
-        <w:rPr>
-          <w:b/>
-          <w:bCs/>
-        </w:rPr>
-        <w:t xml:space="preserve">Notificaciones</w:t>
-      </w:r>
-      <w:r>
-        <w:t xml:space="preserve"> </w:t>
-      </w:r>
-      <w:r>
-        <w:t xml:space="preserve">del administrador funciona como la de los demás roles: lista las notificaciones con filtros y permite marcarlas como leídas o eliminarlas. Todo administrador activo recibe avisos al personal en la bandeja y como notificación push (nunca por correo): una nueva reserva confirmada, una reserva movida a otra hora y una reserva cancelada (con el motivo).</w:t>
-      </w:r>
-    </w:p>
-    <w:p>
-      <w:pPr>
-        <w:pStyle w:val="BodyText"/>
-      </w:pPr>
-      <w:r>
-        <w:t xml:space="preserve">Los avisos se envían con</w:t>
+        <w:t xml:space="preserve">SYSTEM_MESSAGE</w:t>
+      </w:r>
+      <w:r>
+        <w:t xml:space="preserve"> </w:t>
+      </w:r>
+      <w:r>
+        <w:t xml:space="preserve">(aviso libre, solo bandeja y push; disponible solo por la API, porque el panel no tiene una pantalla para ello) e</w:t>
       </w:r>
       <w:r>
         <w:t xml:space="preserve"> </w:t>
@@ -11022,13 +11244,13 @@
           <w:i/>
           <w:iCs/>
         </w:rPr>
-        <w:t xml:space="preserve">POST /api/v1/admin/notifications</w:t>
-      </w:r>
-      <w:r>
-        <w:t xml:space="preserve"> </w:t>
-      </w:r>
-      <w:r>
-        <w:t xml:space="preserve">(rol ADMIN), que acepta solo dos tipos:</w:t>
+        <w:t xml:space="preserve">INSPECTION_REPORT</w:t>
+      </w:r>
+      <w:r>
+        <w:t xml:space="preserve"> </w:t>
+      </w:r>
+      <w:r>
+        <w:t xml:space="preserve">(enviado desde la pantalla de inspección, también por correo). Cualquier otro tipo se rechaza con 400</w:t>
       </w:r>
       <w:r>
         <w:t xml:space="preserve"> </w:t>
@@ -11038,13 +11260,10 @@
           <w:i/>
           <w:iCs/>
         </w:rPr>
-        <w:t xml:space="preserve">SYSTEM_MESSAGE</w:t>
-      </w:r>
-      <w:r>
-        <w:t xml:space="preserve"> </w:t>
-      </w:r>
-      <w:r>
-        <w:t xml:space="preserve">(aviso libre, solo bandeja y push; disponible solo por la API, porque el panel no tiene una pantalla para ello) e</w:t>
+        <w:t xml:space="preserve">NOTIFICATION_TYPE_NOT_ALLOWED</w:t>
+      </w:r>
+      <w:r>
+        <w:t xml:space="preserve">, para que nadie pueda escribir a mano un aviso que parezca automático (por ejemplo, un falso pago aprobado). El mensaje siempre se guarda en la bandeja del destinatario; la notificación push es adicional (requiere</w:t>
       </w:r>
       <w:r>
         <w:t xml:space="preserve"> </w:t>
@@ -11054,35 +11273,6 @@
           <w:i/>
           <w:iCs/>
         </w:rPr>
-        <w:t xml:space="preserve">INSPECTION_REPORT</w:t>
-      </w:r>
-      <w:r>
-        <w:t xml:space="preserve"> </w:t>
-      </w:r>
-      <w:r>
-        <w:t xml:space="preserve">(enviado desde la pantalla de inspección, también por correo). Cualquier otro tipo se rechaza con 400</w:t>
-      </w:r>
-      <w:r>
-        <w:t xml:space="preserve"> </w:t>
-      </w:r>
-      <w:r>
-        <w:rPr>
-          <w:i/>
-          <w:iCs/>
-        </w:rPr>
-        <w:t xml:space="preserve">NOTIFICATION_TYPE_NOT_ALLOWED</w:t>
-      </w:r>
-      <w:r>
-        <w:t xml:space="preserve">, para que nadie pueda escribir a mano un aviso que parezca automático (por ejemplo, un falso pago aprobado). El mensaje siempre se guarda en la bandeja del destinatario; la notificación push es adicional (requiere</w:t>
-      </w:r>
-      <w:r>
-        <w:t xml:space="preserve"> </w:t>
-      </w:r>
-      <w:r>
-        <w:rPr>
-          <w:i/>
-          <w:iCs/>
-        </w:rPr>
         <w:t xml:space="preserve">PUSH_ENABLED=true</w:t>
       </w:r>
       <w:r>
@@ -11092,8 +11282,8 @@
         <w:t xml:space="preserve">y la aplicación móvil) y respeta los interruptores de cada usuario.</w:t>
       </w:r>
     </w:p>
-    <w:bookmarkEnd w:id="65"/>
-    <w:bookmarkStart w:id="66" w:name="Xaf3aa25d5242c019a847679a5c5cb5b8165aeea"/>
+    <w:bookmarkEnd w:id="95"/>
+    <w:bookmarkStart w:id="96" w:name="Xaf3aa25d5242c019a847679a5c5cb5b8165aeea"/>
     <w:p>
       <w:pPr>
         <w:pStyle w:val="Heading3"/>
@@ -11381,9 +11571,9 @@
         <w:t xml:space="preserve">Cuando los puntos de un cliente alcanzan los que exige un cupón disponible, el cliente recibe el aviso "¡Tienes un cupón canjeable!" con su código. Canjear un cupón no consume puntos, y cada cupón se puede canjear una vez por reserva.</w:t>
       </w:r>
     </w:p>
-    <w:bookmarkEnd w:id="66"/>
-    <w:bookmarkEnd w:id="67"/>
-    <w:bookmarkStart w:id="69" w:name="Xff56a8ff0c000f4ea65f05ba924471649c1f571"/>
+    <w:bookmarkEnd w:id="96"/>
+    <w:bookmarkEnd w:id="97"/>
+    <w:bookmarkStart w:id="102" w:name="Xff56a8ff0c000f4ea65f05ba924471649c1f571"/>
     <w:p>
       <w:pPr>
         <w:pStyle w:val="Heading2"/>
@@ -11985,68 +12175,1144 @@
     </w:p>
     <w:p>
       <w:pPr>
-        <w:pStyle w:val="BlockText"/>
+        <w:pStyle w:val="BodyText"/>
+      </w:pPr>
+      <w:r>
+        <w:drawing>
+          <wp:inline>
+            <wp:extent cx="5334000" cy="4123502"/>
+            <wp:effectExtent b="0" l="0" r="0" t="0"/>
+            <wp:docPr descr="Reportes Administrativos" title="" id="99" name="Picture"/>
+            <a:graphic>
+              <a:graphicData uri="http://schemas.openxmlformats.org/drawingml/2006/picture">
+                <pic:pic>
+                  <pic:nvPicPr>
+                    <pic:cNvPr descr="capturas/administrador-11-reportes-administrativos.jpg" id="100" name="Picture"/>
+                    <pic:cNvPicPr>
+                      <a:picLocks noChangeArrowheads="1" noChangeAspect="1"/>
+                    </pic:cNvPicPr>
+                  </pic:nvPicPr>
+                  <pic:blipFill>
+                    <a:blip r:embed="rId98"/>
+                    <a:stretch>
+                      <a:fillRect/>
+                    </a:stretch>
+                  </pic:blipFill>
+                  <pic:spPr bwMode="auto">
+                    <a:xfrm>
+                      <a:off x="0" y="0"/>
+                      <a:ext cx="5334000" cy="4123502"/>
+                    </a:xfrm>
+                    <a:prstGeom prst="rect">
+                      <a:avLst/>
+                    </a:prstGeom>
+                    <a:noFill/>
+                    <a:ln w="9525">
+                      <a:noFill/>
+                      <a:headEnd/>
+                      <a:tailEnd/>
+                    </a:ln>
+                  </pic:spPr>
+                </pic:pic>
+              </a:graphicData>
+            </a:graphic>
+          </wp:inline>
+        </w:drawing>
+      </w:r>
+    </w:p>
+    <w:bookmarkStart w:id="101" w:name="X98aa8193e79d556d5e79a9068c7b8460a6c1d4a"/>
+    <w:p>
+      <w:pPr>
+        <w:pStyle w:val="Heading3"/>
+      </w:pPr>
+      <w:r>
+        <w:t xml:space="preserve">13.1 Consultas de Soporte</w:t>
+      </w:r>
+    </w:p>
+    <w:p>
+      <w:pPr>
+        <w:pStyle w:val="FirstParagraph"/>
       </w:pPr>
       <w:r>
         <w:rPr>
           <w:b/>
           <w:bCs/>
         </w:rPr>
-        <w:t xml:space="preserve">Captura por insertar.</w:t>
-      </w:r>
-      <w:r>
-        <w:t xml:space="preserve"> </w:t>
-      </w:r>
+        <w:t xml:space="preserve">Ingresos aprobados por día</w:t>
+      </w:r>
+      <w:r>
+        <w:t xml:space="preserve"> </w:t>
+      </w:r>
+      <w:r>
+        <w:t xml:space="preserve">(las fechas se guardan en UTC; para el día calendario de Colombia se restan cinco horas antes de convertir a fecha):</w:t>
+      </w:r>
+    </w:p>
+    <w:p>
+      <w:pPr>
+        <w:pStyle w:val="SourceCode"/>
+      </w:pPr>
+      <w:r>
+        <w:rPr>
+          <w:rStyle w:val="KeywordTok"/>
+        </w:rPr>
+        <w:t xml:space="preserve">SELECT</w:t>
+      </w:r>
+      <w:r>
+        <w:rPr>
+          <w:rStyle w:val="NormalTok"/>
+        </w:rPr>
+        <w:t xml:space="preserve"> </w:t>
+      </w:r>
+      <w:r>
+        <w:rPr>
+          <w:rStyle w:val="FunctionTok"/>
+        </w:rPr>
+        <w:t xml:space="preserve">CAST</w:t>
+      </w:r>
+      <w:r>
+        <w:rPr>
+          <w:rStyle w:val="NormalTok"/>
+        </w:rPr>
+        <w:t xml:space="preserve">(DATEADD(</w:t>
+      </w:r>
+      <w:r>
+        <w:rPr>
+          <w:rStyle w:val="KeywordTok"/>
+        </w:rPr>
+        <w:t xml:space="preserve">hour</w:t>
+      </w:r>
+      <w:r>
+        <w:rPr>
+          <w:rStyle w:val="NormalTok"/>
+        </w:rPr>
+        <w:t xml:space="preserve">, </w:t>
+      </w:r>
+      <w:r>
+        <w:rPr>
+          <w:rStyle w:val="OperatorTok"/>
+        </w:rPr>
+        <w:t xml:space="preserve">-</w:t>
+      </w:r>
+      <w:r>
+        <w:rPr>
+          <w:rStyle w:val="DecValTok"/>
+        </w:rPr>
+        <w:t xml:space="preserve">5</w:t>
+      </w:r>
+      <w:r>
+        <w:rPr>
+          <w:rStyle w:val="NormalTok"/>
+        </w:rPr>
+        <w:t xml:space="preserve">, p.processed_at) </w:t>
+      </w:r>
+      <w:r>
+        <w:rPr>
+          <w:rStyle w:val="KeywordTok"/>
+        </w:rPr>
+        <w:t xml:space="preserve">AS</w:t>
+      </w:r>
+      <w:r>
+        <w:rPr>
+          <w:rStyle w:val="NormalTok"/>
+        </w:rPr>
+        <w:t xml:space="preserve"> </w:t>
+      </w:r>
+      <w:r>
+        <w:rPr>
+          <w:rStyle w:val="DataTypeTok"/>
+        </w:rPr>
+        <w:t xml:space="preserve">date</w:t>
+      </w:r>
+      <w:r>
+        <w:rPr>
+          <w:rStyle w:val="NormalTok"/>
+        </w:rPr>
+        <w:t xml:space="preserve">) </w:t>
+      </w:r>
+      <w:r>
+        <w:rPr>
+          <w:rStyle w:val="KeywordTok"/>
+        </w:rPr>
+        <w:t xml:space="preserve">AS</w:t>
+      </w:r>
+      <w:r>
+        <w:rPr>
+          <w:rStyle w:val="NormalTok"/>
+        </w:rPr>
+        <w:t xml:space="preserve"> dia_negocio,</w:t>
+      </w:r>
+      <w:r>
+        <w:br/>
+      </w:r>
+      <w:r>
+        <w:rPr>
+          <w:rStyle w:val="NormalTok"/>
+        </w:rPr>
+        <w:t xml:space="preserve">       </w:t>
+      </w:r>
+      <w:r>
+        <w:rPr>
+          <w:rStyle w:val="FunctionTok"/>
+        </w:rPr>
+        <w:t xml:space="preserve">COUNT</w:t>
+      </w:r>
+      <w:r>
+        <w:rPr>
+          <w:rStyle w:val="NormalTok"/>
+        </w:rPr>
+        <w:t xml:space="preserve">(</w:t>
+      </w:r>
+      <w:r>
+        <w:rPr>
+          <w:rStyle w:val="OperatorTok"/>
+        </w:rPr>
+        <w:t xml:space="preserve">*</w:t>
+      </w:r>
+      <w:r>
+        <w:rPr>
+          <w:rStyle w:val="NormalTok"/>
+        </w:rPr>
+        <w:t xml:space="preserve">)      </w:t>
+      </w:r>
+      <w:r>
+        <w:rPr>
+          <w:rStyle w:val="KeywordTok"/>
+        </w:rPr>
+        <w:t xml:space="preserve">AS</w:t>
+      </w:r>
+      <w:r>
+        <w:rPr>
+          <w:rStyle w:val="NormalTok"/>
+        </w:rPr>
+        <w:t xml:space="preserve"> pagos,</w:t>
+      </w:r>
+      <w:r>
+        <w:br/>
+      </w:r>
+      <w:r>
+        <w:rPr>
+          <w:rStyle w:val="NormalTok"/>
+        </w:rPr>
+        <w:t xml:space="preserve">       </w:t>
+      </w:r>
+      <w:r>
+        <w:rPr>
+          <w:rStyle w:val="FunctionTok"/>
+        </w:rPr>
+        <w:t xml:space="preserve">SUM</w:t>
+      </w:r>
+      <w:r>
+        <w:rPr>
+          <w:rStyle w:val="NormalTok"/>
+        </w:rPr>
+        <w:t xml:space="preserve">(p.amount) </w:t>
+      </w:r>
+      <w:r>
+        <w:rPr>
+          <w:rStyle w:val="KeywordTok"/>
+        </w:rPr>
+        <w:t xml:space="preserve">AS</w:t>
+      </w:r>
+      <w:r>
+        <w:rPr>
+          <w:rStyle w:val="NormalTok"/>
+        </w:rPr>
+        <w:t xml:space="preserve"> ingresos</w:t>
+      </w:r>
+      <w:r>
+        <w:br/>
+      </w:r>
+      <w:r>
+        <w:rPr>
+          <w:rStyle w:val="KeywordTok"/>
+        </w:rPr>
+        <w:t xml:space="preserve">FROM</w:t>
+      </w:r>
+      <w:r>
+        <w:rPr>
+          <w:rStyle w:val="NormalTok"/>
+        </w:rPr>
+        <w:t xml:space="preserve"> payment.payment p</w:t>
+      </w:r>
+      <w:r>
+        <w:br/>
+      </w:r>
+      <w:r>
+        <w:rPr>
+          <w:rStyle w:val="KeywordTok"/>
+        </w:rPr>
+        <w:t xml:space="preserve">JOIN</w:t>
+      </w:r>
+      <w:r>
+        <w:rPr>
+          <w:rStyle w:val="NormalTok"/>
+        </w:rPr>
+        <w:t xml:space="preserve"> payment.payment_status ps </w:t>
+      </w:r>
+      <w:r>
+        <w:rPr>
+          <w:rStyle w:val="KeywordTok"/>
+        </w:rPr>
+        <w:t xml:space="preserve">ON</w:t>
+      </w:r>
+      <w:r>
+        <w:rPr>
+          <w:rStyle w:val="NormalTok"/>
+        </w:rPr>
+        <w:t xml:space="preserve"> ps.payment_status_id </w:t>
+      </w:r>
+      <w:r>
+        <w:rPr>
+          <w:rStyle w:val="OperatorTok"/>
+        </w:rPr>
+        <w:t xml:space="preserve">=</w:t>
+      </w:r>
+      <w:r>
+        <w:rPr>
+          <w:rStyle w:val="NormalTok"/>
+        </w:rPr>
+        <w:t xml:space="preserve"> p.payment_status_id</w:t>
+      </w:r>
+      <w:r>
+        <w:br/>
+      </w:r>
+      <w:r>
+        <w:rPr>
+          <w:rStyle w:val="KeywordTok"/>
+        </w:rPr>
+        <w:t xml:space="preserve">WHERE</w:t>
+      </w:r>
+      <w:r>
+        <w:rPr>
+          <w:rStyle w:val="NormalTok"/>
+        </w:rPr>
+        <w:t xml:space="preserve"> ps.code </w:t>
+      </w:r>
+      <w:r>
+        <w:rPr>
+          <w:rStyle w:val="OperatorTok"/>
+        </w:rPr>
+        <w:t xml:space="preserve">=</w:t>
+      </w:r>
+      <w:r>
+        <w:rPr>
+          <w:rStyle w:val="NormalTok"/>
+        </w:rPr>
+        <w:t xml:space="preserve"> </w:t>
+      </w:r>
+      <w:r>
+        <w:rPr>
+          <w:rStyle w:val="StringTok"/>
+        </w:rPr>
+        <w:t xml:space="preserve">'APPROVED'</w:t>
+      </w:r>
+      <w:r>
+        <w:br/>
+      </w:r>
+      <w:r>
+        <w:rPr>
+          <w:rStyle w:val="NormalTok"/>
+        </w:rPr>
+        <w:t xml:space="preserve">  </w:t>
+      </w:r>
+      <w:r>
+        <w:rPr>
+          <w:rStyle w:val="KeywordTok"/>
+        </w:rPr>
+        <w:t xml:space="preserve">AND</w:t>
+      </w:r>
+      <w:r>
+        <w:rPr>
+          <w:rStyle w:val="NormalTok"/>
+        </w:rPr>
+        <w:t xml:space="preserve"> p.processed_at </w:t>
+      </w:r>
+      <w:r>
+        <w:rPr>
+          <w:rStyle w:val="OperatorTok"/>
+        </w:rPr>
+        <w:t xml:space="preserve">&gt;=</w:t>
+      </w:r>
+      <w:r>
+        <w:rPr>
+          <w:rStyle w:val="NormalTok"/>
+        </w:rPr>
+        <w:t xml:space="preserve"> DATEADD(</w:t>
+      </w:r>
+      <w:r>
+        <w:rPr>
+          <w:rStyle w:val="DataTypeTok"/>
+        </w:rPr>
+        <w:t xml:space="preserve">day</w:t>
+      </w:r>
+      <w:r>
+        <w:rPr>
+          <w:rStyle w:val="NormalTok"/>
+        </w:rPr>
+        <w:t xml:space="preserve">, </w:t>
+      </w:r>
+      <w:r>
+        <w:rPr>
+          <w:rStyle w:val="OperatorTok"/>
+        </w:rPr>
+        <w:t xml:space="preserve">-</w:t>
+      </w:r>
+      <w:r>
+        <w:rPr>
+          <w:rStyle w:val="DecValTok"/>
+        </w:rPr>
+        <w:t xml:space="preserve">30</w:t>
+      </w:r>
+      <w:r>
+        <w:rPr>
+          <w:rStyle w:val="NormalTok"/>
+        </w:rPr>
+        <w:t xml:space="preserve">, SYSUTCDATETIME())</w:t>
+      </w:r>
+      <w:r>
+        <w:br/>
+      </w:r>
+      <w:r>
+        <w:rPr>
+          <w:rStyle w:val="KeywordTok"/>
+        </w:rPr>
+        <w:t xml:space="preserve">GROUP</w:t>
+      </w:r>
+      <w:r>
+        <w:rPr>
+          <w:rStyle w:val="NormalTok"/>
+        </w:rPr>
+        <w:t xml:space="preserve"> </w:t>
+      </w:r>
+      <w:r>
+        <w:rPr>
+          <w:rStyle w:val="KeywordTok"/>
+        </w:rPr>
+        <w:t xml:space="preserve">BY</w:t>
+      </w:r>
+      <w:r>
+        <w:rPr>
+          <w:rStyle w:val="NormalTok"/>
+        </w:rPr>
+        <w:t xml:space="preserve"> </w:t>
+      </w:r>
+      <w:r>
+        <w:rPr>
+          <w:rStyle w:val="FunctionTok"/>
+        </w:rPr>
+        <w:t xml:space="preserve">CAST</w:t>
+      </w:r>
+      <w:r>
+        <w:rPr>
+          <w:rStyle w:val="NormalTok"/>
+        </w:rPr>
+        <w:t xml:space="preserve">(DATEADD(</w:t>
+      </w:r>
+      <w:r>
+        <w:rPr>
+          <w:rStyle w:val="KeywordTok"/>
+        </w:rPr>
+        <w:t xml:space="preserve">hour</w:t>
+      </w:r>
+      <w:r>
+        <w:rPr>
+          <w:rStyle w:val="NormalTok"/>
+        </w:rPr>
+        <w:t xml:space="preserve">, </w:t>
+      </w:r>
+      <w:r>
+        <w:rPr>
+          <w:rStyle w:val="OperatorTok"/>
+        </w:rPr>
+        <w:t xml:space="preserve">-</w:t>
+      </w:r>
+      <w:r>
+        <w:rPr>
+          <w:rStyle w:val="DecValTok"/>
+        </w:rPr>
+        <w:t xml:space="preserve">5</w:t>
+      </w:r>
+      <w:r>
+        <w:rPr>
+          <w:rStyle w:val="NormalTok"/>
+        </w:rPr>
+        <w:t xml:space="preserve">, p.processed_at) </w:t>
+      </w:r>
+      <w:r>
+        <w:rPr>
+          <w:rStyle w:val="KeywordTok"/>
+        </w:rPr>
+        <w:t xml:space="preserve">AS</w:t>
+      </w:r>
+      <w:r>
+        <w:rPr>
+          <w:rStyle w:val="NormalTok"/>
+        </w:rPr>
+        <w:t xml:space="preserve"> </w:t>
+      </w:r>
+      <w:r>
+        <w:rPr>
+          <w:rStyle w:val="DataTypeTok"/>
+        </w:rPr>
+        <w:t xml:space="preserve">date</w:t>
+      </w:r>
+      <w:r>
+        <w:rPr>
+          <w:rStyle w:val="NormalTok"/>
+        </w:rPr>
+        <w:t xml:space="preserve">)</w:t>
+      </w:r>
+      <w:r>
+        <w:br/>
+      </w:r>
+      <w:r>
+        <w:rPr>
+          <w:rStyle w:val="KeywordTok"/>
+        </w:rPr>
+        <w:t xml:space="preserve">ORDER</w:t>
+      </w:r>
+      <w:r>
+        <w:rPr>
+          <w:rStyle w:val="NormalTok"/>
+        </w:rPr>
+        <w:t xml:space="preserve"> </w:t>
+      </w:r>
+      <w:r>
+        <w:rPr>
+          <w:rStyle w:val="KeywordTok"/>
+        </w:rPr>
+        <w:t xml:space="preserve">BY</w:t>
+      </w:r>
+      <w:r>
+        <w:rPr>
+          <w:rStyle w:val="NormalTok"/>
+        </w:rPr>
+        <w:t xml:space="preserve"> dia_negocio </w:t>
+      </w:r>
+      <w:r>
+        <w:rPr>
+          <w:rStyle w:val="KeywordTok"/>
+        </w:rPr>
+        <w:t xml:space="preserve">DESC</w:t>
+      </w:r>
+      <w:r>
+        <w:rPr>
+          <w:rStyle w:val="NormalTok"/>
+        </w:rPr>
+        <w:t xml:space="preserve">;</w:t>
+      </w:r>
+    </w:p>
+    <w:p>
+      <w:pPr>
+        <w:pStyle w:val="FirstParagraph"/>
+      </w:pPr>
       <w:r>
         <w:rPr>
           <w:b/>
           <w:bCs/>
         </w:rPr>
-        <w:t xml:space="preserve">Pantalla:</w:t>
-      </w:r>
-      <w:r>
-        <w:t xml:space="preserve"> </w:t>
-      </w:r>
-      <w:r>
-        <w:t xml:space="preserve">Reportes (ruta</w:t>
-      </w:r>
-      <w:r>
-        <w:t xml:space="preserve"> </w:t>
-      </w:r>
-      <w:r>
-        <w:rPr>
-          <w:i/>
-          <w:iCs/>
-        </w:rPr>
-        <w:t xml:space="preserve">/admin/reports</w:t>
-      </w:r>
-      <w:r>
-        <w:t xml:space="preserve">).</w:t>
-      </w:r>
-      <w:r>
-        <w:t xml:space="preserve"> </w:t>
-      </w:r>
+        <w:t xml:space="preserve">Desempeño por operario:</w:t>
+      </w:r>
+    </w:p>
+    <w:p>
+      <w:pPr>
+        <w:pStyle w:val="SourceCode"/>
+      </w:pPr>
+      <w:r>
+        <w:rPr>
+          <w:rStyle w:val="KeywordTok"/>
+        </w:rPr>
+        <w:t xml:space="preserve">SELECT</w:t>
+      </w:r>
+      <w:r>
+        <w:rPr>
+          <w:rStyle w:val="NormalTok"/>
+        </w:rPr>
+        <w:t xml:space="preserve"> o.operator_id, o.user_id,</w:t>
+      </w:r>
+      <w:r>
+        <w:br/>
+      </w:r>
+      <w:r>
+        <w:rPr>
+          <w:rStyle w:val="NormalTok"/>
+        </w:rPr>
+        <w:t xml:space="preserve">       </w:t>
+      </w:r>
+      <w:r>
+        <w:rPr>
+          <w:rStyle w:val="FunctionTok"/>
+        </w:rPr>
+        <w:t xml:space="preserve">COUNT</w:t>
+      </w:r>
+      <w:r>
+        <w:rPr>
+          <w:rStyle w:val="NormalTok"/>
+        </w:rPr>
+        <w:t xml:space="preserve">(</w:t>
+      </w:r>
+      <w:r>
+        <w:rPr>
+          <w:rStyle w:val="OperatorTok"/>
+        </w:rPr>
+        <w:t xml:space="preserve">*</w:t>
+      </w:r>
+      <w:r>
+        <w:rPr>
+          <w:rStyle w:val="NormalTok"/>
+        </w:rPr>
+        <w:t xml:space="preserve">)                               </w:t>
+      </w:r>
+      <w:r>
+        <w:rPr>
+          <w:rStyle w:val="KeywordTok"/>
+        </w:rPr>
+        <w:t xml:space="preserve">AS</w:t>
+      </w:r>
+      <w:r>
+        <w:rPr>
+          <w:rStyle w:val="NormalTok"/>
+        </w:rPr>
+        <w:t xml:space="preserve"> servicios_completados,</w:t>
+      </w:r>
+      <w:r>
+        <w:br/>
+      </w:r>
+      <w:r>
+        <w:rPr>
+          <w:rStyle w:val="NormalTok"/>
+        </w:rPr>
+        <w:t xml:space="preserve">       </w:t>
+      </w:r>
+      <w:r>
+        <w:rPr>
+          <w:rStyle w:val="FunctionTok"/>
+        </w:rPr>
+        <w:t xml:space="preserve">AVG</w:t>
+      </w:r>
+      <w:r>
+        <w:rPr>
+          <w:rStyle w:val="NormalTok"/>
+        </w:rPr>
+        <w:t xml:space="preserve">(</w:t>
+      </w:r>
+      <w:r>
+        <w:rPr>
+          <w:rStyle w:val="FunctionTok"/>
+        </w:rPr>
+        <w:t xml:space="preserve">CAST</w:t>
+      </w:r>
+      <w:r>
+        <w:rPr>
+          <w:rStyle w:val="NormalTok"/>
+        </w:rPr>
+        <w:t xml:space="preserve">(se.quality_rating </w:t>
+      </w:r>
+      <w:r>
+        <w:rPr>
+          <w:rStyle w:val="KeywordTok"/>
+        </w:rPr>
+        <w:t xml:space="preserve">AS</w:t>
+      </w:r>
+      <w:r>
+        <w:rPr>
+          <w:rStyle w:val="NormalTok"/>
+        </w:rPr>
+        <w:t xml:space="preserve"> </w:t>
+      </w:r>
+      <w:r>
+        <w:rPr>
+          <w:rStyle w:val="DataTypeTok"/>
+        </w:rPr>
+        <w:t xml:space="preserve">float</w:t>
+      </w:r>
+      <w:r>
+        <w:rPr>
+          <w:rStyle w:val="NormalTok"/>
+        </w:rPr>
+        <w:t xml:space="preserve">))  </w:t>
+      </w:r>
+      <w:r>
+        <w:rPr>
+          <w:rStyle w:val="KeywordTok"/>
+        </w:rPr>
+        <w:t xml:space="preserve">AS</w:t>
+      </w:r>
+      <w:r>
+        <w:rPr>
+          <w:rStyle w:val="NormalTok"/>
+        </w:rPr>
+        <w:t xml:space="preserve"> calificacion_promedio,</w:t>
+      </w:r>
+      <w:r>
+        <w:br/>
+      </w:r>
+      <w:r>
+        <w:rPr>
+          <w:rStyle w:val="NormalTok"/>
+        </w:rPr>
+        <w:t xml:space="preserve">       </w:t>
+      </w:r>
+      <w:r>
+        <w:rPr>
+          <w:rStyle w:val="FunctionTok"/>
+        </w:rPr>
+        <w:t xml:space="preserve">COUNT</w:t>
+      </w:r>
+      <w:r>
+        <w:rPr>
+          <w:rStyle w:val="NormalTok"/>
+        </w:rPr>
+        <w:t xml:space="preserve">(se.quality_rating)               </w:t>
+      </w:r>
+      <w:r>
+        <w:rPr>
+          <w:rStyle w:val="KeywordTok"/>
+        </w:rPr>
+        <w:t xml:space="preserve">AS</w:t>
+      </w:r>
+      <w:r>
+        <w:rPr>
+          <w:rStyle w:val="NormalTok"/>
+        </w:rPr>
+        <w:t xml:space="preserve"> servicios_calificados</w:t>
+      </w:r>
+      <w:r>
+        <w:br/>
+      </w:r>
+      <w:r>
+        <w:rPr>
+          <w:rStyle w:val="KeywordTok"/>
+        </w:rPr>
+        <w:t xml:space="preserve">FROM</w:t>
+      </w:r>
+      <w:r>
+        <w:rPr>
+          <w:rStyle w:val="NormalTok"/>
+        </w:rPr>
+        <w:t xml:space="preserve"> execution.service_execution se</w:t>
+      </w:r>
+      <w:r>
+        <w:br/>
+      </w:r>
+      <w:r>
+        <w:rPr>
+          <w:rStyle w:val="KeywordTok"/>
+        </w:rPr>
+        <w:t xml:space="preserve">JOIN</w:t>
+      </w:r>
+      <w:r>
+        <w:rPr>
+          <w:rStyle w:val="NormalTok"/>
+        </w:rPr>
+        <w:t xml:space="preserve"> execution.</w:t>
+      </w:r>
+      <w:r>
+        <w:rPr>
+          <w:rStyle w:val="KeywordTok"/>
+        </w:rPr>
+        <w:t xml:space="preserve">operator</w:t>
+      </w:r>
+      <w:r>
+        <w:rPr>
+          <w:rStyle w:val="NormalTok"/>
+        </w:rPr>
+        <w:t xml:space="preserve">         o  </w:t>
+      </w:r>
+      <w:r>
+        <w:rPr>
+          <w:rStyle w:val="KeywordTok"/>
+        </w:rPr>
+        <w:t xml:space="preserve">ON</w:t>
+      </w:r>
+      <w:r>
+        <w:rPr>
+          <w:rStyle w:val="NormalTok"/>
+        </w:rPr>
+        <w:t xml:space="preserve"> o.operator_id </w:t>
+      </w:r>
+      <w:r>
+        <w:rPr>
+          <w:rStyle w:val="OperatorTok"/>
+        </w:rPr>
+        <w:t xml:space="preserve">=</w:t>
+      </w:r>
+      <w:r>
+        <w:rPr>
+          <w:rStyle w:val="NormalTok"/>
+        </w:rPr>
+        <w:t xml:space="preserve"> se.operator_id</w:t>
+      </w:r>
+      <w:r>
+        <w:br/>
+      </w:r>
+      <w:r>
+        <w:rPr>
+          <w:rStyle w:val="KeywordTok"/>
+        </w:rPr>
+        <w:t xml:space="preserve">JOIN</w:t>
+      </w:r>
+      <w:r>
+        <w:rPr>
+          <w:rStyle w:val="NormalTok"/>
+        </w:rPr>
+        <w:t xml:space="preserve"> execution.execution_status es </w:t>
+      </w:r>
+      <w:r>
+        <w:rPr>
+          <w:rStyle w:val="KeywordTok"/>
+        </w:rPr>
+        <w:t xml:space="preserve">ON</w:t>
+      </w:r>
+      <w:r>
+        <w:rPr>
+          <w:rStyle w:val="NormalTok"/>
+        </w:rPr>
+        <w:t xml:space="preserve"> es.execution_status_id </w:t>
+      </w:r>
+      <w:r>
+        <w:rPr>
+          <w:rStyle w:val="OperatorTok"/>
+        </w:rPr>
+        <w:t xml:space="preserve">=</w:t>
+      </w:r>
+      <w:r>
+        <w:rPr>
+          <w:rStyle w:val="NormalTok"/>
+        </w:rPr>
+        <w:t xml:space="preserve"> se.execution_status_id</w:t>
+      </w:r>
+      <w:r>
+        <w:br/>
+      </w:r>
+      <w:r>
+        <w:rPr>
+          <w:rStyle w:val="KeywordTok"/>
+        </w:rPr>
+        <w:t xml:space="preserve">WHERE</w:t>
+      </w:r>
+      <w:r>
+        <w:rPr>
+          <w:rStyle w:val="NormalTok"/>
+        </w:rPr>
+        <w:t xml:space="preserve"> es.code </w:t>
+      </w:r>
+      <w:r>
+        <w:rPr>
+          <w:rStyle w:val="OperatorTok"/>
+        </w:rPr>
+        <w:t xml:space="preserve">=</w:t>
+      </w:r>
+      <w:r>
+        <w:rPr>
+          <w:rStyle w:val="NormalTok"/>
+        </w:rPr>
+        <w:t xml:space="preserve"> </w:t>
+      </w:r>
+      <w:r>
+        <w:rPr>
+          <w:rStyle w:val="StringTok"/>
+        </w:rPr>
+        <w:t xml:space="preserve">'COMPLETED'</w:t>
+      </w:r>
+      <w:r>
+        <w:rPr>
+          <w:rStyle w:val="NormalTok"/>
+        </w:rPr>
+        <w:t xml:space="preserve"> </w:t>
+      </w:r>
+      <w:r>
+        <w:rPr>
+          <w:rStyle w:val="KeywordTok"/>
+        </w:rPr>
+        <w:t xml:space="preserve">AND</w:t>
+      </w:r>
+      <w:r>
+        <w:rPr>
+          <w:rStyle w:val="NormalTok"/>
+        </w:rPr>
+        <w:t xml:space="preserve"> se.deleted_at </w:t>
+      </w:r>
+      <w:r>
+        <w:rPr>
+          <w:rStyle w:val="KeywordTok"/>
+        </w:rPr>
+        <w:t xml:space="preserve">IS</w:t>
+      </w:r>
+      <w:r>
+        <w:rPr>
+          <w:rStyle w:val="NormalTok"/>
+        </w:rPr>
+        <w:t xml:space="preserve"> </w:t>
+      </w:r>
+      <w:r>
+        <w:rPr>
+          <w:rStyle w:val="KeywordTok"/>
+        </w:rPr>
+        <w:t xml:space="preserve">NULL</w:t>
+      </w:r>
+      <w:r>
+        <w:br/>
+      </w:r>
+      <w:r>
+        <w:rPr>
+          <w:rStyle w:val="KeywordTok"/>
+        </w:rPr>
+        <w:t xml:space="preserve">GROUP</w:t>
+      </w:r>
+      <w:r>
+        <w:rPr>
+          <w:rStyle w:val="NormalTok"/>
+        </w:rPr>
+        <w:t xml:space="preserve"> </w:t>
+      </w:r>
+      <w:r>
+        <w:rPr>
+          <w:rStyle w:val="KeywordTok"/>
+        </w:rPr>
+        <w:t xml:space="preserve">BY</w:t>
+      </w:r>
+      <w:r>
+        <w:rPr>
+          <w:rStyle w:val="NormalTok"/>
+        </w:rPr>
+        <w:t xml:space="preserve"> o.operator_id, o.user_id</w:t>
+      </w:r>
+      <w:r>
+        <w:br/>
+      </w:r>
+      <w:r>
+        <w:rPr>
+          <w:rStyle w:val="KeywordTok"/>
+        </w:rPr>
+        <w:t xml:space="preserve">ORDER</w:t>
+      </w:r>
+      <w:r>
+        <w:rPr>
+          <w:rStyle w:val="NormalTok"/>
+        </w:rPr>
+        <w:t xml:space="preserve"> </w:t>
+      </w:r>
+      <w:r>
+        <w:rPr>
+          <w:rStyle w:val="KeywordTok"/>
+        </w:rPr>
+        <w:t xml:space="preserve">BY</w:t>
+      </w:r>
+      <w:r>
+        <w:rPr>
+          <w:rStyle w:val="NormalTok"/>
+        </w:rPr>
+        <w:t xml:space="preserve"> servicios_completados </w:t>
+      </w:r>
+      <w:r>
+        <w:rPr>
+          <w:rStyle w:val="KeywordTok"/>
+        </w:rPr>
+        <w:t xml:space="preserve">DESC</w:t>
+      </w:r>
+      <w:r>
+        <w:rPr>
+          <w:rStyle w:val="NormalTok"/>
+        </w:rPr>
+        <w:t xml:space="preserve">;</w:t>
+      </w:r>
+    </w:p>
+    <w:p>
+      <w:pPr>
+        <w:pStyle w:val="FirstParagraph"/>
+      </w:pPr>
       <w:r>
         <w:rPr>
           <w:b/>
           <w:bCs/>
         </w:rPr>
-        <w:t xml:space="preserve">Contenido:</w:t>
-      </w:r>
-      <w:r>
-        <w:t xml:space="preserve"> </w:t>
-      </w:r>
-      <w:r>
-        <w:t xml:space="preserve">los filtros, las gráficas de servicios e ingresos, los resúmenes del día, la semana y el mes, y los servicios más vendidos.</w:t>
-      </w:r>
-    </w:p>
-    <w:bookmarkStart w:id="68" w:name="X98aa8193e79d556d5e79a9068c7b8460a6c1d4a"/>
-    <w:p>
-      <w:pPr>
-        <w:pStyle w:val="Heading3"/>
-      </w:pPr>
-      <w:r>
-        <w:t xml:space="preserve">13.1 Consultas de Soporte</w:t>
+        <w:t xml:space="preserve">Pagos pendientes de revisión</w:t>
+      </w:r>
+      <w:r>
+        <w:t xml:space="preserve">, el indicador más urgente del día:</w:t>
+      </w:r>
+    </w:p>
+    <w:p>
+      <w:pPr>
+        <w:pStyle w:val="SourceCode"/>
+      </w:pPr>
+      <w:r>
+        <w:rPr>
+          <w:rStyle w:val="KeywordTok"/>
+        </w:rPr>
+        <w:t xml:space="preserve">SELECT</w:t>
+      </w:r>
+      <w:r>
+        <w:rPr>
+          <w:rStyle w:val="NormalTok"/>
+        </w:rPr>
+        <w:t xml:space="preserve"> p.payment_id, p.booking_id, p.amount, r.transaction_reference, r.uploaded_at</w:t>
+      </w:r>
+      <w:r>
+        <w:br/>
+      </w:r>
+      <w:r>
+        <w:rPr>
+          <w:rStyle w:val="KeywordTok"/>
+        </w:rPr>
+        <w:t xml:space="preserve">FROM</w:t>
+      </w:r>
+      <w:r>
+        <w:rPr>
+          <w:rStyle w:val="NormalTok"/>
+        </w:rPr>
+        <w:t xml:space="preserve"> payment.payment p</w:t>
+      </w:r>
+      <w:r>
+        <w:br/>
+      </w:r>
+      <w:r>
+        <w:rPr>
+          <w:rStyle w:val="KeywordTok"/>
+        </w:rPr>
+        <w:t xml:space="preserve">JOIN</w:t>
+      </w:r>
+      <w:r>
+        <w:rPr>
+          <w:rStyle w:val="NormalTok"/>
+        </w:rPr>
+        <w:t xml:space="preserve"> payment.payment_status ps </w:t>
+      </w:r>
+      <w:r>
+        <w:rPr>
+          <w:rStyle w:val="KeywordTok"/>
+        </w:rPr>
+        <w:t xml:space="preserve">ON</w:t>
+      </w:r>
+      <w:r>
+        <w:rPr>
+          <w:rStyle w:val="NormalTok"/>
+        </w:rPr>
+        <w:t xml:space="preserve"> ps.payment_status_id </w:t>
+      </w:r>
+      <w:r>
+        <w:rPr>
+          <w:rStyle w:val="OperatorTok"/>
+        </w:rPr>
+        <w:t xml:space="preserve">=</w:t>
+      </w:r>
+      <w:r>
+        <w:rPr>
+          <w:rStyle w:val="NormalTok"/>
+        </w:rPr>
+        <w:t xml:space="preserve"> p.payment_status_id</w:t>
+      </w:r>
+      <w:r>
+        <w:br/>
+      </w:r>
+      <w:r>
+        <w:rPr>
+          <w:rStyle w:val="KeywordTok"/>
+        </w:rPr>
+        <w:t xml:space="preserve">LEFT</w:t>
+      </w:r>
+      <w:r>
+        <w:rPr>
+          <w:rStyle w:val="NormalTok"/>
+        </w:rPr>
+        <w:t xml:space="preserve"> </w:t>
+      </w:r>
+      <w:r>
+        <w:rPr>
+          <w:rStyle w:val="KeywordTok"/>
+        </w:rPr>
+        <w:t xml:space="preserve">JOIN</w:t>
+      </w:r>
+      <w:r>
+        <w:rPr>
+          <w:rStyle w:val="NormalTok"/>
+        </w:rPr>
+        <w:t xml:space="preserve"> payment.payment_receipt r </w:t>
+      </w:r>
+      <w:r>
+        <w:rPr>
+          <w:rStyle w:val="KeywordTok"/>
+        </w:rPr>
+        <w:t xml:space="preserve">ON</w:t>
+      </w:r>
+      <w:r>
+        <w:rPr>
+          <w:rStyle w:val="NormalTok"/>
+        </w:rPr>
+        <w:t xml:space="preserve"> r.payment_id </w:t>
+      </w:r>
+      <w:r>
+        <w:rPr>
+          <w:rStyle w:val="OperatorTok"/>
+        </w:rPr>
+        <w:t xml:space="preserve">=</w:t>
+      </w:r>
+      <w:r>
+        <w:rPr>
+          <w:rStyle w:val="NormalTok"/>
+        </w:rPr>
+        <w:t xml:space="preserve"> p.payment_id</w:t>
+      </w:r>
+      <w:r>
+        <w:br/>
+      </w:r>
+      <w:r>
+        <w:rPr>
+          <w:rStyle w:val="KeywordTok"/>
+        </w:rPr>
+        <w:t xml:space="preserve">WHERE</w:t>
+      </w:r>
+      <w:r>
+        <w:rPr>
+          <w:rStyle w:val="NormalTok"/>
+        </w:rPr>
+        <w:t xml:space="preserve"> ps.code </w:t>
+      </w:r>
+      <w:r>
+        <w:rPr>
+          <w:rStyle w:val="OperatorTok"/>
+        </w:rPr>
+        <w:t xml:space="preserve">=</w:t>
+      </w:r>
+      <w:r>
+        <w:rPr>
+          <w:rStyle w:val="NormalTok"/>
+        </w:rPr>
+        <w:t xml:space="preserve"> </w:t>
+      </w:r>
+      <w:r>
+        <w:rPr>
+          <w:rStyle w:val="StringTok"/>
+        </w:rPr>
+        <w:t xml:space="preserve">'IN_REVIEW'</w:t>
+      </w:r>
+      <w:r>
+        <w:br/>
+      </w:r>
+      <w:r>
+        <w:rPr>
+          <w:rStyle w:val="KeywordTok"/>
+        </w:rPr>
+        <w:t xml:space="preserve">ORDER</w:t>
+      </w:r>
+      <w:r>
+        <w:rPr>
+          <w:rStyle w:val="NormalTok"/>
+        </w:rPr>
+        <w:t xml:space="preserve"> </w:t>
+      </w:r>
+      <w:r>
+        <w:rPr>
+          <w:rStyle w:val="KeywordTok"/>
+        </w:rPr>
+        <w:t xml:space="preserve">BY</w:t>
+      </w:r>
+      <w:r>
+        <w:rPr>
+          <w:rStyle w:val="NormalTok"/>
+        </w:rPr>
+        <w:t xml:space="preserve"> r.uploaded_at;</w:t>
       </w:r>
     </w:p>
     <w:p>
@@ -12058,13 +13324,13 @@
           <w:b/>
           <w:bCs/>
         </w:rPr>
-        <w:t xml:space="preserve">Ingresos aprobados por día</w:t>
-      </w:r>
-      <w:r>
-        <w:t xml:space="preserve"> </w:t>
-      </w:r>
-      <w:r>
-        <w:t xml:space="preserve">(las fechas se guardan en UTC; para el día calendario de Colombia se restan cinco horas antes de convertir a fecha):</w:t>
+        <w:t xml:space="preserve">Referencias de transacción usadas más de una vez</w:t>
+      </w:r>
+      <w:r>
+        <w:t xml:space="preserve"> </w:t>
+      </w:r>
+      <w:r>
+        <w:t xml:space="preserve">(el sistema las rechaza desde el 8 de octubre de 2026; la consulta detecta duplicados anteriores):</w:t>
       </w:r>
     </w:p>
     <w:p>
@@ -12081,444 +13347,192 @@
         <w:rPr>
           <w:rStyle w:val="NormalTok"/>
         </w:rPr>
-        <w:t xml:space="preserve"> </w:t>
+        <w:t xml:space="preserve"> r.transaction_reference, </w:t>
       </w:r>
       <w:r>
         <w:rPr>
           <w:rStyle w:val="FunctionTok"/>
         </w:rPr>
-        <w:t xml:space="preserve">CAST</w:t>
+        <w:t xml:space="preserve">COUNT</w:t>
       </w:r>
       <w:r>
         <w:rPr>
           <w:rStyle w:val="NormalTok"/>
         </w:rPr>
-        <w:t xml:space="preserve">(DATEADD(</w:t>
+        <w:t xml:space="preserve">(</w:t>
+      </w:r>
+      <w:r>
+        <w:rPr>
+          <w:rStyle w:val="OperatorTok"/>
+        </w:rPr>
+        <w:t xml:space="preserve">*</w:t>
+      </w:r>
+      <w:r>
+        <w:rPr>
+          <w:rStyle w:val="NormalTok"/>
+        </w:rPr>
+        <w:t xml:space="preserve">) </w:t>
       </w:r>
       <w:r>
         <w:rPr>
           <w:rStyle w:val="KeywordTok"/>
         </w:rPr>
-        <w:t xml:space="preserve">hour</w:t>
+        <w:t xml:space="preserve">AS</w:t>
       </w:r>
       <w:r>
         <w:rPr>
           <w:rStyle w:val="NormalTok"/>
         </w:rPr>
-        <w:t xml:space="preserve">, </w:t>
+        <w:t xml:space="preserve"> veces_usada</w:t>
+      </w:r>
+      <w:r>
+        <w:br/>
+      </w:r>
+      <w:r>
+        <w:rPr>
+          <w:rStyle w:val="KeywordTok"/>
+        </w:rPr>
+        <w:t xml:space="preserve">FROM</w:t>
+      </w:r>
+      <w:r>
+        <w:rPr>
+          <w:rStyle w:val="NormalTok"/>
+        </w:rPr>
+        <w:t xml:space="preserve"> payment.payment_receipt r</w:t>
+      </w:r>
+      <w:r>
+        <w:br/>
+      </w:r>
+      <w:r>
+        <w:rPr>
+          <w:rStyle w:val="KeywordTok"/>
+        </w:rPr>
+        <w:t xml:space="preserve">WHERE</w:t>
+      </w:r>
+      <w:r>
+        <w:rPr>
+          <w:rStyle w:val="NormalTok"/>
+        </w:rPr>
+        <w:t xml:space="preserve"> r.transaction_reference </w:t>
+      </w:r>
+      <w:r>
+        <w:rPr>
+          <w:rStyle w:val="KeywordTok"/>
+        </w:rPr>
+        <w:t xml:space="preserve">IS</w:t>
+      </w:r>
+      <w:r>
+        <w:rPr>
+          <w:rStyle w:val="NormalTok"/>
+        </w:rPr>
+        <w:t xml:space="preserve"> </w:t>
+      </w:r>
+      <w:r>
+        <w:rPr>
+          <w:rStyle w:val="KeywordTok"/>
+        </w:rPr>
+        <w:t xml:space="preserve">NOT</w:t>
+      </w:r>
+      <w:r>
+        <w:rPr>
+          <w:rStyle w:val="NormalTok"/>
+        </w:rPr>
+        <w:t xml:space="preserve"> </w:t>
+      </w:r>
+      <w:r>
+        <w:rPr>
+          <w:rStyle w:val="KeywordTok"/>
+        </w:rPr>
+        <w:t xml:space="preserve">NULL</w:t>
+      </w:r>
+      <w:r>
+        <w:br/>
+      </w:r>
+      <w:r>
+        <w:rPr>
+          <w:rStyle w:val="KeywordTok"/>
+        </w:rPr>
+        <w:t xml:space="preserve">GROUP</w:t>
+      </w:r>
+      <w:r>
+        <w:rPr>
+          <w:rStyle w:val="NormalTok"/>
+        </w:rPr>
+        <w:t xml:space="preserve"> </w:t>
+      </w:r>
+      <w:r>
+        <w:rPr>
+          <w:rStyle w:val="KeywordTok"/>
+        </w:rPr>
+        <w:t xml:space="preserve">BY</w:t>
+      </w:r>
+      <w:r>
+        <w:rPr>
+          <w:rStyle w:val="NormalTok"/>
+        </w:rPr>
+        <w:t xml:space="preserve"> r.transaction_reference</w:t>
+      </w:r>
+      <w:r>
+        <w:br/>
+      </w:r>
+      <w:r>
+        <w:rPr>
+          <w:rStyle w:val="KeywordTok"/>
+        </w:rPr>
+        <w:t xml:space="preserve">HAVING</w:t>
+      </w:r>
+      <w:r>
+        <w:rPr>
+          <w:rStyle w:val="NormalTok"/>
+        </w:rPr>
+        <w:t xml:space="preserve"> </w:t>
+      </w:r>
+      <w:r>
+        <w:rPr>
+          <w:rStyle w:val="FunctionTok"/>
+        </w:rPr>
+        <w:t xml:space="preserve">COUNT</w:t>
+      </w:r>
+      <w:r>
+        <w:rPr>
+          <w:rStyle w:val="NormalTok"/>
+        </w:rPr>
+        <w:t xml:space="preserve">(</w:t>
       </w:r>
       <w:r>
         <w:rPr>
           <w:rStyle w:val="OperatorTok"/>
         </w:rPr>
-        <w:t xml:space="preserve">-</w:t>
+        <w:t xml:space="preserve">*</w:t>
+      </w:r>
+      <w:r>
+        <w:rPr>
+          <w:rStyle w:val="NormalTok"/>
+        </w:rPr>
+        <w:t xml:space="preserve">) </w:t>
+      </w:r>
+      <w:r>
+        <w:rPr>
+          <w:rStyle w:val="OperatorTok"/>
+        </w:rPr>
+        <w:t xml:space="preserve">&gt;</w:t>
+      </w:r>
+      <w:r>
+        <w:rPr>
+          <w:rStyle w:val="NormalTok"/>
+        </w:rPr>
+        <w:t xml:space="preserve"> </w:t>
       </w:r>
       <w:r>
         <w:rPr>
           <w:rStyle w:val="DecValTok"/>
         </w:rPr>
-        <w:t xml:space="preserve">5</w:t>
+        <w:t xml:space="preserve">1</w:t>
       </w:r>
       <w:r>
         <w:rPr>
           <w:rStyle w:val="NormalTok"/>
         </w:rPr>
-        <w:t xml:space="preserve">, p.processed_at) </w:t>
-      </w:r>
-      <w:r>
-        <w:rPr>
-          <w:rStyle w:val="KeywordTok"/>
-        </w:rPr>
-        <w:t xml:space="preserve">AS</w:t>
-      </w:r>
-      <w:r>
-        <w:rPr>
-          <w:rStyle w:val="NormalTok"/>
-        </w:rPr>
-        <w:t xml:space="preserve"> </w:t>
-      </w:r>
-      <w:r>
-        <w:rPr>
-          <w:rStyle w:val="DataTypeTok"/>
-        </w:rPr>
-        <w:t xml:space="preserve">date</w:t>
-      </w:r>
-      <w:r>
-        <w:rPr>
-          <w:rStyle w:val="NormalTok"/>
-        </w:rPr>
-        <w:t xml:space="preserve">) </w:t>
-      </w:r>
-      <w:r>
-        <w:rPr>
-          <w:rStyle w:val="KeywordTok"/>
-        </w:rPr>
-        <w:t xml:space="preserve">AS</w:t>
-      </w:r>
-      <w:r>
-        <w:rPr>
-          <w:rStyle w:val="NormalTok"/>
-        </w:rPr>
-        <w:t xml:space="preserve"> dia_negocio,</w:t>
-      </w:r>
-      <w:r>
-        <w:br/>
-      </w:r>
-      <w:r>
-        <w:rPr>
-          <w:rStyle w:val="NormalTok"/>
-        </w:rPr>
-        <w:t xml:space="preserve">       </w:t>
-      </w:r>
-      <w:r>
-        <w:rPr>
-          <w:rStyle w:val="FunctionTok"/>
-        </w:rPr>
-        <w:t xml:space="preserve">COUNT</w:t>
-      </w:r>
-      <w:r>
-        <w:rPr>
-          <w:rStyle w:val="NormalTok"/>
-        </w:rPr>
-        <w:t xml:space="preserve">(</w:t>
-      </w:r>
-      <w:r>
-        <w:rPr>
-          <w:rStyle w:val="OperatorTok"/>
-        </w:rPr>
-        <w:t xml:space="preserve">*</w:t>
-      </w:r>
-      <w:r>
-        <w:rPr>
-          <w:rStyle w:val="NormalTok"/>
-        </w:rPr>
-        <w:t xml:space="preserve">)      </w:t>
-      </w:r>
-      <w:r>
-        <w:rPr>
-          <w:rStyle w:val="KeywordTok"/>
-        </w:rPr>
-        <w:t xml:space="preserve">AS</w:t>
-      </w:r>
-      <w:r>
-        <w:rPr>
-          <w:rStyle w:val="NormalTok"/>
-        </w:rPr>
-        <w:t xml:space="preserve"> pagos,</w:t>
-      </w:r>
-      <w:r>
-        <w:br/>
-      </w:r>
-      <w:r>
-        <w:rPr>
-          <w:rStyle w:val="NormalTok"/>
-        </w:rPr>
-        <w:t xml:space="preserve">       </w:t>
-      </w:r>
-      <w:r>
-        <w:rPr>
-          <w:rStyle w:val="FunctionTok"/>
-        </w:rPr>
-        <w:t xml:space="preserve">SUM</w:t>
-      </w:r>
-      <w:r>
-        <w:rPr>
-          <w:rStyle w:val="NormalTok"/>
-        </w:rPr>
-        <w:t xml:space="preserve">(p.amount) </w:t>
-      </w:r>
-      <w:r>
-        <w:rPr>
-          <w:rStyle w:val="KeywordTok"/>
-        </w:rPr>
-        <w:t xml:space="preserve">AS</w:t>
-      </w:r>
-      <w:r>
-        <w:rPr>
-          <w:rStyle w:val="NormalTok"/>
-        </w:rPr>
-        <w:t xml:space="preserve"> ingresos</w:t>
-      </w:r>
-      <w:r>
-        <w:br/>
-      </w:r>
-      <w:r>
-        <w:rPr>
-          <w:rStyle w:val="KeywordTok"/>
-        </w:rPr>
-        <w:t xml:space="preserve">FROM</w:t>
-      </w:r>
-      <w:r>
-        <w:rPr>
-          <w:rStyle w:val="NormalTok"/>
-        </w:rPr>
-        <w:t xml:space="preserve"> payment.payment p</w:t>
-      </w:r>
-      <w:r>
-        <w:br/>
-      </w:r>
-      <w:r>
-        <w:rPr>
-          <w:rStyle w:val="KeywordTok"/>
-        </w:rPr>
-        <w:t xml:space="preserve">JOIN</w:t>
-      </w:r>
-      <w:r>
-        <w:rPr>
-          <w:rStyle w:val="NormalTok"/>
-        </w:rPr>
-        <w:t xml:space="preserve"> payment.payment_status ps </w:t>
-      </w:r>
-      <w:r>
-        <w:rPr>
-          <w:rStyle w:val="KeywordTok"/>
-        </w:rPr>
-        <w:t xml:space="preserve">ON</w:t>
-      </w:r>
-      <w:r>
-        <w:rPr>
-          <w:rStyle w:val="NormalTok"/>
-        </w:rPr>
-        <w:t xml:space="preserve"> ps.payment_status_id </w:t>
-      </w:r>
-      <w:r>
-        <w:rPr>
-          <w:rStyle w:val="OperatorTok"/>
-        </w:rPr>
-        <w:t xml:space="preserve">=</w:t>
-      </w:r>
-      <w:r>
-        <w:rPr>
-          <w:rStyle w:val="NormalTok"/>
-        </w:rPr>
-        <w:t xml:space="preserve"> p.payment_status_id</w:t>
-      </w:r>
-      <w:r>
-        <w:br/>
-      </w:r>
-      <w:r>
-        <w:rPr>
-          <w:rStyle w:val="KeywordTok"/>
-        </w:rPr>
-        <w:t xml:space="preserve">WHERE</w:t>
-      </w:r>
-      <w:r>
-        <w:rPr>
-          <w:rStyle w:val="NormalTok"/>
-        </w:rPr>
-        <w:t xml:space="preserve"> ps.code </w:t>
-      </w:r>
-      <w:r>
-        <w:rPr>
-          <w:rStyle w:val="OperatorTok"/>
-        </w:rPr>
-        <w:t xml:space="preserve">=</w:t>
-      </w:r>
-      <w:r>
-        <w:rPr>
-          <w:rStyle w:val="NormalTok"/>
-        </w:rPr>
-        <w:t xml:space="preserve"> </w:t>
-      </w:r>
-      <w:r>
-        <w:rPr>
-          <w:rStyle w:val="StringTok"/>
-        </w:rPr>
-        <w:t xml:space="preserve">'APPROVED'</w:t>
-      </w:r>
-      <w:r>
-        <w:br/>
-      </w:r>
-      <w:r>
-        <w:rPr>
-          <w:rStyle w:val="NormalTok"/>
-        </w:rPr>
-        <w:t xml:space="preserve">  </w:t>
-      </w:r>
-      <w:r>
-        <w:rPr>
-          <w:rStyle w:val="KeywordTok"/>
-        </w:rPr>
-        <w:t xml:space="preserve">AND</w:t>
-      </w:r>
-      <w:r>
-        <w:rPr>
-          <w:rStyle w:val="NormalTok"/>
-        </w:rPr>
-        <w:t xml:space="preserve"> p.processed_at </w:t>
-      </w:r>
-      <w:r>
-        <w:rPr>
-          <w:rStyle w:val="OperatorTok"/>
-        </w:rPr>
-        <w:t xml:space="preserve">&gt;=</w:t>
-      </w:r>
-      <w:r>
-        <w:rPr>
-          <w:rStyle w:val="NormalTok"/>
-        </w:rPr>
-        <w:t xml:space="preserve"> DATEADD(</w:t>
-      </w:r>
-      <w:r>
-        <w:rPr>
-          <w:rStyle w:val="DataTypeTok"/>
-        </w:rPr>
-        <w:t xml:space="preserve">day</w:t>
-      </w:r>
-      <w:r>
-        <w:rPr>
-          <w:rStyle w:val="NormalTok"/>
-        </w:rPr>
-        <w:t xml:space="preserve">, </w:t>
-      </w:r>
-      <w:r>
-        <w:rPr>
-          <w:rStyle w:val="OperatorTok"/>
-        </w:rPr>
-        <w:t xml:space="preserve">-</w:t>
-      </w:r>
-      <w:r>
-        <w:rPr>
-          <w:rStyle w:val="DecValTok"/>
-        </w:rPr>
-        <w:t xml:space="preserve">30</w:t>
-      </w:r>
-      <w:r>
-        <w:rPr>
-          <w:rStyle w:val="NormalTok"/>
-        </w:rPr>
-        <w:t xml:space="preserve">, SYSUTCDATETIME())</w:t>
-      </w:r>
-      <w:r>
-        <w:br/>
-      </w:r>
-      <w:r>
-        <w:rPr>
-          <w:rStyle w:val="KeywordTok"/>
-        </w:rPr>
-        <w:t xml:space="preserve">GROUP</w:t>
-      </w:r>
-      <w:r>
-        <w:rPr>
-          <w:rStyle w:val="NormalTok"/>
-        </w:rPr>
-        <w:t xml:space="preserve"> </w:t>
-      </w:r>
-      <w:r>
-        <w:rPr>
-          <w:rStyle w:val="KeywordTok"/>
-        </w:rPr>
-        <w:t xml:space="preserve">BY</w:t>
-      </w:r>
-      <w:r>
-        <w:rPr>
-          <w:rStyle w:val="NormalTok"/>
-        </w:rPr>
-        <w:t xml:space="preserve"> </w:t>
-      </w:r>
-      <w:r>
-        <w:rPr>
-          <w:rStyle w:val="FunctionTok"/>
-        </w:rPr>
-        <w:t xml:space="preserve">CAST</w:t>
-      </w:r>
-      <w:r>
-        <w:rPr>
-          <w:rStyle w:val="NormalTok"/>
-        </w:rPr>
-        <w:t xml:space="preserve">(DATEADD(</w:t>
-      </w:r>
-      <w:r>
-        <w:rPr>
-          <w:rStyle w:val="KeywordTok"/>
-        </w:rPr>
-        <w:t xml:space="preserve">hour</w:t>
-      </w:r>
-      <w:r>
-        <w:rPr>
-          <w:rStyle w:val="NormalTok"/>
-        </w:rPr>
-        <w:t xml:space="preserve">, </w:t>
-      </w:r>
-      <w:r>
-        <w:rPr>
-          <w:rStyle w:val="OperatorTok"/>
-        </w:rPr>
-        <w:t xml:space="preserve">-</w:t>
-      </w:r>
-      <w:r>
-        <w:rPr>
-          <w:rStyle w:val="DecValTok"/>
-        </w:rPr>
-        <w:t xml:space="preserve">5</w:t>
-      </w:r>
-      <w:r>
-        <w:rPr>
-          <w:rStyle w:val="NormalTok"/>
-        </w:rPr>
-        <w:t xml:space="preserve">, p.processed_at) </w:t>
-      </w:r>
-      <w:r>
-        <w:rPr>
-          <w:rStyle w:val="KeywordTok"/>
-        </w:rPr>
-        <w:t xml:space="preserve">AS</w:t>
-      </w:r>
-      <w:r>
-        <w:rPr>
-          <w:rStyle w:val="NormalTok"/>
-        </w:rPr>
-        <w:t xml:space="preserve"> </w:t>
-      </w:r>
-      <w:r>
-        <w:rPr>
-          <w:rStyle w:val="DataTypeTok"/>
-        </w:rPr>
-        <w:t xml:space="preserve">date</w:t>
-      </w:r>
-      <w:r>
-        <w:rPr>
-          <w:rStyle w:val="NormalTok"/>
-        </w:rPr>
-        <w:t xml:space="preserve">)</w:t>
-      </w:r>
-      <w:r>
-        <w:br/>
-      </w:r>
-      <w:r>
-        <w:rPr>
-          <w:rStyle w:val="KeywordTok"/>
-        </w:rPr>
-        <w:t xml:space="preserve">ORDER</w:t>
-      </w:r>
-      <w:r>
-        <w:rPr>
-          <w:rStyle w:val="NormalTok"/>
-        </w:rPr>
-        <w:t xml:space="preserve"> </w:t>
-      </w:r>
-      <w:r>
-        <w:rPr>
-          <w:rStyle w:val="KeywordTok"/>
-        </w:rPr>
-        <w:t xml:space="preserve">BY</w:t>
-      </w:r>
-      <w:r>
-        <w:rPr>
-          <w:rStyle w:val="NormalTok"/>
-        </w:rPr>
-        <w:t xml:space="preserve"> dia_negocio </w:t>
-      </w:r>
-      <w:r>
-        <w:rPr>
-          <w:rStyle w:val="KeywordTok"/>
-        </w:rPr>
-        <w:t xml:space="preserve">DESC</w:t>
-      </w:r>
-      <w:r>
-        <w:rPr>
-          <w:rStyle w:val="NormalTok"/>
-        </w:rPr>
         <w:t xml:space="preserve">;</w:t>
       </w:r>
     </w:p>
@@ -12527,415 +13541,18 @@
         <w:pStyle w:val="FirstParagraph"/>
       </w:pPr>
       <w:r>
-        <w:rPr>
-          <w:b/>
-          <w:bCs/>
-        </w:rPr>
-        <w:t xml:space="preserve">Desempeño por operario:</w:t>
-      </w:r>
-    </w:p>
-    <w:p>
-      <w:pPr>
-        <w:pStyle w:val="SourceCode"/>
-      </w:pPr>
-      <w:r>
-        <w:rPr>
-          <w:rStyle w:val="KeywordTok"/>
-        </w:rPr>
-        <w:t xml:space="preserve">SELECT</w:t>
-      </w:r>
-      <w:r>
-        <w:rPr>
-          <w:rStyle w:val="NormalTok"/>
-        </w:rPr>
-        <w:t xml:space="preserve"> o.operator_id, o.user_id,</w:t>
-      </w:r>
-      <w:r>
-        <w:br/>
-      </w:r>
-      <w:r>
-        <w:rPr>
-          <w:rStyle w:val="NormalTok"/>
-        </w:rPr>
-        <w:t xml:space="preserve">       </w:t>
-      </w:r>
-      <w:r>
-        <w:rPr>
-          <w:rStyle w:val="FunctionTok"/>
-        </w:rPr>
-        <w:t xml:space="preserve">COUNT</w:t>
-      </w:r>
-      <w:r>
-        <w:rPr>
-          <w:rStyle w:val="NormalTok"/>
-        </w:rPr>
-        <w:t xml:space="preserve">(</w:t>
-      </w:r>
-      <w:r>
-        <w:rPr>
-          <w:rStyle w:val="OperatorTok"/>
-        </w:rPr>
-        <w:t xml:space="preserve">*</w:t>
-      </w:r>
-      <w:r>
-        <w:rPr>
-          <w:rStyle w:val="NormalTok"/>
-        </w:rPr>
-        <w:t xml:space="preserve">)                               </w:t>
-      </w:r>
-      <w:r>
-        <w:rPr>
-          <w:rStyle w:val="KeywordTok"/>
-        </w:rPr>
-        <w:t xml:space="preserve">AS</w:t>
-      </w:r>
-      <w:r>
-        <w:rPr>
-          <w:rStyle w:val="NormalTok"/>
-        </w:rPr>
-        <w:t xml:space="preserve"> servicios_completados,</w:t>
-      </w:r>
-      <w:r>
-        <w:br/>
-      </w:r>
-      <w:r>
-        <w:rPr>
-          <w:rStyle w:val="NormalTok"/>
-        </w:rPr>
-        <w:t xml:space="preserve">       </w:t>
-      </w:r>
-      <w:r>
-        <w:rPr>
-          <w:rStyle w:val="FunctionTok"/>
-        </w:rPr>
-        <w:t xml:space="preserve">AVG</w:t>
-      </w:r>
-      <w:r>
-        <w:rPr>
-          <w:rStyle w:val="NormalTok"/>
-        </w:rPr>
-        <w:t xml:space="preserve">(</w:t>
-      </w:r>
-      <w:r>
-        <w:rPr>
-          <w:rStyle w:val="FunctionTok"/>
-        </w:rPr>
-        <w:t xml:space="preserve">CAST</w:t>
-      </w:r>
-      <w:r>
-        <w:rPr>
-          <w:rStyle w:val="NormalTok"/>
-        </w:rPr>
-        <w:t xml:space="preserve">(se.quality_rating </w:t>
-      </w:r>
-      <w:r>
-        <w:rPr>
-          <w:rStyle w:val="KeywordTok"/>
-        </w:rPr>
-        <w:t xml:space="preserve">AS</w:t>
-      </w:r>
-      <w:r>
-        <w:rPr>
-          <w:rStyle w:val="NormalTok"/>
-        </w:rPr>
-        <w:t xml:space="preserve"> </w:t>
-      </w:r>
-      <w:r>
-        <w:rPr>
-          <w:rStyle w:val="DataTypeTok"/>
-        </w:rPr>
-        <w:t xml:space="preserve">float</w:t>
-      </w:r>
-      <w:r>
-        <w:rPr>
-          <w:rStyle w:val="NormalTok"/>
-        </w:rPr>
-        <w:t xml:space="preserve">))  </w:t>
-      </w:r>
-      <w:r>
-        <w:rPr>
-          <w:rStyle w:val="KeywordTok"/>
-        </w:rPr>
-        <w:t xml:space="preserve">AS</w:t>
-      </w:r>
-      <w:r>
-        <w:rPr>
-          <w:rStyle w:val="NormalTok"/>
-        </w:rPr>
-        <w:t xml:space="preserve"> calificacion_promedio,</w:t>
-      </w:r>
-      <w:r>
-        <w:br/>
-      </w:r>
-      <w:r>
-        <w:rPr>
-          <w:rStyle w:val="NormalTok"/>
-        </w:rPr>
-        <w:t xml:space="preserve">       </w:t>
-      </w:r>
-      <w:r>
-        <w:rPr>
-          <w:rStyle w:val="FunctionTok"/>
-        </w:rPr>
-        <w:t xml:space="preserve">COUNT</w:t>
-      </w:r>
-      <w:r>
-        <w:rPr>
-          <w:rStyle w:val="NormalTok"/>
-        </w:rPr>
-        <w:t xml:space="preserve">(se.quality_rating)               </w:t>
-      </w:r>
-      <w:r>
-        <w:rPr>
-          <w:rStyle w:val="KeywordTok"/>
-        </w:rPr>
-        <w:t xml:space="preserve">AS</w:t>
-      </w:r>
-      <w:r>
-        <w:rPr>
-          <w:rStyle w:val="NormalTok"/>
-        </w:rPr>
-        <w:t xml:space="preserve"> servicios_calificados</w:t>
-      </w:r>
-      <w:r>
-        <w:br/>
-      </w:r>
-      <w:r>
-        <w:rPr>
-          <w:rStyle w:val="KeywordTok"/>
-        </w:rPr>
-        <w:t xml:space="preserve">FROM</w:t>
-      </w:r>
-      <w:r>
-        <w:rPr>
-          <w:rStyle w:val="NormalTok"/>
-        </w:rPr>
-        <w:t xml:space="preserve"> execution.service_execution se</w:t>
-      </w:r>
-      <w:r>
-        <w:br/>
-      </w:r>
-      <w:r>
-        <w:rPr>
-          <w:rStyle w:val="KeywordTok"/>
-        </w:rPr>
-        <w:t xml:space="preserve">JOIN</w:t>
-      </w:r>
-      <w:r>
-        <w:rPr>
-          <w:rStyle w:val="NormalTok"/>
-        </w:rPr>
-        <w:t xml:space="preserve"> execution.</w:t>
-      </w:r>
-      <w:r>
-        <w:rPr>
-          <w:rStyle w:val="KeywordTok"/>
-        </w:rPr>
-        <w:t xml:space="preserve">operator</w:t>
-      </w:r>
-      <w:r>
-        <w:rPr>
-          <w:rStyle w:val="NormalTok"/>
-        </w:rPr>
-        <w:t xml:space="preserve">         o  </w:t>
-      </w:r>
-      <w:r>
-        <w:rPr>
-          <w:rStyle w:val="KeywordTok"/>
-        </w:rPr>
-        <w:t xml:space="preserve">ON</w:t>
-      </w:r>
-      <w:r>
-        <w:rPr>
-          <w:rStyle w:val="NormalTok"/>
-        </w:rPr>
-        <w:t xml:space="preserve"> o.operator_id </w:t>
-      </w:r>
-      <w:r>
-        <w:rPr>
-          <w:rStyle w:val="OperatorTok"/>
-        </w:rPr>
-        <w:t xml:space="preserve">=</w:t>
-      </w:r>
-      <w:r>
-        <w:rPr>
-          <w:rStyle w:val="NormalTok"/>
-        </w:rPr>
-        <w:t xml:space="preserve"> se.operator_id</w:t>
-      </w:r>
-      <w:r>
-        <w:br/>
-      </w:r>
-      <w:r>
-        <w:rPr>
-          <w:rStyle w:val="KeywordTok"/>
-        </w:rPr>
-        <w:t xml:space="preserve">JOIN</w:t>
-      </w:r>
-      <w:r>
-        <w:rPr>
-          <w:rStyle w:val="NormalTok"/>
-        </w:rPr>
-        <w:t xml:space="preserve"> execution.execution_status es </w:t>
-      </w:r>
-      <w:r>
-        <w:rPr>
-          <w:rStyle w:val="KeywordTok"/>
-        </w:rPr>
-        <w:t xml:space="preserve">ON</w:t>
-      </w:r>
-      <w:r>
-        <w:rPr>
-          <w:rStyle w:val="NormalTok"/>
-        </w:rPr>
-        <w:t xml:space="preserve"> es.execution_status_id </w:t>
-      </w:r>
-      <w:r>
-        <w:rPr>
-          <w:rStyle w:val="OperatorTok"/>
-        </w:rPr>
-        <w:t xml:space="preserve">=</w:t>
-      </w:r>
-      <w:r>
-        <w:rPr>
-          <w:rStyle w:val="NormalTok"/>
-        </w:rPr>
-        <w:t xml:space="preserve"> se.execution_status_id</w:t>
-      </w:r>
-      <w:r>
-        <w:br/>
-      </w:r>
-      <w:r>
-        <w:rPr>
-          <w:rStyle w:val="KeywordTok"/>
-        </w:rPr>
-        <w:t xml:space="preserve">WHERE</w:t>
-      </w:r>
-      <w:r>
-        <w:rPr>
-          <w:rStyle w:val="NormalTok"/>
-        </w:rPr>
-        <w:t xml:space="preserve"> es.code </w:t>
-      </w:r>
-      <w:r>
-        <w:rPr>
-          <w:rStyle w:val="OperatorTok"/>
-        </w:rPr>
-        <w:t xml:space="preserve">=</w:t>
-      </w:r>
-      <w:r>
-        <w:rPr>
-          <w:rStyle w:val="NormalTok"/>
-        </w:rPr>
-        <w:t xml:space="preserve"> </w:t>
-      </w:r>
-      <w:r>
-        <w:rPr>
-          <w:rStyle w:val="StringTok"/>
-        </w:rPr>
-        <w:t xml:space="preserve">'COMPLETED'</w:t>
-      </w:r>
-      <w:r>
-        <w:rPr>
-          <w:rStyle w:val="NormalTok"/>
-        </w:rPr>
-        <w:t xml:space="preserve"> </w:t>
-      </w:r>
-      <w:r>
-        <w:rPr>
-          <w:rStyle w:val="KeywordTok"/>
-        </w:rPr>
-        <w:t xml:space="preserve">AND</w:t>
-      </w:r>
-      <w:r>
-        <w:rPr>
-          <w:rStyle w:val="NormalTok"/>
-        </w:rPr>
-        <w:t xml:space="preserve"> se.deleted_at </w:t>
-      </w:r>
-      <w:r>
-        <w:rPr>
-          <w:rStyle w:val="KeywordTok"/>
-        </w:rPr>
-        <w:t xml:space="preserve">IS</w:t>
-      </w:r>
-      <w:r>
-        <w:rPr>
-          <w:rStyle w:val="NormalTok"/>
-        </w:rPr>
-        <w:t xml:space="preserve"> </w:t>
-      </w:r>
-      <w:r>
-        <w:rPr>
-          <w:rStyle w:val="KeywordTok"/>
-        </w:rPr>
-        <w:t xml:space="preserve">NULL</w:t>
-      </w:r>
-      <w:r>
-        <w:br/>
-      </w:r>
-      <w:r>
-        <w:rPr>
-          <w:rStyle w:val="KeywordTok"/>
-        </w:rPr>
-        <w:t xml:space="preserve">GROUP</w:t>
-      </w:r>
-      <w:r>
-        <w:rPr>
-          <w:rStyle w:val="NormalTok"/>
-        </w:rPr>
-        <w:t xml:space="preserve"> </w:t>
-      </w:r>
-      <w:r>
-        <w:rPr>
-          <w:rStyle w:val="KeywordTok"/>
-        </w:rPr>
-        <w:t xml:space="preserve">BY</w:t>
-      </w:r>
-      <w:r>
-        <w:rPr>
-          <w:rStyle w:val="NormalTok"/>
-        </w:rPr>
-        <w:t xml:space="preserve"> o.operator_id, o.user_id</w:t>
-      </w:r>
-      <w:r>
-        <w:br/>
-      </w:r>
-      <w:r>
-        <w:rPr>
-          <w:rStyle w:val="KeywordTok"/>
-        </w:rPr>
-        <w:t xml:space="preserve">ORDER</w:t>
-      </w:r>
-      <w:r>
-        <w:rPr>
-          <w:rStyle w:val="NormalTok"/>
-        </w:rPr>
-        <w:t xml:space="preserve"> </w:t>
-      </w:r>
-      <w:r>
-        <w:rPr>
-          <w:rStyle w:val="KeywordTok"/>
-        </w:rPr>
-        <w:t xml:space="preserve">BY</w:t>
-      </w:r>
-      <w:r>
-        <w:rPr>
-          <w:rStyle w:val="NormalTok"/>
-        </w:rPr>
-        <w:t xml:space="preserve"> servicios_completados </w:t>
-      </w:r>
-      <w:r>
-        <w:rPr>
-          <w:rStyle w:val="KeywordTok"/>
-        </w:rPr>
-        <w:t xml:space="preserve">DESC</w:t>
-      </w:r>
-      <w:r>
-        <w:rPr>
-          <w:rStyle w:val="NormalTok"/>
-        </w:rPr>
-        <w:t xml:space="preserve">;</w:t>
+        <w:t xml:space="preserve">Las consultas son de solo lectura. Se deben ejecutar con una cuenta de consulta, fuera de las horas pico si la base de datos es grande, y sus resultados no se deben copiar en hojas de cálculo compartidas sin autorización, porque contienen datos personales.</w:t>
+      </w:r>
+    </w:p>
+    <w:bookmarkEnd w:id="101"/>
+    <w:bookmarkEnd w:id="102"/>
+    <w:bookmarkStart w:id="111" w:name="Xb59337f9feba840af64d5a2303438bbbb2f844b"/>
+    <w:p>
+      <w:pPr>
+        <w:pStyle w:val="Heading2"/>
+      </w:pPr>
+      <w:r>
+        <w:t xml:space="preserve">14. Respaldos</w:t>
       </w:r>
     </w:p>
     <w:p>
@@ -12943,447 +13560,10 @@
         <w:pStyle w:val="FirstParagraph"/>
       </w:pPr>
       <w:r>
-        <w:rPr>
-          <w:b/>
-          <w:bCs/>
-        </w:rPr>
-        <w:t xml:space="preserve">Pagos pendientes de revisión</w:t>
-      </w:r>
-      <w:r>
-        <w:t xml:space="preserve">, el indicador más urgente del día:</w:t>
-      </w:r>
-    </w:p>
-    <w:p>
-      <w:pPr>
-        <w:pStyle w:val="SourceCode"/>
-      </w:pPr>
-      <w:r>
-        <w:rPr>
-          <w:rStyle w:val="KeywordTok"/>
-        </w:rPr>
-        <w:t xml:space="preserve">SELECT</w:t>
-      </w:r>
-      <w:r>
-        <w:rPr>
-          <w:rStyle w:val="NormalTok"/>
-        </w:rPr>
-        <w:t xml:space="preserve"> p.payment_id, p.booking_id, p.amount, r.transaction_reference, r.uploaded_at</w:t>
-      </w:r>
-      <w:r>
-        <w:br/>
-      </w:r>
-      <w:r>
-        <w:rPr>
-          <w:rStyle w:val="KeywordTok"/>
-        </w:rPr>
-        <w:t xml:space="preserve">FROM</w:t>
-      </w:r>
-      <w:r>
-        <w:rPr>
-          <w:rStyle w:val="NormalTok"/>
-        </w:rPr>
-        <w:t xml:space="preserve"> payment.payment p</w:t>
-      </w:r>
-      <w:r>
-        <w:br/>
-      </w:r>
-      <w:r>
-        <w:rPr>
-          <w:rStyle w:val="KeywordTok"/>
-        </w:rPr>
-        <w:t xml:space="preserve">JOIN</w:t>
-      </w:r>
-      <w:r>
-        <w:rPr>
-          <w:rStyle w:val="NormalTok"/>
-        </w:rPr>
-        <w:t xml:space="preserve"> payment.payment_status ps </w:t>
-      </w:r>
-      <w:r>
-        <w:rPr>
-          <w:rStyle w:val="KeywordTok"/>
-        </w:rPr>
-        <w:t xml:space="preserve">ON</w:t>
-      </w:r>
-      <w:r>
-        <w:rPr>
-          <w:rStyle w:val="NormalTok"/>
-        </w:rPr>
-        <w:t xml:space="preserve"> ps.payment_status_id </w:t>
-      </w:r>
-      <w:r>
-        <w:rPr>
-          <w:rStyle w:val="OperatorTok"/>
-        </w:rPr>
-        <w:t xml:space="preserve">=</w:t>
-      </w:r>
-      <w:r>
-        <w:rPr>
-          <w:rStyle w:val="NormalTok"/>
-        </w:rPr>
-        <w:t xml:space="preserve"> p.payment_status_id</w:t>
-      </w:r>
-      <w:r>
-        <w:br/>
-      </w:r>
-      <w:r>
-        <w:rPr>
-          <w:rStyle w:val="KeywordTok"/>
-        </w:rPr>
-        <w:t xml:space="preserve">LEFT</w:t>
-      </w:r>
-      <w:r>
-        <w:rPr>
-          <w:rStyle w:val="NormalTok"/>
-        </w:rPr>
-        <w:t xml:space="preserve"> </w:t>
-      </w:r>
-      <w:r>
-        <w:rPr>
-          <w:rStyle w:val="KeywordTok"/>
-        </w:rPr>
-        <w:t xml:space="preserve">JOIN</w:t>
-      </w:r>
-      <w:r>
-        <w:rPr>
-          <w:rStyle w:val="NormalTok"/>
-        </w:rPr>
-        <w:t xml:space="preserve"> payment.payment_receipt r </w:t>
-      </w:r>
-      <w:r>
-        <w:rPr>
-          <w:rStyle w:val="KeywordTok"/>
-        </w:rPr>
-        <w:t xml:space="preserve">ON</w:t>
-      </w:r>
-      <w:r>
-        <w:rPr>
-          <w:rStyle w:val="NormalTok"/>
-        </w:rPr>
-        <w:t xml:space="preserve"> r.payment_id </w:t>
-      </w:r>
-      <w:r>
-        <w:rPr>
-          <w:rStyle w:val="OperatorTok"/>
-        </w:rPr>
-        <w:t xml:space="preserve">=</w:t>
-      </w:r>
-      <w:r>
-        <w:rPr>
-          <w:rStyle w:val="NormalTok"/>
-        </w:rPr>
-        <w:t xml:space="preserve"> p.payment_id</w:t>
-      </w:r>
-      <w:r>
-        <w:br/>
-      </w:r>
-      <w:r>
-        <w:rPr>
-          <w:rStyle w:val="KeywordTok"/>
-        </w:rPr>
-        <w:t xml:space="preserve">WHERE</w:t>
-      </w:r>
-      <w:r>
-        <w:rPr>
-          <w:rStyle w:val="NormalTok"/>
-        </w:rPr>
-        <w:t xml:space="preserve"> ps.code </w:t>
-      </w:r>
-      <w:r>
-        <w:rPr>
-          <w:rStyle w:val="OperatorTok"/>
-        </w:rPr>
-        <w:t xml:space="preserve">=</w:t>
-      </w:r>
-      <w:r>
-        <w:rPr>
-          <w:rStyle w:val="NormalTok"/>
-        </w:rPr>
-        <w:t xml:space="preserve"> </w:t>
-      </w:r>
-      <w:r>
-        <w:rPr>
-          <w:rStyle w:val="StringTok"/>
-        </w:rPr>
-        <w:t xml:space="preserve">'IN_REVIEW'</w:t>
-      </w:r>
-      <w:r>
-        <w:br/>
-      </w:r>
-      <w:r>
-        <w:rPr>
-          <w:rStyle w:val="KeywordTok"/>
-        </w:rPr>
-        <w:t xml:space="preserve">ORDER</w:t>
-      </w:r>
-      <w:r>
-        <w:rPr>
-          <w:rStyle w:val="NormalTok"/>
-        </w:rPr>
-        <w:t xml:space="preserve"> </w:t>
-      </w:r>
-      <w:r>
-        <w:rPr>
-          <w:rStyle w:val="KeywordTok"/>
-        </w:rPr>
-        <w:t xml:space="preserve">BY</w:t>
-      </w:r>
-      <w:r>
-        <w:rPr>
-          <w:rStyle w:val="NormalTok"/>
-        </w:rPr>
-        <w:t xml:space="preserve"> r.uploaded_at;</w:t>
-      </w:r>
-    </w:p>
-    <w:p>
-      <w:pPr>
-        <w:pStyle w:val="FirstParagraph"/>
-      </w:pPr>
-      <w:r>
-        <w:rPr>
-          <w:b/>
-          <w:bCs/>
-        </w:rPr>
-        <w:t xml:space="preserve">Referencias de transacción usadas más de una vez</w:t>
-      </w:r>
-      <w:r>
-        <w:t xml:space="preserve"> </w:t>
-      </w:r>
-      <w:r>
-        <w:t xml:space="preserve">(el sistema las rechaza desde el 8 de octubre de 2026; la consulta detecta duplicados anteriores):</w:t>
-      </w:r>
-    </w:p>
-    <w:p>
-      <w:pPr>
-        <w:pStyle w:val="SourceCode"/>
-      </w:pPr>
-      <w:r>
-        <w:rPr>
-          <w:rStyle w:val="KeywordTok"/>
-        </w:rPr>
-        <w:t xml:space="preserve">SELECT</w:t>
-      </w:r>
-      <w:r>
-        <w:rPr>
-          <w:rStyle w:val="NormalTok"/>
-        </w:rPr>
-        <w:t xml:space="preserve"> r.transaction_reference, </w:t>
-      </w:r>
-      <w:r>
-        <w:rPr>
-          <w:rStyle w:val="FunctionTok"/>
-        </w:rPr>
-        <w:t xml:space="preserve">COUNT</w:t>
-      </w:r>
-      <w:r>
-        <w:rPr>
-          <w:rStyle w:val="NormalTok"/>
-        </w:rPr>
-        <w:t xml:space="preserve">(</w:t>
-      </w:r>
-      <w:r>
-        <w:rPr>
-          <w:rStyle w:val="OperatorTok"/>
-        </w:rPr>
-        <w:t xml:space="preserve">*</w:t>
-      </w:r>
-      <w:r>
-        <w:rPr>
-          <w:rStyle w:val="NormalTok"/>
-        </w:rPr>
-        <w:t xml:space="preserve">) </w:t>
-      </w:r>
-      <w:r>
-        <w:rPr>
-          <w:rStyle w:val="KeywordTok"/>
-        </w:rPr>
-        <w:t xml:space="preserve">AS</w:t>
-      </w:r>
-      <w:r>
-        <w:rPr>
-          <w:rStyle w:val="NormalTok"/>
-        </w:rPr>
-        <w:t xml:space="preserve"> veces_usada</w:t>
-      </w:r>
-      <w:r>
-        <w:br/>
-      </w:r>
-      <w:r>
-        <w:rPr>
-          <w:rStyle w:val="KeywordTok"/>
-        </w:rPr>
-        <w:t xml:space="preserve">FROM</w:t>
-      </w:r>
-      <w:r>
-        <w:rPr>
-          <w:rStyle w:val="NormalTok"/>
-        </w:rPr>
-        <w:t xml:space="preserve"> payment.payment_receipt r</w:t>
-      </w:r>
-      <w:r>
-        <w:br/>
-      </w:r>
-      <w:r>
-        <w:rPr>
-          <w:rStyle w:val="KeywordTok"/>
-        </w:rPr>
-        <w:t xml:space="preserve">WHERE</w:t>
-      </w:r>
-      <w:r>
-        <w:rPr>
-          <w:rStyle w:val="NormalTok"/>
-        </w:rPr>
-        <w:t xml:space="preserve"> r.transaction_reference </w:t>
-      </w:r>
-      <w:r>
-        <w:rPr>
-          <w:rStyle w:val="KeywordTok"/>
-        </w:rPr>
-        <w:t xml:space="preserve">IS</w:t>
-      </w:r>
-      <w:r>
-        <w:rPr>
-          <w:rStyle w:val="NormalTok"/>
-        </w:rPr>
-        <w:t xml:space="preserve"> </w:t>
-      </w:r>
-      <w:r>
-        <w:rPr>
-          <w:rStyle w:val="KeywordTok"/>
-        </w:rPr>
-        <w:t xml:space="preserve">NOT</w:t>
-      </w:r>
-      <w:r>
-        <w:rPr>
-          <w:rStyle w:val="NormalTok"/>
-        </w:rPr>
-        <w:t xml:space="preserve"> </w:t>
-      </w:r>
-      <w:r>
-        <w:rPr>
-          <w:rStyle w:val="KeywordTok"/>
-        </w:rPr>
-        <w:t xml:space="preserve">NULL</w:t>
-      </w:r>
-      <w:r>
-        <w:br/>
-      </w:r>
-      <w:r>
-        <w:rPr>
-          <w:rStyle w:val="KeywordTok"/>
-        </w:rPr>
-        <w:t xml:space="preserve">GROUP</w:t>
-      </w:r>
-      <w:r>
-        <w:rPr>
-          <w:rStyle w:val="NormalTok"/>
-        </w:rPr>
-        <w:t xml:space="preserve"> </w:t>
-      </w:r>
-      <w:r>
-        <w:rPr>
-          <w:rStyle w:val="KeywordTok"/>
-        </w:rPr>
-        <w:t xml:space="preserve">BY</w:t>
-      </w:r>
-      <w:r>
-        <w:rPr>
-          <w:rStyle w:val="NormalTok"/>
-        </w:rPr>
-        <w:t xml:space="preserve"> r.transaction_reference</w:t>
-      </w:r>
-      <w:r>
-        <w:br/>
-      </w:r>
-      <w:r>
-        <w:rPr>
-          <w:rStyle w:val="KeywordTok"/>
-        </w:rPr>
-        <w:t xml:space="preserve">HAVING</w:t>
-      </w:r>
-      <w:r>
-        <w:rPr>
-          <w:rStyle w:val="NormalTok"/>
-        </w:rPr>
-        <w:t xml:space="preserve"> </w:t>
-      </w:r>
-      <w:r>
-        <w:rPr>
-          <w:rStyle w:val="FunctionTok"/>
-        </w:rPr>
-        <w:t xml:space="preserve">COUNT</w:t>
-      </w:r>
-      <w:r>
-        <w:rPr>
-          <w:rStyle w:val="NormalTok"/>
-        </w:rPr>
-        <w:t xml:space="preserve">(</w:t>
-      </w:r>
-      <w:r>
-        <w:rPr>
-          <w:rStyle w:val="OperatorTok"/>
-        </w:rPr>
-        <w:t xml:space="preserve">*</w:t>
-      </w:r>
-      <w:r>
-        <w:rPr>
-          <w:rStyle w:val="NormalTok"/>
-        </w:rPr>
-        <w:t xml:space="preserve">) </w:t>
-      </w:r>
-      <w:r>
-        <w:rPr>
-          <w:rStyle w:val="OperatorTok"/>
-        </w:rPr>
-        <w:t xml:space="preserve">&gt;</w:t>
-      </w:r>
-      <w:r>
-        <w:rPr>
-          <w:rStyle w:val="NormalTok"/>
-        </w:rPr>
-        <w:t xml:space="preserve"> </w:t>
-      </w:r>
-      <w:r>
-        <w:rPr>
-          <w:rStyle w:val="DecValTok"/>
-        </w:rPr>
-        <w:t xml:space="preserve">1</w:t>
-      </w:r>
-      <w:r>
-        <w:rPr>
-          <w:rStyle w:val="NormalTok"/>
-        </w:rPr>
-        <w:t xml:space="preserve">;</w:t>
-      </w:r>
-    </w:p>
-    <w:p>
-      <w:pPr>
-        <w:pStyle w:val="FirstParagraph"/>
-      </w:pPr>
-      <w:r>
-        <w:t xml:space="preserve">Las consultas son de solo lectura. Se deben ejecutar con una cuenta de consulta, fuera de las horas pico si la base de datos es grande, y sus resultados no se deben copiar en hojas de cálculo compartidas sin autorización, porque contienen datos personales.</w:t>
-      </w:r>
-    </w:p>
-    <w:bookmarkEnd w:id="68"/>
-    <w:bookmarkEnd w:id="69"/>
-    <w:bookmarkStart w:id="75" w:name="Xb59337f9feba840af64d5a2303438bbbb2f844b"/>
-    <w:p>
-      <w:pPr>
-        <w:pStyle w:val="Heading2"/>
-      </w:pPr>
-      <w:r>
-        <w:t xml:space="preserve">14. Respaldos</w:t>
-      </w:r>
-    </w:p>
-    <w:p>
-      <w:pPr>
-        <w:pStyle w:val="FirstParagraph"/>
-      </w:pPr>
-      <w:r>
         <w:t xml:space="preserve">La documentación del proyecto no define una estrategia de respaldos, porque la producción está fuera de su alcance, y la aplicación no incluye un módulo de respaldos. Por lo tanto, los respaldos son una tarea del administrador de TI sobre SQL Server y los volúmenes de Docker. Esta sección propone un procedimiento basado en las prácticas de planificación de contingencias (Swanson et al., 2010) y en la documentación de SQL Server (Microsoft, s. f.). Los valores marcados como recomendaciones los debe aprobar el equipo (Anexo B).</w:t>
       </w:r>
     </w:p>
-    <w:bookmarkStart w:id="70" w:name="X241d3c2182e9596a9bd8e3da9f3dd9425fc4de0"/>
+    <w:bookmarkStart w:id="103" w:name="X241d3c2182e9596a9bd8e3da9f3dd9425fc4de0"/>
     <w:p>
       <w:pPr>
         <w:pStyle w:val="Heading3"/>
@@ -13715,8 +13895,8 @@
         <w:t xml:space="preserve">no la pueden usar los servicios.</w:t>
       </w:r>
     </w:p>
-    <w:bookmarkEnd w:id="70"/>
-    <w:bookmarkStart w:id="71" w:name="Xc5399981e872485a5b24a4e2a9b5af9889ea171"/>
+    <w:bookmarkEnd w:id="103"/>
+    <w:bookmarkStart w:id="104" w:name="Xc5399981e872485a5b24a4e2a9b5af9889ea171"/>
     <w:p>
       <w:pPr>
         <w:pStyle w:val="Heading3"/>
@@ -13877,7 +14057,7 @@
               <w:pStyle w:val="Compact"/>
             </w:pPr>
             <w:r>
-              <w:t xml:space="preserve">backup_LavaRapido_AAAA-MM-DD_HHMM.bak (por ejemplo, backup_LavaRapido_2026-10-09_0200.bak).</w:t>
+              <w:t xml:space="preserve">backup_LavaRapido_AAAA-MM-DD_HHMM.bak (por ejemplo, backup_LavaRapido_2026-10-16_0200.bak).</w:t>
             </w:r>
           </w:p>
         </w:tc>
@@ -13973,8 +14153,8 @@
         <w:t xml:space="preserve">Recomendaciones de este manual; no provienen de la documentación del proyecto.</w:t>
       </w:r>
     </w:p>
-    <w:bookmarkEnd w:id="71"/>
-    <w:bookmarkStart w:id="72" w:name="X7111df7f06cfa1f477cfe5134fb75c25abae97e"/>
+    <w:bookmarkEnd w:id="104"/>
+    <w:bookmarkStart w:id="108" w:name="X7111df7f06cfa1f477cfe5134fb75c25abae97e"/>
     <w:p>
       <w:pPr>
         <w:pStyle w:val="Heading3"/>
@@ -14280,7 +14460,7 @@
         <w:rPr>
           <w:rStyle w:val="StringTok"/>
         </w:rPr>
-        <w:t xml:space="preserve">"BACKUP DATABASE [LavaRapido] TO DISK = N'/var/opt/mssql/data/backup_LavaRapido_2026-10-09_0200.bak' WITH INIT, CHECKSUM, COMPRESSION"</w:t>
+        <w:t xml:space="preserve">"BACKUP DATABASE [LavaRapido] TO DISK = N'/var/opt/mssql/data/backup_LavaRapido_2026-10-16_0200.bak' WITH INIT, CHECKSUM, COMPRESSION"</w:t>
       </w:r>
       <w:r>
         <w:br/>
@@ -14427,7 +14607,7 @@
         <w:rPr>
           <w:rStyle w:val="StringTok"/>
         </w:rPr>
-        <w:t xml:space="preserve">"RESTORE VERIFYONLY FROM DISK = N'/var/opt/mssql/data/backup_LavaRapido_2026-10-09_0200.bak' WITH CHECKSUM"</w:t>
+        <w:t xml:space="preserve">"RESTORE VERIFYONLY FROM DISK = N'/var/opt/mssql/data/backup_LavaRapido_2026-10-16_0200.bak' WITH CHECKSUM"</w:t>
       </w:r>
       <w:r>
         <w:br/>
@@ -14454,7 +14634,7 @@
         <w:rPr>
           <w:rStyle w:val="NormalTok"/>
         </w:rPr>
-        <w:t xml:space="preserve"> cp lavarapido-sqlserver:/var/opt/mssql/data/backup_LavaRapido_2026-10-09_0200.bak ./backups/</w:t>
+        <w:t xml:space="preserve"> cp lavarapido-sqlserver:/var/opt/mssql/data/backup_LavaRapido_2026-10-16_0200.bak ./backups/</w:t>
       </w:r>
     </w:p>
     <w:p>
@@ -14507,50 +14687,53 @@
     </w:p>
     <w:p>
       <w:pPr>
-        <w:pStyle w:val="BlockText"/>
-      </w:pPr>
-      <w:r>
-        <w:rPr>
-          <w:b/>
-          <w:bCs/>
-        </w:rPr>
-        <w:t xml:space="preserve">Captura por insertar.</w:t>
-      </w:r>
-      <w:r>
-        <w:t xml:space="preserve"> </w:t>
-      </w:r>
-      <w:r>
-        <w:rPr>
-          <w:b/>
-          <w:bCs/>
-        </w:rPr>
-        <w:t xml:space="preserve">Pantalla:</w:t>
-      </w:r>
-      <w:r>
-        <w:t xml:space="preserve"> </w:t>
-      </w:r>
-      <w:r>
-        <w:t xml:space="preserve">terminal del administrador de TI.</w:t>
-      </w:r>
-      <w:r>
-        <w:t xml:space="preserve"> </w:t>
-      </w:r>
-      <w:r>
-        <w:rPr>
-          <w:b/>
-          <w:bCs/>
-        </w:rPr>
-        <w:t xml:space="preserve">Contenido:</w:t>
-      </w:r>
-      <w:r>
-        <w:t xml:space="preserve"> </w:t>
-      </w:r>
-      <w:r>
-        <w:t xml:space="preserve">salida de BACKUP DATABASE con el número de páginas procesadas y de RESTORE VERIFYONLY con el mensaje de que el conjunto de respaldo es válido.</w:t>
-      </w:r>
-    </w:p>
-    <w:bookmarkEnd w:id="72"/>
-    <w:bookmarkStart w:id="73" w:name="Xbb345ffff5a8fc0edc084941286e2a3a1d1dc85"/>
+        <w:pStyle w:val="BodyText"/>
+      </w:pPr>
+      <w:r>
+        <w:drawing>
+          <wp:inline>
+            <wp:extent cx="5334000" cy="1226315"/>
+            <wp:effectExtent b="0" l="0" r="0" t="0"/>
+            <wp:docPr descr="Respaldo Generado y Verificado" title="" id="106" name="Picture"/>
+            <a:graphic>
+              <a:graphicData uri="http://schemas.openxmlformats.org/drawingml/2006/picture">
+                <pic:pic>
+                  <pic:nvPicPr>
+                    <pic:cNvPr descr="capturas/administrador-12-respaldo-generado-y-verificado.png" id="107" name="Picture"/>
+                    <pic:cNvPicPr>
+                      <a:picLocks noChangeArrowheads="1" noChangeAspect="1"/>
+                    </pic:cNvPicPr>
+                  </pic:nvPicPr>
+                  <pic:blipFill>
+                    <a:blip r:embed="rId105"/>
+                    <a:stretch>
+                      <a:fillRect/>
+                    </a:stretch>
+                  </pic:blipFill>
+                  <pic:spPr bwMode="auto">
+                    <a:xfrm>
+                      <a:off x="0" y="0"/>
+                      <a:ext cx="5334000" cy="1226315"/>
+                    </a:xfrm>
+                    <a:prstGeom prst="rect">
+                      <a:avLst/>
+                    </a:prstGeom>
+                    <a:noFill/>
+                    <a:ln w="9525">
+                      <a:noFill/>
+                      <a:headEnd/>
+                      <a:tailEnd/>
+                    </a:ln>
+                  </pic:spPr>
+                </pic:pic>
+              </a:graphicData>
+            </a:graphic>
+          </wp:inline>
+        </w:drawing>
+      </w:r>
+    </w:p>
+    <w:bookmarkEnd w:id="108"/>
+    <w:bookmarkStart w:id="109" w:name="Xbb345ffff5a8fc0edc084941286e2a3a1d1dc85"/>
     <w:p>
       <w:pPr>
         <w:pStyle w:val="Heading3"/>
@@ -15133,8 +15316,8 @@
         <w:t xml:space="preserve">El script se debe guardar con permisos restringidos y su resultado se debe vigilar: una alerta cuando no existe el archivo del día vale más que muchos respaldos que nadie revisa.</w:t>
       </w:r>
     </w:p>
-    <w:bookmarkEnd w:id="73"/>
-    <w:bookmarkStart w:id="74" w:name="X51868898ecfc11e6d59af341fd59ebdb4b00be4"/>
+    <w:bookmarkEnd w:id="109"/>
+    <w:bookmarkStart w:id="110" w:name="X51868898ecfc11e6d59af341fd59ebdb4b00be4"/>
     <w:p>
       <w:pPr>
         <w:pStyle w:val="Heading3"/>
@@ -15208,9 +15391,9 @@
         <w:t xml:space="preserve">en un entorno con datos que importen: borra el volumen de la base de datos.</w:t>
       </w:r>
     </w:p>
-    <w:bookmarkEnd w:id="74"/>
-    <w:bookmarkEnd w:id="75"/>
-    <w:bookmarkStart w:id="80" w:name="Xa6507cf530425e8bd917c263862ed8d116e9317"/>
+    <w:bookmarkEnd w:id="110"/>
+    <w:bookmarkEnd w:id="111"/>
+    <w:bookmarkStart w:id="119" w:name="Xa6507cf530425e8bd917c263862ed8d116e9317"/>
     <w:p>
       <w:pPr>
         <w:pStyle w:val="Heading2"/>
@@ -15227,7 +15410,7 @@
         <w:t xml:space="preserve">Restaurar sobrescribe los datos actuales con los del respaldo: se pierde todo lo registrado después de él. Por esa razón, la restauración debe ser una decisión autorizada y registrada, nunca una reacción improvisada.</w:t>
       </w:r>
     </w:p>
-    <w:bookmarkStart w:id="76" w:name="X1c084625bee2c484dbafc45315298d8c91f5df3"/>
+    <w:bookmarkStart w:id="112" w:name="X1c084625bee2c484dbafc45315298d8c91f5df3"/>
     <w:p>
       <w:pPr>
         <w:pStyle w:val="Heading3"/>
@@ -15418,8 +15601,8 @@
         </w:tc>
       </w:tr>
     </w:tbl>
-    <w:bookmarkEnd w:id="76"/>
-    <w:bookmarkStart w:id="77" w:name="Xd0618684eba670373cd7420bd5300c223c0b60e"/>
+    <w:bookmarkEnd w:id="112"/>
+    <w:bookmarkStart w:id="113" w:name="Xd0618684eba670373cd7420bd5300c223c0b60e"/>
     <w:p>
       <w:pPr>
         <w:pStyle w:val="Heading3"/>
@@ -15832,8 +16015,8 @@
         <w:t xml:space="preserve">sobrescribe la base de datos existente: usarla solo cuando se esté seguro del respaldo elegido. Si el comando falla a mitad de camino, la base de datos puede quedar en estado de restauración o en modo de un solo usuario; no reiniciar el contenedor sin revisar el registro de SQL Server.</w:t>
       </w:r>
     </w:p>
-    <w:bookmarkEnd w:id="77"/>
-    <w:bookmarkStart w:id="78" w:name="Xc6d13f280ea437be3eeb2f6ba9d718f6dde71ec"/>
+    <w:bookmarkEnd w:id="113"/>
+    <w:bookmarkStart w:id="114" w:name="Xc6d13f280ea437be3eeb2f6ba9d718f6dde71ec"/>
     <w:p>
       <w:pPr>
         <w:pStyle w:val="Heading3"/>
@@ -15958,8 +16141,8 @@
         <w:t xml:space="preserve">Los pagos transferidos a la cuenta del lavadero y no registrados por causa de la restauración se deben comparar con el extracto bancario y recuperar con los clientes.</w:t>
       </w:r>
     </w:p>
-    <w:bookmarkEnd w:id="78"/>
-    <w:bookmarkStart w:id="79" w:name="Xc0ca52c7ec661b4fbf6f536f877200bc8a3071f"/>
+    <w:bookmarkEnd w:id="114"/>
+    <w:bookmarkStart w:id="118" w:name="Xc0ca52c7ec661b4fbf6f536f877200bc8a3071f"/>
     <w:p>
       <w:pPr>
         <w:pStyle w:val="Heading3"/>
@@ -16002,51 +16185,54 @@
     </w:p>
     <w:p>
       <w:pPr>
-        <w:pStyle w:val="BlockText"/>
-      </w:pPr>
-      <w:r>
-        <w:rPr>
-          <w:b/>
-          <w:bCs/>
-        </w:rPr>
-        <w:t xml:space="preserve">Captura por insertar.</w:t>
-      </w:r>
-      <w:r>
-        <w:t xml:space="preserve"> </w:t>
-      </w:r>
-      <w:r>
-        <w:rPr>
-          <w:b/>
-          <w:bCs/>
-        </w:rPr>
-        <w:t xml:space="preserve">Pantalla:</w:t>
-      </w:r>
-      <w:r>
-        <w:t xml:space="preserve"> </w:t>
-      </w:r>
-      <w:r>
-        <w:t xml:space="preserve">terminal o cliente SQL.</w:t>
-      </w:r>
-      <w:r>
-        <w:t xml:space="preserve"> </w:t>
-      </w:r>
-      <w:r>
-        <w:rPr>
-          <w:b/>
-          <w:bCs/>
-        </w:rPr>
-        <w:t xml:space="preserve">Contenido:</w:t>
-      </w:r>
-      <w:r>
-        <w:t xml:space="preserve"> </w:t>
-      </w:r>
-      <w:r>
-        <w:t xml:space="preserve">resultado de las consultas de verificación: los nueve esquemas y los identificadores fijos de estado.</w:t>
-      </w:r>
-    </w:p>
-    <w:bookmarkEnd w:id="79"/>
-    <w:bookmarkEnd w:id="80"/>
-    <w:bookmarkStart w:id="84" w:name="Xd5a17fa436a7164e46dbbe8da6c9a646c29c0df"/>
+        <w:pStyle w:val="BodyText"/>
+      </w:pPr>
+      <w:r>
+        <w:drawing>
+          <wp:inline>
+            <wp:extent cx="5334000" cy="3915734"/>
+            <wp:effectExtent b="0" l="0" r="0" t="0"/>
+            <wp:docPr descr="Verificación Posterior a la Restauración" title="" id="116" name="Picture"/>
+            <a:graphic>
+              <a:graphicData uri="http://schemas.openxmlformats.org/drawingml/2006/picture">
+                <pic:pic>
+                  <pic:nvPicPr>
+                    <pic:cNvPr descr="capturas/administrador-13-verificacion-posterior-a-la-restauracion.png" id="117" name="Picture"/>
+                    <pic:cNvPicPr>
+                      <a:picLocks noChangeArrowheads="1" noChangeAspect="1"/>
+                    </pic:cNvPicPr>
+                  </pic:nvPicPr>
+                  <pic:blipFill>
+                    <a:blip r:embed="rId115"/>
+                    <a:stretch>
+                      <a:fillRect/>
+                    </a:stretch>
+                  </pic:blipFill>
+                  <pic:spPr bwMode="auto">
+                    <a:xfrm>
+                      <a:off x="0" y="0"/>
+                      <a:ext cx="5334000" cy="3915734"/>
+                    </a:xfrm>
+                    <a:prstGeom prst="rect">
+                      <a:avLst/>
+                    </a:prstGeom>
+                    <a:noFill/>
+                    <a:ln w="9525">
+                      <a:noFill/>
+                      <a:headEnd/>
+                      <a:tailEnd/>
+                    </a:ln>
+                  </pic:spPr>
+                </pic:pic>
+              </a:graphicData>
+            </a:graphic>
+          </wp:inline>
+        </w:drawing>
+      </w:r>
+    </w:p>
+    <w:bookmarkEnd w:id="118"/>
+    <w:bookmarkEnd w:id="119"/>
+    <w:bookmarkStart w:id="126" w:name="Xd5a17fa436a7164e46dbbe8da6c9a646c29c0df"/>
     <w:p>
       <w:pPr>
         <w:pStyle w:val="Heading2"/>
@@ -16055,7 +16241,7 @@
         <w:t xml:space="preserve">16. Auditoría e Historial de Acciones</w:t>
       </w:r>
     </w:p>
-    <w:bookmarkStart w:id="81" w:name="X663f0ab6ef6da21fce8d6d26fc8db668584c0fa"/>
+    <w:bookmarkStart w:id="120" w:name="X663f0ab6ef6da21fce8d6d26fc8db668584c0fa"/>
     <w:p>
       <w:pPr>
         <w:pStyle w:val="Heading3"/>
@@ -16249,29 +16435,29 @@
               <w:pStyle w:val="Compact"/>
             </w:pPr>
             <w:r>
-              <w:t xml:space="preserve">payment.payment (approved_by, processed_at, rejection_reason)</w:t>
-            </w:r>
-          </w:p>
-        </w:tc>
-        <w:tc>
-          <w:tcPr/>
-          <w:p>
-            <w:pPr>
-              <w:pStyle w:val="Compact"/>
-            </w:pPr>
-            <w:r>
-              <w:t xml:space="preserve">Quién aprobó un pago, cuándo y por qué se rechazó.</w:t>
-            </w:r>
-          </w:p>
-        </w:tc>
-        <w:tc>
-          <w:tcPr/>
-          <w:p>
-            <w:pPr>
-              <w:pStyle w:val="Compact"/>
-            </w:pPr>
-            <w:r>
-              <w:t xml:space="preserve">Revisar las aprobaciones.</w:t>
+              <w:t xml:space="preserve">security.login_lockout</w:t>
+            </w:r>
+          </w:p>
+        </w:tc>
+        <w:tc>
+          <w:tcPr/>
+          <w:p>
+            <w:pPr>
+              <w:pStyle w:val="Compact"/>
+            </w:pPr>
+            <w:r>
+              <w:t xml:space="preserve">Intentos fallidos de cada cuenta y hasta cuándo está bloqueada.</w:t>
+            </w:r>
+          </w:p>
+        </w:tc>
+        <w:tc>
+          <w:tcPr/>
+          <w:p>
+            <w:pPr>
+              <w:pStyle w:val="Compact"/>
+            </w:pPr>
+            <w:r>
+              <w:t xml:space="preserve">Detectar intentos de adivinar contraseñas.</w:t>
             </w:r>
           </w:p>
         </w:tc>
@@ -16284,29 +16470,29 @@
               <w:pStyle w:val="Compact"/>
             </w:pPr>
             <w:r>
-              <w:t xml:space="preserve">payment.payment_receipt (uploaded_by, uploaded_at)</w:t>
-            </w:r>
-          </w:p>
-        </w:tc>
-        <w:tc>
-          <w:tcPr/>
-          <w:p>
-            <w:pPr>
-              <w:pStyle w:val="Compact"/>
-            </w:pPr>
-            <w:r>
-              <w:t xml:space="preserve">Quién subió cada comprobante y cuándo.</w:t>
-            </w:r>
-          </w:p>
-        </w:tc>
-        <w:tc>
-          <w:tcPr/>
-          <w:p>
-            <w:pPr>
-              <w:pStyle w:val="Compact"/>
-            </w:pPr>
-            <w:r>
-              <w:t xml:space="preserve">Revisar los comprobantes.</w:t>
+              <w:t xml:space="preserve">security.app_user (terms_accepted_at, data_policy_accepted_at)</w:t>
+            </w:r>
+          </w:p>
+        </w:tc>
+        <w:tc>
+          <w:tcPr/>
+          <w:p>
+            <w:pPr>
+              <w:pStyle w:val="Compact"/>
+            </w:pPr>
+            <w:r>
+              <w:t xml:space="preserve">Fecha en que cada persona aceptó los documentos legales.</w:t>
+            </w:r>
+          </w:p>
+        </w:tc>
+        <w:tc>
+          <w:tcPr/>
+          <w:p>
+            <w:pPr>
+              <w:pStyle w:val="Compact"/>
+            </w:pPr>
+            <w:r>
+              <w:t xml:space="preserve">Atender solicitudes sobre el consentimiento.</w:t>
             </w:r>
           </w:p>
         </w:tc>
@@ -16319,29 +16505,29 @@
               <w:pStyle w:val="Compact"/>
             </w:pPr>
             <w:r>
-              <w:t xml:space="preserve">payment.loyalty_transaction</w:t>
-            </w:r>
-          </w:p>
-        </w:tc>
-        <w:tc>
-          <w:tcPr/>
-          <w:p>
-            <w:pPr>
-              <w:pStyle w:val="Compact"/>
-            </w:pPr>
-            <w:r>
-              <w:t xml:space="preserve">Cada movimiento de puntos (ganados y revertidos) con su saldo resultante.</w:t>
-            </w:r>
-          </w:p>
-        </w:tc>
-        <w:tc>
-          <w:tcPr/>
-          <w:p>
-            <w:pPr>
-              <w:pStyle w:val="Compact"/>
-            </w:pPr>
-            <w:r>
-              <w:t xml:space="preserve">Atender reclamos de puntos.</w:t>
+              <w:t xml:space="preserve">payment.payment (approved_by, processed_at, rejection_reason)</w:t>
+            </w:r>
+          </w:p>
+        </w:tc>
+        <w:tc>
+          <w:tcPr/>
+          <w:p>
+            <w:pPr>
+              <w:pStyle w:val="Compact"/>
+            </w:pPr>
+            <w:r>
+              <w:t xml:space="preserve">Quién aprobó un pago, cuándo y por qué se rechazó.</w:t>
+            </w:r>
+          </w:p>
+        </w:tc>
+        <w:tc>
+          <w:tcPr/>
+          <w:p>
+            <w:pPr>
+              <w:pStyle w:val="Compact"/>
+            </w:pPr>
+            <w:r>
+              <w:t xml:space="preserve">Revisar las aprobaciones.</w:t>
             </w:r>
           </w:p>
         </w:tc>
@@ -16354,29 +16540,29 @@
               <w:pStyle w:val="Compact"/>
             </w:pPr>
             <w:r>
-              <w:t xml:space="preserve">booking.schedule_history</w:t>
-            </w:r>
-          </w:p>
-        </w:tc>
-        <w:tc>
-          <w:tcPr/>
-          <w:p>
-            <w:pPr>
-              <w:pStyle w:val="Compact"/>
-            </w:pPr>
-            <w:r>
-              <w:t xml:space="preserve">Cambios del horario, las excepciones y las bahías, con su fecha y su autor.</w:t>
-            </w:r>
-          </w:p>
-        </w:tc>
-        <w:tc>
-          <w:tcPr/>
-          <w:p>
-            <w:pPr>
-              <w:pStyle w:val="Compact"/>
-            </w:pPr>
-            <w:r>
-              <w:t xml:space="preserve">Saber quién cambió la disponibilidad.</w:t>
+              <w:t xml:space="preserve">payment.payment_receipt (uploaded_by, uploaded_at)</w:t>
+            </w:r>
+          </w:p>
+        </w:tc>
+        <w:tc>
+          <w:tcPr/>
+          <w:p>
+            <w:pPr>
+              <w:pStyle w:val="Compact"/>
+            </w:pPr>
+            <w:r>
+              <w:t xml:space="preserve">Quién subió cada comprobante y cuándo.</w:t>
+            </w:r>
+          </w:p>
+        </w:tc>
+        <w:tc>
+          <w:tcPr/>
+          <w:p>
+            <w:pPr>
+              <w:pStyle w:val="Compact"/>
+            </w:pPr>
+            <w:r>
+              <w:t xml:space="preserve">Revisar los comprobantes.</w:t>
             </w:r>
           </w:p>
         </w:tc>
@@ -16389,29 +16575,29 @@
               <w:pStyle w:val="Compact"/>
             </w:pPr>
             <w:r>
-              <w:t xml:space="preserve">Columnas updated_at y row_version</w:t>
-            </w:r>
-          </w:p>
-        </w:tc>
-        <w:tc>
-          <w:tcPr/>
-          <w:p>
-            <w:pPr>
-              <w:pStyle w:val="Compact"/>
-            </w:pPr>
-            <w:r>
-              <w:t xml:space="preserve">Fecha y número de cambios de cada fila (mantenidos por disparadores).</w:t>
-            </w:r>
-          </w:p>
-        </w:tc>
-        <w:tc>
-          <w:tcPr/>
-          <w:p>
-            <w:pPr>
-              <w:pStyle w:val="Compact"/>
-            </w:pPr>
-            <w:r>
-              <w:t xml:space="preserve">Saber cuándo cambió un registro.</w:t>
+              <w:t xml:space="preserve">payment.loyalty_transaction</w:t>
+            </w:r>
+          </w:p>
+        </w:tc>
+        <w:tc>
+          <w:tcPr/>
+          <w:p>
+            <w:pPr>
+              <w:pStyle w:val="Compact"/>
+            </w:pPr>
+            <w:r>
+              <w:t xml:space="preserve">Cada movimiento de puntos (ganados y revertidos) con su saldo resultante.</w:t>
+            </w:r>
+          </w:p>
+        </w:tc>
+        <w:tc>
+          <w:tcPr/>
+          <w:p>
+            <w:pPr>
+              <w:pStyle w:val="Compact"/>
+            </w:pPr>
+            <w:r>
+              <w:t xml:space="preserve">Atender reclamos de puntos.</w:t>
             </w:r>
           </w:p>
         </w:tc>
@@ -16424,6 +16610,76 @@
               <w:pStyle w:val="Compact"/>
             </w:pPr>
             <w:r>
+              <w:t xml:space="preserve">booking.schedule_history</w:t>
+            </w:r>
+          </w:p>
+        </w:tc>
+        <w:tc>
+          <w:tcPr/>
+          <w:p>
+            <w:pPr>
+              <w:pStyle w:val="Compact"/>
+            </w:pPr>
+            <w:r>
+              <w:t xml:space="preserve">Cambios del horario, las excepciones y las bahías, con su fecha y su autor.</w:t>
+            </w:r>
+          </w:p>
+        </w:tc>
+        <w:tc>
+          <w:tcPr/>
+          <w:p>
+            <w:pPr>
+              <w:pStyle w:val="Compact"/>
+            </w:pPr>
+            <w:r>
+              <w:t xml:space="preserve">Saber quién cambió la disponibilidad.</w:t>
+            </w:r>
+          </w:p>
+        </w:tc>
+      </w:tr>
+      <w:tr>
+        <w:tc>
+          <w:tcPr/>
+          <w:p>
+            <w:pPr>
+              <w:pStyle w:val="Compact"/>
+            </w:pPr>
+            <w:r>
+              <w:t xml:space="preserve">Columnas updated_at y row_version</w:t>
+            </w:r>
+          </w:p>
+        </w:tc>
+        <w:tc>
+          <w:tcPr/>
+          <w:p>
+            <w:pPr>
+              <w:pStyle w:val="Compact"/>
+            </w:pPr>
+            <w:r>
+              <w:t xml:space="preserve">Fecha y número de cambios de cada fila (mantenidos por disparadores).</w:t>
+            </w:r>
+          </w:p>
+        </w:tc>
+        <w:tc>
+          <w:tcPr/>
+          <w:p>
+            <w:pPr>
+              <w:pStyle w:val="Compact"/>
+            </w:pPr>
+            <w:r>
+              <w:t xml:space="preserve">Saber cuándo cambió un registro.</w:t>
+            </w:r>
+          </w:p>
+        </w:tc>
+      </w:tr>
+      <w:tr>
+        <w:tc>
+          <w:tcPr/>
+          <w:p>
+            <w:pPr>
+              <w:pStyle w:val="Compact"/>
+            </w:pPr>
+            <w:r>
               <w:t xml:space="preserve">Registros de los contenedores</w:t>
             </w:r>
           </w:p>
@@ -16470,8 +16726,8 @@
         <w:t xml:space="preserve">Elaborado por los autores a partir de los changelogs de los servicios. Los registros nunca deben contener contraseñas, tokens ni el contenido de los comprobantes (Kent y Souppaya, 2006).</w:t>
       </w:r>
     </w:p>
-    <w:bookmarkEnd w:id="81"/>
-    <w:bookmarkStart w:id="82" w:name="X22fd9cb7df27000538b50e9b1226638fed3caed"/>
+    <w:bookmarkEnd w:id="120"/>
+    <w:bookmarkStart w:id="121" w:name="X22fd9cb7df27000538b50e9b1226638fed3caed"/>
     <w:p>
       <w:pPr>
         <w:pStyle w:val="Heading3"/>
@@ -16996,8 +17252,8 @@
         <w:t xml:space="preserve">, SYSUTCDATETIME());</w:t>
       </w:r>
     </w:p>
-    <w:bookmarkEnd w:id="82"/>
-    <w:bookmarkStart w:id="83" w:name="X14ca12c6dbf2efb3be20040dcd258eba13ae9ed"/>
+    <w:bookmarkEnd w:id="121"/>
+    <w:bookmarkStart w:id="125" w:name="X14ca12c6dbf2efb3be20040dcd258eba13ae9ed"/>
     <w:p>
       <w:pPr>
         <w:pStyle w:val="Heading3"/>
@@ -17093,51 +17349,54 @@
     </w:p>
     <w:p>
       <w:pPr>
-        <w:pStyle w:val="BlockText"/>
-      </w:pPr>
-      <w:r>
-        <w:rPr>
-          <w:b/>
-          <w:bCs/>
-        </w:rPr>
-        <w:t xml:space="preserve">Captura por insertar.</w:t>
-      </w:r>
-      <w:r>
-        <w:t xml:space="preserve"> </w:t>
-      </w:r>
-      <w:r>
-        <w:rPr>
-          <w:b/>
-          <w:bCs/>
-        </w:rPr>
-        <w:t xml:space="preserve">Pantalla:</w:t>
-      </w:r>
-      <w:r>
-        <w:t xml:space="preserve"> </w:t>
-      </w:r>
-      <w:r>
-        <w:t xml:space="preserve">cliente SQL o sqlcmd.</w:t>
-      </w:r>
-      <w:r>
-        <w:t xml:space="preserve"> </w:t>
-      </w:r>
-      <w:r>
-        <w:rPr>
-          <w:b/>
-          <w:bCs/>
-        </w:rPr>
-        <w:t xml:space="preserve">Contenido:</w:t>
-      </w:r>
-      <w:r>
-        <w:t xml:space="preserve"> </w:t>
-      </w:r>
-      <w:r>
-        <w:t xml:space="preserve">resultado de la consulta de los últimos ingresos, sin datos personales reales visibles.</w:t>
-      </w:r>
-    </w:p>
-    <w:bookmarkEnd w:id="83"/>
-    <w:bookmarkEnd w:id="84"/>
-    <w:bookmarkStart w:id="93" w:name="Xe4994f6129621ff9dbc5c92fe45d5ee254447cd"/>
+        <w:pStyle w:val="BodyText"/>
+      </w:pPr>
+      <w:r>
+        <w:drawing>
+          <wp:inline>
+            <wp:extent cx="5334000" cy="1972339"/>
+            <wp:effectExtent b="0" l="0" r="0" t="0"/>
+            <wp:docPr descr="Consulta del Historial de Sesiones" title="" id="123" name="Picture"/>
+            <a:graphic>
+              <a:graphicData uri="http://schemas.openxmlformats.org/drawingml/2006/picture">
+                <pic:pic>
+                  <pic:nvPicPr>
+                    <pic:cNvPr descr="capturas/administrador-14-consulta-del-historial-de-sesiones.png" id="124" name="Picture"/>
+                    <pic:cNvPicPr>
+                      <a:picLocks noChangeArrowheads="1" noChangeAspect="1"/>
+                    </pic:cNvPicPr>
+                  </pic:nvPicPr>
+                  <pic:blipFill>
+                    <a:blip r:embed="rId122"/>
+                    <a:stretch>
+                      <a:fillRect/>
+                    </a:stretch>
+                  </pic:blipFill>
+                  <pic:spPr bwMode="auto">
+                    <a:xfrm>
+                      <a:off x="0" y="0"/>
+                      <a:ext cx="5334000" cy="1972339"/>
+                    </a:xfrm>
+                    <a:prstGeom prst="rect">
+                      <a:avLst/>
+                    </a:prstGeom>
+                    <a:noFill/>
+                    <a:ln w="9525">
+                      <a:noFill/>
+                      <a:headEnd/>
+                      <a:tailEnd/>
+                    </a:ln>
+                  </pic:spPr>
+                </pic:pic>
+              </a:graphicData>
+            </a:graphic>
+          </wp:inline>
+        </w:drawing>
+      </w:r>
+    </w:p>
+    <w:bookmarkEnd w:id="125"/>
+    <w:bookmarkEnd w:id="126"/>
+    <w:bookmarkStart w:id="135" w:name="Xe4994f6129621ff9dbc5c92fe45d5ee254447cd"/>
     <w:p>
       <w:pPr>
         <w:pStyle w:val="Heading2"/>
@@ -17154,7 +17413,7 @@
         <w:t xml:space="preserve">La política de seguridad del proyecto se basa en la defensa en profundidad, el mínimo privilegio, los valores seguros por defecto, la seguridad desde el diseño y la confianza cero. Las siguientes recomendaciones se alinean con los controles del NIST (Joint Task Force, 2020) y con el OWASP Top 10 (OWASP Foundation, 2021).</w:t>
       </w:r>
     </w:p>
-    <w:bookmarkStart w:id="85" w:name="Xbd95e7b5552ef51e1bec8840c4beed3313a769d"/>
+    <w:bookmarkStart w:id="127" w:name="Xbd95e7b5552ef51e1bec8840c4beed3313a769d"/>
     <w:p>
       <w:pPr>
         <w:pStyle w:val="Heading3"/>
@@ -17184,7 +17443,7 @@
         </w:numPr>
       </w:pPr>
       <w:r>
-        <w:t xml:space="preserve">Usar contraseñas largas y únicas guardadas en un gestor de contraseñas. Como el sistema no bloquea las cuentas después de intentos fallidos, una contraseña débil se puede adivinar por fuerza bruta.</w:t>
+        <w:t xml:space="preserve">Usar contraseñas largas y únicas guardadas en un gestor de contraseñas. El bloqueo temporal frena los intentos repetidos, pero no reemplaza una contraseña fuerte.</w:t>
       </w:r>
     </w:p>
     <w:p>
@@ -17235,8 +17494,8 @@
         <w:t xml:space="preserve">Cerrar la sesión al terminar y no ingresar desde equipos compartidos.</w:t>
       </w:r>
     </w:p>
-    <w:bookmarkEnd w:id="85"/>
-    <w:bookmarkStart w:id="86" w:name="Xa369057f31555d58bc9378bb6e2602f716b4f16"/>
+    <w:bookmarkEnd w:id="127"/>
+    <w:bookmarkStart w:id="128" w:name="Xa369057f31555d58bc9378bb6e2602f716b4f16"/>
     <w:p>
       <w:pPr>
         <w:pStyle w:val="Heading3"/>
@@ -17250,11 +17509,50 @@
         <w:pStyle w:val="FirstParagraph"/>
       </w:pPr>
       <w:r>
-        <w:t xml:space="preserve">El sistema trata datos personales (número de documento, nombres, teléfono, correo, vehículos, pagos y puntos) y debe cumplir la Ley Estatutaria 1581 de 2012 (Congreso de la República de Colombia, 2012). El registro exige aceptar los Términos y Condiciones y la Política de Tratamiento de Datos Personales; esos documentos son modelos elaborados para un proyecto de formación y los debe revisar un abogado antes de un uso comercial real. Además, la aceptación todavía no se guarda en el servidor (acción ACO-03 del documento de acciones correctivas, preventivas y de mejoramiento). El administrador debe consultar solo los datos necesarios para su función, no copiarlos en medios personales y atender las solicitudes de acceso o corrección de los titulares. No se recogen datos de tarjetas. Los respaldos y las exportaciones heredan la obligación de protección.</w:t>
-      </w:r>
-    </w:p>
-    <w:bookmarkEnd w:id="86"/>
-    <w:bookmarkStart w:id="87" w:name="X40b20b85ba97f8b453a9035f612d3bd463ebcfd"/>
+        <w:t xml:space="preserve">El sistema trata datos personales (número de documento, nombres, teléfono, correo, vehículos, pagos y puntos) y debe cumplir la Ley Estatutaria 1581 de 2012 (Congreso de la República de Colombia, 2012). El registro exige aceptar los Términos y Condiciones y la Política de Tratamiento de Datos Personales; esos documentos son modelos elaborados para un proyecto de formación y los debe revisar un abogado antes de un uso comercial real. Cuando una persona se registra, el servidor guarda la fecha y la hora en que aceptó cada documento (</w:t>
+      </w:r>
+      <w:r>
+        <w:rPr>
+          <w:i/>
+          <w:iCs/>
+        </w:rPr>
+        <w:t xml:space="preserve">security.app_user</w:t>
+      </w:r>
+      <w:r>
+        <w:t xml:space="preserve">, columnas</w:t>
+      </w:r>
+      <w:r>
+        <w:t xml:space="preserve"> </w:t>
+      </w:r>
+      <w:r>
+        <w:rPr>
+          <w:i/>
+          <w:iCs/>
+        </w:rPr>
+        <w:t xml:space="preserve">terms_accepted_at</w:t>
+      </w:r>
+      <w:r>
+        <w:t xml:space="preserve"> </w:t>
+      </w:r>
+      <w:r>
+        <w:t xml:space="preserve">y</w:t>
+      </w:r>
+      <w:r>
+        <w:t xml:space="preserve"> </w:t>
+      </w:r>
+      <w:r>
+        <w:rPr>
+          <w:i/>
+          <w:iCs/>
+        </w:rPr>
+        <w:t xml:space="preserve">data_policy_accepted_at</w:t>
+      </w:r>
+      <w:r>
+        <w:t xml:space="preserve">), lo que sirve como prueba del consentimiento. El administrador debe consultar solo los datos necesarios para su función, no copiarlos en medios personales y atender las solicitudes de acceso o corrección de los titulares. No se recogen datos de tarjetas. Los respaldos y las exportaciones heredan la obligación de protección.</w:t>
+      </w:r>
+    </w:p>
+    <w:bookmarkEnd w:id="128"/>
+    <w:bookmarkStart w:id="129" w:name="X40b20b85ba97f8b453a9035f612d3bd463ebcfd"/>
     <w:p>
       <w:pPr>
         <w:pStyle w:val="Heading3"/>
@@ -17424,8 +17722,8 @@
         <w:t xml:space="preserve">).</w:t>
       </w:r>
     </w:p>
-    <w:bookmarkEnd w:id="87"/>
-    <w:bookmarkStart w:id="88" w:name="X8caef793e9c2ec5a13052b1f604565c56e8f991"/>
+    <w:bookmarkEnd w:id="129"/>
+    <w:bookmarkStart w:id="130" w:name="X8caef793e9c2ec5a13052b1f604565c56e8f991"/>
     <w:p>
       <w:pPr>
         <w:pStyle w:val="Heading3"/>
@@ -17467,11 +17765,11 @@
         </w:numPr>
       </w:pPr>
       <w:r>
-        <w:t xml:space="preserve">El gateway no aplica un límite de solicitudes y el sistema no bloquea cuentas: si el sistema se expone a internet, primero se deben implementar ambos controles.</w:t>
-      </w:r>
-    </w:p>
-    <w:bookmarkEnd w:id="88"/>
-    <w:bookmarkStart w:id="89" w:name="X22d781bc3d89d2124e8a75ff7e61d4ff41d790d"/>
+        <w:t xml:space="preserve">El gateway no aplica un límite de solicitudes. El bloqueo de cuentas frena a quien intenta adivinar contraseñas, pero en un servidor expuesto a internet conviene agregar también un límite de solicitudes en el proxy (Caddy) o en el gateway.</w:t>
+      </w:r>
+    </w:p>
+    <w:bookmarkEnd w:id="130"/>
+    <w:bookmarkStart w:id="131" w:name="X22d781bc3d89d2124e8a75ff7e61d4ff41d790d"/>
     <w:p>
       <w:pPr>
         <w:pStyle w:val="Heading3"/>
@@ -17597,18 +17895,18 @@
               <w:pStyle w:val="Compact"/>
             </w:pPr>
             <w:r>
-              <w:t xml:space="preserve">Sin límite de intentos de inicio de sesión (TD-003).</w:t>
-            </w:r>
-          </w:p>
-        </w:tc>
-        <w:tc>
-          <w:tcPr/>
-          <w:p>
-            <w:pPr>
-              <w:pStyle w:val="Compact"/>
-            </w:pPr>
-            <w:r>
-              <w:t xml:space="preserve">Contraseñas fuertes; no exponer el sistema a internet.</w:t>
+              <w:t xml:space="preserve">Sin límite de solicitudes en el gateway.</w:t>
+            </w:r>
+          </w:p>
+        </w:tc>
+        <w:tc>
+          <w:tcPr/>
+          <w:p>
+            <w:pPr>
+              <w:pStyle w:val="Compact"/>
+            </w:pPr>
+            <w:r>
+              <w:t xml:space="preserve">Contraseñas fuertes; vigilar los registros de Caddy y del gateway en busca de ráfagas de solicitudes.</w:t>
             </w:r>
           </w:p>
         </w:tc>
@@ -17752,8 +18050,8 @@
         <w:t xml:space="preserve">Elaborado por los autores a partir de ADR-004, ADR-006, ADR-008, ADR-015 y el backlog técnico del proyecto.</w:t>
       </w:r>
     </w:p>
-    <w:bookmarkEnd w:id="89"/>
-    <w:bookmarkStart w:id="90" w:name="Xacf6e5c8ba8cbabe8c6fab43e20ea603390ae87"/>
+    <w:bookmarkEnd w:id="131"/>
+    <w:bookmarkStart w:id="132" w:name="Xacf6e5c8ba8cbabe8c6fab43e20ea603390ae87"/>
     <w:p>
       <w:pPr>
         <w:pStyle w:val="Heading3"/>
@@ -18513,8 +18811,8 @@
         <w:t xml:space="preserve">"DBCC CHECKDB ([LavaRapido]) WITH NO_INFOMSGS"</w:t>
       </w:r>
     </w:p>
-    <w:bookmarkEnd w:id="90"/>
-    <w:bookmarkStart w:id="91" w:name="X2b52c1efcf70773268391d6de5e4987650a3851"/>
+    <w:bookmarkEnd w:id="132"/>
+    <w:bookmarkStart w:id="133" w:name="X2b52c1efcf70773268391d6de5e4987650a3851"/>
     <w:p>
       <w:pPr>
         <w:pStyle w:val="Heading3"/>
@@ -18888,18 +19186,18 @@
               <w:pStyle w:val="Compact"/>
             </w:pPr>
             <w:r>
-              <w:t xml:space="preserve">La asignación automática no existe.</w:t>
-            </w:r>
-          </w:p>
-        </w:tc>
-        <w:tc>
-          <w:tcPr/>
-          <w:p>
-            <w:pPr>
-              <w:pStyle w:val="Compact"/>
-            </w:pPr>
-            <w:r>
-              <w:t xml:space="preserve">Asignar manualmente (sección 12.4) todos los días.</w:t>
+              <w:t xml:space="preserve">No había operarios libres cuando se confirmó la reserva (sin turno, ausentes u ocupados).</w:t>
+            </w:r>
+          </w:p>
+        </w:tc>
+        <w:tc>
+          <w:tcPr/>
+          <w:p>
+            <w:pPr>
+              <w:pStyle w:val="Compact"/>
+            </w:pPr>
+            <w:r>
+              <w:t xml:space="preserve">Asignar a mano (sección 12.4) y revisar los turnos y las ausencias de los operarios.</w:t>
             </w:r>
           </w:p>
         </w:tc>
@@ -19334,8 +19632,8 @@
         <w:t xml:space="preserve">Los problemas de instalación se detallan en el Manual de Instalación, sección 17.</w:t>
       </w:r>
     </w:p>
-    <w:bookmarkEnd w:id="91"/>
-    <w:bookmarkStart w:id="92" w:name="X0cf51028e4ede3c0c2e07e13d8762078c090165"/>
+    <w:bookmarkEnd w:id="133"/>
+    <w:bookmarkStart w:id="134" w:name="X0cf51028e4ede3c0c2e07e13d8762078c090165"/>
     <w:p>
       <w:pPr>
         <w:pStyle w:val="Heading3"/>
@@ -19584,9 +19882,9 @@
         <w:t xml:space="preserve">Todo incidente se debe registrar con la fecha, quién lo detectó, la descripción, la severidad, la causa, las acciones, el resultado y las medidas para evitar que se repita (Anexo C).</w:t>
       </w:r>
     </w:p>
-    <w:bookmarkEnd w:id="92"/>
-    <w:bookmarkEnd w:id="93"/>
-    <w:bookmarkStart w:id="94" w:name="X6fdd594c10465666e273a650d034cc54d5f3d24"/>
+    <w:bookmarkEnd w:id="134"/>
+    <w:bookmarkEnd w:id="135"/>
+    <w:bookmarkStart w:id="136" w:name="X6fdd594c10465666e273a650d034cc54d5f3d24"/>
     <w:p>
       <w:pPr>
         <w:pStyle w:val="Heading2"/>
@@ -19699,7 +19997,7 @@
               <w:pStyle w:val="Compact"/>
             </w:pPr>
             <w:r>
-              <w:t xml:space="preserve">Vínculo entre un operario y una reserva, hecho por el administrador.</w:t>
+              <w:t xml:space="preserve">Vínculo entre un operario y una reserva; lo crea el sistema al confirmarse la reserva o el administrador a mano.</w:t>
             </w:r>
           </w:p>
         </w:tc>
@@ -20107,8 +20405,8 @@
         <w:t xml:space="preserve">Elaborado por los autores a partir de la documentación del proyecto.</w:t>
       </w:r>
     </w:p>
-    <w:bookmarkEnd w:id="94"/>
-    <w:bookmarkStart w:id="105" w:name="referencias"/>
+    <w:bookmarkEnd w:id="136"/>
+    <w:bookmarkStart w:id="147" w:name="referencias"/>
     <w:p>
       <w:pPr>
         <w:pStyle w:val="Heading2"/>
@@ -20140,7 +20438,7 @@
       <w:r>
         <w:t xml:space="preserve"> </w:t>
       </w:r>
-      <w:hyperlink r:id="rId95">
+      <w:hyperlink r:id="rId137">
         <w:r>
           <w:rPr>
             <w:rStyle w:val="Hyperlink"/>
@@ -20175,7 +20473,7 @@
       <w:r>
         <w:t xml:space="preserve"> </w:t>
       </w:r>
-      <w:hyperlink r:id="rId96">
+      <w:hyperlink r:id="rId138">
         <w:r>
           <w:rPr>
             <w:rStyle w:val="Hyperlink"/>
@@ -20210,7 +20508,7 @@
       <w:r>
         <w:t xml:space="preserve"> </w:t>
       </w:r>
-      <w:hyperlink r:id="rId97">
+      <w:hyperlink r:id="rId139">
         <w:r>
           <w:rPr>
             <w:rStyle w:val="Hyperlink"/>
@@ -20245,7 +20543,7 @@
       <w:r>
         <w:t xml:space="preserve"> </w:t>
       </w:r>
-      <w:hyperlink r:id="rId98">
+      <w:hyperlink r:id="rId140">
         <w:r>
           <w:rPr>
             <w:rStyle w:val="Hyperlink"/>
@@ -20280,7 +20578,7 @@
       <w:r>
         <w:t xml:space="preserve"> </w:t>
       </w:r>
-      <w:hyperlink r:id="rId99">
+      <w:hyperlink r:id="rId141">
         <w:r>
           <w:rPr>
             <w:rStyle w:val="Hyperlink"/>
@@ -20315,7 +20613,7 @@
       <w:r>
         <w:t xml:space="preserve"> </w:t>
       </w:r>
-      <w:hyperlink r:id="rId100">
+      <w:hyperlink r:id="rId142">
         <w:r>
           <w:rPr>
             <w:rStyle w:val="Hyperlink"/>
@@ -20350,7 +20648,7 @@
       <w:r>
         <w:t xml:space="preserve"> </w:t>
       </w:r>
-      <w:hyperlink r:id="rId101">
+      <w:hyperlink r:id="rId143">
         <w:r>
           <w:rPr>
             <w:rStyle w:val="Hyperlink"/>
@@ -20382,7 +20680,7 @@
       <w:r>
         <w:t xml:space="preserve"> </w:t>
       </w:r>
-      <w:hyperlink r:id="rId102">
+      <w:hyperlink r:id="rId144">
         <w:r>
           <w:rPr>
             <w:rStyle w:val="Hyperlink"/>
@@ -20414,7 +20712,7 @@
       <w:r>
         <w:t xml:space="preserve"> </w:t>
       </w:r>
-      <w:hyperlink r:id="rId103">
+      <w:hyperlink r:id="rId145">
         <w:r>
           <w:rPr>
             <w:rStyle w:val="Hyperlink"/>
@@ -20473,7 +20771,7 @@
       <w:r>
         <w:t xml:space="preserve"> </w:t>
       </w:r>
-      <w:hyperlink r:id="rId104">
+      <w:hyperlink r:id="rId146">
         <w:r>
           <w:rPr>
             <w:rStyle w:val="Hyperlink"/>
@@ -20482,8 +20780,8 @@
         </w:r>
       </w:hyperlink>
     </w:p>
-    <w:bookmarkEnd w:id="105"/>
-    <w:bookmarkStart w:id="110" w:name="X80b0218b51872906238fd110cf3fb8467fb66bf"/>
+    <w:bookmarkEnd w:id="147"/>
+    <w:bookmarkStart w:id="152" w:name="X80b0218b51872906238fd110cf3fb8467fb66bf"/>
     <w:p>
       <w:pPr>
         <w:pStyle w:val="Heading2"/>
@@ -20492,13 +20790,13 @@
         <w:t xml:space="preserve">19. Anexos</w:t>
       </w:r>
     </w:p>
-    <w:bookmarkStart w:id="106" w:name="Xa12ce862f6a7bc5bdaffd0b37b667e261a3fce0"/>
+    <w:bookmarkStart w:id="148" w:name="anexo-a-origen-de-las-capturas"/>
     <w:p>
       <w:pPr>
         <w:pStyle w:val="Heading3"/>
       </w:pPr>
       <w:r>
-        <w:t xml:space="preserve">Anexo A. Lista de Figuras Pendientes de Captura</w:t>
+        <w:t xml:space="preserve">Anexo A. Origen de las Capturas</w:t>
       </w:r>
     </w:p>
     <w:p>
@@ -20506,11 +20804,50 @@
         <w:pStyle w:val="FirstParagraph"/>
       </w:pPr>
       <w:r>
-        <w:t xml:space="preserve">Antes de la entrega, el equipo debe reemplazar cada uno de los 14 marcadores por una captura real y nítida de la versión final, ordenada según el flujo. Ninguna captura puede mostrar contraseñas, cuentas bancarias, códigos QR reales ni datos personales reales.</w:t>
-      </w:r>
-    </w:p>
-    <w:bookmarkEnd w:id="106"/>
-    <w:bookmarkStart w:id="107" w:name="Xc98337fea243bbd6c61e22d02a7b280ae810696"/>
+        <w:t xml:space="preserve">Las figuras de este manual se tomaron el 16 de octubre de 2026 sobre la versión de la rama</w:t>
+      </w:r>
+      <w:r>
+        <w:t xml:space="preserve"> </w:t>
+      </w:r>
+      <w:r>
+        <w:rPr>
+          <w:i/>
+          <w:iCs/>
+        </w:rPr>
+        <w:t xml:space="preserve">develop</w:t>
+      </w:r>
+      <w:r>
+        <w:t xml:space="preserve">, con el sistema completo corriendo en Docker y la web en</w:t>
+      </w:r>
+      <w:r>
+        <w:t xml:space="preserve"> </w:t>
+      </w:r>
+      <w:r>
+        <w:rPr>
+          <w:i/>
+          <w:iCs/>
+        </w:rPr>
+        <w:t xml:space="preserve">http://localhost:4200</w:t>
+      </w:r>
+      <w:r>
+        <w:t xml:space="preserve">. Las capturas de terminal muestran la salida real de los comandos. Se usaron cuentas, reservas, pagos y medios de pago de prueba, por lo que no aparecen contraseñas, cuentas bancarias, códigos QR ni datos personales reales. Si una pantalla cambia, la captura se debe tomar de nuevo con el mismo nombre de archivo de la carpeta</w:t>
+      </w:r>
+      <w:r>
+        <w:t xml:space="preserve"> </w:t>
+      </w:r>
+      <w:r>
+        <w:rPr>
+          <w:i/>
+          <w:iCs/>
+        </w:rPr>
+        <w:t xml:space="preserve">capturas</w:t>
+      </w:r>
+      <w:r>
+        <w:t xml:space="preserve">.</w:t>
+      </w:r>
+    </w:p>
+    <w:bookmarkEnd w:id="148"/>
+    <w:bookmarkStart w:id="149" w:name="Xc98337fea243bbd6c61e22d02a7b280ae810696"/>
     <w:p>
       <w:pPr>
         <w:pStyle w:val="Heading3"/>
@@ -20600,29 +20937,29 @@
               <w:pStyle w:val="Compact"/>
             </w:pPr>
             <w:r>
-              <w:t xml:space="preserve">Bloqueo de cuenta</w:t>
-            </w:r>
-          </w:p>
-        </w:tc>
-        <w:tc>
-          <w:tcPr/>
-          <w:p>
-            <w:pPr>
-              <w:pStyle w:val="Compact"/>
-            </w:pPr>
-            <w:r>
-              <w:t xml:space="preserve">RF-004b lo exige, pero no está implementado (TD-003).</w:t>
-            </w:r>
-          </w:p>
-        </w:tc>
-        <w:tc>
-          <w:tcPr/>
-          <w:p>
-            <w:pPr>
-              <w:pStyle w:val="Compact"/>
-            </w:pPr>
-            <w:r>
-              <w:t xml:space="preserve">8.2 y 17</w:t>
+              <w:t xml:space="preserve">Permisos por rol</w:t>
+            </w:r>
+          </w:p>
+        </w:tc>
+        <w:tc>
+          <w:tcPr/>
+          <w:p>
+            <w:pPr>
+              <w:pStyle w:val="Compact"/>
+            </w:pPr>
+            <w:r>
+              <w:t xml:space="preserve">Se guardan en el servidor, pero no se aplican (ADR-015).</w:t>
+            </w:r>
+          </w:p>
+        </w:tc>
+        <w:tc>
+          <w:tcPr/>
+          <w:p>
+            <w:pPr>
+              <w:pStyle w:val="Compact"/>
+            </w:pPr>
+            <w:r>
+              <w:t xml:space="preserve">10</w:t>
             </w:r>
           </w:p>
         </w:tc>
@@ -20635,29 +20972,29 @@
               <w:pStyle w:val="Compact"/>
             </w:pPr>
             <w:r>
-              <w:t xml:space="preserve">Asignación automática</w:t>
-            </w:r>
-          </w:p>
-        </w:tc>
-        <w:tc>
-          <w:tcPr/>
-          <w:p>
-            <w:pPr>
-              <w:pStyle w:val="Compact"/>
-            </w:pPr>
-            <w:r>
-              <w:t xml:space="preserve">RF-008 pendiente (TD-020); cada reserva se asigna a mano.</w:t>
-            </w:r>
-          </w:p>
-        </w:tc>
-        <w:tc>
-          <w:tcPr/>
-          <w:p>
-            <w:pPr>
-              <w:pStyle w:val="Compact"/>
-            </w:pPr>
-            <w:r>
-              <w:t xml:space="preserve">12.4</w:t>
+              <w:t xml:space="preserve">Auditoría</w:t>
+            </w:r>
+          </w:p>
+        </w:tc>
+        <w:tc>
+          <w:tcPr/>
+          <w:p>
+            <w:pPr>
+              <w:pStyle w:val="Compact"/>
+            </w:pPr>
+            <w:r>
+              <w:t xml:space="preserve">audit.audit_log no se alimenta.</w:t>
+            </w:r>
+          </w:p>
+        </w:tc>
+        <w:tc>
+          <w:tcPr/>
+          <w:p>
+            <w:pPr>
+              <w:pStyle w:val="Compact"/>
+            </w:pPr>
+            <w:r>
+              <w:t xml:space="preserve">16</w:t>
             </w:r>
           </w:p>
         </w:tc>
@@ -20670,29 +21007,29 @@
               <w:pStyle w:val="Compact"/>
             </w:pPr>
             <w:r>
-              <w:t xml:space="preserve">Datos del negocio</w:t>
-            </w:r>
-          </w:p>
-        </w:tc>
-        <w:tc>
-          <w:tcPr/>
-          <w:p>
-            <w:pPr>
-              <w:pStyle w:val="Compact"/>
-            </w:pPr>
-            <w:r>
-              <w:t xml:space="preserve">Se guardan solo en el navegador (TD-013).</w:t>
-            </w:r>
-          </w:p>
-        </w:tc>
-        <w:tc>
-          <w:tcPr/>
-          <w:p>
-            <w:pPr>
-              <w:pStyle w:val="Compact"/>
-            </w:pPr>
-            <w:r>
-              <w:t xml:space="preserve">6.3 y 11.1</w:t>
+              <w:t xml:space="preserve">Política de respaldos y objetivos RPO y RTO</w:t>
+            </w:r>
+          </w:p>
+        </w:tc>
+        <w:tc>
+          <w:tcPr/>
+          <w:p>
+            <w:pPr>
+              <w:pStyle w:val="Compact"/>
+            </w:pPr>
+            <w:r>
+              <w:t xml:space="preserve">No definidos; los valores propuestos se deben aprobar.</w:t>
+            </w:r>
+          </w:p>
+        </w:tc>
+        <w:tc>
+          <w:tcPr/>
+          <w:p>
+            <w:pPr>
+              <w:pStyle w:val="Compact"/>
+            </w:pPr>
+            <w:r>
+              <w:t xml:space="preserve">14</w:t>
             </w:r>
           </w:p>
         </w:tc>
@@ -20705,29 +21042,29 @@
               <w:pStyle w:val="Compact"/>
             </w:pPr>
             <w:r>
-              <w:t xml:space="preserve">Permisos por rol</w:t>
-            </w:r>
-          </w:p>
-        </w:tc>
-        <w:tc>
-          <w:tcPr/>
-          <w:p>
-            <w:pPr>
-              <w:pStyle w:val="Compact"/>
-            </w:pPr>
-            <w:r>
-              <w:t xml:space="preserve">Se guardan en el servidor, pero no se aplican (ADR-015).</w:t>
-            </w:r>
-          </w:p>
-        </w:tc>
-        <w:tc>
-          <w:tcPr/>
-          <w:p>
-            <w:pPr>
-              <w:pStyle w:val="Compact"/>
-            </w:pPr>
-            <w:r>
-              <w:t xml:space="preserve">10</w:t>
+              <w:t xml:space="preserve">Retención de trazas</w:t>
+            </w:r>
+          </w:p>
+        </w:tc>
+        <w:tc>
+          <w:tcPr/>
+          <w:p>
+            <w:pPr>
+              <w:pStyle w:val="Compact"/>
+            </w:pPr>
+            <w:r>
+              <w:t xml:space="preserve">No hay una política definida.</w:t>
+            </w:r>
+          </w:p>
+        </w:tc>
+        <w:tc>
+          <w:tcPr/>
+          <w:p>
+            <w:pPr>
+              <w:pStyle w:val="Compact"/>
+            </w:pPr>
+            <w:r>
+              <w:t xml:space="preserve">16.3</w:t>
             </w:r>
           </w:p>
         </w:tc>
@@ -20740,29 +21077,29 @@
               <w:pStyle w:val="Compact"/>
             </w:pPr>
             <w:r>
-              <w:t xml:space="preserve">Informes de inspección</w:t>
-            </w:r>
-          </w:p>
-        </w:tc>
-        <w:tc>
-          <w:tcPr/>
-          <w:p>
-            <w:pPr>
-              <w:pStyle w:val="Compact"/>
-            </w:pPr>
-            <w:r>
-              <w:t xml:space="preserve">Se guardan solo en el navegador; el enlace público no funciona en otros dispositivos.</w:t>
-            </w:r>
-          </w:p>
-        </w:tc>
-        <w:tc>
-          <w:tcPr/>
-          <w:p>
-            <w:pPr>
-              <w:pStyle w:val="Compact"/>
-            </w:pPr>
-            <w:r>
-              <w:t xml:space="preserve">12.5</w:t>
+              <w:t xml:space="preserve">Un inicio de sesión por servicio</w:t>
+            </w:r>
+          </w:p>
+        </w:tc>
+        <w:tc>
+          <w:tcPr/>
+          <w:p>
+            <w:pPr>
+              <w:pStyle w:val="Compact"/>
+            </w:pPr>
+            <w:r>
+              <w:t xml:space="preserve">Los servicios se conectan con la cuenta sa.</w:t>
+            </w:r>
+          </w:p>
+        </w:tc>
+        <w:tc>
+          <w:tcPr/>
+          <w:p>
+            <w:pPr>
+              <w:pStyle w:val="Compact"/>
+            </w:pPr>
+            <w:r>
+              <w:t xml:space="preserve">17.3</w:t>
             </w:r>
           </w:p>
         </w:tc>
@@ -20775,204 +21112,29 @@
               <w:pStyle w:val="Compact"/>
             </w:pPr>
             <w:r>
-              <w:t xml:space="preserve">Textos del reembolso</w:t>
-            </w:r>
-          </w:p>
-        </w:tc>
-        <w:tc>
-          <w:tcPr/>
-          <w:p>
-            <w:pPr>
-              <w:pStyle w:val="Compact"/>
-            </w:pPr>
-            <w:r>
-              <w:t xml:space="preserve">Aparecen en español en todos los idiomas (ACO-06).</w:t>
-            </w:r>
-          </w:p>
-        </w:tc>
-        <w:tc>
-          <w:tcPr/>
-          <w:p>
-            <w:pPr>
-              <w:pStyle w:val="Compact"/>
-            </w:pPr>
-            <w:r>
-              <w:t xml:space="preserve">12.6</w:t>
-            </w:r>
-          </w:p>
-        </w:tc>
-      </w:tr>
-      <w:tr>
-        <w:tc>
-          <w:tcPr/>
-          <w:p>
-            <w:pPr>
-              <w:pStyle w:val="Compact"/>
-            </w:pPr>
-            <w:r>
-              <w:t xml:space="preserve">Auditoría</w:t>
-            </w:r>
-          </w:p>
-        </w:tc>
-        <w:tc>
-          <w:tcPr/>
-          <w:p>
-            <w:pPr>
-              <w:pStyle w:val="Compact"/>
-            </w:pPr>
-            <w:r>
-              <w:t xml:space="preserve">audit.audit_log no se alimenta.</w:t>
-            </w:r>
-          </w:p>
-        </w:tc>
-        <w:tc>
-          <w:tcPr/>
-          <w:p>
-            <w:pPr>
-              <w:pStyle w:val="Compact"/>
-            </w:pPr>
-            <w:r>
-              <w:t xml:space="preserve">16</w:t>
-            </w:r>
-          </w:p>
-        </w:tc>
-      </w:tr>
-      <w:tr>
-        <w:tc>
-          <w:tcPr/>
-          <w:p>
-            <w:pPr>
-              <w:pStyle w:val="Compact"/>
-            </w:pPr>
-            <w:r>
-              <w:t xml:space="preserve">Consentimiento de datos personales</w:t>
-            </w:r>
-          </w:p>
-        </w:tc>
-        <w:tc>
-          <w:tcPr/>
-          <w:p>
-            <w:pPr>
-              <w:pStyle w:val="Compact"/>
-            </w:pPr>
-            <w:r>
-              <w:t xml:space="preserve">La aceptación de los documentos legales no se guarda en el servidor (ACO-03).</w:t>
-            </w:r>
-          </w:p>
-        </w:tc>
-        <w:tc>
-          <w:tcPr/>
-          <w:p>
-            <w:pPr>
-              <w:pStyle w:val="Compact"/>
-            </w:pPr>
-            <w:r>
-              <w:t xml:space="preserve">17.2</w:t>
-            </w:r>
-          </w:p>
-        </w:tc>
-      </w:tr>
-      <w:tr>
-        <w:tc>
-          <w:tcPr/>
-          <w:p>
-            <w:pPr>
-              <w:pStyle w:val="Compact"/>
-            </w:pPr>
-            <w:r>
-              <w:t xml:space="preserve">Política de respaldos y objetivos RPO y RTO</w:t>
-            </w:r>
-          </w:p>
-        </w:tc>
-        <w:tc>
-          <w:tcPr/>
-          <w:p>
-            <w:pPr>
-              <w:pStyle w:val="Compact"/>
-            </w:pPr>
-            <w:r>
-              <w:t xml:space="preserve">No definidos; los valores propuestos se deben aprobar.</w:t>
-            </w:r>
-          </w:p>
-        </w:tc>
-        <w:tc>
-          <w:tcPr/>
-          <w:p>
-            <w:pPr>
-              <w:pStyle w:val="Compact"/>
-            </w:pPr>
-            <w:r>
-              <w:t xml:space="preserve">14</w:t>
-            </w:r>
-          </w:p>
-        </w:tc>
-      </w:tr>
-      <w:tr>
-        <w:tc>
-          <w:tcPr/>
-          <w:p>
-            <w:pPr>
-              <w:pStyle w:val="Compact"/>
-            </w:pPr>
-            <w:r>
-              <w:t xml:space="preserve">Retención de trazas</w:t>
-            </w:r>
-          </w:p>
-        </w:tc>
-        <w:tc>
-          <w:tcPr/>
-          <w:p>
-            <w:pPr>
-              <w:pStyle w:val="Compact"/>
-            </w:pPr>
-            <w:r>
-              <w:t xml:space="preserve">No hay una política definida.</w:t>
-            </w:r>
-          </w:p>
-        </w:tc>
-        <w:tc>
-          <w:tcPr/>
-          <w:p>
-            <w:pPr>
-              <w:pStyle w:val="Compact"/>
-            </w:pPr>
-            <w:r>
-              <w:t xml:space="preserve">16.3</w:t>
-            </w:r>
-          </w:p>
-        </w:tc>
-      </w:tr>
-      <w:tr>
-        <w:tc>
-          <w:tcPr/>
-          <w:p>
-            <w:pPr>
-              <w:pStyle w:val="Compact"/>
-            </w:pPr>
-            <w:r>
-              <w:t xml:space="preserve">Un inicio de sesión por servicio</w:t>
-            </w:r>
-          </w:p>
-        </w:tc>
-        <w:tc>
-          <w:tcPr/>
-          <w:p>
-            <w:pPr>
-              <w:pStyle w:val="Compact"/>
-            </w:pPr>
-            <w:r>
-              <w:t xml:space="preserve">Los servicios se conectan con la cuenta sa.</w:t>
-            </w:r>
-          </w:p>
-        </w:tc>
-        <w:tc>
-          <w:tcPr/>
-          <w:p>
-            <w:pPr>
-              <w:pStyle w:val="Compact"/>
-            </w:pPr>
-            <w:r>
-              <w:t xml:space="preserve">17.3</w:t>
+              <w:t xml:space="preserve">Límite de solicitudes</w:t>
+            </w:r>
+          </w:p>
+        </w:tc>
+        <w:tc>
+          <w:tcPr/>
+          <w:p>
+            <w:pPr>
+              <w:pStyle w:val="Compact"/>
+            </w:pPr>
+            <w:r>
+              <w:t xml:space="preserve">El gateway y Caddy no limitan las solicitudes por cliente.</w:t>
+            </w:r>
+          </w:p>
+        </w:tc>
+        <w:tc>
+          <w:tcPr/>
+          <w:p>
+            <w:pPr>
+              <w:pStyle w:val="Compact"/>
+            </w:pPr>
+            <w:r>
+              <w:t xml:space="preserve">17.4</w:t>
             </w:r>
           </w:p>
         </w:tc>
@@ -20996,8 +21158,8 @@
         <w:t xml:space="preserve">Elaborado por los autores a partir de la verificación del código fuente y del backlog técnico del proyecto.</w:t>
       </w:r>
     </w:p>
-    <w:bookmarkEnd w:id="107"/>
-    <w:bookmarkStart w:id="108" w:name="Xf56c5f7caa122d71cddfd8510860859110ae06b"/>
+    <w:bookmarkEnd w:id="149"/>
+    <w:bookmarkStart w:id="150" w:name="Xf56c5f7caa122d71cddfd8510860859110ae06b"/>
     <w:p>
       <w:pPr>
         <w:pStyle w:val="Heading3"/>
@@ -21281,8 +21443,8 @@
         </w:tc>
       </w:tr>
     </w:tbl>
-    <w:bookmarkEnd w:id="108"/>
-    <w:bookmarkStart w:id="109" w:name="X4dd1fb3daea29299baaf27f8538e456a52eadf9"/>
+    <w:bookmarkEnd w:id="150"/>
+    <w:bookmarkStart w:id="151" w:name="X4dd1fb3daea29299baaf27f8538e456a52eadf9"/>
     <w:p>
       <w:pPr>
         <w:pStyle w:val="Heading3"/>
@@ -21528,7 +21690,7 @@
               <w:pStyle w:val="Compact"/>
             </w:pPr>
             <w:r>
-              <w:t xml:space="preserve">Pendientes del Anexo B revisados</w:t>
+              <w:t xml:space="preserve">Temas del Anexo B revisados</w:t>
             </w:r>
           </w:p>
         </w:tc>
@@ -21587,9 +21749,9 @@
         <w:t xml:space="preserve">Adaptado de la lista de verificación de la guía para elaborar manuales de software (SENA, 2026).</w:t>
       </w:r>
     </w:p>
-    <w:bookmarkEnd w:id="109"/>
-    <w:bookmarkEnd w:id="110"/>
-    <w:bookmarkEnd w:id="111"/>
+    <w:bookmarkEnd w:id="151"/>
+    <w:bookmarkEnd w:id="152"/>
+    <w:bookmarkEnd w:id="153"/>
     <w:sectPr>
       <w:footnotePr>
         <w:numRestart w:val="eachSect"/>
@@ -23211,7 +23373,7 @@
       <w:color w:themeColor="accent1" w:themeShade="BF" w:val="365F91"/>
     </w:rPr>
   </w:style>
-  <w:style w:type="paragraph" w:customStyle="1" w:styleId="SourceCode">
+  <w:style w:customStyle="1" w:styleId="SourceCode" w:type="paragraph">
     <w:name w:val="Source Code"/>
     <w:basedOn w:val="Normal"/>
     <w:link w:val="VerbatimChar"/>
@@ -23219,7 +23381,7 @@
       <w:wordWrap w:val="off"/>
     </w:pPr>
   </w:style>
-  <w:style w:type="character" w:customStyle="1" w:styleId="KeywordTok">
+  <w:style w:customStyle="1" w:styleId="KeywordTok" w:type="character">
     <w:name w:val="KeywordTok"/>
     <w:basedOn w:val="VerbatimChar"/>
     <w:rPr>
@@ -23227,77 +23389,77 @@
       <w:color w:val="007020"/>
     </w:rPr>
   </w:style>
-  <w:style w:type="character" w:customStyle="1" w:styleId="DataTypeTok">
+  <w:style w:customStyle="1" w:styleId="DataTypeTok" w:type="character">
     <w:name w:val="DataTypeTok"/>
     <w:basedOn w:val="VerbatimChar"/>
     <w:rPr>
       <w:color w:val="902000"/>
     </w:rPr>
   </w:style>
-  <w:style w:type="character" w:customStyle="1" w:styleId="DecValTok">
+  <w:style w:customStyle="1" w:styleId="DecValTok" w:type="character">
     <w:name w:val="DecValTok"/>
     <w:basedOn w:val="VerbatimChar"/>
     <w:rPr>
       <w:color w:val="40a070"/>
     </w:rPr>
   </w:style>
-  <w:style w:type="character" w:customStyle="1" w:styleId="BaseNTok">
+  <w:style w:customStyle="1" w:styleId="BaseNTok" w:type="character">
     <w:name w:val="BaseNTok"/>
     <w:basedOn w:val="VerbatimChar"/>
     <w:rPr>
       <w:color w:val="40a070"/>
     </w:rPr>
   </w:style>
-  <w:style w:type="character" w:customStyle="1" w:styleId="FloatTok">
+  <w:style w:customStyle="1" w:styleId="FloatTok" w:type="character">
     <w:name w:val="FloatTok"/>
     <w:basedOn w:val="VerbatimChar"/>
     <w:rPr>
       <w:color w:val="40a070"/>
     </w:rPr>
   </w:style>
-  <w:style w:type="character" w:customStyle="1" w:styleId="ConstantTok">
+  <w:style w:customStyle="1" w:styleId="ConstantTok" w:type="character">
     <w:name w:val="ConstantTok"/>
     <w:basedOn w:val="VerbatimChar"/>
     <w:rPr>
       <w:color w:val="880000"/>
     </w:rPr>
   </w:style>
-  <w:style w:type="character" w:customStyle="1" w:styleId="CharTok">
+  <w:style w:customStyle="1" w:styleId="CharTok" w:type="character">
     <w:name w:val="CharTok"/>
     <w:basedOn w:val="VerbatimChar"/>
     <w:rPr>
       <w:color w:val="4070a0"/>
     </w:rPr>
   </w:style>
-  <w:style w:type="character" w:customStyle="1" w:styleId="SpecialCharTok">
+  <w:style w:customStyle="1" w:styleId="SpecialCharTok" w:type="character">
     <w:name w:val="SpecialCharTok"/>
     <w:basedOn w:val="VerbatimChar"/>
     <w:rPr>
       <w:color w:val="4070a0"/>
     </w:rPr>
   </w:style>
-  <w:style w:type="character" w:customStyle="1" w:styleId="StringTok">
+  <w:style w:customStyle="1" w:styleId="StringTok" w:type="character">
     <w:name w:val="StringTok"/>
     <w:basedOn w:val="VerbatimChar"/>
     <w:rPr>
       <w:color w:val="4070a0"/>
     </w:rPr>
   </w:style>
-  <w:style w:type="character" w:customStyle="1" w:styleId="VerbatimStringTok">
+  <w:style w:customStyle="1" w:styleId="VerbatimStringTok" w:type="character">
     <w:name w:val="VerbatimStringTok"/>
     <w:basedOn w:val="VerbatimChar"/>
     <w:rPr>
       <w:color w:val="4070a0"/>
     </w:rPr>
   </w:style>
-  <w:style w:type="character" w:customStyle="1" w:styleId="SpecialStringTok">
+  <w:style w:customStyle="1" w:styleId="SpecialStringTok" w:type="character">
     <w:name w:val="SpecialStringTok"/>
     <w:basedOn w:val="VerbatimChar"/>
     <w:rPr>
       <w:color w:val="bb6688"/>
     </w:rPr>
   </w:style>
-  <w:style w:type="character" w:customStyle="1" w:styleId="ImportTok">
+  <w:style w:customStyle="1" w:styleId="ImportTok" w:type="character">
     <w:name w:val="ImportTok"/>
     <w:basedOn w:val="VerbatimChar"/>
     <w:rPr>
@@ -23305,7 +23467,7 @@
       <w:color w:val="008000"/>
     </w:rPr>
   </w:style>
-  <w:style w:type="character" w:customStyle="1" w:styleId="CommentTok">
+  <w:style w:customStyle="1" w:styleId="CommentTok" w:type="character">
     <w:name w:val="CommentTok"/>
     <w:basedOn w:val="VerbatimChar"/>
     <w:rPr>
@@ -23313,7 +23475,7 @@
       <w:color w:val="60a0b0"/>
     </w:rPr>
   </w:style>
-  <w:style w:type="character" w:customStyle="1" w:styleId="DocumentationTok">
+  <w:style w:customStyle="1" w:styleId="DocumentationTok" w:type="character">
     <w:name w:val="DocumentationTok"/>
     <w:basedOn w:val="VerbatimChar"/>
     <w:rPr>
@@ -23321,7 +23483,7 @@
       <w:color w:val="ba2121"/>
     </w:rPr>
   </w:style>
-  <w:style w:type="character" w:customStyle="1" w:styleId="AnnotationTok">
+  <w:style w:customStyle="1" w:styleId="AnnotationTok" w:type="character">
     <w:name w:val="AnnotationTok"/>
     <w:basedOn w:val="VerbatimChar"/>
     <w:rPr>
@@ -23330,7 +23492,7 @@
       <w:color w:val="60a0b0"/>
     </w:rPr>
   </w:style>
-  <w:style w:type="character" w:customStyle="1" w:styleId="CommentVarTok">
+  <w:style w:customStyle="1" w:styleId="CommentVarTok" w:type="character">
     <w:name w:val="CommentVarTok"/>
     <w:basedOn w:val="VerbatimChar"/>
     <w:rPr>
@@ -23339,28 +23501,28 @@
       <w:color w:val="60a0b0"/>
     </w:rPr>
   </w:style>
-  <w:style w:type="character" w:customStyle="1" w:styleId="OtherTok">
+  <w:style w:customStyle="1" w:styleId="OtherTok" w:type="character">
     <w:name w:val="OtherTok"/>
     <w:basedOn w:val="VerbatimChar"/>
     <w:rPr>
       <w:color w:val="007020"/>
     </w:rPr>
   </w:style>
-  <w:style w:type="character" w:customStyle="1" w:styleId="FunctionTok">
+  <w:style w:customStyle="1" w:styleId="FunctionTok" w:type="character">
     <w:name w:val="FunctionTok"/>
     <w:basedOn w:val="VerbatimChar"/>
     <w:rPr>
       <w:color w:val="06287e"/>
     </w:rPr>
   </w:style>
-  <w:style w:type="character" w:customStyle="1" w:styleId="VariableTok">
+  <w:style w:customStyle="1" w:styleId="VariableTok" w:type="character">
     <w:name w:val="VariableTok"/>
     <w:basedOn w:val="VerbatimChar"/>
     <w:rPr>
       <w:color w:val="19177c"/>
     </w:rPr>
   </w:style>
-  <w:style w:type="character" w:customStyle="1" w:styleId="ControlFlowTok">
+  <w:style w:customStyle="1" w:styleId="ControlFlowTok" w:type="character">
     <w:name w:val="ControlFlowTok"/>
     <w:basedOn w:val="VerbatimChar"/>
     <w:rPr>
@@ -23368,45 +23530,45 @@
       <w:color w:val="007020"/>
     </w:rPr>
   </w:style>
-  <w:style w:type="character" w:customStyle="1" w:styleId="OperatorTok">
+  <w:style w:customStyle="1" w:styleId="OperatorTok" w:type="character">
     <w:name w:val="OperatorTok"/>
     <w:basedOn w:val="VerbatimChar"/>
     <w:rPr>
       <w:color w:val="666666"/>
     </w:rPr>
   </w:style>
-  <w:style w:type="character" w:customStyle="1" w:styleId="BuiltInTok">
+  <w:style w:customStyle="1" w:styleId="BuiltInTok" w:type="character">
     <w:name w:val="BuiltInTok"/>
     <w:basedOn w:val="VerbatimChar"/>
     <w:rPr>
       <w:color w:val="008000"/>
     </w:rPr>
   </w:style>
-  <w:style w:type="character" w:customStyle="1" w:styleId="ExtensionTok">
+  <w:style w:customStyle="1" w:styleId="ExtensionTok" w:type="character">
     <w:name w:val="ExtensionTok"/>
     <w:basedOn w:val="VerbatimChar"/>
     <w:rPr/>
   </w:style>
-  <w:style w:type="character" w:customStyle="1" w:styleId="PreprocessorTok">
+  <w:style w:customStyle="1" w:styleId="PreprocessorTok" w:type="character">
     <w:name w:val="PreprocessorTok"/>
     <w:basedOn w:val="VerbatimChar"/>
     <w:rPr>
       <w:color w:val="bc7a00"/>
     </w:rPr>
   </w:style>
-  <w:style w:type="character" w:customStyle="1" w:styleId="AttributeTok">
+  <w:style w:customStyle="1" w:styleId="AttributeTok" w:type="character">
     <w:name w:val="AttributeTok"/>
     <w:basedOn w:val="VerbatimChar"/>
     <w:rPr>
       <w:color w:val="7d9029"/>
     </w:rPr>
   </w:style>
-  <w:style w:type="character" w:customStyle="1" w:styleId="RegionMarkerTok">
+  <w:style w:customStyle="1" w:styleId="RegionMarkerTok" w:type="character">
     <w:name w:val="RegionMarkerTok"/>
     <w:basedOn w:val="VerbatimChar"/>
     <w:rPr/>
   </w:style>
-  <w:style w:type="character" w:customStyle="1" w:styleId="InformationTok">
+  <w:style w:customStyle="1" w:styleId="InformationTok" w:type="character">
     <w:name w:val="InformationTok"/>
     <w:basedOn w:val="VerbatimChar"/>
     <w:rPr>
@@ -23415,7 +23577,7 @@
       <w:color w:val="60a0b0"/>
     </w:rPr>
   </w:style>
-  <w:style w:type="character" w:customStyle="1" w:styleId="WarningTok">
+  <w:style w:customStyle="1" w:styleId="WarningTok" w:type="character">
     <w:name w:val="WarningTok"/>
     <w:basedOn w:val="VerbatimChar"/>
     <w:rPr>
@@ -23424,7 +23586,7 @@
       <w:color w:val="60a0b0"/>
     </w:rPr>
   </w:style>
-  <w:style w:type="character" w:customStyle="1" w:styleId="AlertTok">
+  <w:style w:customStyle="1" w:styleId="AlertTok" w:type="character">
     <w:name w:val="AlertTok"/>
     <w:basedOn w:val="VerbatimChar"/>
     <w:rPr>
@@ -23432,7 +23594,7 @@
       <w:color w:val="ff0000"/>
     </w:rPr>
   </w:style>
-  <w:style w:type="character" w:customStyle="1" w:styleId="ErrorTok">
+  <w:style w:customStyle="1" w:styleId="ErrorTok" w:type="character">
     <w:name w:val="ErrorTok"/>
     <w:basedOn w:val="VerbatimChar"/>
     <w:rPr>
@@ -23440,7 +23602,7 @@
       <w:color w:val="ff0000"/>
     </w:rPr>
   </w:style>
-  <w:style w:type="character" w:customStyle="1" w:styleId="NormalTok">
+  <w:style w:customStyle="1" w:styleId="NormalTok" w:type="character">
     <w:name w:val="NormalTok"/>
     <w:basedOn w:val="VerbatimChar"/>
     <w:rPr/>

--- a/09_MANUALES/ES/WORD/09_Manual_De_Administrador.docx
+++ b/09_MANUALES/ES/WORD/09_Manual_De_Administrador.docx
@@ -64,7 +64,7 @@
         <w:pStyle w:val="BodyText"/>
       </w:pPr>
       <w:r>
-        <w:t xml:space="preserve">16 de octubre de 2026</w:t>
+        <w:t xml:space="preserve">17 de octubre de 2026</w:t>
       </w:r>
     </w:p>
     <w:p>
@@ -72,7 +72,7 @@
         <w:pStyle w:val="BodyText"/>
       </w:pPr>
       <w:r>
-        <w:t xml:space="preserve">Tipo de manual: Manual de administrador (administradores del negocio y administradores de TI) · Versión 4.0</w:t>
+        <w:t xml:space="preserve">Tipo de manual: Manual de administrador (administradores del negocio y administradores de TI) · Versión 4.1</w:t>
       </w:r>
     </w:p>
     <w:bookmarkStart w:id="20" w:name="control-de-versiones"/>
@@ -361,6 +361,52 @@
           </w:p>
         </w:tc>
       </w:tr>
+      <w:tr>
+        <w:tc>
+          <w:tcPr/>
+          <w:p>
+            <w:pPr>
+              <w:pStyle w:val="Compact"/>
+            </w:pPr>
+            <w:r>
+              <w:t xml:space="preserve">4.1</w:t>
+            </w:r>
+          </w:p>
+        </w:tc>
+        <w:tc>
+          <w:tcPr/>
+          <w:p>
+            <w:pPr>
+              <w:pStyle w:val="Compact"/>
+            </w:pPr>
+            <w:r>
+              <w:t xml:space="preserve">2026-10-17</w:t>
+            </w:r>
+          </w:p>
+        </w:tc>
+        <w:tc>
+          <w:tcPr/>
+          <w:p>
+            <w:pPr>
+              <w:pStyle w:val="Compact"/>
+            </w:pPr>
+            <w:r>
+              <w:t xml:space="preserve">Revisión contra el código del 17 de octubre de 2026. Se agregó el informe de inspección desde la aplicación móvil (sección 12.5): se abre desde el detalle de la reserva, toma las fotos con la cámara o la galería, las reduce en el celular antes de subirlas y comparte el enlace con el menú del teléfono.</w:t>
+            </w:r>
+          </w:p>
+        </w:tc>
+        <w:tc>
+          <w:tcPr/>
+          <w:p>
+            <w:pPr>
+              <w:pStyle w:val="Compact"/>
+            </w:pPr>
+            <w:r>
+              <w:t xml:space="preserve">Equipo de desarrollo</w:t>
+            </w:r>
+          </w:p>
+        </w:tc>
+      </w:tr>
     </w:tbl>
     <w:p>
       <w:pPr>
@@ -1790,7 +1836,7 @@
         <w:pStyle w:val="FirstParagraph"/>
       </w:pPr>
       <w:r>
-        <w:t xml:space="preserve">El manual se verificó contra el código fuente de la aplicación web y de los servicios (Equipo de Desarrollo Vehicle Washing, 2026b, 2026c, 2026d) y contra la documentación del proyecto actualizada al 16 de octubre de 2026 (Equipo de Desarrollo Vehicle Washing, 2026a). La aplicación web incluye un módulo de administración completo bajo la ruta</w:t>
+        <w:t xml:space="preserve">El manual se verificó contra el código fuente de la aplicación web y de los servicios (Equipo de Desarrollo Vehicle Washing, 2026b, 2026c, 2026d) y contra la documentación del proyecto actualizada al 17 de octubre de 2026 (Equipo de Desarrollo Vehicle Washing, 2026a). La aplicación web incluye un módulo de administración completo bajo la ruta</w:t>
       </w:r>
       <w:r>
         <w:t xml:space="preserve"> </w:t>
@@ -10383,6 +10429,286 @@
           <w:b/>
           <w:bCs/>
         </w:rPr>
+        <w:t xml:space="preserve">Desde la aplicación móvil.</w:t>
+      </w:r>
+      <w:r>
+        <w:t xml:space="preserve"> </w:t>
+      </w:r>
+      <w:r>
+        <w:t xml:space="preserve">El informe también se gestiona desde el celular, con las mismas fases y las mismas reglas del servidor:</w:t>
+      </w:r>
+    </w:p>
+    <w:p>
+      <w:pPr>
+        <w:pStyle w:val="Compact"/>
+        <w:numPr>
+          <w:ilvl w:val="0"/>
+          <w:numId w:val="1037"/>
+        </w:numPr>
+      </w:pPr>
+      <w:r>
+        <w:t xml:space="preserve">En</w:t>
+      </w:r>
+      <w:r>
+        <w:t xml:space="preserve"> </w:t>
+      </w:r>
+      <w:r>
+        <w:rPr>
+          <w:b/>
+          <w:bCs/>
+        </w:rPr>
+        <w:t xml:space="preserve">Reservas</w:t>
+      </w:r>
+      <w:r>
+        <w:t xml:space="preserve">, tocar el ícono del ojo de la reserva y, en el detalle, tocar</w:t>
+      </w:r>
+      <w:r>
+        <w:t xml:space="preserve"> </w:t>
+      </w:r>
+      <w:r>
+        <w:rPr>
+          <w:b/>
+          <w:bCs/>
+        </w:rPr>
+        <w:t xml:space="preserve">Inspección</w:t>
+      </w:r>
+      <w:r>
+        <w:t xml:space="preserve">. El botón solo aparece en servicios de 180 minutos o más que estén confirmados, en curso o completados.</w:t>
+      </w:r>
+    </w:p>
+    <w:p>
+      <w:pPr>
+        <w:pStyle w:val="Compact"/>
+        <w:numPr>
+          <w:ilvl w:val="0"/>
+          <w:numId w:val="1037"/>
+        </w:numPr>
+      </w:pPr>
+      <w:r>
+        <w:t xml:space="preserve">Tocar</w:t>
+      </w:r>
+      <w:r>
+        <w:t xml:space="preserve"> </w:t>
+      </w:r>
+      <w:r>
+        <w:rPr>
+          <w:b/>
+          <w:bCs/>
+        </w:rPr>
+        <w:t xml:space="preserve">Iniciar reporte</w:t>
+      </w:r>
+      <w:r>
+        <w:t xml:space="preserve"> </w:t>
+      </w:r>
+      <w:r>
+        <w:t xml:space="preserve">y, en cada fase,</w:t>
+      </w:r>
+      <w:r>
+        <w:t xml:space="preserve"> </w:t>
+      </w:r>
+      <w:r>
+        <w:rPr>
+          <w:b/>
+          <w:bCs/>
+        </w:rPr>
+        <w:t xml:space="preserve">Iniciar fase</w:t>
+      </w:r>
+      <w:r>
+        <w:t xml:space="preserve">,</w:t>
+      </w:r>
+      <w:r>
+        <w:t xml:space="preserve"> </w:t>
+      </w:r>
+      <w:r>
+        <w:rPr>
+          <w:b/>
+          <w:bCs/>
+        </w:rPr>
+        <w:t xml:space="preserve">Agregar hallazgo</w:t>
+      </w:r>
+      <w:r>
+        <w:t xml:space="preserve"> </w:t>
+      </w:r>
+      <w:r>
+        <w:t xml:space="preserve">y</w:t>
+      </w:r>
+      <w:r>
+        <w:t xml:space="preserve"> </w:t>
+      </w:r>
+      <w:r>
+        <w:rPr>
+          <w:b/>
+          <w:bCs/>
+        </w:rPr>
+        <w:t xml:space="preserve">Terminar fase</w:t>
+      </w:r>
+      <w:r>
+        <w:t xml:space="preserve"> </w:t>
+      </w:r>
+      <w:r>
+        <w:t xml:space="preserve">(o</w:t>
+      </w:r>
+      <w:r>
+        <w:t xml:space="preserve"> </w:t>
+      </w:r>
+      <w:r>
+        <w:rPr>
+          <w:b/>
+          <w:bCs/>
+        </w:rPr>
+        <w:t xml:space="preserve">Reabrir</w:t>
+      </w:r>
+      <w:r>
+        <w:t xml:space="preserve"> </w:t>
+      </w:r>
+      <w:r>
+        <w:t xml:space="preserve">para corregir una fase terminada).</w:t>
+      </w:r>
+    </w:p>
+    <w:p>
+      <w:pPr>
+        <w:pStyle w:val="Compact"/>
+        <w:numPr>
+          <w:ilvl w:val="0"/>
+          <w:numId w:val="1037"/>
+        </w:numPr>
+      </w:pPr>
+      <w:r>
+        <w:t xml:space="preserve">En</w:t>
+      </w:r>
+      <w:r>
+        <w:t xml:space="preserve"> </w:t>
+      </w:r>
+      <w:r>
+        <w:rPr>
+          <w:b/>
+          <w:bCs/>
+        </w:rPr>
+        <w:t xml:space="preserve">Nuevo hallazgo</w:t>
+      </w:r>
+      <w:r>
+        <w:t xml:space="preserve">, escribir o elegir la parte del vehículo entre las sugerencias, elegir el tipo y escribir la nota. Adjuntar hasta cinco fotos con</w:t>
+      </w:r>
+      <w:r>
+        <w:t xml:space="preserve"> </w:t>
+      </w:r>
+      <w:r>
+        <w:rPr>
+          <w:b/>
+          <w:bCs/>
+        </w:rPr>
+        <w:t xml:space="preserve">Tomar foto</w:t>
+      </w:r>
+      <w:r>
+        <w:t xml:space="preserve"> </w:t>
+      </w:r>
+      <w:r>
+        <w:t xml:space="preserve">(cámara) o</w:t>
+      </w:r>
+      <w:r>
+        <w:t xml:space="preserve"> </w:t>
+      </w:r>
+      <w:r>
+        <w:rPr>
+          <w:b/>
+          <w:bCs/>
+        </w:rPr>
+        <w:t xml:space="preserve">Galería</w:t>
+      </w:r>
+      <w:r>
+        <w:t xml:space="preserve">. La aplicación reduce cada foto a 1600 píxeles en su lado mayor, en formato JPEG, antes de subirla, porque el servidor acepta como máximo 2 MB por foto.</w:t>
+      </w:r>
+    </w:p>
+    <w:p>
+      <w:pPr>
+        <w:pStyle w:val="Compact"/>
+        <w:numPr>
+          <w:ilvl w:val="0"/>
+          <w:numId w:val="1037"/>
+        </w:numPr>
+      </w:pPr>
+      <w:r>
+        <w:t xml:space="preserve">Tocar</w:t>
+      </w:r>
+      <w:r>
+        <w:t xml:space="preserve"> </w:t>
+      </w:r>
+      <w:r>
+        <w:rPr>
+          <w:b/>
+          <w:bCs/>
+        </w:rPr>
+        <w:t xml:space="preserve">Publicar y compartir enlace</w:t>
+      </w:r>
+      <w:r>
+        <w:t xml:space="preserve">. El informe queda publicado y, desde ese momento,</w:t>
+      </w:r>
+      <w:r>
+        <w:t xml:space="preserve"> </w:t>
+      </w:r>
+      <w:r>
+        <w:rPr>
+          <w:b/>
+          <w:bCs/>
+        </w:rPr>
+        <w:t xml:space="preserve">Compartir enlace</w:t>
+      </w:r>
+      <w:r>
+        <w:t xml:space="preserve"> </w:t>
+      </w:r>
+      <w:r>
+        <w:t xml:space="preserve">abre el menú de compartir del teléfono (WhatsApp, correo o copiar).</w:t>
+      </w:r>
+      <w:r>
+        <w:t xml:space="preserve"> </w:t>
+      </w:r>
+      <w:r>
+        <w:rPr>
+          <w:b/>
+          <w:bCs/>
+        </w:rPr>
+        <w:t xml:space="preserve">Notificar al cliente</w:t>
+      </w:r>
+      <w:r>
+        <w:t xml:space="preserve"> </w:t>
+      </w:r>
+      <w:r>
+        <w:t xml:space="preserve">envía el mismo aviso que la web y</w:t>
+      </w:r>
+      <w:r>
+        <w:t xml:space="preserve"> </w:t>
+      </w:r>
+      <w:r>
+        <w:rPr>
+          <w:b/>
+          <w:bCs/>
+        </w:rPr>
+        <w:t xml:space="preserve">Ver como cliente</w:t>
+      </w:r>
+      <w:r>
+        <w:t xml:space="preserve"> </w:t>
+      </w:r>
+      <w:r>
+        <w:t xml:space="preserve">abre el enlace público en el navegador.</w:t>
+      </w:r>
+    </w:p>
+    <w:p>
+      <w:pPr>
+        <w:pStyle w:val="FirstParagraph"/>
+      </w:pPr>
+      <w:r>
+        <w:t xml:space="preserve">La primera vez, el celular pide permiso para usar la cámara y las fotos; si el permiso se niega, la pantalla indica que debe activarse en los ajustes del teléfono. Las fotos ya guardadas se ven en miniatura y se amplían al tocarlas.</w:t>
+      </w:r>
+    </w:p>
+    <w:p>
+      <w:pPr>
+        <w:pStyle w:val="BodyText"/>
+      </w:pPr>
+      <w:r>
+        <w:rPr>
+          <w:b/>
+          <w:bCs/>
+        </w:rPr>
         <w:t xml:space="preserve">Dónde se guarda:</w:t>
       </w:r>
       <w:r>
@@ -10444,7 +10770,7 @@
         <w:t xml:space="preserve">execution.inspection_photo</w:t>
       </w:r>
       <w:r>
-        <w:t xml:space="preserve">). Las fotos se comprimen en el navegador antes de enviarse. El enlace público (ruta</w:t>
+        <w:t xml:space="preserve">). Las fotos se reducen antes de enviarse: en el navegador cuando se usa la web y en el celular cuando se usa la aplicación móvil. El enlace público (ruta</w:t>
       </w:r>
       <w:r>
         <w:t xml:space="preserve"> </w:t>
@@ -10772,7 +11098,7 @@
         <w:pStyle w:val="Compact"/>
         <w:numPr>
           <w:ilvl w:val="0"/>
-          <w:numId w:val="1037"/>
+          <w:numId w:val="1038"/>
         </w:numPr>
       </w:pPr>
       <w:r>
@@ -10826,7 +11152,7 @@
         <w:pStyle w:val="Compact"/>
         <w:numPr>
           <w:ilvl w:val="0"/>
-          <w:numId w:val="1037"/>
+          <w:numId w:val="1038"/>
         </w:numPr>
       </w:pPr>
       <w:r>
@@ -10899,7 +11225,7 @@
         <w:pStyle w:val="Compact"/>
         <w:numPr>
           <w:ilvl w:val="0"/>
-          <w:numId w:val="1037"/>
+          <w:numId w:val="1038"/>
         </w:numPr>
       </w:pPr>
       <w:r>
@@ -10911,7 +11237,7 @@
         <w:pStyle w:val="Compact"/>
         <w:numPr>
           <w:ilvl w:val="0"/>
-          <w:numId w:val="1037"/>
+          <w:numId w:val="1038"/>
         </w:numPr>
       </w:pPr>
       <w:r>
@@ -11433,7 +11759,7 @@
         <w:pStyle w:val="Compact"/>
         <w:numPr>
           <w:ilvl w:val="0"/>
-          <w:numId w:val="1038"/>
+          <w:numId w:val="1039"/>
         </w:numPr>
       </w:pPr>
       <w:r>
@@ -11496,127 +11822,6 @@
       </w:r>
       <w:r>
         <w:t xml:space="preserve">(si es futura, la promoción queda programada hasta ese día).</w:t>
-      </w:r>
-    </w:p>
-    <w:p>
-      <w:pPr>
-        <w:pStyle w:val="Compact"/>
-        <w:numPr>
-          <w:ilvl w:val="0"/>
-          <w:numId w:val="1038"/>
-        </w:numPr>
-      </w:pPr>
-      <w:r>
-        <w:t xml:space="preserve">Escribir el</w:t>
-      </w:r>
-      <w:r>
-        <w:t xml:space="preserve"> </w:t>
-      </w:r>
-      <w:r>
-        <w:rPr>
-          <w:b/>
-          <w:bCs/>
-        </w:rPr>
-        <w:t xml:space="preserve">Descuento al canjear (%)</w:t>
-      </w:r>
-      <w:r>
-        <w:t xml:space="preserve">, entre 1 y 100 (100 = gratis), que se aplica al total de la reserva cuando el cliente canjea el cupón.</w:t>
-      </w:r>
-    </w:p>
-    <w:p>
-      <w:pPr>
-        <w:pStyle w:val="Compact"/>
-        <w:numPr>
-          <w:ilvl w:val="0"/>
-          <w:numId w:val="1038"/>
-        </w:numPr>
-      </w:pPr>
-      <w:r>
-        <w:t xml:space="preserve">Escribir los</w:t>
-      </w:r>
-      <w:r>
-        <w:t xml:space="preserve"> </w:t>
-      </w:r>
-      <w:r>
-        <w:rPr>
-          <w:b/>
-          <w:bCs/>
-        </w:rPr>
-        <w:t xml:space="preserve">Puntos de fidelización necesarios</w:t>
-      </w:r>
-      <w:r>
-        <w:t xml:space="preserve"> </w:t>
-      </w:r>
-      <w:r>
-        <w:t xml:space="preserve">para desbloquear el cupón (0 = disponible para todos).</w:t>
-      </w:r>
-    </w:p>
-    <w:p>
-      <w:pPr>
-        <w:pStyle w:val="Compact"/>
-        <w:numPr>
-          <w:ilvl w:val="0"/>
-          <w:numId w:val="1038"/>
-        </w:numPr>
-      </w:pPr>
-      <w:r>
-        <w:t xml:space="preserve">Guardar. La tarjeta de la promoción muestra el descuento y los puntos necesarios (o "disponible para todos"). El estado se calcula a partir de la fecha de inicio y se puede pausar o reanudar desde la tarjeta.</w:t>
-      </w:r>
-    </w:p>
-    <w:p>
-      <w:pPr>
-        <w:pStyle w:val="FirstParagraph"/>
-      </w:pPr>
-      <w:r>
-        <w:t xml:space="preserve">Cuando los puntos de un cliente alcanzan los que exige un cupón disponible, el cliente recibe el aviso "¡Tienes un cupón canjeable!" con su código. Canjear un cupón no consume puntos, y cada cupón se puede canjear una vez por reserva.</w:t>
-      </w:r>
-    </w:p>
-    <w:bookmarkEnd w:id="96"/>
-    <w:bookmarkEnd w:id="97"/>
-    <w:bookmarkStart w:id="102" w:name="Xff56a8ff0c000f4ea65f05ba924471649c1f571"/>
-    <w:p>
-      <w:pPr>
-        <w:pStyle w:val="Heading2"/>
-      </w:pPr>
-      <w:r>
-        <w:t xml:space="preserve">13. Reportes Administrativos</w:t>
-      </w:r>
-    </w:p>
-    <w:p>
-      <w:pPr>
-        <w:pStyle w:val="FirstParagraph"/>
-      </w:pPr>
-      <w:r>
-        <w:t xml:space="preserve">La pantalla</w:t>
-      </w:r>
-      <w:r>
-        <w:t xml:space="preserve"> </w:t>
-      </w:r>
-      <w:r>
-        <w:rPr>
-          <w:b/>
-          <w:bCs/>
-        </w:rPr>
-        <w:t xml:space="preserve">Reportes</w:t>
-      </w:r>
-      <w:r>
-        <w:t xml:space="preserve"> </w:t>
-      </w:r>
-      <w:r>
-        <w:t xml:space="preserve">(ruta</w:t>
-      </w:r>
-      <w:r>
-        <w:t xml:space="preserve"> </w:t>
-      </w:r>
-      <w:r>
-        <w:rPr>
-          <w:i/>
-          <w:iCs/>
-        </w:rPr>
-        <w:t xml:space="preserve">/admin/reports</w:t>
-      </w:r>
-      <w:r>
-        <w:t xml:space="preserve">) muestra el desempeño del lavadero con datos de reservas y pagos cargados del servidor:</w:t>
       </w:r>
     </w:p>
     <w:p>
@@ -11628,7 +11833,7 @@
         </w:numPr>
       </w:pPr>
       <w:r>
-        <w:t xml:space="preserve">Elegir los filtros</w:t>
+        <w:t xml:space="preserve">Escribir el</w:t>
       </w:r>
       <w:r>
         <w:t xml:space="preserve"> </w:t>
@@ -11638,55 +11843,10 @@
           <w:b/>
           <w:bCs/>
         </w:rPr>
-        <w:t xml:space="preserve">Fecha</w:t>
-      </w:r>
-      <w:r>
-        <w:t xml:space="preserve">,</w:t>
-      </w:r>
-      <w:r>
-        <w:t xml:space="preserve"> </w:t>
-      </w:r>
-      <w:r>
-        <w:rPr>
-          <w:b/>
-          <w:bCs/>
-        </w:rPr>
-        <w:t xml:space="preserve">Servicio</w:t>
-      </w:r>
-      <w:r>
-        <w:t xml:space="preserve"> </w:t>
-      </w:r>
-      <w:r>
-        <w:t xml:space="preserve">y</w:t>
-      </w:r>
-      <w:r>
-        <w:t xml:space="preserve"> </w:t>
-      </w:r>
-      <w:r>
-        <w:rPr>
-          <w:b/>
-          <w:bCs/>
-        </w:rPr>
-        <w:t xml:space="preserve">Operario</w:t>
-      </w:r>
-      <w:r>
-        <w:t xml:space="preserve"> </w:t>
-      </w:r>
-      <w:r>
-        <w:t xml:space="preserve">y hacer clic en</w:t>
-      </w:r>
-      <w:r>
-        <w:t xml:space="preserve"> </w:t>
-      </w:r>
-      <w:r>
-        <w:rPr>
-          <w:b/>
-          <w:bCs/>
-        </w:rPr>
-        <w:t xml:space="preserve">Aplicar filtros</w:t>
-      </w:r>
-      <w:r>
-        <w:t xml:space="preserve">.</w:t>
+        <w:t xml:space="preserve">Descuento al canjear (%)</w:t>
+      </w:r>
+      <w:r>
+        <w:t xml:space="preserve">, entre 1 y 100 (100 = gratis), que se aplica al total de la reserva cuando el cliente canjea el cupón.</w:t>
       </w:r>
     </w:p>
     <w:p>
@@ -11698,7 +11858,7 @@
         </w:numPr>
       </w:pPr>
       <w:r>
-        <w:t xml:space="preserve">Revisar las</w:t>
+        <w:t xml:space="preserve">Escribir los</w:t>
       </w:r>
       <w:r>
         <w:t xml:space="preserve"> </w:t>
@@ -11708,13 +11868,13 @@
           <w:b/>
           <w:bCs/>
         </w:rPr>
-        <w:t xml:space="preserve">Gráficas</w:t>
-      </w:r>
-      <w:r>
-        <w:t xml:space="preserve"> </w:t>
-      </w:r>
-      <w:r>
-        <w:t xml:space="preserve">de servicios completados e ingresos del periodo.</w:t>
+        <w:t xml:space="preserve">Puntos de fidelización necesarios</w:t>
+      </w:r>
+      <w:r>
+        <w:t xml:space="preserve"> </w:t>
+      </w:r>
+      <w:r>
+        <w:t xml:space="preserve">para desbloquear el cupón (0 = disponible para todos).</w:t>
       </w:r>
     </w:p>
     <w:p>
@@ -11726,7 +11886,34 @@
         </w:numPr>
       </w:pPr>
       <w:r>
-        <w:t xml:space="preserve">Revisar los resúmenes</w:t>
+        <w:t xml:space="preserve">Guardar. La tarjeta de la promoción muestra el descuento y los puntos necesarios (o "disponible para todos"). El estado se calcula a partir de la fecha de inicio y se puede pausar o reanudar desde la tarjeta.</w:t>
+      </w:r>
+    </w:p>
+    <w:p>
+      <w:pPr>
+        <w:pStyle w:val="FirstParagraph"/>
+      </w:pPr>
+      <w:r>
+        <w:t xml:space="preserve">Cuando los puntos de un cliente alcanzan los que exige un cupón disponible, el cliente recibe el aviso "¡Tienes un cupón canjeable!" con su código. Canjear un cupón no consume puntos, y cada cupón se puede canjear una vez por reserva.</w:t>
+      </w:r>
+    </w:p>
+    <w:bookmarkEnd w:id="96"/>
+    <w:bookmarkEnd w:id="97"/>
+    <w:bookmarkStart w:id="102" w:name="Xff56a8ff0c000f4ea65f05ba924471649c1f571"/>
+    <w:p>
+      <w:pPr>
+        <w:pStyle w:val="Heading2"/>
+      </w:pPr>
+      <w:r>
+        <w:t xml:space="preserve">13. Reportes Administrativos</w:t>
+      </w:r>
+    </w:p>
+    <w:p>
+      <w:pPr>
+        <w:pStyle w:val="FirstParagraph"/>
+      </w:pPr>
+      <w:r>
+        <w:t xml:space="preserve">La pantalla</w:t>
       </w:r>
       <w:r>
         <w:t xml:space="preserve"> </w:t>
@@ -11736,71 +11923,26 @@
           <w:b/>
           <w:bCs/>
         </w:rPr>
-        <w:t xml:space="preserve">Reporte del Día</w:t>
-      </w:r>
-      <w:r>
-        <w:t xml:space="preserve">,</w:t>
-      </w:r>
-      <w:r>
-        <w:t xml:space="preserve"> </w:t>
-      </w:r>
-      <w:r>
-        <w:rPr>
-          <w:b/>
-          <w:bCs/>
-        </w:rPr>
-        <w:t xml:space="preserve">Reporte de la Semana</w:t>
-      </w:r>
-      <w:r>
-        <w:t xml:space="preserve"> </w:t>
-      </w:r>
-      <w:r>
-        <w:t xml:space="preserve">y</w:t>
-      </w:r>
-      <w:r>
-        <w:t xml:space="preserve"> </w:t>
-      </w:r>
-      <w:r>
-        <w:rPr>
-          <w:b/>
-          <w:bCs/>
-        </w:rPr>
-        <w:t xml:space="preserve">Reporte del Mes</w:t>
-      </w:r>
-      <w:r>
-        <w:t xml:space="preserve"> </w:t>
-      </w:r>
-      <w:r>
-        <w:t xml:space="preserve">(servicios completados e ingresos totales), los</w:t>
-      </w:r>
-      <w:r>
-        <w:t xml:space="preserve"> </w:t>
-      </w:r>
-      <w:r>
-        <w:rPr>
-          <w:b/>
-          <w:bCs/>
-        </w:rPr>
-        <w:t xml:space="preserve">Ingresos Totales del Año</w:t>
-      </w:r>
-      <w:r>
-        <w:t xml:space="preserve"> </w:t>
-      </w:r>
-      <w:r>
-        <w:t xml:space="preserve">y los</w:t>
-      </w:r>
-      <w:r>
-        <w:t xml:space="preserve"> </w:t>
-      </w:r>
-      <w:r>
-        <w:rPr>
-          <w:b/>
-          <w:bCs/>
-        </w:rPr>
-        <w:t xml:space="preserve">Servicios Más Vendidos</w:t>
-      </w:r>
-      <w:r>
-        <w:t xml:space="preserve">.</w:t>
+        <w:t xml:space="preserve">Reportes</w:t>
+      </w:r>
+      <w:r>
+        <w:t xml:space="preserve"> </w:t>
+      </w:r>
+      <w:r>
+        <w:t xml:space="preserve">(ruta</w:t>
+      </w:r>
+      <w:r>
+        <w:t xml:space="preserve"> </w:t>
+      </w:r>
+      <w:r>
+        <w:rPr>
+          <w:i/>
+          <w:iCs/>
+        </w:rPr>
+        <w:t xml:space="preserve">/admin/reports</w:t>
+      </w:r>
+      <w:r>
+        <w:t xml:space="preserve">) muestra el desempeño del lavadero con datos de reservas y pagos cargados del servidor:</w:t>
       </w:r>
     </w:p>
     <w:p>
@@ -11808,7 +11950,191 @@
         <w:pStyle w:val="Compact"/>
         <w:numPr>
           <w:ilvl w:val="0"/>
-          <w:numId w:val="1039"/>
+          <w:numId w:val="1040"/>
+        </w:numPr>
+      </w:pPr>
+      <w:r>
+        <w:t xml:space="preserve">Elegir los filtros</w:t>
+      </w:r>
+      <w:r>
+        <w:t xml:space="preserve"> </w:t>
+      </w:r>
+      <w:r>
+        <w:rPr>
+          <w:b/>
+          <w:bCs/>
+        </w:rPr>
+        <w:t xml:space="preserve">Fecha</w:t>
+      </w:r>
+      <w:r>
+        <w:t xml:space="preserve">,</w:t>
+      </w:r>
+      <w:r>
+        <w:t xml:space="preserve"> </w:t>
+      </w:r>
+      <w:r>
+        <w:rPr>
+          <w:b/>
+          <w:bCs/>
+        </w:rPr>
+        <w:t xml:space="preserve">Servicio</w:t>
+      </w:r>
+      <w:r>
+        <w:t xml:space="preserve"> </w:t>
+      </w:r>
+      <w:r>
+        <w:t xml:space="preserve">y</w:t>
+      </w:r>
+      <w:r>
+        <w:t xml:space="preserve"> </w:t>
+      </w:r>
+      <w:r>
+        <w:rPr>
+          <w:b/>
+          <w:bCs/>
+        </w:rPr>
+        <w:t xml:space="preserve">Operario</w:t>
+      </w:r>
+      <w:r>
+        <w:t xml:space="preserve"> </w:t>
+      </w:r>
+      <w:r>
+        <w:t xml:space="preserve">y hacer clic en</w:t>
+      </w:r>
+      <w:r>
+        <w:t xml:space="preserve"> </w:t>
+      </w:r>
+      <w:r>
+        <w:rPr>
+          <w:b/>
+          <w:bCs/>
+        </w:rPr>
+        <w:t xml:space="preserve">Aplicar filtros</w:t>
+      </w:r>
+      <w:r>
+        <w:t xml:space="preserve">.</w:t>
+      </w:r>
+    </w:p>
+    <w:p>
+      <w:pPr>
+        <w:pStyle w:val="Compact"/>
+        <w:numPr>
+          <w:ilvl w:val="0"/>
+          <w:numId w:val="1040"/>
+        </w:numPr>
+      </w:pPr>
+      <w:r>
+        <w:t xml:space="preserve">Revisar las</w:t>
+      </w:r>
+      <w:r>
+        <w:t xml:space="preserve"> </w:t>
+      </w:r>
+      <w:r>
+        <w:rPr>
+          <w:b/>
+          <w:bCs/>
+        </w:rPr>
+        <w:t xml:space="preserve">Gráficas</w:t>
+      </w:r>
+      <w:r>
+        <w:t xml:space="preserve"> </w:t>
+      </w:r>
+      <w:r>
+        <w:t xml:space="preserve">de servicios completados e ingresos del periodo.</w:t>
+      </w:r>
+    </w:p>
+    <w:p>
+      <w:pPr>
+        <w:pStyle w:val="Compact"/>
+        <w:numPr>
+          <w:ilvl w:val="0"/>
+          <w:numId w:val="1040"/>
+        </w:numPr>
+      </w:pPr>
+      <w:r>
+        <w:t xml:space="preserve">Revisar los resúmenes</w:t>
+      </w:r>
+      <w:r>
+        <w:t xml:space="preserve"> </w:t>
+      </w:r>
+      <w:r>
+        <w:rPr>
+          <w:b/>
+          <w:bCs/>
+        </w:rPr>
+        <w:t xml:space="preserve">Reporte del Día</w:t>
+      </w:r>
+      <w:r>
+        <w:t xml:space="preserve">,</w:t>
+      </w:r>
+      <w:r>
+        <w:t xml:space="preserve"> </w:t>
+      </w:r>
+      <w:r>
+        <w:rPr>
+          <w:b/>
+          <w:bCs/>
+        </w:rPr>
+        <w:t xml:space="preserve">Reporte de la Semana</w:t>
+      </w:r>
+      <w:r>
+        <w:t xml:space="preserve"> </w:t>
+      </w:r>
+      <w:r>
+        <w:t xml:space="preserve">y</w:t>
+      </w:r>
+      <w:r>
+        <w:t xml:space="preserve"> </w:t>
+      </w:r>
+      <w:r>
+        <w:rPr>
+          <w:b/>
+          <w:bCs/>
+        </w:rPr>
+        <w:t xml:space="preserve">Reporte del Mes</w:t>
+      </w:r>
+      <w:r>
+        <w:t xml:space="preserve"> </w:t>
+      </w:r>
+      <w:r>
+        <w:t xml:space="preserve">(servicios completados e ingresos totales), los</w:t>
+      </w:r>
+      <w:r>
+        <w:t xml:space="preserve"> </w:t>
+      </w:r>
+      <w:r>
+        <w:rPr>
+          <w:b/>
+          <w:bCs/>
+        </w:rPr>
+        <w:t xml:space="preserve">Ingresos Totales del Año</w:t>
+      </w:r>
+      <w:r>
+        <w:t xml:space="preserve"> </w:t>
+      </w:r>
+      <w:r>
+        <w:t xml:space="preserve">y los</w:t>
+      </w:r>
+      <w:r>
+        <w:t xml:space="preserve"> </w:t>
+      </w:r>
+      <w:r>
+        <w:rPr>
+          <w:b/>
+          <w:bCs/>
+        </w:rPr>
+        <w:t xml:space="preserve">Servicios Más Vendidos</w:t>
+      </w:r>
+      <w:r>
+        <w:t xml:space="preserve">.</w:t>
+      </w:r>
+    </w:p>
+    <w:p>
+      <w:pPr>
+        <w:pStyle w:val="Compact"/>
+        <w:numPr>
+          <w:ilvl w:val="0"/>
+          <w:numId w:val="1040"/>
         </w:numPr>
       </w:pPr>
       <w:r>
@@ -14247,7 +14573,7 @@
         <w:pStyle w:val="Compact"/>
         <w:numPr>
           <w:ilvl w:val="0"/>
-          <w:numId w:val="1040"/>
+          <w:numId w:val="1041"/>
         </w:numPr>
       </w:pPr>
       <w:r>
@@ -14259,7 +14585,7 @@
         <w:pStyle w:val="Compact"/>
         <w:numPr>
           <w:ilvl w:val="0"/>
-          <w:numId w:val="1040"/>
+          <w:numId w:val="1041"/>
         </w:numPr>
       </w:pPr>
       <w:r>
@@ -14271,7 +14597,7 @@
         <w:pStyle w:val="Compact"/>
         <w:numPr>
           <w:ilvl w:val="0"/>
-          <w:numId w:val="1040"/>
+          <w:numId w:val="1041"/>
         </w:numPr>
       </w:pPr>
       <w:r>
@@ -14283,7 +14609,7 @@
         <w:pStyle w:val="Compact"/>
         <w:numPr>
           <w:ilvl w:val="0"/>
-          <w:numId w:val="1040"/>
+          <w:numId w:val="1041"/>
         </w:numPr>
       </w:pPr>
       <w:r>
@@ -14295,7 +14621,7 @@
         <w:pStyle w:val="Compact"/>
         <w:numPr>
           <w:ilvl w:val="0"/>
-          <w:numId w:val="1040"/>
+          <w:numId w:val="1041"/>
         </w:numPr>
       </w:pPr>
       <w:r>
@@ -15331,7 +15657,7 @@
         <w:pStyle w:val="Compact"/>
         <w:numPr>
           <w:ilvl w:val="0"/>
-          <w:numId w:val="1041"/>
+          <w:numId w:val="1042"/>
         </w:numPr>
       </w:pPr>
       <w:r>
@@ -15356,7 +15682,7 @@
         <w:pStyle w:val="Compact"/>
         <w:numPr>
           <w:ilvl w:val="0"/>
-          <w:numId w:val="1041"/>
+          <w:numId w:val="1042"/>
         </w:numPr>
       </w:pPr>
       <w:r>
@@ -15368,7 +15694,7 @@
         <w:pStyle w:val="Compact"/>
         <w:numPr>
           <w:ilvl w:val="0"/>
-          <w:numId w:val="1041"/>
+          <w:numId w:val="1042"/>
         </w:numPr>
       </w:pPr>
       <w:r>
@@ -15616,413 +15942,11 @@
         <w:pStyle w:val="Compact"/>
         <w:numPr>
           <w:ilvl w:val="0"/>
-          <w:numId w:val="1042"/>
+          <w:numId w:val="1043"/>
         </w:numPr>
       </w:pPr>
       <w:r>
         <w:t xml:space="preserve">Obtener la autorización y anunciar la interrupción a los usuarios.</w:t>
-      </w:r>
-    </w:p>
-    <w:p>
-      <w:pPr>
-        <w:pStyle w:val="Compact"/>
-        <w:numPr>
-          <w:ilvl w:val="0"/>
-          <w:numId w:val="1042"/>
-        </w:numPr>
-      </w:pPr>
-      <w:r>
-        <w:t xml:space="preserve">Elegir el respaldo y comprobar su integridad con RESTORE VERIFYONLY.</w:t>
-      </w:r>
-    </w:p>
-    <w:p>
-      <w:pPr>
-        <w:pStyle w:val="Compact"/>
-        <w:numPr>
-          <w:ilvl w:val="0"/>
-          <w:numId w:val="1042"/>
-        </w:numPr>
-      </w:pPr>
-      <w:r>
-        <w:t xml:space="preserve">Detener los servicios de la aplicación y el gateway para que no escriban durante la restauración; dejar SQL Server en ejecución.</w:t>
-      </w:r>
-    </w:p>
-    <w:p>
-      <w:pPr>
-        <w:pStyle w:val="Compact"/>
-        <w:numPr>
-          <w:ilvl w:val="0"/>
-          <w:numId w:val="1042"/>
-        </w:numPr>
-      </w:pPr>
-      <w:r>
-        <w:t xml:space="preserve">Hacer un respaldo del estado actual, aunque esté dañado, para no perder la evidencia.</w:t>
-      </w:r>
-    </w:p>
-    <w:p>
-      <w:pPr>
-        <w:pStyle w:val="Compact"/>
-        <w:numPr>
-          <w:ilvl w:val="0"/>
-          <w:numId w:val="1042"/>
-        </w:numPr>
-      </w:pPr>
-      <w:r>
-        <w:t xml:space="preserve">Copiar el archivo de respaldo dentro del contenedor y restaurarlo.</w:t>
-      </w:r>
-    </w:p>
-    <w:p>
-      <w:pPr>
-        <w:pStyle w:val="Compact"/>
-        <w:numPr>
-          <w:ilvl w:val="0"/>
-          <w:numId w:val="1042"/>
-        </w:numPr>
-      </w:pPr>
-      <w:r>
-        <w:t xml:space="preserve">Verificar la estructura y los datos (sección 15.3).</w:t>
-      </w:r>
-    </w:p>
-    <w:p>
-      <w:pPr>
-        <w:pStyle w:val="Compact"/>
-        <w:numPr>
-          <w:ilvl w:val="0"/>
-          <w:numId w:val="1042"/>
-        </w:numPr>
-      </w:pPr>
-      <w:r>
-        <w:t xml:space="preserve">Iniciar los servicios y ejecutar las pruebas de verificación del Manual de Instalación.</w:t>
-      </w:r>
-    </w:p>
-    <w:p>
-      <w:pPr>
-        <w:pStyle w:val="Compact"/>
-        <w:numPr>
-          <w:ilvl w:val="0"/>
-          <w:numId w:val="1042"/>
-        </w:numPr>
-      </w:pPr>
-      <w:r>
-        <w:t xml:space="preserve">Registrar la restauración e informar a los usuarios la fecha y la hora de los últimos datos recuperados.</w:t>
-      </w:r>
-    </w:p>
-    <w:p>
-      <w:pPr>
-        <w:pStyle w:val="SourceCode"/>
-      </w:pPr>
-      <w:r>
-        <w:rPr>
-          <w:rStyle w:val="BuiltInTok"/>
-        </w:rPr>
-        <w:t xml:space="preserve">cd</w:t>
-      </w:r>
-      <w:r>
-        <w:rPr>
-          <w:rStyle w:val="NormalTok"/>
-        </w:rPr>
-        <w:t xml:space="preserve"> lavarapido-infra</w:t>
-      </w:r>
-      <w:r>
-        <w:br/>
-      </w:r>
-      <w:r>
-        <w:rPr>
-          <w:rStyle w:val="CommentTok"/>
-        </w:rPr>
-        <w:t xml:space="preserve"># Detener los contenedores de la aplicación (la base de datos sigue en ejecución)</w:t>
-      </w:r>
-      <w:r>
-        <w:br/>
-      </w:r>
-      <w:r>
-        <w:rPr>
-          <w:rStyle w:val="ExtensionTok"/>
-        </w:rPr>
-        <w:t xml:space="preserve">docker</w:t>
-      </w:r>
-      <w:r>
-        <w:rPr>
-          <w:rStyle w:val="NormalTok"/>
-        </w:rPr>
-        <w:t xml:space="preserve"> compose stop api-gateway security-service customer-service booking-service </w:t>
-      </w:r>
-      <w:r>
-        <w:rPr>
-          <w:rStyle w:val="DataTypeTok"/>
-        </w:rPr>
-        <w:t xml:space="preserve">\</w:t>
-      </w:r>
-      <w:r>
-        <w:br/>
-      </w:r>
-      <w:r>
-        <w:rPr>
-          <w:rStyle w:val="NormalTok"/>
-        </w:rPr>
-        <w:t xml:space="preserve">  operations-service payment-service notification-service</w:t>
-      </w:r>
-      <w:r>
-        <w:br/>
-      </w:r>
-      <w:r>
-        <w:br/>
-      </w:r>
-      <w:r>
-        <w:rPr>
-          <w:rStyle w:val="CommentTok"/>
-        </w:rPr>
-        <w:t xml:space="preserve"># Copiar el respaldo dentro del contenedor</w:t>
-      </w:r>
-      <w:r>
-        <w:br/>
-      </w:r>
-      <w:r>
-        <w:rPr>
-          <w:rStyle w:val="ExtensionTok"/>
-        </w:rPr>
-        <w:t xml:space="preserve">docker</w:t>
-      </w:r>
-      <w:r>
-        <w:rPr>
-          <w:rStyle w:val="NormalTok"/>
-        </w:rPr>
-        <w:t xml:space="preserve"> cp ./backups/</w:t>
-      </w:r>
-      <w:r>
-        <w:rPr>
-          <w:rStyle w:val="OperatorTok"/>
-        </w:rPr>
-        <w:t xml:space="preserve">&lt;</w:t>
-      </w:r>
-      <w:r>
-        <w:rPr>
-          <w:rStyle w:val="NormalTok"/>
-        </w:rPr>
-        <w:t xml:space="preserve">ARCHIVO</w:t>
-      </w:r>
-      <w:r>
-        <w:rPr>
-          <w:rStyle w:val="OperatorTok"/>
-        </w:rPr>
-        <w:t xml:space="preserve">&gt;</w:t>
-      </w:r>
-      <w:r>
-        <w:rPr>
-          <w:rStyle w:val="NormalTok"/>
-        </w:rPr>
-        <w:t xml:space="preserve">.bak lavarapido-sqlserver:/var/opt/mssql/data/</w:t>
-      </w:r>
-      <w:r>
-        <w:br/>
-      </w:r>
-      <w:r>
-        <w:br/>
-      </w:r>
-      <w:r>
-        <w:rPr>
-          <w:rStyle w:val="CommentTok"/>
-        </w:rPr>
-        <w:t xml:space="preserve"># Restaurar (cierra las conexiones abiertas y reemplaza la base de datos)</w:t>
-      </w:r>
-      <w:r>
-        <w:br/>
-      </w:r>
-      <w:r>
-        <w:rPr>
-          <w:rStyle w:val="ExtensionTok"/>
-        </w:rPr>
-        <w:t xml:space="preserve">docker</w:t>
-      </w:r>
-      <w:r>
-        <w:rPr>
-          <w:rStyle w:val="NormalTok"/>
-        </w:rPr>
-        <w:t xml:space="preserve"> compose exec sqlserver /opt/mssql-tools18/bin/sqlcmd </w:t>
-      </w:r>
-      <w:r>
-        <w:rPr>
-          <w:rStyle w:val="DataTypeTok"/>
-        </w:rPr>
-        <w:t xml:space="preserve">\</w:t>
-      </w:r>
-      <w:r>
-        <w:br/>
-      </w:r>
-      <w:r>
-        <w:rPr>
-          <w:rStyle w:val="NormalTok"/>
-        </w:rPr>
-        <w:t xml:space="preserve">  </w:t>
-      </w:r>
-      <w:r>
-        <w:rPr>
-          <w:rStyle w:val="AttributeTok"/>
-        </w:rPr>
-        <w:t xml:space="preserve">-S</w:t>
-      </w:r>
-      <w:r>
-        <w:rPr>
-          <w:rStyle w:val="NormalTok"/>
-        </w:rPr>
-        <w:t xml:space="preserve"> localhost </w:t>
-      </w:r>
-      <w:r>
-        <w:rPr>
-          <w:rStyle w:val="AttributeTok"/>
-        </w:rPr>
-        <w:t xml:space="preserve">-U</w:t>
-      </w:r>
-      <w:r>
-        <w:rPr>
-          <w:rStyle w:val="NormalTok"/>
-        </w:rPr>
-        <w:t xml:space="preserve"> sa </w:t>
-      </w:r>
-      <w:r>
-        <w:rPr>
-          <w:rStyle w:val="AttributeTok"/>
-        </w:rPr>
-        <w:t xml:space="preserve">-P</w:t>
-      </w:r>
-      <w:r>
-        <w:rPr>
-          <w:rStyle w:val="NormalTok"/>
-        </w:rPr>
-        <w:t xml:space="preserve"> </w:t>
-      </w:r>
-      <w:r>
-        <w:rPr>
-          <w:rStyle w:val="StringTok"/>
-        </w:rPr>
-        <w:t xml:space="preserve">"</w:t>
-      </w:r>
-      <w:r>
-        <w:rPr>
-          <w:rStyle w:val="VariableTok"/>
-        </w:rPr>
-        <w:t xml:space="preserve">$DB_PASSWORD</w:t>
-      </w:r>
-      <w:r>
-        <w:rPr>
-          <w:rStyle w:val="StringTok"/>
-        </w:rPr>
-        <w:t xml:space="preserve">"</w:t>
-      </w:r>
-      <w:r>
-        <w:rPr>
-          <w:rStyle w:val="NormalTok"/>
-        </w:rPr>
-        <w:t xml:space="preserve"> </w:t>
-      </w:r>
-      <w:r>
-        <w:rPr>
-          <w:rStyle w:val="AttributeTok"/>
-        </w:rPr>
-        <w:t xml:space="preserve">-C</w:t>
-      </w:r>
-      <w:r>
-        <w:rPr>
-          <w:rStyle w:val="NormalTok"/>
-        </w:rPr>
-        <w:t xml:space="preserve"> </w:t>
-      </w:r>
-      <w:r>
-        <w:rPr>
-          <w:rStyle w:val="AttributeTok"/>
-        </w:rPr>
-        <w:t xml:space="preserve">-b</w:t>
-      </w:r>
-      <w:r>
-        <w:rPr>
-          <w:rStyle w:val="NormalTok"/>
-        </w:rPr>
-        <w:t xml:space="preserve"> </w:t>
-      </w:r>
-      <w:r>
-        <w:rPr>
-          <w:rStyle w:val="AttributeTok"/>
-        </w:rPr>
-        <w:t xml:space="preserve">-Q</w:t>
-      </w:r>
-      <w:r>
-        <w:rPr>
-          <w:rStyle w:val="NormalTok"/>
-        </w:rPr>
-        <w:t xml:space="preserve"> </w:t>
-      </w:r>
-      <w:r>
-        <w:rPr>
-          <w:rStyle w:val="DataTypeTok"/>
-        </w:rPr>
-        <w:t xml:space="preserve">\</w:t>
-      </w:r>
-      <w:r>
-        <w:br/>
-      </w:r>
-      <w:r>
-        <w:rPr>
-          <w:rStyle w:val="NormalTok"/>
-        </w:rPr>
-        <w:t xml:space="preserve">  </w:t>
-      </w:r>
-      <w:r>
-        <w:rPr>
-          <w:rStyle w:val="StringTok"/>
-        </w:rPr>
-        <w:t xml:space="preserve">"ALTER DATABASE [LavaRapido] SET SINGLE_USER WITH ROLLBACK IMMEDIATE;</w:t>
-      </w:r>
-      <w:r>
-        <w:br/>
-      </w:r>
-      <w:r>
-        <w:rPr>
-          <w:rStyle w:val="StringTok"/>
-        </w:rPr>
-        <w:t xml:space="preserve">   RESTORE DATABASE [LavaRapido] FROM DISK = N'/var/opt/mssql/data/&lt;ARCHIVO&gt;.bak' WITH REPLACE, CHECKSUM, STATS = 10;</w:t>
-      </w:r>
-      <w:r>
-        <w:br/>
-      </w:r>
-      <w:r>
-        <w:rPr>
-          <w:rStyle w:val="StringTok"/>
-        </w:rPr>
-        <w:t xml:space="preserve">   ALTER DATABASE [LavaRapido] SET MULTI_USER;"</w:t>
-      </w:r>
-    </w:p>
-    <w:p>
-      <w:pPr>
-        <w:pStyle w:val="FirstParagraph"/>
-      </w:pPr>
-      <w:r>
-        <w:t xml:space="preserve">La opción</w:t>
-      </w:r>
-      <w:r>
-        <w:t xml:space="preserve"> </w:t>
-      </w:r>
-      <w:r>
-        <w:rPr>
-          <w:i/>
-          <w:iCs/>
-        </w:rPr>
-        <w:t xml:space="preserve">WITH REPLACE</w:t>
-      </w:r>
-      <w:r>
-        <w:t xml:space="preserve"> </w:t>
-      </w:r>
-      <w:r>
-        <w:t xml:space="preserve">sobrescribe la base de datos existente: usarla solo cuando se esté seguro del respaldo elegido. Si el comando falla a mitad de camino, la base de datos puede quedar en estado de restauración o en modo de un solo usuario; no reiniciar el contenedor sin revisar el registro de SQL Server.</w:t>
-      </w:r>
-    </w:p>
-    <w:bookmarkEnd w:id="113"/>
-    <w:bookmarkStart w:id="114" w:name="Xc6d13f280ea437be3eeb2f6ba9d718f6dde71ec"/>
-    <w:p>
-      <w:pPr>
-        <w:pStyle w:val="Heading3"/>
-      </w:pPr>
-      <w:r>
-        <w:t xml:space="preserve">15.3 Verificación Posterior a la Restauración</w:t>
       </w:r>
     </w:p>
     <w:p>
@@ -16034,7 +15958,7 @@
         </w:numPr>
       </w:pPr>
       <w:r>
-        <w:t xml:space="preserve">Existen los nueve esquemas y las tablas de catálogo tienen sus filas (consultas del Manual de Instalación, sección 11).</w:t>
+        <w:t xml:space="preserve">Elegir el respaldo y comprobar su integridad con RESTORE VERIFYONLY.</w:t>
       </w:r>
     </w:p>
     <w:p>
@@ -16046,39 +15970,7 @@
         </w:numPr>
       </w:pPr>
       <w:r>
-        <w:t xml:space="preserve">Los identificadores fijos siguen en su lugar:</w:t>
-      </w:r>
-      <w:r>
-        <w:t xml:space="preserve"> </w:t>
-      </w:r>
-      <w:r>
-        <w:rPr>
-          <w:i/>
-          <w:iCs/>
-        </w:rPr>
-        <w:t xml:space="preserve">booking_status_id = 5</w:t>
-      </w:r>
-      <w:r>
-        <w:t xml:space="preserve"> </w:t>
-      </w:r>
-      <w:r>
-        <w:t xml:space="preserve">(CANCELLED) y</w:t>
-      </w:r>
-      <w:r>
-        <w:t xml:space="preserve"> </w:t>
-      </w:r>
-      <w:r>
-        <w:rPr>
-          <w:i/>
-          <w:iCs/>
-        </w:rPr>
-        <w:t xml:space="preserve">payment_status_id = 3</w:t>
-      </w:r>
-      <w:r>
-        <w:t xml:space="preserve"> </w:t>
-      </w:r>
-      <w:r>
-        <w:t xml:space="preserve">(APPROVED).</w:t>
+        <w:t xml:space="preserve">Detener los servicios de la aplicación y el gateway para que no escriban durante la restauración; dejar SQL Server en ejecución.</w:t>
       </w:r>
     </w:p>
     <w:p>
@@ -16090,7 +15982,7 @@
         </w:numPr>
       </w:pPr>
       <w:r>
-        <w:t xml:space="preserve">La última reserva y la última sesión corresponden a la fecha esperada del respaldo.</w:t>
+        <w:t xml:space="preserve">Hacer un respaldo del estado actual, aunque esté dañado, para no perder la evidencia.</w:t>
       </w:r>
     </w:p>
     <w:p>
@@ -16102,7 +15994,7 @@
         </w:numPr>
       </w:pPr>
       <w:r>
-        <w:t xml:space="preserve">Un administrador puede ingresar y un cliente de prueba puede consultar sus reservas y su saldo de puntos.</w:t>
+        <w:t xml:space="preserve">Copiar el archivo de respaldo dentro del contenedor y restaurarlo.</w:t>
       </w:r>
     </w:p>
     <w:p>
@@ -16111,6 +16003,440 @@
         <w:numPr>
           <w:ilvl w:val="0"/>
           <w:numId w:val="1043"/>
+        </w:numPr>
+      </w:pPr>
+      <w:r>
+        <w:t xml:space="preserve">Verificar la estructura y los datos (sección 15.3).</w:t>
+      </w:r>
+    </w:p>
+    <w:p>
+      <w:pPr>
+        <w:pStyle w:val="Compact"/>
+        <w:numPr>
+          <w:ilvl w:val="0"/>
+          <w:numId w:val="1043"/>
+        </w:numPr>
+      </w:pPr>
+      <w:r>
+        <w:t xml:space="preserve">Iniciar los servicios y ejecutar las pruebas de verificación del Manual de Instalación.</w:t>
+      </w:r>
+    </w:p>
+    <w:p>
+      <w:pPr>
+        <w:pStyle w:val="Compact"/>
+        <w:numPr>
+          <w:ilvl w:val="0"/>
+          <w:numId w:val="1043"/>
+        </w:numPr>
+      </w:pPr>
+      <w:r>
+        <w:t xml:space="preserve">Registrar la restauración e informar a los usuarios la fecha y la hora de los últimos datos recuperados.</w:t>
+      </w:r>
+    </w:p>
+    <w:p>
+      <w:pPr>
+        <w:pStyle w:val="SourceCode"/>
+      </w:pPr>
+      <w:r>
+        <w:rPr>
+          <w:rStyle w:val="BuiltInTok"/>
+        </w:rPr>
+        <w:t xml:space="preserve">cd</w:t>
+      </w:r>
+      <w:r>
+        <w:rPr>
+          <w:rStyle w:val="NormalTok"/>
+        </w:rPr>
+        <w:t xml:space="preserve"> lavarapido-infra</w:t>
+      </w:r>
+      <w:r>
+        <w:br/>
+      </w:r>
+      <w:r>
+        <w:rPr>
+          <w:rStyle w:val="CommentTok"/>
+        </w:rPr>
+        <w:t xml:space="preserve"># Detener los contenedores de la aplicación (la base de datos sigue en ejecución)</w:t>
+      </w:r>
+      <w:r>
+        <w:br/>
+      </w:r>
+      <w:r>
+        <w:rPr>
+          <w:rStyle w:val="ExtensionTok"/>
+        </w:rPr>
+        <w:t xml:space="preserve">docker</w:t>
+      </w:r>
+      <w:r>
+        <w:rPr>
+          <w:rStyle w:val="NormalTok"/>
+        </w:rPr>
+        <w:t xml:space="preserve"> compose stop api-gateway security-service customer-service booking-service </w:t>
+      </w:r>
+      <w:r>
+        <w:rPr>
+          <w:rStyle w:val="DataTypeTok"/>
+        </w:rPr>
+        <w:t xml:space="preserve">\</w:t>
+      </w:r>
+      <w:r>
+        <w:br/>
+      </w:r>
+      <w:r>
+        <w:rPr>
+          <w:rStyle w:val="NormalTok"/>
+        </w:rPr>
+        <w:t xml:space="preserve">  operations-service payment-service notification-service</w:t>
+      </w:r>
+      <w:r>
+        <w:br/>
+      </w:r>
+      <w:r>
+        <w:br/>
+      </w:r>
+      <w:r>
+        <w:rPr>
+          <w:rStyle w:val="CommentTok"/>
+        </w:rPr>
+        <w:t xml:space="preserve"># Copiar el respaldo dentro del contenedor</w:t>
+      </w:r>
+      <w:r>
+        <w:br/>
+      </w:r>
+      <w:r>
+        <w:rPr>
+          <w:rStyle w:val="ExtensionTok"/>
+        </w:rPr>
+        <w:t xml:space="preserve">docker</w:t>
+      </w:r>
+      <w:r>
+        <w:rPr>
+          <w:rStyle w:val="NormalTok"/>
+        </w:rPr>
+        <w:t xml:space="preserve"> cp ./backups/</w:t>
+      </w:r>
+      <w:r>
+        <w:rPr>
+          <w:rStyle w:val="OperatorTok"/>
+        </w:rPr>
+        <w:t xml:space="preserve">&lt;</w:t>
+      </w:r>
+      <w:r>
+        <w:rPr>
+          <w:rStyle w:val="NormalTok"/>
+        </w:rPr>
+        <w:t xml:space="preserve">ARCHIVO</w:t>
+      </w:r>
+      <w:r>
+        <w:rPr>
+          <w:rStyle w:val="OperatorTok"/>
+        </w:rPr>
+        <w:t xml:space="preserve">&gt;</w:t>
+      </w:r>
+      <w:r>
+        <w:rPr>
+          <w:rStyle w:val="NormalTok"/>
+        </w:rPr>
+        <w:t xml:space="preserve">.bak lavarapido-sqlserver:/var/opt/mssql/data/</w:t>
+      </w:r>
+      <w:r>
+        <w:br/>
+      </w:r>
+      <w:r>
+        <w:br/>
+      </w:r>
+      <w:r>
+        <w:rPr>
+          <w:rStyle w:val="CommentTok"/>
+        </w:rPr>
+        <w:t xml:space="preserve"># Restaurar (cierra las conexiones abiertas y reemplaza la base de datos)</w:t>
+      </w:r>
+      <w:r>
+        <w:br/>
+      </w:r>
+      <w:r>
+        <w:rPr>
+          <w:rStyle w:val="ExtensionTok"/>
+        </w:rPr>
+        <w:t xml:space="preserve">docker</w:t>
+      </w:r>
+      <w:r>
+        <w:rPr>
+          <w:rStyle w:val="NormalTok"/>
+        </w:rPr>
+        <w:t xml:space="preserve"> compose exec sqlserver /opt/mssql-tools18/bin/sqlcmd </w:t>
+      </w:r>
+      <w:r>
+        <w:rPr>
+          <w:rStyle w:val="DataTypeTok"/>
+        </w:rPr>
+        <w:t xml:space="preserve">\</w:t>
+      </w:r>
+      <w:r>
+        <w:br/>
+      </w:r>
+      <w:r>
+        <w:rPr>
+          <w:rStyle w:val="NormalTok"/>
+        </w:rPr>
+        <w:t xml:space="preserve">  </w:t>
+      </w:r>
+      <w:r>
+        <w:rPr>
+          <w:rStyle w:val="AttributeTok"/>
+        </w:rPr>
+        <w:t xml:space="preserve">-S</w:t>
+      </w:r>
+      <w:r>
+        <w:rPr>
+          <w:rStyle w:val="NormalTok"/>
+        </w:rPr>
+        <w:t xml:space="preserve"> localhost </w:t>
+      </w:r>
+      <w:r>
+        <w:rPr>
+          <w:rStyle w:val="AttributeTok"/>
+        </w:rPr>
+        <w:t xml:space="preserve">-U</w:t>
+      </w:r>
+      <w:r>
+        <w:rPr>
+          <w:rStyle w:val="NormalTok"/>
+        </w:rPr>
+        <w:t xml:space="preserve"> sa </w:t>
+      </w:r>
+      <w:r>
+        <w:rPr>
+          <w:rStyle w:val="AttributeTok"/>
+        </w:rPr>
+        <w:t xml:space="preserve">-P</w:t>
+      </w:r>
+      <w:r>
+        <w:rPr>
+          <w:rStyle w:val="NormalTok"/>
+        </w:rPr>
+        <w:t xml:space="preserve"> </w:t>
+      </w:r>
+      <w:r>
+        <w:rPr>
+          <w:rStyle w:val="StringTok"/>
+        </w:rPr>
+        <w:t xml:space="preserve">"</w:t>
+      </w:r>
+      <w:r>
+        <w:rPr>
+          <w:rStyle w:val="VariableTok"/>
+        </w:rPr>
+        <w:t xml:space="preserve">$DB_PASSWORD</w:t>
+      </w:r>
+      <w:r>
+        <w:rPr>
+          <w:rStyle w:val="StringTok"/>
+        </w:rPr>
+        <w:t xml:space="preserve">"</w:t>
+      </w:r>
+      <w:r>
+        <w:rPr>
+          <w:rStyle w:val="NormalTok"/>
+        </w:rPr>
+        <w:t xml:space="preserve"> </w:t>
+      </w:r>
+      <w:r>
+        <w:rPr>
+          <w:rStyle w:val="AttributeTok"/>
+        </w:rPr>
+        <w:t xml:space="preserve">-C</w:t>
+      </w:r>
+      <w:r>
+        <w:rPr>
+          <w:rStyle w:val="NormalTok"/>
+        </w:rPr>
+        <w:t xml:space="preserve"> </w:t>
+      </w:r>
+      <w:r>
+        <w:rPr>
+          <w:rStyle w:val="AttributeTok"/>
+        </w:rPr>
+        <w:t xml:space="preserve">-b</w:t>
+      </w:r>
+      <w:r>
+        <w:rPr>
+          <w:rStyle w:val="NormalTok"/>
+        </w:rPr>
+        <w:t xml:space="preserve"> </w:t>
+      </w:r>
+      <w:r>
+        <w:rPr>
+          <w:rStyle w:val="AttributeTok"/>
+        </w:rPr>
+        <w:t xml:space="preserve">-Q</w:t>
+      </w:r>
+      <w:r>
+        <w:rPr>
+          <w:rStyle w:val="NormalTok"/>
+        </w:rPr>
+        <w:t xml:space="preserve"> </w:t>
+      </w:r>
+      <w:r>
+        <w:rPr>
+          <w:rStyle w:val="DataTypeTok"/>
+        </w:rPr>
+        <w:t xml:space="preserve">\</w:t>
+      </w:r>
+      <w:r>
+        <w:br/>
+      </w:r>
+      <w:r>
+        <w:rPr>
+          <w:rStyle w:val="NormalTok"/>
+        </w:rPr>
+        <w:t xml:space="preserve">  </w:t>
+      </w:r>
+      <w:r>
+        <w:rPr>
+          <w:rStyle w:val="StringTok"/>
+        </w:rPr>
+        <w:t xml:space="preserve">"ALTER DATABASE [LavaRapido] SET SINGLE_USER WITH ROLLBACK IMMEDIATE;</w:t>
+      </w:r>
+      <w:r>
+        <w:br/>
+      </w:r>
+      <w:r>
+        <w:rPr>
+          <w:rStyle w:val="StringTok"/>
+        </w:rPr>
+        <w:t xml:space="preserve">   RESTORE DATABASE [LavaRapido] FROM DISK = N'/var/opt/mssql/data/&lt;ARCHIVO&gt;.bak' WITH REPLACE, CHECKSUM, STATS = 10;</w:t>
+      </w:r>
+      <w:r>
+        <w:br/>
+      </w:r>
+      <w:r>
+        <w:rPr>
+          <w:rStyle w:val="StringTok"/>
+        </w:rPr>
+        <w:t xml:space="preserve">   ALTER DATABASE [LavaRapido] SET MULTI_USER;"</w:t>
+      </w:r>
+    </w:p>
+    <w:p>
+      <w:pPr>
+        <w:pStyle w:val="FirstParagraph"/>
+      </w:pPr>
+      <w:r>
+        <w:t xml:space="preserve">La opción</w:t>
+      </w:r>
+      <w:r>
+        <w:t xml:space="preserve"> </w:t>
+      </w:r>
+      <w:r>
+        <w:rPr>
+          <w:i/>
+          <w:iCs/>
+        </w:rPr>
+        <w:t xml:space="preserve">WITH REPLACE</w:t>
+      </w:r>
+      <w:r>
+        <w:t xml:space="preserve"> </w:t>
+      </w:r>
+      <w:r>
+        <w:t xml:space="preserve">sobrescribe la base de datos existente: usarla solo cuando se esté seguro del respaldo elegido. Si el comando falla a mitad de camino, la base de datos puede quedar en estado de restauración o en modo de un solo usuario; no reiniciar el contenedor sin revisar el registro de SQL Server.</w:t>
+      </w:r>
+    </w:p>
+    <w:bookmarkEnd w:id="113"/>
+    <w:bookmarkStart w:id="114" w:name="Xc6d13f280ea437be3eeb2f6ba9d718f6dde71ec"/>
+    <w:p>
+      <w:pPr>
+        <w:pStyle w:val="Heading3"/>
+      </w:pPr>
+      <w:r>
+        <w:t xml:space="preserve">15.3 Verificación Posterior a la Restauración</w:t>
+      </w:r>
+    </w:p>
+    <w:p>
+      <w:pPr>
+        <w:pStyle w:val="Compact"/>
+        <w:numPr>
+          <w:ilvl w:val="0"/>
+          <w:numId w:val="1044"/>
+        </w:numPr>
+      </w:pPr>
+      <w:r>
+        <w:t xml:space="preserve">Existen los nueve esquemas y las tablas de catálogo tienen sus filas (consultas del Manual de Instalación, sección 11).</w:t>
+      </w:r>
+    </w:p>
+    <w:p>
+      <w:pPr>
+        <w:pStyle w:val="Compact"/>
+        <w:numPr>
+          <w:ilvl w:val="0"/>
+          <w:numId w:val="1044"/>
+        </w:numPr>
+      </w:pPr>
+      <w:r>
+        <w:t xml:space="preserve">Los identificadores fijos siguen en su lugar:</w:t>
+      </w:r>
+      <w:r>
+        <w:t xml:space="preserve"> </w:t>
+      </w:r>
+      <w:r>
+        <w:rPr>
+          <w:i/>
+          <w:iCs/>
+        </w:rPr>
+        <w:t xml:space="preserve">booking_status_id = 5</w:t>
+      </w:r>
+      <w:r>
+        <w:t xml:space="preserve"> </w:t>
+      </w:r>
+      <w:r>
+        <w:t xml:space="preserve">(CANCELLED) y</w:t>
+      </w:r>
+      <w:r>
+        <w:t xml:space="preserve"> </w:t>
+      </w:r>
+      <w:r>
+        <w:rPr>
+          <w:i/>
+          <w:iCs/>
+        </w:rPr>
+        <w:t xml:space="preserve">payment_status_id = 3</w:t>
+      </w:r>
+      <w:r>
+        <w:t xml:space="preserve"> </w:t>
+      </w:r>
+      <w:r>
+        <w:t xml:space="preserve">(APPROVED).</w:t>
+      </w:r>
+    </w:p>
+    <w:p>
+      <w:pPr>
+        <w:pStyle w:val="Compact"/>
+        <w:numPr>
+          <w:ilvl w:val="0"/>
+          <w:numId w:val="1044"/>
+        </w:numPr>
+      </w:pPr>
+      <w:r>
+        <w:t xml:space="preserve">La última reserva y la última sesión corresponden a la fecha esperada del respaldo.</w:t>
+      </w:r>
+    </w:p>
+    <w:p>
+      <w:pPr>
+        <w:pStyle w:val="Compact"/>
+        <w:numPr>
+          <w:ilvl w:val="0"/>
+          <w:numId w:val="1044"/>
+        </w:numPr>
+      </w:pPr>
+      <w:r>
+        <w:t xml:space="preserve">Un administrador puede ingresar y un cliente de prueba puede consultar sus reservas y su saldo de puntos.</w:t>
+      </w:r>
+    </w:p>
+    <w:p>
+      <w:pPr>
+        <w:pStyle w:val="Compact"/>
+        <w:numPr>
+          <w:ilvl w:val="0"/>
+          <w:numId w:val="1044"/>
         </w:numPr>
       </w:pPr>
       <w:r>
@@ -17267,7 +17593,7 @@
         <w:pStyle w:val="Compact"/>
         <w:numPr>
           <w:ilvl w:val="0"/>
-          <w:numId w:val="1044"/>
+          <w:numId w:val="1045"/>
         </w:numPr>
       </w:pPr>
       <w:r>
@@ -17279,7 +17605,7 @@
         <w:pStyle w:val="Compact"/>
         <w:numPr>
           <w:ilvl w:val="0"/>
-          <w:numId w:val="1044"/>
+          <w:numId w:val="1045"/>
         </w:numPr>
       </w:pPr>
       <w:r>
@@ -17291,7 +17617,7 @@
         <w:pStyle w:val="Compact"/>
         <w:numPr>
           <w:ilvl w:val="0"/>
-          <w:numId w:val="1044"/>
+          <w:numId w:val="1045"/>
         </w:numPr>
       </w:pPr>
       <w:r>
@@ -17303,7 +17629,7 @@
         <w:pStyle w:val="Compact"/>
         <w:numPr>
           <w:ilvl w:val="0"/>
-          <w:numId w:val="1044"/>
+          <w:numId w:val="1045"/>
         </w:numPr>
       </w:pPr>
       <w:r>
@@ -17427,138 +17753,11 @@
         <w:pStyle w:val="Compact"/>
         <w:numPr>
           <w:ilvl w:val="0"/>
-          <w:numId w:val="1045"/>
+          <w:numId w:val="1046"/>
         </w:numPr>
       </w:pPr>
       <w:r>
         <w:t xml:space="preserve">No compartir la contraseña de administrador y usar cuentas individuales.</w:t>
-      </w:r>
-    </w:p>
-    <w:p>
-      <w:pPr>
-        <w:pStyle w:val="Compact"/>
-        <w:numPr>
-          <w:ilvl w:val="0"/>
-          <w:numId w:val="1045"/>
-        </w:numPr>
-      </w:pPr>
-      <w:r>
-        <w:t xml:space="preserve">Usar contraseñas largas y únicas guardadas en un gestor de contraseñas. El bloqueo temporal frena los intentos repetidos, pero no reemplaza una contraseña fuerte.</w:t>
-      </w:r>
-    </w:p>
-    <w:p>
-      <w:pPr>
-        <w:pStyle w:val="Compact"/>
-        <w:numPr>
-          <w:ilvl w:val="0"/>
-          <w:numId w:val="1045"/>
-        </w:numPr>
-      </w:pPr>
-      <w:r>
-        <w:t xml:space="preserve">Cambiar de inmediato cualquier contraseña temporal.</w:t>
-      </w:r>
-    </w:p>
-    <w:p>
-      <w:pPr>
-        <w:pStyle w:val="Compact"/>
-        <w:numPr>
-          <w:ilvl w:val="0"/>
-          <w:numId w:val="1045"/>
-        </w:numPr>
-      </w:pPr>
-      <w:r>
-        <w:t xml:space="preserve">Desactivar el mismo día las cuentas de las personas que salen del proceso.</w:t>
-      </w:r>
-    </w:p>
-    <w:p>
-      <w:pPr>
-        <w:pStyle w:val="Compact"/>
-        <w:numPr>
-          <w:ilvl w:val="0"/>
-          <w:numId w:val="1045"/>
-        </w:numPr>
-      </w:pPr>
-      <w:r>
-        <w:t xml:space="preserve">Revisar cada trimestre la lista de administradores: debe ser lo más corta posible.</w:t>
-      </w:r>
-    </w:p>
-    <w:p>
-      <w:pPr>
-        <w:pStyle w:val="Compact"/>
-        <w:numPr>
-          <w:ilvl w:val="0"/>
-          <w:numId w:val="1045"/>
-        </w:numPr>
-      </w:pPr>
-      <w:r>
-        <w:t xml:space="preserve">Cerrar la sesión al terminar y no ingresar desde equipos compartidos.</w:t>
-      </w:r>
-    </w:p>
-    <w:bookmarkEnd w:id="127"/>
-    <w:bookmarkStart w:id="128" w:name="Xa369057f31555d58bc9378bb6e2602f716b4f16"/>
-    <w:p>
-      <w:pPr>
-        <w:pStyle w:val="Heading3"/>
-      </w:pPr>
-      <w:r>
-        <w:t xml:space="preserve">17.2 Datos Personales</w:t>
-      </w:r>
-    </w:p>
-    <w:p>
-      <w:pPr>
-        <w:pStyle w:val="FirstParagraph"/>
-      </w:pPr>
-      <w:r>
-        <w:t xml:space="preserve">El sistema trata datos personales (número de documento, nombres, teléfono, correo, vehículos, pagos y puntos) y debe cumplir la Ley Estatutaria 1581 de 2012 (Congreso de la República de Colombia, 2012). El registro exige aceptar los Términos y Condiciones y la Política de Tratamiento de Datos Personales; esos documentos son modelos elaborados para un proyecto de formación y los debe revisar un abogado antes de un uso comercial real. Cuando una persona se registra, el servidor guarda la fecha y la hora en que aceptó cada documento (</w:t>
-      </w:r>
-      <w:r>
-        <w:rPr>
-          <w:i/>
-          <w:iCs/>
-        </w:rPr>
-        <w:t xml:space="preserve">security.app_user</w:t>
-      </w:r>
-      <w:r>
-        <w:t xml:space="preserve">, columnas</w:t>
-      </w:r>
-      <w:r>
-        <w:t xml:space="preserve"> </w:t>
-      </w:r>
-      <w:r>
-        <w:rPr>
-          <w:i/>
-          <w:iCs/>
-        </w:rPr>
-        <w:t xml:space="preserve">terms_accepted_at</w:t>
-      </w:r>
-      <w:r>
-        <w:t xml:space="preserve"> </w:t>
-      </w:r>
-      <w:r>
-        <w:t xml:space="preserve">y</w:t>
-      </w:r>
-      <w:r>
-        <w:t xml:space="preserve"> </w:t>
-      </w:r>
-      <w:r>
-        <w:rPr>
-          <w:i/>
-          <w:iCs/>
-        </w:rPr>
-        <w:t xml:space="preserve">data_policy_accepted_at</w:t>
-      </w:r>
-      <w:r>
-        <w:t xml:space="preserve">), lo que sirve como prueba del consentimiento. El administrador debe consultar solo los datos necesarios para su función, no copiarlos en medios personales y atender las solicitudes de acceso o corrección de los titulares. No se recogen datos de tarjetas. Los respaldos y las exportaciones heredan la obligación de protección.</w:t>
-      </w:r>
-    </w:p>
-    <w:bookmarkEnd w:id="128"/>
-    <w:bookmarkStart w:id="129" w:name="X40b20b85ba97f8b453a9035f612d3bd463ebcfd"/>
-    <w:p>
-      <w:pPr>
-        <w:pStyle w:val="Heading3"/>
-      </w:pPr>
-      <w:r>
-        <w:t xml:space="preserve">17.3 Secretos y Configuración</w:t>
       </w:r>
     </w:p>
     <w:p>
@@ -17570,36 +17769,7 @@
         </w:numPr>
       </w:pPr>
       <w:r>
-        <w:t xml:space="preserve">El archivo</w:t>
-      </w:r>
-      <w:r>
-        <w:t xml:space="preserve"> </w:t>
-      </w:r>
-      <w:r>
-        <w:rPr>
-          <w:i/>
-          <w:iCs/>
-        </w:rPr>
-        <w:t xml:space="preserve">.env</w:t>
-      </w:r>
-      <w:r>
-        <w:t xml:space="preserve"> </w:t>
-      </w:r>
-      <w:r>
-        <w:t xml:space="preserve">no se versiona y tiene permisos restringidos; el repositorio solo contiene</w:t>
-      </w:r>
-      <w:r>
-        <w:t xml:space="preserve"> </w:t>
-      </w:r>
-      <w:r>
-        <w:rPr>
-          <w:i/>
-          <w:iCs/>
-        </w:rPr>
-        <w:t xml:space="preserve">.env.example</w:t>
-      </w:r>
-      <w:r>
-        <w:t xml:space="preserve">.</w:t>
+        <w:t xml:space="preserve">Usar contraseñas largas y únicas guardadas en un gestor de contraseñas. El bloqueo temporal frena los intentos repetidos, pero no reemplaza una contraseña fuerte.</w:t>
       </w:r>
     </w:p>
     <w:p>
@@ -17611,36 +17781,7 @@
         </w:numPr>
       </w:pPr>
       <w:r>
-        <w:t xml:space="preserve">El secreto JWT (mínimo 32 bytes), la contraseña de</w:t>
-      </w:r>
-      <w:r>
-        <w:t xml:space="preserve"> </w:t>
-      </w:r>
-      <w:r>
-        <w:rPr>
-          <w:i/>
-          <w:iCs/>
-        </w:rPr>
-        <w:t xml:space="preserve">sa</w:t>
-      </w:r>
-      <w:r>
-        <w:t xml:space="preserve">, la contraseña de RabbitMQ y</w:t>
-      </w:r>
-      <w:r>
-        <w:t xml:space="preserve"> </w:t>
-      </w:r>
-      <w:r>
-        <w:rPr>
-          <w:i/>
-          <w:iCs/>
-        </w:rPr>
-        <w:t xml:space="preserve">INTERNAL_API_KEY</w:t>
-      </w:r>
-      <w:r>
-        <w:t xml:space="preserve"> </w:t>
-      </w:r>
-      <w:r>
-        <w:t xml:space="preserve">se deben cambiar antes de cualquier despliegue compartido y de inmediato ante la sospecha de un compromiso. Cambiar el secreto JWT invalida todos los tokens emitidos y obliga a todos a ingresar de nuevo.</w:t>
+        <w:t xml:space="preserve">Cambiar de inmediato cualquier contraseña temporal.</w:t>
       </w:r>
     </w:p>
     <w:p>
@@ -17652,20 +17793,7 @@
         </w:numPr>
       </w:pPr>
       <w:r>
-        <w:t xml:space="preserve">En el entorno local actual los servicios se conectan con la cuenta</w:t>
-      </w:r>
-      <w:r>
-        <w:t xml:space="preserve"> </w:t>
-      </w:r>
-      <w:r>
-        <w:rPr>
-          <w:i/>
-          <w:iCs/>
-        </w:rPr>
-        <w:t xml:space="preserve">sa</w:t>
-      </w:r>
-      <w:r>
-        <w:t xml:space="preserve">. Antes de cualquier despliegue compartido, crear un inicio de sesión por servicio con derechos solo sobre sus propios esquemas (mejora pendiente).</w:t>
+        <w:t xml:space="preserve">Desactivar el mismo día las cuentas de las personas que salen del proceso.</w:t>
       </w:r>
     </w:p>
     <w:p>
@@ -17677,36 +17805,63 @@
         </w:numPr>
       </w:pPr>
       <w:r>
-        <w:t xml:space="preserve">Las cuentas de demostración del perfil</w:t>
-      </w:r>
-      <w:r>
-        <w:t xml:space="preserve"> </w:t>
+        <w:t xml:space="preserve">Revisar cada trimestre la lista de administradores: debe ser lo más corta posible.</w:t>
+      </w:r>
+    </w:p>
+    <w:p>
+      <w:pPr>
+        <w:pStyle w:val="Compact"/>
+        <w:numPr>
+          <w:ilvl w:val="0"/>
+          <w:numId w:val="1046"/>
+        </w:numPr>
+      </w:pPr>
+      <w:r>
+        <w:t xml:space="preserve">Cerrar la sesión al terminar y no ingresar desde equipos compartidos.</w:t>
+      </w:r>
+    </w:p>
+    <w:bookmarkEnd w:id="127"/>
+    <w:bookmarkStart w:id="128" w:name="Xa369057f31555d58bc9378bb6e2602f716b4f16"/>
+    <w:p>
+      <w:pPr>
+        <w:pStyle w:val="Heading3"/>
+      </w:pPr>
+      <w:r>
+        <w:t xml:space="preserve">17.2 Datos Personales</w:t>
+      </w:r>
+    </w:p>
+    <w:p>
+      <w:pPr>
+        <w:pStyle w:val="FirstParagraph"/>
+      </w:pPr>
+      <w:r>
+        <w:t xml:space="preserve">El sistema trata datos personales (número de documento, nombres, teléfono, correo, vehículos, pagos y puntos) y debe cumplir la Ley Estatutaria 1581 de 2012 (Congreso de la República de Colombia, 2012). El registro exige aceptar los Términos y Condiciones y la Política de Tratamiento de Datos Personales; esos documentos son modelos elaborados para un proyecto de formación y los debe revisar un abogado antes de un uso comercial real. Cuando una persona se registra, el servidor guarda la fecha y la hora en que aceptó cada documento (</w:t>
       </w:r>
       <w:r>
         <w:rPr>
           <w:i/>
           <w:iCs/>
         </w:rPr>
-        <w:t xml:space="preserve">dev</w:t>
-      </w:r>
-      <w:r>
-        <w:t xml:space="preserve"> </w:t>
-      </w:r>
-      <w:r>
-        <w:t xml:space="preserve">nunca deben llegar a un despliegue compartido (</w:t>
+        <w:t xml:space="preserve">security.app_user</w:t>
+      </w:r>
+      <w:r>
+        <w:t xml:space="preserve">, columnas</w:t>
+      </w:r>
+      <w:r>
+        <w:t xml:space="preserve"> </w:t>
       </w:r>
       <w:r>
         <w:rPr>
           <w:i/>
           <w:iCs/>
         </w:rPr>
-        <w:t xml:space="preserve">SPRING_PROFILES_ACTIVE</w:t>
-      </w:r>
-      <w:r>
-        <w:t xml:space="preserve"> </w:t>
-      </w:r>
-      <w:r>
-        <w:t xml:space="preserve">distinto de</w:t>
+        <w:t xml:space="preserve">terms_accepted_at</w:t>
+      </w:r>
+      <w:r>
+        <w:t xml:space="preserve"> </w:t>
+      </w:r>
+      <w:r>
+        <w:t xml:space="preserve">y</w:t>
       </w:r>
       <w:r>
         <w:t xml:space="preserve"> </w:t>
@@ -17716,20 +17871,20 @@
           <w:i/>
           <w:iCs/>
         </w:rPr>
-        <w:t xml:space="preserve">dev</w:t>
-      </w:r>
-      <w:r>
-        <w:t xml:space="preserve">).</w:t>
-      </w:r>
-    </w:p>
-    <w:bookmarkEnd w:id="129"/>
-    <w:bookmarkStart w:id="130" w:name="X8caef793e9c2ec5a13052b1f604565c56e8f991"/>
+        <w:t xml:space="preserve">data_policy_accepted_at</w:t>
+      </w:r>
+      <w:r>
+        <w:t xml:space="preserve">), lo que sirve como prueba del consentimiento. El administrador debe consultar solo los datos necesarios para su función, no copiarlos en medios personales y atender las solicitudes de acceso o corrección de los titulares. No se recogen datos de tarjetas. Los respaldos y las exportaciones heredan la obligación de protección.</w:t>
+      </w:r>
+    </w:p>
+    <w:bookmarkEnd w:id="128"/>
+    <w:bookmarkStart w:id="129" w:name="X40b20b85ba97f8b453a9035f612d3bd463ebcfd"/>
     <w:p>
       <w:pPr>
         <w:pStyle w:val="Heading3"/>
       </w:pPr>
       <w:r>
-        <w:t xml:space="preserve">17.4 Red y Exposición</w:t>
+        <w:t xml:space="preserve">17.3 Secretos y Configuración</w:t>
       </w:r>
     </w:p>
     <w:p>
@@ -17741,7 +17896,36 @@
         </w:numPr>
       </w:pPr>
       <w:r>
-        <w:t xml:space="preserve">Solo el gateway (puerto 8080) y la aplicación web deben estar expuestos fuera del equipo; SQL Server, RabbitMQ, Mailpit y los puertos 3001 a 3006 no deben ser accesibles desde fuera.</w:t>
+        <w:t xml:space="preserve">El archivo</w:t>
+      </w:r>
+      <w:r>
+        <w:t xml:space="preserve"> </w:t>
+      </w:r>
+      <w:r>
+        <w:rPr>
+          <w:i/>
+          <w:iCs/>
+        </w:rPr>
+        <w:t xml:space="preserve">.env</w:t>
+      </w:r>
+      <w:r>
+        <w:t xml:space="preserve"> </w:t>
+      </w:r>
+      <w:r>
+        <w:t xml:space="preserve">no se versiona y tiene permisos restringidos; el repositorio solo contiene</w:t>
+      </w:r>
+      <w:r>
+        <w:t xml:space="preserve"> </w:t>
+      </w:r>
+      <w:r>
+        <w:rPr>
+          <w:i/>
+          <w:iCs/>
+        </w:rPr>
+        <w:t xml:space="preserve">.env.example</w:t>
+      </w:r>
+      <w:r>
+        <w:t xml:space="preserve">.</w:t>
       </w:r>
     </w:p>
     <w:p>
@@ -17753,7 +17937,36 @@
         </w:numPr>
       </w:pPr>
       <w:r>
-        <w:t xml:space="preserve">Fuera del entorno local, usar HTTPS con TLS 1.2 o superior.</w:t>
+        <w:t xml:space="preserve">El secreto JWT (mínimo 32 bytes), la contraseña de</w:t>
+      </w:r>
+      <w:r>
+        <w:t xml:space="preserve"> </w:t>
+      </w:r>
+      <w:r>
+        <w:rPr>
+          <w:i/>
+          <w:iCs/>
+        </w:rPr>
+        <w:t xml:space="preserve">sa</w:t>
+      </w:r>
+      <w:r>
+        <w:t xml:space="preserve">, la contraseña de RabbitMQ y</w:t>
+      </w:r>
+      <w:r>
+        <w:t xml:space="preserve"> </w:t>
+      </w:r>
+      <w:r>
+        <w:rPr>
+          <w:i/>
+          <w:iCs/>
+        </w:rPr>
+        <w:t xml:space="preserve">INTERNAL_API_KEY</w:t>
+      </w:r>
+      <w:r>
+        <w:t xml:space="preserve"> </w:t>
+      </w:r>
+      <w:r>
+        <w:t xml:space="preserve">se deben cambiar antes de cualquier despliegue compartido y de inmediato ante la sospecha de un compromiso. Cambiar el secreto JWT invalida todos los tokens emitidos y obliga a todos a ingresar de nuevo.</w:t>
       </w:r>
     </w:p>
     <w:p>
@@ -17762,6 +17975,119 @@
         <w:numPr>
           <w:ilvl w:val="0"/>
           <w:numId w:val="1047"/>
+        </w:numPr>
+      </w:pPr>
+      <w:r>
+        <w:t xml:space="preserve">En el entorno local actual los servicios se conectan con la cuenta</w:t>
+      </w:r>
+      <w:r>
+        <w:t xml:space="preserve"> </w:t>
+      </w:r>
+      <w:r>
+        <w:rPr>
+          <w:i/>
+          <w:iCs/>
+        </w:rPr>
+        <w:t xml:space="preserve">sa</w:t>
+      </w:r>
+      <w:r>
+        <w:t xml:space="preserve">. Antes de cualquier despliegue compartido, crear un inicio de sesión por servicio con derechos solo sobre sus propios esquemas (mejora pendiente).</w:t>
+      </w:r>
+    </w:p>
+    <w:p>
+      <w:pPr>
+        <w:pStyle w:val="Compact"/>
+        <w:numPr>
+          <w:ilvl w:val="0"/>
+          <w:numId w:val="1047"/>
+        </w:numPr>
+      </w:pPr>
+      <w:r>
+        <w:t xml:space="preserve">Las cuentas de demostración del perfil</w:t>
+      </w:r>
+      <w:r>
+        <w:t xml:space="preserve"> </w:t>
+      </w:r>
+      <w:r>
+        <w:rPr>
+          <w:i/>
+          <w:iCs/>
+        </w:rPr>
+        <w:t xml:space="preserve">dev</w:t>
+      </w:r>
+      <w:r>
+        <w:t xml:space="preserve"> </w:t>
+      </w:r>
+      <w:r>
+        <w:t xml:space="preserve">nunca deben llegar a un despliegue compartido (</w:t>
+      </w:r>
+      <w:r>
+        <w:rPr>
+          <w:i/>
+          <w:iCs/>
+        </w:rPr>
+        <w:t xml:space="preserve">SPRING_PROFILES_ACTIVE</w:t>
+      </w:r>
+      <w:r>
+        <w:t xml:space="preserve"> </w:t>
+      </w:r>
+      <w:r>
+        <w:t xml:space="preserve">distinto de</w:t>
+      </w:r>
+      <w:r>
+        <w:t xml:space="preserve"> </w:t>
+      </w:r>
+      <w:r>
+        <w:rPr>
+          <w:i/>
+          <w:iCs/>
+        </w:rPr>
+        <w:t xml:space="preserve">dev</w:t>
+      </w:r>
+      <w:r>
+        <w:t xml:space="preserve">).</w:t>
+      </w:r>
+    </w:p>
+    <w:bookmarkEnd w:id="129"/>
+    <w:bookmarkStart w:id="130" w:name="X8caef793e9c2ec5a13052b1f604565c56e8f991"/>
+    <w:p>
+      <w:pPr>
+        <w:pStyle w:val="Heading3"/>
+      </w:pPr>
+      <w:r>
+        <w:t xml:space="preserve">17.4 Red y Exposición</w:t>
+      </w:r>
+    </w:p>
+    <w:p>
+      <w:pPr>
+        <w:pStyle w:val="Compact"/>
+        <w:numPr>
+          <w:ilvl w:val="0"/>
+          <w:numId w:val="1048"/>
+        </w:numPr>
+      </w:pPr>
+      <w:r>
+        <w:t xml:space="preserve">Solo el gateway (puerto 8080) y la aplicación web deben estar expuestos fuera del equipo; SQL Server, RabbitMQ, Mailpit y los puertos 3001 a 3006 no deben ser accesibles desde fuera.</w:t>
+      </w:r>
+    </w:p>
+    <w:p>
+      <w:pPr>
+        <w:pStyle w:val="Compact"/>
+        <w:numPr>
+          <w:ilvl w:val="0"/>
+          <w:numId w:val="1048"/>
+        </w:numPr>
+      </w:pPr>
+      <w:r>
+        <w:t xml:space="preserve">Fuera del entorno local, usar HTTPS con TLS 1.2 o superior.</w:t>
+      </w:r>
+    </w:p>
+    <w:p>
+      <w:pPr>
+        <w:pStyle w:val="Compact"/>
+        <w:numPr>
+          <w:ilvl w:val="0"/>
+          <w:numId w:val="1048"/>
         </w:numPr>
       </w:pPr>
       <w:r>
@@ -22660,9 +22986,6 @@
     </w:lvlOverride>
   </w:num>
   <w:num w:numId="1041">
-    <w:abstractNumId w:val="991"/>
-  </w:num>
-  <w:num w:numId="1042">
     <w:abstractNumId w:val="99411"/>
     <w:lvlOverride w:ilvl="0">
       <w:startOverride w:val="1"/>
@@ -22692,8 +23015,38 @@
       <w:startOverride w:val="1"/>
     </w:lvlOverride>
   </w:num>
+  <w:num w:numId="1042">
+    <w:abstractNumId w:val="991"/>
+  </w:num>
   <w:num w:numId="1043">
-    <w:abstractNumId w:val="991"/>
+    <w:abstractNumId w:val="99411"/>
+    <w:lvlOverride w:ilvl="0">
+      <w:startOverride w:val="1"/>
+    </w:lvlOverride>
+    <w:lvlOverride w:ilvl="1">
+      <w:startOverride w:val="1"/>
+    </w:lvlOverride>
+    <w:lvlOverride w:ilvl="2">
+      <w:startOverride w:val="1"/>
+    </w:lvlOverride>
+    <w:lvlOverride w:ilvl="3">
+      <w:startOverride w:val="1"/>
+    </w:lvlOverride>
+    <w:lvlOverride w:ilvl="4">
+      <w:startOverride w:val="1"/>
+    </w:lvlOverride>
+    <w:lvlOverride w:ilvl="5">
+      <w:startOverride w:val="1"/>
+    </w:lvlOverride>
+    <w:lvlOverride w:ilvl="6">
+      <w:startOverride w:val="1"/>
+    </w:lvlOverride>
+    <w:lvlOverride w:ilvl="7">
+      <w:startOverride w:val="1"/>
+    </w:lvlOverride>
+    <w:lvlOverride w:ilvl="8">
+      <w:startOverride w:val="1"/>
+    </w:lvlOverride>
   </w:num>
   <w:num w:numId="1044">
     <w:abstractNumId w:val="991"/>
@@ -22705,6 +23058,9 @@
     <w:abstractNumId w:val="991"/>
   </w:num>
   <w:num w:numId="1047">
+    <w:abstractNumId w:val="991"/>
+  </w:num>
+  <w:num w:numId="1048">
     <w:abstractNumId w:val="991"/>
   </w:num>
 </w:numbering>
@@ -23373,7 +23729,7 @@
       <w:color w:themeColor="accent1" w:themeShade="BF" w:val="365F91"/>
     </w:rPr>
   </w:style>
-  <w:style w:customStyle="1" w:styleId="SourceCode" w:type="paragraph">
+  <w:style w:type="paragraph" w:customStyle="1" w:styleId="SourceCode">
     <w:name w:val="Source Code"/>
     <w:basedOn w:val="Normal"/>
     <w:link w:val="VerbatimChar"/>
@@ -23381,7 +23737,7 @@
       <w:wordWrap w:val="off"/>
     </w:pPr>
   </w:style>
-  <w:style w:customStyle="1" w:styleId="KeywordTok" w:type="character">
+  <w:style w:type="character" w:customStyle="1" w:styleId="KeywordTok">
     <w:name w:val="KeywordTok"/>
     <w:basedOn w:val="VerbatimChar"/>
     <w:rPr>
@@ -23389,77 +23745,77 @@
       <w:color w:val="007020"/>
     </w:rPr>
   </w:style>
-  <w:style w:customStyle="1" w:styleId="DataTypeTok" w:type="character">
+  <w:style w:type="character" w:customStyle="1" w:styleId="DataTypeTok">
     <w:name w:val="DataTypeTok"/>
     <w:basedOn w:val="VerbatimChar"/>
     <w:rPr>
       <w:color w:val="902000"/>
     </w:rPr>
   </w:style>
-  <w:style w:customStyle="1" w:styleId="DecValTok" w:type="character">
+  <w:style w:type="character" w:customStyle="1" w:styleId="DecValTok">
     <w:name w:val="DecValTok"/>
     <w:basedOn w:val="VerbatimChar"/>
     <w:rPr>
       <w:color w:val="40a070"/>
     </w:rPr>
   </w:style>
-  <w:style w:customStyle="1" w:styleId="BaseNTok" w:type="character">
+  <w:style w:type="character" w:customStyle="1" w:styleId="BaseNTok">
     <w:name w:val="BaseNTok"/>
     <w:basedOn w:val="VerbatimChar"/>
     <w:rPr>
       <w:color w:val="40a070"/>
     </w:rPr>
   </w:style>
-  <w:style w:customStyle="1" w:styleId="FloatTok" w:type="character">
+  <w:style w:type="character" w:customStyle="1" w:styleId="FloatTok">
     <w:name w:val="FloatTok"/>
     <w:basedOn w:val="VerbatimChar"/>
     <w:rPr>
       <w:color w:val="40a070"/>
     </w:rPr>
   </w:style>
-  <w:style w:customStyle="1" w:styleId="ConstantTok" w:type="character">
+  <w:style w:type="character" w:customStyle="1" w:styleId="ConstantTok">
     <w:name w:val="ConstantTok"/>
     <w:basedOn w:val="VerbatimChar"/>
     <w:rPr>
       <w:color w:val="880000"/>
     </w:rPr>
   </w:style>
-  <w:style w:customStyle="1" w:styleId="CharTok" w:type="character">
+  <w:style w:type="character" w:customStyle="1" w:styleId="CharTok">
     <w:name w:val="CharTok"/>
     <w:basedOn w:val="VerbatimChar"/>
     <w:rPr>
       <w:color w:val="4070a0"/>
     </w:rPr>
   </w:style>
-  <w:style w:customStyle="1" w:styleId="SpecialCharTok" w:type="character">
+  <w:style w:type="character" w:customStyle="1" w:styleId="SpecialCharTok">
     <w:name w:val="SpecialCharTok"/>
     <w:basedOn w:val="VerbatimChar"/>
     <w:rPr>
       <w:color w:val="4070a0"/>
     </w:rPr>
   </w:style>
-  <w:style w:customStyle="1" w:styleId="StringTok" w:type="character">
+  <w:style w:type="character" w:customStyle="1" w:styleId="StringTok">
     <w:name w:val="StringTok"/>
     <w:basedOn w:val="VerbatimChar"/>
     <w:rPr>
       <w:color w:val="4070a0"/>
     </w:rPr>
   </w:style>
-  <w:style w:customStyle="1" w:styleId="VerbatimStringTok" w:type="character">
+  <w:style w:type="character" w:customStyle="1" w:styleId="VerbatimStringTok">
     <w:name w:val="VerbatimStringTok"/>
     <w:basedOn w:val="VerbatimChar"/>
     <w:rPr>
       <w:color w:val="4070a0"/>
     </w:rPr>
   </w:style>
-  <w:style w:customStyle="1" w:styleId="SpecialStringTok" w:type="character">
+  <w:style w:type="character" w:customStyle="1" w:styleId="SpecialStringTok">
     <w:name w:val="SpecialStringTok"/>
     <w:basedOn w:val="VerbatimChar"/>
     <w:rPr>
       <w:color w:val="bb6688"/>
     </w:rPr>
   </w:style>
-  <w:style w:customStyle="1" w:styleId="ImportTok" w:type="character">
+  <w:style w:type="character" w:customStyle="1" w:styleId="ImportTok">
     <w:name w:val="ImportTok"/>
     <w:basedOn w:val="VerbatimChar"/>
     <w:rPr>
@@ -23467,7 +23823,7 @@
       <w:color w:val="008000"/>
     </w:rPr>
   </w:style>
-  <w:style w:customStyle="1" w:styleId="CommentTok" w:type="character">
+  <w:style w:type="character" w:customStyle="1" w:styleId="CommentTok">
     <w:name w:val="CommentTok"/>
     <w:basedOn w:val="VerbatimChar"/>
     <w:rPr>
@@ -23475,7 +23831,7 @@
       <w:color w:val="60a0b0"/>
     </w:rPr>
   </w:style>
-  <w:style w:customStyle="1" w:styleId="DocumentationTok" w:type="character">
+  <w:style w:type="character" w:customStyle="1" w:styleId="DocumentationTok">
     <w:name w:val="DocumentationTok"/>
     <w:basedOn w:val="VerbatimChar"/>
     <w:rPr>
@@ -23483,7 +23839,7 @@
       <w:color w:val="ba2121"/>
     </w:rPr>
   </w:style>
-  <w:style w:customStyle="1" w:styleId="AnnotationTok" w:type="character">
+  <w:style w:type="character" w:customStyle="1" w:styleId="AnnotationTok">
     <w:name w:val="AnnotationTok"/>
     <w:basedOn w:val="VerbatimChar"/>
     <w:rPr>
@@ -23492,7 +23848,7 @@
       <w:color w:val="60a0b0"/>
     </w:rPr>
   </w:style>
-  <w:style w:customStyle="1" w:styleId="CommentVarTok" w:type="character">
+  <w:style w:type="character" w:customStyle="1" w:styleId="CommentVarTok">
     <w:name w:val="CommentVarTok"/>
     <w:basedOn w:val="VerbatimChar"/>
     <w:rPr>
@@ -23501,28 +23857,28 @@
       <w:color w:val="60a0b0"/>
     </w:rPr>
   </w:style>
-  <w:style w:customStyle="1" w:styleId="OtherTok" w:type="character">
+  <w:style w:type="character" w:customStyle="1" w:styleId="OtherTok">
     <w:name w:val="OtherTok"/>
     <w:basedOn w:val="VerbatimChar"/>
     <w:rPr>
       <w:color w:val="007020"/>
     </w:rPr>
   </w:style>
-  <w:style w:customStyle="1" w:styleId="FunctionTok" w:type="character">
+  <w:style w:type="character" w:customStyle="1" w:styleId="FunctionTok">
     <w:name w:val="FunctionTok"/>
     <w:basedOn w:val="VerbatimChar"/>
     <w:rPr>
       <w:color w:val="06287e"/>
     </w:rPr>
   </w:style>
-  <w:style w:customStyle="1" w:styleId="VariableTok" w:type="character">
+  <w:style w:type="character" w:customStyle="1" w:styleId="VariableTok">
     <w:name w:val="VariableTok"/>
     <w:basedOn w:val="VerbatimChar"/>
     <w:rPr>
       <w:color w:val="19177c"/>
     </w:rPr>
   </w:style>
-  <w:style w:customStyle="1" w:styleId="ControlFlowTok" w:type="character">
+  <w:style w:type="character" w:customStyle="1" w:styleId="ControlFlowTok">
     <w:name w:val="ControlFlowTok"/>
     <w:basedOn w:val="VerbatimChar"/>
     <w:rPr>
@@ -23530,45 +23886,45 @@
       <w:color w:val="007020"/>
     </w:rPr>
   </w:style>
-  <w:style w:customStyle="1" w:styleId="OperatorTok" w:type="character">
+  <w:style w:type="character" w:customStyle="1" w:styleId="OperatorTok">
     <w:name w:val="OperatorTok"/>
     <w:basedOn w:val="VerbatimChar"/>
     <w:rPr>
       <w:color w:val="666666"/>
     </w:rPr>
   </w:style>
-  <w:style w:customStyle="1" w:styleId="BuiltInTok" w:type="character">
+  <w:style w:type="character" w:customStyle="1" w:styleId="BuiltInTok">
     <w:name w:val="BuiltInTok"/>
     <w:basedOn w:val="VerbatimChar"/>
     <w:rPr>
       <w:color w:val="008000"/>
     </w:rPr>
   </w:style>
-  <w:style w:customStyle="1" w:styleId="ExtensionTok" w:type="character">
+  <w:style w:type="character" w:customStyle="1" w:styleId="ExtensionTok">
     <w:name w:val="ExtensionTok"/>
     <w:basedOn w:val="VerbatimChar"/>
     <w:rPr/>
   </w:style>
-  <w:style w:customStyle="1" w:styleId="PreprocessorTok" w:type="character">
+  <w:style w:type="character" w:customStyle="1" w:styleId="PreprocessorTok">
     <w:name w:val="PreprocessorTok"/>
     <w:basedOn w:val="VerbatimChar"/>
     <w:rPr>
       <w:color w:val="bc7a00"/>
     </w:rPr>
   </w:style>
-  <w:style w:customStyle="1" w:styleId="AttributeTok" w:type="character">
+  <w:style w:type="character" w:customStyle="1" w:styleId="AttributeTok">
     <w:name w:val="AttributeTok"/>
     <w:basedOn w:val="VerbatimChar"/>
     <w:rPr>
       <w:color w:val="7d9029"/>
     </w:rPr>
   </w:style>
-  <w:style w:customStyle="1" w:styleId="RegionMarkerTok" w:type="character">
+  <w:style w:type="character" w:customStyle="1" w:styleId="RegionMarkerTok">
     <w:name w:val="RegionMarkerTok"/>
     <w:basedOn w:val="VerbatimChar"/>
     <w:rPr/>
   </w:style>
-  <w:style w:customStyle="1" w:styleId="InformationTok" w:type="character">
+  <w:style w:type="character" w:customStyle="1" w:styleId="InformationTok">
     <w:name w:val="InformationTok"/>
     <w:basedOn w:val="VerbatimChar"/>
     <w:rPr>
@@ -23577,7 +23933,7 @@
       <w:color w:val="60a0b0"/>
     </w:rPr>
   </w:style>
-  <w:style w:customStyle="1" w:styleId="WarningTok" w:type="character">
+  <w:style w:type="character" w:customStyle="1" w:styleId="WarningTok">
     <w:name w:val="WarningTok"/>
     <w:basedOn w:val="VerbatimChar"/>
     <w:rPr>
@@ -23586,7 +23942,7 @@
       <w:color w:val="60a0b0"/>
     </w:rPr>
   </w:style>
-  <w:style w:customStyle="1" w:styleId="AlertTok" w:type="character">
+  <w:style w:type="character" w:customStyle="1" w:styleId="AlertTok">
     <w:name w:val="AlertTok"/>
     <w:basedOn w:val="VerbatimChar"/>
     <w:rPr>
@@ -23594,7 +23950,7 @@
       <w:color w:val="ff0000"/>
     </w:rPr>
   </w:style>
-  <w:style w:customStyle="1" w:styleId="ErrorTok" w:type="character">
+  <w:style w:type="character" w:customStyle="1" w:styleId="ErrorTok">
     <w:name w:val="ErrorTok"/>
     <w:basedOn w:val="VerbatimChar"/>
     <w:rPr>
@@ -23602,7 +23958,7 @@
       <w:color w:val="ff0000"/>
     </w:rPr>
   </w:style>
-  <w:style w:customStyle="1" w:styleId="NormalTok" w:type="character">
+  <w:style w:type="character" w:customStyle="1" w:styleId="NormalTok">
     <w:name w:val="NormalTok"/>
     <w:basedOn w:val="VerbatimChar"/>
     <w:rPr/>

--- a/09_MANUALES/ES/WORD/09_Manual_De_Administrador.docx
+++ b/09_MANUALES/ES/WORD/09_Manual_De_Administrador.docx
@@ -407,6 +407,52 @@
           </w:p>
         </w:tc>
       </w:tr>
+      <w:tr>
+        <w:tc>
+          <w:tcPr/>
+          <w:p>
+            <w:pPr>
+              <w:pStyle w:val="Compact"/>
+            </w:pPr>
+            <w:r>
+              <w:t xml:space="preserve">4.2</w:t>
+            </w:r>
+          </w:p>
+        </w:tc>
+        <w:tc>
+          <w:tcPr/>
+          <w:p>
+            <w:pPr>
+              <w:pStyle w:val="Compact"/>
+            </w:pPr>
+            <w:r>
+              <w:t xml:space="preserve">2026-10-19</w:t>
+            </w:r>
+          </w:p>
+        </w:tc>
+        <w:tc>
+          <w:tcPr/>
+          <w:p>
+            <w:pPr>
+              <w:pStyle w:val="Compact"/>
+            </w:pPr>
+            <w:r>
+              <w:t xml:space="preserve">El cambio de tipo de usuario se hace desde Gestión &gt; Usuarios (sección 10.3); una cuenta de administrador no se puede desactivar (sección 9.4).</w:t>
+            </w:r>
+          </w:p>
+        </w:tc>
+        <w:tc>
+          <w:tcPr/>
+          <w:p>
+            <w:pPr>
+              <w:pStyle w:val="Compact"/>
+            </w:pPr>
+            <w:r>
+              <w:t xml:space="preserve">Equipo de desarrollo</w:t>
+            </w:r>
+          </w:p>
+        </w:tc>
+      </w:tr>
     </w:tbl>
     <w:p>
       <w:pPr>
@@ -3478,18 +3524,18 @@
               <w:pStyle w:val="Compact"/>
             </w:pPr>
             <w:r>
-              <w:t xml:space="preserve">Crea cuentas y las activa o desactiva.</w:t>
-            </w:r>
-          </w:p>
-        </w:tc>
-        <w:tc>
-          <w:tcPr/>
-          <w:p>
-            <w:pPr>
-              <w:pStyle w:val="Compact"/>
-            </w:pPr>
-            <w:r>
-              <w:t xml:space="preserve">Las cuentas se desactivan, no se borran; el administrador no puede desactivar su propia cuenta.</w:t>
+              <w:t xml:space="preserve">Crea cuentas, cambia su tipo de usuario y las activa o desactiva.</w:t>
+            </w:r>
+          </w:p>
+        </w:tc>
+        <w:tc>
+          <w:tcPr/>
+          <w:p>
+            <w:pPr>
+              <w:pStyle w:val="Compact"/>
+            </w:pPr>
+            <w:r>
+              <w:t xml:space="preserve">Las cuentas se desactivan, no se borran; una cuenta de administrador no se desactiva y nadie cambia su propio tipo de usuario.</w:t>
             </w:r>
           </w:p>
         </w:tc>
@@ -4526,7 +4572,23 @@
         <w:pStyle w:val="BodyText"/>
       </w:pPr>
       <w:r>
-        <w:t xml:space="preserve">Para convertir en administrador una cuenta que ya existe (por ejemplo, una registrada desde la pantalla pública), el rol se puede asignar con SQL, porque la contraseña ya la generó la aplicación:</w:t>
+        <w:t xml:space="preserve">Para convertir en administrador una cuenta que ya existe (por ejemplo, una registrada desde la pantalla pública), otro administrador le cambia el tipo de usuario desde</w:t>
+      </w:r>
+      <w:r>
+        <w:t xml:space="preserve"> </w:t>
+      </w:r>
+      <w:r>
+        <w:rPr>
+          <w:b/>
+          <w:bCs/>
+        </w:rPr>
+        <w:t xml:space="preserve">Gestión &gt; Usuarios</w:t>
+      </w:r>
+      <w:r>
+        <w:t xml:space="preserve"> </w:t>
+      </w:r>
+      <w:r>
+        <w:t xml:space="preserve">(sección 10.3). Solo si todavía no hay ningún administrador con acceso, el rol se asigna con SQL, porque la contraseña ya la generó la aplicación:</w:t>
       </w:r>
     </w:p>
     <w:p>
@@ -5718,7 +5780,20 @@
         <w:pStyle w:val="FirstParagraph"/>
       </w:pPr>
       <w:r>
-        <w:t xml:space="preserve">El sistema no permite que un administrador desactive su propia cuenta ("No puedes desactivar tu propia cuenta"). Antes de desactivar a un administrador, verificar que quede al menos otro administrador activo.</w:t>
+        <w:t xml:space="preserve">Una cuenta de administrador no se puede desactivar: el botón aparece bloqueado con el mensaje "Una cuenta de administrador no se puede desactivar. Cambia primero su tipo de usuario." Para retirar a un administrador, primero se le cambia el tipo de usuario (sección 10.3) y luego se desactiva. Tampoco se puede desactivar la propia cuenta, ni desde esta tabla ni desde</w:t>
+      </w:r>
+      <w:r>
+        <w:t xml:space="preserve"> </w:t>
+      </w:r>
+      <w:r>
+        <w:rPr>
+          <w:b/>
+          <w:bCs/>
+        </w:rPr>
+        <w:t xml:space="preserve">Perfil</w:t>
+      </w:r>
+      <w:r>
+        <w:t xml:space="preserve">.</w:t>
       </w:r>
     </w:p>
     <w:bookmarkEnd w:id="56"/>
@@ -6902,7 +6977,7 @@
         <w:pStyle w:val="FirstParagraph"/>
       </w:pPr>
       <w:r>
-        <w:t xml:space="preserve">El panel no ofrece una opción para cambiar el rol de una cuenta existente. Cuando sea necesario, el administrador de TI sigue este procedimiento:</w:t>
+        <w:t xml:space="preserve">Cada cuenta tiene un solo tipo de usuario (Cliente, Operario o Administrador), y el nuevo reemplaza al anterior.</w:t>
       </w:r>
     </w:p>
     <w:p>
@@ -6914,7 +6989,20 @@
         </w:numPr>
       </w:pPr>
       <w:r>
-        <w:t xml:space="preserve">Registrar la solicitud: quién la pide, quién la aprueba, el rol actual, el rol nuevo y el motivo.</w:t>
+        <w:t xml:space="preserve">En</w:t>
+      </w:r>
+      <w:r>
+        <w:t xml:space="preserve"> </w:t>
+      </w:r>
+      <w:r>
+        <w:rPr>
+          <w:b/>
+          <w:bCs/>
+        </w:rPr>
+        <w:t xml:space="preserve">Gestión &gt; Usuarios</w:t>
+      </w:r>
+      <w:r>
+        <w:t xml:space="preserve">, ubicar la cuenta.</w:t>
       </w:r>
     </w:p>
     <w:p>
@@ -6926,7 +7014,33 @@
         </w:numPr>
       </w:pPr>
       <w:r>
-        <w:t xml:space="preserve">Verificar la identidad de la persona.</w:t>
+        <w:t xml:space="preserve">En la columna</w:t>
+      </w:r>
+      <w:r>
+        <w:t xml:space="preserve"> </w:t>
+      </w:r>
+      <w:r>
+        <w:rPr>
+          <w:b/>
+          <w:bCs/>
+        </w:rPr>
+        <w:t xml:space="preserve">Tipo de usuario</w:t>
+      </w:r>
+      <w:r>
+        <w:t xml:space="preserve">, elegir el nuevo tipo en la lista</w:t>
+      </w:r>
+      <w:r>
+        <w:t xml:space="preserve"> </w:t>
+      </w:r>
+      <w:r>
+        <w:rPr>
+          <w:b/>
+          <w:bCs/>
+        </w:rPr>
+        <w:t xml:space="preserve">Cambiar tipo de usuario</w:t>
+      </w:r>
+      <w:r>
+        <w:t xml:space="preserve">.</w:t>
       </w:r>
     </w:p>
     <w:p>
@@ -6938,20 +7052,7 @@
         </w:numPr>
       </w:pPr>
       <w:r>
-        <w:t xml:space="preserve">Modificar la asignación en</w:t>
-      </w:r>
-      <w:r>
-        <w:t xml:space="preserve"> </w:t>
-      </w:r>
-      <w:r>
-        <w:rPr>
-          <w:i/>
-          <w:iCs/>
-        </w:rPr>
-        <w:t xml:space="preserve">security.user_role</w:t>
-      </w:r>
-      <w:r>
-        <w:t xml:space="preserve">; quitar el rol anterior si no debe permanecer.</w:t>
+        <w:t xml:space="preserve">Confirmar el mensaje "¿Cambiar el tipo de usuario?", que advierte que se cerrarán las sesiones abiertas de la persona.</w:t>
       </w:r>
     </w:p>
     <w:p>
@@ -6963,7 +7064,7 @@
         </w:numPr>
       </w:pPr>
       <w:r>
-        <w:t xml:space="preserve">Si el rol nuevo es OPERATOR, el servicio de operaciones crea el registro del operario automáticamente la próxima vez que se listen los operarios.</w:t>
+        <w:t xml:space="preserve">Pedir a la persona que inicie sesión de nuevo: entrará al panel de su nuevo rol.</w:t>
       </w:r>
     </w:p>
     <w:p>
@@ -6975,19 +7076,31 @@
         </w:numPr>
       </w:pPr>
       <w:r>
-        <w:t xml:space="preserve">Pedir a la persona que cierre la sesión e ingrese de nuevo, para que el nuevo token refleje el rol.</w:t>
-      </w:r>
-    </w:p>
-    <w:p>
-      <w:pPr>
-        <w:pStyle w:val="Compact"/>
-        <w:numPr>
-          <w:ilvl w:val="0"/>
-          <w:numId w:val="1028"/>
-        </w:numPr>
-      </w:pPr>
-      <w:r>
-        <w:t xml:space="preserve">Archivar la solicitud con la fecha y el autor del cambio.</w:t>
+        <w:t xml:space="preserve">Si el nuevo tipo es Operario, el servicio de operaciones crea su registro de operario la próxima vez que se listen los operarios; asignarle turnos en</w:t>
+      </w:r>
+      <w:r>
+        <w:t xml:space="preserve"> </w:t>
+      </w:r>
+      <w:r>
+        <w:rPr>
+          <w:b/>
+          <w:bCs/>
+        </w:rPr>
+        <w:t xml:space="preserve">Operarios</w:t>
+      </w:r>
+      <w:r>
+        <w:t xml:space="preserve"> </w:t>
+      </w:r>
+      <w:r>
+        <w:t xml:space="preserve">(sección 12).</w:t>
+      </w:r>
+    </w:p>
+    <w:p>
+      <w:pPr>
+        <w:pStyle w:val="FirstParagraph"/>
+      </w:pPr>
+      <w:r>
+        <w:t xml:space="preserve">La propia cuenta no muestra la lista, sino el tipo de usuario como etiqueta ("No puedes cambiar el tipo de usuario de tu propia cuenta"). Se recomienda registrar quién pidió el cambio y el motivo en la bitácora del equipo.</w:t>
       </w:r>
     </w:p>
     <w:bookmarkEnd w:id="62"/>
@@ -23729,7 +23842,7 @@
       <w:color w:themeColor="accent1" w:themeShade="BF" w:val="365F91"/>
     </w:rPr>
   </w:style>
-  <w:style w:type="paragraph" w:customStyle="1" w:styleId="SourceCode">
+  <w:style w:customStyle="1" w:styleId="SourceCode" w:type="paragraph">
     <w:name w:val="Source Code"/>
     <w:basedOn w:val="Normal"/>
     <w:link w:val="VerbatimChar"/>
@@ -23737,7 +23850,7 @@
       <w:wordWrap w:val="off"/>
     </w:pPr>
   </w:style>
-  <w:style w:type="character" w:customStyle="1" w:styleId="KeywordTok">
+  <w:style w:customStyle="1" w:styleId="KeywordTok" w:type="character">
     <w:name w:val="KeywordTok"/>
     <w:basedOn w:val="VerbatimChar"/>
     <w:rPr>
@@ -23745,77 +23858,77 @@
       <w:color w:val="007020"/>
     </w:rPr>
   </w:style>
-  <w:style w:type="character" w:customStyle="1" w:styleId="DataTypeTok">
+  <w:style w:customStyle="1" w:styleId="DataTypeTok" w:type="character">
     <w:name w:val="DataTypeTok"/>
     <w:basedOn w:val="VerbatimChar"/>
     <w:rPr>
       <w:color w:val="902000"/>
     </w:rPr>
   </w:style>
-  <w:style w:type="character" w:customStyle="1" w:styleId="DecValTok">
+  <w:style w:customStyle="1" w:styleId="DecValTok" w:type="character">
     <w:name w:val="DecValTok"/>
     <w:basedOn w:val="VerbatimChar"/>
     <w:rPr>
       <w:color w:val="40a070"/>
     </w:rPr>
   </w:style>
-  <w:style w:type="character" w:customStyle="1" w:styleId="BaseNTok">
+  <w:style w:customStyle="1" w:styleId="BaseNTok" w:type="character">
     <w:name w:val="BaseNTok"/>
     <w:basedOn w:val="VerbatimChar"/>
     <w:rPr>
       <w:color w:val="40a070"/>
     </w:rPr>
   </w:style>
-  <w:style w:type="character" w:customStyle="1" w:styleId="FloatTok">
+  <w:style w:customStyle="1" w:styleId="FloatTok" w:type="character">
     <w:name w:val="FloatTok"/>
     <w:basedOn w:val="VerbatimChar"/>
     <w:rPr>
       <w:color w:val="40a070"/>
     </w:rPr>
   </w:style>
-  <w:style w:type="character" w:customStyle="1" w:styleId="ConstantTok">
+  <w:style w:customStyle="1" w:styleId="ConstantTok" w:type="character">
     <w:name w:val="ConstantTok"/>
     <w:basedOn w:val="VerbatimChar"/>
     <w:rPr>
       <w:color w:val="880000"/>
     </w:rPr>
   </w:style>
-  <w:style w:type="character" w:customStyle="1" w:styleId="CharTok">
+  <w:style w:customStyle="1" w:styleId="CharTok" w:type="character">
     <w:name w:val="CharTok"/>
     <w:basedOn w:val="VerbatimChar"/>
     <w:rPr>
       <w:color w:val="4070a0"/>
     </w:rPr>
   </w:style>
-  <w:style w:type="character" w:customStyle="1" w:styleId="SpecialCharTok">
+  <w:style w:customStyle="1" w:styleId="SpecialCharTok" w:type="character">
     <w:name w:val="SpecialCharTok"/>
     <w:basedOn w:val="VerbatimChar"/>
     <w:rPr>
       <w:color w:val="4070a0"/>
     </w:rPr>
   </w:style>
-  <w:style w:type="character" w:customStyle="1" w:styleId="StringTok">
+  <w:style w:customStyle="1" w:styleId="StringTok" w:type="character">
     <w:name w:val="StringTok"/>
     <w:basedOn w:val="VerbatimChar"/>
     <w:rPr>
       <w:color w:val="4070a0"/>
     </w:rPr>
   </w:style>
-  <w:style w:type="character" w:customStyle="1" w:styleId="VerbatimStringTok">
+  <w:style w:customStyle="1" w:styleId="VerbatimStringTok" w:type="character">
     <w:name w:val="VerbatimStringTok"/>
     <w:basedOn w:val="VerbatimChar"/>
     <w:rPr>
       <w:color w:val="4070a0"/>
     </w:rPr>
   </w:style>
-  <w:style w:type="character" w:customStyle="1" w:styleId="SpecialStringTok">
+  <w:style w:customStyle="1" w:styleId="SpecialStringTok" w:type="character">
     <w:name w:val="SpecialStringTok"/>
     <w:basedOn w:val="VerbatimChar"/>
     <w:rPr>
       <w:color w:val="bb6688"/>
     </w:rPr>
   </w:style>
-  <w:style w:type="character" w:customStyle="1" w:styleId="ImportTok">
+  <w:style w:customStyle="1" w:styleId="ImportTok" w:type="character">
     <w:name w:val="ImportTok"/>
     <w:basedOn w:val="VerbatimChar"/>
     <w:rPr>
@@ -23823,7 +23936,7 @@
       <w:color w:val="008000"/>
     </w:rPr>
   </w:style>
-  <w:style w:type="character" w:customStyle="1" w:styleId="CommentTok">
+  <w:style w:customStyle="1" w:styleId="CommentTok" w:type="character">
     <w:name w:val="CommentTok"/>
     <w:basedOn w:val="VerbatimChar"/>
     <w:rPr>
@@ -23831,7 +23944,7 @@
       <w:color w:val="60a0b0"/>
     </w:rPr>
   </w:style>
-  <w:style w:type="character" w:customStyle="1" w:styleId="DocumentationTok">
+  <w:style w:customStyle="1" w:styleId="DocumentationTok" w:type="character">
     <w:name w:val="DocumentationTok"/>
     <w:basedOn w:val="VerbatimChar"/>
     <w:rPr>
@@ -23839,7 +23952,7 @@
       <w:color w:val="ba2121"/>
     </w:rPr>
   </w:style>
-  <w:style w:type="character" w:customStyle="1" w:styleId="AnnotationTok">
+  <w:style w:customStyle="1" w:styleId="AnnotationTok" w:type="character">
     <w:name w:val="AnnotationTok"/>
     <w:basedOn w:val="VerbatimChar"/>
     <w:rPr>
@@ -23848,7 +23961,7 @@
       <w:color w:val="60a0b0"/>
     </w:rPr>
   </w:style>
-  <w:style w:type="character" w:customStyle="1" w:styleId="CommentVarTok">
+  <w:style w:customStyle="1" w:styleId="CommentVarTok" w:type="character">
     <w:name w:val="CommentVarTok"/>
     <w:basedOn w:val="VerbatimChar"/>
     <w:rPr>
@@ -23857,28 +23970,28 @@
       <w:color w:val="60a0b0"/>
     </w:rPr>
   </w:style>
-  <w:style w:type="character" w:customStyle="1" w:styleId="OtherTok">
+  <w:style w:customStyle="1" w:styleId="OtherTok" w:type="character">
     <w:name w:val="OtherTok"/>
     <w:basedOn w:val="VerbatimChar"/>
     <w:rPr>
       <w:color w:val="007020"/>
     </w:rPr>
   </w:style>
-  <w:style w:type="character" w:customStyle="1" w:styleId="FunctionTok">
+  <w:style w:customStyle="1" w:styleId="FunctionTok" w:type="character">
     <w:name w:val="FunctionTok"/>
     <w:basedOn w:val="VerbatimChar"/>
     <w:rPr>
       <w:color w:val="06287e"/>
     </w:rPr>
   </w:style>
-  <w:style w:type="character" w:customStyle="1" w:styleId="VariableTok">
+  <w:style w:customStyle="1" w:styleId="VariableTok" w:type="character">
     <w:name w:val="VariableTok"/>
     <w:basedOn w:val="VerbatimChar"/>
     <w:rPr>
       <w:color w:val="19177c"/>
     </w:rPr>
   </w:style>
-  <w:style w:type="character" w:customStyle="1" w:styleId="ControlFlowTok">
+  <w:style w:customStyle="1" w:styleId="ControlFlowTok" w:type="character">
     <w:name w:val="ControlFlowTok"/>
     <w:basedOn w:val="VerbatimChar"/>
     <w:rPr>
@@ -23886,45 +23999,45 @@
       <w:color w:val="007020"/>
     </w:rPr>
   </w:style>
-  <w:style w:type="character" w:customStyle="1" w:styleId="OperatorTok">
+  <w:style w:customStyle="1" w:styleId="OperatorTok" w:type="character">
     <w:name w:val="OperatorTok"/>
     <w:basedOn w:val="VerbatimChar"/>
     <w:rPr>
       <w:color w:val="666666"/>
     </w:rPr>
   </w:style>
-  <w:style w:type="character" w:customStyle="1" w:styleId="BuiltInTok">
+  <w:style w:customStyle="1" w:styleId="BuiltInTok" w:type="character">
     <w:name w:val="BuiltInTok"/>
     <w:basedOn w:val="VerbatimChar"/>
     <w:rPr>
       <w:color w:val="008000"/>
     </w:rPr>
   </w:style>
-  <w:style w:type="character" w:customStyle="1" w:styleId="ExtensionTok">
+  <w:style w:customStyle="1" w:styleId="ExtensionTok" w:type="character">
     <w:name w:val="ExtensionTok"/>
     <w:basedOn w:val="VerbatimChar"/>
     <w:rPr/>
   </w:style>
-  <w:style w:type="character" w:customStyle="1" w:styleId="PreprocessorTok">
+  <w:style w:customStyle="1" w:styleId="PreprocessorTok" w:type="character">
     <w:name w:val="PreprocessorTok"/>
     <w:basedOn w:val="VerbatimChar"/>
     <w:rPr>
       <w:color w:val="bc7a00"/>
     </w:rPr>
   </w:style>
-  <w:style w:type="character" w:customStyle="1" w:styleId="AttributeTok">
+  <w:style w:customStyle="1" w:styleId="AttributeTok" w:type="character">
     <w:name w:val="AttributeTok"/>
     <w:basedOn w:val="VerbatimChar"/>
     <w:rPr>
       <w:color w:val="7d9029"/>
     </w:rPr>
   </w:style>
-  <w:style w:type="character" w:customStyle="1" w:styleId="RegionMarkerTok">
+  <w:style w:customStyle="1" w:styleId="RegionMarkerTok" w:type="character">
     <w:name w:val="RegionMarkerTok"/>
     <w:basedOn w:val="VerbatimChar"/>
     <w:rPr/>
   </w:style>
-  <w:style w:type="character" w:customStyle="1" w:styleId="InformationTok">
+  <w:style w:customStyle="1" w:styleId="InformationTok" w:type="character">
     <w:name w:val="InformationTok"/>
     <w:basedOn w:val="VerbatimChar"/>
     <w:rPr>
@@ -23933,7 +24046,7 @@
       <w:color w:val="60a0b0"/>
     </w:rPr>
   </w:style>
-  <w:style w:type="character" w:customStyle="1" w:styleId="WarningTok">
+  <w:style w:customStyle="1" w:styleId="WarningTok" w:type="character">
     <w:name w:val="WarningTok"/>
     <w:basedOn w:val="VerbatimChar"/>
     <w:rPr>
@@ -23942,7 +24055,7 @@
       <w:color w:val="60a0b0"/>
     </w:rPr>
   </w:style>
-  <w:style w:type="character" w:customStyle="1" w:styleId="AlertTok">
+  <w:style w:customStyle="1" w:styleId="AlertTok" w:type="character">
     <w:name w:val="AlertTok"/>
     <w:basedOn w:val="VerbatimChar"/>
     <w:rPr>
@@ -23950,7 +24063,7 @@
       <w:color w:val="ff0000"/>
     </w:rPr>
   </w:style>
-  <w:style w:type="character" w:customStyle="1" w:styleId="ErrorTok">
+  <w:style w:customStyle="1" w:styleId="ErrorTok" w:type="character">
     <w:name w:val="ErrorTok"/>
     <w:basedOn w:val="VerbatimChar"/>
     <w:rPr>
@@ -23958,7 +24071,7 @@
       <w:color w:val="ff0000"/>
     </w:rPr>
   </w:style>
-  <w:style w:type="character" w:customStyle="1" w:styleId="NormalTok">
+  <w:style w:customStyle="1" w:styleId="NormalTok" w:type="character">
     <w:name w:val="NormalTok"/>
     <w:basedOn w:val="VerbatimChar"/>
     <w:rPr/>

--- a/09_MANUALES/ES/WORD/09_Manual_De_Administrador.docx
+++ b/09_MANUALES/ES/WORD/09_Manual_De_Administrador.docx
@@ -2,7 +2,7 @@
 <file path=word/document.xml><?xml version="1.0" encoding="utf-8"?>
 <w:document xmlns:w="http://schemas.openxmlformats.org/wordprocessingml/2006/main" xmlns:m="http://schemas.openxmlformats.org/officeDocument/2006/math" xmlns:r="http://schemas.openxmlformats.org/officeDocument/2006/relationships" xmlns:o="urn:schemas-microsoft-com:office:office" xmlns:v="urn:schemas-microsoft-com:vml" xmlns:w10="urn:schemas-microsoft-com:office:word" xmlns:a="http://schemas.openxmlformats.org/drawingml/2006/main" xmlns:pic="http://schemas.openxmlformats.org/drawingml/2006/picture" xmlns:wp="http://schemas.openxmlformats.org/drawingml/2006/wordprocessingDrawing">
   <w:body>
-    <w:bookmarkStart w:id="153" w:name="manual-de-administrador"/>
+    <w:bookmarkStart w:id="156" w:name="manual-de-administrador"/>
     <w:p>
       <w:pPr>
         <w:pStyle w:val="Heading1"/>
@@ -438,6 +438,52 @@
             </w:pPr>
             <w:r>
               <w:t xml:space="preserve">El cambio de tipo de usuario se hace desde Gestión &gt; Usuarios (sección 10.3); una cuenta de administrador no se puede desactivar (sección 9.4).</w:t>
+            </w:r>
+          </w:p>
+        </w:tc>
+        <w:tc>
+          <w:tcPr/>
+          <w:p>
+            <w:pPr>
+              <w:pStyle w:val="Compact"/>
+            </w:pPr>
+            <w:r>
+              <w:t xml:space="preserve">Equipo de desarrollo</w:t>
+            </w:r>
+          </w:p>
+        </w:tc>
+      </w:tr>
+      <w:tr>
+        <w:tc>
+          <w:tcPr/>
+          <w:p>
+            <w:pPr>
+              <w:pStyle w:val="Compact"/>
+            </w:pPr>
+            <w:r>
+              <w:t xml:space="preserve">4.3</w:t>
+            </w:r>
+          </w:p>
+        </w:tc>
+        <w:tc>
+          <w:tcPr/>
+          <w:p>
+            <w:pPr>
+              <w:pStyle w:val="Compact"/>
+            </w:pPr>
+            <w:r>
+              <w:t xml:space="preserve">2026-10-19</w:t>
+            </w:r>
+          </w:p>
+        </w:tc>
+        <w:tc>
+          <w:tcPr/>
+          <w:p>
+            <w:pPr>
+              <w:pStyle w:val="Compact"/>
+            </w:pPr>
+            <w:r>
+              <w:t xml:space="preserve">Capturas tomadas de nuevo el 19 de octubre de 2026 con datos de demostración, y nueva Figura 5 de datos del negocio por completar (sección 11.1).</w:t>
             </w:r>
           </w:p>
         </w:tc>
@@ -4391,7 +4437,7 @@
       <w:r>
         <w:drawing>
           <wp:inline>
-            <wp:extent cx="5334000" cy="4174265"/>
+            <wp:extent cx="5334000" cy="4556938"/>
             <wp:effectExtent b="0" l="0" r="0" t="0"/>
             <wp:docPr descr="Panel de Control General" title="" id="42" name="Picture"/>
             <a:graphic>
@@ -4412,7 +4458,7 @@
                   <pic:spPr bwMode="auto">
                     <a:xfrm>
                       <a:off x="0" y="0"/>
-                      <a:ext cx="5334000" cy="4174265"/>
+                      <a:ext cx="5334000" cy="4556938"/>
                     </a:xfrm>
                     <a:prstGeom prst="rect">
                       <a:avLst/>
@@ -5129,7 +5175,7 @@
           <w:b/>
           <w:bCs/>
         </w:rPr>
-        <w:t xml:space="preserve">Nombre</w:t>
+        <w:t xml:space="preserve">Nombres</w:t>
       </w:r>
       <w:r>
         <w:t xml:space="preserve">,</w:t>
@@ -5168,13 +5214,10 @@
           <w:b/>
           <w:bCs/>
         </w:rPr>
-        <w:t xml:space="preserve">Último ingreso</w:t>
-      </w:r>
-      <w:r>
-        <w:t xml:space="preserve"> </w:t>
-      </w:r>
-      <w:r>
-        <w:t xml:space="preserve">y</w:t>
+        <w:t xml:space="preserve">Fecha de registro</w:t>
+      </w:r>
+      <w:r>
+        <w:t xml:space="preserve">,</w:t>
       </w:r>
       <w:r>
         <w:t xml:space="preserve"> </w:t>
@@ -5184,10 +5227,26 @@
           <w:b/>
           <w:bCs/>
         </w:rPr>
+        <w:t xml:space="preserve">Último acceso</w:t>
+      </w:r>
+      <w:r>
+        <w:t xml:space="preserve"> </w:t>
+      </w:r>
+      <w:r>
+        <w:t xml:space="preserve">y</w:t>
+      </w:r>
+      <w:r>
+        <w:t xml:space="preserve"> </w:t>
+      </w:r>
+      <w:r>
+        <w:rPr>
+          <w:b/>
+          <w:bCs/>
+        </w:rPr>
         <w:t xml:space="preserve">Estado</w:t>
       </w:r>
       <w:r>
-        <w:t xml:space="preserve">.</w:t>
+        <w:t xml:space="preserve">. El tipo de usuario se cambia en la misma tabla (sección 10.3).</w:t>
       </w:r>
     </w:p>
     <w:p>
@@ -5212,10 +5271,23 @@
         <w:t xml:space="preserve">Habilitados</w:t>
       </w:r>
       <w:r>
-        <w:t xml:space="preserve"> </w:t>
-      </w:r>
-      <w:r>
-        <w:t xml:space="preserve">e</w:t>
+        <w:t xml:space="preserve">,</w:t>
+      </w:r>
+      <w:r>
+        <w:t xml:space="preserve"> </w:t>
+      </w:r>
+      <w:r>
+        <w:rPr>
+          <w:b/>
+          <w:bCs/>
+        </w:rPr>
+        <w:t xml:space="preserve">Registrados</w:t>
+      </w:r>
+      <w:r>
+        <w:t xml:space="preserve"> </w:t>
+      </w:r>
+      <w:r>
+        <w:t xml:space="preserve">(todas las cuentas) e</w:t>
       </w:r>
       <w:r>
         <w:t xml:space="preserve"> </w:t>
@@ -7105,7 +7177,7 @@
     </w:p>
     <w:bookmarkEnd w:id="62"/>
     <w:bookmarkEnd w:id="63"/>
-    <w:bookmarkStart w:id="76" w:name="X0b2effce8a928dbdb2d407db77e8191da65100d"/>
+    <w:bookmarkStart w:id="79" w:name="X0b2effce8a928dbdb2d407db77e8191da65100d"/>
     <w:p>
       <w:pPr>
         <w:pStyle w:val="Heading2"/>
@@ -7114,7 +7186,7 @@
         <w:t xml:space="preserve">11. Configuración del Sistema</w:t>
       </w:r>
     </w:p>
-    <w:bookmarkStart w:id="64" w:name="Xf90c5d88f08858c587499f143bef3a651e1ad34"/>
+    <w:bookmarkStart w:id="67" w:name="Xf90c5d88f08858c587499f143bef3a651e1ad34"/>
     <w:p>
       <w:pPr>
         <w:pStyle w:val="Heading3"/>
@@ -7151,7 +7223,71 @@
         <w:t xml:space="preserve">/admin/settings</w:t>
       </w:r>
       <w:r>
-        <w:t xml:space="preserve">) muestra la razón social, el NIT, el representante legal, la dirección, los teléfonos, el correo, la información tributaria y los canales oficiales del lavadero. Estos datos se guardan en booking-service (</w:t>
+        <w:t xml:space="preserve">) reúne los datos del lavadero en cuatro tarjetas:</w:t>
+      </w:r>
+      <w:r>
+        <w:t xml:space="preserve"> </w:t>
+      </w:r>
+      <w:r>
+        <w:rPr>
+          <w:b/>
+          <w:bCs/>
+        </w:rPr>
+        <w:t xml:space="preserve">Información general</w:t>
+      </w:r>
+      <w:r>
+        <w:t xml:space="preserve"> </w:t>
+      </w:r>
+      <w:r>
+        <w:t xml:space="preserve">(razón social, nombre comercial, NIT, tipo de negocio, fecha de fundación y representante legal),</w:t>
+      </w:r>
+      <w:r>
+        <w:t xml:space="preserve"> </w:t>
+      </w:r>
+      <w:r>
+        <w:rPr>
+          <w:b/>
+          <w:bCs/>
+        </w:rPr>
+        <w:t xml:space="preserve">Ubicación y contacto</w:t>
+      </w:r>
+      <w:r>
+        <w:t xml:space="preserve"> </w:t>
+      </w:r>
+      <w:r>
+        <w:t xml:space="preserve">(dirección, teléfonos y correo),</w:t>
+      </w:r>
+      <w:r>
+        <w:t xml:space="preserve"> </w:t>
+      </w:r>
+      <w:r>
+        <w:rPr>
+          <w:b/>
+          <w:bCs/>
+        </w:rPr>
+        <w:t xml:space="preserve">Información fiscal</w:t>
+      </w:r>
+      <w:r>
+        <w:t xml:space="preserve"> </w:t>
+      </w:r>
+      <w:r>
+        <w:t xml:space="preserve">(régimen, actividad CIIU, resolución de la DIAN, prefijo y rango de facturación) y</w:t>
+      </w:r>
+      <w:r>
+        <w:t xml:space="preserve"> </w:t>
+      </w:r>
+      <w:r>
+        <w:rPr>
+          <w:b/>
+          <w:bCs/>
+        </w:rPr>
+        <w:t xml:space="preserve">Canales oficiales</w:t>
+      </w:r>
+      <w:r>
+        <w:t xml:space="preserve"> </w:t>
+      </w:r>
+      <w:r>
+        <w:t xml:space="preserve">(sitio web, redes sociales, línea de atención y horario). Estos datos se guardan en booking-service (</w:t>
       </w:r>
       <w:r>
         <w:rPr>
@@ -7196,22 +7332,12 @@
         <w:t xml:space="preserve">(sección 11.4).</w:t>
       </w:r>
     </w:p>
-    <w:bookmarkEnd w:id="64"/>
-    <w:bookmarkStart w:id="68" w:name="Xe5b0dd35c3dd48f3fe3e7462553a647dc013801"/>
-    <w:p>
-      <w:pPr>
-        <w:pStyle w:val="Heading3"/>
-      </w:pPr>
-      <w:r>
-        <w:t xml:space="preserve">11.2 Horario de Atención y Excepciones</w:t>
-      </w:r>
-    </w:p>
-    <w:p>
-      <w:pPr>
-        <w:pStyle w:val="FirstParagraph"/>
-      </w:pPr>
-      <w:r>
-        <w:t xml:space="preserve">La pantalla</w:t>
+    <w:p>
+      <w:pPr>
+        <w:pStyle w:val="BodyText"/>
+      </w:pPr>
+      <w:r>
+        <w:t xml:space="preserve">El sistema se entrega sin datos de un negocio real: los campos que faltan aparecen como</w:t>
       </w:r>
       <w:r>
         <w:t xml:space="preserve"> </w:t>
@@ -7221,55 +7347,13 @@
           <w:b/>
           <w:bCs/>
         </w:rPr>
-        <w:t xml:space="preserve">Horarios y bahías</w:t>
-      </w:r>
-      <w:r>
-        <w:t xml:space="preserve"> </w:t>
-      </w:r>
-      <w:r>
-        <w:t xml:space="preserve">(ruta</w:t>
-      </w:r>
-      <w:r>
-        <w:t xml:space="preserve"> </w:t>
-      </w:r>
-      <w:r>
-        <w:rPr>
-          <w:i/>
-          <w:iCs/>
-        </w:rPr>
-        <w:t xml:space="preserve">/admin/schedule</w:t>
-      </w:r>
-      <w:r>
-        <w:t xml:space="preserve">) tiene dos pestañas:</w:t>
-      </w:r>
-      <w:r>
-        <w:t xml:space="preserve"> </w:t>
-      </w:r>
-      <w:r>
-        <w:rPr>
-          <w:b/>
-          <w:bCs/>
-        </w:rPr>
-        <w:t xml:space="preserve">Horario de atención</w:t>
-      </w:r>
-      <w:r>
-        <w:t xml:space="preserve"> </w:t>
-      </w:r>
-      <w:r>
-        <w:t xml:space="preserve">y</w:t>
-      </w:r>
-      <w:r>
-        <w:t xml:space="preserve"> </w:t>
-      </w:r>
-      <w:r>
-        <w:rPr>
-          <w:b/>
-          <w:bCs/>
-        </w:rPr>
-        <w:t xml:space="preserve">Bahías de lavado</w:t>
-      </w:r>
-      <w:r>
-        <w:t xml:space="preserve">. Los cambios de esta pantalla afectan de inmediato la disponibilidad que se ofrece a los clientes.</w:t>
+        <w:t xml:space="preserve">Por completar</w:t>
+      </w:r>
+      <w:r>
+        <w:t xml:space="preserve"> </w:t>
+      </w:r>
+      <w:r>
+        <w:t xml:space="preserve">y un aviso al inicio de la pantalla recuerda llenarlos cuando el sistema se implemente para una empresa.</w:t>
       </w:r>
     </w:p>
     <w:p>
@@ -7281,107 +7365,7 @@
         </w:numPr>
       </w:pPr>
       <w:r>
-        <w:t xml:space="preserve">En</w:t>
-      </w:r>
-      <w:r>
-        <w:t xml:space="preserve"> </w:t>
-      </w:r>
-      <w:r>
-        <w:rPr>
-          <w:b/>
-          <w:bCs/>
-        </w:rPr>
-        <w:t xml:space="preserve">Horario de atención</w:t>
-      </w:r>
-      <w:r>
-        <w:t xml:space="preserve">, revisar el</w:t>
-      </w:r>
-      <w:r>
-        <w:t xml:space="preserve"> </w:t>
-      </w:r>
-      <w:r>
-        <w:rPr>
-          <w:b/>
-          <w:bCs/>
-        </w:rPr>
-        <w:t xml:space="preserve">Horario semanal regular</w:t>
-      </w:r>
-      <w:r>
-        <w:t xml:space="preserve">: para cada día,</w:t>
-      </w:r>
-      <w:r>
-        <w:t xml:space="preserve"> </w:t>
-      </w:r>
-      <w:r>
-        <w:rPr>
-          <w:b/>
-          <w:bCs/>
-        </w:rPr>
-        <w:t xml:space="preserve">Abierto</w:t>
-      </w:r>
-      <w:r>
-        <w:t xml:space="preserve"> </w:t>
-      </w:r>
-      <w:r>
-        <w:t xml:space="preserve">o</w:t>
-      </w:r>
-      <w:r>
-        <w:t xml:space="preserve"> </w:t>
-      </w:r>
-      <w:r>
-        <w:rPr>
-          <w:b/>
-          <w:bCs/>
-        </w:rPr>
-        <w:t xml:space="preserve">Cerrado</w:t>
-      </w:r>
-      <w:r>
-        <w:t xml:space="preserve">, la hora de</w:t>
-      </w:r>
-      <w:r>
-        <w:t xml:space="preserve"> </w:t>
-      </w:r>
-      <w:r>
-        <w:rPr>
-          <w:b/>
-          <w:bCs/>
-        </w:rPr>
-        <w:t xml:space="preserve">Apertura</w:t>
-      </w:r>
-      <w:r>
-        <w:t xml:space="preserve">, la de</w:t>
-      </w:r>
-      <w:r>
-        <w:t xml:space="preserve"> </w:t>
-      </w:r>
-      <w:r>
-        <w:rPr>
-          <w:b/>
-          <w:bCs/>
-        </w:rPr>
-        <w:t xml:space="preserve">Cierre</w:t>
-      </w:r>
-      <w:r>
-        <w:t xml:space="preserve"> </w:t>
-      </w:r>
-      <w:r>
-        <w:t xml:space="preserve">y la</w:t>
-      </w:r>
-      <w:r>
-        <w:t xml:space="preserve"> </w:t>
-      </w:r>
-      <w:r>
-        <w:rPr>
-          <w:b/>
-          <w:bCs/>
-        </w:rPr>
-        <w:t xml:space="preserve">Pausa</w:t>
-      </w:r>
-      <w:r>
-        <w:t xml:space="preserve"> </w:t>
-      </w:r>
-      <w:r>
-        <w:t xml:space="preserve">(jornada continua o con pausa para almorzar).</w:t>
+        <w:t xml:space="preserve">Hacer clic en el lápiz de la tarjeta que se quiere cambiar.</w:t>
       </w:r>
     </w:p>
     <w:p>
@@ -7393,7 +7377,7 @@
         </w:numPr>
       </w:pPr>
       <w:r>
-        <w:t xml:space="preserve">Modificar los días que cambiaron y hacer clic en</w:t>
+        <w:t xml:space="preserve">Diligenciar los campos en la ventana y hacer clic en</w:t>
       </w:r>
       <w:r>
         <w:t xml:space="preserve"> </w:t>
@@ -7403,13 +7387,10 @@
           <w:b/>
           <w:bCs/>
         </w:rPr>
-        <w:t xml:space="preserve">Guardar cambios</w:t>
-      </w:r>
-      <w:r>
-        <w:t xml:space="preserve"> </w:t>
-      </w:r>
-      <w:r>
-        <w:t xml:space="preserve">("Horario guardado").</w:t>
+        <w:t xml:space="preserve">Aplicar</w:t>
+      </w:r>
+      <w:r>
+        <w:t xml:space="preserve">. La pantalla muestra</w:t>
       </w:r>
       <w:r>
         <w:t xml:space="preserve"> </w:t>
@@ -7419,13 +7400,10 @@
           <w:b/>
           <w:bCs/>
         </w:rPr>
-        <w:t xml:space="preserve">Restablecer valores</w:t>
-      </w:r>
-      <w:r>
-        <w:t xml:space="preserve"> </w:t>
-      </w:r>
-      <w:r>
-        <w:t xml:space="preserve">recupera el horario por defecto.</w:t>
+        <w:t xml:space="preserve">Cambios sin guardar</w:t>
+      </w:r>
+      <w:r>
+        <w:t xml:space="preserve">.</w:t>
       </w:r>
     </w:p>
     <w:p>
@@ -7437,7 +7415,7 @@
         </w:numPr>
       </w:pPr>
       <w:r>
-        <w:t xml:space="preserve">En</w:t>
+        <w:t xml:space="preserve">Repetir con las demás tarjetas si hace falta y hacer clic en</w:t>
       </w:r>
       <w:r>
         <w:t xml:space="preserve"> </w:t>
@@ -7447,10 +7425,13 @@
           <w:b/>
           <w:bCs/>
         </w:rPr>
-        <w:t xml:space="preserve">Excepciones y días especiales</w:t>
-      </w:r>
-      <w:r>
-        <w:t xml:space="preserve">, hacer clic en</w:t>
+        <w:t xml:space="preserve">Guardar cambios</w:t>
+      </w:r>
+      <w:r>
+        <w:t xml:space="preserve"> </w:t>
+      </w:r>
+      <w:r>
+        <w:t xml:space="preserve">("Datos guardados").</w:t>
       </w:r>
       <w:r>
         <w:t xml:space="preserve"> </w:t>
@@ -7460,186 +7441,45 @@
           <w:b/>
           <w:bCs/>
         </w:rPr>
-        <w:t xml:space="preserve">Agregar excepción</w:t>
-      </w:r>
-      <w:r>
-        <w:t xml:space="preserve"> </w:t>
-      </w:r>
-      <w:r>
-        <w:t xml:space="preserve">para registrar un festivo (cerrado todo el día) o un horario especial: elegir la</w:t>
-      </w:r>
-      <w:r>
-        <w:t xml:space="preserve"> </w:t>
-      </w:r>
+        <w:t xml:space="preserve">Descartar</w:t>
+      </w:r>
+      <w:r>
+        <w:t xml:space="preserve"> </w:t>
+      </w:r>
+      <w:r>
+        <w:t xml:space="preserve">deshace lo que no se ha guardado.</w:t>
+      </w:r>
+    </w:p>
+    <w:p>
+      <w:pPr>
+        <w:pStyle w:val="FirstParagraph"/>
+      </w:pPr>
+      <w:r>
+        <w:t xml:space="preserve">La razón social, el NIT y la dirección son obligatorios; el teléfono debe tener al menos 7 dígitos, el correo debe ser válido y la fecha de fundación no puede ser futura.</w:t>
+      </w:r>
+    </w:p>
+    <w:p>
+      <w:pPr>
+        <w:pStyle w:val="BodyText"/>
+      </w:pPr>
       <w:r>
         <w:rPr>
           <w:b/>
           <w:bCs/>
         </w:rPr>
-        <w:t xml:space="preserve">Fecha</w:t>
-      </w:r>
-      <w:r>
-        <w:t xml:space="preserve">, el</w:t>
-      </w:r>
-      <w:r>
-        <w:t xml:space="preserve"> </w:t>
-      </w:r>
-      <w:r>
-        <w:rPr>
-          <w:b/>
-          <w:bCs/>
-        </w:rPr>
-        <w:t xml:space="preserve">Tipo</w:t>
-      </w:r>
-      <w:r>
-        <w:t xml:space="preserve">, las horas de</w:t>
-      </w:r>
-      <w:r>
-        <w:t xml:space="preserve"> </w:t>
-      </w:r>
-      <w:r>
-        <w:rPr>
-          <w:b/>
-          <w:bCs/>
-        </w:rPr>
-        <w:t xml:space="preserve">Apertura</w:t>
-      </w:r>
-      <w:r>
-        <w:t xml:space="preserve"> </w:t>
-      </w:r>
-      <w:r>
-        <w:t xml:space="preserve">y</w:t>
-      </w:r>
-      <w:r>
-        <w:t xml:space="preserve"> </w:t>
-      </w:r>
-      <w:r>
-        <w:rPr>
-          <w:b/>
-          <w:bCs/>
-        </w:rPr>
-        <w:t xml:space="preserve">Cierre</w:t>
-      </w:r>
-      <w:r>
-        <w:t xml:space="preserve"> </w:t>
-      </w:r>
-      <w:r>
-        <w:t xml:space="preserve">si aplican y el</w:t>
-      </w:r>
-      <w:r>
-        <w:t xml:space="preserve"> </w:t>
-      </w:r>
-      <w:r>
-        <w:rPr>
-          <w:b/>
-          <w:bCs/>
-        </w:rPr>
-        <w:t xml:space="preserve">Motivo / descripción</w:t>
-      </w:r>
-      <w:r>
-        <w:t xml:space="preserve">, y hacer clic en</w:t>
-      </w:r>
-      <w:r>
-        <w:t xml:space="preserve"> </w:t>
-      </w:r>
-      <w:r>
-        <w:rPr>
-          <w:b/>
-          <w:bCs/>
-        </w:rPr>
-        <w:t xml:space="preserve">Guardar excepción</w:t>
-      </w:r>
-      <w:r>
-        <w:t xml:space="preserve">.</w:t>
-      </w:r>
-    </w:p>
-    <w:p>
-      <w:pPr>
-        <w:pStyle w:val="Compact"/>
-        <w:numPr>
-          <w:ilvl w:val="0"/>
-          <w:numId w:val="1029"/>
-        </w:numPr>
-      </w:pPr>
-      <w:r>
-        <w:t xml:space="preserve">Usar el botón</w:t>
-      </w:r>
-      <w:r>
-        <w:t xml:space="preserve"> </w:t>
-      </w:r>
-      <w:r>
-        <w:rPr>
-          <w:b/>
-          <w:bCs/>
-        </w:rPr>
-        <w:t xml:space="preserve">Historial</w:t>
-      </w:r>
-      <w:r>
-        <w:t xml:space="preserve"> </w:t>
-      </w:r>
-      <w:r>
-        <w:t xml:space="preserve">para ver los últimos cambios del horario, que quedan registrados en</w:t>
-      </w:r>
-      <w:r>
-        <w:t xml:space="preserve"> </w:t>
-      </w:r>
+        <w:t xml:space="preserve">Figura 5</w:t>
+      </w:r>
+    </w:p>
+    <w:p>
+      <w:pPr>
+        <w:pStyle w:val="BodyText"/>
+      </w:pPr>
       <w:r>
         <w:rPr>
           <w:i/>
           <w:iCs/>
         </w:rPr>
-        <w:t xml:space="preserve">booking.schedule_history</w:t>
-      </w:r>
-      <w:r>
-        <w:t xml:space="preserve">.</w:t>
-      </w:r>
-    </w:p>
-    <w:p>
-      <w:pPr>
-        <w:pStyle w:val="FirstParagraph"/>
-      </w:pPr>
-      <w:r>
-        <w:t xml:space="preserve">Un cambio aplica a la disponibilidad futura; las reservas ya confirmadas no se reubican automáticamente. Antes de registrar un cierre, consultar las reservas de ese día en</w:t>
-      </w:r>
-      <w:r>
-        <w:t xml:space="preserve"> </w:t>
-      </w:r>
-      <w:r>
-        <w:rPr>
-          <w:b/>
-          <w:bCs/>
-        </w:rPr>
-        <w:t xml:space="preserve">Reservas</w:t>
-      </w:r>
-      <w:r>
-        <w:t xml:space="preserve"> </w:t>
-      </w:r>
-      <w:r>
-        <w:t xml:space="preserve">(filtro por fecha) y contactar a los clientes para reprogramarlas o cancelarlas (sección 12.3).</w:t>
-      </w:r>
-    </w:p>
-    <w:p>
-      <w:pPr>
-        <w:pStyle w:val="BodyText"/>
-      </w:pPr>
-      <w:r>
-        <w:rPr>
-          <w:b/>
-          <w:bCs/>
-        </w:rPr>
-        <w:t xml:space="preserve">Figura 5</w:t>
-      </w:r>
-    </w:p>
-    <w:p>
-      <w:pPr>
-        <w:pStyle w:val="BodyText"/>
-      </w:pPr>
-      <w:r>
-        <w:rPr>
-          <w:i/>
-          <w:iCs/>
-        </w:rPr>
-        <w:t xml:space="preserve">Horario de Atención y Excepciones</w:t>
+        <w:t xml:space="preserve">Datos del Negocio por Completar</w:t>
       </w:r>
     </w:p>
     <w:p>
@@ -7649,20 +7489,513 @@
       <w:r>
         <w:drawing>
           <wp:inline>
-            <wp:extent cx="5334000" cy="4588177"/>
+            <wp:extent cx="5334000" cy="4627225"/>
             <wp:effectExtent b="0" l="0" r="0" t="0"/>
-            <wp:docPr descr="Horario de Atención y Excepciones" title="" id="66" name="Picture"/>
+            <wp:docPr descr="Datos del Negocio por Completar" title="" id="65" name="Picture"/>
             <a:graphic>
               <a:graphicData uri="http://schemas.openxmlformats.org/drawingml/2006/picture">
                 <pic:pic>
                   <pic:nvPicPr>
-                    <pic:cNvPr descr="capturas/administrador-05-horario-de-atencion-y-excepciones.jpg" id="67" name="Picture"/>
+                    <pic:cNvPr descr="capturas/administrador-04b-datos-del-negocio.jpg" id="66" name="Picture"/>
                     <pic:cNvPicPr>
                       <a:picLocks noChangeArrowheads="1" noChangeAspect="1"/>
                     </pic:cNvPicPr>
                   </pic:nvPicPr>
                   <pic:blipFill>
-                    <a:blip r:embed="rId65"/>
+                    <a:blip r:embed="rId64"/>
+                    <a:stretch>
+                      <a:fillRect/>
+                    </a:stretch>
+                  </pic:blipFill>
+                  <pic:spPr bwMode="auto">
+                    <a:xfrm>
+                      <a:off x="0" y="0"/>
+                      <a:ext cx="5334000" cy="4627225"/>
+                    </a:xfrm>
+                    <a:prstGeom prst="rect">
+                      <a:avLst/>
+                    </a:prstGeom>
+                    <a:noFill/>
+                    <a:ln w="9525">
+                      <a:noFill/>
+                      <a:headEnd/>
+                      <a:tailEnd/>
+                    </a:ln>
+                  </pic:spPr>
+                </pic:pic>
+              </a:graphicData>
+            </a:graphic>
+          </wp:inline>
+        </w:drawing>
+      </w:r>
+    </w:p>
+    <w:bookmarkEnd w:id="67"/>
+    <w:bookmarkStart w:id="71" w:name="Xe5b0dd35c3dd48f3fe3e7462553a647dc013801"/>
+    <w:p>
+      <w:pPr>
+        <w:pStyle w:val="Heading3"/>
+      </w:pPr>
+      <w:r>
+        <w:t xml:space="preserve">11.2 Horario de Atención y Excepciones</w:t>
+      </w:r>
+    </w:p>
+    <w:p>
+      <w:pPr>
+        <w:pStyle w:val="FirstParagraph"/>
+      </w:pPr>
+      <w:r>
+        <w:t xml:space="preserve">La pantalla</w:t>
+      </w:r>
+      <w:r>
+        <w:t xml:space="preserve"> </w:t>
+      </w:r>
+      <w:r>
+        <w:rPr>
+          <w:b/>
+          <w:bCs/>
+        </w:rPr>
+        <w:t xml:space="preserve">Horarios y bahías</w:t>
+      </w:r>
+      <w:r>
+        <w:t xml:space="preserve"> </w:t>
+      </w:r>
+      <w:r>
+        <w:t xml:space="preserve">(ruta</w:t>
+      </w:r>
+      <w:r>
+        <w:t xml:space="preserve"> </w:t>
+      </w:r>
+      <w:r>
+        <w:rPr>
+          <w:i/>
+          <w:iCs/>
+        </w:rPr>
+        <w:t xml:space="preserve">/admin/schedule</w:t>
+      </w:r>
+      <w:r>
+        <w:t xml:space="preserve">) tiene dos pestañas:</w:t>
+      </w:r>
+      <w:r>
+        <w:t xml:space="preserve"> </w:t>
+      </w:r>
+      <w:r>
+        <w:rPr>
+          <w:b/>
+          <w:bCs/>
+        </w:rPr>
+        <w:t xml:space="preserve">Horario de atención</w:t>
+      </w:r>
+      <w:r>
+        <w:t xml:space="preserve"> </w:t>
+      </w:r>
+      <w:r>
+        <w:t xml:space="preserve">y</w:t>
+      </w:r>
+      <w:r>
+        <w:t xml:space="preserve"> </w:t>
+      </w:r>
+      <w:r>
+        <w:rPr>
+          <w:b/>
+          <w:bCs/>
+        </w:rPr>
+        <w:t xml:space="preserve">Bahías de lavado</w:t>
+      </w:r>
+      <w:r>
+        <w:t xml:space="preserve">. Los cambios de esta pantalla afectan de inmediato la disponibilidad que se ofrece a los clientes.</w:t>
+      </w:r>
+    </w:p>
+    <w:p>
+      <w:pPr>
+        <w:pStyle w:val="Compact"/>
+        <w:numPr>
+          <w:ilvl w:val="0"/>
+          <w:numId w:val="1030"/>
+        </w:numPr>
+      </w:pPr>
+      <w:r>
+        <w:t xml:space="preserve">En</w:t>
+      </w:r>
+      <w:r>
+        <w:t xml:space="preserve"> </w:t>
+      </w:r>
+      <w:r>
+        <w:rPr>
+          <w:b/>
+          <w:bCs/>
+        </w:rPr>
+        <w:t xml:space="preserve">Horario de atención</w:t>
+      </w:r>
+      <w:r>
+        <w:t xml:space="preserve">, revisar el</w:t>
+      </w:r>
+      <w:r>
+        <w:t xml:space="preserve"> </w:t>
+      </w:r>
+      <w:r>
+        <w:rPr>
+          <w:b/>
+          <w:bCs/>
+        </w:rPr>
+        <w:t xml:space="preserve">Horario semanal regular</w:t>
+      </w:r>
+      <w:r>
+        <w:t xml:space="preserve">: para cada día,</w:t>
+      </w:r>
+      <w:r>
+        <w:t xml:space="preserve"> </w:t>
+      </w:r>
+      <w:r>
+        <w:rPr>
+          <w:b/>
+          <w:bCs/>
+        </w:rPr>
+        <w:t xml:space="preserve">Abierto</w:t>
+      </w:r>
+      <w:r>
+        <w:t xml:space="preserve"> </w:t>
+      </w:r>
+      <w:r>
+        <w:t xml:space="preserve">o</w:t>
+      </w:r>
+      <w:r>
+        <w:t xml:space="preserve"> </w:t>
+      </w:r>
+      <w:r>
+        <w:rPr>
+          <w:b/>
+          <w:bCs/>
+        </w:rPr>
+        <w:t xml:space="preserve">Cerrado</w:t>
+      </w:r>
+      <w:r>
+        <w:t xml:space="preserve">, la hora de</w:t>
+      </w:r>
+      <w:r>
+        <w:t xml:space="preserve"> </w:t>
+      </w:r>
+      <w:r>
+        <w:rPr>
+          <w:b/>
+          <w:bCs/>
+        </w:rPr>
+        <w:t xml:space="preserve">Apertura</w:t>
+      </w:r>
+      <w:r>
+        <w:t xml:space="preserve">, la de</w:t>
+      </w:r>
+      <w:r>
+        <w:t xml:space="preserve"> </w:t>
+      </w:r>
+      <w:r>
+        <w:rPr>
+          <w:b/>
+          <w:bCs/>
+        </w:rPr>
+        <w:t xml:space="preserve">Cierre</w:t>
+      </w:r>
+      <w:r>
+        <w:t xml:space="preserve"> </w:t>
+      </w:r>
+      <w:r>
+        <w:t xml:space="preserve">y la</w:t>
+      </w:r>
+      <w:r>
+        <w:t xml:space="preserve"> </w:t>
+      </w:r>
+      <w:r>
+        <w:rPr>
+          <w:b/>
+          <w:bCs/>
+        </w:rPr>
+        <w:t xml:space="preserve">Pausa</w:t>
+      </w:r>
+      <w:r>
+        <w:t xml:space="preserve"> </w:t>
+      </w:r>
+      <w:r>
+        <w:t xml:space="preserve">(jornada continua o con pausa para almorzar).</w:t>
+      </w:r>
+    </w:p>
+    <w:p>
+      <w:pPr>
+        <w:pStyle w:val="Compact"/>
+        <w:numPr>
+          <w:ilvl w:val="0"/>
+          <w:numId w:val="1030"/>
+        </w:numPr>
+      </w:pPr>
+      <w:r>
+        <w:t xml:space="preserve">Modificar los días que cambiaron y hacer clic en</w:t>
+      </w:r>
+      <w:r>
+        <w:t xml:space="preserve"> </w:t>
+      </w:r>
+      <w:r>
+        <w:rPr>
+          <w:b/>
+          <w:bCs/>
+        </w:rPr>
+        <w:t xml:space="preserve">Guardar cambios</w:t>
+      </w:r>
+      <w:r>
+        <w:t xml:space="preserve"> </w:t>
+      </w:r>
+      <w:r>
+        <w:t xml:space="preserve">("Horario guardado").</w:t>
+      </w:r>
+      <w:r>
+        <w:t xml:space="preserve"> </w:t>
+      </w:r>
+      <w:r>
+        <w:rPr>
+          <w:b/>
+          <w:bCs/>
+        </w:rPr>
+        <w:t xml:space="preserve">Restablecer valores</w:t>
+      </w:r>
+      <w:r>
+        <w:t xml:space="preserve"> </w:t>
+      </w:r>
+      <w:r>
+        <w:t xml:space="preserve">recupera el horario por defecto.</w:t>
+      </w:r>
+    </w:p>
+    <w:p>
+      <w:pPr>
+        <w:pStyle w:val="Compact"/>
+        <w:numPr>
+          <w:ilvl w:val="0"/>
+          <w:numId w:val="1030"/>
+        </w:numPr>
+      </w:pPr>
+      <w:r>
+        <w:t xml:space="preserve">En</w:t>
+      </w:r>
+      <w:r>
+        <w:t xml:space="preserve"> </w:t>
+      </w:r>
+      <w:r>
+        <w:rPr>
+          <w:b/>
+          <w:bCs/>
+        </w:rPr>
+        <w:t xml:space="preserve">Excepciones y días especiales</w:t>
+      </w:r>
+      <w:r>
+        <w:t xml:space="preserve">, hacer clic en</w:t>
+      </w:r>
+      <w:r>
+        <w:t xml:space="preserve"> </w:t>
+      </w:r>
+      <w:r>
+        <w:rPr>
+          <w:b/>
+          <w:bCs/>
+        </w:rPr>
+        <w:t xml:space="preserve">Agregar excepción</w:t>
+      </w:r>
+      <w:r>
+        <w:t xml:space="preserve"> </w:t>
+      </w:r>
+      <w:r>
+        <w:t xml:space="preserve">para registrar un festivo (cerrado todo el día) o un horario especial: elegir la</w:t>
+      </w:r>
+      <w:r>
+        <w:t xml:space="preserve"> </w:t>
+      </w:r>
+      <w:r>
+        <w:rPr>
+          <w:b/>
+          <w:bCs/>
+        </w:rPr>
+        <w:t xml:space="preserve">Fecha</w:t>
+      </w:r>
+      <w:r>
+        <w:t xml:space="preserve">, el</w:t>
+      </w:r>
+      <w:r>
+        <w:t xml:space="preserve"> </w:t>
+      </w:r>
+      <w:r>
+        <w:rPr>
+          <w:b/>
+          <w:bCs/>
+        </w:rPr>
+        <w:t xml:space="preserve">Tipo</w:t>
+      </w:r>
+      <w:r>
+        <w:t xml:space="preserve">, las horas de</w:t>
+      </w:r>
+      <w:r>
+        <w:t xml:space="preserve"> </w:t>
+      </w:r>
+      <w:r>
+        <w:rPr>
+          <w:b/>
+          <w:bCs/>
+        </w:rPr>
+        <w:t xml:space="preserve">Apertura</w:t>
+      </w:r>
+      <w:r>
+        <w:t xml:space="preserve"> </w:t>
+      </w:r>
+      <w:r>
+        <w:t xml:space="preserve">y</w:t>
+      </w:r>
+      <w:r>
+        <w:t xml:space="preserve"> </w:t>
+      </w:r>
+      <w:r>
+        <w:rPr>
+          <w:b/>
+          <w:bCs/>
+        </w:rPr>
+        <w:t xml:space="preserve">Cierre</w:t>
+      </w:r>
+      <w:r>
+        <w:t xml:space="preserve"> </w:t>
+      </w:r>
+      <w:r>
+        <w:t xml:space="preserve">si aplican y el</w:t>
+      </w:r>
+      <w:r>
+        <w:t xml:space="preserve"> </w:t>
+      </w:r>
+      <w:r>
+        <w:rPr>
+          <w:b/>
+          <w:bCs/>
+        </w:rPr>
+        <w:t xml:space="preserve">Motivo / descripción</w:t>
+      </w:r>
+      <w:r>
+        <w:t xml:space="preserve">, y hacer clic en</w:t>
+      </w:r>
+      <w:r>
+        <w:t xml:space="preserve"> </w:t>
+      </w:r>
+      <w:r>
+        <w:rPr>
+          <w:b/>
+          <w:bCs/>
+        </w:rPr>
+        <w:t xml:space="preserve">Guardar excepción</w:t>
+      </w:r>
+      <w:r>
+        <w:t xml:space="preserve">.</w:t>
+      </w:r>
+    </w:p>
+    <w:p>
+      <w:pPr>
+        <w:pStyle w:val="Compact"/>
+        <w:numPr>
+          <w:ilvl w:val="0"/>
+          <w:numId w:val="1030"/>
+        </w:numPr>
+      </w:pPr>
+      <w:r>
+        <w:t xml:space="preserve">Usar el botón</w:t>
+      </w:r>
+      <w:r>
+        <w:t xml:space="preserve"> </w:t>
+      </w:r>
+      <w:r>
+        <w:rPr>
+          <w:b/>
+          <w:bCs/>
+        </w:rPr>
+        <w:t xml:space="preserve">Historial</w:t>
+      </w:r>
+      <w:r>
+        <w:t xml:space="preserve"> </w:t>
+      </w:r>
+      <w:r>
+        <w:t xml:space="preserve">para ver los últimos cambios del horario, que quedan registrados en</w:t>
+      </w:r>
+      <w:r>
+        <w:t xml:space="preserve"> </w:t>
+      </w:r>
+      <w:r>
+        <w:rPr>
+          <w:i/>
+          <w:iCs/>
+        </w:rPr>
+        <w:t xml:space="preserve">booking.schedule_history</w:t>
+      </w:r>
+      <w:r>
+        <w:t xml:space="preserve">.</w:t>
+      </w:r>
+    </w:p>
+    <w:p>
+      <w:pPr>
+        <w:pStyle w:val="FirstParagraph"/>
+      </w:pPr>
+      <w:r>
+        <w:t xml:space="preserve">Un cambio aplica a la disponibilidad futura; las reservas ya confirmadas no se reubican automáticamente. Antes de registrar un cierre, consultar las reservas de ese día en</w:t>
+      </w:r>
+      <w:r>
+        <w:t xml:space="preserve"> </w:t>
+      </w:r>
+      <w:r>
+        <w:rPr>
+          <w:b/>
+          <w:bCs/>
+        </w:rPr>
+        <w:t xml:space="preserve">Reservas</w:t>
+      </w:r>
+      <w:r>
+        <w:t xml:space="preserve"> </w:t>
+      </w:r>
+      <w:r>
+        <w:t xml:space="preserve">(filtro por fecha) y contactar a los clientes para reprogramarlas o cancelarlas (sección 12.3).</w:t>
+      </w:r>
+    </w:p>
+    <w:p>
+      <w:pPr>
+        <w:pStyle w:val="BodyText"/>
+      </w:pPr>
+      <w:r>
+        <w:rPr>
+          <w:b/>
+          <w:bCs/>
+        </w:rPr>
+        <w:t xml:space="preserve">Figura 6</w:t>
+      </w:r>
+    </w:p>
+    <w:p>
+      <w:pPr>
+        <w:pStyle w:val="BodyText"/>
+      </w:pPr>
+      <w:r>
+        <w:rPr>
+          <w:i/>
+          <w:iCs/>
+        </w:rPr>
+        <w:t xml:space="preserve">Horario de Atención y Excepciones</w:t>
+      </w:r>
+    </w:p>
+    <w:p>
+      <w:pPr>
+        <w:pStyle w:val="BodyText"/>
+      </w:pPr>
+      <w:r>
+        <w:drawing>
+          <wp:inline>
+            <wp:extent cx="5334000" cy="4588177"/>
+            <wp:effectExtent b="0" l="0" r="0" t="0"/>
+            <wp:docPr descr="Horario de Atención y Excepciones" title="" id="69" name="Picture"/>
+            <a:graphic>
+              <a:graphicData uri="http://schemas.openxmlformats.org/drawingml/2006/picture">
+                <pic:pic>
+                  <pic:nvPicPr>
+                    <pic:cNvPr descr="capturas/administrador-05-horario-de-atencion-y-excepciones.jpg" id="70" name="Picture"/>
+                    <pic:cNvPicPr>
+                      <a:picLocks noChangeArrowheads="1" noChangeAspect="1"/>
+                    </pic:cNvPicPr>
+                  </pic:nvPicPr>
+                  <pic:blipFill>
+                    <a:blip r:embed="rId68"/>
                     <a:stretch>
                       <a:fillRect/>
                     </a:stretch>
@@ -7689,8 +8022,8 @@
         </w:drawing>
       </w:r>
     </w:p>
-    <w:bookmarkEnd w:id="68"/>
-    <w:bookmarkStart w:id="69" w:name="Xa058899d89772030b9bf3d2e7e73e93af82c6d6"/>
+    <w:bookmarkEnd w:id="71"/>
+    <w:bookmarkStart w:id="72" w:name="Xa058899d89772030b9bf3d2e7e73e93af82c6d6"/>
     <w:p>
       <w:pPr>
         <w:pStyle w:val="Heading3"/>
@@ -7747,175 +8080,6 @@
       </w:r>
       <w:r>
         <w:t xml:space="preserve">; solo las bahías activas reciben reservas.</w:t>
-      </w:r>
-    </w:p>
-    <w:p>
-      <w:pPr>
-        <w:pStyle w:val="Compact"/>
-        <w:numPr>
-          <w:ilvl w:val="0"/>
-          <w:numId w:val="1030"/>
-        </w:numPr>
-      </w:pPr>
-      <w:r>
-        <w:t xml:space="preserve">Abrir</w:t>
-      </w:r>
-      <w:r>
-        <w:t xml:space="preserve"> </w:t>
-      </w:r>
-      <w:r>
-        <w:rPr>
-          <w:b/>
-          <w:bCs/>
-        </w:rPr>
-        <w:t xml:space="preserve">Horarios y bahías &gt; Bahías de lavado</w:t>
-      </w:r>
-      <w:r>
-        <w:t xml:space="preserve">.</w:t>
-      </w:r>
-    </w:p>
-    <w:p>
-      <w:pPr>
-        <w:pStyle w:val="Compact"/>
-        <w:numPr>
-          <w:ilvl w:val="0"/>
-          <w:numId w:val="1030"/>
-        </w:numPr>
-      </w:pPr>
-      <w:r>
-        <w:t xml:space="preserve">Para crear una bahía, hacer clic en</w:t>
-      </w:r>
-      <w:r>
-        <w:t xml:space="preserve"> </w:t>
-      </w:r>
-      <w:r>
-        <w:rPr>
-          <w:b/>
-          <w:bCs/>
-        </w:rPr>
-        <w:t xml:space="preserve">Agregar bahía</w:t>
-      </w:r>
-      <w:r>
-        <w:t xml:space="preserve">, escribir el</w:t>
-      </w:r>
-      <w:r>
-        <w:t xml:space="preserve"> </w:t>
-      </w:r>
-      <w:r>
-        <w:rPr>
-          <w:b/>
-          <w:bCs/>
-        </w:rPr>
-        <w:t xml:space="preserve">Nombre de la bahía</w:t>
-      </w:r>
-      <w:r>
-        <w:t xml:space="preserve">, elegir el</w:t>
-      </w:r>
-      <w:r>
-        <w:t xml:space="preserve"> </w:t>
-      </w:r>
-      <w:r>
-        <w:rPr>
-          <w:b/>
-          <w:bCs/>
-        </w:rPr>
-        <w:t xml:space="preserve">Estado</w:t>
-      </w:r>
-      <w:r>
-        <w:t xml:space="preserve"> </w:t>
-      </w:r>
-      <w:r>
-        <w:t xml:space="preserve">y guardar.</w:t>
-      </w:r>
-    </w:p>
-    <w:p>
-      <w:pPr>
-        <w:pStyle w:val="Compact"/>
-        <w:numPr>
-          <w:ilvl w:val="0"/>
-          <w:numId w:val="1030"/>
-        </w:numPr>
-      </w:pPr>
-      <w:r>
-        <w:t xml:space="preserve">Para una reparación, editar la bahía y cambiar su estado a</w:t>
-      </w:r>
-      <w:r>
-        <w:t xml:space="preserve"> </w:t>
-      </w:r>
-      <w:r>
-        <w:rPr>
-          <w:b/>
-          <w:bCs/>
-        </w:rPr>
-        <w:t xml:space="preserve">En mantenimiento</w:t>
-      </w:r>
-      <w:r>
-        <w:t xml:space="preserve">; deja de recibir reservas nuevas.</w:t>
-      </w:r>
-    </w:p>
-    <w:p>
-      <w:pPr>
-        <w:pStyle w:val="Compact"/>
-        <w:numPr>
-          <w:ilvl w:val="0"/>
-          <w:numId w:val="1030"/>
-        </w:numPr>
-      </w:pPr>
-      <w:r>
-        <w:t xml:space="preserve">Antes de poner una bahía en mantenimiento o inactiva, revisar las reservas futuras asignadas a ella y reprogramarlas.</w:t>
-      </w:r>
-    </w:p>
-    <w:p>
-      <w:pPr>
-        <w:pStyle w:val="Compact"/>
-        <w:numPr>
-          <w:ilvl w:val="0"/>
-          <w:numId w:val="1030"/>
-        </w:numPr>
-      </w:pPr>
-      <w:r>
-        <w:t xml:space="preserve">Al terminar la reparación, volver el estado a</w:t>
-      </w:r>
-      <w:r>
-        <w:t xml:space="preserve"> </w:t>
-      </w:r>
-      <w:r>
-        <w:rPr>
-          <w:b/>
-          <w:bCs/>
-        </w:rPr>
-        <w:t xml:space="preserve">Activa</w:t>
-      </w:r>
-      <w:r>
-        <w:t xml:space="preserve">.</w:t>
-      </w:r>
-    </w:p>
-    <w:bookmarkEnd w:id="69"/>
-    <w:bookmarkStart w:id="73" w:name="Xd2eaa8666da42a7c850f3bf8ca56726e58af6c0"/>
-    <w:p>
-      <w:pPr>
-        <w:pStyle w:val="Heading3"/>
-      </w:pPr>
-      <w:r>
-        <w:t xml:space="preserve">11.4 Medios de Pago y Códigos QR</w:t>
-      </w:r>
-    </w:p>
-    <w:p>
-      <w:pPr>
-        <w:pStyle w:val="FirstParagraph"/>
-      </w:pPr>
-      <w:r>
-        <w:rPr>
-          <w:b/>
-          <w:bCs/>
-        </w:rPr>
-        <w:t xml:space="preserve">Configuración &gt; Medios de pago</w:t>
-      </w:r>
-      <w:r>
-        <w:t xml:space="preserve"> </w:t>
-      </w:r>
-      <w:r>
-        <w:t xml:space="preserve">gestiona las cuentas de pago del lavadero: para cada cuenta, el método (Nequi, Daviplata o transferencia bancaria), el titular, el número de cuenta, la imagen del QR (solo PNG o JPG), las instrucciones y si está activa. Los clientes ven solo las cuentas activas de los métodos que requieren comprobante; el efectivo no tiene código QR. Un código QR o una cuenta equivocados envían el dinero del lavadero a un tercero, por lo que esta información se debe revisar con cuidado.</w:t>
       </w:r>
     </w:p>
     <w:p>
@@ -7937,7 +8101,7 @@
           <w:b/>
           <w:bCs/>
         </w:rPr>
-        <w:t xml:space="preserve">Configuración &gt; Medios de pago</w:t>
+        <w:t xml:space="preserve">Horarios y bahías &gt; Bahías de lavado</w:t>
       </w:r>
       <w:r>
         <w:t xml:space="preserve">.</w:t>
@@ -7952,7 +8116,49 @@
         </w:numPr>
       </w:pPr>
       <w:r>
-        <w:t xml:space="preserve">Agregar una cuenta o editar una existente: método, titular, número de cuenta, imagen del QR e instrucciones.</w:t>
+        <w:t xml:space="preserve">Para crear una bahía, hacer clic en</w:t>
+      </w:r>
+      <w:r>
+        <w:t xml:space="preserve"> </w:t>
+      </w:r>
+      <w:r>
+        <w:rPr>
+          <w:b/>
+          <w:bCs/>
+        </w:rPr>
+        <w:t xml:space="preserve">Agregar bahía</w:t>
+      </w:r>
+      <w:r>
+        <w:t xml:space="preserve">, escribir el</w:t>
+      </w:r>
+      <w:r>
+        <w:t xml:space="preserve"> </w:t>
+      </w:r>
+      <w:r>
+        <w:rPr>
+          <w:b/>
+          <w:bCs/>
+        </w:rPr>
+        <w:t xml:space="preserve">Nombre de la bahía</w:t>
+      </w:r>
+      <w:r>
+        <w:t xml:space="preserve">, elegir el</w:t>
+      </w:r>
+      <w:r>
+        <w:t xml:space="preserve"> </w:t>
+      </w:r>
+      <w:r>
+        <w:rPr>
+          <w:b/>
+          <w:bCs/>
+        </w:rPr>
+        <w:t xml:space="preserve">Estado</w:t>
+      </w:r>
+      <w:r>
+        <w:t xml:space="preserve"> </w:t>
+      </w:r>
+      <w:r>
+        <w:t xml:space="preserve">y guardar.</w:t>
       </w:r>
     </w:p>
     <w:p>
@@ -7964,7 +8170,20 @@
         </w:numPr>
       </w:pPr>
       <w:r>
-        <w:t xml:space="preserve">Activar o desactivar la cuenta según se acepte o no.</w:t>
+        <w:t xml:space="preserve">Para una reparación, editar la bahía y cambiar su estado a</w:t>
+      </w:r>
+      <w:r>
+        <w:t xml:space="preserve"> </w:t>
+      </w:r>
+      <w:r>
+        <w:rPr>
+          <w:b/>
+          <w:bCs/>
+        </w:rPr>
+        <w:t xml:space="preserve">En mantenimiento</w:t>
+      </w:r>
+      <w:r>
+        <w:t xml:space="preserve">; deja de recibir reservas nuevas.</w:t>
       </w:r>
     </w:p>
     <w:p>
@@ -7976,7 +8195,19 @@
         </w:numPr>
       </w:pPr>
       <w:r>
-        <w:t xml:space="preserve">Desde una cuenta de cliente de prueba, abrir</w:t>
+        <w:t xml:space="preserve">Antes de poner una bahía en mantenimiento o inactiva, revisar las reservas futuras asignadas a ella y reprogramarlas.</w:t>
+      </w:r>
+    </w:p>
+    <w:p>
+      <w:pPr>
+        <w:pStyle w:val="Compact"/>
+        <w:numPr>
+          <w:ilvl w:val="0"/>
+          <w:numId w:val="1031"/>
+        </w:numPr>
+      </w:pPr>
+      <w:r>
+        <w:t xml:space="preserve">Al terminar la reparación, volver el estado a</w:t>
       </w:r>
       <w:r>
         <w:t xml:space="preserve"> </w:t>
@@ -7986,30 +8217,132 @@
           <w:b/>
           <w:bCs/>
         </w:rPr>
-        <w:t xml:space="preserve">Pagar servicio</w:t>
-      </w:r>
-      <w:r>
-        <w:t xml:space="preserve">, escanear el código QR y verificar que el titular que muestra el banco sea el lavadero.</w:t>
+        <w:t xml:space="preserve">Activa</w:t>
+      </w:r>
+      <w:r>
+        <w:t xml:space="preserve">.</w:t>
+      </w:r>
+    </w:p>
+    <w:bookmarkEnd w:id="72"/>
+    <w:bookmarkStart w:id="76" w:name="Xd2eaa8666da42a7c850f3bf8ca56726e58af6c0"/>
+    <w:p>
+      <w:pPr>
+        <w:pStyle w:val="Heading3"/>
+      </w:pPr>
+      <w:r>
+        <w:t xml:space="preserve">11.4 Medios de Pago y Códigos QR</w:t>
       </w:r>
     </w:p>
     <w:p>
       <w:pPr>
         <w:pStyle w:val="FirstParagraph"/>
-      </w:pPr>
-      <w:r>
-        <w:t xml:space="preserve">Las imágenes de los QR y los comprobantes se guardan dentro de la base de datos como imágenes (URL de datos); no hay una carpeta aparte de archivos que respaldar (sección 14.1).</w:t>
-      </w:r>
-    </w:p>
-    <w:p>
-      <w:pPr>
-        <w:pStyle w:val="BodyText"/>
       </w:pPr>
       <w:r>
         <w:rPr>
           <w:b/>
           <w:bCs/>
         </w:rPr>
-        <w:t xml:space="preserve">Figura 6</w:t>
+        <w:t xml:space="preserve">Configuración &gt; Medios de pago</w:t>
+      </w:r>
+      <w:r>
+        <w:t xml:space="preserve"> </w:t>
+      </w:r>
+      <w:r>
+        <w:t xml:space="preserve">gestiona las cuentas de pago del lavadero: para cada cuenta, el método (Nequi, Daviplata o transferencia bancaria), el titular, el número de cuenta, la imagen del QR (solo PNG o JPG), las instrucciones y si está activa. Los clientes ven solo las cuentas activas de los métodos que requieren comprobante; el efectivo no tiene código QR. Un código QR o una cuenta equivocados envían el dinero del lavadero a un tercero, por lo que esta información se debe revisar con cuidado.</w:t>
+      </w:r>
+    </w:p>
+    <w:p>
+      <w:pPr>
+        <w:pStyle w:val="Compact"/>
+        <w:numPr>
+          <w:ilvl w:val="0"/>
+          <w:numId w:val="1032"/>
+        </w:numPr>
+      </w:pPr>
+      <w:r>
+        <w:t xml:space="preserve">Abrir</w:t>
+      </w:r>
+      <w:r>
+        <w:t xml:space="preserve"> </w:t>
+      </w:r>
+      <w:r>
+        <w:rPr>
+          <w:b/>
+          <w:bCs/>
+        </w:rPr>
+        <w:t xml:space="preserve">Configuración &gt; Medios de pago</w:t>
+      </w:r>
+      <w:r>
+        <w:t xml:space="preserve">.</w:t>
+      </w:r>
+    </w:p>
+    <w:p>
+      <w:pPr>
+        <w:pStyle w:val="Compact"/>
+        <w:numPr>
+          <w:ilvl w:val="0"/>
+          <w:numId w:val="1032"/>
+        </w:numPr>
+      </w:pPr>
+      <w:r>
+        <w:t xml:space="preserve">Agregar una cuenta o editar una existente: método, titular, número de cuenta, imagen del QR e instrucciones.</w:t>
+      </w:r>
+    </w:p>
+    <w:p>
+      <w:pPr>
+        <w:pStyle w:val="Compact"/>
+        <w:numPr>
+          <w:ilvl w:val="0"/>
+          <w:numId w:val="1032"/>
+        </w:numPr>
+      </w:pPr>
+      <w:r>
+        <w:t xml:space="preserve">Activar o desactivar la cuenta según se acepte o no.</w:t>
+      </w:r>
+    </w:p>
+    <w:p>
+      <w:pPr>
+        <w:pStyle w:val="Compact"/>
+        <w:numPr>
+          <w:ilvl w:val="0"/>
+          <w:numId w:val="1032"/>
+        </w:numPr>
+      </w:pPr>
+      <w:r>
+        <w:t xml:space="preserve">Desde una cuenta de cliente de prueba, abrir</w:t>
+      </w:r>
+      <w:r>
+        <w:t xml:space="preserve"> </w:t>
+      </w:r>
+      <w:r>
+        <w:rPr>
+          <w:b/>
+          <w:bCs/>
+        </w:rPr>
+        <w:t xml:space="preserve">Pagar servicio</w:t>
+      </w:r>
+      <w:r>
+        <w:t xml:space="preserve">, escanear el código QR y verificar que el titular que muestra el banco sea el lavadero.</w:t>
+      </w:r>
+    </w:p>
+    <w:p>
+      <w:pPr>
+        <w:pStyle w:val="FirstParagraph"/>
+      </w:pPr>
+      <w:r>
+        <w:t xml:space="preserve">Las imágenes de los QR y los comprobantes se guardan dentro de la base de datos como imágenes (URL de datos); no hay una carpeta aparte de archivos que respaldar (sección 14.1).</w:t>
+      </w:r>
+    </w:p>
+    <w:p>
+      <w:pPr>
+        <w:pStyle w:val="BodyText"/>
+      </w:pPr>
+      <w:r>
+        <w:rPr>
+          <w:b/>
+          <w:bCs/>
+        </w:rPr>
+        <w:t xml:space="preserve">Figura 7</w:t>
       </w:r>
     </w:p>
     <w:p>
@@ -8033,18 +8366,18 @@
           <wp:inline>
             <wp:extent cx="5334000" cy="4431983"/>
             <wp:effectExtent b="0" l="0" r="0" t="0"/>
-            <wp:docPr descr="Configuración de los Medios de Pago" title="" id="71" name="Picture"/>
+            <wp:docPr descr="Configuración de los Medios de Pago" title="" id="74" name="Picture"/>
             <a:graphic>
               <a:graphicData uri="http://schemas.openxmlformats.org/drawingml/2006/picture">
                 <pic:pic>
                   <pic:nvPicPr>
-                    <pic:cNvPr descr="capturas/administrador-06-configuracion-de-los-medios-de-pago.jpg" id="72" name="Picture"/>
+                    <pic:cNvPr descr="capturas/administrador-06-configuracion-de-los-medios-de-pago.jpg" id="75" name="Picture"/>
                     <pic:cNvPicPr>
                       <a:picLocks noChangeArrowheads="1" noChangeAspect="1"/>
                     </pic:cNvPicPr>
                   </pic:nvPicPr>
                   <pic:blipFill>
-                    <a:blip r:embed="rId70"/>
+                    <a:blip r:embed="rId73"/>
                     <a:stretch>
                       <a:fillRect/>
                     </a:stretch>
@@ -8089,8 +8422,8 @@
         <w:t xml:space="preserve">Usar una cuenta y un código QR de prueba.</w:t>
       </w:r>
     </w:p>
-    <w:bookmarkEnd w:id="73"/>
-    <w:bookmarkStart w:id="74" w:name="Xd074204578fd4a9bce750b17ac714d8bbd5656a"/>
+    <w:bookmarkEnd w:id="76"/>
+    <w:bookmarkStart w:id="77" w:name="Xd074204578fd4a9bce750b17ac714d8bbd5656a"/>
     <w:p>
       <w:pPr>
         <w:pStyle w:val="Heading3"/>
@@ -8456,8 +8789,8 @@
         <w:t xml:space="preserve">Elaborado por los autores a partir del archivo de configuración del servicio de seguridad y de ADR-006.</w:t>
       </w:r>
     </w:p>
-    <w:bookmarkEnd w:id="74"/>
-    <w:bookmarkStart w:id="75" w:name="X3bb16322b78c97720e22f3bede0a93c4823e506"/>
+    <w:bookmarkEnd w:id="77"/>
+    <w:bookmarkStart w:id="78" w:name="X3bb16322b78c97720e22f3bede0a93c4823e506"/>
     <w:p>
       <w:pPr>
         <w:pStyle w:val="Heading3"/>
@@ -8666,9 +8999,9 @@
         <w:t xml:space="preserve">crea cuentas de demostración). Sus valores y el procedimiento de cambio se describen en el Manual de Instalación.</w:t>
       </w:r>
     </w:p>
-    <w:bookmarkEnd w:id="75"/>
-    <w:bookmarkEnd w:id="76"/>
-    <w:bookmarkStart w:id="97" w:name="Xe8f769c9804e6cd073392a324027605263e5e76"/>
+    <w:bookmarkEnd w:id="78"/>
+    <w:bookmarkEnd w:id="79"/>
+    <w:bookmarkStart w:id="100" w:name="Xe8f769c9804e6cd073392a324027605263e5e76"/>
     <w:p>
       <w:pPr>
         <w:pStyle w:val="Heading2"/>
@@ -8677,7 +9010,7 @@
         <w:t xml:space="preserve">12. Gestión de la Información Principal</w:t>
       </w:r>
     </w:p>
-    <w:bookmarkStart w:id="80" w:name="X1b155b7f6c824536aed275c0e791bd156ceab29"/>
+    <w:bookmarkStart w:id="83" w:name="X1b155b7f6c824536aed275c0e791bd156ceab29"/>
     <w:p>
       <w:pPr>
         <w:pStyle w:val="Heading3"/>
@@ -8732,7 +9065,7 @@
         <w:pStyle w:val="Compact"/>
         <w:numPr>
           <w:ilvl w:val="0"/>
-          <w:numId w:val="1032"/>
+          <w:numId w:val="1033"/>
         </w:numPr>
       </w:pPr>
       <w:r>
@@ -8831,7 +9164,7 @@
         <w:pStyle w:val="Compact"/>
         <w:numPr>
           <w:ilvl w:val="0"/>
-          <w:numId w:val="1032"/>
+          <w:numId w:val="1033"/>
         </w:numPr>
       </w:pPr>
       <w:r>
@@ -8856,7 +9189,7 @@
         <w:pStyle w:val="Compact"/>
         <w:numPr>
           <w:ilvl w:val="0"/>
-          <w:numId w:val="1032"/>
+          <w:numId w:val="1033"/>
         </w:numPr>
       </w:pPr>
       <w:r>
@@ -8881,7 +9214,7 @@
         <w:pStyle w:val="Compact"/>
         <w:numPr>
           <w:ilvl w:val="0"/>
-          <w:numId w:val="1032"/>
+          <w:numId w:val="1033"/>
         </w:numPr>
       </w:pPr>
       <w:r>
@@ -8941,7 +9274,7 @@
         <w:pStyle w:val="Compact"/>
         <w:numPr>
           <w:ilvl w:val="0"/>
-          <w:numId w:val="1032"/>
+          <w:numId w:val="1033"/>
         </w:numPr>
       </w:pPr>
       <w:r>
@@ -9011,7 +9344,7 @@
         <w:pStyle w:val="Compact"/>
         <w:numPr>
           <w:ilvl w:val="0"/>
-          <w:numId w:val="1032"/>
+          <w:numId w:val="1033"/>
         </w:numPr>
       </w:pPr>
       <w:r>
@@ -9023,7 +9356,7 @@
         <w:pStyle w:val="Compact"/>
         <w:numPr>
           <w:ilvl w:val="0"/>
-          <w:numId w:val="1032"/>
+          <w:numId w:val="1033"/>
         </w:numPr>
       </w:pPr>
       <w:r>
@@ -9047,7 +9380,7 @@
           <w:b/>
           <w:bCs/>
         </w:rPr>
-        <w:t xml:space="preserve">Figura 7</w:t>
+        <w:t xml:space="preserve">Figura 8</w:t>
       </w:r>
     </w:p>
     <w:p>
@@ -9071,18 +9404,18 @@
           <wp:inline>
             <wp:extent cx="5334000" cy="3201961"/>
             <wp:effectExtent b="0" l="0" r="0" t="0"/>
-            <wp:docPr descr="Detalle del Operario con Disponibilidad y Ausencias" title="" id="78" name="Picture"/>
+            <wp:docPr descr="Detalle del Operario con Disponibilidad y Ausencias" title="" id="81" name="Picture"/>
             <a:graphic>
               <a:graphicData uri="http://schemas.openxmlformats.org/drawingml/2006/picture">
                 <pic:pic>
                   <pic:nvPicPr>
-                    <pic:cNvPr descr="capturas/administrador-07-detalle-del-operario-con-disponibilidad-y-ausenc.jpg" id="79" name="Picture"/>
+                    <pic:cNvPr descr="capturas/administrador-07-detalle-del-operario-con-disponibilidad-y-ausenc.jpg" id="82" name="Picture"/>
                     <pic:cNvPicPr>
                       <a:picLocks noChangeArrowheads="1" noChangeAspect="1"/>
                     </pic:cNvPicPr>
                   </pic:nvPicPr>
                   <pic:blipFill>
-                    <a:blip r:embed="rId77"/>
+                    <a:blip r:embed="rId80"/>
                     <a:stretch>
                       <a:fillRect/>
                     </a:stretch>
@@ -9109,8 +9442,8 @@
         </w:drawing>
       </w:r>
     </w:p>
-    <w:bookmarkEnd w:id="80"/>
-    <w:bookmarkStart w:id="81" w:name="X552d2459461a858b1582d350d4c1f6fe947ad6c"/>
+    <w:bookmarkEnd w:id="83"/>
+    <w:bookmarkStart w:id="84" w:name="X552d2459461a858b1582d350d4c1f6fe947ad6c"/>
     <w:p>
       <w:pPr>
         <w:pStyle w:val="Heading3"/>
@@ -9125,361 +9458,6 @@
       </w:pPr>
       <w:r>
         <w:t xml:space="preserve">El catálogo se organiza en categorías (lavado, polichado, detallado, interior y paquetes), servicios y precios. Cada precio corresponde a un servicio y un tipo de vehículo, con un valor y una duración estimada. Los precios son inmutables: cuando un precio cambia, el sistema cierra el precio vigente y crea uno nuevo, de modo que las reservas existentes conservan el precio con el que se hicieron.</w:t>
-      </w:r>
-    </w:p>
-    <w:p>
-      <w:pPr>
-        <w:pStyle w:val="Compact"/>
-        <w:numPr>
-          <w:ilvl w:val="0"/>
-          <w:numId w:val="1033"/>
-        </w:numPr>
-      </w:pPr>
-      <w:r>
-        <w:t xml:space="preserve">Abrir</w:t>
-      </w:r>
-      <w:r>
-        <w:t xml:space="preserve"> </w:t>
-      </w:r>
-      <w:r>
-        <w:rPr>
-          <w:b/>
-          <w:bCs/>
-        </w:rPr>
-        <w:t xml:space="preserve">Gestión &gt; Servicios</w:t>
-      </w:r>
-      <w:r>
-        <w:t xml:space="preserve">.</w:t>
-      </w:r>
-    </w:p>
-    <w:p>
-      <w:pPr>
-        <w:pStyle w:val="Compact"/>
-        <w:numPr>
-          <w:ilvl w:val="0"/>
-          <w:numId w:val="1033"/>
-        </w:numPr>
-      </w:pPr>
-      <w:r>
-        <w:t xml:space="preserve">Hacer clic en</w:t>
-      </w:r>
-      <w:r>
-        <w:t xml:space="preserve"> </w:t>
-      </w:r>
-      <w:r>
-        <w:rPr>
-          <w:b/>
-          <w:bCs/>
-        </w:rPr>
-        <w:t xml:space="preserve">Agregar servicio</w:t>
-      </w:r>
-      <w:r>
-        <w:t xml:space="preserve"> </w:t>
-      </w:r>
-      <w:r>
-        <w:t xml:space="preserve">o editar un servicio existente.</w:t>
-      </w:r>
-    </w:p>
-    <w:p>
-      <w:pPr>
-        <w:pStyle w:val="Compact"/>
-        <w:numPr>
-          <w:ilvl w:val="0"/>
-          <w:numId w:val="1033"/>
-        </w:numPr>
-      </w:pPr>
-      <w:r>
-        <w:t xml:space="preserve">Escribir el</w:t>
-      </w:r>
-      <w:r>
-        <w:t xml:space="preserve"> </w:t>
-      </w:r>
-      <w:r>
-        <w:rPr>
-          <w:b/>
-          <w:bCs/>
-        </w:rPr>
-        <w:t xml:space="preserve">Nombre del Servicio</w:t>
-      </w:r>
-      <w:r>
-        <w:t xml:space="preserve">, la</w:t>
-      </w:r>
-      <w:r>
-        <w:t xml:space="preserve"> </w:t>
-      </w:r>
-      <w:r>
-        <w:rPr>
-          <w:b/>
-          <w:bCs/>
-        </w:rPr>
-        <w:t xml:space="preserve">Descripción</w:t>
-      </w:r>
-      <w:r>
-        <w:t xml:space="preserve"> </w:t>
-      </w:r>
-      <w:r>
-        <w:t xml:space="preserve">y la</w:t>
-      </w:r>
-      <w:r>
-        <w:t xml:space="preserve"> </w:t>
-      </w:r>
-      <w:r>
-        <w:rPr>
-          <w:b/>
-          <w:bCs/>
-        </w:rPr>
-        <w:t xml:space="preserve">Categoría</w:t>
-      </w:r>
-      <w:r>
-        <w:t xml:space="preserve">.</w:t>
-      </w:r>
-    </w:p>
-    <w:p>
-      <w:pPr>
-        <w:pStyle w:val="Compact"/>
-        <w:numPr>
-          <w:ilvl w:val="0"/>
-          <w:numId w:val="1033"/>
-        </w:numPr>
-      </w:pPr>
-      <w:r>
-        <w:t xml:space="preserve">En</w:t>
-      </w:r>
-      <w:r>
-        <w:t xml:space="preserve"> </w:t>
-      </w:r>
-      <w:r>
-        <w:rPr>
-          <w:b/>
-          <w:bCs/>
-        </w:rPr>
-        <w:t xml:space="preserve">Precio y duración por tipo de vehículo</w:t>
-      </w:r>
-      <w:r>
-        <w:t xml:space="preserve">, definir el precio en pesos colombianos (COP) y la duración estimada para cada tipo de vehículo (automóvil, sedán, SUV, pickup, camión y motocicleta).</w:t>
-      </w:r>
-    </w:p>
-    <w:p>
-      <w:pPr>
-        <w:pStyle w:val="Compact"/>
-        <w:numPr>
-          <w:ilvl w:val="0"/>
-          <w:numId w:val="1033"/>
-        </w:numPr>
-      </w:pPr>
-      <w:r>
-        <w:t xml:space="preserve">En</w:t>
-      </w:r>
-      <w:r>
-        <w:t xml:space="preserve"> </w:t>
-      </w:r>
-      <w:r>
-        <w:rPr>
-          <w:b/>
-          <w:bCs/>
-        </w:rPr>
-        <w:t xml:space="preserve">Puntos de fidelización</w:t>
-      </w:r>
-      <w:r>
-        <w:t xml:space="preserve">, escribir los puntos que gana el cliente cuando se aprueba el pago de este servicio (número entero; 0 = no suma puntos). La tabla de servicios los muestra en la columna</w:t>
-      </w:r>
-      <w:r>
-        <w:t xml:space="preserve"> </w:t>
-      </w:r>
-      <w:r>
-        <w:rPr>
-          <w:b/>
-          <w:bCs/>
-        </w:rPr>
-        <w:t xml:space="preserve">Puntos</w:t>
-      </w:r>
-      <w:r>
-        <w:t xml:space="preserve">.</w:t>
-      </w:r>
-    </w:p>
-    <w:p>
-      <w:pPr>
-        <w:pStyle w:val="Compact"/>
-        <w:numPr>
-          <w:ilvl w:val="0"/>
-          <w:numId w:val="1033"/>
-        </w:numPr>
-      </w:pPr>
-      <w:r>
-        <w:t xml:space="preserve">Hacer clic en</w:t>
-      </w:r>
-      <w:r>
-        <w:t xml:space="preserve"> </w:t>
-      </w:r>
-      <w:r>
-        <w:rPr>
-          <w:b/>
-          <w:bCs/>
-        </w:rPr>
-        <w:t xml:space="preserve">Guardar Servicio</w:t>
-      </w:r>
-      <w:r>
-        <w:t xml:space="preserve">.</w:t>
-      </w:r>
-    </w:p>
-    <w:p>
-      <w:pPr>
-        <w:pStyle w:val="Compact"/>
-        <w:numPr>
-          <w:ilvl w:val="0"/>
-          <w:numId w:val="1033"/>
-        </w:numPr>
-      </w:pPr>
-      <w:r>
-        <w:t xml:space="preserve">Para dejar de ofrecer un servicio, desactivarlo (deja de estar disponible para reservar); las reservas existentes no se alteran.</w:t>
-      </w:r>
-    </w:p>
-    <w:p>
-      <w:pPr>
-        <w:pStyle w:val="Compact"/>
-        <w:numPr>
-          <w:ilvl w:val="0"/>
-          <w:numId w:val="1033"/>
-        </w:numPr>
-      </w:pPr>
-      <w:r>
-        <w:t xml:space="preserve">Verificar en la pantalla de reserva del cliente que el precio, la duración y los puntos mostrados sean los nuevos.</w:t>
-      </w:r>
-    </w:p>
-    <w:p>
-      <w:pPr>
-        <w:pStyle w:val="FirstParagraph"/>
-      </w:pPr>
-      <w:r>
-        <w:t xml:space="preserve">Cada línea de reserva conserva los puntos del servicio en el momento de reservar, igual que el precio.</w:t>
-      </w:r>
-    </w:p>
-    <w:bookmarkEnd w:id="81"/>
-    <w:bookmarkStart w:id="85" w:name="X9c6be9d90f6ef0742b0c182b7696ebac50138fd"/>
-    <w:p>
-      <w:pPr>
-        <w:pStyle w:val="Heading3"/>
-      </w:pPr>
-      <w:r>
-        <w:t xml:space="preserve">12.3 Reservas</w:t>
-      </w:r>
-    </w:p>
-    <w:p>
-      <w:pPr>
-        <w:pStyle w:val="FirstParagraph"/>
-      </w:pPr>
-      <w:r>
-        <w:t xml:space="preserve">La pantalla</w:t>
-      </w:r>
-      <w:r>
-        <w:t xml:space="preserve"> </w:t>
-      </w:r>
-      <w:r>
-        <w:rPr>
-          <w:b/>
-          <w:bCs/>
-        </w:rPr>
-        <w:t xml:space="preserve">Reservas</w:t>
-      </w:r>
-      <w:r>
-        <w:t xml:space="preserve"> </w:t>
-      </w:r>
-      <w:r>
-        <w:t xml:space="preserve">(ruta</w:t>
-      </w:r>
-      <w:r>
-        <w:t xml:space="preserve"> </w:t>
-      </w:r>
-      <w:r>
-        <w:rPr>
-          <w:i/>
-          <w:iCs/>
-        </w:rPr>
-        <w:t xml:space="preserve">/admin/reservations</w:t>
-      </w:r>
-      <w:r>
-        <w:t xml:space="preserve">) lista las reservas con</w:t>
-      </w:r>
-      <w:r>
-        <w:t xml:space="preserve"> </w:t>
-      </w:r>
-      <w:r>
-        <w:rPr>
-          <w:b/>
-          <w:bCs/>
-        </w:rPr>
-        <w:t xml:space="preserve">Cliente</w:t>
-      </w:r>
-      <w:r>
-        <w:t xml:space="preserve">,</w:t>
-      </w:r>
-      <w:r>
-        <w:t xml:space="preserve"> </w:t>
-      </w:r>
-      <w:r>
-        <w:rPr>
-          <w:b/>
-          <w:bCs/>
-        </w:rPr>
-        <w:t xml:space="preserve">Vehículo y placa</w:t>
-      </w:r>
-      <w:r>
-        <w:t xml:space="preserve">,</w:t>
-      </w:r>
-      <w:r>
-        <w:t xml:space="preserve"> </w:t>
-      </w:r>
-      <w:r>
-        <w:rPr>
-          <w:b/>
-          <w:bCs/>
-        </w:rPr>
-        <w:t xml:space="preserve">Servicio</w:t>
-      </w:r>
-      <w:r>
-        <w:t xml:space="preserve">,</w:t>
-      </w:r>
-      <w:r>
-        <w:t xml:space="preserve"> </w:t>
-      </w:r>
-      <w:r>
-        <w:rPr>
-          <w:b/>
-          <w:bCs/>
-        </w:rPr>
-        <w:t xml:space="preserve">Fecha / hora</w:t>
-      </w:r>
-      <w:r>
-        <w:t xml:space="preserve">,</w:t>
-      </w:r>
-      <w:r>
-        <w:t xml:space="preserve"> </w:t>
-      </w:r>
-      <w:r>
-        <w:rPr>
-          <w:b/>
-          <w:bCs/>
-        </w:rPr>
-        <w:t xml:space="preserve">Operario asignado</w:t>
-      </w:r>
-      <w:r>
-        <w:t xml:space="preserve"> </w:t>
-      </w:r>
-      <w:r>
-        <w:t xml:space="preserve">y</w:t>
-      </w:r>
-      <w:r>
-        <w:t xml:space="preserve"> </w:t>
-      </w:r>
-      <w:r>
-        <w:rPr>
-          <w:b/>
-          <w:bCs/>
-        </w:rPr>
-        <w:t xml:space="preserve">Estado</w:t>
-      </w:r>
-      <w:r>
-        <w:t xml:space="preserve">, junto con los indicadores del día (total, confirmadas o en curso, en espera de operario, que requieren atención, y canceladas o reprogramadas).</w:t>
       </w:r>
     </w:p>
     <w:p>
@@ -9491,33 +9469,20 @@
         </w:numPr>
       </w:pPr>
       <w:r>
-        <w:t xml:space="preserve">Usar la búsqueda por cliente o placa, la fecha (</w:t>
+        <w:t xml:space="preserve">Abrir</w:t>
+      </w:r>
+      <w:r>
+        <w:t xml:space="preserve"> </w:t>
       </w:r>
       <w:r>
         <w:rPr>
           <w:b/>
           <w:bCs/>
         </w:rPr>
-        <w:t xml:space="preserve">Hoy</w:t>
-      </w:r>
-      <w:r>
-        <w:t xml:space="preserve">) y los filtros de estado y operario;</w:t>
-      </w:r>
-      <w:r>
-        <w:t xml:space="preserve"> </w:t>
-      </w:r>
-      <w:r>
-        <w:rPr>
-          <w:b/>
-          <w:bCs/>
-        </w:rPr>
-        <w:t xml:space="preserve">Limpiar</w:t>
-      </w:r>
-      <w:r>
-        <w:t xml:space="preserve"> </w:t>
-      </w:r>
-      <w:r>
-        <w:t xml:space="preserve">los quita.</w:t>
+        <w:t xml:space="preserve">Gestión &gt; Servicios</w:t>
+      </w:r>
+      <w:r>
+        <w:t xml:space="preserve">.</w:t>
       </w:r>
     </w:p>
     <w:p>
@@ -9529,7 +9494,7 @@
         </w:numPr>
       </w:pPr>
       <w:r>
-        <w:t xml:space="preserve">Para crear una reserva a nombre de un cliente, hacer clic en</w:t>
+        <w:t xml:space="preserve">Hacer clic en</w:t>
       </w:r>
       <w:r>
         <w:t xml:space="preserve"> </w:t>
@@ -9539,10 +9504,13 @@
           <w:b/>
           <w:bCs/>
         </w:rPr>
-        <w:t xml:space="preserve">Nueva Reserva</w:t>
-      </w:r>
-      <w:r>
-        <w:t xml:space="preserve">, buscar el vehículo por placa, elegir los servicios, la fecha y una hora libre, y confirmar.</w:t>
+        <w:t xml:space="preserve">Agregar servicio</w:t>
+      </w:r>
+      <w:r>
+        <w:t xml:space="preserve"> </w:t>
+      </w:r>
+      <w:r>
+        <w:t xml:space="preserve">o editar un servicio existente.</w:t>
       </w:r>
     </w:p>
     <w:p>
@@ -9554,7 +9522,7 @@
         </w:numPr>
       </w:pPr>
       <w:r>
-        <w:t xml:space="preserve">Abrir una reserva para ver su detalle. Desde allí el administrador puede reprogramarla (otra fecha u hora libre), cambiar su estado (confirmar, iniciar, completar, marcar como</w:t>
+        <w:t xml:space="preserve">Escribir el</w:t>
       </w:r>
       <w:r>
         <w:t xml:space="preserve"> </w:t>
@@ -9564,10 +9532,10 @@
           <w:b/>
           <w:bCs/>
         </w:rPr>
-        <w:t xml:space="preserve">No asistió</w:t>
-      </w:r>
-      <w:r>
-        <w:t xml:space="preserve">) o cancelarla eligiendo un</w:t>
+        <w:t xml:space="preserve">Nombre del Servicio</w:t>
+      </w:r>
+      <w:r>
+        <w:t xml:space="preserve">, la</w:t>
       </w:r>
       <w:r>
         <w:t xml:space="preserve"> </w:t>
@@ -9577,10 +9545,26 @@
           <w:b/>
           <w:bCs/>
         </w:rPr>
-        <w:t xml:space="preserve">Motivo de cancelación</w:t>
-      </w:r>
-      <w:r>
-        <w:t xml:space="preserve">. Cada cambio pide confirmación.</w:t>
+        <w:t xml:space="preserve">Descripción</w:t>
+      </w:r>
+      <w:r>
+        <w:t xml:space="preserve"> </w:t>
+      </w:r>
+      <w:r>
+        <w:t xml:space="preserve">y la</w:t>
+      </w:r>
+      <w:r>
+        <w:t xml:space="preserve"> </w:t>
+      </w:r>
+      <w:r>
+        <w:rPr>
+          <w:b/>
+          <w:bCs/>
+        </w:rPr>
+        <w:t xml:space="preserve">Categoría</w:t>
+      </w:r>
+      <w:r>
+        <w:t xml:space="preserve">.</w:t>
       </w:r>
     </w:p>
     <w:p>
@@ -9589,6 +9573,355 @@
         <w:numPr>
           <w:ilvl w:val="0"/>
           <w:numId w:val="1034"/>
+        </w:numPr>
+      </w:pPr>
+      <w:r>
+        <w:t xml:space="preserve">En</w:t>
+      </w:r>
+      <w:r>
+        <w:t xml:space="preserve"> </w:t>
+      </w:r>
+      <w:r>
+        <w:rPr>
+          <w:b/>
+          <w:bCs/>
+        </w:rPr>
+        <w:t xml:space="preserve">Precio y duración por tipo de vehículo</w:t>
+      </w:r>
+      <w:r>
+        <w:t xml:space="preserve">, definir el precio en pesos colombianos (COP) y la duración estimada para cada tipo de vehículo (automóvil, sedán, SUV, pickup, camión y motocicleta).</w:t>
+      </w:r>
+    </w:p>
+    <w:p>
+      <w:pPr>
+        <w:pStyle w:val="Compact"/>
+        <w:numPr>
+          <w:ilvl w:val="0"/>
+          <w:numId w:val="1034"/>
+        </w:numPr>
+      </w:pPr>
+      <w:r>
+        <w:t xml:space="preserve">En</w:t>
+      </w:r>
+      <w:r>
+        <w:t xml:space="preserve"> </w:t>
+      </w:r>
+      <w:r>
+        <w:rPr>
+          <w:b/>
+          <w:bCs/>
+        </w:rPr>
+        <w:t xml:space="preserve">Puntos de fidelización</w:t>
+      </w:r>
+      <w:r>
+        <w:t xml:space="preserve">, escribir los puntos que gana el cliente cuando se aprueba el pago de este servicio (número entero; 0 = no suma puntos). La tabla de servicios los muestra en la columna</w:t>
+      </w:r>
+      <w:r>
+        <w:t xml:space="preserve"> </w:t>
+      </w:r>
+      <w:r>
+        <w:rPr>
+          <w:b/>
+          <w:bCs/>
+        </w:rPr>
+        <w:t xml:space="preserve">Puntos</w:t>
+      </w:r>
+      <w:r>
+        <w:t xml:space="preserve">.</w:t>
+      </w:r>
+    </w:p>
+    <w:p>
+      <w:pPr>
+        <w:pStyle w:val="Compact"/>
+        <w:numPr>
+          <w:ilvl w:val="0"/>
+          <w:numId w:val="1034"/>
+        </w:numPr>
+      </w:pPr>
+      <w:r>
+        <w:t xml:space="preserve">Hacer clic en</w:t>
+      </w:r>
+      <w:r>
+        <w:t xml:space="preserve"> </w:t>
+      </w:r>
+      <w:r>
+        <w:rPr>
+          <w:b/>
+          <w:bCs/>
+        </w:rPr>
+        <w:t xml:space="preserve">Guardar Servicio</w:t>
+      </w:r>
+      <w:r>
+        <w:t xml:space="preserve">.</w:t>
+      </w:r>
+    </w:p>
+    <w:p>
+      <w:pPr>
+        <w:pStyle w:val="Compact"/>
+        <w:numPr>
+          <w:ilvl w:val="0"/>
+          <w:numId w:val="1034"/>
+        </w:numPr>
+      </w:pPr>
+      <w:r>
+        <w:t xml:space="preserve">Para dejar de ofrecer un servicio, desactivarlo (deja de estar disponible para reservar); las reservas existentes no se alteran.</w:t>
+      </w:r>
+    </w:p>
+    <w:p>
+      <w:pPr>
+        <w:pStyle w:val="Compact"/>
+        <w:numPr>
+          <w:ilvl w:val="0"/>
+          <w:numId w:val="1034"/>
+        </w:numPr>
+      </w:pPr>
+      <w:r>
+        <w:t xml:space="preserve">Verificar en la pantalla de reserva del cliente que el precio, la duración y los puntos mostrados sean los nuevos.</w:t>
+      </w:r>
+    </w:p>
+    <w:p>
+      <w:pPr>
+        <w:pStyle w:val="FirstParagraph"/>
+      </w:pPr>
+      <w:r>
+        <w:t xml:space="preserve">Cada línea de reserva conserva los puntos del servicio en el momento de reservar, igual que el precio.</w:t>
+      </w:r>
+    </w:p>
+    <w:bookmarkEnd w:id="84"/>
+    <w:bookmarkStart w:id="88" w:name="X9c6be9d90f6ef0742b0c182b7696ebac50138fd"/>
+    <w:p>
+      <w:pPr>
+        <w:pStyle w:val="Heading3"/>
+      </w:pPr>
+      <w:r>
+        <w:t xml:space="preserve">12.3 Reservas</w:t>
+      </w:r>
+    </w:p>
+    <w:p>
+      <w:pPr>
+        <w:pStyle w:val="FirstParagraph"/>
+      </w:pPr>
+      <w:r>
+        <w:t xml:space="preserve">La pantalla</w:t>
+      </w:r>
+      <w:r>
+        <w:t xml:space="preserve"> </w:t>
+      </w:r>
+      <w:r>
+        <w:rPr>
+          <w:b/>
+          <w:bCs/>
+        </w:rPr>
+        <w:t xml:space="preserve">Reservas</w:t>
+      </w:r>
+      <w:r>
+        <w:t xml:space="preserve"> </w:t>
+      </w:r>
+      <w:r>
+        <w:t xml:space="preserve">(ruta</w:t>
+      </w:r>
+      <w:r>
+        <w:t xml:space="preserve"> </w:t>
+      </w:r>
+      <w:r>
+        <w:rPr>
+          <w:i/>
+          <w:iCs/>
+        </w:rPr>
+        <w:t xml:space="preserve">/admin/reservations</w:t>
+      </w:r>
+      <w:r>
+        <w:t xml:space="preserve">) lista las reservas con</w:t>
+      </w:r>
+      <w:r>
+        <w:t xml:space="preserve"> </w:t>
+      </w:r>
+      <w:r>
+        <w:rPr>
+          <w:b/>
+          <w:bCs/>
+        </w:rPr>
+        <w:t xml:space="preserve">Cliente</w:t>
+      </w:r>
+      <w:r>
+        <w:t xml:space="preserve">,</w:t>
+      </w:r>
+      <w:r>
+        <w:t xml:space="preserve"> </w:t>
+      </w:r>
+      <w:r>
+        <w:rPr>
+          <w:b/>
+          <w:bCs/>
+        </w:rPr>
+        <w:t xml:space="preserve">Vehículo y placa</w:t>
+      </w:r>
+      <w:r>
+        <w:t xml:space="preserve">,</w:t>
+      </w:r>
+      <w:r>
+        <w:t xml:space="preserve"> </w:t>
+      </w:r>
+      <w:r>
+        <w:rPr>
+          <w:b/>
+          <w:bCs/>
+        </w:rPr>
+        <w:t xml:space="preserve">Servicio</w:t>
+      </w:r>
+      <w:r>
+        <w:t xml:space="preserve">,</w:t>
+      </w:r>
+      <w:r>
+        <w:t xml:space="preserve"> </w:t>
+      </w:r>
+      <w:r>
+        <w:rPr>
+          <w:b/>
+          <w:bCs/>
+        </w:rPr>
+        <w:t xml:space="preserve">Fecha / hora</w:t>
+      </w:r>
+      <w:r>
+        <w:t xml:space="preserve">,</w:t>
+      </w:r>
+      <w:r>
+        <w:t xml:space="preserve"> </w:t>
+      </w:r>
+      <w:r>
+        <w:rPr>
+          <w:b/>
+          <w:bCs/>
+        </w:rPr>
+        <w:t xml:space="preserve">Operario asignado</w:t>
+      </w:r>
+      <w:r>
+        <w:t xml:space="preserve"> </w:t>
+      </w:r>
+      <w:r>
+        <w:t xml:space="preserve">y</w:t>
+      </w:r>
+      <w:r>
+        <w:t xml:space="preserve"> </w:t>
+      </w:r>
+      <w:r>
+        <w:rPr>
+          <w:b/>
+          <w:bCs/>
+        </w:rPr>
+        <w:t xml:space="preserve">Estado</w:t>
+      </w:r>
+      <w:r>
+        <w:t xml:space="preserve">, junto con los indicadores del día (total, confirmadas o en curso, en espera de operario, que requieren atención, y canceladas o reprogramadas).</w:t>
+      </w:r>
+    </w:p>
+    <w:p>
+      <w:pPr>
+        <w:pStyle w:val="Compact"/>
+        <w:numPr>
+          <w:ilvl w:val="0"/>
+          <w:numId w:val="1035"/>
+        </w:numPr>
+      </w:pPr>
+      <w:r>
+        <w:t xml:space="preserve">Usar la búsqueda por cliente o placa, la fecha (</w:t>
+      </w:r>
+      <w:r>
+        <w:rPr>
+          <w:b/>
+          <w:bCs/>
+        </w:rPr>
+        <w:t xml:space="preserve">Hoy</w:t>
+      </w:r>
+      <w:r>
+        <w:t xml:space="preserve">) y los filtros de estado y operario;</w:t>
+      </w:r>
+      <w:r>
+        <w:t xml:space="preserve"> </w:t>
+      </w:r>
+      <w:r>
+        <w:rPr>
+          <w:b/>
+          <w:bCs/>
+        </w:rPr>
+        <w:t xml:space="preserve">Limpiar</w:t>
+      </w:r>
+      <w:r>
+        <w:t xml:space="preserve"> </w:t>
+      </w:r>
+      <w:r>
+        <w:t xml:space="preserve">los quita.</w:t>
+      </w:r>
+    </w:p>
+    <w:p>
+      <w:pPr>
+        <w:pStyle w:val="Compact"/>
+        <w:numPr>
+          <w:ilvl w:val="0"/>
+          <w:numId w:val="1035"/>
+        </w:numPr>
+      </w:pPr>
+      <w:r>
+        <w:t xml:space="preserve">Para crear una reserva a nombre de un cliente, hacer clic en</w:t>
+      </w:r>
+      <w:r>
+        <w:t xml:space="preserve"> </w:t>
+      </w:r>
+      <w:r>
+        <w:rPr>
+          <w:b/>
+          <w:bCs/>
+        </w:rPr>
+        <w:t xml:space="preserve">Nueva Reserva</w:t>
+      </w:r>
+      <w:r>
+        <w:t xml:space="preserve">, buscar el vehículo por placa, elegir los servicios, la fecha y una hora libre, y confirmar.</w:t>
+      </w:r>
+    </w:p>
+    <w:p>
+      <w:pPr>
+        <w:pStyle w:val="Compact"/>
+        <w:numPr>
+          <w:ilvl w:val="0"/>
+          <w:numId w:val="1035"/>
+        </w:numPr>
+      </w:pPr>
+      <w:r>
+        <w:t xml:space="preserve">Abrir una reserva para ver su detalle. Desde allí el administrador puede reprogramarla (otra fecha u hora libre), cambiar su estado (confirmar, iniciar, completar, marcar como</w:t>
+      </w:r>
+      <w:r>
+        <w:t xml:space="preserve"> </w:t>
+      </w:r>
+      <w:r>
+        <w:rPr>
+          <w:b/>
+          <w:bCs/>
+        </w:rPr>
+        <w:t xml:space="preserve">No asistió</w:t>
+      </w:r>
+      <w:r>
+        <w:t xml:space="preserve">) o cancelarla eligiendo un</w:t>
+      </w:r>
+      <w:r>
+        <w:t xml:space="preserve"> </w:t>
+      </w:r>
+      <w:r>
+        <w:rPr>
+          <w:b/>
+          <w:bCs/>
+        </w:rPr>
+        <w:t xml:space="preserve">Motivo de cancelación</w:t>
+      </w:r>
+      <w:r>
+        <w:t xml:space="preserve">. Cada cambio pide confirmación.</w:t>
+      </w:r>
+    </w:p>
+    <w:p>
+      <w:pPr>
+        <w:pStyle w:val="Compact"/>
+        <w:numPr>
+          <w:ilvl w:val="0"/>
+          <w:numId w:val="1035"/>
         </w:numPr>
       </w:pPr>
       <w:r>
@@ -9930,7 +10263,7 @@
           <w:b/>
           <w:bCs/>
         </w:rPr>
-        <w:t xml:space="preserve">Figura 8</w:t>
+        <w:t xml:space="preserve">Figura 9</w:t>
       </w:r>
     </w:p>
     <w:p>
@@ -9954,18 +10287,18 @@
           <wp:inline>
             <wp:extent cx="5334000" cy="3201961"/>
             <wp:effectExtent b="0" l="0" r="0" t="0"/>
-            <wp:docPr descr="Gestión de Reservas" title="" id="83" name="Picture"/>
+            <wp:docPr descr="Gestión de Reservas" title="" id="86" name="Picture"/>
             <a:graphic>
               <a:graphicData uri="http://schemas.openxmlformats.org/drawingml/2006/picture">
                 <pic:pic>
                   <pic:nvPicPr>
-                    <pic:cNvPr descr="capturas/administrador-08-gestion-de-reservas.jpg" id="84" name="Picture"/>
+                    <pic:cNvPr descr="capturas/administrador-08-gestion-de-reservas.jpg" id="87" name="Picture"/>
                     <pic:cNvPicPr>
                       <a:picLocks noChangeArrowheads="1" noChangeAspect="1"/>
                     </pic:cNvPicPr>
                   </pic:nvPicPr>
                   <pic:blipFill>
-                    <a:blip r:embed="rId82"/>
+                    <a:blip r:embed="rId85"/>
                     <a:stretch>
                       <a:fillRect/>
                     </a:stretch>
@@ -9992,8 +10325,8 @@
         </w:drawing>
       </w:r>
     </w:p>
-    <w:bookmarkEnd w:id="85"/>
-    <w:bookmarkStart w:id="89" w:name="X70db1b5e76cf1765a1cc7eac3e04d27d274217a"/>
+    <w:bookmarkEnd w:id="88"/>
+    <w:bookmarkStart w:id="92" w:name="X70db1b5e76cf1765a1cc7eac3e04d27d274217a"/>
     <w:p>
       <w:pPr>
         <w:pStyle w:val="Heading3"/>
@@ -10047,7 +10380,7 @@
         <w:pStyle w:val="Compact"/>
         <w:numPr>
           <w:ilvl w:val="0"/>
-          <w:numId w:val="1035"/>
+          <w:numId w:val="1036"/>
         </w:numPr>
       </w:pPr>
       <w:r>
@@ -10117,7 +10450,7 @@
         <w:pStyle w:val="Compact"/>
         <w:numPr>
           <w:ilvl w:val="0"/>
-          <w:numId w:val="1035"/>
+          <w:numId w:val="1036"/>
         </w:numPr>
       </w:pPr>
       <w:r>
@@ -10184,7 +10517,7 @@
         <w:pStyle w:val="Compact"/>
         <w:numPr>
           <w:ilvl w:val="0"/>
-          <w:numId w:val="1035"/>
+          <w:numId w:val="1036"/>
         </w:numPr>
       </w:pPr>
       <w:r>
@@ -10196,7 +10529,7 @@
         <w:pStyle w:val="Compact"/>
         <w:numPr>
           <w:ilvl w:val="0"/>
-          <w:numId w:val="1035"/>
+          <w:numId w:val="1036"/>
         </w:numPr>
       </w:pPr>
       <w:r>
@@ -10241,7 +10574,7 @@
           <w:b/>
           <w:bCs/>
         </w:rPr>
-        <w:t xml:space="preserve">Figura 9</w:t>
+        <w:t xml:space="preserve">Figura 10</w:t>
       </w:r>
     </w:p>
     <w:p>
@@ -10263,20 +10596,20 @@
       <w:r>
         <w:drawing>
           <wp:inline>
-            <wp:extent cx="5334000" cy="6229350"/>
+            <wp:extent cx="5334000" cy="6877050"/>
             <wp:effectExtent b="0" l="0" r="0" t="0"/>
-            <wp:docPr descr="Asignación Manual de un Operario" title="" id="87" name="Picture"/>
+            <wp:docPr descr="Asignación Manual de un Operario" title="" id="90" name="Picture"/>
             <a:graphic>
               <a:graphicData uri="http://schemas.openxmlformats.org/drawingml/2006/picture">
                 <pic:pic>
                   <pic:nvPicPr>
-                    <pic:cNvPr descr="capturas/administrador-09-asignacion-manual-de-un-operario.jpg" id="88" name="Picture"/>
+                    <pic:cNvPr descr="capturas/administrador-09-asignacion-manual-de-un-operario.jpg" id="91" name="Picture"/>
                     <pic:cNvPicPr>
                       <a:picLocks noChangeArrowheads="1" noChangeAspect="1"/>
                     </pic:cNvPicPr>
                   </pic:nvPicPr>
                   <pic:blipFill>
-                    <a:blip r:embed="rId86"/>
+                    <a:blip r:embed="rId89"/>
                     <a:stretch>
                       <a:fillRect/>
                     </a:stretch>
@@ -10284,7 +10617,7 @@
                   <pic:spPr bwMode="auto">
                     <a:xfrm>
                       <a:off x="0" y="0"/>
-                      <a:ext cx="5334000" cy="6229350"/>
+                      <a:ext cx="5334000" cy="6877050"/>
                     </a:xfrm>
                     <a:prstGeom prst="rect">
                       <a:avLst/>
@@ -10303,8 +10636,8 @@
         </w:drawing>
       </w:r>
     </w:p>
-    <w:bookmarkEnd w:id="89"/>
-    <w:bookmarkStart w:id="90" w:name="X36757bfdcfcc9e0ef4a64a1e874c762c36c3de6"/>
+    <w:bookmarkEnd w:id="92"/>
+    <w:bookmarkStart w:id="93" w:name="X36757bfdcfcc9e0ef4a64a1e874c762c36c3de6"/>
     <w:p>
       <w:pPr>
         <w:pStyle w:val="Heading3"/>
@@ -10319,236 +10652,6 @@
       </w:pPr>
       <w:r>
         <w:t xml:space="preserve">Para los servicios largos (180 minutos o más), el administrador puede registrar el estado del vehículo por fases (Recepción, Exterior, Interior, Motor y Entrega) con hallazgos y fotos, y avisar al cliente.</w:t>
-      </w:r>
-    </w:p>
-    <w:p>
-      <w:pPr>
-        <w:pStyle w:val="Compact"/>
-        <w:numPr>
-          <w:ilvl w:val="0"/>
-          <w:numId w:val="1036"/>
-        </w:numPr>
-      </w:pPr>
-      <w:r>
-        <w:t xml:space="preserve">En</w:t>
-      </w:r>
-      <w:r>
-        <w:t xml:space="preserve"> </w:t>
-      </w:r>
-      <w:r>
-        <w:rPr>
-          <w:b/>
-          <w:bCs/>
-        </w:rPr>
-        <w:t xml:space="preserve">Reservas</w:t>
-      </w:r>
-      <w:r>
-        <w:t xml:space="preserve">, abrir la reserva y elegir la opción de inspección (ruta</w:t>
-      </w:r>
-      <w:r>
-        <w:t xml:space="preserve"> </w:t>
-      </w:r>
-      <w:r>
-        <w:rPr>
-          <w:i/>
-          <w:iCs/>
-        </w:rPr>
-        <w:t xml:space="preserve">/admin/reservations/{id}/inspection</w:t>
-      </w:r>
-      <w:r>
-        <w:t xml:space="preserve">).</w:t>
-      </w:r>
-    </w:p>
-    <w:p>
-      <w:pPr>
-        <w:pStyle w:val="Compact"/>
-        <w:numPr>
-          <w:ilvl w:val="0"/>
-          <w:numId w:val="1036"/>
-        </w:numPr>
-      </w:pPr>
-      <w:r>
-        <w:t xml:space="preserve">Hacer clic en</w:t>
-      </w:r>
-      <w:r>
-        <w:t xml:space="preserve"> </w:t>
-      </w:r>
-      <w:r>
-        <w:rPr>
-          <w:b/>
-          <w:bCs/>
-        </w:rPr>
-        <w:t xml:space="preserve">Iniciar reporte</w:t>
-      </w:r>
-      <w:r>
-        <w:t xml:space="preserve"> </w:t>
-      </w:r>
-      <w:r>
-        <w:t xml:space="preserve">cuando llegue el vehículo.</w:t>
-      </w:r>
-    </w:p>
-    <w:p>
-      <w:pPr>
-        <w:pStyle w:val="Compact"/>
-        <w:numPr>
-          <w:ilvl w:val="0"/>
-          <w:numId w:val="1036"/>
-        </w:numPr>
-      </w:pPr>
-      <w:r>
-        <w:t xml:space="preserve">En cada fase, hacer clic en</w:t>
-      </w:r>
-      <w:r>
-        <w:t xml:space="preserve"> </w:t>
-      </w:r>
-      <w:r>
-        <w:rPr>
-          <w:b/>
-          <w:bCs/>
-        </w:rPr>
-        <w:t xml:space="preserve">Iniciar fase</w:t>
-      </w:r>
-      <w:r>
-        <w:t xml:space="preserve">, agregar los hallazgos con</w:t>
-      </w:r>
-      <w:r>
-        <w:t xml:space="preserve"> </w:t>
-      </w:r>
-      <w:r>
-        <w:rPr>
-          <w:b/>
-          <w:bCs/>
-        </w:rPr>
-        <w:t xml:space="preserve">Agregar hallazgo</w:t>
-      </w:r>
-      <w:r>
-        <w:t xml:space="preserve"> </w:t>
-      </w:r>
-      <w:r>
-        <w:t xml:space="preserve">(parte del vehículo; tipo: nota, daño menor o daño mayor; descripción; y hasta cinco fotos JPG o PNG de hasta 10 MB) y hacer clic en</w:t>
-      </w:r>
-      <w:r>
-        <w:t xml:space="preserve"> </w:t>
-      </w:r>
-      <w:r>
-        <w:rPr>
-          <w:b/>
-          <w:bCs/>
-        </w:rPr>
-        <w:t xml:space="preserve">Terminar fase</w:t>
-      </w:r>
-      <w:r>
-        <w:t xml:space="preserve">.</w:t>
-      </w:r>
-    </w:p>
-    <w:p>
-      <w:pPr>
-        <w:pStyle w:val="Compact"/>
-        <w:numPr>
-          <w:ilvl w:val="0"/>
-          <w:numId w:val="1036"/>
-        </w:numPr>
-      </w:pPr>
-      <w:r>
-        <w:t xml:space="preserve">Hacer clic en</w:t>
-      </w:r>
-      <w:r>
-        <w:t xml:space="preserve"> </w:t>
-      </w:r>
-      <w:r>
-        <w:rPr>
-          <w:b/>
-          <w:bCs/>
-        </w:rPr>
-        <w:t xml:space="preserve">Publicar y copiar enlace</w:t>
-      </w:r>
-      <w:r>
-        <w:t xml:space="preserve">;</w:t>
-      </w:r>
-      <w:r>
-        <w:t xml:space="preserve"> </w:t>
-      </w:r>
-      <w:r>
-        <w:rPr>
-          <w:b/>
-          <w:bCs/>
-        </w:rPr>
-        <w:t xml:space="preserve">Ver como cliente</w:t>
-      </w:r>
-      <w:r>
-        <w:t xml:space="preserve"> </w:t>
-      </w:r>
-      <w:r>
-        <w:t xml:space="preserve">muestra la versión pública (ruta</w:t>
-      </w:r>
-      <w:r>
-        <w:t xml:space="preserve"> </w:t>
-      </w:r>
-      <w:r>
-        <w:rPr>
-          <w:i/>
-          <w:iCs/>
-        </w:rPr>
-        <w:t xml:space="preserve">/report/{token}</w:t>
-      </w:r>
-      <w:r>
-        <w:t xml:space="preserve">).</w:t>
-      </w:r>
-    </w:p>
-    <w:p>
-      <w:pPr>
-        <w:pStyle w:val="Compact"/>
-        <w:numPr>
-          <w:ilvl w:val="0"/>
-          <w:numId w:val="1036"/>
-        </w:numPr>
-      </w:pPr>
-      <w:r>
-        <w:t xml:space="preserve">Hacer clic en</w:t>
-      </w:r>
-      <w:r>
-        <w:t xml:space="preserve"> </w:t>
-      </w:r>
-      <w:r>
-        <w:rPr>
-          <w:b/>
-          <w:bCs/>
-        </w:rPr>
-        <w:t xml:space="preserve">Notificar al cliente</w:t>
-      </w:r>
-      <w:r>
-        <w:t xml:space="preserve">. El sistema envía al cliente una notificación y un correo (tipo</w:t>
-      </w:r>
-      <w:r>
-        <w:t xml:space="preserve"> </w:t>
-      </w:r>
-      <w:r>
-        <w:rPr>
-          <w:i/>
-          <w:iCs/>
-        </w:rPr>
-        <w:t xml:space="preserve">INSPECTION_REPORT</w:t>
-      </w:r>
-      <w:r>
-        <w:t xml:space="preserve">) con el resumen de la inspección: fases terminadas, número de hallazgos, hallazgos mayores y áreas afectadas, junto con el enlace al informe. El mensaje "Cliente notificado" confirma el envío.</w:t>
-      </w:r>
-    </w:p>
-    <w:p>
-      <w:pPr>
-        <w:pStyle w:val="FirstParagraph"/>
-      </w:pPr>
-      <w:r>
-        <w:rPr>
-          <w:b/>
-          <w:bCs/>
-        </w:rPr>
-        <w:t xml:space="preserve">Desde la aplicación móvil.</w:t>
-      </w:r>
-      <w:r>
-        <w:t xml:space="preserve"> </w:t>
-      </w:r>
-      <w:r>
-        <w:t xml:space="preserve">El informe también se gestiona desde el celular, con las mismas fases y las mismas reglas del servidor:</w:t>
       </w:r>
     </w:p>
     <w:p>
@@ -10573,20 +10676,20 @@
         <w:t xml:space="preserve">Reservas</w:t>
       </w:r>
       <w:r>
-        <w:t xml:space="preserve">, tocar el ícono del ojo de la reserva y, en el detalle, tocar</w:t>
-      </w:r>
-      <w:r>
-        <w:t xml:space="preserve"> </w:t>
-      </w:r>
-      <w:r>
-        <w:rPr>
-          <w:b/>
-          <w:bCs/>
-        </w:rPr>
-        <w:t xml:space="preserve">Inspección</w:t>
-      </w:r>
-      <w:r>
-        <w:t xml:space="preserve">. El botón solo aparece en servicios de 180 minutos o más que estén confirmados, en curso o completados.</w:t>
+        <w:t xml:space="preserve">, abrir la reserva y elegir la opción de inspección (ruta</w:t>
+      </w:r>
+      <w:r>
+        <w:t xml:space="preserve"> </w:t>
+      </w:r>
+      <w:r>
+        <w:rPr>
+          <w:i/>
+          <w:iCs/>
+        </w:rPr>
+        <w:t xml:space="preserve">/admin/reservations/{id}/inspection</w:t>
+      </w:r>
+      <w:r>
+        <w:t xml:space="preserve">).</w:t>
       </w:r>
     </w:p>
     <w:p>
@@ -10598,7 +10701,7 @@
         </w:numPr>
       </w:pPr>
       <w:r>
-        <w:t xml:space="preserve">Tocar</w:t>
+        <w:t xml:space="preserve">Hacer clic en</w:t>
       </w:r>
       <w:r>
         <w:t xml:space="preserve"> </w:t>
@@ -10614,68 +10717,7 @@
         <w:t xml:space="preserve"> </w:t>
       </w:r>
       <w:r>
-        <w:t xml:space="preserve">y, en cada fase,</w:t>
-      </w:r>
-      <w:r>
-        <w:t xml:space="preserve"> </w:t>
-      </w:r>
-      <w:r>
-        <w:rPr>
-          <w:b/>
-          <w:bCs/>
-        </w:rPr>
-        <w:t xml:space="preserve">Iniciar fase</w:t>
-      </w:r>
-      <w:r>
-        <w:t xml:space="preserve">,</w:t>
-      </w:r>
-      <w:r>
-        <w:t xml:space="preserve"> </w:t>
-      </w:r>
-      <w:r>
-        <w:rPr>
-          <w:b/>
-          <w:bCs/>
-        </w:rPr>
-        <w:t xml:space="preserve">Agregar hallazgo</w:t>
-      </w:r>
-      <w:r>
-        <w:t xml:space="preserve"> </w:t>
-      </w:r>
-      <w:r>
-        <w:t xml:space="preserve">y</w:t>
-      </w:r>
-      <w:r>
-        <w:t xml:space="preserve"> </w:t>
-      </w:r>
-      <w:r>
-        <w:rPr>
-          <w:b/>
-          <w:bCs/>
-        </w:rPr>
-        <w:t xml:space="preserve">Terminar fase</w:t>
-      </w:r>
-      <w:r>
-        <w:t xml:space="preserve"> </w:t>
-      </w:r>
-      <w:r>
-        <w:t xml:space="preserve">(o</w:t>
-      </w:r>
-      <w:r>
-        <w:t xml:space="preserve"> </w:t>
-      </w:r>
-      <w:r>
-        <w:rPr>
-          <w:b/>
-          <w:bCs/>
-        </w:rPr>
-        <w:t xml:space="preserve">Reabrir</w:t>
-      </w:r>
-      <w:r>
-        <w:t xml:space="preserve"> </w:t>
-      </w:r>
-      <w:r>
-        <w:t xml:space="preserve">para corregir una fase terminada).</w:t>
+        <w:t xml:space="preserve">cuando llegue el vehículo.</w:t>
       </w:r>
     </w:p>
     <w:p>
@@ -10687,7 +10729,7 @@
         </w:numPr>
       </w:pPr>
       <w:r>
-        <w:t xml:space="preserve">En</w:t>
+        <w:t xml:space="preserve">En cada fase, hacer clic en</w:t>
       </w:r>
       <w:r>
         <w:t xml:space="preserve"> </w:t>
@@ -10697,10 +10739,10 @@
           <w:b/>
           <w:bCs/>
         </w:rPr>
-        <w:t xml:space="preserve">Nuevo hallazgo</w:t>
-      </w:r>
-      <w:r>
-        <w:t xml:space="preserve">, escribir o elegir la parte del vehículo entre las sugerencias, elegir el tipo y escribir la nota. Adjuntar hasta cinco fotos con</w:t>
+        <w:t xml:space="preserve">Iniciar fase</w:t>
+      </w:r>
+      <w:r>
+        <w:t xml:space="preserve">, agregar los hallazgos con</w:t>
       </w:r>
       <w:r>
         <w:t xml:space="preserve"> </w:t>
@@ -10710,13 +10752,13 @@
           <w:b/>
           <w:bCs/>
         </w:rPr>
-        <w:t xml:space="preserve">Tomar foto</w:t>
-      </w:r>
-      <w:r>
-        <w:t xml:space="preserve"> </w:t>
-      </w:r>
-      <w:r>
-        <w:t xml:space="preserve">(cámara) o</w:t>
+        <w:t xml:space="preserve">Agregar hallazgo</w:t>
+      </w:r>
+      <w:r>
+        <w:t xml:space="preserve"> </w:t>
+      </w:r>
+      <w:r>
+        <w:t xml:space="preserve">(parte del vehículo; tipo: nota, daño menor o daño mayor; descripción; y hasta cinco fotos JPG o PNG de hasta 10 MB) y hacer clic en</w:t>
       </w:r>
       <w:r>
         <w:t xml:space="preserve"> </w:t>
@@ -10726,10 +10768,10 @@
           <w:b/>
           <w:bCs/>
         </w:rPr>
-        <w:t xml:space="preserve">Galería</w:t>
-      </w:r>
-      <w:r>
-        <w:t xml:space="preserve">. La aplicación reduce cada foto a 1600 píxeles en su lado mayor, en formato JPEG, antes de subirla, porque el servidor acepta como máximo 2 MB por foto.</w:t>
+        <w:t xml:space="preserve">Terminar fase</w:t>
+      </w:r>
+      <w:r>
+        <w:t xml:space="preserve">.</w:t>
       </w:r>
     </w:p>
     <w:p>
@@ -10741,7 +10783,7 @@
         </w:numPr>
       </w:pPr>
       <w:r>
-        <w:t xml:space="preserve">Tocar</w:t>
+        <w:t xml:space="preserve">Hacer clic en</w:t>
       </w:r>
       <w:r>
         <w:t xml:space="preserve"> </w:t>
@@ -10751,10 +10793,10 @@
           <w:b/>
           <w:bCs/>
         </w:rPr>
-        <w:t xml:space="preserve">Publicar y compartir enlace</w:t>
-      </w:r>
-      <w:r>
-        <w:t xml:space="preserve">. El informe queda publicado y, desde ese momento,</w:t>
+        <w:t xml:space="preserve">Publicar y copiar enlace</w:t>
+      </w:r>
+      <w:r>
+        <w:t xml:space="preserve">;</w:t>
       </w:r>
       <w:r>
         <w:t xml:space="preserve"> </w:t>
@@ -10764,13 +10806,38 @@
           <w:b/>
           <w:bCs/>
         </w:rPr>
-        <w:t xml:space="preserve">Compartir enlace</w:t>
-      </w:r>
-      <w:r>
-        <w:t xml:space="preserve"> </w:t>
-      </w:r>
-      <w:r>
-        <w:t xml:space="preserve">abre el menú de compartir del teléfono (WhatsApp, correo o copiar).</w:t>
+        <w:t xml:space="preserve">Ver como cliente</w:t>
+      </w:r>
+      <w:r>
+        <w:t xml:space="preserve"> </w:t>
+      </w:r>
+      <w:r>
+        <w:t xml:space="preserve">muestra la versión pública (ruta</w:t>
+      </w:r>
+      <w:r>
+        <w:t xml:space="preserve"> </w:t>
+      </w:r>
+      <w:r>
+        <w:rPr>
+          <w:i/>
+          <w:iCs/>
+        </w:rPr>
+        <w:t xml:space="preserve">/report/{token}</w:t>
+      </w:r>
+      <w:r>
+        <w:t xml:space="preserve">).</w:t>
+      </w:r>
+    </w:p>
+    <w:p>
+      <w:pPr>
+        <w:pStyle w:val="Compact"/>
+        <w:numPr>
+          <w:ilvl w:val="0"/>
+          <w:numId w:val="1037"/>
+        </w:numPr>
+      </w:pPr>
+      <w:r>
+        <w:t xml:space="preserve">Hacer clic en</w:t>
       </w:r>
       <w:r>
         <w:t xml:space="preserve"> </w:t>
@@ -10783,45 +10850,311 @@
         <w:t xml:space="preserve">Notificar al cliente</w:t>
       </w:r>
       <w:r>
-        <w:t xml:space="preserve"> </w:t>
-      </w:r>
-      <w:r>
-        <w:t xml:space="preserve">envía el mismo aviso que la web y</w:t>
-      </w:r>
-      <w:r>
-        <w:t xml:space="preserve"> </w:t>
-      </w:r>
+        <w:t xml:space="preserve">. El sistema envía al cliente una notificación y un correo (tipo</w:t>
+      </w:r>
+      <w:r>
+        <w:t xml:space="preserve"> </w:t>
+      </w:r>
+      <w:r>
+        <w:rPr>
+          <w:i/>
+          <w:iCs/>
+        </w:rPr>
+        <w:t xml:space="preserve">INSPECTION_REPORT</w:t>
+      </w:r>
+      <w:r>
+        <w:t xml:space="preserve">) con el resumen de la inspección: fases terminadas, número de hallazgos, hallazgos mayores y áreas afectadas, junto con el enlace al informe. El mensaje "Cliente notificado" confirma el envío.</w:t>
+      </w:r>
+    </w:p>
+    <w:p>
+      <w:pPr>
+        <w:pStyle w:val="FirstParagraph"/>
+      </w:pPr>
       <w:r>
         <w:rPr>
           <w:b/>
           <w:bCs/>
         </w:rPr>
-        <w:t xml:space="preserve">Ver como cliente</w:t>
-      </w:r>
-      <w:r>
-        <w:t xml:space="preserve"> </w:t>
-      </w:r>
-      <w:r>
-        <w:t xml:space="preserve">abre el enlace público en el navegador.</w:t>
-      </w:r>
-    </w:p>
-    <w:p>
-      <w:pPr>
-        <w:pStyle w:val="FirstParagraph"/>
-      </w:pPr>
-      <w:r>
-        <w:t xml:space="preserve">La primera vez, el celular pide permiso para usar la cámara y las fotos; si el permiso se niega, la pantalla indica que debe activarse en los ajustes del teléfono. Las fotos ya guardadas se ven en miniatura y se amplían al tocarlas.</w:t>
-      </w:r>
-    </w:p>
-    <w:p>
-      <w:pPr>
-        <w:pStyle w:val="BodyText"/>
-      </w:pPr>
+        <w:t xml:space="preserve">Desde la aplicación móvil.</w:t>
+      </w:r>
+      <w:r>
+        <w:t xml:space="preserve"> </w:t>
+      </w:r>
+      <w:r>
+        <w:t xml:space="preserve">El informe también se gestiona desde el celular, con las mismas fases y las mismas reglas del servidor:</w:t>
+      </w:r>
+    </w:p>
+    <w:p>
+      <w:pPr>
+        <w:pStyle w:val="Compact"/>
+        <w:numPr>
+          <w:ilvl w:val="0"/>
+          <w:numId w:val="1038"/>
+        </w:numPr>
+      </w:pPr>
+      <w:r>
+        <w:t xml:space="preserve">En</w:t>
+      </w:r>
+      <w:r>
+        <w:t xml:space="preserve"> </w:t>
+      </w:r>
       <w:r>
         <w:rPr>
           <w:b/>
           <w:bCs/>
         </w:rPr>
+        <w:t xml:space="preserve">Reservas</w:t>
+      </w:r>
+      <w:r>
+        <w:t xml:space="preserve">, tocar el ícono del ojo de la reserva y, en el detalle, tocar</w:t>
+      </w:r>
+      <w:r>
+        <w:t xml:space="preserve"> </w:t>
+      </w:r>
+      <w:r>
+        <w:rPr>
+          <w:b/>
+          <w:bCs/>
+        </w:rPr>
+        <w:t xml:space="preserve">Inspección</w:t>
+      </w:r>
+      <w:r>
+        <w:t xml:space="preserve">. El botón solo aparece en servicios de 180 minutos o más que estén confirmados, en curso o completados.</w:t>
+      </w:r>
+    </w:p>
+    <w:p>
+      <w:pPr>
+        <w:pStyle w:val="Compact"/>
+        <w:numPr>
+          <w:ilvl w:val="0"/>
+          <w:numId w:val="1038"/>
+        </w:numPr>
+      </w:pPr>
+      <w:r>
+        <w:t xml:space="preserve">Tocar</w:t>
+      </w:r>
+      <w:r>
+        <w:t xml:space="preserve"> </w:t>
+      </w:r>
+      <w:r>
+        <w:rPr>
+          <w:b/>
+          <w:bCs/>
+        </w:rPr>
+        <w:t xml:space="preserve">Iniciar reporte</w:t>
+      </w:r>
+      <w:r>
+        <w:t xml:space="preserve"> </w:t>
+      </w:r>
+      <w:r>
+        <w:t xml:space="preserve">y, en cada fase,</w:t>
+      </w:r>
+      <w:r>
+        <w:t xml:space="preserve"> </w:t>
+      </w:r>
+      <w:r>
+        <w:rPr>
+          <w:b/>
+          <w:bCs/>
+        </w:rPr>
+        <w:t xml:space="preserve">Iniciar fase</w:t>
+      </w:r>
+      <w:r>
+        <w:t xml:space="preserve">,</w:t>
+      </w:r>
+      <w:r>
+        <w:t xml:space="preserve"> </w:t>
+      </w:r>
+      <w:r>
+        <w:rPr>
+          <w:b/>
+          <w:bCs/>
+        </w:rPr>
+        <w:t xml:space="preserve">Agregar hallazgo</w:t>
+      </w:r>
+      <w:r>
+        <w:t xml:space="preserve"> </w:t>
+      </w:r>
+      <w:r>
+        <w:t xml:space="preserve">y</w:t>
+      </w:r>
+      <w:r>
+        <w:t xml:space="preserve"> </w:t>
+      </w:r>
+      <w:r>
+        <w:rPr>
+          <w:b/>
+          <w:bCs/>
+        </w:rPr>
+        <w:t xml:space="preserve">Terminar fase</w:t>
+      </w:r>
+      <w:r>
+        <w:t xml:space="preserve"> </w:t>
+      </w:r>
+      <w:r>
+        <w:t xml:space="preserve">(o</w:t>
+      </w:r>
+      <w:r>
+        <w:t xml:space="preserve"> </w:t>
+      </w:r>
+      <w:r>
+        <w:rPr>
+          <w:b/>
+          <w:bCs/>
+        </w:rPr>
+        <w:t xml:space="preserve">Reabrir</w:t>
+      </w:r>
+      <w:r>
+        <w:t xml:space="preserve"> </w:t>
+      </w:r>
+      <w:r>
+        <w:t xml:space="preserve">para corregir una fase terminada).</w:t>
+      </w:r>
+    </w:p>
+    <w:p>
+      <w:pPr>
+        <w:pStyle w:val="Compact"/>
+        <w:numPr>
+          <w:ilvl w:val="0"/>
+          <w:numId w:val="1038"/>
+        </w:numPr>
+      </w:pPr>
+      <w:r>
+        <w:t xml:space="preserve">En</w:t>
+      </w:r>
+      <w:r>
+        <w:t xml:space="preserve"> </w:t>
+      </w:r>
+      <w:r>
+        <w:rPr>
+          <w:b/>
+          <w:bCs/>
+        </w:rPr>
+        <w:t xml:space="preserve">Nuevo hallazgo</w:t>
+      </w:r>
+      <w:r>
+        <w:t xml:space="preserve">, escribir o elegir la parte del vehículo entre las sugerencias, elegir el tipo y escribir la nota. Adjuntar hasta cinco fotos con</w:t>
+      </w:r>
+      <w:r>
+        <w:t xml:space="preserve"> </w:t>
+      </w:r>
+      <w:r>
+        <w:rPr>
+          <w:b/>
+          <w:bCs/>
+        </w:rPr>
+        <w:t xml:space="preserve">Tomar foto</w:t>
+      </w:r>
+      <w:r>
+        <w:t xml:space="preserve"> </w:t>
+      </w:r>
+      <w:r>
+        <w:t xml:space="preserve">(cámara) o</w:t>
+      </w:r>
+      <w:r>
+        <w:t xml:space="preserve"> </w:t>
+      </w:r>
+      <w:r>
+        <w:rPr>
+          <w:b/>
+          <w:bCs/>
+        </w:rPr>
+        <w:t xml:space="preserve">Galería</w:t>
+      </w:r>
+      <w:r>
+        <w:t xml:space="preserve">. La aplicación reduce cada foto a 1600 píxeles en su lado mayor, en formato JPEG, antes de subirla, porque el servidor acepta como máximo 2 MB por foto.</w:t>
+      </w:r>
+    </w:p>
+    <w:p>
+      <w:pPr>
+        <w:pStyle w:val="Compact"/>
+        <w:numPr>
+          <w:ilvl w:val="0"/>
+          <w:numId w:val="1038"/>
+        </w:numPr>
+      </w:pPr>
+      <w:r>
+        <w:t xml:space="preserve">Tocar</w:t>
+      </w:r>
+      <w:r>
+        <w:t xml:space="preserve"> </w:t>
+      </w:r>
+      <w:r>
+        <w:rPr>
+          <w:b/>
+          <w:bCs/>
+        </w:rPr>
+        <w:t xml:space="preserve">Publicar y compartir enlace</w:t>
+      </w:r>
+      <w:r>
+        <w:t xml:space="preserve">. El informe queda publicado y, desde ese momento,</w:t>
+      </w:r>
+      <w:r>
+        <w:t xml:space="preserve"> </w:t>
+      </w:r>
+      <w:r>
+        <w:rPr>
+          <w:b/>
+          <w:bCs/>
+        </w:rPr>
+        <w:t xml:space="preserve">Compartir enlace</w:t>
+      </w:r>
+      <w:r>
+        <w:t xml:space="preserve"> </w:t>
+      </w:r>
+      <w:r>
+        <w:t xml:space="preserve">abre el menú de compartir del teléfono (WhatsApp, correo o copiar).</w:t>
+      </w:r>
+      <w:r>
+        <w:t xml:space="preserve"> </w:t>
+      </w:r>
+      <w:r>
+        <w:rPr>
+          <w:b/>
+          <w:bCs/>
+        </w:rPr>
+        <w:t xml:space="preserve">Notificar al cliente</w:t>
+      </w:r>
+      <w:r>
+        <w:t xml:space="preserve"> </w:t>
+      </w:r>
+      <w:r>
+        <w:t xml:space="preserve">envía el mismo aviso que la web y</w:t>
+      </w:r>
+      <w:r>
+        <w:t xml:space="preserve"> </w:t>
+      </w:r>
+      <w:r>
+        <w:rPr>
+          <w:b/>
+          <w:bCs/>
+        </w:rPr>
+        <w:t xml:space="preserve">Ver como cliente</w:t>
+      </w:r>
+      <w:r>
+        <w:t xml:space="preserve"> </w:t>
+      </w:r>
+      <w:r>
+        <w:t xml:space="preserve">abre el enlace público en el navegador.</w:t>
+      </w:r>
+    </w:p>
+    <w:p>
+      <w:pPr>
+        <w:pStyle w:val="FirstParagraph"/>
+      </w:pPr>
+      <w:r>
+        <w:t xml:space="preserve">La primera vez, el celular pide permiso para usar la cámara y las fotos; si el permiso se niega, la pantalla indica que debe activarse en los ajustes del teléfono. Las fotos ya guardadas se ven en miniatura y se amplían al tocarlas.</w:t>
+      </w:r>
+    </w:p>
+    <w:p>
+      <w:pPr>
+        <w:pStyle w:val="BodyText"/>
+      </w:pPr>
+      <w:r>
+        <w:rPr>
+          <w:b/>
+          <w:bCs/>
+        </w:rPr>
         <w:t xml:space="preserve">Dónde se guarda:</w:t>
       </w:r>
       <w:r>
@@ -10899,8 +11232,8 @@
         <w:t xml:space="preserve">) solo funciona después de publicar el informe y abre desde cualquier dispositivo sin iniciar sesión, por eso el aviso al cliente lo incluye.</w:t>
       </w:r>
     </w:p>
-    <w:bookmarkEnd w:id="90"/>
-    <w:bookmarkStart w:id="94" w:name="Xaef7ded1e1304cdf5aeac45882f33bfb75b02cb"/>
+    <w:bookmarkEnd w:id="93"/>
+    <w:bookmarkStart w:id="97" w:name="Xaef7ded1e1304cdf5aeac45882f33bfb75b02cb"/>
     <w:p>
       <w:pPr>
         <w:pStyle w:val="Heading3"/>
@@ -11211,7 +11544,7 @@
         <w:pStyle w:val="Compact"/>
         <w:numPr>
           <w:ilvl w:val="0"/>
-          <w:numId w:val="1038"/>
+          <w:numId w:val="1039"/>
         </w:numPr>
       </w:pPr>
       <w:r>
@@ -11265,7 +11598,7 @@
         <w:pStyle w:val="Compact"/>
         <w:numPr>
           <w:ilvl w:val="0"/>
-          <w:numId w:val="1038"/>
+          <w:numId w:val="1039"/>
         </w:numPr>
       </w:pPr>
       <w:r>
@@ -11338,7 +11671,7 @@
         <w:pStyle w:val="Compact"/>
         <w:numPr>
           <w:ilvl w:val="0"/>
-          <w:numId w:val="1038"/>
+          <w:numId w:val="1039"/>
         </w:numPr>
       </w:pPr>
       <w:r>
@@ -11350,7 +11683,7 @@
         <w:pStyle w:val="Compact"/>
         <w:numPr>
           <w:ilvl w:val="0"/>
-          <w:numId w:val="1038"/>
+          <w:numId w:val="1039"/>
         </w:numPr>
       </w:pPr>
       <w:r>
@@ -11522,7 +11855,7 @@
           <w:b/>
           <w:bCs/>
         </w:rPr>
-        <w:t xml:space="preserve">Figura 10</w:t>
+        <w:t xml:space="preserve">Figura 11</w:t>
       </w:r>
     </w:p>
     <w:p>
@@ -11546,18 +11879,18 @@
           <wp:inline>
             <wp:extent cx="5334000" cy="3333750"/>
             <wp:effectExtent b="0" l="0" r="0" t="0"/>
-            <wp:docPr descr="Revisión de Pagos" title="" id="92" name="Picture"/>
+            <wp:docPr descr="Revisión de Pagos" title="" id="95" name="Picture"/>
             <a:graphic>
               <a:graphicData uri="http://schemas.openxmlformats.org/drawingml/2006/picture">
                 <pic:pic>
                   <pic:nvPicPr>
-                    <pic:cNvPr descr="capturas/administrador-10-revision-de-pagos.jpg" id="93" name="Picture"/>
+                    <pic:cNvPr descr="capturas/administrador-10-revision-de-pagos.jpg" id="96" name="Picture"/>
                     <pic:cNvPicPr>
                       <a:picLocks noChangeArrowheads="1" noChangeAspect="1"/>
                     </pic:cNvPicPr>
                   </pic:nvPicPr>
                   <pic:blipFill>
-                    <a:blip r:embed="rId91"/>
+                    <a:blip r:embed="rId94"/>
                     <a:stretch>
                       <a:fillRect/>
                     </a:stretch>
@@ -11602,8 +11935,8 @@
         <w:t xml:space="preserve">Usar un comprobante de prueba, sin datos bancarios reales.</w:t>
       </w:r>
     </w:p>
-    <w:bookmarkEnd w:id="94"/>
-    <w:bookmarkStart w:id="95" w:name="X0a034d65fc00e9f21eddaf839d84ea27b1d858a"/>
+    <w:bookmarkEnd w:id="97"/>
+    <w:bookmarkStart w:id="98" w:name="X0a034d65fc00e9f21eddaf839d84ea27b1d858a"/>
     <w:p>
       <w:pPr>
         <w:pStyle w:val="Heading3"/>
@@ -11721,8 +12054,8 @@
         <w:t xml:space="preserve">y la aplicación móvil) y respeta los interruptores de cada usuario.</w:t>
       </w:r>
     </w:p>
-    <w:bookmarkEnd w:id="95"/>
-    <w:bookmarkStart w:id="96" w:name="Xaf3aa25d5242c019a847679a5c5cb5b8165aeea"/>
+    <w:bookmarkEnd w:id="98"/>
+    <w:bookmarkStart w:id="99" w:name="Xaf3aa25d5242c019a847679a5c5cb5b8165aeea"/>
     <w:p>
       <w:pPr>
         <w:pStyle w:val="Heading3"/>
@@ -11865,197 +12198,6 @@
       </w:r>
       <w:r>
         <w:t xml:space="preserve">):</w:t>
-      </w:r>
-    </w:p>
-    <w:p>
-      <w:pPr>
-        <w:pStyle w:val="Compact"/>
-        <w:numPr>
-          <w:ilvl w:val="0"/>
-          <w:numId w:val="1039"/>
-        </w:numPr>
-      </w:pPr>
-      <w:r>
-        <w:t xml:space="preserve">Crear una promoción y escribir el</w:t>
-      </w:r>
-      <w:r>
-        <w:t xml:space="preserve"> </w:t>
-      </w:r>
-      <w:r>
-        <w:rPr>
-          <w:b/>
-          <w:bCs/>
-        </w:rPr>
-        <w:t xml:space="preserve">Nombre</w:t>
-      </w:r>
-      <w:r>
-        <w:t xml:space="preserve">, la</w:t>
-      </w:r>
-      <w:r>
-        <w:t xml:space="preserve"> </w:t>
-      </w:r>
-      <w:r>
-        <w:rPr>
-          <w:b/>
-          <w:bCs/>
-        </w:rPr>
-        <w:t xml:space="preserve">Descripción</w:t>
-      </w:r>
-      <w:r>
-        <w:t xml:space="preserve">, el código del</w:t>
-      </w:r>
-      <w:r>
-        <w:t xml:space="preserve"> </w:t>
-      </w:r>
-      <w:r>
-        <w:rPr>
-          <w:b/>
-          <w:bCs/>
-        </w:rPr>
-        <w:t xml:space="preserve">Cupón</w:t>
-      </w:r>
-      <w:r>
-        <w:t xml:space="preserve"> </w:t>
-      </w:r>
-      <w:r>
-        <w:t xml:space="preserve">(por ejemplo, PREMIUM20), el ícono, los beneficios y la</w:t>
-      </w:r>
-      <w:r>
-        <w:t xml:space="preserve"> </w:t>
-      </w:r>
-      <w:r>
-        <w:rPr>
-          <w:b/>
-          <w:bCs/>
-        </w:rPr>
-        <w:t xml:space="preserve">Fecha de inicio</w:t>
-      </w:r>
-      <w:r>
-        <w:t xml:space="preserve"> </w:t>
-      </w:r>
-      <w:r>
-        <w:t xml:space="preserve">(si es futura, la promoción queda programada hasta ese día).</w:t>
-      </w:r>
-    </w:p>
-    <w:p>
-      <w:pPr>
-        <w:pStyle w:val="Compact"/>
-        <w:numPr>
-          <w:ilvl w:val="0"/>
-          <w:numId w:val="1039"/>
-        </w:numPr>
-      </w:pPr>
-      <w:r>
-        <w:t xml:space="preserve">Escribir el</w:t>
-      </w:r>
-      <w:r>
-        <w:t xml:space="preserve"> </w:t>
-      </w:r>
-      <w:r>
-        <w:rPr>
-          <w:b/>
-          <w:bCs/>
-        </w:rPr>
-        <w:t xml:space="preserve">Descuento al canjear (%)</w:t>
-      </w:r>
-      <w:r>
-        <w:t xml:space="preserve">, entre 1 y 100 (100 = gratis), que se aplica al total de la reserva cuando el cliente canjea el cupón.</w:t>
-      </w:r>
-    </w:p>
-    <w:p>
-      <w:pPr>
-        <w:pStyle w:val="Compact"/>
-        <w:numPr>
-          <w:ilvl w:val="0"/>
-          <w:numId w:val="1039"/>
-        </w:numPr>
-      </w:pPr>
-      <w:r>
-        <w:t xml:space="preserve">Escribir los</w:t>
-      </w:r>
-      <w:r>
-        <w:t xml:space="preserve"> </w:t>
-      </w:r>
-      <w:r>
-        <w:rPr>
-          <w:b/>
-          <w:bCs/>
-        </w:rPr>
-        <w:t xml:space="preserve">Puntos de fidelización necesarios</w:t>
-      </w:r>
-      <w:r>
-        <w:t xml:space="preserve"> </w:t>
-      </w:r>
-      <w:r>
-        <w:t xml:space="preserve">para desbloquear el cupón (0 = disponible para todos).</w:t>
-      </w:r>
-    </w:p>
-    <w:p>
-      <w:pPr>
-        <w:pStyle w:val="Compact"/>
-        <w:numPr>
-          <w:ilvl w:val="0"/>
-          <w:numId w:val="1039"/>
-        </w:numPr>
-      </w:pPr>
-      <w:r>
-        <w:t xml:space="preserve">Guardar. La tarjeta de la promoción muestra el descuento y los puntos necesarios (o "disponible para todos"). El estado se calcula a partir de la fecha de inicio y se puede pausar o reanudar desde la tarjeta.</w:t>
-      </w:r>
-    </w:p>
-    <w:p>
-      <w:pPr>
-        <w:pStyle w:val="FirstParagraph"/>
-      </w:pPr>
-      <w:r>
-        <w:t xml:space="preserve">Cuando los puntos de un cliente alcanzan los que exige un cupón disponible, el cliente recibe el aviso "¡Tienes un cupón canjeable!" con su código. Canjear un cupón no consume puntos, y cada cupón se puede canjear una vez por reserva.</w:t>
-      </w:r>
-    </w:p>
-    <w:bookmarkEnd w:id="96"/>
-    <w:bookmarkEnd w:id="97"/>
-    <w:bookmarkStart w:id="102" w:name="Xff56a8ff0c000f4ea65f05ba924471649c1f571"/>
-    <w:p>
-      <w:pPr>
-        <w:pStyle w:val="Heading2"/>
-      </w:pPr>
-      <w:r>
-        <w:t xml:space="preserve">13. Reportes Administrativos</w:t>
-      </w:r>
-    </w:p>
-    <w:p>
-      <w:pPr>
-        <w:pStyle w:val="FirstParagraph"/>
-      </w:pPr>
-      <w:r>
-        <w:t xml:space="preserve">La pantalla</w:t>
-      </w:r>
-      <w:r>
-        <w:t xml:space="preserve"> </w:t>
-      </w:r>
-      <w:r>
-        <w:rPr>
-          <w:b/>
-          <w:bCs/>
-        </w:rPr>
-        <w:t xml:space="preserve">Reportes</w:t>
-      </w:r>
-      <w:r>
-        <w:t xml:space="preserve"> </w:t>
-      </w:r>
-      <w:r>
-        <w:t xml:space="preserve">(ruta</w:t>
-      </w:r>
-      <w:r>
-        <w:t xml:space="preserve"> </w:t>
-      </w:r>
-      <w:r>
-        <w:rPr>
-          <w:i/>
-          <w:iCs/>
-        </w:rPr>
-        <w:t xml:space="preserve">/admin/reports</w:t>
-      </w:r>
-      <w:r>
-        <w:t xml:space="preserve">) muestra el desempeño del lavadero con datos de reservas y pagos cargados del servidor:</w:t>
       </w:r>
     </w:p>
     <w:p>
@@ -12067,7 +12209,7 @@
         </w:numPr>
       </w:pPr>
       <w:r>
-        <w:t xml:space="preserve">Elegir los filtros</w:t>
+        <w:t xml:space="preserve">Crear una promoción y escribir el</w:t>
       </w:r>
       <w:r>
         <w:t xml:space="preserve"> </w:t>
@@ -12077,10 +12219,10 @@
           <w:b/>
           <w:bCs/>
         </w:rPr>
-        <w:t xml:space="preserve">Fecha</w:t>
-      </w:r>
-      <w:r>
-        <w:t xml:space="preserve">,</w:t>
+        <w:t xml:space="preserve">Nombre</w:t>
+      </w:r>
+      <w:r>
+        <w:t xml:space="preserve">, la</w:t>
       </w:r>
       <w:r>
         <w:t xml:space="preserve"> </w:t>
@@ -12090,13 +12232,10 @@
           <w:b/>
           <w:bCs/>
         </w:rPr>
-        <w:t xml:space="preserve">Servicio</w:t>
-      </w:r>
-      <w:r>
-        <w:t xml:space="preserve"> </w:t>
-      </w:r>
-      <w:r>
-        <w:t xml:space="preserve">y</w:t>
+        <w:t xml:space="preserve">Descripción</w:t>
+      </w:r>
+      <w:r>
+        <w:t xml:space="preserve">, el código del</w:t>
       </w:r>
       <w:r>
         <w:t xml:space="preserve"> </w:t>
@@ -12106,13 +12245,13 @@
           <w:b/>
           <w:bCs/>
         </w:rPr>
-        <w:t xml:space="preserve">Operario</w:t>
-      </w:r>
-      <w:r>
-        <w:t xml:space="preserve"> </w:t>
-      </w:r>
-      <w:r>
-        <w:t xml:space="preserve">y hacer clic en</w:t>
+        <w:t xml:space="preserve">Cupón</w:t>
+      </w:r>
+      <w:r>
+        <w:t xml:space="preserve"> </w:t>
+      </w:r>
+      <w:r>
+        <w:t xml:space="preserve">(por ejemplo, PREMIUM20), el ícono, los beneficios y la</w:t>
       </w:r>
       <w:r>
         <w:t xml:space="preserve"> </w:t>
@@ -12122,10 +12261,13 @@
           <w:b/>
           <w:bCs/>
         </w:rPr>
-        <w:t xml:space="preserve">Aplicar filtros</w:t>
-      </w:r>
-      <w:r>
-        <w:t xml:space="preserve">.</w:t>
+        <w:t xml:space="preserve">Fecha de inicio</w:t>
+      </w:r>
+      <w:r>
+        <w:t xml:space="preserve"> </w:t>
+      </w:r>
+      <w:r>
+        <w:t xml:space="preserve">(si es futura, la promoción queda programada hasta ese día).</w:t>
       </w:r>
     </w:p>
     <w:p>
@@ -12137,7 +12279,7 @@
         </w:numPr>
       </w:pPr>
       <w:r>
-        <w:t xml:space="preserve">Revisar las</w:t>
+        <w:t xml:space="preserve">Escribir el</w:t>
       </w:r>
       <w:r>
         <w:t xml:space="preserve"> </w:t>
@@ -12147,13 +12289,10 @@
           <w:b/>
           <w:bCs/>
         </w:rPr>
-        <w:t xml:space="preserve">Gráficas</w:t>
-      </w:r>
-      <w:r>
-        <w:t xml:space="preserve"> </w:t>
-      </w:r>
-      <w:r>
-        <w:t xml:space="preserve">de servicios completados e ingresos del periodo.</w:t>
+        <w:t xml:space="preserve">Descuento al canjear (%)</w:t>
+      </w:r>
+      <w:r>
+        <w:t xml:space="preserve">, entre 1 y 100 (100 = gratis), que se aplica al total de la reserva cuando el cliente canjea el cupón.</w:t>
       </w:r>
     </w:p>
     <w:p>
@@ -12165,7 +12304,7 @@
         </w:numPr>
       </w:pPr>
       <w:r>
-        <w:t xml:space="preserve">Revisar los resúmenes</w:t>
+        <w:t xml:space="preserve">Escribir los</w:t>
       </w:r>
       <w:r>
         <w:t xml:space="preserve"> </w:t>
@@ -12175,71 +12314,13 @@
           <w:b/>
           <w:bCs/>
         </w:rPr>
-        <w:t xml:space="preserve">Reporte del Día</w:t>
-      </w:r>
-      <w:r>
-        <w:t xml:space="preserve">,</w:t>
-      </w:r>
-      <w:r>
-        <w:t xml:space="preserve"> </w:t>
-      </w:r>
-      <w:r>
-        <w:rPr>
-          <w:b/>
-          <w:bCs/>
-        </w:rPr>
-        <w:t xml:space="preserve">Reporte de la Semana</w:t>
-      </w:r>
-      <w:r>
-        <w:t xml:space="preserve"> </w:t>
-      </w:r>
-      <w:r>
-        <w:t xml:space="preserve">y</w:t>
-      </w:r>
-      <w:r>
-        <w:t xml:space="preserve"> </w:t>
-      </w:r>
-      <w:r>
-        <w:rPr>
-          <w:b/>
-          <w:bCs/>
-        </w:rPr>
-        <w:t xml:space="preserve">Reporte del Mes</w:t>
-      </w:r>
-      <w:r>
-        <w:t xml:space="preserve"> </w:t>
-      </w:r>
-      <w:r>
-        <w:t xml:space="preserve">(servicios completados e ingresos totales), los</w:t>
-      </w:r>
-      <w:r>
-        <w:t xml:space="preserve"> </w:t>
-      </w:r>
-      <w:r>
-        <w:rPr>
-          <w:b/>
-          <w:bCs/>
-        </w:rPr>
-        <w:t xml:space="preserve">Ingresos Totales del Año</w:t>
-      </w:r>
-      <w:r>
-        <w:t xml:space="preserve"> </w:t>
-      </w:r>
-      <w:r>
-        <w:t xml:space="preserve">y los</w:t>
-      </w:r>
-      <w:r>
-        <w:t xml:space="preserve"> </w:t>
-      </w:r>
-      <w:r>
-        <w:rPr>
-          <w:b/>
-          <w:bCs/>
-        </w:rPr>
-        <w:t xml:space="preserve">Servicios Más Vendidos</w:t>
-      </w:r>
-      <w:r>
-        <w:t xml:space="preserve">.</w:t>
+        <w:t xml:space="preserve">Puntos de fidelización necesarios</w:t>
+      </w:r>
+      <w:r>
+        <w:t xml:space="preserve"> </w:t>
+      </w:r>
+      <w:r>
+        <w:t xml:space="preserve">para desbloquear el cupón (0 = disponible para todos).</w:t>
       </w:r>
     </w:p>
     <w:p>
@@ -12248,6 +12329,258 @@
         <w:numPr>
           <w:ilvl w:val="0"/>
           <w:numId w:val="1040"/>
+        </w:numPr>
+      </w:pPr>
+      <w:r>
+        <w:t xml:space="preserve">Guardar. La tarjeta de la promoción muestra el descuento y los puntos necesarios (o "disponible para todos"). El estado se calcula a partir de la fecha de inicio y se puede pausar o reanudar desde la tarjeta.</w:t>
+      </w:r>
+    </w:p>
+    <w:p>
+      <w:pPr>
+        <w:pStyle w:val="FirstParagraph"/>
+      </w:pPr>
+      <w:r>
+        <w:t xml:space="preserve">Cuando los puntos de un cliente alcanzan los que exige un cupón disponible, el cliente recibe el aviso "¡Tienes un cupón canjeable!" con su código. Canjear un cupón no consume puntos, y cada cupón se puede canjear una vez por reserva.</w:t>
+      </w:r>
+    </w:p>
+    <w:bookmarkEnd w:id="99"/>
+    <w:bookmarkEnd w:id="100"/>
+    <w:bookmarkStart w:id="105" w:name="Xff56a8ff0c000f4ea65f05ba924471649c1f571"/>
+    <w:p>
+      <w:pPr>
+        <w:pStyle w:val="Heading2"/>
+      </w:pPr>
+      <w:r>
+        <w:t xml:space="preserve">13. Reportes Administrativos</w:t>
+      </w:r>
+    </w:p>
+    <w:p>
+      <w:pPr>
+        <w:pStyle w:val="FirstParagraph"/>
+      </w:pPr>
+      <w:r>
+        <w:t xml:space="preserve">La pantalla</w:t>
+      </w:r>
+      <w:r>
+        <w:t xml:space="preserve"> </w:t>
+      </w:r>
+      <w:r>
+        <w:rPr>
+          <w:b/>
+          <w:bCs/>
+        </w:rPr>
+        <w:t xml:space="preserve">Reportes</w:t>
+      </w:r>
+      <w:r>
+        <w:t xml:space="preserve"> </w:t>
+      </w:r>
+      <w:r>
+        <w:t xml:space="preserve">(ruta</w:t>
+      </w:r>
+      <w:r>
+        <w:t xml:space="preserve"> </w:t>
+      </w:r>
+      <w:r>
+        <w:rPr>
+          <w:i/>
+          <w:iCs/>
+        </w:rPr>
+        <w:t xml:space="preserve">/admin/reports</w:t>
+      </w:r>
+      <w:r>
+        <w:t xml:space="preserve">) muestra el desempeño del lavadero con datos de reservas y pagos cargados del servidor:</w:t>
+      </w:r>
+    </w:p>
+    <w:p>
+      <w:pPr>
+        <w:pStyle w:val="Compact"/>
+        <w:numPr>
+          <w:ilvl w:val="0"/>
+          <w:numId w:val="1041"/>
+        </w:numPr>
+      </w:pPr>
+      <w:r>
+        <w:t xml:space="preserve">Elegir los filtros</w:t>
+      </w:r>
+      <w:r>
+        <w:t xml:space="preserve"> </w:t>
+      </w:r>
+      <w:r>
+        <w:rPr>
+          <w:b/>
+          <w:bCs/>
+        </w:rPr>
+        <w:t xml:space="preserve">Fecha</w:t>
+      </w:r>
+      <w:r>
+        <w:t xml:space="preserve">,</w:t>
+      </w:r>
+      <w:r>
+        <w:t xml:space="preserve"> </w:t>
+      </w:r>
+      <w:r>
+        <w:rPr>
+          <w:b/>
+          <w:bCs/>
+        </w:rPr>
+        <w:t xml:space="preserve">Servicio</w:t>
+      </w:r>
+      <w:r>
+        <w:t xml:space="preserve"> </w:t>
+      </w:r>
+      <w:r>
+        <w:t xml:space="preserve">y</w:t>
+      </w:r>
+      <w:r>
+        <w:t xml:space="preserve"> </w:t>
+      </w:r>
+      <w:r>
+        <w:rPr>
+          <w:b/>
+          <w:bCs/>
+        </w:rPr>
+        <w:t xml:space="preserve">Operario</w:t>
+      </w:r>
+      <w:r>
+        <w:t xml:space="preserve"> </w:t>
+      </w:r>
+      <w:r>
+        <w:t xml:space="preserve">y hacer clic en</w:t>
+      </w:r>
+      <w:r>
+        <w:t xml:space="preserve"> </w:t>
+      </w:r>
+      <w:r>
+        <w:rPr>
+          <w:b/>
+          <w:bCs/>
+        </w:rPr>
+        <w:t xml:space="preserve">Aplicar filtros</w:t>
+      </w:r>
+      <w:r>
+        <w:t xml:space="preserve">.</w:t>
+      </w:r>
+    </w:p>
+    <w:p>
+      <w:pPr>
+        <w:pStyle w:val="Compact"/>
+        <w:numPr>
+          <w:ilvl w:val="0"/>
+          <w:numId w:val="1041"/>
+        </w:numPr>
+      </w:pPr>
+      <w:r>
+        <w:t xml:space="preserve">Revisar las</w:t>
+      </w:r>
+      <w:r>
+        <w:t xml:space="preserve"> </w:t>
+      </w:r>
+      <w:r>
+        <w:rPr>
+          <w:b/>
+          <w:bCs/>
+        </w:rPr>
+        <w:t xml:space="preserve">Gráficas</w:t>
+      </w:r>
+      <w:r>
+        <w:t xml:space="preserve"> </w:t>
+      </w:r>
+      <w:r>
+        <w:t xml:space="preserve">de servicios completados e ingresos del periodo.</w:t>
+      </w:r>
+    </w:p>
+    <w:p>
+      <w:pPr>
+        <w:pStyle w:val="Compact"/>
+        <w:numPr>
+          <w:ilvl w:val="0"/>
+          <w:numId w:val="1041"/>
+        </w:numPr>
+      </w:pPr>
+      <w:r>
+        <w:t xml:space="preserve">Revisar los resúmenes</w:t>
+      </w:r>
+      <w:r>
+        <w:t xml:space="preserve"> </w:t>
+      </w:r>
+      <w:r>
+        <w:rPr>
+          <w:b/>
+          <w:bCs/>
+        </w:rPr>
+        <w:t xml:space="preserve">Reporte del Día</w:t>
+      </w:r>
+      <w:r>
+        <w:t xml:space="preserve">,</w:t>
+      </w:r>
+      <w:r>
+        <w:t xml:space="preserve"> </w:t>
+      </w:r>
+      <w:r>
+        <w:rPr>
+          <w:b/>
+          <w:bCs/>
+        </w:rPr>
+        <w:t xml:space="preserve">Reporte de la Semana</w:t>
+      </w:r>
+      <w:r>
+        <w:t xml:space="preserve"> </w:t>
+      </w:r>
+      <w:r>
+        <w:t xml:space="preserve">y</w:t>
+      </w:r>
+      <w:r>
+        <w:t xml:space="preserve"> </w:t>
+      </w:r>
+      <w:r>
+        <w:rPr>
+          <w:b/>
+          <w:bCs/>
+        </w:rPr>
+        <w:t xml:space="preserve">Reporte del Mes</w:t>
+      </w:r>
+      <w:r>
+        <w:t xml:space="preserve"> </w:t>
+      </w:r>
+      <w:r>
+        <w:t xml:space="preserve">(servicios completados e ingresos totales), los</w:t>
+      </w:r>
+      <w:r>
+        <w:t xml:space="preserve"> </w:t>
+      </w:r>
+      <w:r>
+        <w:rPr>
+          <w:b/>
+          <w:bCs/>
+        </w:rPr>
+        <w:t xml:space="preserve">Ingresos Totales del Año</w:t>
+      </w:r>
+      <w:r>
+        <w:t xml:space="preserve"> </w:t>
+      </w:r>
+      <w:r>
+        <w:t xml:space="preserve">y los</w:t>
+      </w:r>
+      <w:r>
+        <w:t xml:space="preserve"> </w:t>
+      </w:r>
+      <w:r>
+        <w:rPr>
+          <w:b/>
+          <w:bCs/>
+        </w:rPr>
+        <w:t xml:space="preserve">Servicios Más Vendidos</w:t>
+      </w:r>
+      <w:r>
+        <w:t xml:space="preserve">.</w:t>
+      </w:r>
+    </w:p>
+    <w:p>
+      <w:pPr>
+        <w:pStyle w:val="Compact"/>
+        <w:numPr>
+          <w:ilvl w:val="0"/>
+          <w:numId w:val="1041"/>
         </w:numPr>
       </w:pPr>
       <w:r>
@@ -12597,7 +12930,7 @@
           <w:b/>
           <w:bCs/>
         </w:rPr>
-        <w:t xml:space="preserve">Figura 11</w:t>
+        <w:t xml:space="preserve">Figura 12</w:t>
       </w:r>
     </w:p>
     <w:p>
@@ -12619,20 +12952,20 @@
       <w:r>
         <w:drawing>
           <wp:inline>
-            <wp:extent cx="5334000" cy="4123502"/>
+            <wp:extent cx="5334000" cy="4154740"/>
             <wp:effectExtent b="0" l="0" r="0" t="0"/>
-            <wp:docPr descr="Reportes Administrativos" title="" id="99" name="Picture"/>
+            <wp:docPr descr="Reportes Administrativos" title="" id="102" name="Picture"/>
             <a:graphic>
               <a:graphicData uri="http://schemas.openxmlformats.org/drawingml/2006/picture">
                 <pic:pic>
                   <pic:nvPicPr>
-                    <pic:cNvPr descr="capturas/administrador-11-reportes-administrativos.jpg" id="100" name="Picture"/>
+                    <pic:cNvPr descr="capturas/administrador-11-reportes-administrativos.jpg" id="103" name="Picture"/>
                     <pic:cNvPicPr>
                       <a:picLocks noChangeArrowheads="1" noChangeAspect="1"/>
                     </pic:cNvPicPr>
                   </pic:nvPicPr>
                   <pic:blipFill>
-                    <a:blip r:embed="rId98"/>
+                    <a:blip r:embed="rId101"/>
                     <a:stretch>
                       <a:fillRect/>
                     </a:stretch>
@@ -12640,7 +12973,7 @@
                   <pic:spPr bwMode="auto">
                     <a:xfrm>
                       <a:off x="0" y="0"/>
-                      <a:ext cx="5334000" cy="4123502"/>
+                      <a:ext cx="5334000" cy="4154740"/>
                     </a:xfrm>
                     <a:prstGeom prst="rect">
                       <a:avLst/>
@@ -12659,7 +12992,7 @@
         </w:drawing>
       </w:r>
     </w:p>
-    <w:bookmarkStart w:id="101" w:name="X98aa8193e79d556d5e79a9068c7b8460a6c1d4a"/>
+    <w:bookmarkStart w:id="104" w:name="X98aa8193e79d556d5e79a9068c7b8460a6c1d4a"/>
     <w:p>
       <w:pPr>
         <w:pStyle w:val="Heading3"/>
@@ -13983,9 +14316,9 @@
         <w:t xml:space="preserve">Las consultas son de solo lectura. Se deben ejecutar con una cuenta de consulta, fuera de las horas pico si la base de datos es grande, y sus resultados no se deben copiar en hojas de cálculo compartidas sin autorización, porque contienen datos personales.</w:t>
       </w:r>
     </w:p>
-    <w:bookmarkEnd w:id="101"/>
-    <w:bookmarkEnd w:id="102"/>
-    <w:bookmarkStart w:id="111" w:name="Xb59337f9feba840af64d5a2303438bbbb2f844b"/>
+    <w:bookmarkEnd w:id="104"/>
+    <w:bookmarkEnd w:id="105"/>
+    <w:bookmarkStart w:id="114" w:name="Xb59337f9feba840af64d5a2303438bbbb2f844b"/>
     <w:p>
       <w:pPr>
         <w:pStyle w:val="Heading2"/>
@@ -14002,7 +14335,7 @@
         <w:t xml:space="preserve">La documentación del proyecto no define una estrategia de respaldos, porque la producción está fuera de su alcance, y la aplicación no incluye un módulo de respaldos. Por lo tanto, los respaldos son una tarea del administrador de TI sobre SQL Server y los volúmenes de Docker. Esta sección propone un procedimiento basado en las prácticas de planificación de contingencias (Swanson et al., 2010) y en la documentación de SQL Server (Microsoft, s. f.). Los valores marcados como recomendaciones los debe aprobar el equipo (Anexo B).</w:t>
       </w:r>
     </w:p>
-    <w:bookmarkStart w:id="103" w:name="X241d3c2182e9596a9bd8e3da9f3dd9425fc4de0"/>
+    <w:bookmarkStart w:id="106" w:name="X241d3c2182e9596a9bd8e3da9f3dd9425fc4de0"/>
     <w:p>
       <w:pPr>
         <w:pStyle w:val="Heading3"/>
@@ -14334,8 +14667,8 @@
         <w:t xml:space="preserve">no la pueden usar los servicios.</w:t>
       </w:r>
     </w:p>
-    <w:bookmarkEnd w:id="103"/>
-    <w:bookmarkStart w:id="104" w:name="Xc5399981e872485a5b24a4e2a9b5af9889ea171"/>
+    <w:bookmarkEnd w:id="106"/>
+    <w:bookmarkStart w:id="107" w:name="Xc5399981e872485a5b24a4e2a9b5af9889ea171"/>
     <w:p>
       <w:pPr>
         <w:pStyle w:val="Heading3"/>
@@ -14592,8 +14925,8 @@
         <w:t xml:space="preserve">Recomendaciones de este manual; no provienen de la documentación del proyecto.</w:t>
       </w:r>
     </w:p>
-    <w:bookmarkEnd w:id="104"/>
-    <w:bookmarkStart w:id="108" w:name="X7111df7f06cfa1f477cfe5134fb75c25abae97e"/>
+    <w:bookmarkEnd w:id="107"/>
+    <w:bookmarkStart w:id="111" w:name="X7111df7f06cfa1f477cfe5134fb75c25abae97e"/>
     <w:p>
       <w:pPr>
         <w:pStyle w:val="Heading3"/>
@@ -14686,7 +15019,7 @@
         <w:pStyle w:val="Compact"/>
         <w:numPr>
           <w:ilvl w:val="0"/>
-          <w:numId w:val="1041"/>
+          <w:numId w:val="1042"/>
         </w:numPr>
       </w:pPr>
       <w:r>
@@ -14698,7 +15031,7 @@
         <w:pStyle w:val="Compact"/>
         <w:numPr>
           <w:ilvl w:val="0"/>
-          <w:numId w:val="1041"/>
+          <w:numId w:val="1042"/>
         </w:numPr>
       </w:pPr>
       <w:r>
@@ -14710,7 +15043,7 @@
         <w:pStyle w:val="Compact"/>
         <w:numPr>
           <w:ilvl w:val="0"/>
-          <w:numId w:val="1041"/>
+          <w:numId w:val="1042"/>
         </w:numPr>
       </w:pPr>
       <w:r>
@@ -14722,7 +15055,7 @@
         <w:pStyle w:val="Compact"/>
         <w:numPr>
           <w:ilvl w:val="0"/>
-          <w:numId w:val="1041"/>
+          <w:numId w:val="1042"/>
         </w:numPr>
       </w:pPr>
       <w:r>
@@ -14734,7 +15067,7 @@
         <w:pStyle w:val="Compact"/>
         <w:numPr>
           <w:ilvl w:val="0"/>
-          <w:numId w:val="1041"/>
+          <w:numId w:val="1042"/>
         </w:numPr>
       </w:pPr>
       <w:r>
@@ -15109,7 +15442,7 @@
           <w:b/>
           <w:bCs/>
         </w:rPr>
-        <w:t xml:space="preserve">Figura 12</w:t>
+        <w:t xml:space="preserve">Figura 13</w:t>
       </w:r>
     </w:p>
     <w:p>
@@ -15133,18 +15466,18 @@
           <wp:inline>
             <wp:extent cx="5334000" cy="1226315"/>
             <wp:effectExtent b="0" l="0" r="0" t="0"/>
-            <wp:docPr descr="Respaldo Generado y Verificado" title="" id="106" name="Picture"/>
+            <wp:docPr descr="Respaldo Generado y Verificado" title="" id="109" name="Picture"/>
             <a:graphic>
               <a:graphicData uri="http://schemas.openxmlformats.org/drawingml/2006/picture">
                 <pic:pic>
                   <pic:nvPicPr>
-                    <pic:cNvPr descr="capturas/administrador-12-respaldo-generado-y-verificado.png" id="107" name="Picture"/>
+                    <pic:cNvPr descr="capturas/administrador-12-respaldo-generado-y-verificado.png" id="110" name="Picture"/>
                     <pic:cNvPicPr>
                       <a:picLocks noChangeArrowheads="1" noChangeAspect="1"/>
                     </pic:cNvPicPr>
                   </pic:nvPicPr>
                   <pic:blipFill>
-                    <a:blip r:embed="rId105"/>
+                    <a:blip r:embed="rId108"/>
                     <a:stretch>
                       <a:fillRect/>
                     </a:stretch>
@@ -15171,8 +15504,8 @@
         </w:drawing>
       </w:r>
     </w:p>
-    <w:bookmarkEnd w:id="108"/>
-    <w:bookmarkStart w:id="109" w:name="Xbb345ffff5a8fc0edc084941286e2a3a1d1dc85"/>
+    <w:bookmarkEnd w:id="111"/>
+    <w:bookmarkStart w:id="112" w:name="Xbb345ffff5a8fc0edc084941286e2a3a1d1dc85"/>
     <w:p>
       <w:pPr>
         <w:pStyle w:val="Heading3"/>
@@ -15755,8 +16088,8 @@
         <w:t xml:space="preserve">El script se debe guardar con permisos restringidos y su resultado se debe vigilar: una alerta cuando no existe el archivo del día vale más que muchos respaldos que nadie revisa.</w:t>
       </w:r>
     </w:p>
-    <w:bookmarkEnd w:id="109"/>
-    <w:bookmarkStart w:id="110" w:name="X51868898ecfc11e6d59af341fd59ebdb4b00be4"/>
+    <w:bookmarkEnd w:id="112"/>
+    <w:bookmarkStart w:id="113" w:name="X51868898ecfc11e6d59af341fd59ebdb4b00be4"/>
     <w:p>
       <w:pPr>
         <w:pStyle w:val="Heading3"/>
@@ -15770,7 +16103,7 @@
         <w:pStyle w:val="Compact"/>
         <w:numPr>
           <w:ilvl w:val="0"/>
-          <w:numId w:val="1042"/>
+          <w:numId w:val="1043"/>
         </w:numPr>
       </w:pPr>
       <w:r>
@@ -15795,7 +16128,7 @@
         <w:pStyle w:val="Compact"/>
         <w:numPr>
           <w:ilvl w:val="0"/>
-          <w:numId w:val="1042"/>
+          <w:numId w:val="1043"/>
         </w:numPr>
       </w:pPr>
       <w:r>
@@ -15807,7 +16140,7 @@
         <w:pStyle w:val="Compact"/>
         <w:numPr>
           <w:ilvl w:val="0"/>
-          <w:numId w:val="1042"/>
+          <w:numId w:val="1043"/>
         </w:numPr>
       </w:pPr>
       <w:r>
@@ -15830,9 +16163,9 @@
         <w:t xml:space="preserve">en un entorno con datos que importen: borra el volumen de la base de datos.</w:t>
       </w:r>
     </w:p>
-    <w:bookmarkEnd w:id="110"/>
-    <w:bookmarkEnd w:id="111"/>
-    <w:bookmarkStart w:id="119" w:name="Xa6507cf530425e8bd917c263862ed8d116e9317"/>
+    <w:bookmarkEnd w:id="113"/>
+    <w:bookmarkEnd w:id="114"/>
+    <w:bookmarkStart w:id="122" w:name="Xa6507cf530425e8bd917c263862ed8d116e9317"/>
     <w:p>
       <w:pPr>
         <w:pStyle w:val="Heading2"/>
@@ -15849,7 +16182,7 @@
         <w:t xml:space="preserve">Restaurar sobrescribe los datos actuales con los del respaldo: se pierde todo lo registrado después de él. Por esa razón, la restauración debe ser una decisión autorizada y registrada, nunca una reacción improvisada.</w:t>
       </w:r>
     </w:p>
-    <w:bookmarkStart w:id="112" w:name="X1c084625bee2c484dbafc45315298d8c91f5df3"/>
+    <w:bookmarkStart w:id="115" w:name="X1c084625bee2c484dbafc45315298d8c91f5df3"/>
     <w:p>
       <w:pPr>
         <w:pStyle w:val="Heading3"/>
@@ -16040,428 +16373,14 @@
         </w:tc>
       </w:tr>
     </w:tbl>
-    <w:bookmarkEnd w:id="112"/>
-    <w:bookmarkStart w:id="113" w:name="Xd0618684eba670373cd7420bd5300c223c0b60e"/>
+    <w:bookmarkEnd w:id="115"/>
+    <w:bookmarkStart w:id="116" w:name="Xd0618684eba670373cd7420bd5300c223c0b60e"/>
     <w:p>
       <w:pPr>
         <w:pStyle w:val="Heading3"/>
       </w:pPr>
       <w:r>
         <w:t xml:space="preserve">15.2 Procedimiento de Restauración Completa</w:t>
-      </w:r>
-    </w:p>
-    <w:p>
-      <w:pPr>
-        <w:pStyle w:val="Compact"/>
-        <w:numPr>
-          <w:ilvl w:val="0"/>
-          <w:numId w:val="1043"/>
-        </w:numPr>
-      </w:pPr>
-      <w:r>
-        <w:t xml:space="preserve">Obtener la autorización y anunciar la interrupción a los usuarios.</w:t>
-      </w:r>
-    </w:p>
-    <w:p>
-      <w:pPr>
-        <w:pStyle w:val="Compact"/>
-        <w:numPr>
-          <w:ilvl w:val="0"/>
-          <w:numId w:val="1043"/>
-        </w:numPr>
-      </w:pPr>
-      <w:r>
-        <w:t xml:space="preserve">Elegir el respaldo y comprobar su integridad con RESTORE VERIFYONLY.</w:t>
-      </w:r>
-    </w:p>
-    <w:p>
-      <w:pPr>
-        <w:pStyle w:val="Compact"/>
-        <w:numPr>
-          <w:ilvl w:val="0"/>
-          <w:numId w:val="1043"/>
-        </w:numPr>
-      </w:pPr>
-      <w:r>
-        <w:t xml:space="preserve">Detener los servicios de la aplicación y el gateway para que no escriban durante la restauración; dejar SQL Server en ejecución.</w:t>
-      </w:r>
-    </w:p>
-    <w:p>
-      <w:pPr>
-        <w:pStyle w:val="Compact"/>
-        <w:numPr>
-          <w:ilvl w:val="0"/>
-          <w:numId w:val="1043"/>
-        </w:numPr>
-      </w:pPr>
-      <w:r>
-        <w:t xml:space="preserve">Hacer un respaldo del estado actual, aunque esté dañado, para no perder la evidencia.</w:t>
-      </w:r>
-    </w:p>
-    <w:p>
-      <w:pPr>
-        <w:pStyle w:val="Compact"/>
-        <w:numPr>
-          <w:ilvl w:val="0"/>
-          <w:numId w:val="1043"/>
-        </w:numPr>
-      </w:pPr>
-      <w:r>
-        <w:t xml:space="preserve">Copiar el archivo de respaldo dentro del contenedor y restaurarlo.</w:t>
-      </w:r>
-    </w:p>
-    <w:p>
-      <w:pPr>
-        <w:pStyle w:val="Compact"/>
-        <w:numPr>
-          <w:ilvl w:val="0"/>
-          <w:numId w:val="1043"/>
-        </w:numPr>
-      </w:pPr>
-      <w:r>
-        <w:t xml:space="preserve">Verificar la estructura y los datos (sección 15.3).</w:t>
-      </w:r>
-    </w:p>
-    <w:p>
-      <w:pPr>
-        <w:pStyle w:val="Compact"/>
-        <w:numPr>
-          <w:ilvl w:val="0"/>
-          <w:numId w:val="1043"/>
-        </w:numPr>
-      </w:pPr>
-      <w:r>
-        <w:t xml:space="preserve">Iniciar los servicios y ejecutar las pruebas de verificación del Manual de Instalación.</w:t>
-      </w:r>
-    </w:p>
-    <w:p>
-      <w:pPr>
-        <w:pStyle w:val="Compact"/>
-        <w:numPr>
-          <w:ilvl w:val="0"/>
-          <w:numId w:val="1043"/>
-        </w:numPr>
-      </w:pPr>
-      <w:r>
-        <w:t xml:space="preserve">Registrar la restauración e informar a los usuarios la fecha y la hora de los últimos datos recuperados.</w:t>
-      </w:r>
-    </w:p>
-    <w:p>
-      <w:pPr>
-        <w:pStyle w:val="SourceCode"/>
-      </w:pPr>
-      <w:r>
-        <w:rPr>
-          <w:rStyle w:val="BuiltInTok"/>
-        </w:rPr>
-        <w:t xml:space="preserve">cd</w:t>
-      </w:r>
-      <w:r>
-        <w:rPr>
-          <w:rStyle w:val="NormalTok"/>
-        </w:rPr>
-        <w:t xml:space="preserve"> lavarapido-infra</w:t>
-      </w:r>
-      <w:r>
-        <w:br/>
-      </w:r>
-      <w:r>
-        <w:rPr>
-          <w:rStyle w:val="CommentTok"/>
-        </w:rPr>
-        <w:t xml:space="preserve"># Detener los contenedores de la aplicación (la base de datos sigue en ejecución)</w:t>
-      </w:r>
-      <w:r>
-        <w:br/>
-      </w:r>
-      <w:r>
-        <w:rPr>
-          <w:rStyle w:val="ExtensionTok"/>
-        </w:rPr>
-        <w:t xml:space="preserve">docker</w:t>
-      </w:r>
-      <w:r>
-        <w:rPr>
-          <w:rStyle w:val="NormalTok"/>
-        </w:rPr>
-        <w:t xml:space="preserve"> compose stop api-gateway security-service customer-service booking-service </w:t>
-      </w:r>
-      <w:r>
-        <w:rPr>
-          <w:rStyle w:val="DataTypeTok"/>
-        </w:rPr>
-        <w:t xml:space="preserve">\</w:t>
-      </w:r>
-      <w:r>
-        <w:br/>
-      </w:r>
-      <w:r>
-        <w:rPr>
-          <w:rStyle w:val="NormalTok"/>
-        </w:rPr>
-        <w:t xml:space="preserve">  operations-service payment-service notification-service</w:t>
-      </w:r>
-      <w:r>
-        <w:br/>
-      </w:r>
-      <w:r>
-        <w:br/>
-      </w:r>
-      <w:r>
-        <w:rPr>
-          <w:rStyle w:val="CommentTok"/>
-        </w:rPr>
-        <w:t xml:space="preserve"># Copiar el respaldo dentro del contenedor</w:t>
-      </w:r>
-      <w:r>
-        <w:br/>
-      </w:r>
-      <w:r>
-        <w:rPr>
-          <w:rStyle w:val="ExtensionTok"/>
-        </w:rPr>
-        <w:t xml:space="preserve">docker</w:t>
-      </w:r>
-      <w:r>
-        <w:rPr>
-          <w:rStyle w:val="NormalTok"/>
-        </w:rPr>
-        <w:t xml:space="preserve"> cp ./backups/</w:t>
-      </w:r>
-      <w:r>
-        <w:rPr>
-          <w:rStyle w:val="OperatorTok"/>
-        </w:rPr>
-        <w:t xml:space="preserve">&lt;</w:t>
-      </w:r>
-      <w:r>
-        <w:rPr>
-          <w:rStyle w:val="NormalTok"/>
-        </w:rPr>
-        <w:t xml:space="preserve">ARCHIVO</w:t>
-      </w:r>
-      <w:r>
-        <w:rPr>
-          <w:rStyle w:val="OperatorTok"/>
-        </w:rPr>
-        <w:t xml:space="preserve">&gt;</w:t>
-      </w:r>
-      <w:r>
-        <w:rPr>
-          <w:rStyle w:val="NormalTok"/>
-        </w:rPr>
-        <w:t xml:space="preserve">.bak lavarapido-sqlserver:/var/opt/mssql/data/</w:t>
-      </w:r>
-      <w:r>
-        <w:br/>
-      </w:r>
-      <w:r>
-        <w:br/>
-      </w:r>
-      <w:r>
-        <w:rPr>
-          <w:rStyle w:val="CommentTok"/>
-        </w:rPr>
-        <w:t xml:space="preserve"># Restaurar (cierra las conexiones abiertas y reemplaza la base de datos)</w:t>
-      </w:r>
-      <w:r>
-        <w:br/>
-      </w:r>
-      <w:r>
-        <w:rPr>
-          <w:rStyle w:val="ExtensionTok"/>
-        </w:rPr>
-        <w:t xml:space="preserve">docker</w:t>
-      </w:r>
-      <w:r>
-        <w:rPr>
-          <w:rStyle w:val="NormalTok"/>
-        </w:rPr>
-        <w:t xml:space="preserve"> compose exec sqlserver /opt/mssql-tools18/bin/sqlcmd </w:t>
-      </w:r>
-      <w:r>
-        <w:rPr>
-          <w:rStyle w:val="DataTypeTok"/>
-        </w:rPr>
-        <w:t xml:space="preserve">\</w:t>
-      </w:r>
-      <w:r>
-        <w:br/>
-      </w:r>
-      <w:r>
-        <w:rPr>
-          <w:rStyle w:val="NormalTok"/>
-        </w:rPr>
-        <w:t xml:space="preserve">  </w:t>
-      </w:r>
-      <w:r>
-        <w:rPr>
-          <w:rStyle w:val="AttributeTok"/>
-        </w:rPr>
-        <w:t xml:space="preserve">-S</w:t>
-      </w:r>
-      <w:r>
-        <w:rPr>
-          <w:rStyle w:val="NormalTok"/>
-        </w:rPr>
-        <w:t xml:space="preserve"> localhost </w:t>
-      </w:r>
-      <w:r>
-        <w:rPr>
-          <w:rStyle w:val="AttributeTok"/>
-        </w:rPr>
-        <w:t xml:space="preserve">-U</w:t>
-      </w:r>
-      <w:r>
-        <w:rPr>
-          <w:rStyle w:val="NormalTok"/>
-        </w:rPr>
-        <w:t xml:space="preserve"> sa </w:t>
-      </w:r>
-      <w:r>
-        <w:rPr>
-          <w:rStyle w:val="AttributeTok"/>
-        </w:rPr>
-        <w:t xml:space="preserve">-P</w:t>
-      </w:r>
-      <w:r>
-        <w:rPr>
-          <w:rStyle w:val="NormalTok"/>
-        </w:rPr>
-        <w:t xml:space="preserve"> </w:t>
-      </w:r>
-      <w:r>
-        <w:rPr>
-          <w:rStyle w:val="StringTok"/>
-        </w:rPr>
-        <w:t xml:space="preserve">"</w:t>
-      </w:r>
-      <w:r>
-        <w:rPr>
-          <w:rStyle w:val="VariableTok"/>
-        </w:rPr>
-        <w:t xml:space="preserve">$DB_PASSWORD</w:t>
-      </w:r>
-      <w:r>
-        <w:rPr>
-          <w:rStyle w:val="StringTok"/>
-        </w:rPr>
-        <w:t xml:space="preserve">"</w:t>
-      </w:r>
-      <w:r>
-        <w:rPr>
-          <w:rStyle w:val="NormalTok"/>
-        </w:rPr>
-        <w:t xml:space="preserve"> </w:t>
-      </w:r>
-      <w:r>
-        <w:rPr>
-          <w:rStyle w:val="AttributeTok"/>
-        </w:rPr>
-        <w:t xml:space="preserve">-C</w:t>
-      </w:r>
-      <w:r>
-        <w:rPr>
-          <w:rStyle w:val="NormalTok"/>
-        </w:rPr>
-        <w:t xml:space="preserve"> </w:t>
-      </w:r>
-      <w:r>
-        <w:rPr>
-          <w:rStyle w:val="AttributeTok"/>
-        </w:rPr>
-        <w:t xml:space="preserve">-b</w:t>
-      </w:r>
-      <w:r>
-        <w:rPr>
-          <w:rStyle w:val="NormalTok"/>
-        </w:rPr>
-        <w:t xml:space="preserve"> </w:t>
-      </w:r>
-      <w:r>
-        <w:rPr>
-          <w:rStyle w:val="AttributeTok"/>
-        </w:rPr>
-        <w:t xml:space="preserve">-Q</w:t>
-      </w:r>
-      <w:r>
-        <w:rPr>
-          <w:rStyle w:val="NormalTok"/>
-        </w:rPr>
-        <w:t xml:space="preserve"> </w:t>
-      </w:r>
-      <w:r>
-        <w:rPr>
-          <w:rStyle w:val="DataTypeTok"/>
-        </w:rPr>
-        <w:t xml:space="preserve">\</w:t>
-      </w:r>
-      <w:r>
-        <w:br/>
-      </w:r>
-      <w:r>
-        <w:rPr>
-          <w:rStyle w:val="NormalTok"/>
-        </w:rPr>
-        <w:t xml:space="preserve">  </w:t>
-      </w:r>
-      <w:r>
-        <w:rPr>
-          <w:rStyle w:val="StringTok"/>
-        </w:rPr>
-        <w:t xml:space="preserve">"ALTER DATABASE [LavaRapido] SET SINGLE_USER WITH ROLLBACK IMMEDIATE;</w:t>
-      </w:r>
-      <w:r>
-        <w:br/>
-      </w:r>
-      <w:r>
-        <w:rPr>
-          <w:rStyle w:val="StringTok"/>
-        </w:rPr>
-        <w:t xml:space="preserve">   RESTORE DATABASE [LavaRapido] FROM DISK = N'/var/opt/mssql/data/&lt;ARCHIVO&gt;.bak' WITH REPLACE, CHECKSUM, STATS = 10;</w:t>
-      </w:r>
-      <w:r>
-        <w:br/>
-      </w:r>
-      <w:r>
-        <w:rPr>
-          <w:rStyle w:val="StringTok"/>
-        </w:rPr>
-        <w:t xml:space="preserve">   ALTER DATABASE [LavaRapido] SET MULTI_USER;"</w:t>
-      </w:r>
-    </w:p>
-    <w:p>
-      <w:pPr>
-        <w:pStyle w:val="FirstParagraph"/>
-      </w:pPr>
-      <w:r>
-        <w:t xml:space="preserve">La opción</w:t>
-      </w:r>
-      <w:r>
-        <w:t xml:space="preserve"> </w:t>
-      </w:r>
-      <w:r>
-        <w:rPr>
-          <w:i/>
-          <w:iCs/>
-        </w:rPr>
-        <w:t xml:space="preserve">WITH REPLACE</w:t>
-      </w:r>
-      <w:r>
-        <w:t xml:space="preserve"> </w:t>
-      </w:r>
-      <w:r>
-        <w:t xml:space="preserve">sobrescribe la base de datos existente: usarla solo cuando se esté seguro del respaldo elegido. Si el comando falla a mitad de camino, la base de datos puede quedar en estado de restauración o en modo de un solo usuario; no reiniciar el contenedor sin revisar el registro de SQL Server.</w:t>
-      </w:r>
-    </w:p>
-    <w:bookmarkEnd w:id="113"/>
-    <w:bookmarkStart w:id="114" w:name="Xc6d13f280ea437be3eeb2f6ba9d718f6dde71ec"/>
-    <w:p>
-      <w:pPr>
-        <w:pStyle w:val="Heading3"/>
-      </w:pPr>
-      <w:r>
-        <w:t xml:space="preserve">15.3 Verificación Posterior a la Restauración</w:t>
       </w:r>
     </w:p>
     <w:p>
@@ -16473,7 +16392,7 @@
         </w:numPr>
       </w:pPr>
       <w:r>
-        <w:t xml:space="preserve">Existen los nueve esquemas y las tablas de catálogo tienen sus filas (consultas del Manual de Instalación, sección 11).</w:t>
+        <w:t xml:space="preserve">Obtener la autorización y anunciar la interrupción a los usuarios.</w:t>
       </w:r>
     </w:p>
     <w:p>
@@ -16485,39 +16404,7 @@
         </w:numPr>
       </w:pPr>
       <w:r>
-        <w:t xml:space="preserve">Los identificadores fijos siguen en su lugar:</w:t>
-      </w:r>
-      <w:r>
-        <w:t xml:space="preserve"> </w:t>
-      </w:r>
-      <w:r>
-        <w:rPr>
-          <w:i/>
-          <w:iCs/>
-        </w:rPr>
-        <w:t xml:space="preserve">booking_status_id = 5</w:t>
-      </w:r>
-      <w:r>
-        <w:t xml:space="preserve"> </w:t>
-      </w:r>
-      <w:r>
-        <w:t xml:space="preserve">(CANCELLED) y</w:t>
-      </w:r>
-      <w:r>
-        <w:t xml:space="preserve"> </w:t>
-      </w:r>
-      <w:r>
-        <w:rPr>
-          <w:i/>
-          <w:iCs/>
-        </w:rPr>
-        <w:t xml:space="preserve">payment_status_id = 3</w:t>
-      </w:r>
-      <w:r>
-        <w:t xml:space="preserve"> </w:t>
-      </w:r>
-      <w:r>
-        <w:t xml:space="preserve">(APPROVED).</w:t>
+        <w:t xml:space="preserve">Elegir el respaldo y comprobar su integridad con RESTORE VERIFYONLY.</w:t>
       </w:r>
     </w:p>
     <w:p>
@@ -16529,7 +16416,7 @@
         </w:numPr>
       </w:pPr>
       <w:r>
-        <w:t xml:space="preserve">La última reserva y la última sesión corresponden a la fecha esperada del respaldo.</w:t>
+        <w:t xml:space="preserve">Detener los servicios de la aplicación y el gateway para que no escriban durante la restauración; dejar SQL Server en ejecución.</w:t>
       </w:r>
     </w:p>
     <w:p>
@@ -16541,7 +16428,7 @@
         </w:numPr>
       </w:pPr>
       <w:r>
-        <w:t xml:space="preserve">Un administrador puede ingresar y un cliente de prueba puede consultar sus reservas y su saldo de puntos.</w:t>
+        <w:t xml:space="preserve">Hacer un respaldo del estado actual, aunque esté dañado, para no perder la evidencia.</w:t>
       </w:r>
     </w:p>
     <w:p>
@@ -16553,7 +16440,335 @@
         </w:numPr>
       </w:pPr>
       <w:r>
-        <w:t xml:space="preserve">Las tablas</w:t>
+        <w:t xml:space="preserve">Copiar el archivo de respaldo dentro del contenedor y restaurarlo.</w:t>
+      </w:r>
+    </w:p>
+    <w:p>
+      <w:pPr>
+        <w:pStyle w:val="Compact"/>
+        <w:numPr>
+          <w:ilvl w:val="0"/>
+          <w:numId w:val="1044"/>
+        </w:numPr>
+      </w:pPr>
+      <w:r>
+        <w:t xml:space="preserve">Verificar la estructura y los datos (sección 15.3).</w:t>
+      </w:r>
+    </w:p>
+    <w:p>
+      <w:pPr>
+        <w:pStyle w:val="Compact"/>
+        <w:numPr>
+          <w:ilvl w:val="0"/>
+          <w:numId w:val="1044"/>
+        </w:numPr>
+      </w:pPr>
+      <w:r>
+        <w:t xml:space="preserve">Iniciar los servicios y ejecutar las pruebas de verificación del Manual de Instalación.</w:t>
+      </w:r>
+    </w:p>
+    <w:p>
+      <w:pPr>
+        <w:pStyle w:val="Compact"/>
+        <w:numPr>
+          <w:ilvl w:val="0"/>
+          <w:numId w:val="1044"/>
+        </w:numPr>
+      </w:pPr>
+      <w:r>
+        <w:t xml:space="preserve">Registrar la restauración e informar a los usuarios la fecha y la hora de los últimos datos recuperados.</w:t>
+      </w:r>
+    </w:p>
+    <w:p>
+      <w:pPr>
+        <w:pStyle w:val="SourceCode"/>
+      </w:pPr>
+      <w:r>
+        <w:rPr>
+          <w:rStyle w:val="BuiltInTok"/>
+        </w:rPr>
+        <w:t xml:space="preserve">cd</w:t>
+      </w:r>
+      <w:r>
+        <w:rPr>
+          <w:rStyle w:val="NormalTok"/>
+        </w:rPr>
+        <w:t xml:space="preserve"> lavarapido-infra</w:t>
+      </w:r>
+      <w:r>
+        <w:br/>
+      </w:r>
+      <w:r>
+        <w:rPr>
+          <w:rStyle w:val="CommentTok"/>
+        </w:rPr>
+        <w:t xml:space="preserve"># Detener los contenedores de la aplicación (la base de datos sigue en ejecución)</w:t>
+      </w:r>
+      <w:r>
+        <w:br/>
+      </w:r>
+      <w:r>
+        <w:rPr>
+          <w:rStyle w:val="ExtensionTok"/>
+        </w:rPr>
+        <w:t xml:space="preserve">docker</w:t>
+      </w:r>
+      <w:r>
+        <w:rPr>
+          <w:rStyle w:val="NormalTok"/>
+        </w:rPr>
+        <w:t xml:space="preserve"> compose stop api-gateway security-service customer-service booking-service </w:t>
+      </w:r>
+      <w:r>
+        <w:rPr>
+          <w:rStyle w:val="DataTypeTok"/>
+        </w:rPr>
+        <w:t xml:space="preserve">\</w:t>
+      </w:r>
+      <w:r>
+        <w:br/>
+      </w:r>
+      <w:r>
+        <w:rPr>
+          <w:rStyle w:val="NormalTok"/>
+        </w:rPr>
+        <w:t xml:space="preserve">  operations-service payment-service notification-service</w:t>
+      </w:r>
+      <w:r>
+        <w:br/>
+      </w:r>
+      <w:r>
+        <w:br/>
+      </w:r>
+      <w:r>
+        <w:rPr>
+          <w:rStyle w:val="CommentTok"/>
+        </w:rPr>
+        <w:t xml:space="preserve"># Copiar el respaldo dentro del contenedor</w:t>
+      </w:r>
+      <w:r>
+        <w:br/>
+      </w:r>
+      <w:r>
+        <w:rPr>
+          <w:rStyle w:val="ExtensionTok"/>
+        </w:rPr>
+        <w:t xml:space="preserve">docker</w:t>
+      </w:r>
+      <w:r>
+        <w:rPr>
+          <w:rStyle w:val="NormalTok"/>
+        </w:rPr>
+        <w:t xml:space="preserve"> cp ./backups/</w:t>
+      </w:r>
+      <w:r>
+        <w:rPr>
+          <w:rStyle w:val="OperatorTok"/>
+        </w:rPr>
+        <w:t xml:space="preserve">&lt;</w:t>
+      </w:r>
+      <w:r>
+        <w:rPr>
+          <w:rStyle w:val="NormalTok"/>
+        </w:rPr>
+        <w:t xml:space="preserve">ARCHIVO</w:t>
+      </w:r>
+      <w:r>
+        <w:rPr>
+          <w:rStyle w:val="OperatorTok"/>
+        </w:rPr>
+        <w:t xml:space="preserve">&gt;</w:t>
+      </w:r>
+      <w:r>
+        <w:rPr>
+          <w:rStyle w:val="NormalTok"/>
+        </w:rPr>
+        <w:t xml:space="preserve">.bak lavarapido-sqlserver:/var/opt/mssql/data/</w:t>
+      </w:r>
+      <w:r>
+        <w:br/>
+      </w:r>
+      <w:r>
+        <w:br/>
+      </w:r>
+      <w:r>
+        <w:rPr>
+          <w:rStyle w:val="CommentTok"/>
+        </w:rPr>
+        <w:t xml:space="preserve"># Restaurar (cierra las conexiones abiertas y reemplaza la base de datos)</w:t>
+      </w:r>
+      <w:r>
+        <w:br/>
+      </w:r>
+      <w:r>
+        <w:rPr>
+          <w:rStyle w:val="ExtensionTok"/>
+        </w:rPr>
+        <w:t xml:space="preserve">docker</w:t>
+      </w:r>
+      <w:r>
+        <w:rPr>
+          <w:rStyle w:val="NormalTok"/>
+        </w:rPr>
+        <w:t xml:space="preserve"> compose exec sqlserver /opt/mssql-tools18/bin/sqlcmd </w:t>
+      </w:r>
+      <w:r>
+        <w:rPr>
+          <w:rStyle w:val="DataTypeTok"/>
+        </w:rPr>
+        <w:t xml:space="preserve">\</w:t>
+      </w:r>
+      <w:r>
+        <w:br/>
+      </w:r>
+      <w:r>
+        <w:rPr>
+          <w:rStyle w:val="NormalTok"/>
+        </w:rPr>
+        <w:t xml:space="preserve">  </w:t>
+      </w:r>
+      <w:r>
+        <w:rPr>
+          <w:rStyle w:val="AttributeTok"/>
+        </w:rPr>
+        <w:t xml:space="preserve">-S</w:t>
+      </w:r>
+      <w:r>
+        <w:rPr>
+          <w:rStyle w:val="NormalTok"/>
+        </w:rPr>
+        <w:t xml:space="preserve"> localhost </w:t>
+      </w:r>
+      <w:r>
+        <w:rPr>
+          <w:rStyle w:val="AttributeTok"/>
+        </w:rPr>
+        <w:t xml:space="preserve">-U</w:t>
+      </w:r>
+      <w:r>
+        <w:rPr>
+          <w:rStyle w:val="NormalTok"/>
+        </w:rPr>
+        <w:t xml:space="preserve"> sa </w:t>
+      </w:r>
+      <w:r>
+        <w:rPr>
+          <w:rStyle w:val="AttributeTok"/>
+        </w:rPr>
+        <w:t xml:space="preserve">-P</w:t>
+      </w:r>
+      <w:r>
+        <w:rPr>
+          <w:rStyle w:val="NormalTok"/>
+        </w:rPr>
+        <w:t xml:space="preserve"> </w:t>
+      </w:r>
+      <w:r>
+        <w:rPr>
+          <w:rStyle w:val="StringTok"/>
+        </w:rPr>
+        <w:t xml:space="preserve">"</w:t>
+      </w:r>
+      <w:r>
+        <w:rPr>
+          <w:rStyle w:val="VariableTok"/>
+        </w:rPr>
+        <w:t xml:space="preserve">$DB_PASSWORD</w:t>
+      </w:r>
+      <w:r>
+        <w:rPr>
+          <w:rStyle w:val="StringTok"/>
+        </w:rPr>
+        <w:t xml:space="preserve">"</w:t>
+      </w:r>
+      <w:r>
+        <w:rPr>
+          <w:rStyle w:val="NormalTok"/>
+        </w:rPr>
+        <w:t xml:space="preserve"> </w:t>
+      </w:r>
+      <w:r>
+        <w:rPr>
+          <w:rStyle w:val="AttributeTok"/>
+        </w:rPr>
+        <w:t xml:space="preserve">-C</w:t>
+      </w:r>
+      <w:r>
+        <w:rPr>
+          <w:rStyle w:val="NormalTok"/>
+        </w:rPr>
+        <w:t xml:space="preserve"> </w:t>
+      </w:r>
+      <w:r>
+        <w:rPr>
+          <w:rStyle w:val="AttributeTok"/>
+        </w:rPr>
+        <w:t xml:space="preserve">-b</w:t>
+      </w:r>
+      <w:r>
+        <w:rPr>
+          <w:rStyle w:val="NormalTok"/>
+        </w:rPr>
+        <w:t xml:space="preserve"> </w:t>
+      </w:r>
+      <w:r>
+        <w:rPr>
+          <w:rStyle w:val="AttributeTok"/>
+        </w:rPr>
+        <w:t xml:space="preserve">-Q</w:t>
+      </w:r>
+      <w:r>
+        <w:rPr>
+          <w:rStyle w:val="NormalTok"/>
+        </w:rPr>
+        <w:t xml:space="preserve"> </w:t>
+      </w:r>
+      <w:r>
+        <w:rPr>
+          <w:rStyle w:val="DataTypeTok"/>
+        </w:rPr>
+        <w:t xml:space="preserve">\</w:t>
+      </w:r>
+      <w:r>
+        <w:br/>
+      </w:r>
+      <w:r>
+        <w:rPr>
+          <w:rStyle w:val="NormalTok"/>
+        </w:rPr>
+        <w:t xml:space="preserve">  </w:t>
+      </w:r>
+      <w:r>
+        <w:rPr>
+          <w:rStyle w:val="StringTok"/>
+        </w:rPr>
+        <w:t xml:space="preserve">"ALTER DATABASE [LavaRapido] SET SINGLE_USER WITH ROLLBACK IMMEDIATE;</w:t>
+      </w:r>
+      <w:r>
+        <w:br/>
+      </w:r>
+      <w:r>
+        <w:rPr>
+          <w:rStyle w:val="StringTok"/>
+        </w:rPr>
+        <w:t xml:space="preserve">   RESTORE DATABASE [LavaRapido] FROM DISK = N'/var/opt/mssql/data/&lt;ARCHIVO&gt;.bak' WITH REPLACE, CHECKSUM, STATS = 10;</w:t>
+      </w:r>
+      <w:r>
+        <w:br/>
+      </w:r>
+      <w:r>
+        <w:rPr>
+          <w:rStyle w:val="StringTok"/>
+        </w:rPr>
+        <w:t xml:space="preserve">   ALTER DATABASE [LavaRapido] SET MULTI_USER;"</w:t>
+      </w:r>
+    </w:p>
+    <w:p>
+      <w:pPr>
+        <w:pStyle w:val="FirstParagraph"/>
+      </w:pPr>
+      <w:r>
+        <w:t xml:space="preserve">La opción</w:t>
       </w:r>
       <w:r>
         <w:t xml:space="preserve"> </w:t>
@@ -16563,6 +16778,124 @@
           <w:i/>
           <w:iCs/>
         </w:rPr>
+        <w:t xml:space="preserve">WITH REPLACE</w:t>
+      </w:r>
+      <w:r>
+        <w:t xml:space="preserve"> </w:t>
+      </w:r>
+      <w:r>
+        <w:t xml:space="preserve">sobrescribe la base de datos existente: usarla solo cuando se esté seguro del respaldo elegido. Si el comando falla a mitad de camino, la base de datos puede quedar en estado de restauración o en modo de un solo usuario; no reiniciar el contenedor sin revisar el registro de SQL Server.</w:t>
+      </w:r>
+    </w:p>
+    <w:bookmarkEnd w:id="116"/>
+    <w:bookmarkStart w:id="117" w:name="Xc6d13f280ea437be3eeb2f6ba9d718f6dde71ec"/>
+    <w:p>
+      <w:pPr>
+        <w:pStyle w:val="Heading3"/>
+      </w:pPr>
+      <w:r>
+        <w:t xml:space="preserve">15.3 Verificación Posterior a la Restauración</w:t>
+      </w:r>
+    </w:p>
+    <w:p>
+      <w:pPr>
+        <w:pStyle w:val="Compact"/>
+        <w:numPr>
+          <w:ilvl w:val="0"/>
+          <w:numId w:val="1045"/>
+        </w:numPr>
+      </w:pPr>
+      <w:r>
+        <w:t xml:space="preserve">Existen los nueve esquemas y las tablas de catálogo tienen sus filas (consultas del Manual de Instalación, sección 11).</w:t>
+      </w:r>
+    </w:p>
+    <w:p>
+      <w:pPr>
+        <w:pStyle w:val="Compact"/>
+        <w:numPr>
+          <w:ilvl w:val="0"/>
+          <w:numId w:val="1045"/>
+        </w:numPr>
+      </w:pPr>
+      <w:r>
+        <w:t xml:space="preserve">Los identificadores fijos siguen en su lugar:</w:t>
+      </w:r>
+      <w:r>
+        <w:t xml:space="preserve"> </w:t>
+      </w:r>
+      <w:r>
+        <w:rPr>
+          <w:i/>
+          <w:iCs/>
+        </w:rPr>
+        <w:t xml:space="preserve">booking_status_id = 5</w:t>
+      </w:r>
+      <w:r>
+        <w:t xml:space="preserve"> </w:t>
+      </w:r>
+      <w:r>
+        <w:t xml:space="preserve">(CANCELLED) y</w:t>
+      </w:r>
+      <w:r>
+        <w:t xml:space="preserve"> </w:t>
+      </w:r>
+      <w:r>
+        <w:rPr>
+          <w:i/>
+          <w:iCs/>
+        </w:rPr>
+        <w:t xml:space="preserve">payment_status_id = 3</w:t>
+      </w:r>
+      <w:r>
+        <w:t xml:space="preserve"> </w:t>
+      </w:r>
+      <w:r>
+        <w:t xml:space="preserve">(APPROVED).</w:t>
+      </w:r>
+    </w:p>
+    <w:p>
+      <w:pPr>
+        <w:pStyle w:val="Compact"/>
+        <w:numPr>
+          <w:ilvl w:val="0"/>
+          <w:numId w:val="1045"/>
+        </w:numPr>
+      </w:pPr>
+      <w:r>
+        <w:t xml:space="preserve">La última reserva y la última sesión corresponden a la fecha esperada del respaldo.</w:t>
+      </w:r>
+    </w:p>
+    <w:p>
+      <w:pPr>
+        <w:pStyle w:val="Compact"/>
+        <w:numPr>
+          <w:ilvl w:val="0"/>
+          <w:numId w:val="1045"/>
+        </w:numPr>
+      </w:pPr>
+      <w:r>
+        <w:t xml:space="preserve">Un administrador puede ingresar y un cliente de prueba puede consultar sus reservas y su saldo de puntos.</w:t>
+      </w:r>
+    </w:p>
+    <w:p>
+      <w:pPr>
+        <w:pStyle w:val="Compact"/>
+        <w:numPr>
+          <w:ilvl w:val="0"/>
+          <w:numId w:val="1045"/>
+        </w:numPr>
+      </w:pPr>
+      <w:r>
+        <w:t xml:space="preserve">Las tablas</w:t>
+      </w:r>
+      <w:r>
+        <w:t xml:space="preserve"> </w:t>
+      </w:r>
+      <w:r>
+        <w:rPr>
+          <w:i/>
+          <w:iCs/>
+        </w:rPr>
         <w:t xml:space="preserve">DATABASECHANGELOG_*</w:t>
       </w:r>
       <w:r>
@@ -16580,8 +16913,8 @@
         <w:t xml:space="preserve">Los pagos transferidos a la cuenta del lavadero y no registrados por causa de la restauración se deben comparar con el extracto bancario y recuperar con los clientes.</w:t>
       </w:r>
     </w:p>
-    <w:bookmarkEnd w:id="114"/>
-    <w:bookmarkStart w:id="118" w:name="Xc0ca52c7ec661b4fbf6f536f877200bc8a3071f"/>
+    <w:bookmarkEnd w:id="117"/>
+    <w:bookmarkStart w:id="121" w:name="Xc0ca52c7ec661b4fbf6f536f877200bc8a3071f"/>
     <w:p>
       <w:pPr>
         <w:pStyle w:val="Heading3"/>
@@ -16607,7 +16940,7 @@
           <w:b/>
           <w:bCs/>
         </w:rPr>
-        <w:t xml:space="preserve">Figura 13</w:t>
+        <w:t xml:space="preserve">Figura 14</w:t>
       </w:r>
     </w:p>
     <w:p>
@@ -16631,18 +16964,18 @@
           <wp:inline>
             <wp:extent cx="5334000" cy="3915734"/>
             <wp:effectExtent b="0" l="0" r="0" t="0"/>
-            <wp:docPr descr="Verificación Posterior a la Restauración" title="" id="116" name="Picture"/>
+            <wp:docPr descr="Verificación Posterior a la Restauración" title="" id="119" name="Picture"/>
             <a:graphic>
               <a:graphicData uri="http://schemas.openxmlformats.org/drawingml/2006/picture">
                 <pic:pic>
                   <pic:nvPicPr>
-                    <pic:cNvPr descr="capturas/administrador-13-verificacion-posterior-a-la-restauracion.png" id="117" name="Picture"/>
+                    <pic:cNvPr descr="capturas/administrador-13-verificacion-posterior-a-la-restauracion.png" id="120" name="Picture"/>
                     <pic:cNvPicPr>
                       <a:picLocks noChangeArrowheads="1" noChangeAspect="1"/>
                     </pic:cNvPicPr>
                   </pic:nvPicPr>
                   <pic:blipFill>
-                    <a:blip r:embed="rId115"/>
+                    <a:blip r:embed="rId118"/>
                     <a:stretch>
                       <a:fillRect/>
                     </a:stretch>
@@ -16669,9 +17002,9 @@
         </w:drawing>
       </w:r>
     </w:p>
-    <w:bookmarkEnd w:id="118"/>
-    <w:bookmarkEnd w:id="119"/>
-    <w:bookmarkStart w:id="126" w:name="Xd5a17fa436a7164e46dbbe8da6c9a646c29c0df"/>
+    <w:bookmarkEnd w:id="121"/>
+    <w:bookmarkEnd w:id="122"/>
+    <w:bookmarkStart w:id="129" w:name="Xd5a17fa436a7164e46dbbe8da6c9a646c29c0df"/>
     <w:p>
       <w:pPr>
         <w:pStyle w:val="Heading2"/>
@@ -16680,7 +17013,7 @@
         <w:t xml:space="preserve">16. Auditoría e Historial de Acciones</w:t>
       </w:r>
     </w:p>
-    <w:bookmarkStart w:id="120" w:name="X663f0ab6ef6da21fce8d6d26fc8db668584c0fa"/>
+    <w:bookmarkStart w:id="123" w:name="X663f0ab6ef6da21fce8d6d26fc8db668584c0fa"/>
     <w:p>
       <w:pPr>
         <w:pStyle w:val="Heading3"/>
@@ -17165,8 +17498,8 @@
         <w:t xml:space="preserve">Elaborado por los autores a partir de los changelogs de los servicios. Los registros nunca deben contener contraseñas, tokens ni el contenido de los comprobantes (Kent y Souppaya, 2006).</w:t>
       </w:r>
     </w:p>
-    <w:bookmarkEnd w:id="120"/>
-    <w:bookmarkStart w:id="121" w:name="X22fd9cb7df27000538b50e9b1226638fed3caed"/>
+    <w:bookmarkEnd w:id="123"/>
+    <w:bookmarkStart w:id="124" w:name="X22fd9cb7df27000538b50e9b1226638fed3caed"/>
     <w:p>
       <w:pPr>
         <w:pStyle w:val="Heading3"/>
@@ -17691,8 +18024,8 @@
         <w:t xml:space="preserve">, SYSUTCDATETIME());</w:t>
       </w:r>
     </w:p>
-    <w:bookmarkEnd w:id="121"/>
-    <w:bookmarkStart w:id="125" w:name="X14ca12c6dbf2efb3be20040dcd258eba13ae9ed"/>
+    <w:bookmarkEnd w:id="124"/>
+    <w:bookmarkStart w:id="128" w:name="X14ca12c6dbf2efb3be20040dcd258eba13ae9ed"/>
     <w:p>
       <w:pPr>
         <w:pStyle w:val="Heading3"/>
@@ -17706,7 +18039,7 @@
         <w:pStyle w:val="Compact"/>
         <w:numPr>
           <w:ilvl w:val="0"/>
-          <w:numId w:val="1045"/>
+          <w:numId w:val="1046"/>
         </w:numPr>
       </w:pPr>
       <w:r>
@@ -17718,7 +18051,7 @@
         <w:pStyle w:val="Compact"/>
         <w:numPr>
           <w:ilvl w:val="0"/>
-          <w:numId w:val="1045"/>
+          <w:numId w:val="1046"/>
         </w:numPr>
       </w:pPr>
       <w:r>
@@ -17730,7 +18063,7 @@
         <w:pStyle w:val="Compact"/>
         <w:numPr>
           <w:ilvl w:val="0"/>
-          <w:numId w:val="1045"/>
+          <w:numId w:val="1046"/>
         </w:numPr>
       </w:pPr>
       <w:r>
@@ -17742,7 +18075,7 @@
         <w:pStyle w:val="Compact"/>
         <w:numPr>
           <w:ilvl w:val="0"/>
-          <w:numId w:val="1045"/>
+          <w:numId w:val="1046"/>
         </w:numPr>
       </w:pPr>
       <w:r>
@@ -17771,7 +18104,7 @@
           <w:b/>
           <w:bCs/>
         </w:rPr>
-        <w:t xml:space="preserve">Figura 14</w:t>
+        <w:t xml:space="preserve">Figura 15</w:t>
       </w:r>
     </w:p>
     <w:p>
@@ -17795,18 +18128,18 @@
           <wp:inline>
             <wp:extent cx="5334000" cy="1972339"/>
             <wp:effectExtent b="0" l="0" r="0" t="0"/>
-            <wp:docPr descr="Consulta del Historial de Sesiones" title="" id="123" name="Picture"/>
+            <wp:docPr descr="Consulta del Historial de Sesiones" title="" id="126" name="Picture"/>
             <a:graphic>
               <a:graphicData uri="http://schemas.openxmlformats.org/drawingml/2006/picture">
                 <pic:pic>
                   <pic:nvPicPr>
-                    <pic:cNvPr descr="capturas/administrador-14-consulta-del-historial-de-sesiones.png" id="124" name="Picture"/>
+                    <pic:cNvPr descr="capturas/administrador-14-consulta-del-historial-de-sesiones.png" id="127" name="Picture"/>
                     <pic:cNvPicPr>
                       <a:picLocks noChangeArrowheads="1" noChangeAspect="1"/>
                     </pic:cNvPicPr>
                   </pic:nvPicPr>
                   <pic:blipFill>
-                    <a:blip r:embed="rId122"/>
+                    <a:blip r:embed="rId125"/>
                     <a:stretch>
                       <a:fillRect/>
                     </a:stretch>
@@ -17833,9 +18166,9 @@
         </w:drawing>
       </w:r>
     </w:p>
-    <w:bookmarkEnd w:id="125"/>
-    <w:bookmarkEnd w:id="126"/>
-    <w:bookmarkStart w:id="135" w:name="Xe4994f6129621ff9dbc5c92fe45d5ee254447cd"/>
+    <w:bookmarkEnd w:id="128"/>
+    <w:bookmarkEnd w:id="129"/>
+    <w:bookmarkStart w:id="138" w:name="Xe4994f6129621ff9dbc5c92fe45d5ee254447cd"/>
     <w:p>
       <w:pPr>
         <w:pStyle w:val="Heading2"/>
@@ -17852,152 +18185,13 @@
         <w:t xml:space="preserve">La política de seguridad del proyecto se basa en la defensa en profundidad, el mínimo privilegio, los valores seguros por defecto, la seguridad desde el diseño y la confianza cero. Las siguientes recomendaciones se alinean con los controles del NIST (Joint Task Force, 2020) y con el OWASP Top 10 (OWASP Foundation, 2021).</w:t>
       </w:r>
     </w:p>
-    <w:bookmarkStart w:id="127" w:name="Xbd95e7b5552ef51e1bec8840c4beed3313a769d"/>
+    <w:bookmarkStart w:id="130" w:name="Xbd95e7b5552ef51e1bec8840c4beed3313a769d"/>
     <w:p>
       <w:pPr>
         <w:pStyle w:val="Heading3"/>
       </w:pPr>
       <w:r>
         <w:t xml:space="preserve">17.1 Cuentas y Contraseñas</w:t>
-      </w:r>
-    </w:p>
-    <w:p>
-      <w:pPr>
-        <w:pStyle w:val="Compact"/>
-        <w:numPr>
-          <w:ilvl w:val="0"/>
-          <w:numId w:val="1046"/>
-        </w:numPr>
-      </w:pPr>
-      <w:r>
-        <w:t xml:space="preserve">No compartir la contraseña de administrador y usar cuentas individuales.</w:t>
-      </w:r>
-    </w:p>
-    <w:p>
-      <w:pPr>
-        <w:pStyle w:val="Compact"/>
-        <w:numPr>
-          <w:ilvl w:val="0"/>
-          <w:numId w:val="1046"/>
-        </w:numPr>
-      </w:pPr>
-      <w:r>
-        <w:t xml:space="preserve">Usar contraseñas largas y únicas guardadas en un gestor de contraseñas. El bloqueo temporal frena los intentos repetidos, pero no reemplaza una contraseña fuerte.</w:t>
-      </w:r>
-    </w:p>
-    <w:p>
-      <w:pPr>
-        <w:pStyle w:val="Compact"/>
-        <w:numPr>
-          <w:ilvl w:val="0"/>
-          <w:numId w:val="1046"/>
-        </w:numPr>
-      </w:pPr>
-      <w:r>
-        <w:t xml:space="preserve">Cambiar de inmediato cualquier contraseña temporal.</w:t>
-      </w:r>
-    </w:p>
-    <w:p>
-      <w:pPr>
-        <w:pStyle w:val="Compact"/>
-        <w:numPr>
-          <w:ilvl w:val="0"/>
-          <w:numId w:val="1046"/>
-        </w:numPr>
-      </w:pPr>
-      <w:r>
-        <w:t xml:space="preserve">Desactivar el mismo día las cuentas de las personas que salen del proceso.</w:t>
-      </w:r>
-    </w:p>
-    <w:p>
-      <w:pPr>
-        <w:pStyle w:val="Compact"/>
-        <w:numPr>
-          <w:ilvl w:val="0"/>
-          <w:numId w:val="1046"/>
-        </w:numPr>
-      </w:pPr>
-      <w:r>
-        <w:t xml:space="preserve">Revisar cada trimestre la lista de administradores: debe ser lo más corta posible.</w:t>
-      </w:r>
-    </w:p>
-    <w:p>
-      <w:pPr>
-        <w:pStyle w:val="Compact"/>
-        <w:numPr>
-          <w:ilvl w:val="0"/>
-          <w:numId w:val="1046"/>
-        </w:numPr>
-      </w:pPr>
-      <w:r>
-        <w:t xml:space="preserve">Cerrar la sesión al terminar y no ingresar desde equipos compartidos.</w:t>
-      </w:r>
-    </w:p>
-    <w:bookmarkEnd w:id="127"/>
-    <w:bookmarkStart w:id="128" w:name="Xa369057f31555d58bc9378bb6e2602f716b4f16"/>
-    <w:p>
-      <w:pPr>
-        <w:pStyle w:val="Heading3"/>
-      </w:pPr>
-      <w:r>
-        <w:t xml:space="preserve">17.2 Datos Personales</w:t>
-      </w:r>
-    </w:p>
-    <w:p>
-      <w:pPr>
-        <w:pStyle w:val="FirstParagraph"/>
-      </w:pPr>
-      <w:r>
-        <w:t xml:space="preserve">El sistema trata datos personales (número de documento, nombres, teléfono, correo, vehículos, pagos y puntos) y debe cumplir la Ley Estatutaria 1581 de 2012 (Congreso de la República de Colombia, 2012). El registro exige aceptar los Términos y Condiciones y la Política de Tratamiento de Datos Personales; esos documentos son modelos elaborados para un proyecto de formación y los debe revisar un abogado antes de un uso comercial real. Cuando una persona se registra, el servidor guarda la fecha y la hora en que aceptó cada documento (</w:t>
-      </w:r>
-      <w:r>
-        <w:rPr>
-          <w:i/>
-          <w:iCs/>
-        </w:rPr>
-        <w:t xml:space="preserve">security.app_user</w:t>
-      </w:r>
-      <w:r>
-        <w:t xml:space="preserve">, columnas</w:t>
-      </w:r>
-      <w:r>
-        <w:t xml:space="preserve"> </w:t>
-      </w:r>
-      <w:r>
-        <w:rPr>
-          <w:i/>
-          <w:iCs/>
-        </w:rPr>
-        <w:t xml:space="preserve">terms_accepted_at</w:t>
-      </w:r>
-      <w:r>
-        <w:t xml:space="preserve"> </w:t>
-      </w:r>
-      <w:r>
-        <w:t xml:space="preserve">y</w:t>
-      </w:r>
-      <w:r>
-        <w:t xml:space="preserve"> </w:t>
-      </w:r>
-      <w:r>
-        <w:rPr>
-          <w:i/>
-          <w:iCs/>
-        </w:rPr>
-        <w:t xml:space="preserve">data_policy_accepted_at</w:t>
-      </w:r>
-      <w:r>
-        <w:t xml:space="preserve">), lo que sirve como prueba del consentimiento. El administrador debe consultar solo los datos necesarios para su función, no copiarlos en medios personales y atender las solicitudes de acceso o corrección de los titulares. No se recogen datos de tarjetas. Los respaldos y las exportaciones heredan la obligación de protección.</w:t>
-      </w:r>
-    </w:p>
-    <w:bookmarkEnd w:id="128"/>
-    <w:bookmarkStart w:id="129" w:name="X40b20b85ba97f8b453a9035f612d3bd463ebcfd"/>
-    <w:p>
-      <w:pPr>
-        <w:pStyle w:val="Heading3"/>
-      </w:pPr>
-      <w:r>
-        <w:t xml:space="preserve">17.3 Secretos y Configuración</w:t>
       </w:r>
     </w:p>
     <w:p>
@@ -18009,36 +18203,7 @@
         </w:numPr>
       </w:pPr>
       <w:r>
-        <w:t xml:space="preserve">El archivo</w:t>
-      </w:r>
-      <w:r>
-        <w:t xml:space="preserve"> </w:t>
-      </w:r>
-      <w:r>
-        <w:rPr>
-          <w:i/>
-          <w:iCs/>
-        </w:rPr>
-        <w:t xml:space="preserve">.env</w:t>
-      </w:r>
-      <w:r>
-        <w:t xml:space="preserve"> </w:t>
-      </w:r>
-      <w:r>
-        <w:t xml:space="preserve">no se versiona y tiene permisos restringidos; el repositorio solo contiene</w:t>
-      </w:r>
-      <w:r>
-        <w:t xml:space="preserve"> </w:t>
-      </w:r>
-      <w:r>
-        <w:rPr>
-          <w:i/>
-          <w:iCs/>
-        </w:rPr>
-        <w:t xml:space="preserve">.env.example</w:t>
-      </w:r>
-      <w:r>
-        <w:t xml:space="preserve">.</w:t>
+        <w:t xml:space="preserve">No compartir la contraseña de administrador y usar cuentas individuales.</w:t>
       </w:r>
     </w:p>
     <w:p>
@@ -18050,36 +18215,7 @@
         </w:numPr>
       </w:pPr>
       <w:r>
-        <w:t xml:space="preserve">El secreto JWT (mínimo 32 bytes), la contraseña de</w:t>
-      </w:r>
-      <w:r>
-        <w:t xml:space="preserve"> </w:t>
-      </w:r>
-      <w:r>
-        <w:rPr>
-          <w:i/>
-          <w:iCs/>
-        </w:rPr>
-        <w:t xml:space="preserve">sa</w:t>
-      </w:r>
-      <w:r>
-        <w:t xml:space="preserve">, la contraseña de RabbitMQ y</w:t>
-      </w:r>
-      <w:r>
-        <w:t xml:space="preserve"> </w:t>
-      </w:r>
-      <w:r>
-        <w:rPr>
-          <w:i/>
-          <w:iCs/>
-        </w:rPr>
-        <w:t xml:space="preserve">INTERNAL_API_KEY</w:t>
-      </w:r>
-      <w:r>
-        <w:t xml:space="preserve"> </w:t>
-      </w:r>
-      <w:r>
-        <w:t xml:space="preserve">se deben cambiar antes de cualquier despliegue compartido y de inmediato ante la sospecha de un compromiso. Cambiar el secreto JWT invalida todos los tokens emitidos y obliga a todos a ingresar de nuevo.</w:t>
+        <w:t xml:space="preserve">Usar contraseñas largas y únicas guardadas en un gestor de contraseñas. El bloqueo temporal frena los intentos repetidos, pero no reemplaza una contraseña fuerte.</w:t>
       </w:r>
     </w:p>
     <w:p>
@@ -18091,20 +18227,7 @@
         </w:numPr>
       </w:pPr>
       <w:r>
-        <w:t xml:space="preserve">En el entorno local actual los servicios se conectan con la cuenta</w:t>
-      </w:r>
-      <w:r>
-        <w:t xml:space="preserve"> </w:t>
-      </w:r>
-      <w:r>
-        <w:rPr>
-          <w:i/>
-          <w:iCs/>
-        </w:rPr>
-        <w:t xml:space="preserve">sa</w:t>
-      </w:r>
-      <w:r>
-        <w:t xml:space="preserve">. Antes de cualquier despliegue compartido, crear un inicio de sesión por servicio con derechos solo sobre sus propios esquemas (mejora pendiente).</w:t>
+        <w:t xml:space="preserve">Cambiar de inmediato cualquier contraseña temporal.</w:t>
       </w:r>
     </w:p>
     <w:p>
@@ -18116,36 +18239,75 @@
         </w:numPr>
       </w:pPr>
       <w:r>
-        <w:t xml:space="preserve">Las cuentas de demostración del perfil</w:t>
-      </w:r>
-      <w:r>
-        <w:t xml:space="preserve"> </w:t>
+        <w:t xml:space="preserve">Desactivar el mismo día las cuentas de las personas que salen del proceso.</w:t>
+      </w:r>
+    </w:p>
+    <w:p>
+      <w:pPr>
+        <w:pStyle w:val="Compact"/>
+        <w:numPr>
+          <w:ilvl w:val="0"/>
+          <w:numId w:val="1047"/>
+        </w:numPr>
+      </w:pPr>
+      <w:r>
+        <w:t xml:space="preserve">Revisar cada trimestre la lista de administradores: debe ser lo más corta posible.</w:t>
+      </w:r>
+    </w:p>
+    <w:p>
+      <w:pPr>
+        <w:pStyle w:val="Compact"/>
+        <w:numPr>
+          <w:ilvl w:val="0"/>
+          <w:numId w:val="1047"/>
+        </w:numPr>
+      </w:pPr>
+      <w:r>
+        <w:t xml:space="preserve">Cerrar la sesión al terminar y no ingresar desde equipos compartidos.</w:t>
+      </w:r>
+    </w:p>
+    <w:bookmarkEnd w:id="130"/>
+    <w:bookmarkStart w:id="131" w:name="Xa369057f31555d58bc9378bb6e2602f716b4f16"/>
+    <w:p>
+      <w:pPr>
+        <w:pStyle w:val="Heading3"/>
+      </w:pPr>
+      <w:r>
+        <w:t xml:space="preserve">17.2 Datos Personales</w:t>
+      </w:r>
+    </w:p>
+    <w:p>
+      <w:pPr>
+        <w:pStyle w:val="FirstParagraph"/>
+      </w:pPr>
+      <w:r>
+        <w:t xml:space="preserve">El sistema trata datos personales (número de documento, nombres, teléfono, correo, vehículos, pagos y puntos) y debe cumplir la Ley Estatutaria 1581 de 2012 (Congreso de la República de Colombia, 2012). El registro exige aceptar los Términos y Condiciones y la Política de Tratamiento de Datos Personales; esos documentos son modelos elaborados para un proyecto de formación y los debe revisar un abogado antes de un uso comercial real. Cuando una persona se registra, el servidor guarda la fecha y la hora en que aceptó cada documento (</w:t>
       </w:r>
       <w:r>
         <w:rPr>
           <w:i/>
           <w:iCs/>
         </w:rPr>
-        <w:t xml:space="preserve">dev</w:t>
-      </w:r>
-      <w:r>
-        <w:t xml:space="preserve"> </w:t>
-      </w:r>
-      <w:r>
-        <w:t xml:space="preserve">nunca deben llegar a un despliegue compartido (</w:t>
+        <w:t xml:space="preserve">security.app_user</w:t>
+      </w:r>
+      <w:r>
+        <w:t xml:space="preserve">, columnas</w:t>
+      </w:r>
+      <w:r>
+        <w:t xml:space="preserve"> </w:t>
       </w:r>
       <w:r>
         <w:rPr>
           <w:i/>
           <w:iCs/>
         </w:rPr>
-        <w:t xml:space="preserve">SPRING_PROFILES_ACTIVE</w:t>
-      </w:r>
-      <w:r>
-        <w:t xml:space="preserve"> </w:t>
-      </w:r>
-      <w:r>
-        <w:t xml:space="preserve">distinto de</w:t>
+        <w:t xml:space="preserve">terms_accepted_at</w:t>
+      </w:r>
+      <w:r>
+        <w:t xml:space="preserve"> </w:t>
+      </w:r>
+      <w:r>
+        <w:t xml:space="preserve">y</w:t>
       </w:r>
       <w:r>
         <w:t xml:space="preserve"> </w:t>
@@ -18155,20 +18317,20 @@
           <w:i/>
           <w:iCs/>
         </w:rPr>
-        <w:t xml:space="preserve">dev</w:t>
-      </w:r>
-      <w:r>
-        <w:t xml:space="preserve">).</w:t>
-      </w:r>
-    </w:p>
-    <w:bookmarkEnd w:id="129"/>
-    <w:bookmarkStart w:id="130" w:name="X8caef793e9c2ec5a13052b1f604565c56e8f991"/>
+        <w:t xml:space="preserve">data_policy_accepted_at</w:t>
+      </w:r>
+      <w:r>
+        <w:t xml:space="preserve">), lo que sirve como prueba del consentimiento. El administrador debe consultar solo los datos necesarios para su función, no copiarlos en medios personales y atender las solicitudes de acceso o corrección de los titulares. No se recogen datos de tarjetas. Los respaldos y las exportaciones heredan la obligación de protección.</w:t>
+      </w:r>
+    </w:p>
+    <w:bookmarkEnd w:id="131"/>
+    <w:bookmarkStart w:id="132" w:name="X40b20b85ba97f8b453a9035f612d3bd463ebcfd"/>
     <w:p>
       <w:pPr>
         <w:pStyle w:val="Heading3"/>
       </w:pPr>
       <w:r>
-        <w:t xml:space="preserve">17.4 Red y Exposición</w:t>
+        <w:t xml:space="preserve">17.3 Secretos y Configuración</w:t>
       </w:r>
     </w:p>
     <w:p>
@@ -18180,7 +18342,36 @@
         </w:numPr>
       </w:pPr>
       <w:r>
-        <w:t xml:space="preserve">Solo el gateway (puerto 8080) y la aplicación web deben estar expuestos fuera del equipo; SQL Server, RabbitMQ, Mailpit y los puertos 3001 a 3006 no deben ser accesibles desde fuera.</w:t>
+        <w:t xml:space="preserve">El archivo</w:t>
+      </w:r>
+      <w:r>
+        <w:t xml:space="preserve"> </w:t>
+      </w:r>
+      <w:r>
+        <w:rPr>
+          <w:i/>
+          <w:iCs/>
+        </w:rPr>
+        <w:t xml:space="preserve">.env</w:t>
+      </w:r>
+      <w:r>
+        <w:t xml:space="preserve"> </w:t>
+      </w:r>
+      <w:r>
+        <w:t xml:space="preserve">no se versiona y tiene permisos restringidos; el repositorio solo contiene</w:t>
+      </w:r>
+      <w:r>
+        <w:t xml:space="preserve"> </w:t>
+      </w:r>
+      <w:r>
+        <w:rPr>
+          <w:i/>
+          <w:iCs/>
+        </w:rPr>
+        <w:t xml:space="preserve">.env.example</w:t>
+      </w:r>
+      <w:r>
+        <w:t xml:space="preserve">.</w:t>
       </w:r>
     </w:p>
     <w:p>
@@ -18192,7 +18383,36 @@
         </w:numPr>
       </w:pPr>
       <w:r>
-        <w:t xml:space="preserve">Fuera del entorno local, usar HTTPS con TLS 1.2 o superior.</w:t>
+        <w:t xml:space="preserve">El secreto JWT (mínimo 32 bytes), la contraseña de</w:t>
+      </w:r>
+      <w:r>
+        <w:t xml:space="preserve"> </w:t>
+      </w:r>
+      <w:r>
+        <w:rPr>
+          <w:i/>
+          <w:iCs/>
+        </w:rPr>
+        <w:t xml:space="preserve">sa</w:t>
+      </w:r>
+      <w:r>
+        <w:t xml:space="preserve">, la contraseña de RabbitMQ y</w:t>
+      </w:r>
+      <w:r>
+        <w:t xml:space="preserve"> </w:t>
+      </w:r>
+      <w:r>
+        <w:rPr>
+          <w:i/>
+          <w:iCs/>
+        </w:rPr>
+        <w:t xml:space="preserve">INTERNAL_API_KEY</w:t>
+      </w:r>
+      <w:r>
+        <w:t xml:space="preserve"> </w:t>
+      </w:r>
+      <w:r>
+        <w:t xml:space="preserve">se deben cambiar antes de cualquier despliegue compartido y de inmediato ante la sospecha de un compromiso. Cambiar el secreto JWT invalida todos los tokens emitidos y obliga a todos a ingresar de nuevo.</w:t>
       </w:r>
     </w:p>
     <w:p>
@@ -18204,11 +18424,124 @@
         </w:numPr>
       </w:pPr>
       <w:r>
+        <w:t xml:space="preserve">En el entorno local actual los servicios se conectan con la cuenta</w:t>
+      </w:r>
+      <w:r>
+        <w:t xml:space="preserve"> </w:t>
+      </w:r>
+      <w:r>
+        <w:rPr>
+          <w:i/>
+          <w:iCs/>
+        </w:rPr>
+        <w:t xml:space="preserve">sa</w:t>
+      </w:r>
+      <w:r>
+        <w:t xml:space="preserve">. Antes de cualquier despliegue compartido, crear un inicio de sesión por servicio con derechos solo sobre sus propios esquemas (mejora pendiente).</w:t>
+      </w:r>
+    </w:p>
+    <w:p>
+      <w:pPr>
+        <w:pStyle w:val="Compact"/>
+        <w:numPr>
+          <w:ilvl w:val="0"/>
+          <w:numId w:val="1048"/>
+        </w:numPr>
+      </w:pPr>
+      <w:r>
+        <w:t xml:space="preserve">Las cuentas de demostración del perfil</w:t>
+      </w:r>
+      <w:r>
+        <w:t xml:space="preserve"> </w:t>
+      </w:r>
+      <w:r>
+        <w:rPr>
+          <w:i/>
+          <w:iCs/>
+        </w:rPr>
+        <w:t xml:space="preserve">dev</w:t>
+      </w:r>
+      <w:r>
+        <w:t xml:space="preserve"> </w:t>
+      </w:r>
+      <w:r>
+        <w:t xml:space="preserve">nunca deben llegar a un despliegue compartido (</w:t>
+      </w:r>
+      <w:r>
+        <w:rPr>
+          <w:i/>
+          <w:iCs/>
+        </w:rPr>
+        <w:t xml:space="preserve">SPRING_PROFILES_ACTIVE</w:t>
+      </w:r>
+      <w:r>
+        <w:t xml:space="preserve"> </w:t>
+      </w:r>
+      <w:r>
+        <w:t xml:space="preserve">distinto de</w:t>
+      </w:r>
+      <w:r>
+        <w:t xml:space="preserve"> </w:t>
+      </w:r>
+      <w:r>
+        <w:rPr>
+          <w:i/>
+          <w:iCs/>
+        </w:rPr>
+        <w:t xml:space="preserve">dev</w:t>
+      </w:r>
+      <w:r>
+        <w:t xml:space="preserve">).</w:t>
+      </w:r>
+    </w:p>
+    <w:bookmarkEnd w:id="132"/>
+    <w:bookmarkStart w:id="133" w:name="X8caef793e9c2ec5a13052b1f604565c56e8f991"/>
+    <w:p>
+      <w:pPr>
+        <w:pStyle w:val="Heading3"/>
+      </w:pPr>
+      <w:r>
+        <w:t xml:space="preserve">17.4 Red y Exposición</w:t>
+      </w:r>
+    </w:p>
+    <w:p>
+      <w:pPr>
+        <w:pStyle w:val="Compact"/>
+        <w:numPr>
+          <w:ilvl w:val="0"/>
+          <w:numId w:val="1049"/>
+        </w:numPr>
+      </w:pPr>
+      <w:r>
+        <w:t xml:space="preserve">Solo el gateway (puerto 8080) y la aplicación web deben estar expuestos fuera del equipo; SQL Server, RabbitMQ, Mailpit y los puertos 3001 a 3006 no deben ser accesibles desde fuera.</w:t>
+      </w:r>
+    </w:p>
+    <w:p>
+      <w:pPr>
+        <w:pStyle w:val="Compact"/>
+        <w:numPr>
+          <w:ilvl w:val="0"/>
+          <w:numId w:val="1049"/>
+        </w:numPr>
+      </w:pPr>
+      <w:r>
+        <w:t xml:space="preserve">Fuera del entorno local, usar HTTPS con TLS 1.2 o superior.</w:t>
+      </w:r>
+    </w:p>
+    <w:p>
+      <w:pPr>
+        <w:pStyle w:val="Compact"/>
+        <w:numPr>
+          <w:ilvl w:val="0"/>
+          <w:numId w:val="1049"/>
+        </w:numPr>
+      </w:pPr>
+      <w:r>
         <w:t xml:space="preserve">El gateway no aplica un límite de solicitudes. El bloqueo de cuentas frena a quien intenta adivinar contraseñas, pero en un servidor expuesto a internet conviene agregar también un límite de solicitudes en el proxy (Caddy) o en el gateway.</w:t>
       </w:r>
     </w:p>
-    <w:bookmarkEnd w:id="130"/>
-    <w:bookmarkStart w:id="131" w:name="X22d781bc3d89d2124e8a75ff7e61d4ff41d790d"/>
+    <w:bookmarkEnd w:id="133"/>
+    <w:bookmarkStart w:id="134" w:name="X22d781bc3d89d2124e8a75ff7e61d4ff41d790d"/>
     <w:p>
       <w:pPr>
         <w:pStyle w:val="Heading3"/>
@@ -18489,8 +18822,8 @@
         <w:t xml:space="preserve">Elaborado por los autores a partir de ADR-004, ADR-006, ADR-008, ADR-015 y el backlog técnico del proyecto.</w:t>
       </w:r>
     </w:p>
-    <w:bookmarkEnd w:id="131"/>
-    <w:bookmarkStart w:id="132" w:name="Xacf6e5c8ba8cbabe8c6fab43e20ea603390ae87"/>
+    <w:bookmarkEnd w:id="134"/>
+    <w:bookmarkStart w:id="135" w:name="Xacf6e5c8ba8cbabe8c6fab43e20ea603390ae87"/>
     <w:p>
       <w:pPr>
         <w:pStyle w:val="Heading3"/>
@@ -19250,8 +19583,8 @@
         <w:t xml:space="preserve">"DBCC CHECKDB ([LavaRapido]) WITH NO_INFOMSGS"</w:t>
       </w:r>
     </w:p>
-    <w:bookmarkEnd w:id="132"/>
-    <w:bookmarkStart w:id="133" w:name="X2b52c1efcf70773268391d6de5e4987650a3851"/>
+    <w:bookmarkEnd w:id="135"/>
+    <w:bookmarkStart w:id="136" w:name="X2b52c1efcf70773268391d6de5e4987650a3851"/>
     <w:p>
       <w:pPr>
         <w:pStyle w:val="Heading3"/>
@@ -20071,8 +20404,8 @@
         <w:t xml:space="preserve">Los problemas de instalación se detallan en el Manual de Instalación, sección 17.</w:t>
       </w:r>
     </w:p>
-    <w:bookmarkEnd w:id="133"/>
-    <w:bookmarkStart w:id="134" w:name="X0cf51028e4ede3c0c2e07e13d8762078c090165"/>
+    <w:bookmarkEnd w:id="136"/>
+    <w:bookmarkStart w:id="137" w:name="X0cf51028e4ede3c0c2e07e13d8762078c090165"/>
     <w:p>
       <w:pPr>
         <w:pStyle w:val="Heading3"/>
@@ -20321,9 +20654,9 @@
         <w:t xml:space="preserve">Todo incidente se debe registrar con la fecha, quién lo detectó, la descripción, la severidad, la causa, las acciones, el resultado y las medidas para evitar que se repita (Anexo C).</w:t>
       </w:r>
     </w:p>
-    <w:bookmarkEnd w:id="134"/>
-    <w:bookmarkEnd w:id="135"/>
-    <w:bookmarkStart w:id="136" w:name="X6fdd594c10465666e273a650d034cc54d5f3d24"/>
+    <w:bookmarkEnd w:id="137"/>
+    <w:bookmarkEnd w:id="138"/>
+    <w:bookmarkStart w:id="139" w:name="X6fdd594c10465666e273a650d034cc54d5f3d24"/>
     <w:p>
       <w:pPr>
         <w:pStyle w:val="Heading2"/>
@@ -20844,8 +21177,8 @@
         <w:t xml:space="preserve">Elaborado por los autores a partir de la documentación del proyecto.</w:t>
       </w:r>
     </w:p>
-    <w:bookmarkEnd w:id="136"/>
-    <w:bookmarkStart w:id="147" w:name="referencias"/>
+    <w:bookmarkEnd w:id="139"/>
+    <w:bookmarkStart w:id="150" w:name="referencias"/>
     <w:p>
       <w:pPr>
         <w:pStyle w:val="Heading2"/>
@@ -20877,7 +21210,7 @@
       <w:r>
         <w:t xml:space="preserve"> </w:t>
       </w:r>
-      <w:hyperlink r:id="rId137">
+      <w:hyperlink r:id="rId140">
         <w:r>
           <w:rPr>
             <w:rStyle w:val="Hyperlink"/>
@@ -20912,7 +21245,7 @@
       <w:r>
         <w:t xml:space="preserve"> </w:t>
       </w:r>
-      <w:hyperlink r:id="rId138">
+      <w:hyperlink r:id="rId141">
         <w:r>
           <w:rPr>
             <w:rStyle w:val="Hyperlink"/>
@@ -20947,7 +21280,7 @@
       <w:r>
         <w:t xml:space="preserve"> </w:t>
       </w:r>
-      <w:hyperlink r:id="rId139">
+      <w:hyperlink r:id="rId142">
         <w:r>
           <w:rPr>
             <w:rStyle w:val="Hyperlink"/>
@@ -20982,7 +21315,7 @@
       <w:r>
         <w:t xml:space="preserve"> </w:t>
       </w:r>
-      <w:hyperlink r:id="rId140">
+      <w:hyperlink r:id="rId143">
         <w:r>
           <w:rPr>
             <w:rStyle w:val="Hyperlink"/>
@@ -21017,7 +21350,7 @@
       <w:r>
         <w:t xml:space="preserve"> </w:t>
       </w:r>
-      <w:hyperlink r:id="rId141">
+      <w:hyperlink r:id="rId144">
         <w:r>
           <w:rPr>
             <w:rStyle w:val="Hyperlink"/>
@@ -21052,7 +21385,7 @@
       <w:r>
         <w:t xml:space="preserve"> </w:t>
       </w:r>
-      <w:hyperlink r:id="rId142">
+      <w:hyperlink r:id="rId145">
         <w:r>
           <w:rPr>
             <w:rStyle w:val="Hyperlink"/>
@@ -21087,7 +21420,7 @@
       <w:r>
         <w:t xml:space="preserve"> </w:t>
       </w:r>
-      <w:hyperlink r:id="rId143">
+      <w:hyperlink r:id="rId146">
         <w:r>
           <w:rPr>
             <w:rStyle w:val="Hyperlink"/>
@@ -21119,7 +21452,7 @@
       <w:r>
         <w:t xml:space="preserve"> </w:t>
       </w:r>
-      <w:hyperlink r:id="rId144">
+      <w:hyperlink r:id="rId147">
         <w:r>
           <w:rPr>
             <w:rStyle w:val="Hyperlink"/>
@@ -21151,7 +21484,7 @@
       <w:r>
         <w:t xml:space="preserve"> </w:t>
       </w:r>
-      <w:hyperlink r:id="rId145">
+      <w:hyperlink r:id="rId148">
         <w:r>
           <w:rPr>
             <w:rStyle w:val="Hyperlink"/>
@@ -21210,7 +21543,7 @@
       <w:r>
         <w:t xml:space="preserve"> </w:t>
       </w:r>
-      <w:hyperlink r:id="rId146">
+      <w:hyperlink r:id="rId149">
         <w:r>
           <w:rPr>
             <w:rStyle w:val="Hyperlink"/>
@@ -21219,8 +21552,8 @@
         </w:r>
       </w:hyperlink>
     </w:p>
-    <w:bookmarkEnd w:id="147"/>
-    <w:bookmarkStart w:id="152" w:name="X80b0218b51872906238fd110cf3fb8467fb66bf"/>
+    <w:bookmarkEnd w:id="150"/>
+    <w:bookmarkStart w:id="155" w:name="X80b0218b51872906238fd110cf3fb8467fb66bf"/>
     <w:p>
       <w:pPr>
         <w:pStyle w:val="Heading2"/>
@@ -21229,7 +21562,7 @@
         <w:t xml:space="preserve">19. Anexos</w:t>
       </w:r>
     </w:p>
-    <w:bookmarkStart w:id="148" w:name="anexo-a-origen-de-las-capturas"/>
+    <w:bookmarkStart w:id="151" w:name="anexo-a-origen-de-las-capturas"/>
     <w:p>
       <w:pPr>
         <w:pStyle w:val="Heading3"/>
@@ -21285,8 +21618,8 @@
         <w:t xml:space="preserve">.</w:t>
       </w:r>
     </w:p>
-    <w:bookmarkEnd w:id="148"/>
-    <w:bookmarkStart w:id="149" w:name="Xc98337fea243bbd6c61e22d02a7b280ae810696"/>
+    <w:bookmarkEnd w:id="151"/>
+    <w:bookmarkStart w:id="152" w:name="Xc98337fea243bbd6c61e22d02a7b280ae810696"/>
     <w:p>
       <w:pPr>
         <w:pStyle w:val="Heading3"/>
@@ -21597,8 +21930,8 @@
         <w:t xml:space="preserve">Elaborado por los autores a partir de la verificación del código fuente y del backlog técnico del proyecto.</w:t>
       </w:r>
     </w:p>
-    <w:bookmarkEnd w:id="149"/>
-    <w:bookmarkStart w:id="150" w:name="Xf56c5f7caa122d71cddfd8510860859110ae06b"/>
+    <w:bookmarkEnd w:id="152"/>
+    <w:bookmarkStart w:id="153" w:name="Xf56c5f7caa122d71cddfd8510860859110ae06b"/>
     <w:p>
       <w:pPr>
         <w:pStyle w:val="Heading3"/>
@@ -21882,8 +22215,8 @@
         </w:tc>
       </w:tr>
     </w:tbl>
-    <w:bookmarkEnd w:id="150"/>
-    <w:bookmarkStart w:id="151" w:name="X4dd1fb3daea29299baaf27f8538e456a52eadf9"/>
+    <w:bookmarkEnd w:id="153"/>
+    <w:bookmarkStart w:id="154" w:name="X4dd1fb3daea29299baaf27f8538e456a52eadf9"/>
     <w:p>
       <w:pPr>
         <w:pStyle w:val="Heading3"/>
@@ -22188,9 +22521,9 @@
         <w:t xml:space="preserve">Adaptado de la lista de verificación de la guía para elaborar manuales de software (SENA, 2026).</w:t>
       </w:r>
     </w:p>
-    <w:bookmarkEnd w:id="151"/>
-    <w:bookmarkEnd w:id="152"/>
-    <w:bookmarkEnd w:id="153"/>
+    <w:bookmarkEnd w:id="154"/>
+    <w:bookmarkEnd w:id="155"/>
+    <w:bookmarkEnd w:id="156"/>
     <w:sectPr>
       <w:footnotePr>
         <w:numRestart w:val="eachSect"/>
@@ -23129,9 +23462,6 @@
     </w:lvlOverride>
   </w:num>
   <w:num w:numId="1042">
-    <w:abstractNumId w:val="991"/>
-  </w:num>
-  <w:num w:numId="1043">
     <w:abstractNumId w:val="99411"/>
     <w:lvlOverride w:ilvl="0">
       <w:startOverride w:val="1"/>
@@ -23161,8 +23491,38 @@
       <w:startOverride w:val="1"/>
     </w:lvlOverride>
   </w:num>
+  <w:num w:numId="1043">
+    <w:abstractNumId w:val="991"/>
+  </w:num>
   <w:num w:numId="1044">
-    <w:abstractNumId w:val="991"/>
+    <w:abstractNumId w:val="99411"/>
+    <w:lvlOverride w:ilvl="0">
+      <w:startOverride w:val="1"/>
+    </w:lvlOverride>
+    <w:lvlOverride w:ilvl="1">
+      <w:startOverride w:val="1"/>
+    </w:lvlOverride>
+    <w:lvlOverride w:ilvl="2">
+      <w:startOverride w:val="1"/>
+    </w:lvlOverride>
+    <w:lvlOverride w:ilvl="3">
+      <w:startOverride w:val="1"/>
+    </w:lvlOverride>
+    <w:lvlOverride w:ilvl="4">
+      <w:startOverride w:val="1"/>
+    </w:lvlOverride>
+    <w:lvlOverride w:ilvl="5">
+      <w:startOverride w:val="1"/>
+    </w:lvlOverride>
+    <w:lvlOverride w:ilvl="6">
+      <w:startOverride w:val="1"/>
+    </w:lvlOverride>
+    <w:lvlOverride w:ilvl="7">
+      <w:startOverride w:val="1"/>
+    </w:lvlOverride>
+    <w:lvlOverride w:ilvl="8">
+      <w:startOverride w:val="1"/>
+    </w:lvlOverride>
   </w:num>
   <w:num w:numId="1045">
     <w:abstractNumId w:val="991"/>
@@ -23174,6 +23534,9 @@
     <w:abstractNumId w:val="991"/>
   </w:num>
   <w:num w:numId="1048">
+    <w:abstractNumId w:val="991"/>
+  </w:num>
+  <w:num w:numId="1049">
     <w:abstractNumId w:val="991"/>
   </w:num>
 </w:numbering>

--- a/09_MANUALES/ES/WORD/09_Manual_De_Administrador.docx
+++ b/09_MANUALES/ES/WORD/09_Manual_De_Administrador.docx
@@ -7455,7 +7455,23 @@
         <w:pStyle w:val="FirstParagraph"/>
       </w:pPr>
       <w:r>
-        <w:t xml:space="preserve">La razón social, el NIT y la dirección son obligatorios; el teléfono debe tener al menos 7 dígitos, el correo debe ser válido y la fecha de fundación no puede ser futura.</w:t>
+        <w:t xml:space="preserve">La razón social, el NIT y la dirección son obligatorios; el teléfono debe tener al menos 7 dígitos, el correo debe ser válido y la fecha de fundación no puede ser futura. En la aplicación móvil,</w:t>
+      </w:r>
+      <w:r>
+        <w:t xml:space="preserve"> </w:t>
+      </w:r>
+      <w:r>
+        <w:rPr>
+          <w:b/>
+          <w:bCs/>
+        </w:rPr>
+        <w:t xml:space="preserve">Más &gt; Configuración &gt; Datos del negocio</w:t>
+      </w:r>
+      <w:r>
+        <w:t xml:space="preserve"> </w:t>
+      </w:r>
+      <w:r>
+        <w:t xml:space="preserve">muestra las mismas tarjetas con su lápiz y guarda en el mismo lugar.</w:t>
       </w:r>
     </w:p>
     <w:p>

--- a/09_MANUALES/ES/WORD/09_Manual_De_Administrador.docx
+++ b/09_MANUALES/ES/WORD/09_Manual_De_Administrador.docx
@@ -499,6 +499,52 @@
           </w:p>
         </w:tc>
       </w:tr>
+      <w:tr>
+        <w:tc>
+          <w:tcPr/>
+          <w:p>
+            <w:pPr>
+              <w:pStyle w:val="Compact"/>
+            </w:pPr>
+            <w:r>
+              <w:t xml:space="preserve">4.4</w:t>
+            </w:r>
+          </w:p>
+        </w:tc>
+        <w:tc>
+          <w:tcPr/>
+          <w:p>
+            <w:pPr>
+              <w:pStyle w:val="Compact"/>
+            </w:pPr>
+            <w:r>
+              <w:t xml:space="preserve">2026-10-20</w:t>
+            </w:r>
+          </w:p>
+        </w:tc>
+        <w:tc>
+          <w:tcPr/>
+          <w:p>
+            <w:pPr>
+              <w:pStyle w:val="Compact"/>
+            </w:pPr>
+            <w:r>
+              <w:t xml:space="preserve">Se retiró el cambio de tipo de usuario desde Gestión &gt; Usuarios, que el equipo revirtió en la web, la app y el servidor: el rol se elige al crear la cuenta (sección 10.3). Se quitó el filtro Registrados de la lista de usuarios (sección 9.2). Las notificaciones abren su detalle con un botón para ir a Reservas o al inicio (sección 12.7).</w:t>
+            </w:r>
+          </w:p>
+        </w:tc>
+        <w:tc>
+          <w:tcPr/>
+          <w:p>
+            <w:pPr>
+              <w:pStyle w:val="Compact"/>
+            </w:pPr>
+            <w:r>
+              <w:t xml:space="preserve">Equipo de desarrollo</w:t>
+            </w:r>
+          </w:p>
+        </w:tc>
+      </w:tr>
     </w:tbl>
     <w:p>
       <w:pPr>
@@ -3570,18 +3616,18 @@
               <w:pStyle w:val="Compact"/>
             </w:pPr>
             <w:r>
-              <w:t xml:space="preserve">Crea cuentas, cambia su tipo de usuario y las activa o desactiva.</w:t>
-            </w:r>
-          </w:p>
-        </w:tc>
-        <w:tc>
-          <w:tcPr/>
-          <w:p>
-            <w:pPr>
-              <w:pStyle w:val="Compact"/>
-            </w:pPr>
-            <w:r>
-              <w:t xml:space="preserve">Las cuentas se desactivan, no se borran; una cuenta de administrador no se desactiva y nadie cambia su propio tipo de usuario.</w:t>
+              <w:t xml:space="preserve">Crea cuentas con su tipo de usuario y las activa o desactiva.</w:t>
+            </w:r>
+          </w:p>
+        </w:tc>
+        <w:tc>
+          <w:tcPr/>
+          <w:p>
+            <w:pPr>
+              <w:pStyle w:val="Compact"/>
+            </w:pPr>
+            <w:r>
+              <w:t xml:space="preserve">Las cuentas se desactivan, no se borran; el tipo de usuario no se cambia después de crear la cuenta; una cuenta de administrador no se desactiva y nadie desactiva la suya.</w:t>
             </w:r>
           </w:p>
         </w:tc>
@@ -4618,23 +4664,23 @@
         <w:pStyle w:val="BodyText"/>
       </w:pPr>
       <w:r>
-        <w:t xml:space="preserve">Para convertir en administrador una cuenta que ya existe (por ejemplo, una registrada desde la pantalla pública), otro administrador le cambia el tipo de usuario desde</w:t>
-      </w:r>
-      <w:r>
-        <w:t xml:space="preserve"> </w:t>
-      </w:r>
-      <w:r>
-        <w:rPr>
-          <w:b/>
-          <w:bCs/>
-        </w:rPr>
-        <w:t xml:space="preserve">Gestión &gt; Usuarios</w:t>
-      </w:r>
-      <w:r>
-        <w:t xml:space="preserve"> </w:t>
-      </w:r>
-      <w:r>
-        <w:t xml:space="preserve">(sección 10.3). Solo si todavía no hay ningún administrador con acceso, el rol se asigna con SQL, porque la contraseña ya la generó la aplicación:</w:t>
+        <w:t xml:space="preserve">Un administrador nuevo se crea normalmente desde</w:t>
+      </w:r>
+      <w:r>
+        <w:t xml:space="preserve"> </w:t>
+      </w:r>
+      <w:r>
+        <w:rPr>
+          <w:b/>
+          <w:bCs/>
+        </w:rPr>
+        <w:t xml:space="preserve">Gestión &gt; Usuarios &gt; Crear usuario</w:t>
+      </w:r>
+      <w:r>
+        <w:t xml:space="preserve"> </w:t>
+      </w:r>
+      <w:r>
+        <w:t xml:space="preserve">con el rol Administrador (sección 9.3). La web y la app no permiten cambiar el tipo de usuario de una cuenta que ya existe (sección 10.3); si hay que convertir en administrador una cuenta ya creada (por ejemplo, una registrada desde la pantalla pública), el administrador de TI asigna el rol con SQL, porque la contraseña ya la generó la aplicación:</w:t>
       </w:r>
     </w:p>
     <w:p>
@@ -5246,7 +5292,7 @@
         <w:t xml:space="preserve">Estado</w:t>
       </w:r>
       <w:r>
-        <w:t xml:space="preserve">. El tipo de usuario se cambia en la misma tabla (sección 10.3).</w:t>
+        <w:t xml:space="preserve">. El tipo de usuario solo se muestra; no se cambia desde la tabla (sección 10.3).</w:t>
       </w:r>
     </w:p>
     <w:p>
@@ -5271,23 +5317,10 @@
         <w:t xml:space="preserve">Habilitados</w:t>
       </w:r>
       <w:r>
-        <w:t xml:space="preserve">,</w:t>
-      </w:r>
-      <w:r>
-        <w:t xml:space="preserve"> </w:t>
-      </w:r>
-      <w:r>
-        <w:rPr>
-          <w:b/>
-          <w:bCs/>
-        </w:rPr>
-        <w:t xml:space="preserve">Registrados</w:t>
-      </w:r>
-      <w:r>
-        <w:t xml:space="preserve"> </w:t>
-      </w:r>
-      <w:r>
-        <w:t xml:space="preserve">(todas las cuentas) e</w:t>
+        <w:t xml:space="preserve"> </w:t>
+      </w:r>
+      <w:r>
+        <w:t xml:space="preserve">e</w:t>
       </w:r>
       <w:r>
         <w:t xml:space="preserve"> </w:t>
@@ -5303,7 +5336,7 @@
         <w:t xml:space="preserve"> </w:t>
       </w:r>
       <w:r>
-        <w:t xml:space="preserve">y el cuadro de búsqueda para encontrar una cuenta;</w:t>
+        <w:t xml:space="preserve">y el cuadro de búsqueda (nombre, correo o tipo de usuario) para encontrar una cuenta. Si la búsqueda no encuentra nada,</w:t>
       </w:r>
       <w:r>
         <w:t xml:space="preserve"> </w:t>
@@ -5319,7 +5352,7 @@
         <w:t xml:space="preserve"> </w:t>
       </w:r>
       <w:r>
-        <w:t xml:space="preserve">los quita.</w:t>
+        <w:t xml:space="preserve">vuelve a mostrar las cuentas habilitadas.</w:t>
       </w:r>
     </w:p>
     <w:p>
@@ -5852,7 +5885,7 @@
         <w:pStyle w:val="FirstParagraph"/>
       </w:pPr>
       <w:r>
-        <w:t xml:space="preserve">Una cuenta de administrador no se puede desactivar: el botón aparece bloqueado con el mensaje "Una cuenta de administrador no se puede desactivar. Cambia primero su tipo de usuario." Para retirar a un administrador, primero se le cambia el tipo de usuario (sección 10.3) y luego se desactiva. Tampoco se puede desactivar la propia cuenta, ni desde esta tabla ni desde</w:t>
+        <w:t xml:space="preserve">Una cuenta de administrador no se puede desactivar: el botón aparece bloqueado con el mensaje "Una cuenta de administrador no se puede desactivar." Como el tipo de usuario no se cambia desde el panel (sección 10.3), retirar a un administrador requiere que el administrador de TI le quite ese rol en la base de datos y lo anote en la bitácora del equipo. Tampoco se puede desactivar la propia cuenta, ni desde esta tabla ni desde</w:t>
       </w:r>
       <w:r>
         <w:t xml:space="preserve"> </w:t>
@@ -7035,13 +7068,13 @@
       </w:r>
     </w:p>
     <w:bookmarkEnd w:id="61"/>
-    <w:bookmarkStart w:id="62" w:name="Xe863b9e1c8307d81936e990725034c015fa7c16"/>
+    <w:bookmarkStart w:id="62" w:name="X350923d546e66b4dfdb7a10b24d69356fcf7a1b"/>
     <w:p>
       <w:pPr>
         <w:pStyle w:val="Heading3"/>
       </w:pPr>
       <w:r>
-        <w:t xml:space="preserve">10.3 Cambio del Rol de una Persona</w:t>
+        <w:t xml:space="preserve">10.3 Rol de una Persona</w:t>
       </w:r>
     </w:p>
     <w:p>
@@ -7049,7 +7082,286 @@
         <w:pStyle w:val="FirstParagraph"/>
       </w:pPr>
       <w:r>
-        <w:t xml:space="preserve">Cada cuenta tiene un solo tipo de usuario (Cliente, Operario o Administrador), y el nuevo reemplaza al anterior.</w:t>
+        <w:t xml:space="preserve">Cada cuenta tiene un solo tipo de usuario (Cliente, Operario o Administrador), que se elige al crearla: Cliente cuando la persona se registra desde la pantalla pública, o el</w:t>
+      </w:r>
+      <w:r>
+        <w:t xml:space="preserve"> </w:t>
+      </w:r>
+      <w:r>
+        <w:rPr>
+          <w:b/>
+          <w:bCs/>
+        </w:rPr>
+        <w:t xml:space="preserve">Rol asignado</w:t>
+      </w:r>
+      <w:r>
+        <w:t xml:space="preserve"> </w:t>
+      </w:r>
+      <w:r>
+        <w:t xml:space="preserve">de</w:t>
+      </w:r>
+      <w:r>
+        <w:t xml:space="preserve"> </w:t>
+      </w:r>
+      <w:r>
+        <w:rPr>
+          <w:b/>
+          <w:bCs/>
+        </w:rPr>
+        <w:t xml:space="preserve">Crear usuario</w:t>
+      </w:r>
+      <w:r>
+        <w:t xml:space="preserve"> </w:t>
+      </w:r>
+      <w:r>
+        <w:t xml:space="preserve">(sección 9.3) cuando la crea el administrador. Desde el 20 de octubre de 2026 la web y la app no ofrecen cambiar el tipo de usuario de una cuenta ya creada: la columna</w:t>
+      </w:r>
+      <w:r>
+        <w:t xml:space="preserve"> </w:t>
+      </w:r>
+      <w:r>
+        <w:rPr>
+          <w:b/>
+          <w:bCs/>
+        </w:rPr>
+        <w:t xml:space="preserve">Tipo de usuario</w:t>
+      </w:r>
+      <w:r>
+        <w:t xml:space="preserve"> </w:t>
+      </w:r>
+      <w:r>
+        <w:t xml:space="preserve">de</w:t>
+      </w:r>
+      <w:r>
+        <w:t xml:space="preserve"> </w:t>
+      </w:r>
+      <w:r>
+        <w:rPr>
+          <w:b/>
+          <w:bCs/>
+        </w:rPr>
+        <w:t xml:space="preserve">Gestión &gt; Usuarios</w:t>
+      </w:r>
+      <w:r>
+        <w:t xml:space="preserve"> </w:t>
+      </w:r>
+      <w:r>
+        <w:t xml:space="preserve">solo lo muestra, y el servidor no tiene una ruta para cambiarlo.</w:t>
+      </w:r>
+    </w:p>
+    <w:p>
+      <w:pPr>
+        <w:pStyle w:val="BodyText"/>
+      </w:pPr>
+      <w:r>
+        <w:t xml:space="preserve">Si de verdad una persona necesita otro rol, el administrador de TI lo ajusta en la base de datos (</w:t>
+      </w:r>
+      <w:r>
+        <w:rPr>
+          <w:i/>
+          <w:iCs/>
+        </w:rPr>
+        <w:t xml:space="preserve">security.user_role</w:t>
+      </w:r>
+      <w:r>
+        <w:t xml:space="preserve">, con el mismo procedimiento de la sección 8.4), le pide que cierre la sesión e ingrese de nuevo y registra quién pidió el cambio y el motivo en la bitácora del equipo. Si el nuevo rol es Operario, el servicio de operaciones crea su registro de operario la próxima vez que se listen los operarios; luego se le asignan turnos en</w:t>
+      </w:r>
+      <w:r>
+        <w:t xml:space="preserve"> </w:t>
+      </w:r>
+      <w:r>
+        <w:rPr>
+          <w:b/>
+          <w:bCs/>
+        </w:rPr>
+        <w:t xml:space="preserve">Operarios</w:t>
+      </w:r>
+      <w:r>
+        <w:t xml:space="preserve"> </w:t>
+      </w:r>
+      <w:r>
+        <w:t xml:space="preserve">(sección 12).</w:t>
+      </w:r>
+    </w:p>
+    <w:bookmarkEnd w:id="62"/>
+    <w:bookmarkEnd w:id="63"/>
+    <w:bookmarkStart w:id="79" w:name="X0b2effce8a928dbdb2d407db77e8191da65100d"/>
+    <w:p>
+      <w:pPr>
+        <w:pStyle w:val="Heading2"/>
+      </w:pPr>
+      <w:r>
+        <w:t xml:space="preserve">11. Configuración del Sistema</w:t>
+      </w:r>
+    </w:p>
+    <w:bookmarkStart w:id="67" w:name="Xf90c5d88f08858c587499f143bef3a651e1ad34"/>
+    <w:p>
+      <w:pPr>
+        <w:pStyle w:val="Heading3"/>
+      </w:pPr>
+      <w:r>
+        <w:t xml:space="preserve">11.1 Datos del Negocio</w:t>
+      </w:r>
+    </w:p>
+    <w:p>
+      <w:pPr>
+        <w:pStyle w:val="FirstParagraph"/>
+      </w:pPr>
+      <w:r>
+        <w:rPr>
+          <w:b/>
+          <w:bCs/>
+        </w:rPr>
+        <w:t xml:space="preserve">Configuración &gt; Datos del negocio</w:t>
+      </w:r>
+      <w:r>
+        <w:t xml:space="preserve"> </w:t>
+      </w:r>
+      <w:r>
+        <w:t xml:space="preserve">(ruta</w:t>
+      </w:r>
+      <w:r>
+        <w:t xml:space="preserve"> </w:t>
+      </w:r>
+      <w:r>
+        <w:rPr>
+          <w:i/>
+          <w:iCs/>
+        </w:rPr>
+        <w:t xml:space="preserve">/admin/settings</w:t>
+      </w:r>
+      <w:r>
+        <w:t xml:space="preserve">) reúne los datos del lavadero en cuatro tarjetas:</w:t>
+      </w:r>
+      <w:r>
+        <w:t xml:space="preserve"> </w:t>
+      </w:r>
+      <w:r>
+        <w:rPr>
+          <w:b/>
+          <w:bCs/>
+        </w:rPr>
+        <w:t xml:space="preserve">Información general</w:t>
+      </w:r>
+      <w:r>
+        <w:t xml:space="preserve"> </w:t>
+      </w:r>
+      <w:r>
+        <w:t xml:space="preserve">(razón social, nombre comercial, NIT, tipo de negocio, fecha de fundación y representante legal),</w:t>
+      </w:r>
+      <w:r>
+        <w:t xml:space="preserve"> </w:t>
+      </w:r>
+      <w:r>
+        <w:rPr>
+          <w:b/>
+          <w:bCs/>
+        </w:rPr>
+        <w:t xml:space="preserve">Ubicación y contacto</w:t>
+      </w:r>
+      <w:r>
+        <w:t xml:space="preserve"> </w:t>
+      </w:r>
+      <w:r>
+        <w:t xml:space="preserve">(dirección, teléfonos y correo),</w:t>
+      </w:r>
+      <w:r>
+        <w:t xml:space="preserve"> </w:t>
+      </w:r>
+      <w:r>
+        <w:rPr>
+          <w:b/>
+          <w:bCs/>
+        </w:rPr>
+        <w:t xml:space="preserve">Información fiscal</w:t>
+      </w:r>
+      <w:r>
+        <w:t xml:space="preserve"> </w:t>
+      </w:r>
+      <w:r>
+        <w:t xml:space="preserve">(régimen, actividad CIIU, resolución de la DIAN, prefijo y rango de facturación) y</w:t>
+      </w:r>
+      <w:r>
+        <w:t xml:space="preserve"> </w:t>
+      </w:r>
+      <w:r>
+        <w:rPr>
+          <w:b/>
+          <w:bCs/>
+        </w:rPr>
+        <w:t xml:space="preserve">Canales oficiales</w:t>
+      </w:r>
+      <w:r>
+        <w:t xml:space="preserve"> </w:t>
+      </w:r>
+      <w:r>
+        <w:t xml:space="preserve">(sitio web, redes sociales, línea de atención y horario). Estos datos se guardan en booking-service (</w:t>
+      </w:r>
+      <w:r>
+        <w:rPr>
+          <w:i/>
+          <w:iCs/>
+        </w:rPr>
+        <w:t xml:space="preserve">GET</w:t>
+      </w:r>
+      <w:r>
+        <w:t xml:space="preserve"> </w:t>
+      </w:r>
+      <w:r>
+        <w:t xml:space="preserve">y</w:t>
+      </w:r>
+      <w:r>
+        <w:t xml:space="preserve"> </w:t>
+      </w:r>
+      <w:r>
+        <w:rPr>
+          <w:i/>
+          <w:iCs/>
+        </w:rPr>
+        <w:t xml:space="preserve">PUT /api/v1/admin/establishment</w:t>
+      </w:r>
+      <w:r>
+        <w:t xml:space="preserve">), que valida cada campo antes de guardarlo. Son los mismos que ven los clientes en la página de inicio, en el pie de página y en el centro de ayuda, por lo que un cambio se refleja para todos los usuarios al recargar la página. Las cuentas y los códigos QR para recibir pagos se configuran aparte, en</w:t>
+      </w:r>
+      <w:r>
+        <w:t xml:space="preserve"> </w:t>
+      </w:r>
+      <w:r>
+        <w:rPr>
+          <w:b/>
+          <w:bCs/>
+        </w:rPr>
+        <w:t xml:space="preserve">Medios de pago</w:t>
+      </w:r>
+      <w:r>
+        <w:t xml:space="preserve"> </w:t>
+      </w:r>
+      <w:r>
+        <w:t xml:space="preserve">(sección 11.4).</w:t>
+      </w:r>
+    </w:p>
+    <w:p>
+      <w:pPr>
+        <w:pStyle w:val="BodyText"/>
+      </w:pPr>
+      <w:r>
+        <w:t xml:space="preserve">El sistema se entrega sin datos de un negocio real: los campos que faltan aparecen como</w:t>
+      </w:r>
+      <w:r>
+        <w:t xml:space="preserve"> </w:t>
+      </w:r>
+      <w:r>
+        <w:rPr>
+          <w:b/>
+          <w:bCs/>
+        </w:rPr>
+        <w:t xml:space="preserve">Por completar</w:t>
+      </w:r>
+      <w:r>
+        <w:t xml:space="preserve"> </w:t>
+      </w:r>
+      <w:r>
+        <w:t xml:space="preserve">y un aviso al inicio de la pantalla recuerda llenarlos cuando el sistema se implemente para una empresa.</w:t>
       </w:r>
     </w:p>
     <w:p>
@@ -7061,20 +7373,7 @@
         </w:numPr>
       </w:pPr>
       <w:r>
-        <w:t xml:space="preserve">En</w:t>
-      </w:r>
-      <w:r>
-        <w:t xml:space="preserve"> </w:t>
-      </w:r>
-      <w:r>
-        <w:rPr>
-          <w:b/>
-          <w:bCs/>
-        </w:rPr>
-        <w:t xml:space="preserve">Gestión &gt; Usuarios</w:t>
-      </w:r>
-      <w:r>
-        <w:t xml:space="preserve">, ubicar la cuenta.</w:t>
+        <w:t xml:space="preserve">Hacer clic en el lápiz de la tarjeta que se quiere cambiar.</w:t>
       </w:r>
     </w:p>
     <w:p>
@@ -7086,30 +7385,30 @@
         </w:numPr>
       </w:pPr>
       <w:r>
-        <w:t xml:space="preserve">En la columna</w:t>
-      </w:r>
-      <w:r>
-        <w:t xml:space="preserve"> </w:t>
-      </w:r>
-      <w:r>
-        <w:rPr>
-          <w:b/>
-          <w:bCs/>
-        </w:rPr>
-        <w:t xml:space="preserve">Tipo de usuario</w:t>
-      </w:r>
-      <w:r>
-        <w:t xml:space="preserve">, elegir el nuevo tipo en la lista</w:t>
-      </w:r>
-      <w:r>
-        <w:t xml:space="preserve"> </w:t>
-      </w:r>
-      <w:r>
-        <w:rPr>
-          <w:b/>
-          <w:bCs/>
-        </w:rPr>
-        <w:t xml:space="preserve">Cambiar tipo de usuario</w:t>
+        <w:t xml:space="preserve">Diligenciar los campos en la ventana y hacer clic en</w:t>
+      </w:r>
+      <w:r>
+        <w:t xml:space="preserve"> </w:t>
+      </w:r>
+      <w:r>
+        <w:rPr>
+          <w:b/>
+          <w:bCs/>
+        </w:rPr>
+        <w:t xml:space="preserve">Aplicar</w:t>
+      </w:r>
+      <w:r>
+        <w:t xml:space="preserve">. La pantalla muestra</w:t>
+      </w:r>
+      <w:r>
+        <w:t xml:space="preserve"> </w:t>
+      </w:r>
+      <w:r>
+        <w:rPr>
+          <w:b/>
+          <w:bCs/>
+        </w:rPr>
+        <w:t xml:space="preserve">Cambios sin guardar</w:t>
       </w:r>
       <w:r>
         <w:t xml:space="preserve">.</w:t>
@@ -7121,297 +7420,6 @@
         <w:numPr>
           <w:ilvl w:val="0"/>
           <w:numId w:val="1028"/>
-        </w:numPr>
-      </w:pPr>
-      <w:r>
-        <w:t xml:space="preserve">Confirmar el mensaje "¿Cambiar el tipo de usuario?", que advierte que se cerrarán las sesiones abiertas de la persona.</w:t>
-      </w:r>
-    </w:p>
-    <w:p>
-      <w:pPr>
-        <w:pStyle w:val="Compact"/>
-        <w:numPr>
-          <w:ilvl w:val="0"/>
-          <w:numId w:val="1028"/>
-        </w:numPr>
-      </w:pPr>
-      <w:r>
-        <w:t xml:space="preserve">Pedir a la persona que inicie sesión de nuevo: entrará al panel de su nuevo rol.</w:t>
-      </w:r>
-    </w:p>
-    <w:p>
-      <w:pPr>
-        <w:pStyle w:val="Compact"/>
-        <w:numPr>
-          <w:ilvl w:val="0"/>
-          <w:numId w:val="1028"/>
-        </w:numPr>
-      </w:pPr>
-      <w:r>
-        <w:t xml:space="preserve">Si el nuevo tipo es Operario, el servicio de operaciones crea su registro de operario la próxima vez que se listen los operarios; asignarle turnos en</w:t>
-      </w:r>
-      <w:r>
-        <w:t xml:space="preserve"> </w:t>
-      </w:r>
-      <w:r>
-        <w:rPr>
-          <w:b/>
-          <w:bCs/>
-        </w:rPr>
-        <w:t xml:space="preserve">Operarios</w:t>
-      </w:r>
-      <w:r>
-        <w:t xml:space="preserve"> </w:t>
-      </w:r>
-      <w:r>
-        <w:t xml:space="preserve">(sección 12).</w:t>
-      </w:r>
-    </w:p>
-    <w:p>
-      <w:pPr>
-        <w:pStyle w:val="FirstParagraph"/>
-      </w:pPr>
-      <w:r>
-        <w:t xml:space="preserve">La propia cuenta no muestra la lista, sino el tipo de usuario como etiqueta ("No puedes cambiar el tipo de usuario de tu propia cuenta"). Se recomienda registrar quién pidió el cambio y el motivo en la bitácora del equipo.</w:t>
-      </w:r>
-    </w:p>
-    <w:bookmarkEnd w:id="62"/>
-    <w:bookmarkEnd w:id="63"/>
-    <w:bookmarkStart w:id="79" w:name="X0b2effce8a928dbdb2d407db77e8191da65100d"/>
-    <w:p>
-      <w:pPr>
-        <w:pStyle w:val="Heading2"/>
-      </w:pPr>
-      <w:r>
-        <w:t xml:space="preserve">11. Configuración del Sistema</w:t>
-      </w:r>
-    </w:p>
-    <w:bookmarkStart w:id="67" w:name="Xf90c5d88f08858c587499f143bef3a651e1ad34"/>
-    <w:p>
-      <w:pPr>
-        <w:pStyle w:val="Heading3"/>
-      </w:pPr>
-      <w:r>
-        <w:t xml:space="preserve">11.1 Datos del Negocio</w:t>
-      </w:r>
-    </w:p>
-    <w:p>
-      <w:pPr>
-        <w:pStyle w:val="FirstParagraph"/>
-      </w:pPr>
-      <w:r>
-        <w:rPr>
-          <w:b/>
-          <w:bCs/>
-        </w:rPr>
-        <w:t xml:space="preserve">Configuración &gt; Datos del negocio</w:t>
-      </w:r>
-      <w:r>
-        <w:t xml:space="preserve"> </w:t>
-      </w:r>
-      <w:r>
-        <w:t xml:space="preserve">(ruta</w:t>
-      </w:r>
-      <w:r>
-        <w:t xml:space="preserve"> </w:t>
-      </w:r>
-      <w:r>
-        <w:rPr>
-          <w:i/>
-          <w:iCs/>
-        </w:rPr>
-        <w:t xml:space="preserve">/admin/settings</w:t>
-      </w:r>
-      <w:r>
-        <w:t xml:space="preserve">) reúne los datos del lavadero en cuatro tarjetas:</w:t>
-      </w:r>
-      <w:r>
-        <w:t xml:space="preserve"> </w:t>
-      </w:r>
-      <w:r>
-        <w:rPr>
-          <w:b/>
-          <w:bCs/>
-        </w:rPr>
-        <w:t xml:space="preserve">Información general</w:t>
-      </w:r>
-      <w:r>
-        <w:t xml:space="preserve"> </w:t>
-      </w:r>
-      <w:r>
-        <w:t xml:space="preserve">(razón social, nombre comercial, NIT, tipo de negocio, fecha de fundación y representante legal),</w:t>
-      </w:r>
-      <w:r>
-        <w:t xml:space="preserve"> </w:t>
-      </w:r>
-      <w:r>
-        <w:rPr>
-          <w:b/>
-          <w:bCs/>
-        </w:rPr>
-        <w:t xml:space="preserve">Ubicación y contacto</w:t>
-      </w:r>
-      <w:r>
-        <w:t xml:space="preserve"> </w:t>
-      </w:r>
-      <w:r>
-        <w:t xml:space="preserve">(dirección, teléfonos y correo),</w:t>
-      </w:r>
-      <w:r>
-        <w:t xml:space="preserve"> </w:t>
-      </w:r>
-      <w:r>
-        <w:rPr>
-          <w:b/>
-          <w:bCs/>
-        </w:rPr>
-        <w:t xml:space="preserve">Información fiscal</w:t>
-      </w:r>
-      <w:r>
-        <w:t xml:space="preserve"> </w:t>
-      </w:r>
-      <w:r>
-        <w:t xml:space="preserve">(régimen, actividad CIIU, resolución de la DIAN, prefijo y rango de facturación) y</w:t>
-      </w:r>
-      <w:r>
-        <w:t xml:space="preserve"> </w:t>
-      </w:r>
-      <w:r>
-        <w:rPr>
-          <w:b/>
-          <w:bCs/>
-        </w:rPr>
-        <w:t xml:space="preserve">Canales oficiales</w:t>
-      </w:r>
-      <w:r>
-        <w:t xml:space="preserve"> </w:t>
-      </w:r>
-      <w:r>
-        <w:t xml:space="preserve">(sitio web, redes sociales, línea de atención y horario). Estos datos se guardan en booking-service (</w:t>
-      </w:r>
-      <w:r>
-        <w:rPr>
-          <w:i/>
-          <w:iCs/>
-        </w:rPr>
-        <w:t xml:space="preserve">GET</w:t>
-      </w:r>
-      <w:r>
-        <w:t xml:space="preserve"> </w:t>
-      </w:r>
-      <w:r>
-        <w:t xml:space="preserve">y</w:t>
-      </w:r>
-      <w:r>
-        <w:t xml:space="preserve"> </w:t>
-      </w:r>
-      <w:r>
-        <w:rPr>
-          <w:i/>
-          <w:iCs/>
-        </w:rPr>
-        <w:t xml:space="preserve">PUT /api/v1/admin/establishment</w:t>
-      </w:r>
-      <w:r>
-        <w:t xml:space="preserve">), que valida cada campo antes de guardarlo. Son los mismos que ven los clientes en la página de inicio, en el pie de página y en el centro de ayuda, por lo que un cambio se refleja para todos los usuarios al recargar la página. Las cuentas y los códigos QR para recibir pagos se configuran aparte, en</w:t>
-      </w:r>
-      <w:r>
-        <w:t xml:space="preserve"> </w:t>
-      </w:r>
-      <w:r>
-        <w:rPr>
-          <w:b/>
-          <w:bCs/>
-        </w:rPr>
-        <w:t xml:space="preserve">Medios de pago</w:t>
-      </w:r>
-      <w:r>
-        <w:t xml:space="preserve"> </w:t>
-      </w:r>
-      <w:r>
-        <w:t xml:space="preserve">(sección 11.4).</w:t>
-      </w:r>
-    </w:p>
-    <w:p>
-      <w:pPr>
-        <w:pStyle w:val="BodyText"/>
-      </w:pPr>
-      <w:r>
-        <w:t xml:space="preserve">El sistema se entrega sin datos de un negocio real: los campos que faltan aparecen como</w:t>
-      </w:r>
-      <w:r>
-        <w:t xml:space="preserve"> </w:t>
-      </w:r>
-      <w:r>
-        <w:rPr>
-          <w:b/>
-          <w:bCs/>
-        </w:rPr>
-        <w:t xml:space="preserve">Por completar</w:t>
-      </w:r>
-      <w:r>
-        <w:t xml:space="preserve"> </w:t>
-      </w:r>
-      <w:r>
-        <w:t xml:space="preserve">y un aviso al inicio de la pantalla recuerda llenarlos cuando el sistema se implemente para una empresa.</w:t>
-      </w:r>
-    </w:p>
-    <w:p>
-      <w:pPr>
-        <w:pStyle w:val="Compact"/>
-        <w:numPr>
-          <w:ilvl w:val="0"/>
-          <w:numId w:val="1029"/>
-        </w:numPr>
-      </w:pPr>
-      <w:r>
-        <w:t xml:space="preserve">Hacer clic en el lápiz de la tarjeta que se quiere cambiar.</w:t>
-      </w:r>
-    </w:p>
-    <w:p>
-      <w:pPr>
-        <w:pStyle w:val="Compact"/>
-        <w:numPr>
-          <w:ilvl w:val="0"/>
-          <w:numId w:val="1029"/>
-        </w:numPr>
-      </w:pPr>
-      <w:r>
-        <w:t xml:space="preserve">Diligenciar los campos en la ventana y hacer clic en</w:t>
-      </w:r>
-      <w:r>
-        <w:t xml:space="preserve"> </w:t>
-      </w:r>
-      <w:r>
-        <w:rPr>
-          <w:b/>
-          <w:bCs/>
-        </w:rPr>
-        <w:t xml:space="preserve">Aplicar</w:t>
-      </w:r>
-      <w:r>
-        <w:t xml:space="preserve">. La pantalla muestra</w:t>
-      </w:r>
-      <w:r>
-        <w:t xml:space="preserve"> </w:t>
-      </w:r>
-      <w:r>
-        <w:rPr>
-          <w:b/>
-          <w:bCs/>
-        </w:rPr>
-        <w:t xml:space="preserve">Cambios sin guardar</w:t>
-      </w:r>
-      <w:r>
-        <w:t xml:space="preserve">.</w:t>
-      </w:r>
-    </w:p>
-    <w:p>
-      <w:pPr>
-        <w:pStyle w:val="Compact"/>
-        <w:numPr>
-          <w:ilvl w:val="0"/>
-          <w:numId w:val="1029"/>
         </w:numPr>
       </w:pPr>
       <w:r>
@@ -7626,7 +7634,7 @@
         <w:pStyle w:val="Compact"/>
         <w:numPr>
           <w:ilvl w:val="0"/>
-          <w:numId w:val="1030"/>
+          <w:numId w:val="1029"/>
         </w:numPr>
       </w:pPr>
       <w:r>
@@ -7738,7 +7746,7 @@
         <w:pStyle w:val="Compact"/>
         <w:numPr>
           <w:ilvl w:val="0"/>
-          <w:numId w:val="1030"/>
+          <w:numId w:val="1029"/>
         </w:numPr>
       </w:pPr>
       <w:r>
@@ -7782,7 +7790,7 @@
         <w:pStyle w:val="Compact"/>
         <w:numPr>
           <w:ilvl w:val="0"/>
-          <w:numId w:val="1030"/>
+          <w:numId w:val="1029"/>
         </w:numPr>
       </w:pPr>
       <w:r>
@@ -7907,7 +7915,7 @@
         <w:pStyle w:val="Compact"/>
         <w:numPr>
           <w:ilvl w:val="0"/>
-          <w:numId w:val="1030"/>
+          <w:numId w:val="1029"/>
         </w:numPr>
       </w:pPr>
       <w:r>
@@ -8103,7 +8111,7 @@
         <w:pStyle w:val="Compact"/>
         <w:numPr>
           <w:ilvl w:val="0"/>
-          <w:numId w:val="1031"/>
+          <w:numId w:val="1030"/>
         </w:numPr>
       </w:pPr>
       <w:r>
@@ -8121,6 +8129,150 @@
       </w:r>
       <w:r>
         <w:t xml:space="preserve">.</w:t>
+      </w:r>
+    </w:p>
+    <w:p>
+      <w:pPr>
+        <w:pStyle w:val="Compact"/>
+        <w:numPr>
+          <w:ilvl w:val="0"/>
+          <w:numId w:val="1030"/>
+        </w:numPr>
+      </w:pPr>
+      <w:r>
+        <w:t xml:space="preserve">Para crear una bahía, hacer clic en</w:t>
+      </w:r>
+      <w:r>
+        <w:t xml:space="preserve"> </w:t>
+      </w:r>
+      <w:r>
+        <w:rPr>
+          <w:b/>
+          <w:bCs/>
+        </w:rPr>
+        <w:t xml:space="preserve">Agregar bahía</w:t>
+      </w:r>
+      <w:r>
+        <w:t xml:space="preserve">, escribir el</w:t>
+      </w:r>
+      <w:r>
+        <w:t xml:space="preserve"> </w:t>
+      </w:r>
+      <w:r>
+        <w:rPr>
+          <w:b/>
+          <w:bCs/>
+        </w:rPr>
+        <w:t xml:space="preserve">Nombre de la bahía</w:t>
+      </w:r>
+      <w:r>
+        <w:t xml:space="preserve">, elegir el</w:t>
+      </w:r>
+      <w:r>
+        <w:t xml:space="preserve"> </w:t>
+      </w:r>
+      <w:r>
+        <w:rPr>
+          <w:b/>
+          <w:bCs/>
+        </w:rPr>
+        <w:t xml:space="preserve">Estado</w:t>
+      </w:r>
+      <w:r>
+        <w:t xml:space="preserve"> </w:t>
+      </w:r>
+      <w:r>
+        <w:t xml:space="preserve">y guardar.</w:t>
+      </w:r>
+    </w:p>
+    <w:p>
+      <w:pPr>
+        <w:pStyle w:val="Compact"/>
+        <w:numPr>
+          <w:ilvl w:val="0"/>
+          <w:numId w:val="1030"/>
+        </w:numPr>
+      </w:pPr>
+      <w:r>
+        <w:t xml:space="preserve">Para una reparación, editar la bahía y cambiar su estado a</w:t>
+      </w:r>
+      <w:r>
+        <w:t xml:space="preserve"> </w:t>
+      </w:r>
+      <w:r>
+        <w:rPr>
+          <w:b/>
+          <w:bCs/>
+        </w:rPr>
+        <w:t xml:space="preserve">En mantenimiento</w:t>
+      </w:r>
+      <w:r>
+        <w:t xml:space="preserve">; deja de recibir reservas nuevas.</w:t>
+      </w:r>
+    </w:p>
+    <w:p>
+      <w:pPr>
+        <w:pStyle w:val="Compact"/>
+        <w:numPr>
+          <w:ilvl w:val="0"/>
+          <w:numId w:val="1030"/>
+        </w:numPr>
+      </w:pPr>
+      <w:r>
+        <w:t xml:space="preserve">Antes de poner una bahía en mantenimiento o inactiva, revisar las reservas futuras asignadas a ella y reprogramarlas.</w:t>
+      </w:r>
+    </w:p>
+    <w:p>
+      <w:pPr>
+        <w:pStyle w:val="Compact"/>
+        <w:numPr>
+          <w:ilvl w:val="0"/>
+          <w:numId w:val="1030"/>
+        </w:numPr>
+      </w:pPr>
+      <w:r>
+        <w:t xml:space="preserve">Al terminar la reparación, volver el estado a</w:t>
+      </w:r>
+      <w:r>
+        <w:t xml:space="preserve"> </w:t>
+      </w:r>
+      <w:r>
+        <w:rPr>
+          <w:b/>
+          <w:bCs/>
+        </w:rPr>
+        <w:t xml:space="preserve">Activa</w:t>
+      </w:r>
+      <w:r>
+        <w:t xml:space="preserve">.</w:t>
+      </w:r>
+    </w:p>
+    <w:bookmarkEnd w:id="72"/>
+    <w:bookmarkStart w:id="76" w:name="Xd2eaa8666da42a7c850f3bf8ca56726e58af6c0"/>
+    <w:p>
+      <w:pPr>
+        <w:pStyle w:val="Heading3"/>
+      </w:pPr>
+      <w:r>
+        <w:t xml:space="preserve">11.4 Medios de Pago y Códigos QR</w:t>
+      </w:r>
+    </w:p>
+    <w:p>
+      <w:pPr>
+        <w:pStyle w:val="FirstParagraph"/>
+      </w:pPr>
+      <w:r>
+        <w:rPr>
+          <w:b/>
+          <w:bCs/>
+        </w:rPr>
+        <w:t xml:space="preserve">Configuración &gt; Medios de pago</w:t>
+      </w:r>
+      <w:r>
+        <w:t xml:space="preserve"> </w:t>
+      </w:r>
+      <w:r>
+        <w:t xml:space="preserve">gestiona las cuentas de pago del lavadero: para cada cuenta, el método (Nequi, Daviplata o transferencia bancaria), el titular, el número de cuenta, la imagen del QR (solo PNG o JPG), las instrucciones y si está activa. Los clientes ven solo las cuentas activas de los métodos que requieren comprobante; el efectivo no tiene código QR. Un código QR o una cuenta equivocados envían el dinero del lavadero a un tercero, por lo que esta información se debe revisar con cuidado.</w:t>
       </w:r>
     </w:p>
     <w:p>
@@ -8132,49 +8284,20 @@
         </w:numPr>
       </w:pPr>
       <w:r>
-        <w:t xml:space="preserve">Para crear una bahía, hacer clic en</w:t>
-      </w:r>
-      <w:r>
-        <w:t xml:space="preserve"> </w:t>
-      </w:r>
-      <w:r>
-        <w:rPr>
-          <w:b/>
-          <w:bCs/>
-        </w:rPr>
-        <w:t xml:space="preserve">Agregar bahía</w:t>
-      </w:r>
-      <w:r>
-        <w:t xml:space="preserve">, escribir el</w:t>
-      </w:r>
-      <w:r>
-        <w:t xml:space="preserve"> </w:t>
-      </w:r>
-      <w:r>
-        <w:rPr>
-          <w:b/>
-          <w:bCs/>
-        </w:rPr>
-        <w:t xml:space="preserve">Nombre de la bahía</w:t>
-      </w:r>
-      <w:r>
-        <w:t xml:space="preserve">, elegir el</w:t>
-      </w:r>
-      <w:r>
-        <w:t xml:space="preserve"> </w:t>
-      </w:r>
-      <w:r>
-        <w:rPr>
-          <w:b/>
-          <w:bCs/>
-        </w:rPr>
-        <w:t xml:space="preserve">Estado</w:t>
-      </w:r>
-      <w:r>
-        <w:t xml:space="preserve"> </w:t>
-      </w:r>
-      <w:r>
-        <w:t xml:space="preserve">y guardar.</w:t>
+        <w:t xml:space="preserve">Abrir</w:t>
+      </w:r>
+      <w:r>
+        <w:t xml:space="preserve"> </w:t>
+      </w:r>
+      <w:r>
+        <w:rPr>
+          <w:b/>
+          <w:bCs/>
+        </w:rPr>
+        <w:t xml:space="preserve">Configuración &gt; Medios de pago</w:t>
+      </w:r>
+      <w:r>
+        <w:t xml:space="preserve">.</w:t>
       </w:r>
     </w:p>
     <w:p>
@@ -8186,20 +8309,7 @@
         </w:numPr>
       </w:pPr>
       <w:r>
-        <w:t xml:space="preserve">Para una reparación, editar la bahía y cambiar su estado a</w:t>
-      </w:r>
-      <w:r>
-        <w:t xml:space="preserve"> </w:t>
-      </w:r>
-      <w:r>
-        <w:rPr>
-          <w:b/>
-          <w:bCs/>
-        </w:rPr>
-        <w:t xml:space="preserve">En mantenimiento</w:t>
-      </w:r>
-      <w:r>
-        <w:t xml:space="preserve">; deja de recibir reservas nuevas.</w:t>
+        <w:t xml:space="preserve">Agregar una cuenta o editar una existente: método, titular, número de cuenta, imagen del QR e instrucciones.</w:t>
       </w:r>
     </w:p>
     <w:p>
@@ -8211,7 +8321,7 @@
         </w:numPr>
       </w:pPr>
       <w:r>
-        <w:t xml:space="preserve">Antes de poner una bahía en mantenimiento o inactiva, revisar las reservas futuras asignadas a ella y reprogramarlas.</w:t>
+        <w:t xml:space="preserve">Activar o desactivar la cuenta según se acepte o no.</w:t>
       </w:r>
     </w:p>
     <w:p>
@@ -8220,108 +8330,6 @@
         <w:numPr>
           <w:ilvl w:val="0"/>
           <w:numId w:val="1031"/>
-        </w:numPr>
-      </w:pPr>
-      <w:r>
-        <w:t xml:space="preserve">Al terminar la reparación, volver el estado a</w:t>
-      </w:r>
-      <w:r>
-        <w:t xml:space="preserve"> </w:t>
-      </w:r>
-      <w:r>
-        <w:rPr>
-          <w:b/>
-          <w:bCs/>
-        </w:rPr>
-        <w:t xml:space="preserve">Activa</w:t>
-      </w:r>
-      <w:r>
-        <w:t xml:space="preserve">.</w:t>
-      </w:r>
-    </w:p>
-    <w:bookmarkEnd w:id="72"/>
-    <w:bookmarkStart w:id="76" w:name="Xd2eaa8666da42a7c850f3bf8ca56726e58af6c0"/>
-    <w:p>
-      <w:pPr>
-        <w:pStyle w:val="Heading3"/>
-      </w:pPr>
-      <w:r>
-        <w:t xml:space="preserve">11.4 Medios de Pago y Códigos QR</w:t>
-      </w:r>
-    </w:p>
-    <w:p>
-      <w:pPr>
-        <w:pStyle w:val="FirstParagraph"/>
-      </w:pPr>
-      <w:r>
-        <w:rPr>
-          <w:b/>
-          <w:bCs/>
-        </w:rPr>
-        <w:t xml:space="preserve">Configuración &gt; Medios de pago</w:t>
-      </w:r>
-      <w:r>
-        <w:t xml:space="preserve"> </w:t>
-      </w:r>
-      <w:r>
-        <w:t xml:space="preserve">gestiona las cuentas de pago del lavadero: para cada cuenta, el método (Nequi, Daviplata o transferencia bancaria), el titular, el número de cuenta, la imagen del QR (solo PNG o JPG), las instrucciones y si está activa. Los clientes ven solo las cuentas activas de los métodos que requieren comprobante; el efectivo no tiene código QR. Un código QR o una cuenta equivocados envían el dinero del lavadero a un tercero, por lo que esta información se debe revisar con cuidado.</w:t>
-      </w:r>
-    </w:p>
-    <w:p>
-      <w:pPr>
-        <w:pStyle w:val="Compact"/>
-        <w:numPr>
-          <w:ilvl w:val="0"/>
-          <w:numId w:val="1032"/>
-        </w:numPr>
-      </w:pPr>
-      <w:r>
-        <w:t xml:space="preserve">Abrir</w:t>
-      </w:r>
-      <w:r>
-        <w:t xml:space="preserve"> </w:t>
-      </w:r>
-      <w:r>
-        <w:rPr>
-          <w:b/>
-          <w:bCs/>
-        </w:rPr>
-        <w:t xml:space="preserve">Configuración &gt; Medios de pago</w:t>
-      </w:r>
-      <w:r>
-        <w:t xml:space="preserve">.</w:t>
-      </w:r>
-    </w:p>
-    <w:p>
-      <w:pPr>
-        <w:pStyle w:val="Compact"/>
-        <w:numPr>
-          <w:ilvl w:val="0"/>
-          <w:numId w:val="1032"/>
-        </w:numPr>
-      </w:pPr>
-      <w:r>
-        <w:t xml:space="preserve">Agregar una cuenta o editar una existente: método, titular, número de cuenta, imagen del QR e instrucciones.</w:t>
-      </w:r>
-    </w:p>
-    <w:p>
-      <w:pPr>
-        <w:pStyle w:val="Compact"/>
-        <w:numPr>
-          <w:ilvl w:val="0"/>
-          <w:numId w:val="1032"/>
-        </w:numPr>
-      </w:pPr>
-      <w:r>
-        <w:t xml:space="preserve">Activar o desactivar la cuenta según se acepte o no.</w:t>
-      </w:r>
-    </w:p>
-    <w:p>
-      <w:pPr>
-        <w:pStyle w:val="Compact"/>
-        <w:numPr>
-          <w:ilvl w:val="0"/>
-          <w:numId w:val="1032"/>
         </w:numPr>
       </w:pPr>
       <w:r>
@@ -9081,7 +9089,7 @@
         <w:pStyle w:val="Compact"/>
         <w:numPr>
           <w:ilvl w:val="0"/>
-          <w:numId w:val="1033"/>
+          <w:numId w:val="1032"/>
         </w:numPr>
       </w:pPr>
       <w:r>
@@ -9180,7 +9188,7 @@
         <w:pStyle w:val="Compact"/>
         <w:numPr>
           <w:ilvl w:val="0"/>
-          <w:numId w:val="1033"/>
+          <w:numId w:val="1032"/>
         </w:numPr>
       </w:pPr>
       <w:r>
@@ -9205,7 +9213,7 @@
         <w:pStyle w:val="Compact"/>
         <w:numPr>
           <w:ilvl w:val="0"/>
-          <w:numId w:val="1033"/>
+          <w:numId w:val="1032"/>
         </w:numPr>
       </w:pPr>
       <w:r>
@@ -9230,7 +9238,7 @@
         <w:pStyle w:val="Compact"/>
         <w:numPr>
           <w:ilvl w:val="0"/>
-          <w:numId w:val="1033"/>
+          <w:numId w:val="1032"/>
         </w:numPr>
       </w:pPr>
       <w:r>
@@ -9290,7 +9298,7 @@
         <w:pStyle w:val="Compact"/>
         <w:numPr>
           <w:ilvl w:val="0"/>
-          <w:numId w:val="1033"/>
+          <w:numId w:val="1032"/>
         </w:numPr>
       </w:pPr>
       <w:r>
@@ -9360,7 +9368,7 @@
         <w:pStyle w:val="Compact"/>
         <w:numPr>
           <w:ilvl w:val="0"/>
-          <w:numId w:val="1033"/>
+          <w:numId w:val="1032"/>
         </w:numPr>
       </w:pPr>
       <w:r>
@@ -9372,7 +9380,7 @@
         <w:pStyle w:val="Compact"/>
         <w:numPr>
           <w:ilvl w:val="0"/>
-          <w:numId w:val="1033"/>
+          <w:numId w:val="1032"/>
         </w:numPr>
       </w:pPr>
       <w:r>
@@ -9481,7 +9489,7 @@
         <w:pStyle w:val="Compact"/>
         <w:numPr>
           <w:ilvl w:val="0"/>
-          <w:numId w:val="1034"/>
+          <w:numId w:val="1033"/>
         </w:numPr>
       </w:pPr>
       <w:r>
@@ -9499,6 +9507,336 @@
       </w:r>
       <w:r>
         <w:t xml:space="preserve">.</w:t>
+      </w:r>
+    </w:p>
+    <w:p>
+      <w:pPr>
+        <w:pStyle w:val="Compact"/>
+        <w:numPr>
+          <w:ilvl w:val="0"/>
+          <w:numId w:val="1033"/>
+        </w:numPr>
+      </w:pPr>
+      <w:r>
+        <w:t xml:space="preserve">Hacer clic en</w:t>
+      </w:r>
+      <w:r>
+        <w:t xml:space="preserve"> </w:t>
+      </w:r>
+      <w:r>
+        <w:rPr>
+          <w:b/>
+          <w:bCs/>
+        </w:rPr>
+        <w:t xml:space="preserve">Agregar servicio</w:t>
+      </w:r>
+      <w:r>
+        <w:t xml:space="preserve"> </w:t>
+      </w:r>
+      <w:r>
+        <w:t xml:space="preserve">o editar un servicio existente.</w:t>
+      </w:r>
+    </w:p>
+    <w:p>
+      <w:pPr>
+        <w:pStyle w:val="Compact"/>
+        <w:numPr>
+          <w:ilvl w:val="0"/>
+          <w:numId w:val="1033"/>
+        </w:numPr>
+      </w:pPr>
+      <w:r>
+        <w:t xml:space="preserve">Escribir el</w:t>
+      </w:r>
+      <w:r>
+        <w:t xml:space="preserve"> </w:t>
+      </w:r>
+      <w:r>
+        <w:rPr>
+          <w:b/>
+          <w:bCs/>
+        </w:rPr>
+        <w:t xml:space="preserve">Nombre del Servicio</w:t>
+      </w:r>
+      <w:r>
+        <w:t xml:space="preserve">, la</w:t>
+      </w:r>
+      <w:r>
+        <w:t xml:space="preserve"> </w:t>
+      </w:r>
+      <w:r>
+        <w:rPr>
+          <w:b/>
+          <w:bCs/>
+        </w:rPr>
+        <w:t xml:space="preserve">Descripción</w:t>
+      </w:r>
+      <w:r>
+        <w:t xml:space="preserve"> </w:t>
+      </w:r>
+      <w:r>
+        <w:t xml:space="preserve">y la</w:t>
+      </w:r>
+      <w:r>
+        <w:t xml:space="preserve"> </w:t>
+      </w:r>
+      <w:r>
+        <w:rPr>
+          <w:b/>
+          <w:bCs/>
+        </w:rPr>
+        <w:t xml:space="preserve">Categoría</w:t>
+      </w:r>
+      <w:r>
+        <w:t xml:space="preserve">.</w:t>
+      </w:r>
+    </w:p>
+    <w:p>
+      <w:pPr>
+        <w:pStyle w:val="Compact"/>
+        <w:numPr>
+          <w:ilvl w:val="0"/>
+          <w:numId w:val="1033"/>
+        </w:numPr>
+      </w:pPr>
+      <w:r>
+        <w:t xml:space="preserve">En</w:t>
+      </w:r>
+      <w:r>
+        <w:t xml:space="preserve"> </w:t>
+      </w:r>
+      <w:r>
+        <w:rPr>
+          <w:b/>
+          <w:bCs/>
+        </w:rPr>
+        <w:t xml:space="preserve">Precio y duración por tipo de vehículo</w:t>
+      </w:r>
+      <w:r>
+        <w:t xml:space="preserve">, definir el precio en pesos colombianos (COP) y la duración estimada para cada tipo de vehículo (automóvil, sedán, SUV, pickup, camión y motocicleta).</w:t>
+      </w:r>
+    </w:p>
+    <w:p>
+      <w:pPr>
+        <w:pStyle w:val="Compact"/>
+        <w:numPr>
+          <w:ilvl w:val="0"/>
+          <w:numId w:val="1033"/>
+        </w:numPr>
+      </w:pPr>
+      <w:r>
+        <w:t xml:space="preserve">En</w:t>
+      </w:r>
+      <w:r>
+        <w:t xml:space="preserve"> </w:t>
+      </w:r>
+      <w:r>
+        <w:rPr>
+          <w:b/>
+          <w:bCs/>
+        </w:rPr>
+        <w:t xml:space="preserve">Puntos de fidelización</w:t>
+      </w:r>
+      <w:r>
+        <w:t xml:space="preserve">, escribir los puntos que gana el cliente cuando se aprueba el pago de este servicio (número entero; 0 = no suma puntos). La tabla de servicios los muestra en la columna</w:t>
+      </w:r>
+      <w:r>
+        <w:t xml:space="preserve"> </w:t>
+      </w:r>
+      <w:r>
+        <w:rPr>
+          <w:b/>
+          <w:bCs/>
+        </w:rPr>
+        <w:t xml:space="preserve">Puntos</w:t>
+      </w:r>
+      <w:r>
+        <w:t xml:space="preserve">.</w:t>
+      </w:r>
+    </w:p>
+    <w:p>
+      <w:pPr>
+        <w:pStyle w:val="Compact"/>
+        <w:numPr>
+          <w:ilvl w:val="0"/>
+          <w:numId w:val="1033"/>
+        </w:numPr>
+      </w:pPr>
+      <w:r>
+        <w:t xml:space="preserve">Hacer clic en</w:t>
+      </w:r>
+      <w:r>
+        <w:t xml:space="preserve"> </w:t>
+      </w:r>
+      <w:r>
+        <w:rPr>
+          <w:b/>
+          <w:bCs/>
+        </w:rPr>
+        <w:t xml:space="preserve">Guardar Servicio</w:t>
+      </w:r>
+      <w:r>
+        <w:t xml:space="preserve">.</w:t>
+      </w:r>
+    </w:p>
+    <w:p>
+      <w:pPr>
+        <w:pStyle w:val="Compact"/>
+        <w:numPr>
+          <w:ilvl w:val="0"/>
+          <w:numId w:val="1033"/>
+        </w:numPr>
+      </w:pPr>
+      <w:r>
+        <w:t xml:space="preserve">Para dejar de ofrecer un servicio, desactivarlo (deja de estar disponible para reservar); las reservas existentes no se alteran.</w:t>
+      </w:r>
+    </w:p>
+    <w:p>
+      <w:pPr>
+        <w:pStyle w:val="Compact"/>
+        <w:numPr>
+          <w:ilvl w:val="0"/>
+          <w:numId w:val="1033"/>
+        </w:numPr>
+      </w:pPr>
+      <w:r>
+        <w:t xml:space="preserve">Verificar en la pantalla de reserva del cliente que el precio, la duración y los puntos mostrados sean los nuevos.</w:t>
+      </w:r>
+    </w:p>
+    <w:p>
+      <w:pPr>
+        <w:pStyle w:val="FirstParagraph"/>
+      </w:pPr>
+      <w:r>
+        <w:t xml:space="preserve">Cada línea de reserva conserva los puntos del servicio en el momento de reservar, igual que el precio.</w:t>
+      </w:r>
+    </w:p>
+    <w:bookmarkEnd w:id="84"/>
+    <w:bookmarkStart w:id="88" w:name="X9c6be9d90f6ef0742b0c182b7696ebac50138fd"/>
+    <w:p>
+      <w:pPr>
+        <w:pStyle w:val="Heading3"/>
+      </w:pPr>
+      <w:r>
+        <w:t xml:space="preserve">12.3 Reservas</w:t>
+      </w:r>
+    </w:p>
+    <w:p>
+      <w:pPr>
+        <w:pStyle w:val="FirstParagraph"/>
+      </w:pPr>
+      <w:r>
+        <w:t xml:space="preserve">La pantalla</w:t>
+      </w:r>
+      <w:r>
+        <w:t xml:space="preserve"> </w:t>
+      </w:r>
+      <w:r>
+        <w:rPr>
+          <w:b/>
+          <w:bCs/>
+        </w:rPr>
+        <w:t xml:space="preserve">Reservas</w:t>
+      </w:r>
+      <w:r>
+        <w:t xml:space="preserve"> </w:t>
+      </w:r>
+      <w:r>
+        <w:t xml:space="preserve">(ruta</w:t>
+      </w:r>
+      <w:r>
+        <w:t xml:space="preserve"> </w:t>
+      </w:r>
+      <w:r>
+        <w:rPr>
+          <w:i/>
+          <w:iCs/>
+        </w:rPr>
+        <w:t xml:space="preserve">/admin/reservations</w:t>
+      </w:r>
+      <w:r>
+        <w:t xml:space="preserve">) lista las reservas con</w:t>
+      </w:r>
+      <w:r>
+        <w:t xml:space="preserve"> </w:t>
+      </w:r>
+      <w:r>
+        <w:rPr>
+          <w:b/>
+          <w:bCs/>
+        </w:rPr>
+        <w:t xml:space="preserve">Cliente</w:t>
+      </w:r>
+      <w:r>
+        <w:t xml:space="preserve">,</w:t>
+      </w:r>
+      <w:r>
+        <w:t xml:space="preserve"> </w:t>
+      </w:r>
+      <w:r>
+        <w:rPr>
+          <w:b/>
+          <w:bCs/>
+        </w:rPr>
+        <w:t xml:space="preserve">Vehículo y placa</w:t>
+      </w:r>
+      <w:r>
+        <w:t xml:space="preserve">,</w:t>
+      </w:r>
+      <w:r>
+        <w:t xml:space="preserve"> </w:t>
+      </w:r>
+      <w:r>
+        <w:rPr>
+          <w:b/>
+          <w:bCs/>
+        </w:rPr>
+        <w:t xml:space="preserve">Servicio</w:t>
+      </w:r>
+      <w:r>
+        <w:t xml:space="preserve">,</w:t>
+      </w:r>
+      <w:r>
+        <w:t xml:space="preserve"> </w:t>
+      </w:r>
+      <w:r>
+        <w:rPr>
+          <w:b/>
+          <w:bCs/>
+        </w:rPr>
+        <w:t xml:space="preserve">Fecha / hora</w:t>
+      </w:r>
+      <w:r>
+        <w:t xml:space="preserve">,</w:t>
+      </w:r>
+      <w:r>
+        <w:t xml:space="preserve"> </w:t>
+      </w:r>
+      <w:r>
+        <w:rPr>
+          <w:b/>
+          <w:bCs/>
+        </w:rPr>
+        <w:t xml:space="preserve">Operario asignado</w:t>
+      </w:r>
+      <w:r>
+        <w:t xml:space="preserve"> </w:t>
+      </w:r>
+      <w:r>
+        <w:t xml:space="preserve">y</w:t>
+      </w:r>
+      <w:r>
+        <w:t xml:space="preserve"> </w:t>
+      </w:r>
+      <w:r>
+        <w:rPr>
+          <w:b/>
+          <w:bCs/>
+        </w:rPr>
+        <w:t xml:space="preserve">Estado</w:t>
+      </w:r>
+      <w:r>
+        <w:t xml:space="preserve">, junto con los indicadores del día (total, confirmadas o en curso, en espera de operario, que requieren atención, y canceladas o reprogramadas).</w:t>
       </w:r>
     </w:p>
     <w:p>
@@ -9510,23 +9848,33 @@
         </w:numPr>
       </w:pPr>
       <w:r>
-        <w:t xml:space="preserve">Hacer clic en</w:t>
-      </w:r>
-      <w:r>
-        <w:t xml:space="preserve"> </w:t>
-      </w:r>
-      <w:r>
-        <w:rPr>
-          <w:b/>
-          <w:bCs/>
-        </w:rPr>
-        <w:t xml:space="preserve">Agregar servicio</w:t>
-      </w:r>
-      <w:r>
-        <w:t xml:space="preserve"> </w:t>
-      </w:r>
-      <w:r>
-        <w:t xml:space="preserve">o editar un servicio existente.</w:t>
+        <w:t xml:space="preserve">Usar la búsqueda por cliente o placa, la fecha (</w:t>
+      </w:r>
+      <w:r>
+        <w:rPr>
+          <w:b/>
+          <w:bCs/>
+        </w:rPr>
+        <w:t xml:space="preserve">Hoy</w:t>
+      </w:r>
+      <w:r>
+        <w:t xml:space="preserve">) y los filtros de estado y operario;</w:t>
+      </w:r>
+      <w:r>
+        <w:t xml:space="preserve"> </w:t>
+      </w:r>
+      <w:r>
+        <w:rPr>
+          <w:b/>
+          <w:bCs/>
+        </w:rPr>
+        <w:t xml:space="preserve">Limpiar</w:t>
+      </w:r>
+      <w:r>
+        <w:t xml:space="preserve"> </w:t>
+      </w:r>
+      <w:r>
+        <w:t xml:space="preserve">los quita.</w:t>
       </w:r>
     </w:p>
     <w:p>
@@ -9538,49 +9886,20 @@
         </w:numPr>
       </w:pPr>
       <w:r>
-        <w:t xml:space="preserve">Escribir el</w:t>
-      </w:r>
-      <w:r>
-        <w:t xml:space="preserve"> </w:t>
-      </w:r>
-      <w:r>
-        <w:rPr>
-          <w:b/>
-          <w:bCs/>
-        </w:rPr>
-        <w:t xml:space="preserve">Nombre del Servicio</w:t>
-      </w:r>
-      <w:r>
-        <w:t xml:space="preserve">, la</w:t>
-      </w:r>
-      <w:r>
-        <w:t xml:space="preserve"> </w:t>
-      </w:r>
-      <w:r>
-        <w:rPr>
-          <w:b/>
-          <w:bCs/>
-        </w:rPr>
-        <w:t xml:space="preserve">Descripción</w:t>
-      </w:r>
-      <w:r>
-        <w:t xml:space="preserve"> </w:t>
-      </w:r>
-      <w:r>
-        <w:t xml:space="preserve">y la</w:t>
-      </w:r>
-      <w:r>
-        <w:t xml:space="preserve"> </w:t>
-      </w:r>
-      <w:r>
-        <w:rPr>
-          <w:b/>
-          <w:bCs/>
-        </w:rPr>
-        <w:t xml:space="preserve">Categoría</w:t>
-      </w:r>
-      <w:r>
-        <w:t xml:space="preserve">.</w:t>
+        <w:t xml:space="preserve">Para crear una reserva a nombre de un cliente, hacer clic en</w:t>
+      </w:r>
+      <w:r>
+        <w:t xml:space="preserve"> </w:t>
+      </w:r>
+      <w:r>
+        <w:rPr>
+          <w:b/>
+          <w:bCs/>
+        </w:rPr>
+        <w:t xml:space="preserve">Nueva Reserva</w:t>
+      </w:r>
+      <w:r>
+        <w:t xml:space="preserve">, buscar el vehículo por placa, elegir los servicios, la fecha y una hora libre, y confirmar.</w:t>
       </w:r>
     </w:p>
     <w:p>
@@ -9592,20 +9911,33 @@
         </w:numPr>
       </w:pPr>
       <w:r>
-        <w:t xml:space="preserve">En</w:t>
-      </w:r>
-      <w:r>
-        <w:t xml:space="preserve"> </w:t>
-      </w:r>
-      <w:r>
-        <w:rPr>
-          <w:b/>
-          <w:bCs/>
-        </w:rPr>
-        <w:t xml:space="preserve">Precio y duración por tipo de vehículo</w:t>
-      </w:r>
-      <w:r>
-        <w:t xml:space="preserve">, definir el precio en pesos colombianos (COP) y la duración estimada para cada tipo de vehículo (automóvil, sedán, SUV, pickup, camión y motocicleta).</w:t>
+        <w:t xml:space="preserve">Abrir una reserva para ver su detalle. Desde allí el administrador puede reprogramarla (otra fecha u hora libre), cambiar su estado (confirmar, iniciar, completar, marcar como</w:t>
+      </w:r>
+      <w:r>
+        <w:t xml:space="preserve"> </w:t>
+      </w:r>
+      <w:r>
+        <w:rPr>
+          <w:b/>
+          <w:bCs/>
+        </w:rPr>
+        <w:t xml:space="preserve">No asistió</w:t>
+      </w:r>
+      <w:r>
+        <w:t xml:space="preserve">) o cancelarla eligiendo un</w:t>
+      </w:r>
+      <w:r>
+        <w:t xml:space="preserve"> </w:t>
+      </w:r>
+      <w:r>
+        <w:rPr>
+          <w:b/>
+          <w:bCs/>
+        </w:rPr>
+        <w:t xml:space="preserve">Motivo de cancelación</w:t>
+      </w:r>
+      <w:r>
+        <w:t xml:space="preserve">. Cada cambio pide confirmación.</w:t>
       </w:r>
     </w:p>
     <w:p>
@@ -9614,330 +9946,6 @@
         <w:numPr>
           <w:ilvl w:val="0"/>
           <w:numId w:val="1034"/>
-        </w:numPr>
-      </w:pPr>
-      <w:r>
-        <w:t xml:space="preserve">En</w:t>
-      </w:r>
-      <w:r>
-        <w:t xml:space="preserve"> </w:t>
-      </w:r>
-      <w:r>
-        <w:rPr>
-          <w:b/>
-          <w:bCs/>
-        </w:rPr>
-        <w:t xml:space="preserve">Puntos de fidelización</w:t>
-      </w:r>
-      <w:r>
-        <w:t xml:space="preserve">, escribir los puntos que gana el cliente cuando se aprueba el pago de este servicio (número entero; 0 = no suma puntos). La tabla de servicios los muestra en la columna</w:t>
-      </w:r>
-      <w:r>
-        <w:t xml:space="preserve"> </w:t>
-      </w:r>
-      <w:r>
-        <w:rPr>
-          <w:b/>
-          <w:bCs/>
-        </w:rPr>
-        <w:t xml:space="preserve">Puntos</w:t>
-      </w:r>
-      <w:r>
-        <w:t xml:space="preserve">.</w:t>
-      </w:r>
-    </w:p>
-    <w:p>
-      <w:pPr>
-        <w:pStyle w:val="Compact"/>
-        <w:numPr>
-          <w:ilvl w:val="0"/>
-          <w:numId w:val="1034"/>
-        </w:numPr>
-      </w:pPr>
-      <w:r>
-        <w:t xml:space="preserve">Hacer clic en</w:t>
-      </w:r>
-      <w:r>
-        <w:t xml:space="preserve"> </w:t>
-      </w:r>
-      <w:r>
-        <w:rPr>
-          <w:b/>
-          <w:bCs/>
-        </w:rPr>
-        <w:t xml:space="preserve">Guardar Servicio</w:t>
-      </w:r>
-      <w:r>
-        <w:t xml:space="preserve">.</w:t>
-      </w:r>
-    </w:p>
-    <w:p>
-      <w:pPr>
-        <w:pStyle w:val="Compact"/>
-        <w:numPr>
-          <w:ilvl w:val="0"/>
-          <w:numId w:val="1034"/>
-        </w:numPr>
-      </w:pPr>
-      <w:r>
-        <w:t xml:space="preserve">Para dejar de ofrecer un servicio, desactivarlo (deja de estar disponible para reservar); las reservas existentes no se alteran.</w:t>
-      </w:r>
-    </w:p>
-    <w:p>
-      <w:pPr>
-        <w:pStyle w:val="Compact"/>
-        <w:numPr>
-          <w:ilvl w:val="0"/>
-          <w:numId w:val="1034"/>
-        </w:numPr>
-      </w:pPr>
-      <w:r>
-        <w:t xml:space="preserve">Verificar en la pantalla de reserva del cliente que el precio, la duración y los puntos mostrados sean los nuevos.</w:t>
-      </w:r>
-    </w:p>
-    <w:p>
-      <w:pPr>
-        <w:pStyle w:val="FirstParagraph"/>
-      </w:pPr>
-      <w:r>
-        <w:t xml:space="preserve">Cada línea de reserva conserva los puntos del servicio en el momento de reservar, igual que el precio.</w:t>
-      </w:r>
-    </w:p>
-    <w:bookmarkEnd w:id="84"/>
-    <w:bookmarkStart w:id="88" w:name="X9c6be9d90f6ef0742b0c182b7696ebac50138fd"/>
-    <w:p>
-      <w:pPr>
-        <w:pStyle w:val="Heading3"/>
-      </w:pPr>
-      <w:r>
-        <w:t xml:space="preserve">12.3 Reservas</w:t>
-      </w:r>
-    </w:p>
-    <w:p>
-      <w:pPr>
-        <w:pStyle w:val="FirstParagraph"/>
-      </w:pPr>
-      <w:r>
-        <w:t xml:space="preserve">La pantalla</w:t>
-      </w:r>
-      <w:r>
-        <w:t xml:space="preserve"> </w:t>
-      </w:r>
-      <w:r>
-        <w:rPr>
-          <w:b/>
-          <w:bCs/>
-        </w:rPr>
-        <w:t xml:space="preserve">Reservas</w:t>
-      </w:r>
-      <w:r>
-        <w:t xml:space="preserve"> </w:t>
-      </w:r>
-      <w:r>
-        <w:t xml:space="preserve">(ruta</w:t>
-      </w:r>
-      <w:r>
-        <w:t xml:space="preserve"> </w:t>
-      </w:r>
-      <w:r>
-        <w:rPr>
-          <w:i/>
-          <w:iCs/>
-        </w:rPr>
-        <w:t xml:space="preserve">/admin/reservations</w:t>
-      </w:r>
-      <w:r>
-        <w:t xml:space="preserve">) lista las reservas con</w:t>
-      </w:r>
-      <w:r>
-        <w:t xml:space="preserve"> </w:t>
-      </w:r>
-      <w:r>
-        <w:rPr>
-          <w:b/>
-          <w:bCs/>
-        </w:rPr>
-        <w:t xml:space="preserve">Cliente</w:t>
-      </w:r>
-      <w:r>
-        <w:t xml:space="preserve">,</w:t>
-      </w:r>
-      <w:r>
-        <w:t xml:space="preserve"> </w:t>
-      </w:r>
-      <w:r>
-        <w:rPr>
-          <w:b/>
-          <w:bCs/>
-        </w:rPr>
-        <w:t xml:space="preserve">Vehículo y placa</w:t>
-      </w:r>
-      <w:r>
-        <w:t xml:space="preserve">,</w:t>
-      </w:r>
-      <w:r>
-        <w:t xml:space="preserve"> </w:t>
-      </w:r>
-      <w:r>
-        <w:rPr>
-          <w:b/>
-          <w:bCs/>
-        </w:rPr>
-        <w:t xml:space="preserve">Servicio</w:t>
-      </w:r>
-      <w:r>
-        <w:t xml:space="preserve">,</w:t>
-      </w:r>
-      <w:r>
-        <w:t xml:space="preserve"> </w:t>
-      </w:r>
-      <w:r>
-        <w:rPr>
-          <w:b/>
-          <w:bCs/>
-        </w:rPr>
-        <w:t xml:space="preserve">Fecha / hora</w:t>
-      </w:r>
-      <w:r>
-        <w:t xml:space="preserve">,</w:t>
-      </w:r>
-      <w:r>
-        <w:t xml:space="preserve"> </w:t>
-      </w:r>
-      <w:r>
-        <w:rPr>
-          <w:b/>
-          <w:bCs/>
-        </w:rPr>
-        <w:t xml:space="preserve">Operario asignado</w:t>
-      </w:r>
-      <w:r>
-        <w:t xml:space="preserve"> </w:t>
-      </w:r>
-      <w:r>
-        <w:t xml:space="preserve">y</w:t>
-      </w:r>
-      <w:r>
-        <w:t xml:space="preserve"> </w:t>
-      </w:r>
-      <w:r>
-        <w:rPr>
-          <w:b/>
-          <w:bCs/>
-        </w:rPr>
-        <w:t xml:space="preserve">Estado</w:t>
-      </w:r>
-      <w:r>
-        <w:t xml:space="preserve">, junto con los indicadores del día (total, confirmadas o en curso, en espera de operario, que requieren atención, y canceladas o reprogramadas).</w:t>
-      </w:r>
-    </w:p>
-    <w:p>
-      <w:pPr>
-        <w:pStyle w:val="Compact"/>
-        <w:numPr>
-          <w:ilvl w:val="0"/>
-          <w:numId w:val="1035"/>
-        </w:numPr>
-      </w:pPr>
-      <w:r>
-        <w:t xml:space="preserve">Usar la búsqueda por cliente o placa, la fecha (</w:t>
-      </w:r>
-      <w:r>
-        <w:rPr>
-          <w:b/>
-          <w:bCs/>
-        </w:rPr>
-        <w:t xml:space="preserve">Hoy</w:t>
-      </w:r>
-      <w:r>
-        <w:t xml:space="preserve">) y los filtros de estado y operario;</w:t>
-      </w:r>
-      <w:r>
-        <w:t xml:space="preserve"> </w:t>
-      </w:r>
-      <w:r>
-        <w:rPr>
-          <w:b/>
-          <w:bCs/>
-        </w:rPr>
-        <w:t xml:space="preserve">Limpiar</w:t>
-      </w:r>
-      <w:r>
-        <w:t xml:space="preserve"> </w:t>
-      </w:r>
-      <w:r>
-        <w:t xml:space="preserve">los quita.</w:t>
-      </w:r>
-    </w:p>
-    <w:p>
-      <w:pPr>
-        <w:pStyle w:val="Compact"/>
-        <w:numPr>
-          <w:ilvl w:val="0"/>
-          <w:numId w:val="1035"/>
-        </w:numPr>
-      </w:pPr>
-      <w:r>
-        <w:t xml:space="preserve">Para crear una reserva a nombre de un cliente, hacer clic en</w:t>
-      </w:r>
-      <w:r>
-        <w:t xml:space="preserve"> </w:t>
-      </w:r>
-      <w:r>
-        <w:rPr>
-          <w:b/>
-          <w:bCs/>
-        </w:rPr>
-        <w:t xml:space="preserve">Nueva Reserva</w:t>
-      </w:r>
-      <w:r>
-        <w:t xml:space="preserve">, buscar el vehículo por placa, elegir los servicios, la fecha y una hora libre, y confirmar.</w:t>
-      </w:r>
-    </w:p>
-    <w:p>
-      <w:pPr>
-        <w:pStyle w:val="Compact"/>
-        <w:numPr>
-          <w:ilvl w:val="0"/>
-          <w:numId w:val="1035"/>
-        </w:numPr>
-      </w:pPr>
-      <w:r>
-        <w:t xml:space="preserve">Abrir una reserva para ver su detalle. Desde allí el administrador puede reprogramarla (otra fecha u hora libre), cambiar su estado (confirmar, iniciar, completar, marcar como</w:t>
-      </w:r>
-      <w:r>
-        <w:t xml:space="preserve"> </w:t>
-      </w:r>
-      <w:r>
-        <w:rPr>
-          <w:b/>
-          <w:bCs/>
-        </w:rPr>
-        <w:t xml:space="preserve">No asistió</w:t>
-      </w:r>
-      <w:r>
-        <w:t xml:space="preserve">) o cancelarla eligiendo un</w:t>
-      </w:r>
-      <w:r>
-        <w:t xml:space="preserve"> </w:t>
-      </w:r>
-      <w:r>
-        <w:rPr>
-          <w:b/>
-          <w:bCs/>
-        </w:rPr>
-        <w:t xml:space="preserve">Motivo de cancelación</w:t>
-      </w:r>
-      <w:r>
-        <w:t xml:space="preserve">. Cada cambio pide confirmación.</w:t>
-      </w:r>
-    </w:p>
-    <w:p>
-      <w:pPr>
-        <w:pStyle w:val="Compact"/>
-        <w:numPr>
-          <w:ilvl w:val="0"/>
-          <w:numId w:val="1035"/>
         </w:numPr>
       </w:pPr>
       <w:r>
@@ -10396,7 +10404,7 @@
         <w:pStyle w:val="Compact"/>
         <w:numPr>
           <w:ilvl w:val="0"/>
-          <w:numId w:val="1036"/>
+          <w:numId w:val="1035"/>
         </w:numPr>
       </w:pPr>
       <w:r>
@@ -10466,7 +10474,7 @@
         <w:pStyle w:val="Compact"/>
         <w:numPr>
           <w:ilvl w:val="0"/>
-          <w:numId w:val="1036"/>
+          <w:numId w:val="1035"/>
         </w:numPr>
       </w:pPr>
       <w:r>
@@ -10533,7 +10541,7 @@
         <w:pStyle w:val="Compact"/>
         <w:numPr>
           <w:ilvl w:val="0"/>
-          <w:numId w:val="1036"/>
+          <w:numId w:val="1035"/>
         </w:numPr>
       </w:pPr>
       <w:r>
@@ -10545,7 +10553,7 @@
         <w:pStyle w:val="Compact"/>
         <w:numPr>
           <w:ilvl w:val="0"/>
-          <w:numId w:val="1036"/>
+          <w:numId w:val="1035"/>
         </w:numPr>
       </w:pPr>
       <w:r>
@@ -10675,7 +10683,7 @@
         <w:pStyle w:val="Compact"/>
         <w:numPr>
           <w:ilvl w:val="0"/>
-          <w:numId w:val="1037"/>
+          <w:numId w:val="1036"/>
         </w:numPr>
       </w:pPr>
       <w:r>
@@ -10706,6 +10714,198 @@
       </w:r>
       <w:r>
         <w:t xml:space="preserve">).</w:t>
+      </w:r>
+    </w:p>
+    <w:p>
+      <w:pPr>
+        <w:pStyle w:val="Compact"/>
+        <w:numPr>
+          <w:ilvl w:val="0"/>
+          <w:numId w:val="1036"/>
+        </w:numPr>
+      </w:pPr>
+      <w:r>
+        <w:t xml:space="preserve">Hacer clic en</w:t>
+      </w:r>
+      <w:r>
+        <w:t xml:space="preserve"> </w:t>
+      </w:r>
+      <w:r>
+        <w:rPr>
+          <w:b/>
+          <w:bCs/>
+        </w:rPr>
+        <w:t xml:space="preserve">Iniciar reporte</w:t>
+      </w:r>
+      <w:r>
+        <w:t xml:space="preserve"> </w:t>
+      </w:r>
+      <w:r>
+        <w:t xml:space="preserve">cuando llegue el vehículo.</w:t>
+      </w:r>
+    </w:p>
+    <w:p>
+      <w:pPr>
+        <w:pStyle w:val="Compact"/>
+        <w:numPr>
+          <w:ilvl w:val="0"/>
+          <w:numId w:val="1036"/>
+        </w:numPr>
+      </w:pPr>
+      <w:r>
+        <w:t xml:space="preserve">En cada fase, hacer clic en</w:t>
+      </w:r>
+      <w:r>
+        <w:t xml:space="preserve"> </w:t>
+      </w:r>
+      <w:r>
+        <w:rPr>
+          <w:b/>
+          <w:bCs/>
+        </w:rPr>
+        <w:t xml:space="preserve">Iniciar fase</w:t>
+      </w:r>
+      <w:r>
+        <w:t xml:space="preserve">, agregar los hallazgos con</w:t>
+      </w:r>
+      <w:r>
+        <w:t xml:space="preserve"> </w:t>
+      </w:r>
+      <w:r>
+        <w:rPr>
+          <w:b/>
+          <w:bCs/>
+        </w:rPr>
+        <w:t xml:space="preserve">Agregar hallazgo</w:t>
+      </w:r>
+      <w:r>
+        <w:t xml:space="preserve"> </w:t>
+      </w:r>
+      <w:r>
+        <w:t xml:space="preserve">(parte del vehículo; tipo: nota, daño menor o daño mayor; descripción; y hasta cinco fotos JPG o PNG de hasta 10 MB) y hacer clic en</w:t>
+      </w:r>
+      <w:r>
+        <w:t xml:space="preserve"> </w:t>
+      </w:r>
+      <w:r>
+        <w:rPr>
+          <w:b/>
+          <w:bCs/>
+        </w:rPr>
+        <w:t xml:space="preserve">Terminar fase</w:t>
+      </w:r>
+      <w:r>
+        <w:t xml:space="preserve">.</w:t>
+      </w:r>
+    </w:p>
+    <w:p>
+      <w:pPr>
+        <w:pStyle w:val="Compact"/>
+        <w:numPr>
+          <w:ilvl w:val="0"/>
+          <w:numId w:val="1036"/>
+        </w:numPr>
+      </w:pPr>
+      <w:r>
+        <w:t xml:space="preserve">Hacer clic en</w:t>
+      </w:r>
+      <w:r>
+        <w:t xml:space="preserve"> </w:t>
+      </w:r>
+      <w:r>
+        <w:rPr>
+          <w:b/>
+          <w:bCs/>
+        </w:rPr>
+        <w:t xml:space="preserve">Publicar y copiar enlace</w:t>
+      </w:r>
+      <w:r>
+        <w:t xml:space="preserve">;</w:t>
+      </w:r>
+      <w:r>
+        <w:t xml:space="preserve"> </w:t>
+      </w:r>
+      <w:r>
+        <w:rPr>
+          <w:b/>
+          <w:bCs/>
+        </w:rPr>
+        <w:t xml:space="preserve">Ver como cliente</w:t>
+      </w:r>
+      <w:r>
+        <w:t xml:space="preserve"> </w:t>
+      </w:r>
+      <w:r>
+        <w:t xml:space="preserve">muestra la versión pública (ruta</w:t>
+      </w:r>
+      <w:r>
+        <w:t xml:space="preserve"> </w:t>
+      </w:r>
+      <w:r>
+        <w:rPr>
+          <w:i/>
+          <w:iCs/>
+        </w:rPr>
+        <w:t xml:space="preserve">/report/{token}</w:t>
+      </w:r>
+      <w:r>
+        <w:t xml:space="preserve">).</w:t>
+      </w:r>
+    </w:p>
+    <w:p>
+      <w:pPr>
+        <w:pStyle w:val="Compact"/>
+        <w:numPr>
+          <w:ilvl w:val="0"/>
+          <w:numId w:val="1036"/>
+        </w:numPr>
+      </w:pPr>
+      <w:r>
+        <w:t xml:space="preserve">Hacer clic en</w:t>
+      </w:r>
+      <w:r>
+        <w:t xml:space="preserve"> </w:t>
+      </w:r>
+      <w:r>
+        <w:rPr>
+          <w:b/>
+          <w:bCs/>
+        </w:rPr>
+        <w:t xml:space="preserve">Notificar al cliente</w:t>
+      </w:r>
+      <w:r>
+        <w:t xml:space="preserve">. El sistema envía al cliente una notificación y un correo (tipo</w:t>
+      </w:r>
+      <w:r>
+        <w:t xml:space="preserve"> </w:t>
+      </w:r>
+      <w:r>
+        <w:rPr>
+          <w:i/>
+          <w:iCs/>
+        </w:rPr>
+        <w:t xml:space="preserve">INSPECTION_REPORT</w:t>
+      </w:r>
+      <w:r>
+        <w:t xml:space="preserve">) con el resumen de la inspección: fases terminadas, número de hallazgos, hallazgos mayores y áreas afectadas, junto con el enlace al informe. El mensaje "Cliente notificado" confirma el envío.</w:t>
+      </w:r>
+    </w:p>
+    <w:p>
+      <w:pPr>
+        <w:pStyle w:val="FirstParagraph"/>
+      </w:pPr>
+      <w:r>
+        <w:rPr>
+          <w:b/>
+          <w:bCs/>
+        </w:rPr>
+        <w:t xml:space="preserve">Desde la aplicación móvil.</w:t>
+      </w:r>
+      <w:r>
+        <w:t xml:space="preserve"> </w:t>
+      </w:r>
+      <w:r>
+        <w:t xml:space="preserve">El informe también se gestiona desde el celular, con las mismas fases y las mismas reglas del servidor:</w:t>
       </w:r>
     </w:p>
     <w:p>
@@ -10717,23 +10917,33 @@
         </w:numPr>
       </w:pPr>
       <w:r>
-        <w:t xml:space="preserve">Hacer clic en</w:t>
-      </w:r>
-      <w:r>
-        <w:t xml:space="preserve"> </w:t>
-      </w:r>
-      <w:r>
-        <w:rPr>
-          <w:b/>
-          <w:bCs/>
-        </w:rPr>
-        <w:t xml:space="preserve">Iniciar reporte</w:t>
-      </w:r>
-      <w:r>
-        <w:t xml:space="preserve"> </w:t>
-      </w:r>
-      <w:r>
-        <w:t xml:space="preserve">cuando llegue el vehículo.</w:t>
+        <w:t xml:space="preserve">En</w:t>
+      </w:r>
+      <w:r>
+        <w:t xml:space="preserve"> </w:t>
+      </w:r>
+      <w:r>
+        <w:rPr>
+          <w:b/>
+          <w:bCs/>
+        </w:rPr>
+        <w:t xml:space="preserve">Reservas</w:t>
+      </w:r>
+      <w:r>
+        <w:t xml:space="preserve">, tocar el ícono del ojo de la reserva y, en el detalle, tocar</w:t>
+      </w:r>
+      <w:r>
+        <w:t xml:space="preserve"> </w:t>
+      </w:r>
+      <w:r>
+        <w:rPr>
+          <w:b/>
+          <w:bCs/>
+        </w:rPr>
+        <w:t xml:space="preserve">Inspección</w:t>
+      </w:r>
+      <w:r>
+        <w:t xml:space="preserve">. El botón solo aparece en servicios de 180 minutos o más que estén confirmados, en curso o completados.</w:t>
       </w:r>
     </w:p>
     <w:p>
@@ -10745,7 +10955,23 @@
         </w:numPr>
       </w:pPr>
       <w:r>
-        <w:t xml:space="preserve">En cada fase, hacer clic en</w:t>
+        <w:t xml:space="preserve">Tocar</w:t>
+      </w:r>
+      <w:r>
+        <w:t xml:space="preserve"> </w:t>
+      </w:r>
+      <w:r>
+        <w:rPr>
+          <w:b/>
+          <w:bCs/>
+        </w:rPr>
+        <w:t xml:space="preserve">Iniciar reporte</w:t>
+      </w:r>
+      <w:r>
+        <w:t xml:space="preserve"> </w:t>
+      </w:r>
+      <w:r>
+        <w:t xml:space="preserve">y, en cada fase,</w:t>
       </w:r>
       <w:r>
         <w:t xml:space="preserve"> </w:t>
@@ -10758,7 +10984,7 @@
         <w:t xml:space="preserve">Iniciar fase</w:t>
       </w:r>
       <w:r>
-        <w:t xml:space="preserve">, agregar los hallazgos con</w:t>
+        <w:t xml:space="preserve">,</w:t>
       </w:r>
       <w:r>
         <w:t xml:space="preserve"> </w:t>
@@ -10774,7 +11000,7 @@
         <w:t xml:space="preserve"> </w:t>
       </w:r>
       <w:r>
-        <w:t xml:space="preserve">(parte del vehículo; tipo: nota, daño menor o daño mayor; descripción; y hasta cinco fotos JPG o PNG de hasta 10 MB) y hacer clic en</w:t>
+        <w:t xml:space="preserve">y</w:t>
       </w:r>
       <w:r>
         <w:t xml:space="preserve"> </w:t>
@@ -10787,7 +11013,26 @@
         <w:t xml:space="preserve">Terminar fase</w:t>
       </w:r>
       <w:r>
-        <w:t xml:space="preserve">.</w:t>
+        <w:t xml:space="preserve"> </w:t>
+      </w:r>
+      <w:r>
+        <w:t xml:space="preserve">(o</w:t>
+      </w:r>
+      <w:r>
+        <w:t xml:space="preserve"> </w:t>
+      </w:r>
+      <w:r>
+        <w:rPr>
+          <w:b/>
+          <w:bCs/>
+        </w:rPr>
+        <w:t xml:space="preserve">Reabrir</w:t>
+      </w:r>
+      <w:r>
+        <w:t xml:space="preserve"> </w:t>
+      </w:r>
+      <w:r>
+        <w:t xml:space="preserve">para corregir una fase terminada).</w:t>
       </w:r>
     </w:p>
     <w:p>
@@ -10799,49 +11044,49 @@
         </w:numPr>
       </w:pPr>
       <w:r>
-        <w:t xml:space="preserve">Hacer clic en</w:t>
-      </w:r>
-      <w:r>
-        <w:t xml:space="preserve"> </w:t>
-      </w:r>
-      <w:r>
-        <w:rPr>
-          <w:b/>
-          <w:bCs/>
-        </w:rPr>
-        <w:t xml:space="preserve">Publicar y copiar enlace</w:t>
-      </w:r>
-      <w:r>
-        <w:t xml:space="preserve">;</w:t>
-      </w:r>
-      <w:r>
-        <w:t xml:space="preserve"> </w:t>
-      </w:r>
-      <w:r>
-        <w:rPr>
-          <w:b/>
-          <w:bCs/>
-        </w:rPr>
-        <w:t xml:space="preserve">Ver como cliente</w:t>
-      </w:r>
-      <w:r>
-        <w:t xml:space="preserve"> </w:t>
-      </w:r>
-      <w:r>
-        <w:t xml:space="preserve">muestra la versión pública (ruta</w:t>
-      </w:r>
-      <w:r>
-        <w:t xml:space="preserve"> </w:t>
-      </w:r>
-      <w:r>
-        <w:rPr>
-          <w:i/>
-          <w:iCs/>
-        </w:rPr>
-        <w:t xml:space="preserve">/report/{token}</w:t>
-      </w:r>
-      <w:r>
-        <w:t xml:space="preserve">).</w:t>
+        <w:t xml:space="preserve">En</w:t>
+      </w:r>
+      <w:r>
+        <w:t xml:space="preserve"> </w:t>
+      </w:r>
+      <w:r>
+        <w:rPr>
+          <w:b/>
+          <w:bCs/>
+        </w:rPr>
+        <w:t xml:space="preserve">Nuevo hallazgo</w:t>
+      </w:r>
+      <w:r>
+        <w:t xml:space="preserve">, escribir o elegir la parte del vehículo entre las sugerencias, elegir el tipo y escribir la nota. Adjuntar hasta cinco fotos con</w:t>
+      </w:r>
+      <w:r>
+        <w:t xml:space="preserve"> </w:t>
+      </w:r>
+      <w:r>
+        <w:rPr>
+          <w:b/>
+          <w:bCs/>
+        </w:rPr>
+        <w:t xml:space="preserve">Tomar foto</w:t>
+      </w:r>
+      <w:r>
+        <w:t xml:space="preserve"> </w:t>
+      </w:r>
+      <w:r>
+        <w:t xml:space="preserve">(cámara) o</w:t>
+      </w:r>
+      <w:r>
+        <w:t xml:space="preserve"> </w:t>
+      </w:r>
+      <w:r>
+        <w:rPr>
+          <w:b/>
+          <w:bCs/>
+        </w:rPr>
+        <w:t xml:space="preserve">Galería</w:t>
+      </w:r>
+      <w:r>
+        <w:t xml:space="preserve">. La aplicación reduce cada foto a 1600 píxeles en su lado mayor, en formato JPEG, antes de subirla, porque el servidor acepta como máximo 2 MB por foto.</w:t>
       </w:r>
     </w:p>
     <w:p>
@@ -10850,243 +11095,6 @@
         <w:numPr>
           <w:ilvl w:val="0"/>
           <w:numId w:val="1037"/>
-        </w:numPr>
-      </w:pPr>
-      <w:r>
-        <w:t xml:space="preserve">Hacer clic en</w:t>
-      </w:r>
-      <w:r>
-        <w:t xml:space="preserve"> </w:t>
-      </w:r>
-      <w:r>
-        <w:rPr>
-          <w:b/>
-          <w:bCs/>
-        </w:rPr>
-        <w:t xml:space="preserve">Notificar al cliente</w:t>
-      </w:r>
-      <w:r>
-        <w:t xml:space="preserve">. El sistema envía al cliente una notificación y un correo (tipo</w:t>
-      </w:r>
-      <w:r>
-        <w:t xml:space="preserve"> </w:t>
-      </w:r>
-      <w:r>
-        <w:rPr>
-          <w:i/>
-          <w:iCs/>
-        </w:rPr>
-        <w:t xml:space="preserve">INSPECTION_REPORT</w:t>
-      </w:r>
-      <w:r>
-        <w:t xml:space="preserve">) con el resumen de la inspección: fases terminadas, número de hallazgos, hallazgos mayores y áreas afectadas, junto con el enlace al informe. El mensaje "Cliente notificado" confirma el envío.</w:t>
-      </w:r>
-    </w:p>
-    <w:p>
-      <w:pPr>
-        <w:pStyle w:val="FirstParagraph"/>
-      </w:pPr>
-      <w:r>
-        <w:rPr>
-          <w:b/>
-          <w:bCs/>
-        </w:rPr>
-        <w:t xml:space="preserve">Desde la aplicación móvil.</w:t>
-      </w:r>
-      <w:r>
-        <w:t xml:space="preserve"> </w:t>
-      </w:r>
-      <w:r>
-        <w:t xml:space="preserve">El informe también se gestiona desde el celular, con las mismas fases y las mismas reglas del servidor:</w:t>
-      </w:r>
-    </w:p>
-    <w:p>
-      <w:pPr>
-        <w:pStyle w:val="Compact"/>
-        <w:numPr>
-          <w:ilvl w:val="0"/>
-          <w:numId w:val="1038"/>
-        </w:numPr>
-      </w:pPr>
-      <w:r>
-        <w:t xml:space="preserve">En</w:t>
-      </w:r>
-      <w:r>
-        <w:t xml:space="preserve"> </w:t>
-      </w:r>
-      <w:r>
-        <w:rPr>
-          <w:b/>
-          <w:bCs/>
-        </w:rPr>
-        <w:t xml:space="preserve">Reservas</w:t>
-      </w:r>
-      <w:r>
-        <w:t xml:space="preserve">, tocar el ícono del ojo de la reserva y, en el detalle, tocar</w:t>
-      </w:r>
-      <w:r>
-        <w:t xml:space="preserve"> </w:t>
-      </w:r>
-      <w:r>
-        <w:rPr>
-          <w:b/>
-          <w:bCs/>
-        </w:rPr>
-        <w:t xml:space="preserve">Inspección</w:t>
-      </w:r>
-      <w:r>
-        <w:t xml:space="preserve">. El botón solo aparece en servicios de 180 minutos o más que estén confirmados, en curso o completados.</w:t>
-      </w:r>
-    </w:p>
-    <w:p>
-      <w:pPr>
-        <w:pStyle w:val="Compact"/>
-        <w:numPr>
-          <w:ilvl w:val="0"/>
-          <w:numId w:val="1038"/>
-        </w:numPr>
-      </w:pPr>
-      <w:r>
-        <w:t xml:space="preserve">Tocar</w:t>
-      </w:r>
-      <w:r>
-        <w:t xml:space="preserve"> </w:t>
-      </w:r>
-      <w:r>
-        <w:rPr>
-          <w:b/>
-          <w:bCs/>
-        </w:rPr>
-        <w:t xml:space="preserve">Iniciar reporte</w:t>
-      </w:r>
-      <w:r>
-        <w:t xml:space="preserve"> </w:t>
-      </w:r>
-      <w:r>
-        <w:t xml:space="preserve">y, en cada fase,</w:t>
-      </w:r>
-      <w:r>
-        <w:t xml:space="preserve"> </w:t>
-      </w:r>
-      <w:r>
-        <w:rPr>
-          <w:b/>
-          <w:bCs/>
-        </w:rPr>
-        <w:t xml:space="preserve">Iniciar fase</w:t>
-      </w:r>
-      <w:r>
-        <w:t xml:space="preserve">,</w:t>
-      </w:r>
-      <w:r>
-        <w:t xml:space="preserve"> </w:t>
-      </w:r>
-      <w:r>
-        <w:rPr>
-          <w:b/>
-          <w:bCs/>
-        </w:rPr>
-        <w:t xml:space="preserve">Agregar hallazgo</w:t>
-      </w:r>
-      <w:r>
-        <w:t xml:space="preserve"> </w:t>
-      </w:r>
-      <w:r>
-        <w:t xml:space="preserve">y</w:t>
-      </w:r>
-      <w:r>
-        <w:t xml:space="preserve"> </w:t>
-      </w:r>
-      <w:r>
-        <w:rPr>
-          <w:b/>
-          <w:bCs/>
-        </w:rPr>
-        <w:t xml:space="preserve">Terminar fase</w:t>
-      </w:r>
-      <w:r>
-        <w:t xml:space="preserve"> </w:t>
-      </w:r>
-      <w:r>
-        <w:t xml:space="preserve">(o</w:t>
-      </w:r>
-      <w:r>
-        <w:t xml:space="preserve"> </w:t>
-      </w:r>
-      <w:r>
-        <w:rPr>
-          <w:b/>
-          <w:bCs/>
-        </w:rPr>
-        <w:t xml:space="preserve">Reabrir</w:t>
-      </w:r>
-      <w:r>
-        <w:t xml:space="preserve"> </w:t>
-      </w:r>
-      <w:r>
-        <w:t xml:space="preserve">para corregir una fase terminada).</w:t>
-      </w:r>
-    </w:p>
-    <w:p>
-      <w:pPr>
-        <w:pStyle w:val="Compact"/>
-        <w:numPr>
-          <w:ilvl w:val="0"/>
-          <w:numId w:val="1038"/>
-        </w:numPr>
-      </w:pPr>
-      <w:r>
-        <w:t xml:space="preserve">En</w:t>
-      </w:r>
-      <w:r>
-        <w:t xml:space="preserve"> </w:t>
-      </w:r>
-      <w:r>
-        <w:rPr>
-          <w:b/>
-          <w:bCs/>
-        </w:rPr>
-        <w:t xml:space="preserve">Nuevo hallazgo</w:t>
-      </w:r>
-      <w:r>
-        <w:t xml:space="preserve">, escribir o elegir la parte del vehículo entre las sugerencias, elegir el tipo y escribir la nota. Adjuntar hasta cinco fotos con</w:t>
-      </w:r>
-      <w:r>
-        <w:t xml:space="preserve"> </w:t>
-      </w:r>
-      <w:r>
-        <w:rPr>
-          <w:b/>
-          <w:bCs/>
-        </w:rPr>
-        <w:t xml:space="preserve">Tomar foto</w:t>
-      </w:r>
-      <w:r>
-        <w:t xml:space="preserve"> </w:t>
-      </w:r>
-      <w:r>
-        <w:t xml:space="preserve">(cámara) o</w:t>
-      </w:r>
-      <w:r>
-        <w:t xml:space="preserve"> </w:t>
-      </w:r>
-      <w:r>
-        <w:rPr>
-          <w:b/>
-          <w:bCs/>
-        </w:rPr>
-        <w:t xml:space="preserve">Galería</w:t>
-      </w:r>
-      <w:r>
-        <w:t xml:space="preserve">. La aplicación reduce cada foto a 1600 píxeles en su lado mayor, en formato JPEG, antes de subirla, porque el servidor acepta como máximo 2 MB por foto.</w:t>
-      </w:r>
-    </w:p>
-    <w:p>
-      <w:pPr>
-        <w:pStyle w:val="Compact"/>
-        <w:numPr>
-          <w:ilvl w:val="0"/>
-          <w:numId w:val="1038"/>
         </w:numPr>
       </w:pPr>
       <w:r>
@@ -11560,7 +11568,7 @@
         <w:pStyle w:val="Compact"/>
         <w:numPr>
           <w:ilvl w:val="0"/>
-          <w:numId w:val="1039"/>
+          <w:numId w:val="1038"/>
         </w:numPr>
       </w:pPr>
       <w:r>
@@ -11614,7 +11622,7 @@
         <w:pStyle w:val="Compact"/>
         <w:numPr>
           <w:ilvl w:val="0"/>
-          <w:numId w:val="1039"/>
+          <w:numId w:val="1038"/>
         </w:numPr>
       </w:pPr>
       <w:r>
@@ -11687,7 +11695,7 @@
         <w:pStyle w:val="Compact"/>
         <w:numPr>
           <w:ilvl w:val="0"/>
-          <w:numId w:val="1039"/>
+          <w:numId w:val="1038"/>
         </w:numPr>
       </w:pPr>
       <w:r>
@@ -11699,7 +11707,7 @@
         <w:pStyle w:val="Compact"/>
         <w:numPr>
           <w:ilvl w:val="0"/>
-          <w:numId w:val="1039"/>
+          <w:numId w:val="1038"/>
         </w:numPr>
       </w:pPr>
       <w:r>
@@ -11982,7 +11990,36 @@
         <w:t xml:space="preserve"> </w:t>
       </w:r>
       <w:r>
-        <w:t xml:space="preserve">del administrador funciona como la de los demás roles: lista las notificaciones con filtros y permite marcarlas como leídas o eliminarlas. Todo administrador activo recibe avisos al personal en la bandeja y como notificación push (nunca por correo): una nueva reserva confirmada, una reserva movida a otra hora y una reserva cancelada (con el motivo).</w:t>
+        <w:t xml:space="preserve">del administrador funciona como la de los demás roles: lista las notificaciones con filtros y permite marcarlas como leídas o eliminarlas. Al hacer clic en una notificación se abre su detalle y queda leída; los avisos de reservas traen el botón</w:t>
+      </w:r>
+      <w:r>
+        <w:t xml:space="preserve"> </w:t>
+      </w:r>
+      <w:r>
+        <w:rPr>
+          <w:b/>
+          <w:bCs/>
+        </w:rPr>
+        <w:t xml:space="preserve">Ir a reservas</w:t>
+      </w:r>
+      <w:r>
+        <w:t xml:space="preserve"> </w:t>
+      </w:r>
+      <w:r>
+        <w:t xml:space="preserve">y el de bienvenida</w:t>
+      </w:r>
+      <w:r>
+        <w:t xml:space="preserve"> </w:t>
+      </w:r>
+      <w:r>
+        <w:rPr>
+          <w:b/>
+          <w:bCs/>
+        </w:rPr>
+        <w:t xml:space="preserve">Ir al inicio</w:t>
+      </w:r>
+      <w:r>
+        <w:t xml:space="preserve">. Todo administrador activo recibe avisos al personal en la bandeja y como notificación push (nunca por correo): una nueva reserva confirmada, una reserva movida a otra hora y una reserva cancelada (con el motivo).</w:t>
       </w:r>
     </w:p>
     <w:p>
@@ -12214,6 +12251,197 @@
       </w:r>
       <w:r>
         <w:t xml:space="preserve">):</w:t>
+      </w:r>
+    </w:p>
+    <w:p>
+      <w:pPr>
+        <w:pStyle w:val="Compact"/>
+        <w:numPr>
+          <w:ilvl w:val="0"/>
+          <w:numId w:val="1039"/>
+        </w:numPr>
+      </w:pPr>
+      <w:r>
+        <w:t xml:space="preserve">Crear una promoción y escribir el</w:t>
+      </w:r>
+      <w:r>
+        <w:t xml:space="preserve"> </w:t>
+      </w:r>
+      <w:r>
+        <w:rPr>
+          <w:b/>
+          <w:bCs/>
+        </w:rPr>
+        <w:t xml:space="preserve">Nombre</w:t>
+      </w:r>
+      <w:r>
+        <w:t xml:space="preserve">, la</w:t>
+      </w:r>
+      <w:r>
+        <w:t xml:space="preserve"> </w:t>
+      </w:r>
+      <w:r>
+        <w:rPr>
+          <w:b/>
+          <w:bCs/>
+        </w:rPr>
+        <w:t xml:space="preserve">Descripción</w:t>
+      </w:r>
+      <w:r>
+        <w:t xml:space="preserve">, el código del</w:t>
+      </w:r>
+      <w:r>
+        <w:t xml:space="preserve"> </w:t>
+      </w:r>
+      <w:r>
+        <w:rPr>
+          <w:b/>
+          <w:bCs/>
+        </w:rPr>
+        <w:t xml:space="preserve">Cupón</w:t>
+      </w:r>
+      <w:r>
+        <w:t xml:space="preserve"> </w:t>
+      </w:r>
+      <w:r>
+        <w:t xml:space="preserve">(por ejemplo, PREMIUM20), el ícono, los beneficios y la</w:t>
+      </w:r>
+      <w:r>
+        <w:t xml:space="preserve"> </w:t>
+      </w:r>
+      <w:r>
+        <w:rPr>
+          <w:b/>
+          <w:bCs/>
+        </w:rPr>
+        <w:t xml:space="preserve">Fecha de inicio</w:t>
+      </w:r>
+      <w:r>
+        <w:t xml:space="preserve"> </w:t>
+      </w:r>
+      <w:r>
+        <w:t xml:space="preserve">(si es futura, la promoción queda programada hasta ese día).</w:t>
+      </w:r>
+    </w:p>
+    <w:p>
+      <w:pPr>
+        <w:pStyle w:val="Compact"/>
+        <w:numPr>
+          <w:ilvl w:val="0"/>
+          <w:numId w:val="1039"/>
+        </w:numPr>
+      </w:pPr>
+      <w:r>
+        <w:t xml:space="preserve">Escribir el</w:t>
+      </w:r>
+      <w:r>
+        <w:t xml:space="preserve"> </w:t>
+      </w:r>
+      <w:r>
+        <w:rPr>
+          <w:b/>
+          <w:bCs/>
+        </w:rPr>
+        <w:t xml:space="preserve">Descuento al canjear (%)</w:t>
+      </w:r>
+      <w:r>
+        <w:t xml:space="preserve">, entre 1 y 100 (100 = gratis), que se aplica al total de la reserva cuando el cliente canjea el cupón.</w:t>
+      </w:r>
+    </w:p>
+    <w:p>
+      <w:pPr>
+        <w:pStyle w:val="Compact"/>
+        <w:numPr>
+          <w:ilvl w:val="0"/>
+          <w:numId w:val="1039"/>
+        </w:numPr>
+      </w:pPr>
+      <w:r>
+        <w:t xml:space="preserve">Escribir los</w:t>
+      </w:r>
+      <w:r>
+        <w:t xml:space="preserve"> </w:t>
+      </w:r>
+      <w:r>
+        <w:rPr>
+          <w:b/>
+          <w:bCs/>
+        </w:rPr>
+        <w:t xml:space="preserve">Puntos de fidelización necesarios</w:t>
+      </w:r>
+      <w:r>
+        <w:t xml:space="preserve"> </w:t>
+      </w:r>
+      <w:r>
+        <w:t xml:space="preserve">para desbloquear el cupón (0 = disponible para todos).</w:t>
+      </w:r>
+    </w:p>
+    <w:p>
+      <w:pPr>
+        <w:pStyle w:val="Compact"/>
+        <w:numPr>
+          <w:ilvl w:val="0"/>
+          <w:numId w:val="1039"/>
+        </w:numPr>
+      </w:pPr>
+      <w:r>
+        <w:t xml:space="preserve">Guardar. La tarjeta de la promoción muestra el descuento y los puntos necesarios (o "disponible para todos"). El estado se calcula a partir de la fecha de inicio y se puede pausar o reanudar desde la tarjeta.</w:t>
+      </w:r>
+    </w:p>
+    <w:p>
+      <w:pPr>
+        <w:pStyle w:val="FirstParagraph"/>
+      </w:pPr>
+      <w:r>
+        <w:t xml:space="preserve">Cuando los puntos de un cliente alcanzan los que exige un cupón disponible, el cliente recibe el aviso "¡Tienes un cupón canjeable!" con su código. Canjear un cupón no consume puntos, y cada cupón se puede canjear una vez por reserva.</w:t>
+      </w:r>
+    </w:p>
+    <w:bookmarkEnd w:id="99"/>
+    <w:bookmarkEnd w:id="100"/>
+    <w:bookmarkStart w:id="105" w:name="Xff56a8ff0c000f4ea65f05ba924471649c1f571"/>
+    <w:p>
+      <w:pPr>
+        <w:pStyle w:val="Heading2"/>
+      </w:pPr>
+      <w:r>
+        <w:t xml:space="preserve">13. Reportes Administrativos</w:t>
+      </w:r>
+    </w:p>
+    <w:p>
+      <w:pPr>
+        <w:pStyle w:val="FirstParagraph"/>
+      </w:pPr>
+      <w:r>
+        <w:t xml:space="preserve">La pantalla</w:t>
+      </w:r>
+      <w:r>
+        <w:t xml:space="preserve"> </w:t>
+      </w:r>
+      <w:r>
+        <w:rPr>
+          <w:b/>
+          <w:bCs/>
+        </w:rPr>
+        <w:t xml:space="preserve">Reportes</w:t>
+      </w:r>
+      <w:r>
+        <w:t xml:space="preserve"> </w:t>
+      </w:r>
+      <w:r>
+        <w:t xml:space="preserve">(ruta</w:t>
+      </w:r>
+      <w:r>
+        <w:t xml:space="preserve"> </w:t>
+      </w:r>
+      <w:r>
+        <w:rPr>
+          <w:i/>
+          <w:iCs/>
+        </w:rPr>
+        <w:t xml:space="preserve">/admin/reports</w:t>
+      </w:r>
+      <w:r>
+        <w:t xml:space="preserve">) muestra el desempeño del lavadero con datos de reservas y pagos cargados del servidor:</w:t>
       </w:r>
     </w:p>
     <w:p>
@@ -12225,65 +12453,65 @@
         </w:numPr>
       </w:pPr>
       <w:r>
-        <w:t xml:space="preserve">Crear una promoción y escribir el</w:t>
-      </w:r>
-      <w:r>
-        <w:t xml:space="preserve"> </w:t>
-      </w:r>
-      <w:r>
-        <w:rPr>
-          <w:b/>
-          <w:bCs/>
-        </w:rPr>
-        <w:t xml:space="preserve">Nombre</w:t>
-      </w:r>
-      <w:r>
-        <w:t xml:space="preserve">, la</w:t>
-      </w:r>
-      <w:r>
-        <w:t xml:space="preserve"> </w:t>
-      </w:r>
-      <w:r>
-        <w:rPr>
-          <w:b/>
-          <w:bCs/>
-        </w:rPr>
-        <w:t xml:space="preserve">Descripción</w:t>
-      </w:r>
-      <w:r>
-        <w:t xml:space="preserve">, el código del</w:t>
-      </w:r>
-      <w:r>
-        <w:t xml:space="preserve"> </w:t>
-      </w:r>
-      <w:r>
-        <w:rPr>
-          <w:b/>
-          <w:bCs/>
-        </w:rPr>
-        <w:t xml:space="preserve">Cupón</w:t>
-      </w:r>
-      <w:r>
-        <w:t xml:space="preserve"> </w:t>
-      </w:r>
-      <w:r>
-        <w:t xml:space="preserve">(por ejemplo, PREMIUM20), el ícono, los beneficios y la</w:t>
-      </w:r>
-      <w:r>
-        <w:t xml:space="preserve"> </w:t>
-      </w:r>
-      <w:r>
-        <w:rPr>
-          <w:b/>
-          <w:bCs/>
-        </w:rPr>
-        <w:t xml:space="preserve">Fecha de inicio</w:t>
-      </w:r>
-      <w:r>
-        <w:t xml:space="preserve"> </w:t>
-      </w:r>
-      <w:r>
-        <w:t xml:space="preserve">(si es futura, la promoción queda programada hasta ese día).</w:t>
+        <w:t xml:space="preserve">Elegir los filtros</w:t>
+      </w:r>
+      <w:r>
+        <w:t xml:space="preserve"> </w:t>
+      </w:r>
+      <w:r>
+        <w:rPr>
+          <w:b/>
+          <w:bCs/>
+        </w:rPr>
+        <w:t xml:space="preserve">Fecha</w:t>
+      </w:r>
+      <w:r>
+        <w:t xml:space="preserve">,</w:t>
+      </w:r>
+      <w:r>
+        <w:t xml:space="preserve"> </w:t>
+      </w:r>
+      <w:r>
+        <w:rPr>
+          <w:b/>
+          <w:bCs/>
+        </w:rPr>
+        <w:t xml:space="preserve">Servicio</w:t>
+      </w:r>
+      <w:r>
+        <w:t xml:space="preserve"> </w:t>
+      </w:r>
+      <w:r>
+        <w:t xml:space="preserve">y</w:t>
+      </w:r>
+      <w:r>
+        <w:t xml:space="preserve"> </w:t>
+      </w:r>
+      <w:r>
+        <w:rPr>
+          <w:b/>
+          <w:bCs/>
+        </w:rPr>
+        <w:t xml:space="preserve">Operario</w:t>
+      </w:r>
+      <w:r>
+        <w:t xml:space="preserve"> </w:t>
+      </w:r>
+      <w:r>
+        <w:t xml:space="preserve">y hacer clic en</w:t>
+      </w:r>
+      <w:r>
+        <w:t xml:space="preserve"> </w:t>
+      </w:r>
+      <w:r>
+        <w:rPr>
+          <w:b/>
+          <w:bCs/>
+        </w:rPr>
+        <w:t xml:space="preserve">Aplicar filtros</w:t>
+      </w:r>
+      <w:r>
+        <w:t xml:space="preserve">.</w:t>
       </w:r>
     </w:p>
     <w:p>
@@ -12295,20 +12523,23 @@
         </w:numPr>
       </w:pPr>
       <w:r>
-        <w:t xml:space="preserve">Escribir el</w:t>
-      </w:r>
-      <w:r>
-        <w:t xml:space="preserve"> </w:t>
-      </w:r>
-      <w:r>
-        <w:rPr>
-          <w:b/>
-          <w:bCs/>
-        </w:rPr>
-        <w:t xml:space="preserve">Descuento al canjear (%)</w:t>
-      </w:r>
-      <w:r>
-        <w:t xml:space="preserve">, entre 1 y 100 (100 = gratis), que se aplica al total de la reserva cuando el cliente canjea el cupón.</w:t>
+        <w:t xml:space="preserve">Revisar las</w:t>
+      </w:r>
+      <w:r>
+        <w:t xml:space="preserve"> </w:t>
+      </w:r>
+      <w:r>
+        <w:rPr>
+          <w:b/>
+          <w:bCs/>
+        </w:rPr>
+        <w:t xml:space="preserve">Gráficas</w:t>
+      </w:r>
+      <w:r>
+        <w:t xml:space="preserve"> </w:t>
+      </w:r>
+      <w:r>
+        <w:t xml:space="preserve">de servicios completados e ingresos del periodo.</w:t>
       </w:r>
     </w:p>
     <w:p>
@@ -12320,23 +12551,81 @@
         </w:numPr>
       </w:pPr>
       <w:r>
-        <w:t xml:space="preserve">Escribir los</w:t>
-      </w:r>
-      <w:r>
-        <w:t xml:space="preserve"> </w:t>
-      </w:r>
-      <w:r>
-        <w:rPr>
-          <w:b/>
-          <w:bCs/>
-        </w:rPr>
-        <w:t xml:space="preserve">Puntos de fidelización necesarios</w:t>
-      </w:r>
-      <w:r>
-        <w:t xml:space="preserve"> </w:t>
-      </w:r>
-      <w:r>
-        <w:t xml:space="preserve">para desbloquear el cupón (0 = disponible para todos).</w:t>
+        <w:t xml:space="preserve">Revisar los resúmenes</w:t>
+      </w:r>
+      <w:r>
+        <w:t xml:space="preserve"> </w:t>
+      </w:r>
+      <w:r>
+        <w:rPr>
+          <w:b/>
+          <w:bCs/>
+        </w:rPr>
+        <w:t xml:space="preserve">Reporte del Día</w:t>
+      </w:r>
+      <w:r>
+        <w:t xml:space="preserve">,</w:t>
+      </w:r>
+      <w:r>
+        <w:t xml:space="preserve"> </w:t>
+      </w:r>
+      <w:r>
+        <w:rPr>
+          <w:b/>
+          <w:bCs/>
+        </w:rPr>
+        <w:t xml:space="preserve">Reporte de la Semana</w:t>
+      </w:r>
+      <w:r>
+        <w:t xml:space="preserve"> </w:t>
+      </w:r>
+      <w:r>
+        <w:t xml:space="preserve">y</w:t>
+      </w:r>
+      <w:r>
+        <w:t xml:space="preserve"> </w:t>
+      </w:r>
+      <w:r>
+        <w:rPr>
+          <w:b/>
+          <w:bCs/>
+        </w:rPr>
+        <w:t xml:space="preserve">Reporte del Mes</w:t>
+      </w:r>
+      <w:r>
+        <w:t xml:space="preserve"> </w:t>
+      </w:r>
+      <w:r>
+        <w:t xml:space="preserve">(servicios completados e ingresos totales), los</w:t>
+      </w:r>
+      <w:r>
+        <w:t xml:space="preserve"> </w:t>
+      </w:r>
+      <w:r>
+        <w:rPr>
+          <w:b/>
+          <w:bCs/>
+        </w:rPr>
+        <w:t xml:space="preserve">Ingresos Totales del Año</w:t>
+      </w:r>
+      <w:r>
+        <w:t xml:space="preserve"> </w:t>
+      </w:r>
+      <w:r>
+        <w:t xml:space="preserve">y los</w:t>
+      </w:r>
+      <w:r>
+        <w:t xml:space="preserve"> </w:t>
+      </w:r>
+      <w:r>
+        <w:rPr>
+          <w:b/>
+          <w:bCs/>
+        </w:rPr>
+        <w:t xml:space="preserve">Servicios Más Vendidos</w:t>
+      </w:r>
+      <w:r>
+        <w:t xml:space="preserve">.</w:t>
       </w:r>
     </w:p>
     <w:p>
@@ -12345,258 +12634,6 @@
         <w:numPr>
           <w:ilvl w:val="0"/>
           <w:numId w:val="1040"/>
-        </w:numPr>
-      </w:pPr>
-      <w:r>
-        <w:t xml:space="preserve">Guardar. La tarjeta de la promoción muestra el descuento y los puntos necesarios (o "disponible para todos"). El estado se calcula a partir de la fecha de inicio y se puede pausar o reanudar desde la tarjeta.</w:t>
-      </w:r>
-    </w:p>
-    <w:p>
-      <w:pPr>
-        <w:pStyle w:val="FirstParagraph"/>
-      </w:pPr>
-      <w:r>
-        <w:t xml:space="preserve">Cuando los puntos de un cliente alcanzan los que exige un cupón disponible, el cliente recibe el aviso "¡Tienes un cupón canjeable!" con su código. Canjear un cupón no consume puntos, y cada cupón se puede canjear una vez por reserva.</w:t>
-      </w:r>
-    </w:p>
-    <w:bookmarkEnd w:id="99"/>
-    <w:bookmarkEnd w:id="100"/>
-    <w:bookmarkStart w:id="105" w:name="Xff56a8ff0c000f4ea65f05ba924471649c1f571"/>
-    <w:p>
-      <w:pPr>
-        <w:pStyle w:val="Heading2"/>
-      </w:pPr>
-      <w:r>
-        <w:t xml:space="preserve">13. Reportes Administrativos</w:t>
-      </w:r>
-    </w:p>
-    <w:p>
-      <w:pPr>
-        <w:pStyle w:val="FirstParagraph"/>
-      </w:pPr>
-      <w:r>
-        <w:t xml:space="preserve">La pantalla</w:t>
-      </w:r>
-      <w:r>
-        <w:t xml:space="preserve"> </w:t>
-      </w:r>
-      <w:r>
-        <w:rPr>
-          <w:b/>
-          <w:bCs/>
-        </w:rPr>
-        <w:t xml:space="preserve">Reportes</w:t>
-      </w:r>
-      <w:r>
-        <w:t xml:space="preserve"> </w:t>
-      </w:r>
-      <w:r>
-        <w:t xml:space="preserve">(ruta</w:t>
-      </w:r>
-      <w:r>
-        <w:t xml:space="preserve"> </w:t>
-      </w:r>
-      <w:r>
-        <w:rPr>
-          <w:i/>
-          <w:iCs/>
-        </w:rPr>
-        <w:t xml:space="preserve">/admin/reports</w:t>
-      </w:r>
-      <w:r>
-        <w:t xml:space="preserve">) muestra el desempeño del lavadero con datos de reservas y pagos cargados del servidor:</w:t>
-      </w:r>
-    </w:p>
-    <w:p>
-      <w:pPr>
-        <w:pStyle w:val="Compact"/>
-        <w:numPr>
-          <w:ilvl w:val="0"/>
-          <w:numId w:val="1041"/>
-        </w:numPr>
-      </w:pPr>
-      <w:r>
-        <w:t xml:space="preserve">Elegir los filtros</w:t>
-      </w:r>
-      <w:r>
-        <w:t xml:space="preserve"> </w:t>
-      </w:r>
-      <w:r>
-        <w:rPr>
-          <w:b/>
-          <w:bCs/>
-        </w:rPr>
-        <w:t xml:space="preserve">Fecha</w:t>
-      </w:r>
-      <w:r>
-        <w:t xml:space="preserve">,</w:t>
-      </w:r>
-      <w:r>
-        <w:t xml:space="preserve"> </w:t>
-      </w:r>
-      <w:r>
-        <w:rPr>
-          <w:b/>
-          <w:bCs/>
-        </w:rPr>
-        <w:t xml:space="preserve">Servicio</w:t>
-      </w:r>
-      <w:r>
-        <w:t xml:space="preserve"> </w:t>
-      </w:r>
-      <w:r>
-        <w:t xml:space="preserve">y</w:t>
-      </w:r>
-      <w:r>
-        <w:t xml:space="preserve"> </w:t>
-      </w:r>
-      <w:r>
-        <w:rPr>
-          <w:b/>
-          <w:bCs/>
-        </w:rPr>
-        <w:t xml:space="preserve">Operario</w:t>
-      </w:r>
-      <w:r>
-        <w:t xml:space="preserve"> </w:t>
-      </w:r>
-      <w:r>
-        <w:t xml:space="preserve">y hacer clic en</w:t>
-      </w:r>
-      <w:r>
-        <w:t xml:space="preserve"> </w:t>
-      </w:r>
-      <w:r>
-        <w:rPr>
-          <w:b/>
-          <w:bCs/>
-        </w:rPr>
-        <w:t xml:space="preserve">Aplicar filtros</w:t>
-      </w:r>
-      <w:r>
-        <w:t xml:space="preserve">.</w:t>
-      </w:r>
-    </w:p>
-    <w:p>
-      <w:pPr>
-        <w:pStyle w:val="Compact"/>
-        <w:numPr>
-          <w:ilvl w:val="0"/>
-          <w:numId w:val="1041"/>
-        </w:numPr>
-      </w:pPr>
-      <w:r>
-        <w:t xml:space="preserve">Revisar las</w:t>
-      </w:r>
-      <w:r>
-        <w:t xml:space="preserve"> </w:t>
-      </w:r>
-      <w:r>
-        <w:rPr>
-          <w:b/>
-          <w:bCs/>
-        </w:rPr>
-        <w:t xml:space="preserve">Gráficas</w:t>
-      </w:r>
-      <w:r>
-        <w:t xml:space="preserve"> </w:t>
-      </w:r>
-      <w:r>
-        <w:t xml:space="preserve">de servicios completados e ingresos del periodo.</w:t>
-      </w:r>
-    </w:p>
-    <w:p>
-      <w:pPr>
-        <w:pStyle w:val="Compact"/>
-        <w:numPr>
-          <w:ilvl w:val="0"/>
-          <w:numId w:val="1041"/>
-        </w:numPr>
-      </w:pPr>
-      <w:r>
-        <w:t xml:space="preserve">Revisar los resúmenes</w:t>
-      </w:r>
-      <w:r>
-        <w:t xml:space="preserve"> </w:t>
-      </w:r>
-      <w:r>
-        <w:rPr>
-          <w:b/>
-          <w:bCs/>
-        </w:rPr>
-        <w:t xml:space="preserve">Reporte del Día</w:t>
-      </w:r>
-      <w:r>
-        <w:t xml:space="preserve">,</w:t>
-      </w:r>
-      <w:r>
-        <w:t xml:space="preserve"> </w:t>
-      </w:r>
-      <w:r>
-        <w:rPr>
-          <w:b/>
-          <w:bCs/>
-        </w:rPr>
-        <w:t xml:space="preserve">Reporte de la Semana</w:t>
-      </w:r>
-      <w:r>
-        <w:t xml:space="preserve"> </w:t>
-      </w:r>
-      <w:r>
-        <w:t xml:space="preserve">y</w:t>
-      </w:r>
-      <w:r>
-        <w:t xml:space="preserve"> </w:t>
-      </w:r>
-      <w:r>
-        <w:rPr>
-          <w:b/>
-          <w:bCs/>
-        </w:rPr>
-        <w:t xml:space="preserve">Reporte del Mes</w:t>
-      </w:r>
-      <w:r>
-        <w:t xml:space="preserve"> </w:t>
-      </w:r>
-      <w:r>
-        <w:t xml:space="preserve">(servicios completados e ingresos totales), los</w:t>
-      </w:r>
-      <w:r>
-        <w:t xml:space="preserve"> </w:t>
-      </w:r>
-      <w:r>
-        <w:rPr>
-          <w:b/>
-          <w:bCs/>
-        </w:rPr>
-        <w:t xml:space="preserve">Ingresos Totales del Año</w:t>
-      </w:r>
-      <w:r>
-        <w:t xml:space="preserve"> </w:t>
-      </w:r>
-      <w:r>
-        <w:t xml:space="preserve">y los</w:t>
-      </w:r>
-      <w:r>
-        <w:t xml:space="preserve"> </w:t>
-      </w:r>
-      <w:r>
-        <w:rPr>
-          <w:b/>
-          <w:bCs/>
-        </w:rPr>
-        <w:t xml:space="preserve">Servicios Más Vendidos</w:t>
-      </w:r>
-      <w:r>
-        <w:t xml:space="preserve">.</w:t>
-      </w:r>
-    </w:p>
-    <w:p>
-      <w:pPr>
-        <w:pStyle w:val="Compact"/>
-        <w:numPr>
-          <w:ilvl w:val="0"/>
-          <w:numId w:val="1041"/>
         </w:numPr>
       </w:pPr>
       <w:r>
@@ -15035,7 +15072,7 @@
         <w:pStyle w:val="Compact"/>
         <w:numPr>
           <w:ilvl w:val="0"/>
-          <w:numId w:val="1042"/>
+          <w:numId w:val="1041"/>
         </w:numPr>
       </w:pPr>
       <w:r>
@@ -15047,7 +15084,7 @@
         <w:pStyle w:val="Compact"/>
         <w:numPr>
           <w:ilvl w:val="0"/>
-          <w:numId w:val="1042"/>
+          <w:numId w:val="1041"/>
         </w:numPr>
       </w:pPr>
       <w:r>
@@ -15059,7 +15096,7 @@
         <w:pStyle w:val="Compact"/>
         <w:numPr>
           <w:ilvl w:val="0"/>
-          <w:numId w:val="1042"/>
+          <w:numId w:val="1041"/>
         </w:numPr>
       </w:pPr>
       <w:r>
@@ -15071,7 +15108,7 @@
         <w:pStyle w:val="Compact"/>
         <w:numPr>
           <w:ilvl w:val="0"/>
-          <w:numId w:val="1042"/>
+          <w:numId w:val="1041"/>
         </w:numPr>
       </w:pPr>
       <w:r>
@@ -15083,7 +15120,7 @@
         <w:pStyle w:val="Compact"/>
         <w:numPr>
           <w:ilvl w:val="0"/>
-          <w:numId w:val="1042"/>
+          <w:numId w:val="1041"/>
         </w:numPr>
       </w:pPr>
       <w:r>
@@ -16119,7 +16156,7 @@
         <w:pStyle w:val="Compact"/>
         <w:numPr>
           <w:ilvl w:val="0"/>
-          <w:numId w:val="1043"/>
+          <w:numId w:val="1042"/>
         </w:numPr>
       </w:pPr>
       <w:r>
@@ -16144,7 +16181,7 @@
         <w:pStyle w:val="Compact"/>
         <w:numPr>
           <w:ilvl w:val="0"/>
-          <w:numId w:val="1043"/>
+          <w:numId w:val="1042"/>
         </w:numPr>
       </w:pPr>
       <w:r>
@@ -16156,7 +16193,7 @@
         <w:pStyle w:val="Compact"/>
         <w:numPr>
           <w:ilvl w:val="0"/>
-          <w:numId w:val="1043"/>
+          <w:numId w:val="1042"/>
         </w:numPr>
       </w:pPr>
       <w:r>
@@ -16404,11 +16441,413 @@
         <w:pStyle w:val="Compact"/>
         <w:numPr>
           <w:ilvl w:val="0"/>
-          <w:numId w:val="1044"/>
+          <w:numId w:val="1043"/>
         </w:numPr>
       </w:pPr>
       <w:r>
         <w:t xml:space="preserve">Obtener la autorización y anunciar la interrupción a los usuarios.</w:t>
+      </w:r>
+    </w:p>
+    <w:p>
+      <w:pPr>
+        <w:pStyle w:val="Compact"/>
+        <w:numPr>
+          <w:ilvl w:val="0"/>
+          <w:numId w:val="1043"/>
+        </w:numPr>
+      </w:pPr>
+      <w:r>
+        <w:t xml:space="preserve">Elegir el respaldo y comprobar su integridad con RESTORE VERIFYONLY.</w:t>
+      </w:r>
+    </w:p>
+    <w:p>
+      <w:pPr>
+        <w:pStyle w:val="Compact"/>
+        <w:numPr>
+          <w:ilvl w:val="0"/>
+          <w:numId w:val="1043"/>
+        </w:numPr>
+      </w:pPr>
+      <w:r>
+        <w:t xml:space="preserve">Detener los servicios de la aplicación y el gateway para que no escriban durante la restauración; dejar SQL Server en ejecución.</w:t>
+      </w:r>
+    </w:p>
+    <w:p>
+      <w:pPr>
+        <w:pStyle w:val="Compact"/>
+        <w:numPr>
+          <w:ilvl w:val="0"/>
+          <w:numId w:val="1043"/>
+        </w:numPr>
+      </w:pPr>
+      <w:r>
+        <w:t xml:space="preserve">Hacer un respaldo del estado actual, aunque esté dañado, para no perder la evidencia.</w:t>
+      </w:r>
+    </w:p>
+    <w:p>
+      <w:pPr>
+        <w:pStyle w:val="Compact"/>
+        <w:numPr>
+          <w:ilvl w:val="0"/>
+          <w:numId w:val="1043"/>
+        </w:numPr>
+      </w:pPr>
+      <w:r>
+        <w:t xml:space="preserve">Copiar el archivo de respaldo dentro del contenedor y restaurarlo.</w:t>
+      </w:r>
+    </w:p>
+    <w:p>
+      <w:pPr>
+        <w:pStyle w:val="Compact"/>
+        <w:numPr>
+          <w:ilvl w:val="0"/>
+          <w:numId w:val="1043"/>
+        </w:numPr>
+      </w:pPr>
+      <w:r>
+        <w:t xml:space="preserve">Verificar la estructura y los datos (sección 15.3).</w:t>
+      </w:r>
+    </w:p>
+    <w:p>
+      <w:pPr>
+        <w:pStyle w:val="Compact"/>
+        <w:numPr>
+          <w:ilvl w:val="0"/>
+          <w:numId w:val="1043"/>
+        </w:numPr>
+      </w:pPr>
+      <w:r>
+        <w:t xml:space="preserve">Iniciar los servicios y ejecutar las pruebas de verificación del Manual de Instalación.</w:t>
+      </w:r>
+    </w:p>
+    <w:p>
+      <w:pPr>
+        <w:pStyle w:val="Compact"/>
+        <w:numPr>
+          <w:ilvl w:val="0"/>
+          <w:numId w:val="1043"/>
+        </w:numPr>
+      </w:pPr>
+      <w:r>
+        <w:t xml:space="preserve">Registrar la restauración e informar a los usuarios la fecha y la hora de los últimos datos recuperados.</w:t>
+      </w:r>
+    </w:p>
+    <w:p>
+      <w:pPr>
+        <w:pStyle w:val="SourceCode"/>
+      </w:pPr>
+      <w:r>
+        <w:rPr>
+          <w:rStyle w:val="BuiltInTok"/>
+        </w:rPr>
+        <w:t xml:space="preserve">cd</w:t>
+      </w:r>
+      <w:r>
+        <w:rPr>
+          <w:rStyle w:val="NormalTok"/>
+        </w:rPr>
+        <w:t xml:space="preserve"> lavarapido-infra</w:t>
+      </w:r>
+      <w:r>
+        <w:br/>
+      </w:r>
+      <w:r>
+        <w:rPr>
+          <w:rStyle w:val="CommentTok"/>
+        </w:rPr>
+        <w:t xml:space="preserve"># Detener los contenedores de la aplicación (la base de datos sigue en ejecución)</w:t>
+      </w:r>
+      <w:r>
+        <w:br/>
+      </w:r>
+      <w:r>
+        <w:rPr>
+          <w:rStyle w:val="ExtensionTok"/>
+        </w:rPr>
+        <w:t xml:space="preserve">docker</w:t>
+      </w:r>
+      <w:r>
+        <w:rPr>
+          <w:rStyle w:val="NormalTok"/>
+        </w:rPr>
+        <w:t xml:space="preserve"> compose stop api-gateway security-service customer-service booking-service </w:t>
+      </w:r>
+      <w:r>
+        <w:rPr>
+          <w:rStyle w:val="DataTypeTok"/>
+        </w:rPr>
+        <w:t xml:space="preserve">\</w:t>
+      </w:r>
+      <w:r>
+        <w:br/>
+      </w:r>
+      <w:r>
+        <w:rPr>
+          <w:rStyle w:val="NormalTok"/>
+        </w:rPr>
+        <w:t xml:space="preserve">  operations-service payment-service notification-service</w:t>
+      </w:r>
+      <w:r>
+        <w:br/>
+      </w:r>
+      <w:r>
+        <w:br/>
+      </w:r>
+      <w:r>
+        <w:rPr>
+          <w:rStyle w:val="CommentTok"/>
+        </w:rPr>
+        <w:t xml:space="preserve"># Copiar el respaldo dentro del contenedor</w:t>
+      </w:r>
+      <w:r>
+        <w:br/>
+      </w:r>
+      <w:r>
+        <w:rPr>
+          <w:rStyle w:val="ExtensionTok"/>
+        </w:rPr>
+        <w:t xml:space="preserve">docker</w:t>
+      </w:r>
+      <w:r>
+        <w:rPr>
+          <w:rStyle w:val="NormalTok"/>
+        </w:rPr>
+        <w:t xml:space="preserve"> cp ./backups/</w:t>
+      </w:r>
+      <w:r>
+        <w:rPr>
+          <w:rStyle w:val="OperatorTok"/>
+        </w:rPr>
+        <w:t xml:space="preserve">&lt;</w:t>
+      </w:r>
+      <w:r>
+        <w:rPr>
+          <w:rStyle w:val="NormalTok"/>
+        </w:rPr>
+        <w:t xml:space="preserve">ARCHIVO</w:t>
+      </w:r>
+      <w:r>
+        <w:rPr>
+          <w:rStyle w:val="OperatorTok"/>
+        </w:rPr>
+        <w:t xml:space="preserve">&gt;</w:t>
+      </w:r>
+      <w:r>
+        <w:rPr>
+          <w:rStyle w:val="NormalTok"/>
+        </w:rPr>
+        <w:t xml:space="preserve">.bak lavarapido-sqlserver:/var/opt/mssql/data/</w:t>
+      </w:r>
+      <w:r>
+        <w:br/>
+      </w:r>
+      <w:r>
+        <w:br/>
+      </w:r>
+      <w:r>
+        <w:rPr>
+          <w:rStyle w:val="CommentTok"/>
+        </w:rPr>
+        <w:t xml:space="preserve"># Restaurar (cierra las conexiones abiertas y reemplaza la base de datos)</w:t>
+      </w:r>
+      <w:r>
+        <w:br/>
+      </w:r>
+      <w:r>
+        <w:rPr>
+          <w:rStyle w:val="ExtensionTok"/>
+        </w:rPr>
+        <w:t xml:space="preserve">docker</w:t>
+      </w:r>
+      <w:r>
+        <w:rPr>
+          <w:rStyle w:val="NormalTok"/>
+        </w:rPr>
+        <w:t xml:space="preserve"> compose exec sqlserver /opt/mssql-tools18/bin/sqlcmd </w:t>
+      </w:r>
+      <w:r>
+        <w:rPr>
+          <w:rStyle w:val="DataTypeTok"/>
+        </w:rPr>
+        <w:t xml:space="preserve">\</w:t>
+      </w:r>
+      <w:r>
+        <w:br/>
+      </w:r>
+      <w:r>
+        <w:rPr>
+          <w:rStyle w:val="NormalTok"/>
+        </w:rPr>
+        <w:t xml:space="preserve">  </w:t>
+      </w:r>
+      <w:r>
+        <w:rPr>
+          <w:rStyle w:val="AttributeTok"/>
+        </w:rPr>
+        <w:t xml:space="preserve">-S</w:t>
+      </w:r>
+      <w:r>
+        <w:rPr>
+          <w:rStyle w:val="NormalTok"/>
+        </w:rPr>
+        <w:t xml:space="preserve"> localhost </w:t>
+      </w:r>
+      <w:r>
+        <w:rPr>
+          <w:rStyle w:val="AttributeTok"/>
+        </w:rPr>
+        <w:t xml:space="preserve">-U</w:t>
+      </w:r>
+      <w:r>
+        <w:rPr>
+          <w:rStyle w:val="NormalTok"/>
+        </w:rPr>
+        <w:t xml:space="preserve"> sa </w:t>
+      </w:r>
+      <w:r>
+        <w:rPr>
+          <w:rStyle w:val="AttributeTok"/>
+        </w:rPr>
+        <w:t xml:space="preserve">-P</w:t>
+      </w:r>
+      <w:r>
+        <w:rPr>
+          <w:rStyle w:val="NormalTok"/>
+        </w:rPr>
+        <w:t xml:space="preserve"> </w:t>
+      </w:r>
+      <w:r>
+        <w:rPr>
+          <w:rStyle w:val="StringTok"/>
+        </w:rPr>
+        <w:t xml:space="preserve">"</w:t>
+      </w:r>
+      <w:r>
+        <w:rPr>
+          <w:rStyle w:val="VariableTok"/>
+        </w:rPr>
+        <w:t xml:space="preserve">$DB_PASSWORD</w:t>
+      </w:r>
+      <w:r>
+        <w:rPr>
+          <w:rStyle w:val="StringTok"/>
+        </w:rPr>
+        <w:t xml:space="preserve">"</w:t>
+      </w:r>
+      <w:r>
+        <w:rPr>
+          <w:rStyle w:val="NormalTok"/>
+        </w:rPr>
+        <w:t xml:space="preserve"> </w:t>
+      </w:r>
+      <w:r>
+        <w:rPr>
+          <w:rStyle w:val="AttributeTok"/>
+        </w:rPr>
+        <w:t xml:space="preserve">-C</w:t>
+      </w:r>
+      <w:r>
+        <w:rPr>
+          <w:rStyle w:val="NormalTok"/>
+        </w:rPr>
+        <w:t xml:space="preserve"> </w:t>
+      </w:r>
+      <w:r>
+        <w:rPr>
+          <w:rStyle w:val="AttributeTok"/>
+        </w:rPr>
+        <w:t xml:space="preserve">-b</w:t>
+      </w:r>
+      <w:r>
+        <w:rPr>
+          <w:rStyle w:val="NormalTok"/>
+        </w:rPr>
+        <w:t xml:space="preserve"> </w:t>
+      </w:r>
+      <w:r>
+        <w:rPr>
+          <w:rStyle w:val="AttributeTok"/>
+        </w:rPr>
+        <w:t xml:space="preserve">-Q</w:t>
+      </w:r>
+      <w:r>
+        <w:rPr>
+          <w:rStyle w:val="NormalTok"/>
+        </w:rPr>
+        <w:t xml:space="preserve"> </w:t>
+      </w:r>
+      <w:r>
+        <w:rPr>
+          <w:rStyle w:val="DataTypeTok"/>
+        </w:rPr>
+        <w:t xml:space="preserve">\</w:t>
+      </w:r>
+      <w:r>
+        <w:br/>
+      </w:r>
+      <w:r>
+        <w:rPr>
+          <w:rStyle w:val="NormalTok"/>
+        </w:rPr>
+        <w:t xml:space="preserve">  </w:t>
+      </w:r>
+      <w:r>
+        <w:rPr>
+          <w:rStyle w:val="StringTok"/>
+        </w:rPr>
+        <w:t xml:space="preserve">"ALTER DATABASE [LavaRapido] SET SINGLE_USER WITH ROLLBACK IMMEDIATE;</w:t>
+      </w:r>
+      <w:r>
+        <w:br/>
+      </w:r>
+      <w:r>
+        <w:rPr>
+          <w:rStyle w:val="StringTok"/>
+        </w:rPr>
+        <w:t xml:space="preserve">   RESTORE DATABASE [LavaRapido] FROM DISK = N'/var/opt/mssql/data/&lt;ARCHIVO&gt;.bak' WITH REPLACE, CHECKSUM, STATS = 10;</w:t>
+      </w:r>
+      <w:r>
+        <w:br/>
+      </w:r>
+      <w:r>
+        <w:rPr>
+          <w:rStyle w:val="StringTok"/>
+        </w:rPr>
+        <w:t xml:space="preserve">   ALTER DATABASE [LavaRapido] SET MULTI_USER;"</w:t>
+      </w:r>
+    </w:p>
+    <w:p>
+      <w:pPr>
+        <w:pStyle w:val="FirstParagraph"/>
+      </w:pPr>
+      <w:r>
+        <w:t xml:space="preserve">La opción</w:t>
+      </w:r>
+      <w:r>
+        <w:t xml:space="preserve"> </w:t>
+      </w:r>
+      <w:r>
+        <w:rPr>
+          <w:i/>
+          <w:iCs/>
+        </w:rPr>
+        <w:t xml:space="preserve">WITH REPLACE</w:t>
+      </w:r>
+      <w:r>
+        <w:t xml:space="preserve"> </w:t>
+      </w:r>
+      <w:r>
+        <w:t xml:space="preserve">sobrescribe la base de datos existente: usarla solo cuando se esté seguro del respaldo elegido. Si el comando falla a mitad de camino, la base de datos puede quedar en estado de restauración o en modo de un solo usuario; no reiniciar el contenedor sin revisar el registro de SQL Server.</w:t>
+      </w:r>
+    </w:p>
+    <w:bookmarkEnd w:id="116"/>
+    <w:bookmarkStart w:id="117" w:name="Xc6d13f280ea437be3eeb2f6ba9d718f6dde71ec"/>
+    <w:p>
+      <w:pPr>
+        <w:pStyle w:val="Heading3"/>
+      </w:pPr>
+      <w:r>
+        <w:t xml:space="preserve">15.3 Verificación Posterior a la Restauración</w:t>
       </w:r>
     </w:p>
     <w:p>
@@ -16420,7 +16859,7 @@
         </w:numPr>
       </w:pPr>
       <w:r>
-        <w:t xml:space="preserve">Elegir el respaldo y comprobar su integridad con RESTORE VERIFYONLY.</w:t>
+        <w:t xml:space="preserve">Existen los nueve esquemas y las tablas de catálogo tienen sus filas (consultas del Manual de Instalación, sección 11).</w:t>
       </w:r>
     </w:p>
     <w:p>
@@ -16432,7 +16871,39 @@
         </w:numPr>
       </w:pPr>
       <w:r>
-        <w:t xml:space="preserve">Detener los servicios de la aplicación y el gateway para que no escriban durante la restauración; dejar SQL Server en ejecución.</w:t>
+        <w:t xml:space="preserve">Los identificadores fijos siguen en su lugar:</w:t>
+      </w:r>
+      <w:r>
+        <w:t xml:space="preserve"> </w:t>
+      </w:r>
+      <w:r>
+        <w:rPr>
+          <w:i/>
+          <w:iCs/>
+        </w:rPr>
+        <w:t xml:space="preserve">booking_status_id = 5</w:t>
+      </w:r>
+      <w:r>
+        <w:t xml:space="preserve"> </w:t>
+      </w:r>
+      <w:r>
+        <w:t xml:space="preserve">(CANCELLED) y</w:t>
+      </w:r>
+      <w:r>
+        <w:t xml:space="preserve"> </w:t>
+      </w:r>
+      <w:r>
+        <w:rPr>
+          <w:i/>
+          <w:iCs/>
+        </w:rPr>
+        <w:t xml:space="preserve">payment_status_id = 3</w:t>
+      </w:r>
+      <w:r>
+        <w:t xml:space="preserve"> </w:t>
+      </w:r>
+      <w:r>
+        <w:t xml:space="preserve">(APPROVED).</w:t>
       </w:r>
     </w:p>
     <w:p>
@@ -16444,7 +16915,7 @@
         </w:numPr>
       </w:pPr>
       <w:r>
-        <w:t xml:space="preserve">Hacer un respaldo del estado actual, aunque esté dañado, para no perder la evidencia.</w:t>
+        <w:t xml:space="preserve">La última reserva y la última sesión corresponden a la fecha esperada del respaldo.</w:t>
       </w:r>
     </w:p>
     <w:p>
@@ -16456,7 +16927,7 @@
         </w:numPr>
       </w:pPr>
       <w:r>
-        <w:t xml:space="preserve">Copiar el archivo de respaldo dentro del contenedor y restaurarlo.</w:t>
+        <w:t xml:space="preserve">Un administrador puede ingresar y un cliente de prueba puede consultar sus reservas y su saldo de puntos.</w:t>
       </w:r>
     </w:p>
     <w:p>
@@ -16465,440 +16936,6 @@
         <w:numPr>
           <w:ilvl w:val="0"/>
           <w:numId w:val="1044"/>
-        </w:numPr>
-      </w:pPr>
-      <w:r>
-        <w:t xml:space="preserve">Verificar la estructura y los datos (sección 15.3).</w:t>
-      </w:r>
-    </w:p>
-    <w:p>
-      <w:pPr>
-        <w:pStyle w:val="Compact"/>
-        <w:numPr>
-          <w:ilvl w:val="0"/>
-          <w:numId w:val="1044"/>
-        </w:numPr>
-      </w:pPr>
-      <w:r>
-        <w:t xml:space="preserve">Iniciar los servicios y ejecutar las pruebas de verificación del Manual de Instalación.</w:t>
-      </w:r>
-    </w:p>
-    <w:p>
-      <w:pPr>
-        <w:pStyle w:val="Compact"/>
-        <w:numPr>
-          <w:ilvl w:val="0"/>
-          <w:numId w:val="1044"/>
-        </w:numPr>
-      </w:pPr>
-      <w:r>
-        <w:t xml:space="preserve">Registrar la restauración e informar a los usuarios la fecha y la hora de los últimos datos recuperados.</w:t>
-      </w:r>
-    </w:p>
-    <w:p>
-      <w:pPr>
-        <w:pStyle w:val="SourceCode"/>
-      </w:pPr>
-      <w:r>
-        <w:rPr>
-          <w:rStyle w:val="BuiltInTok"/>
-        </w:rPr>
-        <w:t xml:space="preserve">cd</w:t>
-      </w:r>
-      <w:r>
-        <w:rPr>
-          <w:rStyle w:val="NormalTok"/>
-        </w:rPr>
-        <w:t xml:space="preserve"> lavarapido-infra</w:t>
-      </w:r>
-      <w:r>
-        <w:br/>
-      </w:r>
-      <w:r>
-        <w:rPr>
-          <w:rStyle w:val="CommentTok"/>
-        </w:rPr>
-        <w:t xml:space="preserve"># Detener los contenedores de la aplicación (la base de datos sigue en ejecución)</w:t>
-      </w:r>
-      <w:r>
-        <w:br/>
-      </w:r>
-      <w:r>
-        <w:rPr>
-          <w:rStyle w:val="ExtensionTok"/>
-        </w:rPr>
-        <w:t xml:space="preserve">docker</w:t>
-      </w:r>
-      <w:r>
-        <w:rPr>
-          <w:rStyle w:val="NormalTok"/>
-        </w:rPr>
-        <w:t xml:space="preserve"> compose stop api-gateway security-service customer-service booking-service </w:t>
-      </w:r>
-      <w:r>
-        <w:rPr>
-          <w:rStyle w:val="DataTypeTok"/>
-        </w:rPr>
-        <w:t xml:space="preserve">\</w:t>
-      </w:r>
-      <w:r>
-        <w:br/>
-      </w:r>
-      <w:r>
-        <w:rPr>
-          <w:rStyle w:val="NormalTok"/>
-        </w:rPr>
-        <w:t xml:space="preserve">  operations-service payment-service notification-service</w:t>
-      </w:r>
-      <w:r>
-        <w:br/>
-      </w:r>
-      <w:r>
-        <w:br/>
-      </w:r>
-      <w:r>
-        <w:rPr>
-          <w:rStyle w:val="CommentTok"/>
-        </w:rPr>
-        <w:t xml:space="preserve"># Copiar el respaldo dentro del contenedor</w:t>
-      </w:r>
-      <w:r>
-        <w:br/>
-      </w:r>
-      <w:r>
-        <w:rPr>
-          <w:rStyle w:val="ExtensionTok"/>
-        </w:rPr>
-        <w:t xml:space="preserve">docker</w:t>
-      </w:r>
-      <w:r>
-        <w:rPr>
-          <w:rStyle w:val="NormalTok"/>
-        </w:rPr>
-        <w:t xml:space="preserve"> cp ./backups/</w:t>
-      </w:r>
-      <w:r>
-        <w:rPr>
-          <w:rStyle w:val="OperatorTok"/>
-        </w:rPr>
-        <w:t xml:space="preserve">&lt;</w:t>
-      </w:r>
-      <w:r>
-        <w:rPr>
-          <w:rStyle w:val="NormalTok"/>
-        </w:rPr>
-        <w:t xml:space="preserve">ARCHIVO</w:t>
-      </w:r>
-      <w:r>
-        <w:rPr>
-          <w:rStyle w:val="OperatorTok"/>
-        </w:rPr>
-        <w:t xml:space="preserve">&gt;</w:t>
-      </w:r>
-      <w:r>
-        <w:rPr>
-          <w:rStyle w:val="NormalTok"/>
-        </w:rPr>
-        <w:t xml:space="preserve">.bak lavarapido-sqlserver:/var/opt/mssql/data/</w:t>
-      </w:r>
-      <w:r>
-        <w:br/>
-      </w:r>
-      <w:r>
-        <w:br/>
-      </w:r>
-      <w:r>
-        <w:rPr>
-          <w:rStyle w:val="CommentTok"/>
-        </w:rPr>
-        <w:t xml:space="preserve"># Restaurar (cierra las conexiones abiertas y reemplaza la base de datos)</w:t>
-      </w:r>
-      <w:r>
-        <w:br/>
-      </w:r>
-      <w:r>
-        <w:rPr>
-          <w:rStyle w:val="ExtensionTok"/>
-        </w:rPr>
-        <w:t xml:space="preserve">docker</w:t>
-      </w:r>
-      <w:r>
-        <w:rPr>
-          <w:rStyle w:val="NormalTok"/>
-        </w:rPr>
-        <w:t xml:space="preserve"> compose exec sqlserver /opt/mssql-tools18/bin/sqlcmd </w:t>
-      </w:r>
-      <w:r>
-        <w:rPr>
-          <w:rStyle w:val="DataTypeTok"/>
-        </w:rPr>
-        <w:t xml:space="preserve">\</w:t>
-      </w:r>
-      <w:r>
-        <w:br/>
-      </w:r>
-      <w:r>
-        <w:rPr>
-          <w:rStyle w:val="NormalTok"/>
-        </w:rPr>
-        <w:t xml:space="preserve">  </w:t>
-      </w:r>
-      <w:r>
-        <w:rPr>
-          <w:rStyle w:val="AttributeTok"/>
-        </w:rPr>
-        <w:t xml:space="preserve">-S</w:t>
-      </w:r>
-      <w:r>
-        <w:rPr>
-          <w:rStyle w:val="NormalTok"/>
-        </w:rPr>
-        <w:t xml:space="preserve"> localhost </w:t>
-      </w:r>
-      <w:r>
-        <w:rPr>
-          <w:rStyle w:val="AttributeTok"/>
-        </w:rPr>
-        <w:t xml:space="preserve">-U</w:t>
-      </w:r>
-      <w:r>
-        <w:rPr>
-          <w:rStyle w:val="NormalTok"/>
-        </w:rPr>
-        <w:t xml:space="preserve"> sa </w:t>
-      </w:r>
-      <w:r>
-        <w:rPr>
-          <w:rStyle w:val="AttributeTok"/>
-        </w:rPr>
-        <w:t xml:space="preserve">-P</w:t>
-      </w:r>
-      <w:r>
-        <w:rPr>
-          <w:rStyle w:val="NormalTok"/>
-        </w:rPr>
-        <w:t xml:space="preserve"> </w:t>
-      </w:r>
-      <w:r>
-        <w:rPr>
-          <w:rStyle w:val="StringTok"/>
-        </w:rPr>
-        <w:t xml:space="preserve">"</w:t>
-      </w:r>
-      <w:r>
-        <w:rPr>
-          <w:rStyle w:val="VariableTok"/>
-        </w:rPr>
-        <w:t xml:space="preserve">$DB_PASSWORD</w:t>
-      </w:r>
-      <w:r>
-        <w:rPr>
-          <w:rStyle w:val="StringTok"/>
-        </w:rPr>
-        <w:t xml:space="preserve">"</w:t>
-      </w:r>
-      <w:r>
-        <w:rPr>
-          <w:rStyle w:val="NormalTok"/>
-        </w:rPr>
-        <w:t xml:space="preserve"> </w:t>
-      </w:r>
-      <w:r>
-        <w:rPr>
-          <w:rStyle w:val="AttributeTok"/>
-        </w:rPr>
-        <w:t xml:space="preserve">-C</w:t>
-      </w:r>
-      <w:r>
-        <w:rPr>
-          <w:rStyle w:val="NormalTok"/>
-        </w:rPr>
-        <w:t xml:space="preserve"> </w:t>
-      </w:r>
-      <w:r>
-        <w:rPr>
-          <w:rStyle w:val="AttributeTok"/>
-        </w:rPr>
-        <w:t xml:space="preserve">-b</w:t>
-      </w:r>
-      <w:r>
-        <w:rPr>
-          <w:rStyle w:val="NormalTok"/>
-        </w:rPr>
-        <w:t xml:space="preserve"> </w:t>
-      </w:r>
-      <w:r>
-        <w:rPr>
-          <w:rStyle w:val="AttributeTok"/>
-        </w:rPr>
-        <w:t xml:space="preserve">-Q</w:t>
-      </w:r>
-      <w:r>
-        <w:rPr>
-          <w:rStyle w:val="NormalTok"/>
-        </w:rPr>
-        <w:t xml:space="preserve"> </w:t>
-      </w:r>
-      <w:r>
-        <w:rPr>
-          <w:rStyle w:val="DataTypeTok"/>
-        </w:rPr>
-        <w:t xml:space="preserve">\</w:t>
-      </w:r>
-      <w:r>
-        <w:br/>
-      </w:r>
-      <w:r>
-        <w:rPr>
-          <w:rStyle w:val="NormalTok"/>
-        </w:rPr>
-        <w:t xml:space="preserve">  </w:t>
-      </w:r>
-      <w:r>
-        <w:rPr>
-          <w:rStyle w:val="StringTok"/>
-        </w:rPr>
-        <w:t xml:space="preserve">"ALTER DATABASE [LavaRapido] SET SINGLE_USER WITH ROLLBACK IMMEDIATE;</w:t>
-      </w:r>
-      <w:r>
-        <w:br/>
-      </w:r>
-      <w:r>
-        <w:rPr>
-          <w:rStyle w:val="StringTok"/>
-        </w:rPr>
-        <w:t xml:space="preserve">   RESTORE DATABASE [LavaRapido] FROM DISK = N'/var/opt/mssql/data/&lt;ARCHIVO&gt;.bak' WITH REPLACE, CHECKSUM, STATS = 10;</w:t>
-      </w:r>
-      <w:r>
-        <w:br/>
-      </w:r>
-      <w:r>
-        <w:rPr>
-          <w:rStyle w:val="StringTok"/>
-        </w:rPr>
-        <w:t xml:space="preserve">   ALTER DATABASE [LavaRapido] SET MULTI_USER;"</w:t>
-      </w:r>
-    </w:p>
-    <w:p>
-      <w:pPr>
-        <w:pStyle w:val="FirstParagraph"/>
-      </w:pPr>
-      <w:r>
-        <w:t xml:space="preserve">La opción</w:t>
-      </w:r>
-      <w:r>
-        <w:t xml:space="preserve"> </w:t>
-      </w:r>
-      <w:r>
-        <w:rPr>
-          <w:i/>
-          <w:iCs/>
-        </w:rPr>
-        <w:t xml:space="preserve">WITH REPLACE</w:t>
-      </w:r>
-      <w:r>
-        <w:t xml:space="preserve"> </w:t>
-      </w:r>
-      <w:r>
-        <w:t xml:space="preserve">sobrescribe la base de datos existente: usarla solo cuando se esté seguro del respaldo elegido. Si el comando falla a mitad de camino, la base de datos puede quedar en estado de restauración o en modo de un solo usuario; no reiniciar el contenedor sin revisar el registro de SQL Server.</w:t>
-      </w:r>
-    </w:p>
-    <w:bookmarkEnd w:id="116"/>
-    <w:bookmarkStart w:id="117" w:name="Xc6d13f280ea437be3eeb2f6ba9d718f6dde71ec"/>
-    <w:p>
-      <w:pPr>
-        <w:pStyle w:val="Heading3"/>
-      </w:pPr>
-      <w:r>
-        <w:t xml:space="preserve">15.3 Verificación Posterior a la Restauración</w:t>
-      </w:r>
-    </w:p>
-    <w:p>
-      <w:pPr>
-        <w:pStyle w:val="Compact"/>
-        <w:numPr>
-          <w:ilvl w:val="0"/>
-          <w:numId w:val="1045"/>
-        </w:numPr>
-      </w:pPr>
-      <w:r>
-        <w:t xml:space="preserve">Existen los nueve esquemas y las tablas de catálogo tienen sus filas (consultas del Manual de Instalación, sección 11).</w:t>
-      </w:r>
-    </w:p>
-    <w:p>
-      <w:pPr>
-        <w:pStyle w:val="Compact"/>
-        <w:numPr>
-          <w:ilvl w:val="0"/>
-          <w:numId w:val="1045"/>
-        </w:numPr>
-      </w:pPr>
-      <w:r>
-        <w:t xml:space="preserve">Los identificadores fijos siguen en su lugar:</w:t>
-      </w:r>
-      <w:r>
-        <w:t xml:space="preserve"> </w:t>
-      </w:r>
-      <w:r>
-        <w:rPr>
-          <w:i/>
-          <w:iCs/>
-        </w:rPr>
-        <w:t xml:space="preserve">booking_status_id = 5</w:t>
-      </w:r>
-      <w:r>
-        <w:t xml:space="preserve"> </w:t>
-      </w:r>
-      <w:r>
-        <w:t xml:space="preserve">(CANCELLED) y</w:t>
-      </w:r>
-      <w:r>
-        <w:t xml:space="preserve"> </w:t>
-      </w:r>
-      <w:r>
-        <w:rPr>
-          <w:i/>
-          <w:iCs/>
-        </w:rPr>
-        <w:t xml:space="preserve">payment_status_id = 3</w:t>
-      </w:r>
-      <w:r>
-        <w:t xml:space="preserve"> </w:t>
-      </w:r>
-      <w:r>
-        <w:t xml:space="preserve">(APPROVED).</w:t>
-      </w:r>
-    </w:p>
-    <w:p>
-      <w:pPr>
-        <w:pStyle w:val="Compact"/>
-        <w:numPr>
-          <w:ilvl w:val="0"/>
-          <w:numId w:val="1045"/>
-        </w:numPr>
-      </w:pPr>
-      <w:r>
-        <w:t xml:space="preserve">La última reserva y la última sesión corresponden a la fecha esperada del respaldo.</w:t>
-      </w:r>
-    </w:p>
-    <w:p>
-      <w:pPr>
-        <w:pStyle w:val="Compact"/>
-        <w:numPr>
-          <w:ilvl w:val="0"/>
-          <w:numId w:val="1045"/>
-        </w:numPr>
-      </w:pPr>
-      <w:r>
-        <w:t xml:space="preserve">Un administrador puede ingresar y un cliente de prueba puede consultar sus reservas y su saldo de puntos.</w:t>
-      </w:r>
-    </w:p>
-    <w:p>
-      <w:pPr>
-        <w:pStyle w:val="Compact"/>
-        <w:numPr>
-          <w:ilvl w:val="0"/>
-          <w:numId w:val="1045"/>
         </w:numPr>
       </w:pPr>
       <w:r>
@@ -18055,7 +18092,7 @@
         <w:pStyle w:val="Compact"/>
         <w:numPr>
           <w:ilvl w:val="0"/>
-          <w:numId w:val="1046"/>
+          <w:numId w:val="1045"/>
         </w:numPr>
       </w:pPr>
       <w:r>
@@ -18067,7 +18104,7 @@
         <w:pStyle w:val="Compact"/>
         <w:numPr>
           <w:ilvl w:val="0"/>
-          <w:numId w:val="1046"/>
+          <w:numId w:val="1045"/>
         </w:numPr>
       </w:pPr>
       <w:r>
@@ -18079,7 +18116,7 @@
         <w:pStyle w:val="Compact"/>
         <w:numPr>
           <w:ilvl w:val="0"/>
-          <w:numId w:val="1046"/>
+          <w:numId w:val="1045"/>
         </w:numPr>
       </w:pPr>
       <w:r>
@@ -18091,7 +18128,7 @@
         <w:pStyle w:val="Compact"/>
         <w:numPr>
           <w:ilvl w:val="0"/>
-          <w:numId w:val="1046"/>
+          <w:numId w:val="1045"/>
         </w:numPr>
       </w:pPr>
       <w:r>
@@ -18215,11 +18252,138 @@
         <w:pStyle w:val="Compact"/>
         <w:numPr>
           <w:ilvl w:val="0"/>
-          <w:numId w:val="1047"/>
+          <w:numId w:val="1046"/>
         </w:numPr>
       </w:pPr>
       <w:r>
         <w:t xml:space="preserve">No compartir la contraseña de administrador y usar cuentas individuales.</w:t>
+      </w:r>
+    </w:p>
+    <w:p>
+      <w:pPr>
+        <w:pStyle w:val="Compact"/>
+        <w:numPr>
+          <w:ilvl w:val="0"/>
+          <w:numId w:val="1046"/>
+        </w:numPr>
+      </w:pPr>
+      <w:r>
+        <w:t xml:space="preserve">Usar contraseñas largas y únicas guardadas en un gestor de contraseñas. El bloqueo temporal frena los intentos repetidos, pero no reemplaza una contraseña fuerte.</w:t>
+      </w:r>
+    </w:p>
+    <w:p>
+      <w:pPr>
+        <w:pStyle w:val="Compact"/>
+        <w:numPr>
+          <w:ilvl w:val="0"/>
+          <w:numId w:val="1046"/>
+        </w:numPr>
+      </w:pPr>
+      <w:r>
+        <w:t xml:space="preserve">Cambiar de inmediato cualquier contraseña temporal.</w:t>
+      </w:r>
+    </w:p>
+    <w:p>
+      <w:pPr>
+        <w:pStyle w:val="Compact"/>
+        <w:numPr>
+          <w:ilvl w:val="0"/>
+          <w:numId w:val="1046"/>
+        </w:numPr>
+      </w:pPr>
+      <w:r>
+        <w:t xml:space="preserve">Desactivar el mismo día las cuentas de las personas que salen del proceso.</w:t>
+      </w:r>
+    </w:p>
+    <w:p>
+      <w:pPr>
+        <w:pStyle w:val="Compact"/>
+        <w:numPr>
+          <w:ilvl w:val="0"/>
+          <w:numId w:val="1046"/>
+        </w:numPr>
+      </w:pPr>
+      <w:r>
+        <w:t xml:space="preserve">Revisar cada trimestre la lista de administradores: debe ser lo más corta posible.</w:t>
+      </w:r>
+    </w:p>
+    <w:p>
+      <w:pPr>
+        <w:pStyle w:val="Compact"/>
+        <w:numPr>
+          <w:ilvl w:val="0"/>
+          <w:numId w:val="1046"/>
+        </w:numPr>
+      </w:pPr>
+      <w:r>
+        <w:t xml:space="preserve">Cerrar la sesión al terminar y no ingresar desde equipos compartidos.</w:t>
+      </w:r>
+    </w:p>
+    <w:bookmarkEnd w:id="130"/>
+    <w:bookmarkStart w:id="131" w:name="Xa369057f31555d58bc9378bb6e2602f716b4f16"/>
+    <w:p>
+      <w:pPr>
+        <w:pStyle w:val="Heading3"/>
+      </w:pPr>
+      <w:r>
+        <w:t xml:space="preserve">17.2 Datos Personales</w:t>
+      </w:r>
+    </w:p>
+    <w:p>
+      <w:pPr>
+        <w:pStyle w:val="FirstParagraph"/>
+      </w:pPr>
+      <w:r>
+        <w:t xml:space="preserve">El sistema trata datos personales (número de documento, nombres, teléfono, correo, vehículos, pagos y puntos) y debe cumplir la Ley Estatutaria 1581 de 2012 (Congreso de la República de Colombia, 2012). El registro exige aceptar los Términos y Condiciones y la Política de Tratamiento de Datos Personales; esos documentos son modelos elaborados para un proyecto de formación y los debe revisar un abogado antes de un uso comercial real. Cuando una persona se registra, el servidor guarda la fecha y la hora en que aceptó cada documento (</w:t>
+      </w:r>
+      <w:r>
+        <w:rPr>
+          <w:i/>
+          <w:iCs/>
+        </w:rPr>
+        <w:t xml:space="preserve">security.app_user</w:t>
+      </w:r>
+      <w:r>
+        <w:t xml:space="preserve">, columnas</w:t>
+      </w:r>
+      <w:r>
+        <w:t xml:space="preserve"> </w:t>
+      </w:r>
+      <w:r>
+        <w:rPr>
+          <w:i/>
+          <w:iCs/>
+        </w:rPr>
+        <w:t xml:space="preserve">terms_accepted_at</w:t>
+      </w:r>
+      <w:r>
+        <w:t xml:space="preserve"> </w:t>
+      </w:r>
+      <w:r>
+        <w:t xml:space="preserve">y</w:t>
+      </w:r>
+      <w:r>
+        <w:t xml:space="preserve"> </w:t>
+      </w:r>
+      <w:r>
+        <w:rPr>
+          <w:i/>
+          <w:iCs/>
+        </w:rPr>
+        <w:t xml:space="preserve">data_policy_accepted_at</w:t>
+      </w:r>
+      <w:r>
+        <w:t xml:space="preserve">), lo que sirve como prueba del consentimiento. El administrador debe consultar solo los datos necesarios para su función, no copiarlos en medios personales y atender las solicitudes de acceso o corrección de los titulares. No se recogen datos de tarjetas. Los respaldos y las exportaciones heredan la obligación de protección.</w:t>
+      </w:r>
+    </w:p>
+    <w:bookmarkEnd w:id="131"/>
+    <w:bookmarkStart w:id="132" w:name="X40b20b85ba97f8b453a9035f612d3bd463ebcfd"/>
+    <w:p>
+      <w:pPr>
+        <w:pStyle w:val="Heading3"/>
+      </w:pPr>
+      <w:r>
+        <w:t xml:space="preserve">17.3 Secretos y Configuración</w:t>
       </w:r>
     </w:p>
     <w:p>
@@ -18231,7 +18395,36 @@
         </w:numPr>
       </w:pPr>
       <w:r>
-        <w:t xml:space="preserve">Usar contraseñas largas y únicas guardadas en un gestor de contraseñas. El bloqueo temporal frena los intentos repetidos, pero no reemplaza una contraseña fuerte.</w:t>
+        <w:t xml:space="preserve">El archivo</w:t>
+      </w:r>
+      <w:r>
+        <w:t xml:space="preserve"> </w:t>
+      </w:r>
+      <w:r>
+        <w:rPr>
+          <w:i/>
+          <w:iCs/>
+        </w:rPr>
+        <w:t xml:space="preserve">.env</w:t>
+      </w:r>
+      <w:r>
+        <w:t xml:space="preserve"> </w:t>
+      </w:r>
+      <w:r>
+        <w:t xml:space="preserve">no se versiona y tiene permisos restringidos; el repositorio solo contiene</w:t>
+      </w:r>
+      <w:r>
+        <w:t xml:space="preserve"> </w:t>
+      </w:r>
+      <w:r>
+        <w:rPr>
+          <w:i/>
+          <w:iCs/>
+        </w:rPr>
+        <w:t xml:space="preserve">.env.example</w:t>
+      </w:r>
+      <w:r>
+        <w:t xml:space="preserve">.</w:t>
       </w:r>
     </w:p>
     <w:p>
@@ -18243,7 +18436,36 @@
         </w:numPr>
       </w:pPr>
       <w:r>
-        <w:t xml:space="preserve">Cambiar de inmediato cualquier contraseña temporal.</w:t>
+        <w:t xml:space="preserve">El secreto JWT (mínimo 32 bytes), la contraseña de</w:t>
+      </w:r>
+      <w:r>
+        <w:t xml:space="preserve"> </w:t>
+      </w:r>
+      <w:r>
+        <w:rPr>
+          <w:i/>
+          <w:iCs/>
+        </w:rPr>
+        <w:t xml:space="preserve">sa</w:t>
+      </w:r>
+      <w:r>
+        <w:t xml:space="preserve">, la contraseña de RabbitMQ y</w:t>
+      </w:r>
+      <w:r>
+        <w:t xml:space="preserve"> </w:t>
+      </w:r>
+      <w:r>
+        <w:rPr>
+          <w:i/>
+          <w:iCs/>
+        </w:rPr>
+        <w:t xml:space="preserve">INTERNAL_API_KEY</w:t>
+      </w:r>
+      <w:r>
+        <w:t xml:space="preserve"> </w:t>
+      </w:r>
+      <w:r>
+        <w:t xml:space="preserve">se deben cambiar antes de cualquier despliegue compartido y de inmediato ante la sospecha de un compromiso. Cambiar el secreto JWT invalida todos los tokens emitidos y obliga a todos a ingresar de nuevo.</w:t>
       </w:r>
     </w:p>
     <w:p>
@@ -18255,7 +18477,20 @@
         </w:numPr>
       </w:pPr>
       <w:r>
-        <w:t xml:space="preserve">Desactivar el mismo día las cuentas de las personas que salen del proceso.</w:t>
+        <w:t xml:space="preserve">En el entorno local actual los servicios se conectan con la cuenta</w:t>
+      </w:r>
+      <w:r>
+        <w:t xml:space="preserve"> </w:t>
+      </w:r>
+      <w:r>
+        <w:rPr>
+          <w:i/>
+          <w:iCs/>
+        </w:rPr>
+        <w:t xml:space="preserve">sa</w:t>
+      </w:r>
+      <w:r>
+        <w:t xml:space="preserve">. Antes de cualquier despliegue compartido, crear un inicio de sesión por servicio con derechos solo sobre sus propios esquemas (mejora pendiente).</w:t>
       </w:r>
     </w:p>
     <w:p>
@@ -18267,63 +18502,36 @@
         </w:numPr>
       </w:pPr>
       <w:r>
-        <w:t xml:space="preserve">Revisar cada trimestre la lista de administradores: debe ser lo más corta posible.</w:t>
-      </w:r>
-    </w:p>
-    <w:p>
-      <w:pPr>
-        <w:pStyle w:val="Compact"/>
-        <w:numPr>
-          <w:ilvl w:val="0"/>
-          <w:numId w:val="1047"/>
-        </w:numPr>
-      </w:pPr>
-      <w:r>
-        <w:t xml:space="preserve">Cerrar la sesión al terminar y no ingresar desde equipos compartidos.</w:t>
-      </w:r>
-    </w:p>
-    <w:bookmarkEnd w:id="130"/>
-    <w:bookmarkStart w:id="131" w:name="Xa369057f31555d58bc9378bb6e2602f716b4f16"/>
-    <w:p>
-      <w:pPr>
-        <w:pStyle w:val="Heading3"/>
-      </w:pPr>
-      <w:r>
-        <w:t xml:space="preserve">17.2 Datos Personales</w:t>
-      </w:r>
-    </w:p>
-    <w:p>
-      <w:pPr>
-        <w:pStyle w:val="FirstParagraph"/>
-      </w:pPr>
-      <w:r>
-        <w:t xml:space="preserve">El sistema trata datos personales (número de documento, nombres, teléfono, correo, vehículos, pagos y puntos) y debe cumplir la Ley Estatutaria 1581 de 2012 (Congreso de la República de Colombia, 2012). El registro exige aceptar los Términos y Condiciones y la Política de Tratamiento de Datos Personales; esos documentos son modelos elaborados para un proyecto de formación y los debe revisar un abogado antes de un uso comercial real. Cuando una persona se registra, el servidor guarda la fecha y la hora en que aceptó cada documento (</w:t>
+        <w:t xml:space="preserve">Las cuentas de demostración del perfil</w:t>
+      </w:r>
+      <w:r>
+        <w:t xml:space="preserve"> </w:t>
       </w:r>
       <w:r>
         <w:rPr>
           <w:i/>
           <w:iCs/>
         </w:rPr>
-        <w:t xml:space="preserve">security.app_user</w:t>
-      </w:r>
-      <w:r>
-        <w:t xml:space="preserve">, columnas</w:t>
-      </w:r>
-      <w:r>
-        <w:t xml:space="preserve"> </w:t>
+        <w:t xml:space="preserve">dev</w:t>
+      </w:r>
+      <w:r>
+        <w:t xml:space="preserve"> </w:t>
+      </w:r>
+      <w:r>
+        <w:t xml:space="preserve">nunca deben llegar a un despliegue compartido (</w:t>
       </w:r>
       <w:r>
         <w:rPr>
           <w:i/>
           <w:iCs/>
         </w:rPr>
-        <w:t xml:space="preserve">terms_accepted_at</w:t>
-      </w:r>
-      <w:r>
-        <w:t xml:space="preserve"> </w:t>
-      </w:r>
-      <w:r>
-        <w:t xml:space="preserve">y</w:t>
+        <w:t xml:space="preserve">SPRING_PROFILES_ACTIVE</w:t>
+      </w:r>
+      <w:r>
+        <w:t xml:space="preserve"> </w:t>
+      </w:r>
+      <w:r>
+        <w:t xml:space="preserve">distinto de</w:t>
       </w:r>
       <w:r>
         <w:t xml:space="preserve"> </w:t>
@@ -18333,20 +18541,20 @@
           <w:i/>
           <w:iCs/>
         </w:rPr>
-        <w:t xml:space="preserve">data_policy_accepted_at</w:t>
-      </w:r>
-      <w:r>
-        <w:t xml:space="preserve">), lo que sirve como prueba del consentimiento. El administrador debe consultar solo los datos necesarios para su función, no copiarlos en medios personales y atender las solicitudes de acceso o corrección de los titulares. No se recogen datos de tarjetas. Los respaldos y las exportaciones heredan la obligación de protección.</w:t>
-      </w:r>
-    </w:p>
-    <w:bookmarkEnd w:id="131"/>
-    <w:bookmarkStart w:id="132" w:name="X40b20b85ba97f8b453a9035f612d3bd463ebcfd"/>
+        <w:t xml:space="preserve">dev</w:t>
+      </w:r>
+      <w:r>
+        <w:t xml:space="preserve">).</w:t>
+      </w:r>
+    </w:p>
+    <w:bookmarkEnd w:id="132"/>
+    <w:bookmarkStart w:id="133" w:name="X8caef793e9c2ec5a13052b1f604565c56e8f991"/>
     <w:p>
       <w:pPr>
         <w:pStyle w:val="Heading3"/>
       </w:pPr>
       <w:r>
-        <w:t xml:space="preserve">17.3 Secretos y Configuración</w:t>
+        <w:t xml:space="preserve">17.4 Red y Exposición</w:t>
       </w:r>
     </w:p>
     <w:p>
@@ -18358,36 +18566,7 @@
         </w:numPr>
       </w:pPr>
       <w:r>
-        <w:t xml:space="preserve">El archivo</w:t>
-      </w:r>
-      <w:r>
-        <w:t xml:space="preserve"> </w:t>
-      </w:r>
-      <w:r>
-        <w:rPr>
-          <w:i/>
-          <w:iCs/>
-        </w:rPr>
-        <w:t xml:space="preserve">.env</w:t>
-      </w:r>
-      <w:r>
-        <w:t xml:space="preserve"> </w:t>
-      </w:r>
-      <w:r>
-        <w:t xml:space="preserve">no se versiona y tiene permisos restringidos; el repositorio solo contiene</w:t>
-      </w:r>
-      <w:r>
-        <w:t xml:space="preserve"> </w:t>
-      </w:r>
-      <w:r>
-        <w:rPr>
-          <w:i/>
-          <w:iCs/>
-        </w:rPr>
-        <w:t xml:space="preserve">.env.example</w:t>
-      </w:r>
-      <w:r>
-        <w:t xml:space="preserve">.</w:t>
+        <w:t xml:space="preserve">Solo el gateway (puerto 8080) y la aplicación web deben estar expuestos fuera del equipo; SQL Server, RabbitMQ, Mailpit y los puertos 3001 a 3006 no deben ser accesibles desde fuera.</w:t>
       </w:r>
     </w:p>
     <w:p>
@@ -18399,36 +18578,7 @@
         </w:numPr>
       </w:pPr>
       <w:r>
-        <w:t xml:space="preserve">El secreto JWT (mínimo 32 bytes), la contraseña de</w:t>
-      </w:r>
-      <w:r>
-        <w:t xml:space="preserve"> </w:t>
-      </w:r>
-      <w:r>
-        <w:rPr>
-          <w:i/>
-          <w:iCs/>
-        </w:rPr>
-        <w:t xml:space="preserve">sa</w:t>
-      </w:r>
-      <w:r>
-        <w:t xml:space="preserve">, la contraseña de RabbitMQ y</w:t>
-      </w:r>
-      <w:r>
-        <w:t xml:space="preserve"> </w:t>
-      </w:r>
-      <w:r>
-        <w:rPr>
-          <w:i/>
-          <w:iCs/>
-        </w:rPr>
-        <w:t xml:space="preserve">INTERNAL_API_KEY</w:t>
-      </w:r>
-      <w:r>
-        <w:t xml:space="preserve"> </w:t>
-      </w:r>
-      <w:r>
-        <w:t xml:space="preserve">se deben cambiar antes de cualquier despliegue compartido y de inmediato ante la sospecha de un compromiso. Cambiar el secreto JWT invalida todos los tokens emitidos y obliga a todos a ingresar de nuevo.</w:t>
+        <w:t xml:space="preserve">Fuera del entorno local, usar HTTPS con TLS 1.2 o superior.</w:t>
       </w:r>
     </w:p>
     <w:p>
@@ -18437,119 +18587,6 @@
         <w:numPr>
           <w:ilvl w:val="0"/>
           <w:numId w:val="1048"/>
-        </w:numPr>
-      </w:pPr>
-      <w:r>
-        <w:t xml:space="preserve">En el entorno local actual los servicios se conectan con la cuenta</w:t>
-      </w:r>
-      <w:r>
-        <w:t xml:space="preserve"> </w:t>
-      </w:r>
-      <w:r>
-        <w:rPr>
-          <w:i/>
-          <w:iCs/>
-        </w:rPr>
-        <w:t xml:space="preserve">sa</w:t>
-      </w:r>
-      <w:r>
-        <w:t xml:space="preserve">. Antes de cualquier despliegue compartido, crear un inicio de sesión por servicio con derechos solo sobre sus propios esquemas (mejora pendiente).</w:t>
-      </w:r>
-    </w:p>
-    <w:p>
-      <w:pPr>
-        <w:pStyle w:val="Compact"/>
-        <w:numPr>
-          <w:ilvl w:val="0"/>
-          <w:numId w:val="1048"/>
-        </w:numPr>
-      </w:pPr>
-      <w:r>
-        <w:t xml:space="preserve">Las cuentas de demostración del perfil</w:t>
-      </w:r>
-      <w:r>
-        <w:t xml:space="preserve"> </w:t>
-      </w:r>
-      <w:r>
-        <w:rPr>
-          <w:i/>
-          <w:iCs/>
-        </w:rPr>
-        <w:t xml:space="preserve">dev</w:t>
-      </w:r>
-      <w:r>
-        <w:t xml:space="preserve"> </w:t>
-      </w:r>
-      <w:r>
-        <w:t xml:space="preserve">nunca deben llegar a un despliegue compartido (</w:t>
-      </w:r>
-      <w:r>
-        <w:rPr>
-          <w:i/>
-          <w:iCs/>
-        </w:rPr>
-        <w:t xml:space="preserve">SPRING_PROFILES_ACTIVE</w:t>
-      </w:r>
-      <w:r>
-        <w:t xml:space="preserve"> </w:t>
-      </w:r>
-      <w:r>
-        <w:t xml:space="preserve">distinto de</w:t>
-      </w:r>
-      <w:r>
-        <w:t xml:space="preserve"> </w:t>
-      </w:r>
-      <w:r>
-        <w:rPr>
-          <w:i/>
-          <w:iCs/>
-        </w:rPr>
-        <w:t xml:space="preserve">dev</w:t>
-      </w:r>
-      <w:r>
-        <w:t xml:space="preserve">).</w:t>
-      </w:r>
-    </w:p>
-    <w:bookmarkEnd w:id="132"/>
-    <w:bookmarkStart w:id="133" w:name="X8caef793e9c2ec5a13052b1f604565c56e8f991"/>
-    <w:p>
-      <w:pPr>
-        <w:pStyle w:val="Heading3"/>
-      </w:pPr>
-      <w:r>
-        <w:t xml:space="preserve">17.4 Red y Exposición</w:t>
-      </w:r>
-    </w:p>
-    <w:p>
-      <w:pPr>
-        <w:pStyle w:val="Compact"/>
-        <w:numPr>
-          <w:ilvl w:val="0"/>
-          <w:numId w:val="1049"/>
-        </w:numPr>
-      </w:pPr>
-      <w:r>
-        <w:t xml:space="preserve">Solo el gateway (puerto 8080) y la aplicación web deben estar expuestos fuera del equipo; SQL Server, RabbitMQ, Mailpit y los puertos 3001 a 3006 no deben ser accesibles desde fuera.</w:t>
-      </w:r>
-    </w:p>
-    <w:p>
-      <w:pPr>
-        <w:pStyle w:val="Compact"/>
-        <w:numPr>
-          <w:ilvl w:val="0"/>
-          <w:numId w:val="1049"/>
-        </w:numPr>
-      </w:pPr>
-      <w:r>
-        <w:t xml:space="preserve">Fuera del entorno local, usar HTTPS con TLS 1.2 o superior.</w:t>
-      </w:r>
-    </w:p>
-    <w:p>
-      <w:pPr>
-        <w:pStyle w:val="Compact"/>
-        <w:numPr>
-          <w:ilvl w:val="0"/>
-          <w:numId w:val="1049"/>
         </w:numPr>
       </w:pPr>
       <w:r>
@@ -23478,6 +23515,9 @@
     </w:lvlOverride>
   </w:num>
   <w:num w:numId="1042">
+    <w:abstractNumId w:val="991"/>
+  </w:num>
+  <w:num w:numId="1043">
     <w:abstractNumId w:val="99411"/>
     <w:lvlOverride w:ilvl="0">
       <w:startOverride w:val="1"/>
@@ -23507,38 +23547,8 @@
       <w:startOverride w:val="1"/>
     </w:lvlOverride>
   </w:num>
-  <w:num w:numId="1043">
+  <w:num w:numId="1044">
     <w:abstractNumId w:val="991"/>
-  </w:num>
-  <w:num w:numId="1044">
-    <w:abstractNumId w:val="99411"/>
-    <w:lvlOverride w:ilvl="0">
-      <w:startOverride w:val="1"/>
-    </w:lvlOverride>
-    <w:lvlOverride w:ilvl="1">
-      <w:startOverride w:val="1"/>
-    </w:lvlOverride>
-    <w:lvlOverride w:ilvl="2">
-      <w:startOverride w:val="1"/>
-    </w:lvlOverride>
-    <w:lvlOverride w:ilvl="3">
-      <w:startOverride w:val="1"/>
-    </w:lvlOverride>
-    <w:lvlOverride w:ilvl="4">
-      <w:startOverride w:val="1"/>
-    </w:lvlOverride>
-    <w:lvlOverride w:ilvl="5">
-      <w:startOverride w:val="1"/>
-    </w:lvlOverride>
-    <w:lvlOverride w:ilvl="6">
-      <w:startOverride w:val="1"/>
-    </w:lvlOverride>
-    <w:lvlOverride w:ilvl="7">
-      <w:startOverride w:val="1"/>
-    </w:lvlOverride>
-    <w:lvlOverride w:ilvl="8">
-      <w:startOverride w:val="1"/>
-    </w:lvlOverride>
   </w:num>
   <w:num w:numId="1045">
     <w:abstractNumId w:val="991"/>
@@ -23550,9 +23560,6 @@
     <w:abstractNumId w:val="991"/>
   </w:num>
   <w:num w:numId="1048">
-    <w:abstractNumId w:val="991"/>
-  </w:num>
-  <w:num w:numId="1049">
     <w:abstractNumId w:val="991"/>
   </w:num>
 </w:numbering>

--- a/09_MANUALES/ES/WORD/09_Manual_De_Administrador.docx
+++ b/09_MANUALES/ES/WORD/09_Manual_De_Administrador.docx
@@ -2,7 +2,7 @@
 <file path=word/document.xml><?xml version="1.0" encoding="utf-8"?>
 <w:document xmlns:w="http://schemas.openxmlformats.org/wordprocessingml/2006/main" xmlns:m="http://schemas.openxmlformats.org/officeDocument/2006/math" xmlns:r="http://schemas.openxmlformats.org/officeDocument/2006/relationships" xmlns:o="urn:schemas-microsoft-com:office:office" xmlns:v="urn:schemas-microsoft-com:vml" xmlns:w10="urn:schemas-microsoft-com:office:word" xmlns:a="http://schemas.openxmlformats.org/drawingml/2006/main" xmlns:pic="http://schemas.openxmlformats.org/drawingml/2006/picture" xmlns:wp="http://schemas.openxmlformats.org/drawingml/2006/wordprocessingDrawing">
   <w:body>
-    <w:bookmarkStart w:id="156" w:name="manual-de-administrador"/>
+    <w:bookmarkStart w:id="157" w:name="manual-de-administrador"/>
     <w:p>
       <w:pPr>
         <w:pStyle w:val="Heading1"/>
@@ -64,7 +64,7 @@
         <w:pStyle w:val="BodyText"/>
       </w:pPr>
       <w:r>
-        <w:t xml:space="preserve">17 de octubre de 2026</w:t>
+        <w:t xml:space="preserve">21 de octubre de 2026</w:t>
       </w:r>
     </w:p>
     <w:p>
@@ -72,7 +72,7 @@
         <w:pStyle w:val="BodyText"/>
       </w:pPr>
       <w:r>
-        <w:t xml:space="preserve">Tipo de manual: Manual de administrador (administradores del negocio y administradores de TI) · Versión 4.1</w:t>
+        <w:t xml:space="preserve">Tipo de manual: Manual de administrador (administradores del negocio y administradores de TI) · Versión 4.6</w:t>
       </w:r>
     </w:p>
     <w:bookmarkStart w:id="20" w:name="control-de-versiones"/>
@@ -545,6 +545,162 @@
           </w:p>
         </w:tc>
       </w:tr>
+      <w:tr>
+        <w:tc>
+          <w:tcPr/>
+          <w:p>
+            <w:pPr>
+              <w:pStyle w:val="Compact"/>
+            </w:pPr>
+            <w:r>
+              <w:t xml:space="preserve">4.5</w:t>
+            </w:r>
+          </w:p>
+        </w:tc>
+        <w:tc>
+          <w:tcPr/>
+          <w:p>
+            <w:pPr>
+              <w:pStyle w:val="Compact"/>
+            </w:pPr>
+            <w:r>
+              <w:t xml:space="preserve">2026-10-21</w:t>
+            </w:r>
+          </w:p>
+        </w:tc>
+        <w:tc>
+          <w:tcPr/>
+          <w:p>
+            <w:pPr>
+              <w:pStyle w:val="Compact"/>
+            </w:pPr>
+            <w:r>
+              <w:t xml:space="preserve">Revisión contra el código y el servidor del 21 de octubre de 2026: al desactivar una cuenta su sesión deja de servir (secciones 9.4, 9.6 y 17.5); la pestaña de roles dice que el acceso lo decide el rol (sección 10.1); la cuenta de efectivo y su opción para el cliente (sección 11.4); reservas que se cierran solas, conteo único de reservas sin operario y candado de la asignación (secciones 12.3 y 12.4); comprobante de máximo 2 MB (sección 12.6); reportes con solo reservas completadas (sección 13); respaldos automáticos del servidor público (secciones 14.6 y 15.2) y encabezados de seguridad (sección 17.4). Se corrigieron la fecha y la versión de la portada y la fila de datos que antes se guardaban solo en el navegador (Tabla 12).</w:t>
+            </w:r>
+          </w:p>
+        </w:tc>
+        <w:tc>
+          <w:tcPr/>
+          <w:p>
+            <w:pPr>
+              <w:pStyle w:val="Compact"/>
+            </w:pPr>
+            <w:r>
+              <w:t xml:space="preserve">Equipo de desarrollo</w:t>
+            </w:r>
+          </w:p>
+        </w:tc>
+      </w:tr>
+      <w:tr>
+        <w:tc>
+          <w:tcPr/>
+          <w:p>
+            <w:pPr>
+              <w:pStyle w:val="Compact"/>
+            </w:pPr>
+            <w:r>
+              <w:t xml:space="preserve">4.6</w:t>
+            </w:r>
+          </w:p>
+        </w:tc>
+        <w:tc>
+          <w:tcPr/>
+          <w:p>
+            <w:pPr>
+              <w:pStyle w:val="Compact"/>
+            </w:pPr>
+            <w:r>
+              <w:t xml:space="preserve">2026-10-21</w:t>
+            </w:r>
+          </w:p>
+        </w:tc>
+        <w:tc>
+          <w:tcPr/>
+          <w:p>
+            <w:pPr>
+              <w:pStyle w:val="Compact"/>
+            </w:pPr>
+            <w:r>
+              <w:t xml:space="preserve">Cambio de la regla de las reservas que terminan sin cerrarse, revisada por el equipo la noche del 21 de octubre: solo pasa sola a No asistió la reserva confirmada que nunca tuvo operario; la que tenía operario y nadie registró queda en la tarjeta</w:t>
+            </w:r>
+            <w:r>
+              <w:t xml:space="preserve"> </w:t>
+            </w:r>
+            <w:r>
+              <w:rPr>
+                <w:b/>
+                <w:bCs/>
+              </w:rPr>
+              <w:t xml:space="preserve">Por cerrar</w:t>
+            </w:r>
+            <w:r>
+              <w:t xml:space="preserve"> </w:t>
+            </w:r>
+            <w:r>
+              <w:t xml:space="preserve">del inicio (web y app móvil), donde el administrador elige</w:t>
+            </w:r>
+            <w:r>
+              <w:t xml:space="preserve"> </w:t>
+            </w:r>
+            <w:r>
+              <w:rPr>
+                <w:b/>
+                <w:bCs/>
+              </w:rPr>
+              <w:t xml:space="preserve">Se atendió</w:t>
+            </w:r>
+            <w:r>
+              <w:t xml:space="preserve"> </w:t>
+            </w:r>
+            <w:r>
+              <w:t xml:space="preserve">o</w:t>
+            </w:r>
+            <w:r>
+              <w:t xml:space="preserve"> </w:t>
+            </w:r>
+            <w:r>
+              <w:rPr>
+                <w:b/>
+                <w:bCs/>
+              </w:rPr>
+              <w:t xml:space="preserve">No asistió</w:t>
+            </w:r>
+            <w:r>
+              <w:t xml:space="preserve"> </w:t>
+            </w:r>
+            <w:r>
+              <w:t xml:space="preserve">(secciones 6.3, 8.3, 12.3 y 12.7). Reservas sin operario con una sola regla también en la app móvil (secciones 8.3 y 12.4); variables</w:t>
+            </w:r>
+            <w:r>
+              <w:t xml:space="preserve"> </w:t>
+            </w:r>
+            <w:r>
+              <w:rPr>
+                <w:i/>
+                <w:iCs/>
+              </w:rPr>
+              <w:t xml:space="preserve">FOLLOW_UP_*</w:t>
+            </w:r>
+            <w:r>
+              <w:t xml:space="preserve"> </w:t>
+            </w:r>
+            <w:r>
+              <w:t xml:space="preserve">(sección 11.6); nuevo incidente y término del glosario (Tablas 18 y 20).</w:t>
+            </w:r>
+          </w:p>
+        </w:tc>
+        <w:tc>
+          <w:tcPr/>
+          <w:p>
+            <w:pPr>
+              <w:pStyle w:val="Compact"/>
+            </w:pPr>
+            <w:r>
+              <w:t xml:space="preserve">Equipo de desarrollo</w:t>
+            </w:r>
+          </w:p>
+        </w:tc>
+      </w:tr>
     </w:tbl>
     <w:p>
       <w:pPr>
@@ -1513,6 +1669,23 @@
       <w:pPr>
         <w:pStyle w:val="Compact"/>
         <w:numPr>
+          <w:ilvl w:val="1"/>
+          <w:numId w:val="1012"/>
+        </w:numPr>
+      </w:pPr>
+      <w:hyperlink w:anchor="X5269c10167094c46e05eade47ac39495ce29dc4">
+        <w:r>
+          <w:rPr>
+            <w:rStyle w:val="Hyperlink"/>
+          </w:rPr>
+          <w:t xml:space="preserve">14.6 Respaldos Automáticos del Servidor Público</w:t>
+        </w:r>
+      </w:hyperlink>
+    </w:p>
+    <w:p>
+      <w:pPr>
+        <w:pStyle w:val="Compact"/>
+        <w:numPr>
           <w:ilvl w:val="0"/>
           <w:numId w:val="1001"/>
         </w:numPr>
@@ -1974,7 +2147,7 @@
         <w:pStyle w:val="FirstParagraph"/>
       </w:pPr>
       <w:r>
-        <w:t xml:space="preserve">El manual se verificó contra el código fuente de la aplicación web y de los servicios (Equipo de Desarrollo Vehicle Washing, 2026b, 2026c, 2026d) y contra la documentación del proyecto actualizada al 17 de octubre de 2026 (Equipo de Desarrollo Vehicle Washing, 2026a). La aplicación web incluye un módulo de administración completo bajo la ruta</w:t>
+        <w:t xml:space="preserve">El manual se verificó contra el código fuente de la aplicación web y de los servicios (Equipo de Desarrollo Vehicle Washing, 2026b, 2026c, 2026d) y contra la documentación del proyecto actualizada al 21 de octubre de 2026 (Equipo de Desarrollo Vehicle Washing, 2026a). La aplicación web incluye un módulo de administración completo bajo la ruta</w:t>
       </w:r>
       <w:r>
         <w:t xml:space="preserve"> </w:t>
@@ -2266,7 +2439,7 @@
         <w:pStyle w:val="FirstParagraph"/>
       </w:pPr>
       <w:r>
-        <w:t xml:space="preserve">La Tabla 2 resume el estado real de cada función en la versión del 16 de octubre de 2026, revisada contra el código y con el sistema en funcionamiento.</w:t>
+        <w:t xml:space="preserve">La Tabla 2 resume el estado real de cada función en la versión del 21 de octubre de 2026, revisada contra el código y con el sistema en funcionamiento.</w:t>
       </w:r>
     </w:p>
     <w:p>
@@ -2476,7 +2649,7 @@
               <w:pStyle w:val="Compact"/>
             </w:pPr>
             <w:r>
-              <w:t xml:space="preserve">Completa en cuanto a la matriz de permisos: el servidor aplica los tres roles fijos y los permisos marcados para cada rol se guardan en el servidor (ADR-015). La matriz es informativa: todavía no cambia lo que puede hacer cada rol.</w:t>
+              <w:t xml:space="preserve">Completa en cuanto a la matriz de permisos: el servidor aplica los tres roles fijos y los permisos marcados para cada rol se guardan en el servidor (ADR-015). La matriz es informativa: todavía no cambia lo que puede hacer cada rol, y desde el 21 de octubre de 2026 la pestaña lo dice.</w:t>
             </w:r>
           </w:p>
         </w:tc>
@@ -2799,6 +2972,81 @@
             </w:pPr>
             <w:r>
               <w:t xml:space="preserve">Completa.</w:t>
+            </w:r>
+          </w:p>
+        </w:tc>
+        <w:tc>
+          <w:tcPr/>
+          <w:p>
+            <w:pPr>
+              <w:pStyle w:val="Compact"/>
+            </w:pPr>
+            <w:r>
+              <w:t xml:space="preserve">12.3</w:t>
+            </w:r>
+          </w:p>
+        </w:tc>
+      </w:tr>
+      <w:tr>
+        <w:tc>
+          <w:tcPr/>
+          <w:p>
+            <w:pPr>
+              <w:pStyle w:val="Compact"/>
+            </w:pPr>
+            <w:r>
+              <w:t xml:space="preserve">Reservas por cerrar (servicios que terminaron sin registrarse)</w:t>
+            </w:r>
+          </w:p>
+        </w:tc>
+        <w:tc>
+          <w:tcPr/>
+          <w:p>
+            <w:pPr>
+              <w:pStyle w:val="Compact"/>
+            </w:pPr>
+            <w:r>
+              <w:t xml:space="preserve">Dashboard (web y app móvil)</w:t>
+            </w:r>
+          </w:p>
+        </w:tc>
+        <w:tc>
+          <w:tcPr/>
+          <w:p>
+            <w:pPr>
+              <w:pStyle w:val="Compact"/>
+            </w:pPr>
+            <w:r>
+              <w:t xml:space="preserve">Completa desde el 21 de octubre de 2026:</w:t>
+            </w:r>
+            <w:r>
+              <w:t xml:space="preserve"> </w:t>
+            </w:r>
+            <w:r>
+              <w:rPr>
+                <w:b/>
+                <w:bCs/>
+              </w:rPr>
+              <w:t xml:space="preserve">Se atendió</w:t>
+            </w:r>
+            <w:r>
+              <w:t xml:space="preserve"> </w:t>
+            </w:r>
+            <w:r>
+              <w:t xml:space="preserve">o</w:t>
+            </w:r>
+            <w:r>
+              <w:t xml:space="preserve"> </w:t>
+            </w:r>
+            <w:r>
+              <w:rPr>
+                <w:b/>
+                <w:bCs/>
+              </w:rPr>
+              <w:t xml:space="preserve">No asistió</w:t>
+            </w:r>
+            <w:r>
+              <w:t xml:space="preserve">.</w:t>
             </w:r>
           </w:p>
         </w:tc>
@@ -2992,7 +3240,7 @@
               <w:pStyle w:val="Compact"/>
             </w:pPr>
             <w:r>
-              <w:t xml:space="preserve">Completa (calculados en el navegador a partir de reservas y pagos).</w:t>
+              <w:t xml:space="preserve">Completa (calculados en el navegador a partir de reservas y pagos; solo cuentan las reservas completadas).</w:t>
             </w:r>
           </w:p>
         </w:tc>
@@ -3130,7 +3378,7 @@
               <w:pStyle w:val="Compact"/>
             </w:pPr>
             <w:r>
-              <w:t xml:space="preserve">No son funciones de la aplicación: se hacen sobre la base de datos y la infraestructura.</w:t>
+              <w:t xml:space="preserve">No son funciones de la aplicación: se hacen sobre la base de datos y la infraestructura. En el servidor público los respaldos son automáticos desde el 21 de octubre de 2026.</w:t>
             </w:r>
           </w:p>
         </w:tc>
@@ -4407,7 +4655,7 @@
               <w:pStyle w:val="Compact"/>
             </w:pPr>
             <w:r>
-              <w:t xml:space="preserve">Reservas confirmadas que esperan un técnico.</w:t>
+              <w:t xml:space="preserve">Reservas programadas o confirmadas que esperan un técnico y cuya hora no ha terminado; desde el 21 de octubre de 2026 es el mismo conteo de la pantalla Reservas, en la web y en la app móvil.</w:t>
             </w:r>
           </w:p>
         </w:tc>
@@ -4429,6 +4677,67 @@
             </w:r>
             <w:r>
               <w:t xml:space="preserve">(sección 12.4).</w:t>
+            </w:r>
+          </w:p>
+        </w:tc>
+      </w:tr>
+      <w:tr>
+        <w:tc>
+          <w:tcPr/>
+          <w:p>
+            <w:pPr>
+              <w:pStyle w:val="Compact"/>
+            </w:pPr>
+            <w:r>
+              <w:t xml:space="preserve">Por cerrar</w:t>
+            </w:r>
+          </w:p>
+        </w:tc>
+        <w:tc>
+          <w:tcPr/>
+          <w:p>
+            <w:pPr>
+              <w:pStyle w:val="Compact"/>
+            </w:pPr>
+            <w:r>
+              <w:t xml:space="preserve">Reservas con operario que terminaron y nadie registró (no se iniciaron o no se finalizaron). Solo aparece cuando hay alguna, en la web y en la app móvil.</w:t>
+            </w:r>
+          </w:p>
+        </w:tc>
+        <w:tc>
+          <w:tcPr/>
+          <w:p>
+            <w:pPr>
+              <w:pStyle w:val="Compact"/>
+            </w:pPr>
+            <w:r>
+              <w:rPr>
+                <w:b/>
+                <w:bCs/>
+              </w:rPr>
+              <w:t xml:space="preserve">Se atendió</w:t>
+            </w:r>
+            <w:r>
+              <w:t xml:space="preserve"> </w:t>
+            </w:r>
+            <w:r>
+              <w:t xml:space="preserve">o</w:t>
+            </w:r>
+            <w:r>
+              <w:t xml:space="preserve"> </w:t>
+            </w:r>
+            <w:r>
+              <w:rPr>
+                <w:b/>
+                <w:bCs/>
+              </w:rPr>
+              <w:t xml:space="preserve">No asistió</w:t>
+            </w:r>
+            <w:r>
+              <w:t xml:space="preserve"> </w:t>
+            </w:r>
+            <w:r>
+              <w:t xml:space="preserve">(sección 12.3).</w:t>
             </w:r>
           </w:p>
         </w:tc>
@@ -5849,7 +6158,7 @@
         </w:numPr>
       </w:pPr>
       <w:r>
-        <w:t xml:space="preserve">Confirmar el mensaje que advierte que la persona ya no podrá iniciar sesión.</w:t>
+        <w:t xml:space="preserve">Confirmar el mensaje que advierte que la persona ya no podrá iniciar sesión. Desde el 21 de octubre de 2026, si tenía una sesión abierta, esa sesión deja de funcionar en máximo 30 segundos en todos sus equipos.</w:t>
       </w:r>
     </w:p>
     <w:p>
@@ -6177,7 +6486,7 @@
         <w:t xml:space="preserve"> </w:t>
       </w:r>
       <w:r>
-        <w:t xml:space="preserve">(inicio, vencimiento, revocación, dirección IP y agente del navegador). Al cerrar sesión, la sesión queda marcada como revocada. Un token ya emitido no se puede revocar antes de que venza (una hora); es un riesgo aceptado en el diseño (ADR-006). Ante la sospecha de un compromiso, desactivar la cuenta, cambiar el secreto JWT si el compromiso afecta a la plataforma y revisar las sesiones:</w:t>
+        <w:t xml:space="preserve">(inicio, vencimiento, revocación, dirección IP y agente del navegador). Al cerrar sesión, la sesión queda marcada como revocada, y desactivar la cuenta revoca todas sus sesiones. Desde el 21 de octubre de 2026 el token de una sesión revocada deja de servir: security-service lo rechaza y el API Gateway lo corta antes de llegar a los demás servicios, con un margen de hasta 30 segundos (si security-service no responde, el token sirve hasta que vence, como antes). Ante la sospecha de un compromiso, desactivar la cuenta, cambiar el secreto JWT si el compromiso afecta a la plataforma y revisar las sesiones:</w:t>
       </w:r>
     </w:p>
     <w:p>
@@ -6436,7 +6745,7 @@
         <w:t xml:space="preserve">La matriz es informativa</w:t>
       </w:r>
       <w:r>
-        <w:t xml:space="preserve">: la autorización real sigue dependiendo del rol del token, por lo que marcar o desmarcar un permiso no concede ni quita acceso a ninguna pantalla ni endpoint (ADR-015). Si un permiso ya no existe, el sistema responde "Uno de los permisos elegidos ya no existe. Recarga la página e inténtalo de nuevo."</w:t>
+        <w:t xml:space="preserve">: la autorización real sigue dependiendo del rol del token, por lo que marcar o desmarcar un permiso no concede ni quita acceso a ninguna pantalla ni endpoint (ADR-015). Desde el 21 de octubre de 2026 la pestaña y el diálogo de permisos lo explican en pantalla: los roles son fijos y el acceso lo decide el rol. Si un permiso ya no existe, el sistema responde "Uno de los permisos elegidos ya no existe. Recarga la página e inténtalo de nuevo."</w:t>
       </w:r>
     </w:p>
     <w:p>
@@ -7064,7 +7373,7 @@
         <w:pStyle w:val="FirstParagraph"/>
       </w:pPr>
       <w:r>
-        <w:t xml:space="preserve">Un rol válido no basta: cada servicio también verifica la propiedad del recurso. Un operario no puede iniciar ni finalizar un servicio asignado a otro operario, y un cliente solo llega a sus propias reservas, vehículos y pagos. Cada servicio valida el token y el rol que exige cada ruta; el gateway solo enruta las solicitudes y no valida tokens (ADR-006). Una solicitud de un rol a un recurso de otro devuelve el error 403.</w:t>
+        <w:t xml:space="preserve">Un rol válido no basta: cada servicio también verifica la propiedad del recurso. Un operario no puede iniciar ni finalizar un servicio asignado a otro operario, y un cliente solo llega a sus propias reservas, vehículos y pagos. Cada servicio valida el token y el rol que exige cada ruta; el gateway enruta las solicitudes y no revisa la firma de los tokens (ADR-006), pero desde el 21 de octubre de 2026 corta los de sesiones cerradas. Una solicitud de un rol a un recurso de otro devuelve el error 403.</w:t>
       </w:r>
     </w:p>
     <w:bookmarkEnd w:id="61"/>
@@ -8272,7 +8581,17 @@
         <w:t xml:space="preserve"> </w:t>
       </w:r>
       <w:r>
-        <w:t xml:space="preserve">gestiona las cuentas de pago del lavadero: para cada cuenta, el método (Nequi, Daviplata o transferencia bancaria), el titular, el número de cuenta, la imagen del QR (solo PNG o JPG), las instrucciones y si está activa. Los clientes ven solo las cuentas activas de los métodos que requieren comprobante; el efectivo no tiene código QR. Un código QR o una cuenta equivocados envían el dinero del lavadero a un tercero, por lo que esta información se debe revisar con cuidado.</w:t>
+        <w:t xml:space="preserve">gestiona las cuentas de pago del lavadero: para cada cuenta, el método (Nequi, Daviplata o transferencia bancaria), el titular, el número de cuenta, la imagen del QR (solo PNG o JPG), las instrucciones y si está activa. Los clientes ven solo las cuentas activas. La cuenta de efectivo (</w:t>
+      </w:r>
+      <w:r>
+        <w:rPr>
+          <w:i/>
+          <w:iCs/>
+        </w:rPr>
+        <w:t xml:space="preserve">Caja del establecimiento</w:t>
+      </w:r>
+      <w:r>
+        <w:t xml:space="preserve">) aparece en la misma lista y no tiene código QR; desde el 21 de octubre de 2026, si se desactiva, la opción Efectivo desaparece de la pantalla de pago del cliente. Un código QR o una cuenta equivocados envían el dinero del lavadero a un tercero, por lo que esta información se debe revisar con cuidado.</w:t>
       </w:r>
     </w:p>
     <w:p>
@@ -8572,6 +8891,51 @@
               <w:pStyle w:val="Compact"/>
             </w:pPr>
             <w:r>
+              <w:t xml:space="preserve">Sesión cerrada</w:t>
+            </w:r>
+          </w:p>
+        </w:tc>
+        <w:tc>
+          <w:tcPr/>
+          <w:p>
+            <w:pPr>
+              <w:pStyle w:val="Compact"/>
+            </w:pPr>
+            <w:r>
+              <w:t xml:space="preserve">El token de una sesión cerrada (cierre de sesión o cuenta desactivada) deja de servir en máximo 30 segundos (desde el 21 de octubre de 2026)</w:t>
+            </w:r>
+          </w:p>
+        </w:tc>
+        <w:tc>
+          <w:tcPr/>
+          <w:p>
+            <w:pPr>
+              <w:pStyle w:val="Compact"/>
+            </w:pPr>
+            <w:r>
+              <w:t xml:space="preserve">security-service y API Gateway (</w:t>
+            </w:r>
+            <w:r>
+              <w:rPr>
+                <w:i/>
+                <w:iCs/>
+              </w:rPr>
+              <w:t xml:space="preserve">SESSION_CHECK_*</w:t>
+            </w:r>
+            <w:r>
+              <w:t xml:space="preserve">).</w:t>
+            </w:r>
+          </w:p>
+        </w:tc>
+      </w:tr>
+      <w:tr>
+        <w:tc>
+          <w:tcPr/>
+          <w:p>
+            <w:pPr>
+              <w:pStyle w:val="Compact"/>
+            </w:pPr>
+            <w:r>
               <w:t xml:space="preserve">Bloqueo de cuenta por intentos fallidos</w:t>
             </w:r>
           </w:p>
@@ -9020,7 +9384,100 @@
         <w:t xml:space="preserve"> </w:t>
       </w:r>
       <w:r>
-        <w:t xml:space="preserve">crea cuentas de demostración). Sus valores y el procedimiento de cambio se describen en el Manual de Instalación.</w:t>
+        <w:t xml:space="preserve">crea cuentas de demostración). Las del 21 de octubre de 2026,</w:t>
+      </w:r>
+      <w:r>
+        <w:t xml:space="preserve"> </w:t>
+      </w:r>
+      <w:r>
+        <w:rPr>
+          <w:i/>
+          <w:iCs/>
+        </w:rPr>
+        <w:t xml:space="preserve">SESSION_CHECK_*</w:t>
+      </w:r>
+      <w:r>
+        <w:t xml:space="preserve"> </w:t>
+      </w:r>
+      <w:r>
+        <w:t xml:space="preserve">(chequeo de sesión del gateway),</w:t>
+      </w:r>
+      <w:r>
+        <w:t xml:space="preserve"> </w:t>
+      </w:r>
+      <w:r>
+        <w:rPr>
+          <w:i/>
+          <w:iCs/>
+        </w:rPr>
+        <w:t xml:space="preserve">BOOKING_EXPIRY_*</w:t>
+      </w:r>
+      <w:r>
+        <w:t xml:space="preserve"> </w:t>
+      </w:r>
+      <w:r>
+        <w:t xml:space="preserve">(reservas que terminaron sin cerrarse;</w:t>
+      </w:r>
+      <w:r>
+        <w:t xml:space="preserve"> </w:t>
+      </w:r>
+      <w:r>
+        <w:rPr>
+          <w:i/>
+          <w:iCs/>
+        </w:rPr>
+        <w:t xml:space="preserve">BOOKING_EXPIRY_GRACE_MINUTES</w:t>
+      </w:r>
+      <w:r>
+        <w:t xml:space="preserve"> </w:t>
+      </w:r>
+      <w:r>
+        <w:t xml:space="preserve">la usan booking-service y operations-service) y</w:t>
+      </w:r>
+      <w:r>
+        <w:t xml:space="preserve"> </w:t>
+      </w:r>
+      <w:r>
+        <w:rPr>
+          <w:i/>
+          <w:iCs/>
+        </w:rPr>
+        <w:t xml:space="preserve">FOLLOW_UP_*</w:t>
+      </w:r>
+      <w:r>
+        <w:t xml:space="preserve"> </w:t>
+      </w:r>
+      <w:r>
+        <w:t xml:space="preserve">(revisión de la lista</w:t>
+      </w:r>
+      <w:r>
+        <w:t xml:space="preserve"> </w:t>
+      </w:r>
+      <w:r>
+        <w:rPr>
+          <w:b/>
+          <w:bCs/>
+        </w:rPr>
+        <w:t xml:space="preserve">Por cerrar</w:t>
+      </w:r>
+      <w:r>
+        <w:t xml:space="preserve"> </w:t>
+      </w:r>
+      <w:r>
+        <w:t xml:space="preserve">en operations-service), tienen valor por defecto y todavía no pasan por el archivo de Compose, así que en Docker no se cambian desde</w:t>
+      </w:r>
+      <w:r>
+        <w:t xml:space="preserve"> </w:t>
+      </w:r>
+      <w:r>
+        <w:rPr>
+          <w:i/>
+          <w:iCs/>
+        </w:rPr>
+        <w:t xml:space="preserve">.env</w:t>
+      </w:r>
+      <w:r>
+        <w:t xml:space="preserve">. Sus valores y el procedimiento de cambio se describen en el Manual de Instalación.</w:t>
       </w:r>
     </w:p>
     <w:bookmarkEnd w:id="78"/>
@@ -9985,6 +10442,367 @@
           <w:b/>
           <w:bCs/>
         </w:rPr>
+        <w:t xml:space="preserve">Reservas que terminaron sin cerrarse (desde el 21 de octubre de 2026).</w:t>
+      </w:r>
+      <w:r>
+        <w:t xml:space="preserve"> </w:t>
+      </w:r>
+      <w:r>
+        <w:t xml:space="preserve">El sistema solo cierra una reserva por su cuenta cuando no hay duda de lo que pasó; en los demás casos la decisión es del administrador:</w:t>
+      </w:r>
+    </w:p>
+    <w:p>
+      <w:pPr>
+        <w:pStyle w:val="Compact"/>
+        <w:numPr>
+          <w:ilvl w:val="0"/>
+          <w:numId w:val="1035"/>
+        </w:numPr>
+      </w:pPr>
+      <w:r>
+        <w:t xml:space="preserve">Una reserva</w:t>
+      </w:r>
+      <w:r>
+        <w:t xml:space="preserve"> </w:t>
+      </w:r>
+      <w:r>
+        <w:rPr>
+          <w:b/>
+          <w:bCs/>
+        </w:rPr>
+        <w:t xml:space="preserve">Programada</w:t>
+      </w:r>
+      <w:r>
+        <w:t xml:space="preserve"> </w:t>
+      </w:r>
+      <w:r>
+        <w:t xml:space="preserve">que nunca se confirmó se cancela sola una hora después de su hora de fin, con el motivo "Venció sin confirmarse", que no aparece en la lista de motivos para cancelar a mano.</w:t>
+      </w:r>
+    </w:p>
+    <w:p>
+      <w:pPr>
+        <w:pStyle w:val="Compact"/>
+        <w:numPr>
+          <w:ilvl w:val="0"/>
+          <w:numId w:val="1035"/>
+        </w:numPr>
+      </w:pPr>
+      <w:r>
+        <w:t xml:space="preserve">Una reserva</w:t>
+      </w:r>
+      <w:r>
+        <w:t xml:space="preserve"> </w:t>
+      </w:r>
+      <w:r>
+        <w:rPr>
+          <w:b/>
+          <w:bCs/>
+        </w:rPr>
+        <w:t xml:space="preserve">Confirmada</w:t>
+      </w:r>
+      <w:r>
+        <w:t xml:space="preserve"> </w:t>
+      </w:r>
+      <w:r>
+        <w:t xml:space="preserve">que nunca tuvo operario pasa sola a</w:t>
+      </w:r>
+      <w:r>
+        <w:t xml:space="preserve"> </w:t>
+      </w:r>
+      <w:r>
+        <w:rPr>
+          <w:b/>
+          <w:bCs/>
+        </w:rPr>
+        <w:t xml:space="preserve">No asistió</w:t>
+      </w:r>
+      <w:r>
+        <w:t xml:space="preserve"> </w:t>
+      </w:r>
+      <w:r>
+        <w:t xml:space="preserve">una hora después de su fin, porque nadie pudo atenderla.</w:t>
+      </w:r>
+    </w:p>
+    <w:p>
+      <w:pPr>
+        <w:pStyle w:val="Compact"/>
+        <w:numPr>
+          <w:ilvl w:val="0"/>
+          <w:numId w:val="1035"/>
+        </w:numPr>
+      </w:pPr>
+      <w:r>
+        <w:t xml:space="preserve">Una reserva</w:t>
+      </w:r>
+      <w:r>
+        <w:t xml:space="preserve"> </w:t>
+      </w:r>
+      <w:r>
+        <w:rPr>
+          <w:b/>
+          <w:bCs/>
+        </w:rPr>
+        <w:t xml:space="preserve">Confirmada con operario</w:t>
+      </w:r>
+      <w:r>
+        <w:t xml:space="preserve"> </w:t>
+      </w:r>
+      <w:r>
+        <w:t xml:space="preserve">a la que nadie le dio</w:t>
+      </w:r>
+      <w:r>
+        <w:t xml:space="preserve"> </w:t>
+      </w:r>
+      <w:r>
+        <w:rPr>
+          <w:b/>
+          <w:bCs/>
+        </w:rPr>
+        <w:t xml:space="preserve">Iniciar</w:t>
+      </w:r>
+      <w:r>
+        <w:t xml:space="preserve"> </w:t>
+      </w:r>
+      <w:r>
+        <w:t xml:space="preserve">cuando terminó su hora, o una reserva</w:t>
+      </w:r>
+      <w:r>
+        <w:t xml:space="preserve"> </w:t>
+      </w:r>
+      <w:r>
+        <w:rPr>
+          <w:b/>
+          <w:bCs/>
+        </w:rPr>
+        <w:t xml:space="preserve">En progreso</w:t>
+      </w:r>
+      <w:r>
+        <w:t xml:space="preserve"> </w:t>
+      </w:r>
+      <w:r>
+        <w:t xml:space="preserve">que nadie finalizó una hora después de su fin, nunca se marca sola: pasa a la tarjeta</w:t>
+      </w:r>
+      <w:r>
+        <w:t xml:space="preserve"> </w:t>
+      </w:r>
+      <w:r>
+        <w:rPr>
+          <w:b/>
+          <w:bCs/>
+        </w:rPr>
+        <w:t xml:space="preserve">Por cerrar</w:t>
+      </w:r>
+      <w:r>
+        <w:t xml:space="preserve"> </w:t>
+      </w:r>
+      <w:r>
+        <w:t xml:space="preserve">del inicio. El operario recibe el aviso "¿Atendiste este servicio?" y cada administrador activo el aviso "Servicio sin registrar" (sección 12.7).</w:t>
+      </w:r>
+    </w:p>
+    <w:p>
+      <w:pPr>
+        <w:pStyle w:val="FirstParagraph"/>
+      </w:pPr>
+      <w:r>
+        <w:t xml:space="preserve">Esta regla reemplazó la primera versión del mismo día, que cerraba como No asistió toda reserva que nadie iniciaba: si el operario lavaba el vehículo y olvidaba marcar</w:t>
+      </w:r>
+      <w:r>
+        <w:t xml:space="preserve"> </w:t>
+      </w:r>
+      <w:r>
+        <w:rPr>
+          <w:b/>
+          <w:bCs/>
+        </w:rPr>
+        <w:t xml:space="preserve">Iniciar</w:t>
+      </w:r>
+      <w:r>
+        <w:t xml:space="preserve">, quedaba registrado que el cliente no llegó. En ningún caso el sistema hace reembolsos: si la reserva estaba pagada, el administrador revisa el pago en</w:t>
+      </w:r>
+      <w:r>
+        <w:t xml:space="preserve"> </w:t>
+      </w:r>
+      <w:r>
+        <w:rPr>
+          <w:b/>
+          <w:bCs/>
+        </w:rPr>
+        <w:t xml:space="preserve">Pagos</w:t>
+      </w:r>
+      <w:r>
+        <w:t xml:space="preserve"> </w:t>
+      </w:r>
+      <w:r>
+        <w:t xml:space="preserve">(sección 12.6).</w:t>
+      </w:r>
+    </w:p>
+    <w:p>
+      <w:pPr>
+        <w:pStyle w:val="BodyText"/>
+      </w:pPr>
+      <w:r>
+        <w:t xml:space="preserve">Para cerrar las reservas pendientes:</w:t>
+      </w:r>
+    </w:p>
+    <w:p>
+      <w:pPr>
+        <w:pStyle w:val="Compact"/>
+        <w:numPr>
+          <w:ilvl w:val="0"/>
+          <w:numId w:val="1036"/>
+        </w:numPr>
+      </w:pPr>
+      <w:r>
+        <w:t xml:space="preserve">Ubicar la tarjeta</w:t>
+      </w:r>
+      <w:r>
+        <w:t xml:space="preserve"> </w:t>
+      </w:r>
+      <w:r>
+        <w:rPr>
+          <w:b/>
+          <w:bCs/>
+        </w:rPr>
+        <w:t xml:space="preserve">Por cerrar</w:t>
+      </w:r>
+      <w:r>
+        <w:t xml:space="preserve"> </w:t>
+      </w:r>
+      <w:r>
+        <w:t xml:space="preserve">en el</w:t>
+      </w:r>
+      <w:r>
+        <w:t xml:space="preserve"> </w:t>
+      </w:r>
+      <w:r>
+        <w:rPr>
+          <w:b/>
+          <w:bCs/>
+        </w:rPr>
+        <w:t xml:space="preserve">Dashboard</w:t>
+      </w:r>
+      <w:r>
+        <w:t xml:space="preserve"> </w:t>
+      </w:r>
+      <w:r>
+        <w:t xml:space="preserve">de la web o en el inicio de la app móvil. Solo aparece cuando hay alguna reserva pendiente y muestra las de la última semana.</w:t>
+      </w:r>
+    </w:p>
+    <w:p>
+      <w:pPr>
+        <w:pStyle w:val="Compact"/>
+        <w:numPr>
+          <w:ilvl w:val="0"/>
+          <w:numId w:val="1036"/>
+        </w:numPr>
+      </w:pPr>
+      <w:r>
+        <w:t xml:space="preserve">Confirmar con el operario si atendió el vehículo. Si todavía es el mismo día, el operario puede registrar el servicio con</w:t>
+      </w:r>
+      <w:r>
+        <w:t xml:space="preserve"> </w:t>
+      </w:r>
+      <w:r>
+        <w:rPr>
+          <w:b/>
+          <w:bCs/>
+        </w:rPr>
+        <w:t xml:space="preserve">Iniciar</w:t>
+      </w:r>
+      <w:r>
+        <w:t xml:space="preserve"> </w:t>
+      </w:r>
+      <w:r>
+        <w:t xml:space="preserve">y</w:t>
+      </w:r>
+      <w:r>
+        <w:t xml:space="preserve"> </w:t>
+      </w:r>
+      <w:r>
+        <w:rPr>
+          <w:b/>
+          <w:bCs/>
+        </w:rPr>
+        <w:t xml:space="preserve">Finalizar</w:t>
+      </w:r>
+      <w:r>
+        <w:t xml:space="preserve"> </w:t>
+      </w:r>
+      <w:r>
+        <w:t xml:space="preserve">aunque sea tarde; así se guardan sus horas reales y la reserva sale de la lista.</w:t>
+      </w:r>
+    </w:p>
+    <w:p>
+      <w:pPr>
+        <w:pStyle w:val="Compact"/>
+        <w:numPr>
+          <w:ilvl w:val="0"/>
+          <w:numId w:val="1036"/>
+        </w:numPr>
+      </w:pPr>
+      <w:r>
+        <w:t xml:space="preserve">Si el vehículo se atendió, hacer clic en</w:t>
+      </w:r>
+      <w:r>
+        <w:t xml:space="preserve"> </w:t>
+      </w:r>
+      <w:r>
+        <w:rPr>
+          <w:b/>
+          <w:bCs/>
+        </w:rPr>
+        <w:t xml:space="preserve">Se atendió</w:t>
+      </w:r>
+      <w:r>
+        <w:t xml:space="preserve">. La reserva queda Completada sin inventar horas: sin hora de inicio no cuenta para la puntualidad del operario y sin hora de fin no suma horas trabajadas, pero sí cuenta como servicio realizado y como ingreso. El cliente no recibe el aviso de que ya puede recoger el vehículo (llegaría horas tarde), pero sí puede calificar el servicio.</w:t>
+      </w:r>
+    </w:p>
+    <w:p>
+      <w:pPr>
+        <w:pStyle w:val="Compact"/>
+        <w:numPr>
+          <w:ilvl w:val="0"/>
+          <w:numId w:val="1036"/>
+        </w:numPr>
+      </w:pPr>
+      <w:r>
+        <w:t xml:space="preserve">Si el cliente no llegó, hacer clic en</w:t>
+      </w:r>
+      <w:r>
+        <w:t xml:space="preserve"> </w:t>
+      </w:r>
+      <w:r>
+        <w:rPr>
+          <w:b/>
+          <w:bCs/>
+        </w:rPr>
+        <w:t xml:space="preserve">No asistió</w:t>
+      </w:r>
+      <w:r>
+        <w:t xml:space="preserve">. Esta opción solo aplica a una reserva que nunca se inició y el estado es definitivo.</w:t>
+      </w:r>
+    </w:p>
+    <w:p>
+      <w:pPr>
+        <w:pStyle w:val="Compact"/>
+        <w:numPr>
+          <w:ilvl w:val="0"/>
+          <w:numId w:val="1036"/>
+        </w:numPr>
+      </w:pPr>
+      <w:r>
+        <w:t xml:space="preserve">Si aparece un mensaje de que la reserva ya no está por cerrar, es porque otro administrador o el operario la cerraron antes; basta con actualizar la pantalla.</w:t>
+      </w:r>
+    </w:p>
+    <w:p>
+      <w:pPr>
+        <w:pStyle w:val="FirstParagraph"/>
+      </w:pPr>
+      <w:r>
+        <w:rPr>
+          <w:b/>
+          <w:bCs/>
+        </w:rPr>
         <w:t xml:space="preserve">Tabla 9</w:t>
       </w:r>
     </w:p>
@@ -10208,7 +11026,7 @@
               <w:pStyle w:val="Compact"/>
             </w:pPr>
             <w:r>
-              <w:t xml:space="preserve">Anulada por el cliente o por el lavadero.</w:t>
+              <w:t xml:space="preserve">Anulada por el cliente o por el lavadero, o cerrada por el sistema porque pasó una hora de su fin sin confirmarse.</w:t>
             </w:r>
           </w:p>
         </w:tc>
@@ -10243,18 +11061,18 @@
               <w:pStyle w:val="Compact"/>
             </w:pPr>
             <w:r>
-              <w:t xml:space="preserve">El cliente no llegó.</w:t>
-            </w:r>
-          </w:p>
-        </w:tc>
-        <w:tc>
-          <w:tcPr/>
-          <w:p>
-            <w:pPr>
-              <w:pStyle w:val="Compact"/>
-            </w:pPr>
-            <w:r>
-              <w:t xml:space="preserve">Registrarlo y revisar patrones.</w:t>
+              <w:t xml:space="preserve">El cliente no llegó (lo marca el administrador), o la reserva confirmada terminó sin operario hace una hora (lo marca el sistema).</w:t>
+            </w:r>
+          </w:p>
+        </w:tc>
+        <w:tc>
+          <w:tcPr/>
+          <w:p>
+            <w:pPr>
+              <w:pStyle w:val="Compact"/>
+            </w:pPr>
+            <w:r>
+              <w:t xml:space="preserve">Registrarlo, revisar patrones y, si el cliente había pagado, decidir el reembolso.</w:t>
             </w:r>
           </w:p>
         </w:tc>
@@ -10396,7 +11214,20 @@
         <w:t xml:space="preserve"> </w:t>
       </w:r>
       <w:r>
-        <w:t xml:space="preserve">del Dashboard. Una reserva reprogramada conserva su operario. El administrador asigna a mano en dos casos: cuando la reserva quedó sin operario y cuando necesita cambiar el que se asignó.</w:t>
+        <w:t xml:space="preserve">del Dashboard. Desde el 21 de octubre de 2026 el Dashboard y la pantalla</w:t>
+      </w:r>
+      <w:r>
+        <w:t xml:space="preserve"> </w:t>
+      </w:r>
+      <w:r>
+        <w:rPr>
+          <w:b/>
+          <w:bCs/>
+        </w:rPr>
+        <w:t xml:space="preserve">Reservas</w:t>
+      </w:r>
+      <w:r>
+        <w:t xml:space="preserve">, en la web y en la app móvil, usan el mismo conteo: reservas programadas o confirmadas, sin operario en ningún servicio y cuya hora todavía no termina. Una reserva reprogramada conserva su operario. El administrador asigna a mano en dos casos: cuando la reserva quedó sin operario y cuando necesita cambiar el que se asignó.</w:t>
       </w:r>
     </w:p>
     <w:p>
@@ -10404,7 +11235,7 @@
         <w:pStyle w:val="Compact"/>
         <w:numPr>
           <w:ilvl w:val="0"/>
-          <w:numId w:val="1035"/>
+          <w:numId w:val="1037"/>
         </w:numPr>
       </w:pPr>
       <w:r>
@@ -10474,7 +11305,7 @@
         <w:pStyle w:val="Compact"/>
         <w:numPr>
           <w:ilvl w:val="0"/>
-          <w:numId w:val="1035"/>
+          <w:numId w:val="1037"/>
         </w:numPr>
       </w:pPr>
       <w:r>
@@ -10541,7 +11372,7 @@
         <w:pStyle w:val="Compact"/>
         <w:numPr>
           <w:ilvl w:val="0"/>
-          <w:numId w:val="1035"/>
+          <w:numId w:val="1037"/>
         </w:numPr>
       </w:pPr>
       <w:r>
@@ -10553,7 +11384,7 @@
         <w:pStyle w:val="Compact"/>
         <w:numPr>
           <w:ilvl w:val="0"/>
-          <w:numId w:val="1035"/>
+          <w:numId w:val="1037"/>
         </w:numPr>
       </w:pPr>
       <w:r>
@@ -10586,7 +11417,7 @@
         <w:pStyle w:val="BodyText"/>
       </w:pPr>
       <w:r>
-        <w:t xml:space="preserve">Solo se pueden asignar reservas en estado SCHEDULED o CONFIRMED, y el operario se puede cambiar mientras ninguna línea de la reserva haya comenzado. Si se elige un operario que no es elegible, el servidor rechaza la asignación y explica el motivo.</w:t>
+        <w:t xml:space="preserve">Solo se pueden asignar reservas en estado SCHEDULED o CONFIRMED, y el operario se puede cambiar mientras ninguna línea de la reserva haya comenzado. Si se elige un operario que no es elegible, el servidor rechaza la asignación y explica el motivo. Si la asignación automática y una manual ocurren al mismo tiempo, el sistema las hace una después de la otra, para que un operario no quede con dos servicios a la misma hora.</w:t>
       </w:r>
     </w:p>
     <w:p>
@@ -10683,7 +11514,7 @@
         <w:pStyle w:val="Compact"/>
         <w:numPr>
           <w:ilvl w:val="0"/>
-          <w:numId w:val="1036"/>
+          <w:numId w:val="1038"/>
         </w:numPr>
       </w:pPr>
       <w:r>
@@ -10721,7 +11552,7 @@
         <w:pStyle w:val="Compact"/>
         <w:numPr>
           <w:ilvl w:val="0"/>
-          <w:numId w:val="1036"/>
+          <w:numId w:val="1038"/>
         </w:numPr>
       </w:pPr>
       <w:r>
@@ -10749,7 +11580,7 @@
         <w:pStyle w:val="Compact"/>
         <w:numPr>
           <w:ilvl w:val="0"/>
-          <w:numId w:val="1036"/>
+          <w:numId w:val="1038"/>
         </w:numPr>
       </w:pPr>
       <w:r>
@@ -10803,7 +11634,7 @@
         <w:pStyle w:val="Compact"/>
         <w:numPr>
           <w:ilvl w:val="0"/>
-          <w:numId w:val="1036"/>
+          <w:numId w:val="1038"/>
         </w:numPr>
       </w:pPr>
       <w:r>
@@ -10857,7 +11688,7 @@
         <w:pStyle w:val="Compact"/>
         <w:numPr>
           <w:ilvl w:val="0"/>
-          <w:numId w:val="1036"/>
+          <w:numId w:val="1038"/>
         </w:numPr>
       </w:pPr>
       <w:r>
@@ -10913,7 +11744,7 @@
         <w:pStyle w:val="Compact"/>
         <w:numPr>
           <w:ilvl w:val="0"/>
-          <w:numId w:val="1037"/>
+          <w:numId w:val="1039"/>
         </w:numPr>
       </w:pPr>
       <w:r>
@@ -10951,7 +11782,7 @@
         <w:pStyle w:val="Compact"/>
         <w:numPr>
           <w:ilvl w:val="0"/>
-          <w:numId w:val="1037"/>
+          <w:numId w:val="1039"/>
         </w:numPr>
       </w:pPr>
       <w:r>
@@ -11040,7 +11871,7 @@
         <w:pStyle w:val="Compact"/>
         <w:numPr>
           <w:ilvl w:val="0"/>
-          <w:numId w:val="1037"/>
+          <w:numId w:val="1039"/>
         </w:numPr>
       </w:pPr>
       <w:r>
@@ -11094,7 +11925,7 @@
         <w:pStyle w:val="Compact"/>
         <w:numPr>
           <w:ilvl w:val="0"/>
-          <w:numId w:val="1037"/>
+          <w:numId w:val="1039"/>
         </w:numPr>
       </w:pPr>
       <w:r>
@@ -11532,6 +12363,51 @@
           </w:p>
         </w:tc>
       </w:tr>
+      <w:tr>
+        <w:tc>
+          <w:tcPr/>
+          <w:p>
+            <w:pPr>
+              <w:pStyle w:val="Compact"/>
+            </w:pPr>
+            <w:r>
+              <w:t xml:space="preserve">Tamaño del comprobante</w:t>
+            </w:r>
+          </w:p>
+        </w:tc>
+        <w:tc>
+          <w:tcPr/>
+          <w:p>
+            <w:pPr>
+              <w:pStyle w:val="Compact"/>
+            </w:pPr>
+            <w:r>
+              <w:t xml:space="preserve">El servidor rechaza comprobantes de más de 2 MB (</w:t>
+            </w:r>
+            <w:r>
+              <w:rPr>
+                <w:i/>
+                <w:iCs/>
+              </w:rPr>
+              <w:t xml:space="preserve">RECEIPT_TOO_LARGE</w:t>
+            </w:r>
+            <w:r>
+              <w:t xml:space="preserve">); la web y la app los reducen antes de enviarlos.</w:t>
+            </w:r>
+          </w:p>
+        </w:tc>
+        <w:tc>
+          <w:tcPr/>
+          <w:p>
+            <w:pPr>
+              <w:pStyle w:val="Compact"/>
+            </w:pPr>
+            <w:r>
+              <w:t xml:space="preserve">Si una imagen se ve borrosa, pedir al cliente una captura de pantalla del comprobante.</w:t>
+            </w:r>
+          </w:p>
+        </w:tc>
+      </w:tr>
     </w:tbl>
     <w:p>
       <w:pPr>
@@ -11568,7 +12444,7 @@
         <w:pStyle w:val="Compact"/>
         <w:numPr>
           <w:ilvl w:val="0"/>
-          <w:numId w:val="1038"/>
+          <w:numId w:val="1040"/>
         </w:numPr>
       </w:pPr>
       <w:r>
@@ -11622,7 +12498,7 @@
         <w:pStyle w:val="Compact"/>
         <w:numPr>
           <w:ilvl w:val="0"/>
-          <w:numId w:val="1038"/>
+          <w:numId w:val="1040"/>
         </w:numPr>
       </w:pPr>
       <w:r>
@@ -11695,7 +12571,7 @@
         <w:pStyle w:val="Compact"/>
         <w:numPr>
           <w:ilvl w:val="0"/>
-          <w:numId w:val="1038"/>
+          <w:numId w:val="1040"/>
         </w:numPr>
       </w:pPr>
       <w:r>
@@ -11707,7 +12583,7 @@
         <w:pStyle w:val="Compact"/>
         <w:numPr>
           <w:ilvl w:val="0"/>
-          <w:numId w:val="1038"/>
+          <w:numId w:val="1040"/>
         </w:numPr>
       </w:pPr>
       <w:r>
@@ -12019,7 +12895,23 @@
         <w:t xml:space="preserve">Ir al inicio</w:t>
       </w:r>
       <w:r>
-        <w:t xml:space="preserve">. Todo administrador activo recibe avisos al personal en la bandeja y como notificación push (nunca por correo): una nueva reserva confirmada, una reserva movida a otra hora y una reserva cancelada (con el motivo).</w:t>
+        <w:t xml:space="preserve">. Todo administrador activo recibe avisos al personal en la bandeja y como notificación push (nunca por correo): una nueva reserva confirmada, una reserva movida a otra hora, una reserva cancelada (con el motivo) y, desde el 21 de octubre de 2026, el aviso "Servicio sin registrar" cuando una reserva con operario terminó y nadie la inició o la finalizó. Ese aviso llega una sola vez por reserva y abre el inicio, donde la reserva aparece en</w:t>
+      </w:r>
+      <w:r>
+        <w:t xml:space="preserve"> </w:t>
+      </w:r>
+      <w:r>
+        <w:rPr>
+          <w:b/>
+          <w:bCs/>
+        </w:rPr>
+        <w:t xml:space="preserve">Por cerrar</w:t>
+      </w:r>
+      <w:r>
+        <w:t xml:space="preserve"> </w:t>
+      </w:r>
+      <w:r>
+        <w:t xml:space="preserve">(sección 12.3).</w:t>
       </w:r>
     </w:p>
     <w:p>
@@ -12258,7 +13150,7 @@
         <w:pStyle w:val="Compact"/>
         <w:numPr>
           <w:ilvl w:val="0"/>
-          <w:numId w:val="1039"/>
+          <w:numId w:val="1041"/>
         </w:numPr>
       </w:pPr>
       <w:r>
@@ -12328,7 +13220,7 @@
         <w:pStyle w:val="Compact"/>
         <w:numPr>
           <w:ilvl w:val="0"/>
-          <w:numId w:val="1039"/>
+          <w:numId w:val="1041"/>
         </w:numPr>
       </w:pPr>
       <w:r>
@@ -12353,7 +13245,7 @@
         <w:pStyle w:val="Compact"/>
         <w:numPr>
           <w:ilvl w:val="0"/>
-          <w:numId w:val="1039"/>
+          <w:numId w:val="1041"/>
         </w:numPr>
       </w:pPr>
       <w:r>
@@ -12381,7 +13273,7 @@
         <w:pStyle w:val="Compact"/>
         <w:numPr>
           <w:ilvl w:val="0"/>
-          <w:numId w:val="1039"/>
+          <w:numId w:val="1041"/>
         </w:numPr>
       </w:pPr>
       <w:r>
@@ -12449,7 +13341,7 @@
         <w:pStyle w:val="Compact"/>
         <w:numPr>
           <w:ilvl w:val="0"/>
-          <w:numId w:val="1040"/>
+          <w:numId w:val="1042"/>
         </w:numPr>
       </w:pPr>
       <w:r>
@@ -12519,7 +13411,7 @@
         <w:pStyle w:val="Compact"/>
         <w:numPr>
           <w:ilvl w:val="0"/>
-          <w:numId w:val="1040"/>
+          <w:numId w:val="1042"/>
         </w:numPr>
       </w:pPr>
       <w:r>
@@ -12539,7 +13431,7 @@
         <w:t xml:space="preserve"> </w:t>
       </w:r>
       <w:r>
-        <w:t xml:space="preserve">de servicios completados e ingresos del periodo.</w:t>
+        <w:t xml:space="preserve">de servicios completados e ingresos del periodo. Desde el 21 de octubre de 2026 las tarjetas y las gráficas cuentan como servicios realizados solo las reservas completadas.</w:t>
       </w:r>
     </w:p>
     <w:p>
@@ -12547,7 +13439,7 @@
         <w:pStyle w:val="Compact"/>
         <w:numPr>
           <w:ilvl w:val="0"/>
-          <w:numId w:val="1040"/>
+          <w:numId w:val="1042"/>
         </w:numPr>
       </w:pPr>
       <w:r>
@@ -12633,7 +13525,7 @@
         <w:pStyle w:val="Compact"/>
         <w:numPr>
           <w:ilvl w:val="0"/>
-          <w:numId w:val="1040"/>
+          <w:numId w:val="1042"/>
         </w:numPr>
       </w:pPr>
       <w:r>
@@ -14371,7 +15263,7 @@
     </w:p>
     <w:bookmarkEnd w:id="104"/>
     <w:bookmarkEnd w:id="105"/>
-    <w:bookmarkStart w:id="114" w:name="Xb59337f9feba840af64d5a2303438bbbb2f844b"/>
+    <w:bookmarkStart w:id="115" w:name="Xb59337f9feba840af64d5a2303438bbbb2f844b"/>
     <w:p>
       <w:pPr>
         <w:pStyle w:val="Heading2"/>
@@ -14385,7 +15277,23 @@
         <w:pStyle w:val="FirstParagraph"/>
       </w:pPr>
       <w:r>
-        <w:t xml:space="preserve">La documentación del proyecto no define una estrategia de respaldos, porque la producción está fuera de su alcance, y la aplicación no incluye un módulo de respaldos. Por lo tanto, los respaldos son una tarea del administrador de TI sobre SQL Server y los volúmenes de Docker. Esta sección propone un procedimiento basado en las prácticas de planificación de contingencias (Swanson et al., 2010) y en la documentación de SQL Server (Microsoft, s. f.). Los valores marcados como recomendaciones los debe aprobar el equipo (Anexo B).</w:t>
+        <w:t xml:space="preserve">La documentación del proyecto no define una estrategia de respaldos, porque la producción está fuera de su alcance, y la aplicación no incluye un módulo de respaldos. Por lo tanto, los respaldos son una tarea del administrador de TI sobre SQL Server y los volúmenes de Docker. En el servidor público, desde el 21 de octubre de 2026, esa tarea está automatizada con los scripts de</w:t>
+      </w:r>
+      <w:r>
+        <w:t xml:space="preserve"> </w:t>
+      </w:r>
+      <w:r>
+        <w:rPr>
+          <w:i/>
+          <w:iCs/>
+        </w:rPr>
+        <w:t xml:space="preserve">lavarapido-infra/deploy</w:t>
+      </w:r>
+      <w:r>
+        <w:t xml:space="preserve"> </w:t>
+      </w:r>
+      <w:r>
+        <w:t xml:space="preserve">(sección 14.6); las secciones 14.1 a 14.5 sirven para un equipo local y para entender lo que hacen esos scripts. Esta sección propone un procedimiento basado en las prácticas de planificación de contingencias (Swanson et al., 2010) y en la documentación de SQL Server (Microsoft, s. f.). Los valores marcados como recomendaciones los debe aprobar el equipo (Anexo B).</w:t>
       </w:r>
     </w:p>
     <w:bookmarkStart w:id="106" w:name="X241d3c2182e9596a9bd8e3da9f3dd9425fc4de0"/>
@@ -14658,29 +15566,45 @@
               <w:pStyle w:val="Compact"/>
             </w:pPr>
             <w:r>
-              <w:t xml:space="preserve">Datos solo del navegador</w:t>
-            </w:r>
-          </w:p>
-        </w:tc>
-        <w:tc>
-          <w:tcPr/>
-          <w:p>
-            <w:pPr>
-              <w:pStyle w:val="Compact"/>
-            </w:pPr>
-            <w:r>
-              <w:t xml:space="preserve">Datos del negocio e informes de inspección.</w:t>
-            </w:r>
-          </w:p>
-        </w:tc>
-        <w:tc>
-          <w:tcPr/>
-          <w:p>
-            <w:pPr>
-              <w:pStyle w:val="Compact"/>
-            </w:pPr>
-            <w:r>
-              <w:t xml:space="preserve">No están en el servidor: el administrador de TI no los puede respaldar (sección 6.3).</w:t>
+              <w:t xml:space="preserve">Datos del negocio e informes de inspección</w:t>
+            </w:r>
+          </w:p>
+        </w:tc>
+        <w:tc>
+          <w:tcPr/>
+          <w:p>
+            <w:pPr>
+              <w:pStyle w:val="Compact"/>
+            </w:pPr>
+            <w:r>
+              <w:t xml:space="preserve">Desde el 15 de octubre de 2026 se guardan en booking-service y operations-service, dentro de</w:t>
+            </w:r>
+            <w:r>
+              <w:t xml:space="preserve"> </w:t>
+            </w:r>
+            <w:r>
+              <w:rPr>
+                <w:i/>
+                <w:iCs/>
+              </w:rPr>
+              <w:t xml:space="preserve">LavaRapido</w:t>
+            </w:r>
+            <w:r>
+              <w:t xml:space="preserve"> </w:t>
+            </w:r>
+            <w:r>
+              <w:t xml:space="preserve">(sección 6.3).</w:t>
+            </w:r>
+          </w:p>
+        </w:tc>
+        <w:tc>
+          <w:tcPr/>
+          <w:p>
+            <w:pPr>
+              <w:pStyle w:val="Compact"/>
+            </w:pPr>
+            <w:r>
+              <w:t xml:space="preserve">Quedan incluidos en el BACKUP DATABASE.</w:t>
             </w:r>
           </w:p>
         </w:tc>
@@ -15072,7 +15996,7 @@
         <w:pStyle w:val="Compact"/>
         <w:numPr>
           <w:ilvl w:val="0"/>
-          <w:numId w:val="1041"/>
+          <w:numId w:val="1043"/>
         </w:numPr>
       </w:pPr>
       <w:r>
@@ -15084,7 +16008,7 @@
         <w:pStyle w:val="Compact"/>
         <w:numPr>
           <w:ilvl w:val="0"/>
-          <w:numId w:val="1041"/>
+          <w:numId w:val="1043"/>
         </w:numPr>
       </w:pPr>
       <w:r>
@@ -15096,7 +16020,7 @@
         <w:pStyle w:val="Compact"/>
         <w:numPr>
           <w:ilvl w:val="0"/>
-          <w:numId w:val="1041"/>
+          <w:numId w:val="1043"/>
         </w:numPr>
       </w:pPr>
       <w:r>
@@ -15108,7 +16032,7 @@
         <w:pStyle w:val="Compact"/>
         <w:numPr>
           <w:ilvl w:val="0"/>
-          <w:numId w:val="1041"/>
+          <w:numId w:val="1043"/>
         </w:numPr>
       </w:pPr>
       <w:r>
@@ -15120,7 +16044,7 @@
         <w:pStyle w:val="Compact"/>
         <w:numPr>
           <w:ilvl w:val="0"/>
-          <w:numId w:val="1041"/>
+          <w:numId w:val="1043"/>
         </w:numPr>
       </w:pPr>
       <w:r>
@@ -16156,7 +17080,7 @@
         <w:pStyle w:val="Compact"/>
         <w:numPr>
           <w:ilvl w:val="0"/>
-          <w:numId w:val="1042"/>
+          <w:numId w:val="1044"/>
         </w:numPr>
       </w:pPr>
       <w:r>
@@ -16181,7 +17105,7 @@
         <w:pStyle w:val="Compact"/>
         <w:numPr>
           <w:ilvl w:val="0"/>
-          <w:numId w:val="1042"/>
+          <w:numId w:val="1044"/>
         </w:numPr>
       </w:pPr>
       <w:r>
@@ -16193,7 +17117,7 @@
         <w:pStyle w:val="Compact"/>
         <w:numPr>
           <w:ilvl w:val="0"/>
-          <w:numId w:val="1042"/>
+          <w:numId w:val="1044"/>
         </w:numPr>
       </w:pPr>
       <w:r>
@@ -16217,8 +17141,214 @@
       </w:r>
     </w:p>
     <w:bookmarkEnd w:id="113"/>
+    <w:bookmarkStart w:id="114" w:name="X5269c10167094c46e05eade47ac39495ce29dc4"/>
+    <w:p>
+      <w:pPr>
+        <w:pStyle w:val="Heading3"/>
+      </w:pPr>
+      <w:r>
+        <w:t xml:space="preserve">14.6 Respaldos Automáticos del Servidor Público</w:t>
+      </w:r>
+    </w:p>
+    <w:p>
+      <w:pPr>
+        <w:pStyle w:val="FirstParagraph"/>
+      </w:pPr>
+      <w:r>
+        <w:t xml:space="preserve">Desde el 21 de octubre de 2026 el servidor público respalda la base sin intervención (Documento de Despliegue, sección 3.2):</w:t>
+      </w:r>
+    </w:p>
+    <w:p>
+      <w:pPr>
+        <w:pStyle w:val="Compact"/>
+        <w:numPr>
+          <w:ilvl w:val="0"/>
+          <w:numId w:val="1045"/>
+        </w:numPr>
+      </w:pPr>
+      <w:r>
+        <w:rPr>
+          <w:i/>
+          <w:iCs/>
+        </w:rPr>
+        <w:t xml:space="preserve">deploy/backup-db.sh</w:t>
+      </w:r>
+      <w:r>
+        <w:t xml:space="preserve"> </w:t>
+      </w:r>
+      <w:r>
+        <w:t xml:space="preserve">hace un respaldo completo con suma de comprobación, comprueba que se puede restaurar y lo guarda comprimido en</w:t>
+      </w:r>
+      <w:r>
+        <w:t xml:space="preserve"> </w:t>
+      </w:r>
+      <w:r>
+        <w:rPr>
+          <w:i/>
+          <w:iCs/>
+        </w:rPr>
+        <w:t xml:space="preserve">~/lavarapido/backups/</w:t>
+      </w:r>
+      <w:r>
+        <w:t xml:space="preserve">, con permisos solo para su dueño (600). Se conservan los últimos 14.</w:t>
+      </w:r>
+    </w:p>
+    <w:p>
+      <w:pPr>
+        <w:pStyle w:val="Compact"/>
+        <w:numPr>
+          <w:ilvl w:val="0"/>
+          <w:numId w:val="1045"/>
+        </w:numPr>
+      </w:pPr>
+      <w:r>
+        <w:t xml:space="preserve">Corre antes de cada actualización (si falla,</w:t>
+      </w:r>
+      <w:r>
+        <w:t xml:space="preserve"> </w:t>
+      </w:r>
+      <w:r>
+        <w:rPr>
+          <w:i/>
+          <w:iCs/>
+        </w:rPr>
+        <w:t xml:space="preserve">update-server.sh</w:t>
+      </w:r>
+      <w:r>
+        <w:t xml:space="preserve"> </w:t>
+      </w:r>
+      <w:r>
+        <w:t xml:space="preserve">no actualiza), 5 minutos después de encender la máquina virtual y todos los días a las 23:00 UTC (6:00 p. m. en Colombia) si está encendida.</w:t>
+      </w:r>
+    </w:p>
+    <w:p>
+      <w:pPr>
+        <w:pStyle w:val="Compact"/>
+        <w:numPr>
+          <w:ilvl w:val="0"/>
+          <w:numId w:val="1045"/>
+        </w:numPr>
+      </w:pPr>
+      <w:r>
+        <w:t xml:space="preserve">Después de cada respaldo programado,</w:t>
+      </w:r>
+      <w:r>
+        <w:t xml:space="preserve"> </w:t>
+      </w:r>
+      <w:r>
+        <w:rPr>
+          <w:i/>
+          <w:iCs/>
+        </w:rPr>
+        <w:t xml:space="preserve">deploy/verify-backup.sh</w:t>
+      </w:r>
+      <w:r>
+        <w:t xml:space="preserve"> </w:t>
+      </w:r>
+      <w:r>
+        <w:t xml:space="preserve">lo restaura con otro nombre, revisa que tenga las tablas de la base real y lo borra. Así la prueba de restauración de la sección 14.2 se hace todos los días, sin tocar la base real.</w:t>
+      </w:r>
+    </w:p>
+    <w:p>
+      <w:pPr>
+        <w:pStyle w:val="Compact"/>
+        <w:numPr>
+          <w:ilvl w:val="0"/>
+          <w:numId w:val="1045"/>
+        </w:numPr>
+      </w:pPr>
+      <w:r>
+        <w:t xml:space="preserve">Cada respaldo, verificación y restauración queda en</w:t>
+      </w:r>
+      <w:r>
+        <w:t xml:space="preserve"> </w:t>
+      </w:r>
+      <w:r>
+        <w:rPr>
+          <w:i/>
+          <w:iCs/>
+        </w:rPr>
+        <w:t xml:space="preserve">~/lavarapido/backups/backup.log</w:t>
+      </w:r>
+      <w:r>
+        <w:t xml:space="preserve">:</w:t>
+      </w:r>
+      <w:r>
+        <w:t xml:space="preserve"> </w:t>
+      </w:r>
+      <w:r>
+        <w:rPr>
+          <w:i/>
+          <w:iCs/>
+        </w:rPr>
+        <w:t xml:space="preserve">tail -20</w:t>
+      </w:r>
+      <w:r>
+        <w:t xml:space="preserve"> </w:t>
+      </w:r>
+      <w:r>
+        <w:t xml:space="preserve">muestra lo último y</w:t>
+      </w:r>
+      <w:r>
+        <w:t xml:space="preserve"> </w:t>
+      </w:r>
+      <w:r>
+        <w:rPr>
+          <w:i/>
+          <w:iCs/>
+        </w:rPr>
+        <w:t xml:space="preserve">grep FALLÓ</w:t>
+      </w:r>
+      <w:r>
+        <w:t xml:space="preserve"> </w:t>
+      </w:r>
+      <w:r>
+        <w:t xml:space="preserve">solo los problemas.</w:t>
+      </w:r>
+    </w:p>
+    <w:p>
+      <w:pPr>
+        <w:pStyle w:val="Compact"/>
+        <w:numPr>
+          <w:ilvl w:val="0"/>
+          <w:numId w:val="1045"/>
+        </w:numPr>
+      </w:pPr>
+      <w:r>
+        <w:t xml:space="preserve">La base usa el modelo de recuperación SIMPLE: con respaldos completos no hacen falta respaldos del registro de transacciones, y el registro no crece sin límite.</w:t>
+      </w:r>
+    </w:p>
+    <w:p>
+      <w:pPr>
+        <w:pStyle w:val="Compact"/>
+        <w:numPr>
+          <w:ilvl w:val="0"/>
+          <w:numId w:val="1045"/>
+        </w:numPr>
+      </w:pPr>
+      <w:r>
+        <w:t xml:space="preserve">Los respaldos viven en el mismo disco de la máquina virtual: protegen de un error o de una migración mala, no de perder la máquina. Para cumplir la regla 3-2-1 de la Tabla 13, copiarlos al computador del administrador de TI con</w:t>
+      </w:r>
+      <w:r>
+        <w:t xml:space="preserve"> </w:t>
+      </w:r>
+      <w:r>
+        <w:rPr>
+          <w:i/>
+          <w:iCs/>
+        </w:rPr>
+        <w:t xml:space="preserve">scp</w:t>
+      </w:r>
+      <w:r>
+        <w:t xml:space="preserve"> </w:t>
+      </w:r>
+      <w:r>
+        <w:t xml:space="preserve">o tomar una instantánea del disco en Azure.</w:t>
+      </w:r>
+    </w:p>
     <w:bookmarkEnd w:id="114"/>
-    <w:bookmarkStart w:id="122" w:name="Xa6507cf530425e8bd917c263862ed8d116e9317"/>
+    <w:bookmarkEnd w:id="115"/>
+    <w:bookmarkStart w:id="123" w:name="Xa6507cf530425e8bd917c263862ed8d116e9317"/>
     <w:p>
       <w:pPr>
         <w:pStyle w:val="Heading2"/>
@@ -16235,7 +17365,7 @@
         <w:t xml:space="preserve">Restaurar sobrescribe los datos actuales con los del respaldo: se pierde todo lo registrado después de él. Por esa razón, la restauración debe ser una decisión autorizada y registrada, nunca una reacción improvisada.</w:t>
       </w:r>
     </w:p>
-    <w:bookmarkStart w:id="115" w:name="X1c084625bee2c484dbafc45315298d8c91f5df3"/>
+    <w:bookmarkStart w:id="116" w:name="X1c084625bee2c484dbafc45315298d8c91f5df3"/>
     <w:p>
       <w:pPr>
         <w:pStyle w:val="Heading3"/>
@@ -16426,8 +17556,8 @@
         </w:tc>
       </w:tr>
     </w:tbl>
-    <w:bookmarkEnd w:id="115"/>
-    <w:bookmarkStart w:id="116" w:name="Xd0618684eba670373cd7420bd5300c223c0b60e"/>
+    <w:bookmarkEnd w:id="116"/>
+    <w:bookmarkStart w:id="117" w:name="Xd0618684eba670373cd7420bd5300c223c0b60e"/>
     <w:p>
       <w:pPr>
         <w:pStyle w:val="Heading3"/>
@@ -16441,7 +17571,7 @@
         <w:pStyle w:val="Compact"/>
         <w:numPr>
           <w:ilvl w:val="0"/>
-          <w:numId w:val="1043"/>
+          <w:numId w:val="1046"/>
         </w:numPr>
       </w:pPr>
       <w:r>
@@ -16453,7 +17583,7 @@
         <w:pStyle w:val="Compact"/>
         <w:numPr>
           <w:ilvl w:val="0"/>
-          <w:numId w:val="1043"/>
+          <w:numId w:val="1046"/>
         </w:numPr>
       </w:pPr>
       <w:r>
@@ -16465,7 +17595,7 @@
         <w:pStyle w:val="Compact"/>
         <w:numPr>
           <w:ilvl w:val="0"/>
-          <w:numId w:val="1043"/>
+          <w:numId w:val="1046"/>
         </w:numPr>
       </w:pPr>
       <w:r>
@@ -16477,7 +17607,7 @@
         <w:pStyle w:val="Compact"/>
         <w:numPr>
           <w:ilvl w:val="0"/>
-          <w:numId w:val="1043"/>
+          <w:numId w:val="1046"/>
         </w:numPr>
       </w:pPr>
       <w:r>
@@ -16489,7 +17619,7 @@
         <w:pStyle w:val="Compact"/>
         <w:numPr>
           <w:ilvl w:val="0"/>
-          <w:numId w:val="1043"/>
+          <w:numId w:val="1046"/>
         </w:numPr>
       </w:pPr>
       <w:r>
@@ -16501,7 +17631,7 @@
         <w:pStyle w:val="Compact"/>
         <w:numPr>
           <w:ilvl w:val="0"/>
-          <w:numId w:val="1043"/>
+          <w:numId w:val="1046"/>
         </w:numPr>
       </w:pPr>
       <w:r>
@@ -16513,7 +17643,7 @@
         <w:pStyle w:val="Compact"/>
         <w:numPr>
           <w:ilvl w:val="0"/>
-          <w:numId w:val="1043"/>
+          <w:numId w:val="1046"/>
         </w:numPr>
       </w:pPr>
       <w:r>
@@ -16525,7 +17655,7 @@
         <w:pStyle w:val="Compact"/>
         <w:numPr>
           <w:ilvl w:val="0"/>
-          <w:numId w:val="1043"/>
+          <w:numId w:val="1046"/>
         </w:numPr>
       </w:pPr>
       <w:r>
@@ -16821,7 +17951,7 @@
         <w:pStyle w:val="FirstParagraph"/>
       </w:pPr>
       <w:r>
-        <w:t xml:space="preserve">La opción</w:t>
+        <w:t xml:space="preserve">En el servidor público se usa</w:t>
       </w:r>
       <w:r>
         <w:t xml:space="preserve"> </w:t>
@@ -16831,6 +17961,57 @@
           <w:i/>
           <w:iCs/>
         </w:rPr>
+        <w:t xml:space="preserve">bash ~/lavarapido/lavarapido-infra/deploy/restore-db.sh</w:t>
+      </w:r>
+      <w:r>
+        <w:rPr>
+          <w:i/>
+          <w:iCs/>
+        </w:rPr>
+        <w:t xml:space="preserve"> </w:t>
+      </w:r>
+      <w:r>
+        <w:rPr>
+          <w:rStyle w:val="VerbatimChar"/>
+          <w:i/>
+          <w:iCs/>
+        </w:rPr>
+        <w:t xml:space="preserve">&lt;ARCHIVO&gt;</w:t>
+      </w:r>
+      <w:r>
+        <w:rPr>
+          <w:i/>
+          <w:iCs/>
+        </w:rPr>
+        <w:t xml:space="preserve">.bak.gz</w:t>
+      </w:r>
+      <w:r>
+        <w:t xml:space="preserve">: pide escribir RESTAURAR, guarda antes un respaldo de cómo estaba la base, detiene los siete servicios, restaura y los vuelve a levantar (de 2 a 3 minutos sin servicio). Con</w:t>
+      </w:r>
+      <w:r>
+        <w:t xml:space="preserve"> </w:t>
+      </w:r>
+      <w:r>
+        <w:rPr>
+          <w:i/>
+          <w:iCs/>
+        </w:rPr>
+        <w:t xml:space="preserve">--as LavaRapido_prueba</w:t>
+      </w:r>
+      <w:r>
+        <w:t xml:space="preserve"> </w:t>
+      </w:r>
+      <w:r>
+        <w:t xml:space="preserve">la restaura con otro nombre, sin tocar la base real, para revisar un respaldo. La opción</w:t>
+      </w:r>
+      <w:r>
+        <w:t xml:space="preserve"> </w:t>
+      </w:r>
+      <w:r>
+        <w:rPr>
+          <w:i/>
+          <w:iCs/>
+        </w:rPr>
         <w:t xml:space="preserve">WITH REPLACE</w:t>
       </w:r>
       <w:r>
@@ -16840,8 +18021,8 @@
         <w:t xml:space="preserve">sobrescribe la base de datos existente: usarla solo cuando se esté seguro del respaldo elegido. Si el comando falla a mitad de camino, la base de datos puede quedar en estado de restauración o en modo de un solo usuario; no reiniciar el contenedor sin revisar el registro de SQL Server.</w:t>
       </w:r>
     </w:p>
-    <w:bookmarkEnd w:id="116"/>
-    <w:bookmarkStart w:id="117" w:name="Xc6d13f280ea437be3eeb2f6ba9d718f6dde71ec"/>
+    <w:bookmarkEnd w:id="117"/>
+    <w:bookmarkStart w:id="118" w:name="Xc6d13f280ea437be3eeb2f6ba9d718f6dde71ec"/>
     <w:p>
       <w:pPr>
         <w:pStyle w:val="Heading3"/>
@@ -16855,7 +18036,7 @@
         <w:pStyle w:val="Compact"/>
         <w:numPr>
           <w:ilvl w:val="0"/>
-          <w:numId w:val="1044"/>
+          <w:numId w:val="1047"/>
         </w:numPr>
       </w:pPr>
       <w:r>
@@ -16867,7 +18048,7 @@
         <w:pStyle w:val="Compact"/>
         <w:numPr>
           <w:ilvl w:val="0"/>
-          <w:numId w:val="1044"/>
+          <w:numId w:val="1047"/>
         </w:numPr>
       </w:pPr>
       <w:r>
@@ -16911,7 +18092,7 @@
         <w:pStyle w:val="Compact"/>
         <w:numPr>
           <w:ilvl w:val="0"/>
-          <w:numId w:val="1044"/>
+          <w:numId w:val="1047"/>
         </w:numPr>
       </w:pPr>
       <w:r>
@@ -16923,7 +18104,7 @@
         <w:pStyle w:val="Compact"/>
         <w:numPr>
           <w:ilvl w:val="0"/>
-          <w:numId w:val="1044"/>
+          <w:numId w:val="1047"/>
         </w:numPr>
       </w:pPr>
       <w:r>
@@ -16935,7 +18116,7 @@
         <w:pStyle w:val="Compact"/>
         <w:numPr>
           <w:ilvl w:val="0"/>
-          <w:numId w:val="1044"/>
+          <w:numId w:val="1047"/>
         </w:numPr>
       </w:pPr>
       <w:r>
@@ -16966,8 +18147,8 @@
         <w:t xml:space="preserve">Los pagos transferidos a la cuenta del lavadero y no registrados por causa de la restauración se deben comparar con el extracto bancario y recuperar con los clientes.</w:t>
       </w:r>
     </w:p>
-    <w:bookmarkEnd w:id="117"/>
-    <w:bookmarkStart w:id="121" w:name="Xc0ca52c7ec661b4fbf6f536f877200bc8a3071f"/>
+    <w:bookmarkEnd w:id="118"/>
+    <w:bookmarkStart w:id="122" w:name="Xc0ca52c7ec661b4fbf6f536f877200bc8a3071f"/>
     <w:p>
       <w:pPr>
         <w:pStyle w:val="Heading3"/>
@@ -17017,18 +18198,18 @@
           <wp:inline>
             <wp:extent cx="5334000" cy="3915734"/>
             <wp:effectExtent b="0" l="0" r="0" t="0"/>
-            <wp:docPr descr="Verificación Posterior a la Restauración" title="" id="119" name="Picture"/>
+            <wp:docPr descr="Verificación Posterior a la Restauración" title="" id="120" name="Picture"/>
             <a:graphic>
               <a:graphicData uri="http://schemas.openxmlformats.org/drawingml/2006/picture">
                 <pic:pic>
                   <pic:nvPicPr>
-                    <pic:cNvPr descr="capturas/administrador-13-verificacion-posterior-a-la-restauracion.png" id="120" name="Picture"/>
+                    <pic:cNvPr descr="capturas/administrador-13-verificacion-posterior-a-la-restauracion.png" id="121" name="Picture"/>
                     <pic:cNvPicPr>
                       <a:picLocks noChangeArrowheads="1" noChangeAspect="1"/>
                     </pic:cNvPicPr>
                   </pic:nvPicPr>
                   <pic:blipFill>
-                    <a:blip r:embed="rId118"/>
+                    <a:blip r:embed="rId119"/>
                     <a:stretch>
                       <a:fillRect/>
                     </a:stretch>
@@ -17055,9 +18236,9 @@
         </w:drawing>
       </w:r>
     </w:p>
-    <w:bookmarkEnd w:id="121"/>
     <w:bookmarkEnd w:id="122"/>
-    <w:bookmarkStart w:id="129" w:name="Xd5a17fa436a7164e46dbbe8da6c9a646c29c0df"/>
+    <w:bookmarkEnd w:id="123"/>
+    <w:bookmarkStart w:id="130" w:name="Xd5a17fa436a7164e46dbbe8da6c9a646c29c0df"/>
     <w:p>
       <w:pPr>
         <w:pStyle w:val="Heading2"/>
@@ -17066,7 +18247,7 @@
         <w:t xml:space="preserve">16. Auditoría e Historial de Acciones</w:t>
       </w:r>
     </w:p>
-    <w:bookmarkStart w:id="123" w:name="X663f0ab6ef6da21fce8d6d26fc8db668584c0fa"/>
+    <w:bookmarkStart w:id="124" w:name="X663f0ab6ef6da21fce8d6d26fc8db668584c0fa"/>
     <w:p>
       <w:pPr>
         <w:pStyle w:val="Heading3"/>
@@ -17551,8 +18732,8 @@
         <w:t xml:space="preserve">Elaborado por los autores a partir de los changelogs de los servicios. Los registros nunca deben contener contraseñas, tokens ni el contenido de los comprobantes (Kent y Souppaya, 2006).</w:t>
       </w:r>
     </w:p>
-    <w:bookmarkEnd w:id="123"/>
-    <w:bookmarkStart w:id="124" w:name="X22fd9cb7df27000538b50e9b1226638fed3caed"/>
+    <w:bookmarkEnd w:id="124"/>
+    <w:bookmarkStart w:id="125" w:name="X22fd9cb7df27000538b50e9b1226638fed3caed"/>
     <w:p>
       <w:pPr>
         <w:pStyle w:val="Heading3"/>
@@ -18077,8 +19258,8 @@
         <w:t xml:space="preserve">, SYSUTCDATETIME());</w:t>
       </w:r>
     </w:p>
-    <w:bookmarkEnd w:id="124"/>
-    <w:bookmarkStart w:id="128" w:name="X14ca12c6dbf2efb3be20040dcd258eba13ae9ed"/>
+    <w:bookmarkEnd w:id="125"/>
+    <w:bookmarkStart w:id="129" w:name="X14ca12c6dbf2efb3be20040dcd258eba13ae9ed"/>
     <w:p>
       <w:pPr>
         <w:pStyle w:val="Heading3"/>
@@ -18092,7 +19273,7 @@
         <w:pStyle w:val="Compact"/>
         <w:numPr>
           <w:ilvl w:val="0"/>
-          <w:numId w:val="1045"/>
+          <w:numId w:val="1048"/>
         </w:numPr>
       </w:pPr>
       <w:r>
@@ -18104,7 +19285,7 @@
         <w:pStyle w:val="Compact"/>
         <w:numPr>
           <w:ilvl w:val="0"/>
-          <w:numId w:val="1045"/>
+          <w:numId w:val="1048"/>
         </w:numPr>
       </w:pPr>
       <w:r>
@@ -18116,7 +19297,7 @@
         <w:pStyle w:val="Compact"/>
         <w:numPr>
           <w:ilvl w:val="0"/>
-          <w:numId w:val="1045"/>
+          <w:numId w:val="1048"/>
         </w:numPr>
       </w:pPr>
       <w:r>
@@ -18128,7 +19309,7 @@
         <w:pStyle w:val="Compact"/>
         <w:numPr>
           <w:ilvl w:val="0"/>
-          <w:numId w:val="1045"/>
+          <w:numId w:val="1048"/>
         </w:numPr>
       </w:pPr>
       <w:r>
@@ -18181,18 +19362,18 @@
           <wp:inline>
             <wp:extent cx="5334000" cy="1972339"/>
             <wp:effectExtent b="0" l="0" r="0" t="0"/>
-            <wp:docPr descr="Consulta del Historial de Sesiones" title="" id="126" name="Picture"/>
+            <wp:docPr descr="Consulta del Historial de Sesiones" title="" id="127" name="Picture"/>
             <a:graphic>
               <a:graphicData uri="http://schemas.openxmlformats.org/drawingml/2006/picture">
                 <pic:pic>
                   <pic:nvPicPr>
-                    <pic:cNvPr descr="capturas/administrador-14-consulta-del-historial-de-sesiones.png" id="127" name="Picture"/>
+                    <pic:cNvPr descr="capturas/administrador-14-consulta-del-historial-de-sesiones.png" id="128" name="Picture"/>
                     <pic:cNvPicPr>
                       <a:picLocks noChangeArrowheads="1" noChangeAspect="1"/>
                     </pic:cNvPicPr>
                   </pic:nvPicPr>
                   <pic:blipFill>
-                    <a:blip r:embed="rId125"/>
+                    <a:blip r:embed="rId126"/>
                     <a:stretch>
                       <a:fillRect/>
                     </a:stretch>
@@ -18219,9 +19400,9 @@
         </w:drawing>
       </w:r>
     </w:p>
-    <w:bookmarkEnd w:id="128"/>
     <w:bookmarkEnd w:id="129"/>
-    <w:bookmarkStart w:id="138" w:name="Xe4994f6129621ff9dbc5c92fe45d5ee254447cd"/>
+    <w:bookmarkEnd w:id="130"/>
+    <w:bookmarkStart w:id="139" w:name="Xe4994f6129621ff9dbc5c92fe45d5ee254447cd"/>
     <w:p>
       <w:pPr>
         <w:pStyle w:val="Heading2"/>
@@ -18238,7 +19419,7 @@
         <w:t xml:space="preserve">La política de seguridad del proyecto se basa en la defensa en profundidad, el mínimo privilegio, los valores seguros por defecto, la seguridad desde el diseño y la confianza cero. Las siguientes recomendaciones se alinean con los controles del NIST (Joint Task Force, 2020) y con el OWASP Top 10 (OWASP Foundation, 2021).</w:t>
       </w:r>
     </w:p>
-    <w:bookmarkStart w:id="130" w:name="Xbd95e7b5552ef51e1bec8840c4beed3313a769d"/>
+    <w:bookmarkStart w:id="131" w:name="Xbd95e7b5552ef51e1bec8840c4beed3313a769d"/>
     <w:p>
       <w:pPr>
         <w:pStyle w:val="Heading3"/>
@@ -18252,7 +19433,7 @@
         <w:pStyle w:val="Compact"/>
         <w:numPr>
           <w:ilvl w:val="0"/>
-          <w:numId w:val="1046"/>
+          <w:numId w:val="1049"/>
         </w:numPr>
       </w:pPr>
       <w:r>
@@ -18264,7 +19445,7 @@
         <w:pStyle w:val="Compact"/>
         <w:numPr>
           <w:ilvl w:val="0"/>
-          <w:numId w:val="1046"/>
+          <w:numId w:val="1049"/>
         </w:numPr>
       </w:pPr>
       <w:r>
@@ -18276,7 +19457,7 @@
         <w:pStyle w:val="Compact"/>
         <w:numPr>
           <w:ilvl w:val="0"/>
-          <w:numId w:val="1046"/>
+          <w:numId w:val="1049"/>
         </w:numPr>
       </w:pPr>
       <w:r>
@@ -18288,7 +19469,7 @@
         <w:pStyle w:val="Compact"/>
         <w:numPr>
           <w:ilvl w:val="0"/>
-          <w:numId w:val="1046"/>
+          <w:numId w:val="1049"/>
         </w:numPr>
       </w:pPr>
       <w:r>
@@ -18300,7 +19481,7 @@
         <w:pStyle w:val="Compact"/>
         <w:numPr>
           <w:ilvl w:val="0"/>
-          <w:numId w:val="1046"/>
+          <w:numId w:val="1049"/>
         </w:numPr>
       </w:pPr>
       <w:r>
@@ -18312,15 +19493,15 @@
         <w:pStyle w:val="Compact"/>
         <w:numPr>
           <w:ilvl w:val="0"/>
-          <w:numId w:val="1046"/>
+          <w:numId w:val="1049"/>
         </w:numPr>
       </w:pPr>
       <w:r>
         <w:t xml:space="preserve">Cerrar la sesión al terminar y no ingresar desde equipos compartidos.</w:t>
       </w:r>
     </w:p>
-    <w:bookmarkEnd w:id="130"/>
-    <w:bookmarkStart w:id="131" w:name="Xa369057f31555d58bc9378bb6e2602f716b4f16"/>
+    <w:bookmarkEnd w:id="131"/>
+    <w:bookmarkStart w:id="132" w:name="Xa369057f31555d58bc9378bb6e2602f716b4f16"/>
     <w:p>
       <w:pPr>
         <w:pStyle w:val="Heading3"/>
@@ -18376,8 +19557,8 @@
         <w:t xml:space="preserve">), lo que sirve como prueba del consentimiento. El administrador debe consultar solo los datos necesarios para su función, no copiarlos en medios personales y atender las solicitudes de acceso o corrección de los titulares. No se recogen datos de tarjetas. Los respaldos y las exportaciones heredan la obligación de protección.</w:t>
       </w:r>
     </w:p>
-    <w:bookmarkEnd w:id="131"/>
-    <w:bookmarkStart w:id="132" w:name="X40b20b85ba97f8b453a9035f612d3bd463ebcfd"/>
+    <w:bookmarkEnd w:id="132"/>
+    <w:bookmarkStart w:id="133" w:name="X40b20b85ba97f8b453a9035f612d3bd463ebcfd"/>
     <w:p>
       <w:pPr>
         <w:pStyle w:val="Heading3"/>
@@ -18391,7 +19572,7 @@
         <w:pStyle w:val="Compact"/>
         <w:numPr>
           <w:ilvl w:val="0"/>
-          <w:numId w:val="1047"/>
+          <w:numId w:val="1050"/>
         </w:numPr>
       </w:pPr>
       <w:r>
@@ -18432,7 +19613,7 @@
         <w:pStyle w:val="Compact"/>
         <w:numPr>
           <w:ilvl w:val="0"/>
-          <w:numId w:val="1047"/>
+          <w:numId w:val="1050"/>
         </w:numPr>
       </w:pPr>
       <w:r>
@@ -18473,7 +19654,7 @@
         <w:pStyle w:val="Compact"/>
         <w:numPr>
           <w:ilvl w:val="0"/>
-          <w:numId w:val="1047"/>
+          <w:numId w:val="1050"/>
         </w:numPr>
       </w:pPr>
       <w:r>
@@ -18498,7 +19679,7 @@
         <w:pStyle w:val="Compact"/>
         <w:numPr>
           <w:ilvl w:val="0"/>
-          <w:numId w:val="1047"/>
+          <w:numId w:val="1050"/>
         </w:numPr>
       </w:pPr>
       <w:r>
@@ -18547,8 +19728,8 @@
         <w:t xml:space="preserve">).</w:t>
       </w:r>
     </w:p>
-    <w:bookmarkEnd w:id="132"/>
-    <w:bookmarkStart w:id="133" w:name="X8caef793e9c2ec5a13052b1f604565c56e8f991"/>
+    <w:bookmarkEnd w:id="133"/>
+    <w:bookmarkStart w:id="134" w:name="X8caef793e9c2ec5a13052b1f604565c56e8f991"/>
     <w:p>
       <w:pPr>
         <w:pStyle w:val="Heading3"/>
@@ -18562,7 +19743,7 @@
         <w:pStyle w:val="Compact"/>
         <w:numPr>
           <w:ilvl w:val="0"/>
-          <w:numId w:val="1048"/>
+          <w:numId w:val="1051"/>
         </w:numPr>
       </w:pPr>
       <w:r>
@@ -18574,11 +19755,37 @@
         <w:pStyle w:val="Compact"/>
         <w:numPr>
           <w:ilvl w:val="0"/>
-          <w:numId w:val="1048"/>
+          <w:numId w:val="1051"/>
         </w:numPr>
       </w:pPr>
       <w:r>
-        <w:t xml:space="preserve">Fuera del entorno local, usar HTTPS con TLS 1.2 o superior.</w:t>
+        <w:t xml:space="preserve">Fuera del entorno local, usar HTTPS con TLS 1.2 o superior. En el servidor público, Caddy agrega además encabezados de seguridad y una política de contenido (CSP) desde el 20 de octubre de 2026, y Docker revisa la salud de cada contenedor cada 30 segundos (</w:t>
+      </w:r>
+      <w:r>
+        <w:rPr>
+          <w:i/>
+          <w:iCs/>
+        </w:rPr>
+        <w:t xml:space="preserve">docker compose ps</w:t>
+      </w:r>
+      <w:r>
+        <w:t xml:space="preserve"> </w:t>
+      </w:r>
+      <w:r>
+        <w:t xml:space="preserve">muestra</w:t>
+      </w:r>
+      <w:r>
+        <w:t xml:space="preserve"> </w:t>
+      </w:r>
+      <w:r>
+        <w:rPr>
+          <w:i/>
+          <w:iCs/>
+        </w:rPr>
+        <w:t xml:space="preserve">healthy</w:t>
+      </w:r>
+      <w:r>
+        <w:t xml:space="preserve">).</w:t>
       </w:r>
     </w:p>
     <w:p>
@@ -18586,15 +19793,15 @@
         <w:pStyle w:val="Compact"/>
         <w:numPr>
           <w:ilvl w:val="0"/>
-          <w:numId w:val="1048"/>
+          <w:numId w:val="1051"/>
         </w:numPr>
       </w:pPr>
       <w:r>
         <w:t xml:space="preserve">El gateway no aplica un límite de solicitudes. El bloqueo de cuentas frena a quien intenta adivinar contraseñas, pero en un servidor expuesto a internet conviene agregar también un límite de solicitudes en el proxy (Caddy) o en el gateway.</w:t>
       </w:r>
     </w:p>
-    <w:bookmarkEnd w:id="133"/>
-    <w:bookmarkStart w:id="134" w:name="X22d781bc3d89d2124e8a75ff7e61d4ff41d790d"/>
+    <w:bookmarkEnd w:id="134"/>
+    <w:bookmarkStart w:id="135" w:name="X22d781bc3d89d2124e8a75ff7e61d4ff41d790d"/>
     <w:p>
       <w:pPr>
         <w:pStyle w:val="Heading3"/>
@@ -18672,18 +19879,18 @@
               <w:pStyle w:val="Compact"/>
             </w:pPr>
             <w:r>
-              <w:t xml:space="preserve">Un token no se revoca antes de vencer (1 hora).</w:t>
-            </w:r>
-          </w:p>
-        </w:tc>
-        <w:tc>
-          <w:tcPr/>
-          <w:p>
-            <w:pPr>
-              <w:pStyle w:val="Compact"/>
-            </w:pPr>
-            <w:r>
-              <w:t xml:space="preserve">Desactivar la cuenta y, si es grave, rotar el secreto JWT.</w:t>
+              <w:t xml:space="preserve">El token de una sesión cerrada todavía sirve hasta 30 segundos (o hasta que vence, si security-service no responde).</w:t>
+            </w:r>
+          </w:p>
+        </w:tc>
+        <w:tc>
+          <w:tcPr/>
+          <w:p>
+            <w:pPr>
+              <w:pStyle w:val="Compact"/>
+            </w:pPr>
+            <w:r>
+              <w:t xml:space="preserve">Desactivar la cuenta, que cierra todas sus sesiones, y, si es grave, rotar el secreto JWT.</w:t>
             </w:r>
           </w:p>
         </w:tc>
@@ -18875,8 +20082,8 @@
         <w:t xml:space="preserve">Elaborado por los autores a partir de ADR-004, ADR-006, ADR-008, ADR-015 y el backlog técnico del proyecto.</w:t>
       </w:r>
     </w:p>
-    <w:bookmarkEnd w:id="134"/>
-    <w:bookmarkStart w:id="135" w:name="Xacf6e5c8ba8cbabe8c6fab43e20ea603390ae87"/>
+    <w:bookmarkEnd w:id="135"/>
+    <w:bookmarkStart w:id="136" w:name="Xacf6e5c8ba8cbabe8c6fab43e20ea603390ae87"/>
     <w:p>
       <w:pPr>
         <w:pStyle w:val="Heading3"/>
@@ -18996,7 +20203,20 @@
               <w:pStyle w:val="Compact"/>
             </w:pPr>
             <w:r>
-              <w:t xml:space="preserve">El archivo del día y la bitácora de respaldos.</w:t>
+              <w:t xml:space="preserve">El archivo del día y la bitácora de respaldos (en el servidor público,</w:t>
+            </w:r>
+            <w:r>
+              <w:t xml:space="preserve"> </w:t>
+            </w:r>
+            <w:r>
+              <w:rPr>
+                <w:i/>
+                <w:iCs/>
+              </w:rPr>
+              <w:t xml:space="preserve">tail -5 ~/lavarapido/backups/backup.log</w:t>
+            </w:r>
+            <w:r>
+              <w:t xml:space="preserve">).</w:t>
             </w:r>
           </w:p>
         </w:tc>
@@ -19238,7 +20458,23 @@
               <w:pStyle w:val="Compact"/>
             </w:pPr>
             <w:r>
-              <w:t xml:space="preserve">Verificación de la sección 15.3.</w:t>
+              <w:t xml:space="preserve">Verificación de la sección 15.3 (en el servidor público,</w:t>
+            </w:r>
+            <w:r>
+              <w:t xml:space="preserve"> </w:t>
+            </w:r>
+            <w:r>
+              <w:rPr>
+                <w:i/>
+                <w:iCs/>
+              </w:rPr>
+              <w:t xml:space="preserve">verify-backup.sh</w:t>
+            </w:r>
+            <w:r>
+              <w:t xml:space="preserve"> </w:t>
+            </w:r>
+            <w:r>
+              <w:t xml:space="preserve">lo hace cada día).</w:t>
             </w:r>
           </w:p>
         </w:tc>
@@ -19636,8 +20872,8 @@
         <w:t xml:space="preserve">"DBCC CHECKDB ([LavaRapido]) WITH NO_INFOMSGS"</w:t>
       </w:r>
     </w:p>
-    <w:bookmarkEnd w:id="135"/>
-    <w:bookmarkStart w:id="136" w:name="X2b52c1efcf70773268391d6de5e4987650a3851"/>
+    <w:bookmarkEnd w:id="136"/>
+    <w:bookmarkStart w:id="137" w:name="X2b52c1efcf70773268391d6de5e4987650a3851"/>
     <w:p>
       <w:pPr>
         <w:pStyle w:val="Heading3"/>
@@ -20035,6 +21271,41 @@
               <w:pStyle w:val="Compact"/>
             </w:pPr>
             <w:r>
+              <w:t xml:space="preserve">Reservas en Por cerrar</w:t>
+            </w:r>
+          </w:p>
+        </w:tc>
+        <w:tc>
+          <w:tcPr/>
+          <w:p>
+            <w:pPr>
+              <w:pStyle w:val="Compact"/>
+            </w:pPr>
+            <w:r>
+              <w:t xml:space="preserve">El operario atendió el vehículo pero no marcó Iniciar o Finalizar, o el cliente no llegó.</w:t>
+            </w:r>
+          </w:p>
+        </w:tc>
+        <w:tc>
+          <w:tcPr/>
+          <w:p>
+            <w:pPr>
+              <w:pStyle w:val="Compact"/>
+            </w:pPr>
+            <w:r>
+              <w:t xml:space="preserve">Preguntar al operario y cerrar con Se atendió o No asistió (sección 12.3); recordar al equipo registrar cada servicio.</w:t>
+            </w:r>
+          </w:p>
+        </w:tc>
+      </w:tr>
+      <w:tr>
+        <w:tc>
+          <w:tcPr/>
+          <w:p>
+            <w:pPr>
+              <w:pStyle w:val="Compact"/>
+            </w:pPr>
+            <w:r>
               <w:t xml:space="preserve">Los pagos fallan a través del gateway en Docker</w:t>
             </w:r>
           </w:p>
@@ -20457,8 +21728,8 @@
         <w:t xml:space="preserve">Los problemas de instalación se detallan en el Manual de Instalación, sección 17.</w:t>
       </w:r>
     </w:p>
-    <w:bookmarkEnd w:id="136"/>
-    <w:bookmarkStart w:id="137" w:name="X0cf51028e4ede3c0c2e07e13d8762078c090165"/>
+    <w:bookmarkEnd w:id="137"/>
+    <w:bookmarkStart w:id="138" w:name="X0cf51028e4ede3c0c2e07e13d8762078c090165"/>
     <w:p>
       <w:pPr>
         <w:pStyle w:val="Heading3"/>
@@ -20707,9 +21978,9 @@
         <w:t xml:space="preserve">Todo incidente se debe registrar con la fecha, quién lo detectó, la descripción, la severidad, la causa, las acciones, el resultado y las medidas para evitar que se repita (Anexo C).</w:t>
       </w:r>
     </w:p>
-    <w:bookmarkEnd w:id="137"/>
     <w:bookmarkEnd w:id="138"/>
-    <w:bookmarkStart w:id="139" w:name="X6fdd594c10465666e273a650d034cc54d5f3d24"/>
+    <w:bookmarkEnd w:id="139"/>
+    <w:bookmarkStart w:id="140" w:name="X6fdd594c10465666e273a650d034cc54d5f3d24"/>
     <w:p>
       <w:pPr>
         <w:pStyle w:val="Heading2"/>
@@ -21075,18 +22346,18 @@
               <w:pStyle w:val="Compact"/>
             </w:pPr>
             <w:r>
-              <w:t xml:space="preserve">Puntos de fidelización</w:t>
-            </w:r>
-          </w:p>
-        </w:tc>
-        <w:tc>
-          <w:tcPr/>
-          <w:p>
-            <w:pPr>
-              <w:pStyle w:val="Compact"/>
-            </w:pPr>
-            <w:r>
-              <w:t xml:space="preserve">Puntos que suma cada servicio cuando se aprueba su pago; se revierten si el pago se reembolsa.</w:t>
+              <w:t xml:space="preserve">Por cerrar</w:t>
+            </w:r>
+          </w:p>
+        </w:tc>
+        <w:tc>
+          <w:tcPr/>
+          <w:p>
+            <w:pPr>
+              <w:pStyle w:val="Compact"/>
+            </w:pPr>
+            <w:r>
+              <w:t xml:space="preserve">Tarjeta del inicio con las reservas con operario que terminaron sin registrarse; el administrador las cierra con Se atendió o No asistió.</w:t>
             </w:r>
           </w:p>
         </w:tc>
@@ -21099,18 +22370,18 @@
               <w:pStyle w:val="Compact"/>
             </w:pPr>
             <w:r>
-              <w:t xml:space="preserve">Reembolso</w:t>
-            </w:r>
-          </w:p>
-        </w:tc>
-        <w:tc>
-          <w:tcPr/>
-          <w:p>
-            <w:pPr>
-              <w:pStyle w:val="Compact"/>
-            </w:pPr>
-            <w:r>
-              <w:t xml:space="preserve">Devolución del dinero de un pago aprobado, que revierte los puntos de la reserva.</w:t>
+              <w:t xml:space="preserve">Puntos de fidelización</w:t>
+            </w:r>
+          </w:p>
+        </w:tc>
+        <w:tc>
+          <w:tcPr/>
+          <w:p>
+            <w:pPr>
+              <w:pStyle w:val="Compact"/>
+            </w:pPr>
+            <w:r>
+              <w:t xml:space="preserve">Puntos que suma cada servicio cuando se aprueba su pago; se revierten si el pago se reembolsa.</w:t>
             </w:r>
           </w:p>
         </w:tc>
@@ -21123,18 +22394,18 @@
               <w:pStyle w:val="Compact"/>
             </w:pPr>
             <w:r>
-              <w:t xml:space="preserve">Respaldo</w:t>
-            </w:r>
-          </w:p>
-        </w:tc>
-        <w:tc>
-          <w:tcPr/>
-          <w:p>
-            <w:pPr>
-              <w:pStyle w:val="Compact"/>
-            </w:pPr>
-            <w:r>
-              <w:t xml:space="preserve">Copia de la base de datos que permite recuperarla.</w:t>
+              <w:t xml:space="preserve">Reembolso</w:t>
+            </w:r>
+          </w:p>
+        </w:tc>
+        <w:tc>
+          <w:tcPr/>
+          <w:p>
+            <w:pPr>
+              <w:pStyle w:val="Compact"/>
+            </w:pPr>
+            <w:r>
+              <w:t xml:space="preserve">Devolución del dinero de un pago aprobado, que revierte los puntos de la reserva.</w:t>
             </w:r>
           </w:p>
         </w:tc>
@@ -21147,18 +22418,18 @@
               <w:pStyle w:val="Compact"/>
             </w:pPr>
             <w:r>
-              <w:t xml:space="preserve">RPO</w:t>
-            </w:r>
-          </w:p>
-        </w:tc>
-        <w:tc>
-          <w:tcPr/>
-          <w:p>
-            <w:pPr>
-              <w:pStyle w:val="Compact"/>
-            </w:pPr>
-            <w:r>
-              <w:t xml:space="preserve">Pérdida máxima de datos aceptable, medida en tiempo.</w:t>
+              <w:t xml:space="preserve">Respaldo</w:t>
+            </w:r>
+          </w:p>
+        </w:tc>
+        <w:tc>
+          <w:tcPr/>
+          <w:p>
+            <w:pPr>
+              <w:pStyle w:val="Compact"/>
+            </w:pPr>
+            <w:r>
+              <w:t xml:space="preserve">Copia de la base de datos que permite recuperarla.</w:t>
             </w:r>
           </w:p>
         </w:tc>
@@ -21171,18 +22442,18 @@
               <w:pStyle w:val="Compact"/>
             </w:pPr>
             <w:r>
-              <w:t xml:space="preserve">RTO</w:t>
-            </w:r>
-          </w:p>
-        </w:tc>
-        <w:tc>
-          <w:tcPr/>
-          <w:p>
-            <w:pPr>
-              <w:pStyle w:val="Compact"/>
-            </w:pPr>
-            <w:r>
-              <w:t xml:space="preserve">Tiempo máximo aceptable para recuperar el servicio.</w:t>
+              <w:t xml:space="preserve">RPO</w:t>
+            </w:r>
+          </w:p>
+        </w:tc>
+        <w:tc>
+          <w:tcPr/>
+          <w:p>
+            <w:pPr>
+              <w:pStyle w:val="Compact"/>
+            </w:pPr>
+            <w:r>
+              <w:t xml:space="preserve">Pérdida máxima de datos aceptable, medida en tiempo.</w:t>
             </w:r>
           </w:p>
         </w:tc>
@@ -21195,6 +22466,30 @@
               <w:pStyle w:val="Compact"/>
             </w:pPr>
             <w:r>
+              <w:t xml:space="preserve">RTO</w:t>
+            </w:r>
+          </w:p>
+        </w:tc>
+        <w:tc>
+          <w:tcPr/>
+          <w:p>
+            <w:pPr>
+              <w:pStyle w:val="Compact"/>
+            </w:pPr>
+            <w:r>
+              <w:t xml:space="preserve">Tiempo máximo aceptable para recuperar el servicio.</w:t>
+            </w:r>
+          </w:p>
+        </w:tc>
+      </w:tr>
+      <w:tr>
+        <w:tc>
+          <w:tcPr/>
+          <w:p>
+            <w:pPr>
+              <w:pStyle w:val="Compact"/>
+            </w:pPr>
+            <w:r>
               <w:t xml:space="preserve">Severidad</w:t>
             </w:r>
           </w:p>
@@ -21230,8 +22525,8 @@
         <w:t xml:space="preserve">Elaborado por los autores a partir de la documentación del proyecto.</w:t>
       </w:r>
     </w:p>
-    <w:bookmarkEnd w:id="139"/>
-    <w:bookmarkStart w:id="150" w:name="referencias"/>
+    <w:bookmarkEnd w:id="140"/>
+    <w:bookmarkStart w:id="151" w:name="referencias"/>
     <w:p>
       <w:pPr>
         <w:pStyle w:val="Heading2"/>
@@ -21263,7 +22558,7 @@
       <w:r>
         <w:t xml:space="preserve"> </w:t>
       </w:r>
-      <w:hyperlink r:id="rId140">
+      <w:hyperlink r:id="rId141">
         <w:r>
           <w:rPr>
             <w:rStyle w:val="Hyperlink"/>
@@ -21298,7 +22593,7 @@
       <w:r>
         <w:t xml:space="preserve"> </w:t>
       </w:r>
-      <w:hyperlink r:id="rId141">
+      <w:hyperlink r:id="rId142">
         <w:r>
           <w:rPr>
             <w:rStyle w:val="Hyperlink"/>
@@ -21333,7 +22628,7 @@
       <w:r>
         <w:t xml:space="preserve"> </w:t>
       </w:r>
-      <w:hyperlink r:id="rId142">
+      <w:hyperlink r:id="rId143">
         <w:r>
           <w:rPr>
             <w:rStyle w:val="Hyperlink"/>
@@ -21368,7 +22663,7 @@
       <w:r>
         <w:t xml:space="preserve"> </w:t>
       </w:r>
-      <w:hyperlink r:id="rId143">
+      <w:hyperlink r:id="rId144">
         <w:r>
           <w:rPr>
             <w:rStyle w:val="Hyperlink"/>
@@ -21403,7 +22698,7 @@
       <w:r>
         <w:t xml:space="preserve"> </w:t>
       </w:r>
-      <w:hyperlink r:id="rId144">
+      <w:hyperlink r:id="rId145">
         <w:r>
           <w:rPr>
             <w:rStyle w:val="Hyperlink"/>
@@ -21438,7 +22733,7 @@
       <w:r>
         <w:t xml:space="preserve"> </w:t>
       </w:r>
-      <w:hyperlink r:id="rId145">
+      <w:hyperlink r:id="rId146">
         <w:r>
           <w:rPr>
             <w:rStyle w:val="Hyperlink"/>
@@ -21473,7 +22768,7 @@
       <w:r>
         <w:t xml:space="preserve"> </w:t>
       </w:r>
-      <w:hyperlink r:id="rId146">
+      <w:hyperlink r:id="rId147">
         <w:r>
           <w:rPr>
             <w:rStyle w:val="Hyperlink"/>
@@ -21505,7 +22800,7 @@
       <w:r>
         <w:t xml:space="preserve"> </w:t>
       </w:r>
-      <w:hyperlink r:id="rId147">
+      <w:hyperlink r:id="rId148">
         <w:r>
           <w:rPr>
             <w:rStyle w:val="Hyperlink"/>
@@ -21537,7 +22832,7 @@
       <w:r>
         <w:t xml:space="preserve"> </w:t>
       </w:r>
-      <w:hyperlink r:id="rId148">
+      <w:hyperlink r:id="rId149">
         <w:r>
           <w:rPr>
             <w:rStyle w:val="Hyperlink"/>
@@ -21596,7 +22891,7 @@
       <w:r>
         <w:t xml:space="preserve"> </w:t>
       </w:r>
-      <w:hyperlink r:id="rId149">
+      <w:hyperlink r:id="rId150">
         <w:r>
           <w:rPr>
             <w:rStyle w:val="Hyperlink"/>
@@ -21605,8 +22900,8 @@
         </w:r>
       </w:hyperlink>
     </w:p>
-    <w:bookmarkEnd w:id="150"/>
-    <w:bookmarkStart w:id="155" w:name="X80b0218b51872906238fd110cf3fb8467fb66bf"/>
+    <w:bookmarkEnd w:id="151"/>
+    <w:bookmarkStart w:id="156" w:name="X80b0218b51872906238fd110cf3fb8467fb66bf"/>
     <w:p>
       <w:pPr>
         <w:pStyle w:val="Heading2"/>
@@ -21615,7 +22910,7 @@
         <w:t xml:space="preserve">19. Anexos</w:t>
       </w:r>
     </w:p>
-    <w:bookmarkStart w:id="151" w:name="anexo-a-origen-de-las-capturas"/>
+    <w:bookmarkStart w:id="152" w:name="anexo-a-origen-de-las-capturas"/>
     <w:p>
       <w:pPr>
         <w:pStyle w:val="Heading3"/>
@@ -21671,8 +22966,8 @@
         <w:t xml:space="preserve">.</w:t>
       </w:r>
     </w:p>
-    <w:bookmarkEnd w:id="151"/>
-    <w:bookmarkStart w:id="152" w:name="Xc98337fea243bbd6c61e22d02a7b280ae810696"/>
+    <w:bookmarkEnd w:id="152"/>
+    <w:bookmarkStart w:id="153" w:name="Xc98337fea243bbd6c61e22d02a7b280ae810696"/>
     <w:p>
       <w:pPr>
         <w:pStyle w:val="Heading3"/>
@@ -21843,7 +23138,7 @@
               <w:pStyle w:val="Compact"/>
             </w:pPr>
             <w:r>
-              <w:t xml:space="preserve">No definidos; los valores propuestos se deben aprobar.</w:t>
+              <w:t xml:space="preserve">En el servidor público los respaldos son automáticos y se verifican cada día (sección 14.6); faltan aprobar los objetivos RPO y RTO y una copia fuera de la máquina virtual.</w:t>
             </w:r>
           </w:p>
         </w:tc>
@@ -21983,8 +23278,8 @@
         <w:t xml:space="preserve">Elaborado por los autores a partir de la verificación del código fuente y del backlog técnico del proyecto.</w:t>
       </w:r>
     </w:p>
-    <w:bookmarkEnd w:id="152"/>
-    <w:bookmarkStart w:id="153" w:name="Xf56c5f7caa122d71cddfd8510860859110ae06b"/>
+    <w:bookmarkEnd w:id="153"/>
+    <w:bookmarkStart w:id="154" w:name="Xf56c5f7caa122d71cddfd8510860859110ae06b"/>
     <w:p>
       <w:pPr>
         <w:pStyle w:val="Heading3"/>
@@ -22268,8 +23563,8 @@
         </w:tc>
       </w:tr>
     </w:tbl>
-    <w:bookmarkEnd w:id="153"/>
-    <w:bookmarkStart w:id="154" w:name="X4dd1fb3daea29299baaf27f8538e456a52eadf9"/>
+    <w:bookmarkEnd w:id="154"/>
+    <w:bookmarkStart w:id="155" w:name="X4dd1fb3daea29299baaf27f8538e456a52eadf9"/>
     <w:p>
       <w:pPr>
         <w:pStyle w:val="Heading3"/>
@@ -22574,9 +23869,9 @@
         <w:t xml:space="preserve">Adaptado de la lista de verificación de la guía para elaborar manuales de software (SENA, 2026).</w:t>
       </w:r>
     </w:p>
-    <w:bookmarkEnd w:id="154"/>
     <w:bookmarkEnd w:id="155"/>
     <w:bookmarkEnd w:id="156"/>
+    <w:bookmarkEnd w:id="157"/>
     <w:sectPr>
       <w:footnotePr>
         <w:numRestart w:val="eachSect"/>
@@ -23305,34 +24600,7 @@
     </w:lvlOverride>
   </w:num>
   <w:num w:numId="1035">
-    <w:abstractNumId w:val="99411"/>
-    <w:lvlOverride w:ilvl="0">
-      <w:startOverride w:val="1"/>
-    </w:lvlOverride>
-    <w:lvlOverride w:ilvl="1">
-      <w:startOverride w:val="1"/>
-    </w:lvlOverride>
-    <w:lvlOverride w:ilvl="2">
-      <w:startOverride w:val="1"/>
-    </w:lvlOverride>
-    <w:lvlOverride w:ilvl="3">
-      <w:startOverride w:val="1"/>
-    </w:lvlOverride>
-    <w:lvlOverride w:ilvl="4">
-      <w:startOverride w:val="1"/>
-    </w:lvlOverride>
-    <w:lvlOverride w:ilvl="5">
-      <w:startOverride w:val="1"/>
-    </w:lvlOverride>
-    <w:lvlOverride w:ilvl="6">
-      <w:startOverride w:val="1"/>
-    </w:lvlOverride>
-    <w:lvlOverride w:ilvl="7">
-      <w:startOverride w:val="1"/>
-    </w:lvlOverride>
-    <w:lvlOverride w:ilvl="8">
-      <w:startOverride w:val="1"/>
-    </w:lvlOverride>
+    <w:abstractNumId w:val="991"/>
   </w:num>
   <w:num w:numId="1036">
     <w:abstractNumId w:val="99411"/>
@@ -23515,7 +24783,34 @@
     </w:lvlOverride>
   </w:num>
   <w:num w:numId="1042">
-    <w:abstractNumId w:val="991"/>
+    <w:abstractNumId w:val="99411"/>
+    <w:lvlOverride w:ilvl="0">
+      <w:startOverride w:val="1"/>
+    </w:lvlOverride>
+    <w:lvlOverride w:ilvl="1">
+      <w:startOverride w:val="1"/>
+    </w:lvlOverride>
+    <w:lvlOverride w:ilvl="2">
+      <w:startOverride w:val="1"/>
+    </w:lvlOverride>
+    <w:lvlOverride w:ilvl="3">
+      <w:startOverride w:val="1"/>
+    </w:lvlOverride>
+    <w:lvlOverride w:ilvl="4">
+      <w:startOverride w:val="1"/>
+    </w:lvlOverride>
+    <w:lvlOverride w:ilvl="5">
+      <w:startOverride w:val="1"/>
+    </w:lvlOverride>
+    <w:lvlOverride w:ilvl="6">
+      <w:startOverride w:val="1"/>
+    </w:lvlOverride>
+    <w:lvlOverride w:ilvl="7">
+      <w:startOverride w:val="1"/>
+    </w:lvlOverride>
+    <w:lvlOverride w:ilvl="8">
+      <w:startOverride w:val="1"/>
+    </w:lvlOverride>
   </w:num>
   <w:num w:numId="1043">
     <w:abstractNumId w:val="99411"/>
@@ -23554,12 +24849,48 @@
     <w:abstractNumId w:val="991"/>
   </w:num>
   <w:num w:numId="1046">
-    <w:abstractNumId w:val="991"/>
+    <w:abstractNumId w:val="99411"/>
+    <w:lvlOverride w:ilvl="0">
+      <w:startOverride w:val="1"/>
+    </w:lvlOverride>
+    <w:lvlOverride w:ilvl="1">
+      <w:startOverride w:val="1"/>
+    </w:lvlOverride>
+    <w:lvlOverride w:ilvl="2">
+      <w:startOverride w:val="1"/>
+    </w:lvlOverride>
+    <w:lvlOverride w:ilvl="3">
+      <w:startOverride w:val="1"/>
+    </w:lvlOverride>
+    <w:lvlOverride w:ilvl="4">
+      <w:startOverride w:val="1"/>
+    </w:lvlOverride>
+    <w:lvlOverride w:ilvl="5">
+      <w:startOverride w:val="1"/>
+    </w:lvlOverride>
+    <w:lvlOverride w:ilvl="6">
+      <w:startOverride w:val="1"/>
+    </w:lvlOverride>
+    <w:lvlOverride w:ilvl="7">
+      <w:startOverride w:val="1"/>
+    </w:lvlOverride>
+    <w:lvlOverride w:ilvl="8">
+      <w:startOverride w:val="1"/>
+    </w:lvlOverride>
   </w:num>
   <w:num w:numId="1047">
     <w:abstractNumId w:val="991"/>
   </w:num>
   <w:num w:numId="1048">
+    <w:abstractNumId w:val="991"/>
+  </w:num>
+  <w:num w:numId="1049">
+    <w:abstractNumId w:val="991"/>
+  </w:num>
+  <w:num w:numId="1050">
+    <w:abstractNumId w:val="991"/>
+  </w:num>
+  <w:num w:numId="1051">
     <w:abstractNumId w:val="991"/>
   </w:num>
 </w:numbering>

--- a/09_MANUALES/ES/WORD/09_Manual_De_Administrador.docx
+++ b/09_MANUALES/ES/WORD/09_Manual_De_Administrador.docx
@@ -72,7 +72,7 @@
         <w:pStyle w:val="BodyText"/>
       </w:pPr>
       <w:r>
-        <w:t xml:space="preserve">Tipo de manual: Manual de administrador (administradores del negocio y administradores de TI) · Versión 4.10</w:t>
+        <w:t xml:space="preserve">Tipo de manual: Manual de administrador (administradores del negocio y administradores de TI) · Versión 4.11</w:t>
       </w:r>
     </w:p>
     <w:bookmarkStart w:id="9" w:name="control-de-versiones"/>
@@ -1179,6 +1179,52 @@
             </w:r>
             <w:r>
               <w:t xml:space="preserve">ya publicada el 26 de octubre de 2026 (14.6).</w:t>
+            </w:r>
+          </w:p>
+        </w:tc>
+        <w:tc>
+          <w:tcPr/>
+          <w:p>
+            <w:pPr>
+              <w:pStyle w:val="Compact"/>
+            </w:pPr>
+            <w:r>
+              <w:t xml:space="preserve">Equipo de desarrollo</w:t>
+            </w:r>
+          </w:p>
+        </w:tc>
+      </w:tr>
+      <w:tr>
+        <w:tc>
+          <w:tcPr/>
+          <w:p>
+            <w:pPr>
+              <w:pStyle w:val="Compact"/>
+            </w:pPr>
+            <w:r>
+              <w:t xml:space="preserve">4.11</w:t>
+            </w:r>
+          </w:p>
+        </w:tc>
+        <w:tc>
+          <w:tcPr/>
+          <w:p>
+            <w:pPr>
+              <w:pStyle w:val="Compact"/>
+            </w:pPr>
+            <w:r>
+              <w:t xml:space="preserve">2026-10-26</w:t>
+            </w:r>
+          </w:p>
+        </w:tc>
+        <w:tc>
+          <w:tcPr/>
+          <w:p>
+            <w:pPr>
+              <w:pStyle w:val="Compact"/>
+            </w:pPr>
+            <w:r>
+              <w:t xml:space="preserve">El despliegue continuo está activo desde el 26 de octubre de 2026 (14.6).</w:t>
             </w:r>
           </w:p>
         </w:tc>
@@ -18860,43 +18906,29 @@
           <w:b/>
           <w:bCs/>
         </w:rPr>
-        <w:t xml:space="preserve">Despliegue continuo (fusionado en</w:t>
-      </w:r>
-      <w:r>
-        <w:rPr>
-          <w:b/>
-          <w:bCs/>
-        </w:rPr>
-        <w:t xml:space="preserve"> </w:t>
-      </w:r>
-      <w:r>
-        <w:rPr>
-          <w:b/>
-          <w:bCs/>
+        <w:t xml:space="preserve">Despliegue continuo (activo desde el 26 de octubre de 2026).</w:t>
+      </w:r>
+      <w:r>
+        <w:t xml:space="preserve"> </w:t>
+      </w:r>
+      <w:r>
+        <w:t xml:space="preserve">Cada fusión aprobada a</w:t>
+      </w:r>
+      <w:r>
+        <w:t xml:space="preserve"> </w:t>
+      </w:r>
+      <w:r>
+        <w:rPr>
           <w:i/>
           <w:iCs/>
         </w:rPr>
-        <w:t xml:space="preserve">develop</w:t>
-      </w:r>
-      <w:r>
-        <w:rPr>
-          <w:b/>
-          <w:bCs/>
-        </w:rPr>
-        <w:t xml:space="preserve"> </w:t>
-      </w:r>
-      <w:r>
-        <w:rPr>
-          <w:b/>
-          <w:bCs/>
-        </w:rPr>
-        <w:t xml:space="preserve">el 24 de octubre de 2026; falta crear los secretos).</w:t>
-      </w:r>
-      <w:r>
-        <w:t xml:space="preserve"> </w:t>
-      </w:r>
-      <w:r>
-        <w:t xml:space="preserve">Desde ese día</w:t>
+        <w:t xml:space="preserve">main</w:t>
+      </w:r>
+      <w:r>
+        <w:t xml:space="preserve"> </w:t>
+      </w:r>
+      <w:r>
+        <w:t xml:space="preserve">despliega sola (Documento de Despliegue, secciones 1.3.12 y 4.3.4). Desde ese día</w:t>
       </w:r>
       <w:r>
         <w:t xml:space="preserve"> </w:t>

--- a/09_MANUALES/ES/WORD/09_Manual_De_Administrador.docx
+++ b/09_MANUALES/ES/WORD/09_Manual_De_Administrador.docx
@@ -72,7 +72,7 @@
         <w:pStyle w:val="BodyText"/>
       </w:pPr>
       <w:r>
-        <w:t xml:space="preserve">Tipo de manual: Manual de administrador (administradores del negocio y administradores de TI) · Versión 4.11</w:t>
+        <w:t xml:space="preserve">Tipo de manual: Manual de administrador (administradores del negocio y administradores de TI) · Versión 4.12</w:t>
       </w:r>
     </w:p>
     <w:bookmarkStart w:id="9" w:name="control-de-versiones"/>
@@ -1225,6 +1225,52 @@
             </w:pPr>
             <w:r>
               <w:t xml:space="preserve">El despliegue continuo está activo desde el 26 de octubre de 2026 (14.6).</w:t>
+            </w:r>
+          </w:p>
+        </w:tc>
+        <w:tc>
+          <w:tcPr/>
+          <w:p>
+            <w:pPr>
+              <w:pStyle w:val="Compact"/>
+            </w:pPr>
+            <w:r>
+              <w:t xml:space="preserve">Equipo de desarrollo</w:t>
+            </w:r>
+          </w:p>
+        </w:tc>
+      </w:tr>
+      <w:tr>
+        <w:tc>
+          <w:tcPr/>
+          <w:p>
+            <w:pPr>
+              <w:pStyle w:val="Compact"/>
+            </w:pPr>
+            <w:r>
+              <w:t xml:space="preserve">4.12</w:t>
+            </w:r>
+          </w:p>
+        </w:tc>
+        <w:tc>
+          <w:tcPr/>
+          <w:p>
+            <w:pPr>
+              <w:pStyle w:val="Compact"/>
+            </w:pPr>
+            <w:r>
+              <w:t xml:space="preserve">2026-10-27</w:t>
+            </w:r>
+          </w:p>
+        </w:tc>
+        <w:tc>
+          <w:tcPr/>
+          <w:p>
+            <w:pPr>
+              <w:pStyle w:val="Compact"/>
+            </w:pPr>
+            <w:r>
+              <w:t xml:space="preserve">Máximo 10 servicios por reserva y alternativas que respetan las otras reservas del vehículo (gestión de reservas).</w:t>
             </w:r>
           </w:p>
         </w:tc>
@@ -11741,6 +11787,18 @@
       </w:r>
       <w:r>
         <w:t xml:space="preserve">el cliente puede tener como máximo una reserva activa en efectivo; el cupo vuelve cuando esa reserva se completa, se cancela o queda como No asistió (no cuando el administrador registra el pago). El administrador registra el pago cuando el cliente paga (sección 12.6).</w:t>
+      </w:r>
+    </w:p>
+    <w:p>
+      <w:pPr>
+        <w:pStyle w:val="Compact"/>
+        <w:numPr>
+          <w:ilvl w:val="0"/>
+          <w:numId w:val="1035"/>
+        </w:numPr>
+      </w:pPr>
+      <w:r>
+        <w:t xml:space="preserve">Una reserva admite como máximo 10 servicios (desde el 27 de octubre de 2026). Si la hora elegida ya no está libre, las horas alternativas que ofrece el sistema no incluyen las que se cruzan con otra reserva del mismo vehículo.</w:t>
       </w:r>
     </w:p>
     <w:p>

--- a/09_MANUALES/ES/WORD/09_Manual_De_Administrador.docx
+++ b/09_MANUALES/ES/WORD/09_Manual_De_Administrador.docx
@@ -64,7 +64,7 @@
         <w:pStyle w:val="BodyText"/>
       </w:pPr>
       <w:r>
-        <w:t xml:space="preserve">26 de octubre de 2026</w:t>
+        <w:t xml:space="preserve">27 de octubre de 2026</w:t>
       </w:r>
     </w:p>
     <w:p>
